--- a/hin/docx/39.content.docx
+++ b/hin/docx/39.content.docx
@@ -707,6 +707,20 @@
       </w:r>
       <w:r>
         <w:rPr>
+          <w:lang w:val="hi_IN" w:bidi="hi_IN"/>
+        </w:rPr>
+        <w:t>מַשָּׂ֥א דְבַר־יְהוָ֖ה</w:t>
+      </w:r>
+    </w:p>
+    <w:p>
+      <w:pPr/>
+      <w:r>
+        <w:rPr>
+          <w:lang w:val="hi_IN" w:bidi="hi_IN"/>
+        </w:rPr>
+      </w:r>
+      <w:r>
+        <w:rPr>
           <w:b/>
           <w:lang w:val="hi_IN" w:bidi="hi_IN"/>
         </w:rPr>
@@ -843,6 +857,20 @@
       </w:r>
       <w:r>
         <w:rPr>
+          <w:lang w:val="hi_IN" w:bidi="hi_IN"/>
+        </w:rPr>
+        <w:t>דְבַר־יְהוָ֖ה</w:t>
+      </w:r>
+    </w:p>
+    <w:p>
+      <w:pPr/>
+      <w:r>
+        <w:rPr>
+          <w:lang w:val="hi_IN" w:bidi="hi_IN"/>
+        </w:rPr>
+      </w:r>
+      <w:r>
+        <w:rPr>
           <w:b/>
           <w:lang w:val="hi_IN" w:bidi="hi_IN"/>
         </w:rPr>
@@ -965,6 +993,20 @@
       </w:r>
       <w:r>
         <w:rPr>
+          <w:lang w:val="hi_IN" w:bidi="hi_IN"/>
+        </w:rPr>
+        <w:t>אֶל־יִשְׂרָאֵ֑ל</w:t>
+      </w:r>
+    </w:p>
+    <w:p>
+      <w:pPr/>
+      <w:r>
+        <w:rPr>
+          <w:lang w:val="hi_IN" w:bidi="hi_IN"/>
+        </w:rPr>
+      </w:r>
+      <w:r>
+        <w:rPr>
           <w:b/>
           <w:lang w:val="hi_IN" w:bidi="hi_IN"/>
         </w:rPr>
@@ -1061,6 +1103,20 @@
       </w:r>
       <w:r>
         <w:rPr>
+          <w:lang w:val="hi_IN" w:bidi="hi_IN"/>
+        </w:rPr>
+        <w:t>בְּ⁠יַ֖ד</w:t>
+      </w:r>
+    </w:p>
+    <w:p>
+      <w:pPr/>
+      <w:r>
+        <w:rPr>
+          <w:lang w:val="hi_IN" w:bidi="hi_IN"/>
+        </w:rPr>
+      </w:r>
+      <w:r>
+        <w:rPr>
           <w:b/>
           <w:lang w:val="hi_IN" w:bidi="hi_IN"/>
         </w:rPr>
@@ -1184,6 +1240,20 @@
       </w:r>
       <w:r>
         <w:rPr>
+          <w:lang w:val="hi_IN" w:bidi="hi_IN"/>
+        </w:rPr>
+        <w:t>מַלְאָכִֽי</w:t>
+      </w:r>
+    </w:p>
+    <w:p>
+      <w:pPr/>
+      <w:r>
+        <w:rPr>
+          <w:lang w:val="hi_IN" w:bidi="hi_IN"/>
+        </w:rPr>
+      </w:r>
+      <w:r>
+        <w:rPr>
           <w:b/>
           <w:lang w:val="hi_IN" w:bidi="hi_IN"/>
         </w:rPr>
@@ -1280,6 +1350,20 @@
       </w:r>
       <w:r>
         <w:rPr>
+          <w:lang w:val="hi_IN" w:bidi="hi_IN"/>
+        </w:rPr>
+        <w:t>אָהַ֤בְתִּי אֶתְ⁠כֶם֙ אָמַ֣ר יְהוָ֔ה</w:t>
+      </w:r>
+    </w:p>
+    <w:p>
+      <w:pPr/>
+      <w:r>
+        <w:rPr>
+          <w:lang w:val="hi_IN" w:bidi="hi_IN"/>
+        </w:rPr>
+      </w:r>
+      <w:r>
+        <w:rPr>
           <w:b/>
           <w:lang w:val="hi_IN" w:bidi="hi_IN"/>
         </w:rPr>
@@ -1377,6 +1461,20 @@
       </w:r>
       <w:r>
         <w:rPr>
+          <w:lang w:val="hi_IN" w:bidi="hi_IN"/>
+        </w:rPr>
+        <w:t>אֶתְ⁠כֶם֙</w:t>
+      </w:r>
+    </w:p>
+    <w:p>
+      <w:pPr/>
+      <w:r>
+        <w:rPr>
+          <w:lang w:val="hi_IN" w:bidi="hi_IN"/>
+        </w:rPr>
+      </w:r>
+      <w:r>
+        <w:rPr>
           <w:b/>
           <w:lang w:val="hi_IN" w:bidi="hi_IN"/>
         </w:rPr>
@@ -1485,6 +1583,20 @@
       </w:r>
       <w:r>
         <w:rPr>
+          <w:lang w:val="hi_IN" w:bidi="hi_IN"/>
+        </w:rPr>
+        <w:t>וַ⁠אֲמַרְתֶּ֖ם</w:t>
+      </w:r>
+    </w:p>
+    <w:p>
+      <w:pPr/>
+      <w:r>
+        <w:rPr>
+          <w:lang w:val="hi_IN" w:bidi="hi_IN"/>
+        </w:rPr>
+      </w:r>
+      <w:r>
+        <w:rPr>
           <w:b/>
           <w:lang w:val="hi_IN" w:bidi="hi_IN"/>
         </w:rPr>
@@ -1582,6 +1694,20 @@
       </w:r>
       <w:r>
         <w:rPr>
+          <w:lang w:val="hi_IN" w:bidi="hi_IN"/>
+        </w:rPr>
+        <w:t>הֲ⁠לוֹא־אָ֨ח עֵשָׂ֤ו לְ⁠יַֽעֲקֹב֙ נְאֻם־יְהוָ֔ה וָ⁠אֹהַ֖ב אֶֽת־יַעֲקֹֽב</w:t>
+      </w:r>
+    </w:p>
+    <w:p>
+      <w:pPr/>
+      <w:r>
+        <w:rPr>
+          <w:lang w:val="hi_IN" w:bidi="hi_IN"/>
+        </w:rPr>
+      </w:r>
+      <w:r>
+        <w:rPr>
           <w:b/>
           <w:lang w:val="hi_IN" w:bidi="hi_IN"/>
         </w:rPr>
@@ -1692,6 +1818,20 @@
       </w:r>
       <w:r>
         <w:rPr>
+          <w:lang w:val="hi_IN" w:bidi="hi_IN"/>
+        </w:rPr>
+        <w:t>הֲ⁠לוֹא־אָ֨ח עֵשָׂ֤ו לְ⁠יַֽעֲקֹב֙</w:t>
+      </w:r>
+    </w:p>
+    <w:p>
+      <w:pPr/>
+      <w:r>
+        <w:rPr>
+          <w:lang w:val="hi_IN" w:bidi="hi_IN"/>
+        </w:rPr>
+      </w:r>
+      <w:r>
+        <w:rPr>
           <w:b/>
           <w:lang w:val="hi_IN" w:bidi="hi_IN"/>
         </w:rPr>
@@ -1789,6 +1929,20 @@
       </w:r>
       <w:r>
         <w:rPr>
+          <w:lang w:val="hi_IN" w:bidi="hi_IN"/>
+        </w:rPr>
+        <w:t>הֲ⁠לוֹא־אָ֨ח עֵשָׂ֤ו לְ⁠יַֽעֲקֹב֙</w:t>
+      </w:r>
+    </w:p>
+    <w:p>
+      <w:pPr/>
+      <w:r>
+        <w:rPr>
+          <w:lang w:val="hi_IN" w:bidi="hi_IN"/>
+        </w:rPr>
+      </w:r>
+      <w:r>
+        <w:rPr>
           <w:b/>
           <w:lang w:val="hi_IN" w:bidi="hi_IN"/>
         </w:rPr>
@@ -1912,6 +2066,20 @@
       </w:r>
       <w:r>
         <w:rPr>
+          <w:lang w:val="hi_IN" w:bidi="hi_IN"/>
+        </w:rPr>
+        <w:t>נְאֻם־יְהוָ֔ה</w:t>
+      </w:r>
+    </w:p>
+    <w:p>
+      <w:pPr/>
+      <w:r>
+        <w:rPr>
+          <w:lang w:val="hi_IN" w:bidi="hi_IN"/>
+        </w:rPr>
+      </w:r>
+      <w:r>
+        <w:rPr>
           <w:b/>
           <w:lang w:val="hi_IN" w:bidi="hi_IN"/>
         </w:rPr>
@@ -2009,6 +2177,20 @@
       </w:r>
       <w:r>
         <w:rPr>
+          <w:lang w:val="hi_IN" w:bidi="hi_IN"/>
+        </w:rPr>
+        <w:t>וָ⁠אֹהַ֖ב אֶֽת־יַעֲקֹֽב</w:t>
+      </w:r>
+    </w:p>
+    <w:p>
+      <w:pPr/>
+      <w:r>
+        <w:rPr>
+          <w:lang w:val="hi_IN" w:bidi="hi_IN"/>
+        </w:rPr>
+      </w:r>
+      <w:r>
+        <w:rPr>
           <w:b/>
           <w:lang w:val="hi_IN" w:bidi="hi_IN"/>
         </w:rPr>
@@ -2119,6 +2301,20 @@
       </w:r>
       <w:r>
         <w:rPr>
+          <w:lang w:val="hi_IN" w:bidi="hi_IN"/>
+        </w:rPr>
+        <w:t>וָ⁠אֹהַ֖ב אֶֽת־יַעֲקֹֽב׃ וְ⁠אֶת־עֵשָׂ֖ו שָׂנֵ֑אתִי</w:t>
+      </w:r>
+    </w:p>
+    <w:p>
+      <w:pPr/>
+      <w:r>
+        <w:rPr>
+          <w:lang w:val="hi_IN" w:bidi="hi_IN"/>
+        </w:rPr>
+      </w:r>
+      <w:r>
+        <w:rPr>
           <w:b/>
           <w:lang w:val="hi_IN" w:bidi="hi_IN"/>
         </w:rPr>
@@ -2268,6 +2464,20 @@
       </w:r>
       <w:r>
         <w:rPr>
+          <w:lang w:val="hi_IN" w:bidi="hi_IN"/>
+        </w:rPr>
+        <w:t>וְ⁠אֶת־עֵשָׂ֖ו שָׂנֵ֑אתִי</w:t>
+      </w:r>
+    </w:p>
+    <w:p>
+      <w:pPr/>
+      <w:r>
+        <w:rPr>
+          <w:lang w:val="hi_IN" w:bidi="hi_IN"/>
+        </w:rPr>
+      </w:r>
+      <w:r>
+        <w:rPr>
           <w:b/>
           <w:lang w:val="hi_IN" w:bidi="hi_IN"/>
         </w:rPr>
@@ -2378,6 +2588,20 @@
       </w:r>
       <w:r>
         <w:rPr>
+          <w:lang w:val="hi_IN" w:bidi="hi_IN"/>
+        </w:rPr>
+        <w:t>שְׁמָמָ֔ה</w:t>
+      </w:r>
+    </w:p>
+    <w:p>
+      <w:pPr/>
+      <w:r>
+        <w:rPr>
+          <w:lang w:val="hi_IN" w:bidi="hi_IN"/>
+        </w:rPr>
+      </w:r>
+      <w:r>
+        <w:rPr>
           <w:b/>
           <w:lang w:val="hi_IN" w:bidi="hi_IN"/>
         </w:rPr>
@@ -2488,6 +2712,20 @@
       </w:r>
       <w:r>
         <w:rPr>
+          <w:lang w:val="hi_IN" w:bidi="hi_IN"/>
+        </w:rPr>
+        <w:t>לְ⁠תַנּ֥וֹת</w:t>
+      </w:r>
+    </w:p>
+    <w:p>
+      <w:pPr/>
+      <w:r>
+        <w:rPr>
+          <w:lang w:val="hi_IN" w:bidi="hi_IN"/>
+        </w:rPr>
+      </w:r>
+      <w:r>
+        <w:rPr>
           <w:b/>
           <w:lang w:val="hi_IN" w:bidi="hi_IN"/>
         </w:rPr>
@@ -2604,6 +2842,20 @@
       </w:r>
       <w:r>
         <w:rPr>
+          <w:lang w:val="hi_IN" w:bidi="hi_IN"/>
+        </w:rPr>
+        <w:t>כִּֽי־תֹאמַ֨ר אֱד֜וֹם</w:t>
+      </w:r>
+    </w:p>
+    <w:p>
+      <w:pPr/>
+      <w:r>
+        <w:rPr>
+          <w:lang w:val="hi_IN" w:bidi="hi_IN"/>
+        </w:rPr>
+      </w:r>
+      <w:r>
+        <w:rPr>
           <w:b/>
           <w:lang w:val="hi_IN" w:bidi="hi_IN"/>
         </w:rPr>
@@ -2713,6 +2965,20 @@
       </w:r>
       <w:r>
         <w:rPr>
+          <w:lang w:val="hi_IN" w:bidi="hi_IN"/>
+        </w:rPr>
+        <w:t>רֻשַּׁ֗שְׁנוּ</w:t>
+      </w:r>
+    </w:p>
+    <w:p>
+      <w:pPr/>
+      <w:r>
+        <w:rPr>
+          <w:lang w:val="hi_IN" w:bidi="hi_IN"/>
+        </w:rPr>
+      </w:r>
+      <w:r>
+        <w:rPr>
           <w:b/>
           <w:lang w:val="hi_IN" w:bidi="hi_IN"/>
         </w:rPr>
@@ -2836,6 +3102,20 @@
       </w:r>
       <w:r>
         <w:rPr>
+          <w:lang w:val="hi_IN" w:bidi="hi_IN"/>
+        </w:rPr>
+        <w:t>וְ⁠קָרְא֤וּ לָ⁠הֶם֙ גְּב֣וּל רִשְׁעָ֔ה וְ⁠הָ⁠עָ֛ם אֲשֶׁר־זָעַ֥ם יְהוָ֖ה עַד־עוֹלָֽם</w:t>
+      </w:r>
+    </w:p>
+    <w:p>
+      <w:pPr/>
+      <w:r>
+        <w:rPr>
+          <w:lang w:val="hi_IN" w:bidi="hi_IN"/>
+        </w:rPr>
+      </w:r>
+      <w:r>
+        <w:rPr>
           <w:b/>
           <w:lang w:val="hi_IN" w:bidi="hi_IN"/>
         </w:rPr>
@@ -2933,6 +3213,20 @@
       </w:r>
       <w:r>
         <w:rPr>
+          <w:lang w:val="hi_IN" w:bidi="hi_IN"/>
+        </w:rPr>
+        <w:t>וְ⁠קָרְא֤וּ לָ⁠הֶם֙</w:t>
+      </w:r>
+    </w:p>
+    <w:p>
+      <w:pPr/>
+      <w:r>
+        <w:rPr>
+          <w:lang w:val="hi_IN" w:bidi="hi_IN"/>
+        </w:rPr>
+      </w:r>
+      <w:r>
+        <w:rPr>
           <w:b/>
           <w:lang w:val="hi_IN" w:bidi="hi_IN"/>
         </w:rPr>
@@ -3067,6 +3361,20 @@
       </w:r>
       <w:r>
         <w:rPr>
+          <w:lang w:val="hi_IN" w:bidi="hi_IN"/>
+        </w:rPr>
+        <w:t>גְּב֣וּל רִשְׁעָ֔ה</w:t>
+      </w:r>
+    </w:p>
+    <w:p>
+      <w:pPr/>
+      <w:r>
+        <w:rPr>
+          <w:lang w:val="hi_IN" w:bidi="hi_IN"/>
+        </w:rPr>
+      </w:r>
+      <w:r>
+        <w:rPr>
           <w:b/>
           <w:lang w:val="hi_IN" w:bidi="hi_IN"/>
         </w:rPr>
@@ -3190,6 +3498,20 @@
       </w:r>
       <w:r>
         <w:rPr>
+          <w:lang w:val="hi_IN" w:bidi="hi_IN"/>
+        </w:rPr>
+        <w:t>וְ⁠עֵינֵי⁠כֶ֖ם תִּרְאֶ֑ינָה וְ⁠אַתֶּ֤ם תֹּֽאמְרוּ֙ יִגְדַּ֣ל יְהוָ֔ה מֵ⁠עַ֖ל לִ⁠גְב֥וּל יִשְׂרָאֵֽל</w:t>
+      </w:r>
+    </w:p>
+    <w:p>
+      <w:pPr/>
+      <w:r>
+        <w:rPr>
+          <w:lang w:val="hi_IN" w:bidi="hi_IN"/>
+        </w:rPr>
+      </w:r>
+      <w:r>
+        <w:rPr>
           <w:b/>
           <w:lang w:val="hi_IN" w:bidi="hi_IN"/>
         </w:rPr>
@@ -3335,6 +3657,20 @@
       </w:r>
       <w:r>
         <w:rPr>
+          <w:lang w:val="hi_IN" w:bidi="hi_IN"/>
+        </w:rPr>
+        <w:t>וְ⁠עֵינֵי⁠כֶ֖ם תִּרְאֶ֑ינָה</w:t>
+      </w:r>
+    </w:p>
+    <w:p>
+      <w:pPr/>
+      <w:r>
+        <w:rPr>
+          <w:lang w:val="hi_IN" w:bidi="hi_IN"/>
+        </w:rPr>
+      </w:r>
+      <w:r>
+        <w:rPr>
           <w:b/>
           <w:lang w:val="hi_IN" w:bidi="hi_IN"/>
         </w:rPr>
@@ -3457,6 +3793,20 @@
       </w:r>
       <w:r>
         <w:rPr>
+          <w:lang w:val="hi_IN" w:bidi="hi_IN"/>
+        </w:rPr>
+        <w:t>וְ⁠עֵינֵי⁠כֶ֖ם תִּרְאֶ֑ינָה וְ⁠אַתֶּ֤ם תֹּֽאמְרוּ֙ יִגְדַּ֣ל יְהוָ֔ה מֵ⁠עַ֖ל לִ⁠גְב֥וּל יִשְׂרָאֵֽל</w:t>
+      </w:r>
+    </w:p>
+    <w:p>
+      <w:pPr/>
+      <w:r>
+        <w:rPr>
+          <w:lang w:val="hi_IN" w:bidi="hi_IN"/>
+        </w:rPr>
+      </w:r>
+      <w:r>
+        <w:rPr>
           <w:b/>
           <w:lang w:val="hi_IN" w:bidi="hi_IN"/>
         </w:rPr>
@@ -3554,6 +3904,20 @@
       </w:r>
       <w:r>
         <w:rPr>
+          <w:lang w:val="hi_IN" w:bidi="hi_IN"/>
+        </w:rPr>
+        <w:t>וְ⁠אִם־אָ֣ב אָ֣נִי אַיֵּ֣ה כְבוֹדִ֡⁠י וְ⁠אִם־אֲדוֹנִ֣ים אָנִי֩ אַיֵּ֨ה מוֹרָאִ֜⁠י</w:t>
+      </w:r>
+    </w:p>
+    <w:p>
+      <w:pPr/>
+      <w:r>
+        <w:rPr>
+          <w:lang w:val="hi_IN" w:bidi="hi_IN"/>
+        </w:rPr>
+      </w:r>
+      <w:r>
+        <w:rPr>
           <w:b/>
           <w:lang w:val="hi_IN" w:bidi="hi_IN"/>
         </w:rPr>
@@ -3651,6 +4015,20 @@
       </w:r>
       <w:r>
         <w:rPr>
+          <w:lang w:val="hi_IN" w:bidi="hi_IN"/>
+        </w:rPr>
+        <w:t>שְׁמִ֔⁠י &amp; אֶת־שְׁמֶֽ⁠ךָ</w:t>
+      </w:r>
+    </w:p>
+    <w:p>
+      <w:pPr/>
+      <w:r>
+        <w:rPr>
+          <w:lang w:val="hi_IN" w:bidi="hi_IN"/>
+        </w:rPr>
+      </w:r>
+      <w:r>
+        <w:rPr>
           <w:b/>
           <w:lang w:val="hi_IN" w:bidi="hi_IN"/>
         </w:rPr>
@@ -3760,6 +4138,20 @@
       </w:r>
       <w:r>
         <w:rPr>
+          <w:lang w:val="hi_IN" w:bidi="hi_IN"/>
+        </w:rPr>
+        <w:t>לֶ֣חֶם מְגֹאָ֔ל</w:t>
+      </w:r>
+    </w:p>
+    <w:p>
+      <w:pPr/>
+      <w:r>
+        <w:rPr>
+          <w:lang w:val="hi_IN" w:bidi="hi_IN"/>
+        </w:rPr>
+      </w:r>
+      <w:r>
+        <w:rPr>
           <w:b/>
           <w:lang w:val="hi_IN" w:bidi="hi_IN"/>
         </w:rPr>
@@ -3855,6 +4247,20 @@
       </w:r>
       <w:r>
         <w:rPr>
+          <w:lang w:val="hi_IN" w:bidi="hi_IN"/>
+        </w:rPr>
+        <w:t>וַ⁠אֲמַרְתֶּ֖ם בַּ⁠מֶּ֣ה גֵֽאַלְנ֑וּ⁠ךָ בֶּ⁠אֱמָרְ⁠כֶ֕ם שֻׁלְחַ֥ן יְהוָ֖ה נִבְזֶ֥ה הֽוּא</w:t>
+      </w:r>
+    </w:p>
+    <w:p>
+      <w:pPr/>
+      <w:r>
+        <w:rPr>
+          <w:lang w:val="hi_IN" w:bidi="hi_IN"/>
+        </w:rPr>
+      </w:r>
+      <w:r>
+        <w:rPr>
           <w:b/>
           <w:lang w:val="hi_IN" w:bidi="hi_IN"/>
         </w:rPr>
@@ -3952,6 +4358,20 @@
       </w:r>
       <w:r>
         <w:rPr>
+          <w:lang w:val="hi_IN" w:bidi="hi_IN"/>
+        </w:rPr>
+        <w:t>שֻׁלְחַ֥ן יְהוָ֖ה נִבְזֶ֥ה הֽוּא</w:t>
+      </w:r>
+    </w:p>
+    <w:p>
+      <w:pPr/>
+      <w:r>
+        <w:rPr>
+          <w:lang w:val="hi_IN" w:bidi="hi_IN"/>
+        </w:rPr>
+      </w:r>
+      <w:r>
+        <w:rPr>
           <w:b/>
           <w:lang w:val="hi_IN" w:bidi="hi_IN"/>
         </w:rPr>
@@ -4049,6 +4469,20 @@
       </w:r>
       <w:r>
         <w:rPr>
+          <w:lang w:val="hi_IN" w:bidi="hi_IN"/>
+        </w:rPr>
+        <w:t>שֻׁלְחַ֥ן יְהוָ֖ה</w:t>
+      </w:r>
+    </w:p>
+    <w:p>
+      <w:pPr/>
+      <w:r>
+        <w:rPr>
+          <w:lang w:val="hi_IN" w:bidi="hi_IN"/>
+        </w:rPr>
+      </w:r>
+      <w:r>
+        <w:rPr>
           <w:b/>
           <w:lang w:val="hi_IN" w:bidi="hi_IN"/>
         </w:rPr>
@@ -4145,6 +4579,20 @@
       </w:r>
       <w:r>
         <w:rPr>
+          <w:lang w:val="hi_IN" w:bidi="hi_IN"/>
+        </w:rPr>
+        <w:t>וְ⁠כִֽי־תַגִּשׁ֨וּ⁠ן עִוֵּ֤ר לִ⁠זְבֹּ֨חַ֙ אֵ֣ין רָ֔ע וְ⁠כִ֥י תַגִּ֛ישׁוּ פִּסֵּ֥חַ וְ⁠חֹלֶ֖ה אֵ֣ין רָ֑ע</w:t>
+      </w:r>
+    </w:p>
+    <w:p>
+      <w:pPr/>
+      <w:r>
+        <w:rPr>
+          <w:lang w:val="hi_IN" w:bidi="hi_IN"/>
+        </w:rPr>
+      </w:r>
+      <w:r>
+        <w:rPr>
           <w:b/>
           <w:lang w:val="hi_IN" w:bidi="hi_IN"/>
         </w:rPr>
@@ -4254,6 +4702,20 @@
       </w:r>
       <w:r>
         <w:rPr>
+          <w:lang w:val="hi_IN" w:bidi="hi_IN"/>
+        </w:rPr>
+        <w:t>עִוֵּ֤ר &amp; פִּסֵּ֥חַ וְ⁠חֹלֶ֖ה</w:t>
+      </w:r>
+    </w:p>
+    <w:p>
+      <w:pPr/>
+      <w:r>
+        <w:rPr>
+          <w:lang w:val="hi_IN" w:bidi="hi_IN"/>
+        </w:rPr>
+      </w:r>
+      <w:r>
+        <w:rPr>
           <w:b/>
           <w:lang w:val="hi_IN" w:bidi="hi_IN"/>
         </w:rPr>
@@ -4364,6 +4826,20 @@
       </w:r>
       <w:r>
         <w:rPr>
+          <w:lang w:val="hi_IN" w:bidi="hi_IN"/>
+        </w:rPr>
+        <w:t>הַקְרִיבֵ֨⁠הוּ</w:t>
+      </w:r>
+    </w:p>
+    <w:p>
+      <w:pPr/>
+      <w:r>
+        <w:rPr>
+          <w:lang w:val="hi_IN" w:bidi="hi_IN"/>
+        </w:rPr>
+      </w:r>
+      <w:r>
+        <w:rPr>
           <w:b/>
           <w:lang w:val="hi_IN" w:bidi="hi_IN"/>
         </w:rPr>
@@ -4487,6 +4963,20 @@
       </w:r>
       <w:r>
         <w:rPr>
+          <w:lang w:val="hi_IN" w:bidi="hi_IN"/>
+        </w:rPr>
+        <w:t>לְ⁠פֶחָתֶ֗⁠ךָ הֲ⁠יִּרְצְ⁠ךָ֙ &amp; פָנֶ֔י⁠ךָ</w:t>
+      </w:r>
+    </w:p>
+    <w:p>
+      <w:pPr/>
+      <w:r>
+        <w:rPr>
+          <w:lang w:val="hi_IN" w:bidi="hi_IN"/>
+        </w:rPr>
+      </w:r>
+      <w:r>
+        <w:rPr>
           <w:b/>
           <w:lang w:val="hi_IN" w:bidi="hi_IN"/>
         </w:rPr>
@@ -4617,6 +5107,20 @@
       </w:r>
       <w:r>
         <w:rPr>
+          <w:lang w:val="hi_IN" w:bidi="hi_IN"/>
+        </w:rPr>
+        <w:t>הֲ⁠יִּרְצְ⁠ךָ֙ א֚וֹ הֲ⁠יִשָּׂ֣א פָנֶ֔י⁠ךָ</w:t>
+      </w:r>
+    </w:p>
+    <w:p>
+      <w:pPr/>
+      <w:r>
+        <w:rPr>
+          <w:lang w:val="hi_IN" w:bidi="hi_IN"/>
+        </w:rPr>
+      </w:r>
+      <w:r>
+        <w:rPr>
           <w:b/>
           <w:lang w:val="hi_IN" w:bidi="hi_IN"/>
         </w:rPr>
@@ -4714,6 +5218,20 @@
       </w:r>
       <w:r>
         <w:rPr>
+          <w:lang w:val="hi_IN" w:bidi="hi_IN"/>
+        </w:rPr>
+        <w:t>הֲ⁠יִּרְצְ⁠ךָ֙ א֚וֹ הֲ⁠יִשָּׂ֣א פָנֶ֔י⁠ךָ</w:t>
+      </w:r>
+    </w:p>
+    <w:p>
+      <w:pPr/>
+      <w:r>
+        <w:rPr>
+          <w:lang w:val="hi_IN" w:bidi="hi_IN"/>
+        </w:rPr>
+      </w:r>
+      <w:r>
+        <w:rPr>
           <w:b/>
           <w:lang w:val="hi_IN" w:bidi="hi_IN"/>
         </w:rPr>
@@ -4875,6 +5393,20 @@
       </w:r>
       <w:r>
         <w:rPr>
+          <w:lang w:val="hi_IN" w:bidi="hi_IN"/>
+        </w:rPr>
+        <w:t>א֚וֹ הֲ⁠יִשָּׂ֣א פָנֶ֔י⁠ךָ</w:t>
+      </w:r>
+    </w:p>
+    <w:p>
+      <w:pPr/>
+      <w:r>
+        <w:rPr>
+          <w:lang w:val="hi_IN" w:bidi="hi_IN"/>
+        </w:rPr>
+      </w:r>
+      <w:r>
+        <w:rPr>
           <w:b/>
           <w:lang w:val="hi_IN" w:bidi="hi_IN"/>
         </w:rPr>
@@ -4997,6 +5529,20 @@
       </w:r>
       <w:r>
         <w:rPr>
+          <w:lang w:val="hi_IN" w:bidi="hi_IN"/>
+        </w:rPr>
+        <w:t>וְ⁠עַתָּ֛ה</w:t>
+      </w:r>
+    </w:p>
+    <w:p>
+      <w:pPr/>
+      <w:r>
+        <w:rPr>
+          <w:lang w:val="hi_IN" w:bidi="hi_IN"/>
+        </w:rPr>
+      </w:r>
+      <w:r>
+        <w:rPr>
           <w:b/>
           <w:lang w:val="hi_IN" w:bidi="hi_IN"/>
         </w:rPr>
@@ -5106,6 +5652,20 @@
       </w:r>
       <w:r>
         <w:rPr>
+          <w:lang w:val="hi_IN" w:bidi="hi_IN"/>
+        </w:rPr>
+        <w:t>פְנֵי־אֵ֖ל וִֽ⁠יחָנֵ֑⁠נוּ</w:t>
+      </w:r>
+    </w:p>
+    <w:p>
+      <w:pPr/>
+      <w:r>
+        <w:rPr>
+          <w:lang w:val="hi_IN" w:bidi="hi_IN"/>
+        </w:rPr>
+      </w:r>
+      <w:r>
+        <w:rPr>
           <w:b/>
           <w:lang w:val="hi_IN" w:bidi="hi_IN"/>
         </w:rPr>
@@ -5203,6 +5763,20 @@
       </w:r>
       <w:r>
         <w:rPr>
+          <w:lang w:val="hi_IN" w:bidi="hi_IN"/>
+        </w:rPr>
+        <w:t>פְנֵי־אֵ֖ל</w:t>
+      </w:r>
+    </w:p>
+    <w:p>
+      <w:pPr/>
+      <w:r>
+        <w:rPr>
+          <w:lang w:val="hi_IN" w:bidi="hi_IN"/>
+        </w:rPr>
+      </w:r>
+      <w:r>
+        <w:rPr>
           <w:b/>
           <w:lang w:val="hi_IN" w:bidi="hi_IN"/>
         </w:rPr>
@@ -5338,6 +5912,20 @@
       </w:r>
       <w:r>
         <w:rPr>
+          <w:lang w:val="hi_IN" w:bidi="hi_IN"/>
+        </w:rPr>
+        <w:t>פְנֵי־אֵ֖ל</w:t>
+      </w:r>
+    </w:p>
+    <w:p>
+      <w:pPr/>
+      <w:r>
+        <w:rPr>
+          <w:lang w:val="hi_IN" w:bidi="hi_IN"/>
+        </w:rPr>
+      </w:r>
+      <w:r>
+        <w:rPr>
           <w:b/>
           <w:lang w:val="hi_IN" w:bidi="hi_IN"/>
         </w:rPr>
@@ -5447,6 +6035,20 @@
       </w:r>
       <w:r>
         <w:rPr>
+          <w:lang w:val="hi_IN" w:bidi="hi_IN"/>
+        </w:rPr>
+        <w:t>וִֽ⁠יחָנֵ֑⁠נוּ</w:t>
+      </w:r>
+    </w:p>
+    <w:p>
+      <w:pPr/>
+      <w:r>
+        <w:rPr>
+          <w:lang w:val="hi_IN" w:bidi="hi_IN"/>
+        </w:rPr>
+      </w:r>
+      <w:r>
+        <w:rPr>
           <w:b/>
           <w:lang w:val="hi_IN" w:bidi="hi_IN"/>
         </w:rPr>
@@ -5557,6 +6159,20 @@
       </w:r>
       <w:r>
         <w:rPr>
+          <w:lang w:val="hi_IN" w:bidi="hi_IN"/>
+        </w:rPr>
+        <w:t>מִ⁠יֶּדְ⁠כֶם֙ הָ֣יְתָה זֹּ֔את</w:t>
+      </w:r>
+    </w:p>
+    <w:p>
+      <w:pPr/>
+      <w:r>
+        <w:rPr>
+          <w:lang w:val="hi_IN" w:bidi="hi_IN"/>
+        </w:rPr>
+      </w:r>
+      <w:r>
+        <w:rPr>
           <w:b/>
           <w:lang w:val="hi_IN" w:bidi="hi_IN"/>
         </w:rPr>
@@ -5667,6 +6283,20 @@
       </w:r>
       <w:r>
         <w:rPr>
+          <w:lang w:val="hi_IN" w:bidi="hi_IN"/>
+        </w:rPr>
+        <w:t>מִ⁠יֶּדְ⁠כֶם֙</w:t>
+      </w:r>
+    </w:p>
+    <w:p>
+      <w:pPr/>
+      <w:r>
+        <w:rPr>
+          <w:lang w:val="hi_IN" w:bidi="hi_IN"/>
+        </w:rPr>
+      </w:r>
+      <w:r>
+        <w:rPr>
           <w:b/>
           <w:lang w:val="hi_IN" w:bidi="hi_IN"/>
         </w:rPr>
@@ -5766,6 +6396,20 @@
         <w:rPr>
           <w:lang w:val="hi_IN" w:bidi="hi_IN"/>
         </w:rPr>
+      </w:r>
+    </w:p>
+    <w:p>
+      <w:pPr/>
+      <w:r>
+        <w:rPr>
+          <w:lang w:val="hi_IN" w:bidi="hi_IN"/>
+        </w:rPr>
+      </w:r>
+      <w:r>
+        <w:rPr>
+          <w:lang w:val="hi_IN" w:bidi="hi_IN"/>
+        </w:rPr>
+        <w:t>מִ⁠יֶּדְ⁠כֶם֙</w:t>
       </w:r>
     </w:p>
     <w:p>
@@ -5982,6 +6626,20 @@
       </w:r>
       <w:r>
         <w:rPr>
+          <w:lang w:val="hi_IN" w:bidi="hi_IN"/>
+        </w:rPr>
+        <w:t>הֲ⁠יִשָּׂ֤א מִ⁠כֶּם֙ פָּנִ֔ים</w:t>
+      </w:r>
+    </w:p>
+    <w:p>
+      <w:pPr/>
+      <w:r>
+        <w:rPr>
+          <w:lang w:val="hi_IN" w:bidi="hi_IN"/>
+        </w:rPr>
+      </w:r>
+      <w:r>
+        <w:rPr>
           <w:b/>
           <w:lang w:val="hi_IN" w:bidi="hi_IN"/>
         </w:rPr>
@@ -6103,6 +6761,20 @@
       </w:r>
       <w:r>
         <w:rPr>
+          <w:lang w:val="hi_IN" w:bidi="hi_IN"/>
+        </w:rPr>
+        <w:t>מִ֤י גַם־בָּ⁠כֶם֙ וְ⁠יִסְגֹּ֣ר דְּלָתַ֔יִם וְ⁠לֹֽא־תָאִ֥ירוּ מִזְבְּחִ֖⁠י חִנָּ֑ם</w:t>
+      </w:r>
+    </w:p>
+    <w:p>
+      <w:pPr/>
+      <w:r>
+        <w:rPr>
+          <w:lang w:val="hi_IN" w:bidi="hi_IN"/>
+        </w:rPr>
+      </w:r>
+      <w:r>
+        <w:rPr>
           <w:b/>
           <w:lang w:val="hi_IN" w:bidi="hi_IN"/>
         </w:rPr>
@@ -6200,6 +6872,20 @@
       </w:r>
       <w:r>
         <w:rPr>
+          <w:lang w:val="hi_IN" w:bidi="hi_IN"/>
+        </w:rPr>
+        <w:t>דְּלָתַ֔יִם</w:t>
+      </w:r>
+    </w:p>
+    <w:p>
+      <w:pPr/>
+      <w:r>
+        <w:rPr>
+          <w:lang w:val="hi_IN" w:bidi="hi_IN"/>
+        </w:rPr>
+      </w:r>
+      <w:r>
+        <w:rPr>
           <w:b/>
           <w:lang w:val="hi_IN" w:bidi="hi_IN"/>
         </w:rPr>
@@ -6310,6 +6996,20 @@
       </w:r>
       <w:r>
         <w:rPr>
+          <w:lang w:val="hi_IN" w:bidi="hi_IN"/>
+        </w:rPr>
+        <w:t>אֶרְצֶ֥ה מִ⁠יֶּדְ⁠כֶֽם</w:t>
+      </w:r>
+    </w:p>
+    <w:p>
+      <w:pPr/>
+      <w:r>
+        <w:rPr>
+          <w:lang w:val="hi_IN" w:bidi="hi_IN"/>
+        </w:rPr>
+      </w:r>
+      <w:r>
+        <w:rPr>
           <w:b/>
           <w:lang w:val="hi_IN" w:bidi="hi_IN"/>
         </w:rPr>
@@ -6420,6 +7120,20 @@
       </w:r>
       <w:r>
         <w:rPr>
+          <w:lang w:val="hi_IN" w:bidi="hi_IN"/>
+        </w:rPr>
+        <w:t>מִ⁠יֶּדְ⁠כֶֽם</w:t>
+      </w:r>
+    </w:p>
+    <w:p>
+      <w:pPr/>
+      <w:r>
+        <w:rPr>
+          <w:lang w:val="hi_IN" w:bidi="hi_IN"/>
+        </w:rPr>
+      </w:r>
+      <w:r>
+        <w:rPr>
           <w:b/>
           <w:lang w:val="hi_IN" w:bidi="hi_IN"/>
         </w:rPr>
@@ -6530,6 +7244,20 @@
       </w:r>
       <w:r>
         <w:rPr>
+          <w:lang w:val="hi_IN" w:bidi="hi_IN"/>
+        </w:rPr>
+        <w:t>מִ⁠מִּזְרַח־שֶׁ֜מֶשׁ וְ⁠עַד־מְבוֹא֗⁠וֹ</w:t>
+      </w:r>
+    </w:p>
+    <w:p>
+      <w:pPr/>
+      <w:r>
+        <w:rPr>
+          <w:lang w:val="hi_IN" w:bidi="hi_IN"/>
+        </w:rPr>
+      </w:r>
+      <w:r>
+        <w:rPr>
           <w:b/>
           <w:lang w:val="hi_IN" w:bidi="hi_IN"/>
         </w:rPr>
@@ -6653,6 +7381,20 @@
       </w:r>
       <w:r>
         <w:rPr>
+          <w:lang w:val="hi_IN" w:bidi="hi_IN"/>
+        </w:rPr>
+        <w:t>מִ⁠מִּזְרַח־שֶׁ֜מֶשׁ וְ⁠עַד־מְבוֹא֗⁠וֹ</w:t>
+      </w:r>
+    </w:p>
+    <w:p>
+      <w:pPr/>
+      <w:r>
+        <w:rPr>
+          <w:lang w:val="hi_IN" w:bidi="hi_IN"/>
+        </w:rPr>
+      </w:r>
+      <w:r>
+        <w:rPr>
           <w:b/>
           <w:lang w:val="hi_IN" w:bidi="hi_IN"/>
         </w:rPr>
@@ -6739,6 +7481,20 @@
         <w:rPr>
           <w:lang w:val="hi_IN" w:bidi="hi_IN"/>
         </w:rPr>
+      </w:r>
+    </w:p>
+    <w:p>
+      <w:pPr/>
+      <w:r>
+        <w:rPr>
+          <w:lang w:val="hi_IN" w:bidi="hi_IN"/>
+        </w:rPr>
+      </w:r>
+      <w:r>
+        <w:rPr>
+          <w:lang w:val="hi_IN" w:bidi="hi_IN"/>
+        </w:rPr>
+        <w:t>גָּד֤וֹל שְׁמִ⁠י֙ &amp; גָד֤וֹל שְׁמִ⁠י֙</w:t>
       </w:r>
     </w:p>
     <w:p>
@@ -6877,6 +7633,20 @@
       </w:r>
       <w:r>
         <w:rPr>
+          <w:lang w:val="hi_IN" w:bidi="hi_IN"/>
+        </w:rPr>
+        <w:t>גָּד֤וֹל שְׁמִ⁠י֙</w:t>
+      </w:r>
+    </w:p>
+    <w:p>
+      <w:pPr/>
+      <w:r>
+        <w:rPr>
+          <w:lang w:val="hi_IN" w:bidi="hi_IN"/>
+        </w:rPr>
+      </w:r>
+      <w:r>
+        <w:rPr>
           <w:b/>
           <w:lang w:val="hi_IN" w:bidi="hi_IN"/>
         </w:rPr>
@@ -6960,6 +7730,20 @@
       </w:r>
       <w:r>
         <w:rPr>
+          <w:lang w:val="hi_IN" w:bidi="hi_IN"/>
+        </w:rPr>
+        <w:t>לִ⁠שְׁמִ֖⁠י</w:t>
+      </w:r>
+    </w:p>
+    <w:p>
+      <w:pPr/>
+      <w:r>
+        <w:rPr>
+          <w:lang w:val="hi_IN" w:bidi="hi_IN"/>
+        </w:rPr>
+      </w:r>
+      <w:r>
+        <w:rPr>
           <w:b/>
           <w:lang w:val="hi_IN" w:bidi="hi_IN"/>
         </w:rPr>
@@ -7082,6 +7866,20 @@
       </w:r>
       <w:r>
         <w:rPr>
+          <w:lang w:val="hi_IN" w:bidi="hi_IN"/>
+        </w:rPr>
+        <w:t>וְ⁠אַתֶּ֖ם מְחַלְּלִ֣ים אוֹת֑⁠וֹ</w:t>
+      </w:r>
+    </w:p>
+    <w:p>
+      <w:pPr/>
+      <w:r>
+        <w:rPr>
+          <w:lang w:val="hi_IN" w:bidi="hi_IN"/>
+        </w:rPr>
+      </w:r>
+      <w:r>
+        <w:rPr>
           <w:b/>
           <w:lang w:val="hi_IN" w:bidi="hi_IN"/>
         </w:rPr>
@@ -7204,6 +8002,20 @@
       </w:r>
       <w:r>
         <w:rPr>
+          <w:lang w:val="hi_IN" w:bidi="hi_IN"/>
+        </w:rPr>
+        <w:t>וְ⁠אַתֶּ֖ם מְחַלְּלִ֣ים אוֹת֑⁠וֹ בֶּ⁠אֱמָרְ⁠כֶ֗ם שֻׁלְחַ֤ן אֲדֹנָ⁠י֙ מְגֹאָ֣ל ה֔וּא וְ⁠נִיב֖⁠וֹ נִבְזֶ֥ה אָכְלֽ⁠וֹ</w:t>
+      </w:r>
+    </w:p>
+    <w:p>
+      <w:pPr/>
+      <w:r>
+        <w:rPr>
+          <w:lang w:val="hi_IN" w:bidi="hi_IN"/>
+        </w:rPr>
+      </w:r>
+      <w:r>
+        <w:rPr>
           <w:b/>
           <w:lang w:val="hi_IN" w:bidi="hi_IN"/>
         </w:rPr>
@@ -7302,6 +8114,20 @@
         <w:rPr>
           <w:lang w:val="hi_IN" w:bidi="hi_IN"/>
         </w:rPr>
+      </w:r>
+    </w:p>
+    <w:p>
+      <w:pPr/>
+      <w:r>
+        <w:rPr>
+          <w:lang w:val="hi_IN" w:bidi="hi_IN"/>
+        </w:rPr>
+      </w:r>
+      <w:r>
+        <w:rPr>
+          <w:lang w:val="hi_IN" w:bidi="hi_IN"/>
+        </w:rPr>
+        <w:t>שֻׁלְחַ֤ן אֲדֹנָ⁠י֙</w:t>
       </w:r>
     </w:p>
     <w:p>
@@ -7420,6 +8246,20 @@
       </w:r>
       <w:r>
         <w:rPr>
+          <w:lang w:val="hi_IN" w:bidi="hi_IN"/>
+        </w:rPr>
+        <w:t>אֲדֹנָ⁠י֙</w:t>
+      </w:r>
+    </w:p>
+    <w:p>
+      <w:pPr/>
+      <w:r>
+        <w:rPr>
+          <w:lang w:val="hi_IN" w:bidi="hi_IN"/>
+        </w:rPr>
+      </w:r>
+      <w:r>
+        <w:rPr>
           <w:b/>
           <w:lang w:val="hi_IN" w:bidi="hi_IN"/>
         </w:rPr>
@@ -7574,6 +8414,20 @@
       </w:r>
       <w:r>
         <w:rPr>
+          <w:lang w:val="hi_IN" w:bidi="hi_IN"/>
+        </w:rPr>
+        <w:t>מְגֹאָ֣ל ה֔וּא</w:t>
+      </w:r>
+    </w:p>
+    <w:p>
+      <w:pPr/>
+      <w:r>
+        <w:rPr>
+          <w:lang w:val="hi_IN" w:bidi="hi_IN"/>
+        </w:rPr>
+      </w:r>
+      <w:r>
+        <w:rPr>
           <w:b/>
           <w:lang w:val="hi_IN" w:bidi="hi_IN"/>
         </w:rPr>
@@ -7671,6 +8525,20 @@
       </w:r>
       <w:r>
         <w:rPr>
+          <w:lang w:val="hi_IN" w:bidi="hi_IN"/>
+        </w:rPr>
+        <w:t>וְ⁠נִיב֖⁠וֹ</w:t>
+      </w:r>
+    </w:p>
+    <w:p>
+      <w:pPr/>
+      <w:r>
+        <w:rPr>
+          <w:lang w:val="hi_IN" w:bidi="hi_IN"/>
+        </w:rPr>
+      </w:r>
+      <w:r>
+        <w:rPr>
           <w:b/>
           <w:lang w:val="hi_IN" w:bidi="hi_IN"/>
         </w:rPr>
@@ -7794,6 +8662,20 @@
       </w:r>
       <w:r>
         <w:rPr>
+          <w:lang w:val="hi_IN" w:bidi="hi_IN"/>
+        </w:rPr>
+        <w:t>אָכְלֽ⁠וֹ</w:t>
+      </w:r>
+    </w:p>
+    <w:p>
+      <w:pPr/>
+      <w:r>
+        <w:rPr>
+          <w:lang w:val="hi_IN" w:bidi="hi_IN"/>
+        </w:rPr>
+      </w:r>
+      <w:r>
+        <w:rPr>
           <w:b/>
           <w:lang w:val="hi_IN" w:bidi="hi_IN"/>
         </w:rPr>
@@ -7904,6 +8786,20 @@
       </w:r>
       <w:r>
         <w:rPr>
+          <w:lang w:val="hi_IN" w:bidi="hi_IN"/>
+        </w:rPr>
+        <w:t>נִבְזֶ֥ה</w:t>
+      </w:r>
+    </w:p>
+    <w:p>
+      <w:pPr/>
+      <w:r>
+        <w:rPr>
+          <w:lang w:val="hi_IN" w:bidi="hi_IN"/>
+        </w:rPr>
+      </w:r>
+      <w:r>
+        <w:rPr>
           <w:b/>
           <w:lang w:val="hi_IN" w:bidi="hi_IN"/>
         </w:rPr>
@@ -7999,6 +8895,20 @@
       </w:r>
       <w:r>
         <w:rPr>
+          <w:lang w:val="hi_IN" w:bidi="hi_IN"/>
+        </w:rPr>
+        <w:t>וַ⁠אֲמַרְתֶּם֩ הִנֵּ֨ה מַ⁠תְּלָאָ֜ה</w:t>
+      </w:r>
+    </w:p>
+    <w:p>
+      <w:pPr/>
+      <w:r>
+        <w:rPr>
+          <w:lang w:val="hi_IN" w:bidi="hi_IN"/>
+        </w:rPr>
+      </w:r>
+      <w:r>
+        <w:rPr>
           <w:b/>
           <w:lang w:val="hi_IN" w:bidi="hi_IN"/>
         </w:rPr>
@@ -8108,6 +9018,20 @@
       </w:r>
       <w:r>
         <w:rPr>
+          <w:lang w:val="hi_IN" w:bidi="hi_IN"/>
+        </w:rPr>
+        <w:t>הִנֵּ֨ה</w:t>
+      </w:r>
+    </w:p>
+    <w:p>
+      <w:pPr/>
+      <w:r>
+        <w:rPr>
+          <w:lang w:val="hi_IN" w:bidi="hi_IN"/>
+        </w:rPr>
+      </w:r>
+      <w:r>
+        <w:rPr>
           <w:b/>
           <w:lang w:val="hi_IN" w:bidi="hi_IN"/>
         </w:rPr>
@@ -8203,6 +9127,20 @@
       </w:r>
       <w:r>
         <w:rPr>
+          <w:lang w:val="hi_IN" w:bidi="hi_IN"/>
+        </w:rPr>
+        <w:t>מַ⁠תְּלָאָ֜ה</w:t>
+      </w:r>
+    </w:p>
+    <w:p>
+      <w:pPr/>
+      <w:r>
+        <w:rPr>
+          <w:lang w:val="hi_IN" w:bidi="hi_IN"/>
+        </w:rPr>
+      </w:r>
+      <w:r>
+        <w:rPr>
           <w:b/>
           <w:lang w:val="hi_IN" w:bidi="hi_IN"/>
         </w:rPr>
@@ -8300,6 +9238,20 @@
       </w:r>
       <w:r>
         <w:rPr>
+          <w:lang w:val="hi_IN" w:bidi="hi_IN"/>
+        </w:rPr>
+        <w:t>וְ⁠הִפַּחְתֶּ֣ם אוֹת֗⁠וֹ</w:t>
+      </w:r>
+    </w:p>
+    <w:p>
+      <w:pPr/>
+      <w:r>
+        <w:rPr>
+          <w:lang w:val="hi_IN" w:bidi="hi_IN"/>
+        </w:rPr>
+      </w:r>
+      <w:r>
+        <w:rPr>
           <w:b/>
           <w:lang w:val="hi_IN" w:bidi="hi_IN"/>
         </w:rPr>
@@ -8423,6 +9375,20 @@
       </w:r>
       <w:r>
         <w:rPr>
+          <w:lang w:val="hi_IN" w:bidi="hi_IN"/>
+        </w:rPr>
+        <w:t>גָּז֗וּל וְ⁠אֶת־הַ⁠פִּסֵּ֨חַ֙ וְ⁠אֶת־הַ֣⁠חוֹלֶ֔ה</w:t>
+      </w:r>
+    </w:p>
+    <w:p>
+      <w:pPr/>
+      <w:r>
+        <w:rPr>
+          <w:lang w:val="hi_IN" w:bidi="hi_IN"/>
+        </w:rPr>
+      </w:r>
+      <w:r>
+        <w:rPr>
           <w:b/>
           <w:lang w:val="hi_IN" w:bidi="hi_IN"/>
         </w:rPr>
@@ -8623,6 +9589,20 @@
       </w:r>
       <w:r>
         <w:rPr>
+          <w:lang w:val="hi_IN" w:bidi="hi_IN"/>
+        </w:rPr>
+        <w:t>גָּז֗וּל</w:t>
+      </w:r>
+    </w:p>
+    <w:p>
+      <w:pPr/>
+      <w:r>
+        <w:rPr>
+          <w:lang w:val="hi_IN" w:bidi="hi_IN"/>
+        </w:rPr>
+      </w:r>
+      <w:r>
+        <w:rPr>
           <w:b/>
           <w:lang w:val="hi_IN" w:bidi="hi_IN"/>
         </w:rPr>
@@ -8750,6 +9730,20 @@
       </w:r>
       <w:r>
         <w:rPr>
+          <w:lang w:val="hi_IN" w:bidi="hi_IN"/>
+        </w:rPr>
+        <w:t>גָּז֗וּל</w:t>
+      </w:r>
+    </w:p>
+    <w:p>
+      <w:pPr/>
+      <w:r>
+        <w:rPr>
+          <w:lang w:val="hi_IN" w:bidi="hi_IN"/>
+        </w:rPr>
+      </w:r>
+      <w:r>
+        <w:rPr>
           <w:b/>
           <w:lang w:val="hi_IN" w:bidi="hi_IN"/>
         </w:rPr>
@@ -8860,6 +9854,20 @@
       </w:r>
       <w:r>
         <w:rPr>
+          <w:lang w:val="hi_IN" w:bidi="hi_IN"/>
+        </w:rPr>
+        <w:t>הַ⁠אֶרְצֶ֥ה אוֹתָ֛⁠הּ מִ⁠יֶּדְ⁠כֶ֖ם</w:t>
+      </w:r>
+    </w:p>
+    <w:p>
+      <w:pPr/>
+      <w:r>
+        <w:rPr>
+          <w:lang w:val="hi_IN" w:bidi="hi_IN"/>
+        </w:rPr>
+      </w:r>
+      <w:r>
+        <w:rPr>
           <w:b/>
           <w:lang w:val="hi_IN" w:bidi="hi_IN"/>
         </w:rPr>
@@ -8957,6 +9965,20 @@
       </w:r>
       <w:r>
         <w:rPr>
+          <w:lang w:val="hi_IN" w:bidi="hi_IN"/>
+        </w:rPr>
+        <w:t>וְ⁠אָר֣וּר נוֹכֵ֗ל וְ⁠יֵ֤שׁ בְּ⁠עֶדְר⁠וֹ֙ זָכָ֔ר וְ⁠נֹדֵ֛ר וְ⁠זֹבֵ֥חַ מָשְׁחָ֖ת לַֽ⁠אדֹנָ֑⁠י</w:t>
+      </w:r>
+    </w:p>
+    <w:p>
+      <w:pPr/>
+      <w:r>
+        <w:rPr>
+          <w:lang w:val="hi_IN" w:bidi="hi_IN"/>
+        </w:rPr>
+      </w:r>
+      <w:r>
+        <w:rPr>
           <w:b/>
           <w:lang w:val="hi_IN" w:bidi="hi_IN"/>
         </w:rPr>
@@ -9072,6 +10094,20 @@
       </w:r>
       <w:r>
         <w:rPr>
+          <w:lang w:val="hi_IN" w:bidi="hi_IN"/>
+        </w:rPr>
+        <w:t>וְ⁠אָר֣וּר</w:t>
+      </w:r>
+    </w:p>
+    <w:p>
+      <w:pPr/>
+      <w:r>
+        <w:rPr>
+          <w:lang w:val="hi_IN" w:bidi="hi_IN"/>
+        </w:rPr>
+      </w:r>
+      <w:r>
+        <w:rPr>
           <w:b/>
           <w:lang w:val="hi_IN" w:bidi="hi_IN"/>
         </w:rPr>
@@ -9169,6 +10205,20 @@
       </w:r>
       <w:r>
         <w:rPr>
+          <w:lang w:val="hi_IN" w:bidi="hi_IN"/>
+        </w:rPr>
+        <w:t>וְ⁠יֵ֤שׁ בְּ⁠עֶדְר⁠וֹ֙ זָכָ֔ר</w:t>
+      </w:r>
+    </w:p>
+    <w:p>
+      <w:pPr/>
+      <w:r>
+        <w:rPr>
+          <w:lang w:val="hi_IN" w:bidi="hi_IN"/>
+        </w:rPr>
+      </w:r>
+      <w:r>
+        <w:rPr>
           <w:b/>
           <w:lang w:val="hi_IN" w:bidi="hi_IN"/>
         </w:rPr>
@@ -9279,6 +10329,20 @@
       </w:r>
       <w:r>
         <w:rPr>
+          <w:lang w:val="hi_IN" w:bidi="hi_IN"/>
+        </w:rPr>
+        <w:t>מָשְׁחָ֖ת</w:t>
+      </w:r>
+    </w:p>
+    <w:p>
+      <w:pPr/>
+      <w:r>
+        <w:rPr>
+          <w:lang w:val="hi_IN" w:bidi="hi_IN"/>
+        </w:rPr>
+      </w:r>
+      <w:r>
+        <w:rPr>
           <w:b/>
           <w:lang w:val="hi_IN" w:bidi="hi_IN"/>
         </w:rPr>
@@ -9413,6 +10477,20 @@
       </w:r>
       <w:r>
         <w:rPr>
+          <w:lang w:val="hi_IN" w:bidi="hi_IN"/>
+        </w:rPr>
+        <w:t>לַֽ⁠אדֹנָ֑⁠י &amp; אָמַר֙ יְהוָ֣ה צְבָא֔וֹת</w:t>
+      </w:r>
+    </w:p>
+    <w:p>
+      <w:pPr/>
+      <w:r>
+        <w:rPr>
+          <w:lang w:val="hi_IN" w:bidi="hi_IN"/>
+        </w:rPr>
+      </w:r>
+      <w:r>
+        <w:rPr>
           <w:b/>
           <w:lang w:val="hi_IN" w:bidi="hi_IN"/>
         </w:rPr>
@@ -9512,6 +10590,20 @@
         <w:rPr>
           <w:lang w:val="hi_IN" w:bidi="hi_IN"/>
         </w:rPr>
+      </w:r>
+    </w:p>
+    <w:p>
+      <w:pPr/>
+      <w:r>
+        <w:rPr>
+          <w:lang w:val="hi_IN" w:bidi="hi_IN"/>
+        </w:rPr>
+      </w:r>
+      <w:r>
+        <w:rPr>
+          <w:lang w:val="hi_IN" w:bidi="hi_IN"/>
+        </w:rPr>
+        <w:t>וּ⁠שְׁמִ֖⁠י נוֹרָ֥א בַ⁠גּוֹיִֽם</w:t>
       </w:r>
     </w:p>
     <w:p>
@@ -10158,6 +11250,20 @@
       </w:r>
       <w:r>
         <w:rPr>
+          <w:lang w:val="hi_IN" w:bidi="hi_IN"/>
+        </w:rPr>
+        <w:t>לֹ֣א תִשְׁמְע֡וּ</w:t>
+      </w:r>
+    </w:p>
+    <w:p>
+      <w:pPr/>
+      <w:r>
+        <w:rPr>
+          <w:lang w:val="hi_IN" w:bidi="hi_IN"/>
+        </w:rPr>
+      </w:r>
+      <w:r>
+        <w:rPr>
           <w:b/>
           <w:lang w:val="hi_IN" w:bidi="hi_IN"/>
         </w:rPr>
@@ -10268,6 +11374,20 @@
       </w:r>
       <w:r>
         <w:rPr>
+          <w:lang w:val="hi_IN" w:bidi="hi_IN"/>
+        </w:rPr>
+        <w:t>לֹא֩ תָשִׂ֨ימוּ עַל־לֵ֜ב &amp; אֵינְ⁠כֶ֖ם שָׂמִ֥ים עַל־לֵֽב</w:t>
+      </w:r>
+    </w:p>
+    <w:p>
+      <w:pPr/>
+      <w:r>
+        <w:rPr>
+          <w:lang w:val="hi_IN" w:bidi="hi_IN"/>
+        </w:rPr>
+      </w:r>
+      <w:r>
+        <w:rPr>
           <w:b/>
           <w:lang w:val="hi_IN" w:bidi="hi_IN"/>
         </w:rPr>
@@ -10365,6 +11485,20 @@
       </w:r>
       <w:r>
         <w:rPr>
+          <w:lang w:val="hi_IN" w:bidi="hi_IN"/>
+        </w:rPr>
+        <w:t>לָ⁠תֵ֧ת כָּב֣וֹד לִ⁠שְׁמִ֗⁠י</w:t>
+      </w:r>
+    </w:p>
+    <w:p>
+      <w:pPr/>
+      <w:r>
+        <w:rPr>
+          <w:lang w:val="hi_IN" w:bidi="hi_IN"/>
+        </w:rPr>
+      </w:r>
+      <w:r>
+        <w:rPr>
           <w:b/>
           <w:lang w:val="hi_IN" w:bidi="hi_IN"/>
         </w:rPr>
@@ -10488,6 +11622,20 @@
       </w:r>
       <w:r>
         <w:rPr>
+          <w:lang w:val="hi_IN" w:bidi="hi_IN"/>
+        </w:rPr>
+        <w:t>לִ⁠שְׁמִ֗⁠י</w:t>
+      </w:r>
+    </w:p>
+    <w:p>
+      <w:pPr/>
+      <w:r>
+        <w:rPr>
+          <w:lang w:val="hi_IN" w:bidi="hi_IN"/>
+        </w:rPr>
+      </w:r>
+      <w:r>
+        <w:rPr>
           <w:b/>
           <w:lang w:val="hi_IN" w:bidi="hi_IN"/>
         </w:rPr>
@@ -10598,6 +11746,20 @@
       </w:r>
       <w:r>
         <w:rPr>
+          <w:lang w:val="hi_IN" w:bidi="hi_IN"/>
+        </w:rPr>
+        <w:t>וְ⁠שִׁלַּחְתִּ֤י בָ⁠כֶם֙ אֶת־הַ⁠מְּאֵרָ֔ה</w:t>
+      </w:r>
+    </w:p>
+    <w:p>
+      <w:pPr/>
+      <w:r>
+        <w:rPr>
+          <w:lang w:val="hi_IN" w:bidi="hi_IN"/>
+        </w:rPr>
+      </w:r>
+      <w:r>
+        <w:rPr>
           <w:b/>
           <w:lang w:val="hi_IN" w:bidi="hi_IN"/>
         </w:rPr>
@@ -10734,6 +11896,20 @@
       </w:r>
       <w:r>
         <w:rPr>
+          <w:lang w:val="hi_IN" w:bidi="hi_IN"/>
+        </w:rPr>
+        <w:t>וְ⁠אָרוֹתִ֖י אֶת־בִּרְכֽוֹתֵי⁠כֶ֑ם</w:t>
+      </w:r>
+    </w:p>
+    <w:p>
+      <w:pPr/>
+      <w:r>
+        <w:rPr>
+          <w:lang w:val="hi_IN" w:bidi="hi_IN"/>
+        </w:rPr>
+      </w:r>
+      <w:r>
+        <w:rPr>
           <w:b/>
           <w:lang w:val="hi_IN" w:bidi="hi_IN"/>
         </w:rPr>
@@ -10868,6 +12044,20 @@
       </w:r>
       <w:r>
         <w:rPr>
+          <w:lang w:val="hi_IN" w:bidi="hi_IN"/>
+        </w:rPr>
+        <w:t>אָרוֹתִ֔י⁠הָ</w:t>
+      </w:r>
+    </w:p>
+    <w:p>
+      <w:pPr/>
+      <w:r>
+        <w:rPr>
+          <w:lang w:val="hi_IN" w:bidi="hi_IN"/>
+        </w:rPr>
+      </w:r>
+      <w:r>
+        <w:rPr>
           <w:b/>
           <w:lang w:val="hi_IN" w:bidi="hi_IN"/>
         </w:rPr>
@@ -10991,6 +12181,20 @@
       </w:r>
       <w:r>
         <w:rPr>
+          <w:lang w:val="hi_IN" w:bidi="hi_IN"/>
+        </w:rPr>
+        <w:t>הִנְ⁠נִ֨י גֹעֵ֤ר</w:t>
+      </w:r>
+    </w:p>
+    <w:p>
+      <w:pPr/>
+      <w:r>
+        <w:rPr>
+          <w:lang w:val="hi_IN" w:bidi="hi_IN"/>
+        </w:rPr>
+      </w:r>
+      <w:r>
+        <w:rPr>
           <w:b/>
           <w:lang w:val="hi_IN" w:bidi="hi_IN"/>
         </w:rPr>
@@ -11101,6 +12305,20 @@
       </w:r>
       <w:r>
         <w:rPr>
+          <w:lang w:val="hi_IN" w:bidi="hi_IN"/>
+        </w:rPr>
+        <w:t>גֹעֵ֤ר לָ⁠כֶם֙ אֶת־הַ⁠זֶּ֔רַע</w:t>
+      </w:r>
+    </w:p>
+    <w:p>
+      <w:pPr/>
+      <w:r>
+        <w:rPr>
+          <w:lang w:val="hi_IN" w:bidi="hi_IN"/>
+        </w:rPr>
+      </w:r>
+      <w:r>
+        <w:rPr>
           <w:b/>
           <w:lang w:val="hi_IN" w:bidi="hi_IN"/>
         </w:rPr>
@@ -11236,6 +12454,20 @@
       </w:r>
       <w:r>
         <w:rPr>
+          <w:lang w:val="hi_IN" w:bidi="hi_IN"/>
+        </w:rPr>
+        <w:t>וְ⁠זֵרִ֤יתִי פֶ֨רֶשׁ֙ עַל־פְּנֵי⁠כֶ֔ם</w:t>
+      </w:r>
+    </w:p>
+    <w:p>
+      <w:pPr/>
+      <w:r>
+        <w:rPr>
+          <w:lang w:val="hi_IN" w:bidi="hi_IN"/>
+        </w:rPr>
+      </w:r>
+      <w:r>
+        <w:rPr>
           <w:b/>
           <w:lang w:val="hi_IN" w:bidi="hi_IN"/>
         </w:rPr>
@@ -11359,6 +12591,20 @@
       </w:r>
       <w:r>
         <w:rPr>
+          <w:lang w:val="hi_IN" w:bidi="hi_IN"/>
+        </w:rPr>
+        <w:t>פֶּ֖רֶשׁ חַגֵּי⁠כֶ֑ם</w:t>
+      </w:r>
+    </w:p>
+    <w:p>
+      <w:pPr/>
+      <w:r>
+        <w:rPr>
+          <w:lang w:val="hi_IN" w:bidi="hi_IN"/>
+        </w:rPr>
+      </w:r>
+      <w:r>
+        <w:rPr>
           <w:b/>
           <w:lang w:val="hi_IN" w:bidi="hi_IN"/>
         </w:rPr>
@@ -11469,6 +12715,20 @@
       </w:r>
       <w:r>
         <w:rPr>
+          <w:lang w:val="hi_IN" w:bidi="hi_IN"/>
+        </w:rPr>
+        <w:t>וְ⁠נָשָׂ֥א אֶתְ⁠כֶ֖ם אֵלָֽי⁠ו</w:t>
+      </w:r>
+    </w:p>
+    <w:p>
+      <w:pPr/>
+      <w:r>
+        <w:rPr>
+          <w:lang w:val="hi_IN" w:bidi="hi_IN"/>
+        </w:rPr>
+      </w:r>
+      <w:r>
+        <w:rPr>
           <w:b/>
           <w:lang w:val="hi_IN" w:bidi="hi_IN"/>
         </w:rPr>
@@ -11592,6 +12852,20 @@
       </w:r>
       <w:r>
         <w:rPr>
+          <w:lang w:val="hi_IN" w:bidi="hi_IN"/>
+        </w:rPr>
+        <w:t>שִׁלַּ֣חְתִּי אֲלֵי⁠כֶ֔ם אֵ֖ת הַ⁠מִּצְוָ֣ה הַ⁠זֹּ֑את</w:t>
+      </w:r>
+    </w:p>
+    <w:p>
+      <w:pPr/>
+      <w:r>
+        <w:rPr>
+          <w:lang w:val="hi_IN" w:bidi="hi_IN"/>
+        </w:rPr>
+      </w:r>
+      <w:r>
+        <w:rPr>
           <w:b/>
           <w:lang w:val="hi_IN" w:bidi="hi_IN"/>
         </w:rPr>
@@ -11704,6 +12978,20 @@
         <w:rPr>
           <w:lang w:val="hi_IN" w:bidi="hi_IN"/>
         </w:rPr>
+      </w:r>
+    </w:p>
+    <w:p>
+      <w:pPr/>
+      <w:r>
+        <w:rPr>
+          <w:lang w:val="hi_IN" w:bidi="hi_IN"/>
+        </w:rPr>
+      </w:r>
+      <w:r>
+        <w:rPr>
+          <w:lang w:val="hi_IN" w:bidi="hi_IN"/>
+        </w:rPr>
+        <w:t>לִֽ⁠הְי֤וֹת בְּרִיתִ⁠י֙ אֶת־לֵוִ֔י</w:t>
       </w:r>
     </w:p>
     <w:p>
@@ -11868,6 +13156,20 @@
       </w:r>
       <w:r>
         <w:rPr>
+          <w:lang w:val="hi_IN" w:bidi="hi_IN"/>
+        </w:rPr>
+        <w:t>לֵוִ֔י</w:t>
+      </w:r>
+    </w:p>
+    <w:p>
+      <w:pPr/>
+      <w:r>
+        <w:rPr>
+          <w:lang w:val="hi_IN" w:bidi="hi_IN"/>
+        </w:rPr>
+      </w:r>
+      <w:r>
+        <w:rPr>
           <w:b/>
           <w:lang w:val="hi_IN" w:bidi="hi_IN"/>
         </w:rPr>
@@ -11964,6 +13266,20 @@
       </w:r>
       <w:r>
         <w:rPr>
+          <w:lang w:val="hi_IN" w:bidi="hi_IN"/>
+        </w:rPr>
+        <w:t>בְּרִיתִ֣⁠י ׀ הָיְתָ֣ה אִתּ֗⁠וֹ הַֽ⁠חַיִּים֙ וְ⁠הַ֨⁠שָּׁל֔וֹם</w:t>
+      </w:r>
+    </w:p>
+    <w:p>
+      <w:pPr/>
+      <w:r>
+        <w:rPr>
+          <w:lang w:val="hi_IN" w:bidi="hi_IN"/>
+        </w:rPr>
+      </w:r>
+      <w:r>
+        <w:rPr>
           <w:b/>
           <w:lang w:val="hi_IN" w:bidi="hi_IN"/>
         </w:rPr>
@@ -12087,6 +13403,20 @@
       </w:r>
       <w:r>
         <w:rPr>
+          <w:lang w:val="hi_IN" w:bidi="hi_IN"/>
+        </w:rPr>
+        <w:t>הָיְתָ֣ה אִתּ֗⁠וֹ &amp; ל֥⁠וֹ &amp; וַ⁠יִּֽירָאֵ֑⁠נִי &amp; נִחַ֥ת הֽוּא</w:t>
+      </w:r>
+    </w:p>
+    <w:p>
+      <w:pPr/>
+      <w:r>
+        <w:rPr>
+          <w:lang w:val="hi_IN" w:bidi="hi_IN"/>
+        </w:rPr>
+      </w:r>
+      <w:r>
+        <w:rPr>
           <w:b/>
           <w:lang w:val="hi_IN" w:bidi="hi_IN"/>
         </w:rPr>
@@ -12196,6 +13526,20 @@
       </w:r>
       <w:r>
         <w:rPr>
+          <w:lang w:val="hi_IN" w:bidi="hi_IN"/>
+        </w:rPr>
+        <w:t>וַ⁠יִּֽירָאֵ֑⁠נִי וּ⁠מִ⁠פְּנֵ֥י שְׁמִ֖⁠י נִחַ֥ת הֽוּא</w:t>
+      </w:r>
+    </w:p>
+    <w:p>
+      <w:pPr/>
+      <w:r>
+        <w:rPr>
+          <w:lang w:val="hi_IN" w:bidi="hi_IN"/>
+        </w:rPr>
+      </w:r>
+      <w:r>
+        <w:rPr>
           <w:b/>
           <w:lang w:val="hi_IN" w:bidi="hi_IN"/>
         </w:rPr>
@@ -12305,6 +13649,20 @@
       </w:r>
       <w:r>
         <w:rPr>
+          <w:lang w:val="hi_IN" w:bidi="hi_IN"/>
+        </w:rPr>
+        <w:t>שְׁמִ֖⁠י</w:t>
+      </w:r>
+    </w:p>
+    <w:p>
+      <w:pPr/>
+      <w:r>
+        <w:rPr>
+          <w:lang w:val="hi_IN" w:bidi="hi_IN"/>
+        </w:rPr>
+      </w:r>
+      <w:r>
+        <w:rPr>
           <w:b/>
           <w:lang w:val="hi_IN" w:bidi="hi_IN"/>
         </w:rPr>
@@ -12401,6 +13759,20 @@
       </w:r>
       <w:r>
         <w:rPr>
+          <w:lang w:val="hi_IN" w:bidi="hi_IN"/>
+        </w:rPr>
+        <w:t>בְּ⁠פִ֔י⁠הוּ &amp; בִ⁠שְׂפָתָ֑י⁠ו &amp; הָלַ֣ךְ &amp; הֵשִׁ֥יב</w:t>
+      </w:r>
+    </w:p>
+    <w:p>
+      <w:pPr/>
+      <w:r>
+        <w:rPr>
+          <w:lang w:val="hi_IN" w:bidi="hi_IN"/>
+        </w:rPr>
+      </w:r>
+      <w:r>
+        <w:rPr>
           <w:b/>
           <w:lang w:val="hi_IN" w:bidi="hi_IN"/>
         </w:rPr>
@@ -12522,6 +13894,20 @@
       </w:r>
       <w:r>
         <w:rPr>
+          <w:lang w:val="hi_IN" w:bidi="hi_IN"/>
+        </w:rPr>
+        <w:t>תּוֹרַ֤ת אֱמֶת֙ הָיְתָ֣ה בְּ⁠פִ֔י⁠הוּ</w:t>
+      </w:r>
+    </w:p>
+    <w:p>
+      <w:pPr/>
+      <w:r>
+        <w:rPr>
+          <w:lang w:val="hi_IN" w:bidi="hi_IN"/>
+        </w:rPr>
+      </w:r>
+      <w:r>
+        <w:rPr>
           <w:b/>
           <w:lang w:val="hi_IN" w:bidi="hi_IN"/>
         </w:rPr>
@@ -12658,6 +14044,20 @@
       </w:r>
       <w:r>
         <w:rPr>
+          <w:lang w:val="hi_IN" w:bidi="hi_IN"/>
+        </w:rPr>
+        <w:t>תּוֹרַ֤ת אֱמֶת֙ הָיְתָ֣ה בְּ⁠פִ֔י⁠הוּ</w:t>
+      </w:r>
+    </w:p>
+    <w:p>
+      <w:pPr/>
+      <w:r>
+        <w:rPr>
+          <w:lang w:val="hi_IN" w:bidi="hi_IN"/>
+        </w:rPr>
+      </w:r>
+      <w:r>
+        <w:rPr>
           <w:b/>
           <w:lang w:val="hi_IN" w:bidi="hi_IN"/>
         </w:rPr>
@@ -12768,6 +14168,20 @@
       </w:r>
       <w:r>
         <w:rPr>
+          <w:lang w:val="hi_IN" w:bidi="hi_IN"/>
+        </w:rPr>
+        <w:t>וְ⁠עַוְלָ֖ה לֹא־נִמְצָ֣א בִ⁠שְׂפָתָ֑י⁠ו</w:t>
+      </w:r>
+    </w:p>
+    <w:p>
+      <w:pPr/>
+      <w:r>
+        <w:rPr>
+          <w:lang w:val="hi_IN" w:bidi="hi_IN"/>
+        </w:rPr>
+      </w:r>
+      <w:r>
+        <w:rPr>
           <w:b/>
           <w:lang w:val="hi_IN" w:bidi="hi_IN"/>
         </w:rPr>
@@ -12878,6 +14292,20 @@
       </w:r>
       <w:r>
         <w:rPr>
+          <w:lang w:val="hi_IN" w:bidi="hi_IN"/>
+        </w:rPr>
+        <w:t>וְ⁠עַוְלָ֖ה לֹא־נִמְצָ֣א בִ⁠שְׂפָתָ֑י⁠ו</w:t>
+      </w:r>
+    </w:p>
+    <w:p>
+      <w:pPr/>
+      <w:r>
+        <w:rPr>
+          <w:lang w:val="hi_IN" w:bidi="hi_IN"/>
+        </w:rPr>
+      </w:r>
+      <w:r>
+        <w:rPr>
           <w:b/>
           <w:lang w:val="hi_IN" w:bidi="hi_IN"/>
         </w:rPr>
@@ -12988,6 +14416,20 @@
       </w:r>
       <w:r>
         <w:rPr>
+          <w:lang w:val="hi_IN" w:bidi="hi_IN"/>
+        </w:rPr>
+        <w:t>וְ⁠עַוְלָ֖ה לֹא־נִמְצָ֣א בִ⁠שְׂפָתָ֑י⁠ו</w:t>
+      </w:r>
+    </w:p>
+    <w:p>
+      <w:pPr/>
+      <w:r>
+        <w:rPr>
+          <w:lang w:val="hi_IN" w:bidi="hi_IN"/>
+        </w:rPr>
+      </w:r>
+      <w:r>
+        <w:rPr>
           <w:b/>
           <w:lang w:val="hi_IN" w:bidi="hi_IN"/>
         </w:rPr>
@@ -13084,6 +14526,20 @@
       </w:r>
       <w:r>
         <w:rPr>
+          <w:lang w:val="hi_IN" w:bidi="hi_IN"/>
+        </w:rPr>
+        <w:t>בְּ⁠שָׁל֤וֹם וּ⁠בְ⁠מִישׁוֹר֙</w:t>
+      </w:r>
+    </w:p>
+    <w:p>
+      <w:pPr/>
+      <w:r>
+        <w:rPr>
+          <w:lang w:val="hi_IN" w:bidi="hi_IN"/>
+        </w:rPr>
+      </w:r>
+      <w:r>
+        <w:rPr>
           <w:b/>
           <w:lang w:val="hi_IN" w:bidi="hi_IN"/>
         </w:rPr>
@@ -13193,6 +14649,20 @@
       </w:r>
       <w:r>
         <w:rPr>
+          <w:lang w:val="hi_IN" w:bidi="hi_IN"/>
+        </w:rPr>
+        <w:t>הָלַ֣ךְ אִתִּ֔⁠י</w:t>
+      </w:r>
+    </w:p>
+    <w:p>
+      <w:pPr/>
+      <w:r>
+        <w:rPr>
+          <w:lang w:val="hi_IN" w:bidi="hi_IN"/>
+        </w:rPr>
+      </w:r>
+      <w:r>
+        <w:rPr>
           <w:b/>
           <w:lang w:val="hi_IN" w:bidi="hi_IN"/>
         </w:rPr>
@@ -13315,6 +14785,20 @@
       </w:r>
       <w:r>
         <w:rPr>
+          <w:lang w:val="hi_IN" w:bidi="hi_IN"/>
+        </w:rPr>
+        <w:t>וְ⁠רַבִּ֖ים הֵשִׁ֥יב מֵ⁠עָוֺֽן</w:t>
+      </w:r>
+    </w:p>
+    <w:p>
+      <w:pPr/>
+      <w:r>
+        <w:rPr>
+          <w:lang w:val="hi_IN" w:bidi="hi_IN"/>
+        </w:rPr>
+      </w:r>
+      <w:r>
+        <w:rPr>
           <w:b/>
           <w:lang w:val="hi_IN" w:bidi="hi_IN"/>
         </w:rPr>
@@ -13450,6 +14934,20 @@
       </w:r>
       <w:r>
         <w:rPr>
+          <w:lang w:val="hi_IN" w:bidi="hi_IN"/>
+        </w:rPr>
+        <w:t>מֵ⁠עָוֺֽן</w:t>
+      </w:r>
+    </w:p>
+    <w:p>
+      <w:pPr/>
+      <w:r>
+        <w:rPr>
+          <w:lang w:val="hi_IN" w:bidi="hi_IN"/>
+        </w:rPr>
+      </w:r>
+      <w:r>
+        <w:rPr>
           <w:b/>
           <w:lang w:val="hi_IN" w:bidi="hi_IN"/>
         </w:rPr>
@@ -13546,6 +15044,20 @@
       </w:r>
       <w:r>
         <w:rPr>
+          <w:lang w:val="hi_IN" w:bidi="hi_IN"/>
+        </w:rPr>
+        <w:t>שִׂפְתֵ֤י כֹהֵן֙ יִשְׁמְרוּ־דַ֔עַת</w:t>
+      </w:r>
+    </w:p>
+    <w:p>
+      <w:pPr/>
+      <w:r>
+        <w:rPr>
+          <w:lang w:val="hi_IN" w:bidi="hi_IN"/>
+        </w:rPr>
+      </w:r>
+      <w:r>
+        <w:rPr>
           <w:b/>
           <w:lang w:val="hi_IN" w:bidi="hi_IN"/>
         </w:rPr>
@@ -13656,6 +15168,20 @@
       </w:r>
       <w:r>
         <w:rPr>
+          <w:lang w:val="hi_IN" w:bidi="hi_IN"/>
+        </w:rPr>
+        <w:t>יִשְׁמְרוּ־דַ֔עַת</w:t>
+      </w:r>
+    </w:p>
+    <w:p>
+      <w:pPr/>
+      <w:r>
+        <w:rPr>
+          <w:lang w:val="hi_IN" w:bidi="hi_IN"/>
+        </w:rPr>
+      </w:r>
+      <w:r>
+        <w:rPr>
           <w:b/>
           <w:lang w:val="hi_IN" w:bidi="hi_IN"/>
         </w:rPr>
@@ -13766,6 +15292,20 @@
       </w:r>
       <w:r>
         <w:rPr>
+          <w:lang w:val="hi_IN" w:bidi="hi_IN"/>
+        </w:rPr>
+        <w:t>יִשְׁמְרוּ־דַ֔עַת</w:t>
+      </w:r>
+    </w:p>
+    <w:p>
+      <w:pPr/>
+      <w:r>
+        <w:rPr>
+          <w:lang w:val="hi_IN" w:bidi="hi_IN"/>
+        </w:rPr>
+      </w:r>
+      <w:r>
+        <w:rPr>
           <w:b/>
           <w:lang w:val="hi_IN" w:bidi="hi_IN"/>
         </w:rPr>
@@ -13862,6 +15402,20 @@
       </w:r>
       <w:r>
         <w:rPr>
+          <w:lang w:val="hi_IN" w:bidi="hi_IN"/>
+        </w:rPr>
+        <w:t>יְבַקְשׁ֣וּ</w:t>
+      </w:r>
+    </w:p>
+    <w:p>
+      <w:pPr/>
+      <w:r>
+        <w:rPr>
+          <w:lang w:val="hi_IN" w:bidi="hi_IN"/>
+        </w:rPr>
+      </w:r>
+      <w:r>
+        <w:rPr>
           <w:b/>
           <w:lang w:val="hi_IN" w:bidi="hi_IN"/>
         </w:rPr>
@@ -14005,6 +15559,20 @@
       </w:r>
       <w:r>
         <w:rPr>
+          <w:lang w:val="hi_IN" w:bidi="hi_IN"/>
+        </w:rPr>
+        <w:t>וְ⁠תוֹרָ֖ה יְבַקְשׁ֣וּ</w:t>
+      </w:r>
+    </w:p>
+    <w:p>
+      <w:pPr/>
+      <w:r>
+        <w:rPr>
+          <w:lang w:val="hi_IN" w:bidi="hi_IN"/>
+        </w:rPr>
+      </w:r>
+      <w:r>
+        <w:rPr>
           <w:b/>
           <w:lang w:val="hi_IN" w:bidi="hi_IN"/>
         </w:rPr>
@@ -14128,6 +15696,20 @@
       </w:r>
       <w:r>
         <w:rPr>
+          <w:lang w:val="hi_IN" w:bidi="hi_IN"/>
+        </w:rPr>
+        <w:t>מִ⁠פִּ֑י⁠הוּ</w:t>
+      </w:r>
+    </w:p>
+    <w:p>
+      <w:pPr/>
+      <w:r>
+        <w:rPr>
+          <w:lang w:val="hi_IN" w:bidi="hi_IN"/>
+        </w:rPr>
+      </w:r>
+      <w:r>
+        <w:rPr>
           <w:b/>
           <w:lang w:val="hi_IN" w:bidi="hi_IN"/>
         </w:rPr>
@@ -14238,6 +15820,20 @@
       </w:r>
       <w:r>
         <w:rPr>
+          <w:lang w:val="hi_IN" w:bidi="hi_IN"/>
+        </w:rPr>
+        <w:t>מַלְאַ֥ךְ יְהוָֽה־צְבָא֖וֹת</w:t>
+      </w:r>
+    </w:p>
+    <w:p>
+      <w:pPr/>
+      <w:r>
+        <w:rPr>
+          <w:lang w:val="hi_IN" w:bidi="hi_IN"/>
+        </w:rPr>
+      </w:r>
+      <w:r>
+        <w:rPr>
           <w:b/>
           <w:lang w:val="hi_IN" w:bidi="hi_IN"/>
         </w:rPr>
@@ -14324,6 +15920,20 @@
         <w:rPr>
           <w:lang w:val="hi_IN" w:bidi="hi_IN"/>
         </w:rPr>
+      </w:r>
+    </w:p>
+    <w:p>
+      <w:pPr/>
+      <w:r>
+        <w:rPr>
+          <w:lang w:val="hi_IN" w:bidi="hi_IN"/>
+        </w:rPr>
+      </w:r>
+      <w:r>
+        <w:rPr>
+          <w:lang w:val="hi_IN" w:bidi="hi_IN"/>
+        </w:rPr>
+        <w:t>וְ⁠אַתֶּם֙ סַרְתֶּ֣ם מִן־הַ⁠דֶּ֔רֶךְ</w:t>
       </w:r>
     </w:p>
     <w:p>
@@ -14430,6 +16040,20 @@
       </w:r>
       <w:r>
         <w:rPr>
+          <w:lang w:val="hi_IN" w:bidi="hi_IN"/>
+        </w:rPr>
+        <w:t>הִכְשַׁלְתֶּ֥ם רַבִּ֖ים</w:t>
+      </w:r>
+    </w:p>
+    <w:p>
+      <w:pPr/>
+      <w:r>
+        <w:rPr>
+          <w:lang w:val="hi_IN" w:bidi="hi_IN"/>
+        </w:rPr>
+      </w:r>
+      <w:r>
+        <w:rPr>
           <w:b/>
           <w:lang w:val="hi_IN" w:bidi="hi_IN"/>
         </w:rPr>
@@ -14552,6 +16176,20 @@
       </w:r>
       <w:r>
         <w:rPr>
+          <w:lang w:val="hi_IN" w:bidi="hi_IN"/>
+        </w:rPr>
+        <w:t>בַּ⁠תּוֹרָ֑ה</w:t>
+      </w:r>
+    </w:p>
+    <w:p>
+      <w:pPr/>
+      <w:r>
+        <w:rPr>
+          <w:lang w:val="hi_IN" w:bidi="hi_IN"/>
+        </w:rPr>
+      </w:r>
+      <w:r>
+        <w:rPr>
           <w:b/>
           <w:lang w:val="hi_IN" w:bidi="hi_IN"/>
         </w:rPr>
@@ -14664,6 +16302,20 @@
         <w:rPr>
           <w:lang w:val="hi_IN" w:bidi="hi_IN"/>
         </w:rPr>
+      </w:r>
+    </w:p>
+    <w:p>
+      <w:pPr/>
+      <w:r>
+        <w:rPr>
+          <w:lang w:val="hi_IN" w:bidi="hi_IN"/>
+        </w:rPr>
+      </w:r>
+      <w:r>
+        <w:rPr>
+          <w:lang w:val="hi_IN" w:bidi="hi_IN"/>
+        </w:rPr>
+        <w:t>שִֽׁחַתֶּם֙</w:t>
       </w:r>
     </w:p>
     <w:p>
@@ -14841,6 +16493,20 @@
       </w:r>
       <w:r>
         <w:rPr>
+          <w:lang w:val="hi_IN" w:bidi="hi_IN"/>
+        </w:rPr>
+        <w:t>הַ⁠לֵּוִ֔י</w:t>
+      </w:r>
+    </w:p>
+    <w:p>
+      <w:pPr/>
+      <w:r>
+        <w:rPr>
+          <w:lang w:val="hi_IN" w:bidi="hi_IN"/>
+        </w:rPr>
+      </w:r>
+      <w:r>
+        <w:rPr>
           <w:b/>
           <w:lang w:val="hi_IN" w:bidi="hi_IN"/>
         </w:rPr>
@@ -14936,6 +16602,20 @@
       </w:r>
       <w:r>
         <w:rPr>
+          <w:lang w:val="hi_IN" w:bidi="hi_IN"/>
+        </w:rPr>
+        <w:t>וְ⁠נֹשְׂאִ֥ים פָּנִ֖ים</w:t>
+      </w:r>
+    </w:p>
+    <w:p>
+      <w:pPr/>
+      <w:r>
+        <w:rPr>
+          <w:lang w:val="hi_IN" w:bidi="hi_IN"/>
+        </w:rPr>
+      </w:r>
+      <w:r>
+        <w:rPr>
           <w:b/>
           <w:lang w:val="hi_IN" w:bidi="hi_IN"/>
         </w:rPr>
@@ -15045,6 +16725,20 @@
       </w:r>
       <w:r>
         <w:rPr>
+          <w:lang w:val="hi_IN" w:bidi="hi_IN"/>
+        </w:rPr>
+        <w:t>בַּ⁠תּוֹרָֽה</w:t>
+      </w:r>
+    </w:p>
+    <w:p>
+      <w:pPr/>
+      <w:r>
+        <w:rPr>
+          <w:lang w:val="hi_IN" w:bidi="hi_IN"/>
+        </w:rPr>
+      </w:r>
+      <w:r>
+        <w:rPr>
           <w:b/>
           <w:lang w:val="hi_IN" w:bidi="hi_IN"/>
         </w:rPr>
@@ -15168,6 +16862,20 @@
       </w:r>
       <w:r>
         <w:rPr>
+          <w:lang w:val="hi_IN" w:bidi="hi_IN"/>
+        </w:rPr>
+        <w:t>הֲ⁠ל֨וֹא אָ֤ב אֶחָד֙ לְ⁠כֻלָּ֔⁠נוּ הֲ⁠ל֛וֹא אֵ֥ל אֶֽחָ֖ד בְּרָאָ֑⁠נוּ</w:t>
+      </w:r>
+    </w:p>
+    <w:p>
+      <w:pPr/>
+      <w:r>
+        <w:rPr>
+          <w:lang w:val="hi_IN" w:bidi="hi_IN"/>
+        </w:rPr>
+      </w:r>
+      <w:r>
+        <w:rPr>
           <w:b/>
           <w:lang w:val="hi_IN" w:bidi="hi_IN"/>
         </w:rPr>
@@ -15265,6 +16973,20 @@
       </w:r>
       <w:r>
         <w:rPr>
+          <w:lang w:val="hi_IN" w:bidi="hi_IN"/>
+        </w:rPr>
+        <w:t>הֲ⁠ל֨וֹא אָ֤ב אֶחָד֙ לְ⁠כֻלָּ֔⁠נוּ הֲ⁠ל֛וֹא אֵ֥ל אֶֽחָ֖ד בְּרָאָ֑⁠נוּ</w:t>
+      </w:r>
+    </w:p>
+    <w:p>
+      <w:pPr/>
+      <w:r>
+        <w:rPr>
+          <w:lang w:val="hi_IN" w:bidi="hi_IN"/>
+        </w:rPr>
+      </w:r>
+      <w:r>
+        <w:rPr>
           <w:b/>
           <w:lang w:val="hi_IN" w:bidi="hi_IN"/>
         </w:rPr>
@@ -15362,6 +17084,20 @@
       </w:r>
       <w:r>
         <w:rPr>
+          <w:lang w:val="hi_IN" w:bidi="hi_IN"/>
+        </w:rPr>
+        <w:t>מַדּ֗וּעַ נִבְגַּד֙ אִ֣ישׁ בְּ⁠אָחִ֔י⁠ו לְ⁠חַלֵּ֖ל בְּרִ֥ית אֲבֹתֵֽי⁠נוּ</w:t>
+      </w:r>
+    </w:p>
+    <w:p>
+      <w:pPr/>
+      <w:r>
+        <w:rPr>
+          <w:lang w:val="hi_IN" w:bidi="hi_IN"/>
+        </w:rPr>
+      </w:r>
+      <w:r>
+        <w:rPr>
           <w:b/>
           <w:lang w:val="hi_IN" w:bidi="hi_IN"/>
         </w:rPr>
@@ -15459,6 +17195,20 @@
       </w:r>
       <w:r>
         <w:rPr>
+          <w:lang w:val="hi_IN" w:bidi="hi_IN"/>
+        </w:rPr>
+        <w:t>אִ֣ישׁ בְּ⁠אָחִ֔י⁠ו</w:t>
+      </w:r>
+    </w:p>
+    <w:p>
+      <w:pPr/>
+      <w:r>
+        <w:rPr>
+          <w:lang w:val="hi_IN" w:bidi="hi_IN"/>
+        </w:rPr>
+      </w:r>
+      <w:r>
+        <w:rPr>
           <w:b/>
           <w:lang w:val="hi_IN" w:bidi="hi_IN"/>
         </w:rPr>
@@ -15556,6 +17306,20 @@
       </w:r>
       <w:r>
         <w:rPr>
+          <w:lang w:val="hi_IN" w:bidi="hi_IN"/>
+        </w:rPr>
+        <w:t>אֲבֹתֵֽי⁠נוּ</w:t>
+      </w:r>
+    </w:p>
+    <w:p>
+      <w:pPr/>
+      <w:r>
+        <w:rPr>
+          <w:lang w:val="hi_IN" w:bidi="hi_IN"/>
+        </w:rPr>
+      </w:r>
+      <w:r>
+        <w:rPr>
           <w:b/>
           <w:lang w:val="hi_IN" w:bidi="hi_IN"/>
         </w:rPr>
@@ -15665,6 +17429,20 @@
       </w:r>
       <w:r>
         <w:rPr>
+          <w:lang w:val="hi_IN" w:bidi="hi_IN"/>
+        </w:rPr>
+        <w:t>בָּגְדָ֣ה יְהוּדָ֔ה וְ⁠תוֹעֵבָ֛ה נֶעֶשְׂתָ֥ה בְ⁠יִשְׂרָאֵ֖ל וּ⁠בִ⁠ירֽוּשָׁלִָ֑ם</w:t>
+      </w:r>
+    </w:p>
+    <w:p>
+      <w:pPr/>
+      <w:r>
+        <w:rPr>
+          <w:lang w:val="hi_IN" w:bidi="hi_IN"/>
+        </w:rPr>
+      </w:r>
+      <w:r>
+        <w:rPr>
           <w:b/>
           <w:lang w:val="hi_IN" w:bidi="hi_IN"/>
         </w:rPr>
@@ -15762,6 +17540,20 @@
       </w:r>
       <w:r>
         <w:rPr>
+          <w:lang w:val="hi_IN" w:bidi="hi_IN"/>
+        </w:rPr>
+        <w:t>בָּגְדָ֣ה יְהוּדָ֔ה &amp; חִלֵּ֣ל יְהוּדָ֗ה</w:t>
+      </w:r>
+    </w:p>
+    <w:p>
+      <w:pPr/>
+      <w:r>
+        <w:rPr>
+          <w:lang w:val="hi_IN" w:bidi="hi_IN"/>
+        </w:rPr>
+      </w:r>
+      <w:r>
+        <w:rPr>
           <w:b/>
           <w:lang w:val="hi_IN" w:bidi="hi_IN"/>
         </w:rPr>
@@ -15884,6 +17676,20 @@
       </w:r>
       <w:r>
         <w:rPr>
+          <w:lang w:val="hi_IN" w:bidi="hi_IN"/>
+        </w:rPr>
+        <w:t>וְ⁠תוֹעֵבָ֛ה נֶעֶשְׂתָ֥ה בְ⁠יִשְׂרָאֵ֖ל וּ⁠בִ⁠ירֽוּשָׁלִָ֑ם</w:t>
+      </w:r>
+    </w:p>
+    <w:p>
+      <w:pPr/>
+      <w:r>
+        <w:rPr>
+          <w:lang w:val="hi_IN" w:bidi="hi_IN"/>
+        </w:rPr>
+      </w:r>
+      <w:r>
+        <w:rPr>
           <w:b/>
           <w:lang w:val="hi_IN" w:bidi="hi_IN"/>
         </w:rPr>
@@ -16005,6 +17811,20 @@
       </w:r>
       <w:r>
         <w:rPr>
+          <w:lang w:val="hi_IN" w:bidi="hi_IN"/>
+        </w:rPr>
+        <w:t>וּ⁠בָעַ֖ל בַּת־אֵ֥ל נֵכָֽר</w:t>
+      </w:r>
+    </w:p>
+    <w:p>
+      <w:pPr/>
+      <w:r>
+        <w:rPr>
+          <w:lang w:val="hi_IN" w:bidi="hi_IN"/>
+        </w:rPr>
+      </w:r>
+      <w:r>
+        <w:rPr>
           <w:b/>
           <w:lang w:val="hi_IN" w:bidi="hi_IN"/>
         </w:rPr>
@@ -16140,6 +17960,20 @@
       </w:r>
       <w:r>
         <w:rPr>
+          <w:lang w:val="hi_IN" w:bidi="hi_IN"/>
+        </w:rPr>
+        <w:t>יַכְרֵ֨ת יְהוָ֜ה &amp; מֵ⁠אָהֳלֵ֖י יַֽעֲקֹ֑ב</w:t>
+      </w:r>
+    </w:p>
+    <w:p>
+      <w:pPr/>
+      <w:r>
+        <w:rPr>
+          <w:lang w:val="hi_IN" w:bidi="hi_IN"/>
+        </w:rPr>
+      </w:r>
+      <w:r>
+        <w:rPr>
           <w:b/>
           <w:lang w:val="hi_IN" w:bidi="hi_IN"/>
         </w:rPr>
@@ -16250,6 +18084,20 @@
       </w:r>
       <w:r>
         <w:rPr>
+          <w:lang w:val="hi_IN" w:bidi="hi_IN"/>
+        </w:rPr>
+        <w:t>יַכְרֵ֨ת יְהוָ֜ה</w:t>
+      </w:r>
+    </w:p>
+    <w:p>
+      <w:pPr/>
+      <w:r>
+        <w:rPr>
+          <w:lang w:val="hi_IN" w:bidi="hi_IN"/>
+        </w:rPr>
+      </w:r>
+      <w:r>
+        <w:rPr>
           <w:b/>
           <w:lang w:val="hi_IN" w:bidi="hi_IN"/>
         </w:rPr>
@@ -16360,6 +18208,20 @@
       </w:r>
       <w:r>
         <w:rPr>
+          <w:lang w:val="hi_IN" w:bidi="hi_IN"/>
+        </w:rPr>
+        <w:t>מֵ⁠אָהֳלֵ֖י יַֽעֲקֹ֑ב</w:t>
+      </w:r>
+    </w:p>
+    <w:p>
+      <w:pPr/>
+      <w:r>
+        <w:rPr>
+          <w:lang w:val="hi_IN" w:bidi="hi_IN"/>
+        </w:rPr>
+      </w:r>
+      <w:r>
+        <w:rPr>
           <w:b/>
           <w:lang w:val="hi_IN" w:bidi="hi_IN"/>
         </w:rPr>
@@ -16483,6 +18345,20 @@
       </w:r>
       <w:r>
         <w:rPr>
+          <w:lang w:val="hi_IN" w:bidi="hi_IN"/>
+        </w:rPr>
+        <w:t>לָ⁠אִ֨ישׁ</w:t>
+      </w:r>
+    </w:p>
+    <w:p>
+      <w:pPr/>
+      <w:r>
+        <w:rPr>
+          <w:lang w:val="hi_IN" w:bidi="hi_IN"/>
+        </w:rPr>
+      </w:r>
+      <w:r>
+        <w:rPr>
           <w:b/>
           <w:lang w:val="hi_IN" w:bidi="hi_IN"/>
         </w:rPr>
@@ -16579,6 +18455,20 @@
       </w:r>
       <w:r>
         <w:rPr>
+          <w:lang w:val="hi_IN" w:bidi="hi_IN"/>
+        </w:rPr>
+        <w:t>עֵ֣ר וְ⁠עֹנֶ֔ה</w:t>
+      </w:r>
+    </w:p>
+    <w:p>
+      <w:pPr/>
+      <w:r>
+        <w:rPr>
+          <w:lang w:val="hi_IN" w:bidi="hi_IN"/>
+        </w:rPr>
+      </w:r>
+      <w:r>
+        <w:rPr>
           <w:b/>
           <w:lang w:val="hi_IN" w:bidi="hi_IN"/>
         </w:rPr>
@@ -16715,6 +18605,20 @@
       </w:r>
       <w:r>
         <w:rPr>
+          <w:lang w:val="hi_IN" w:bidi="hi_IN"/>
+        </w:rPr>
+        <w:t>כַּסּ֤וֹת דִּמְעָה֙ אֶת־מִזְבַּ֣ח יְהוָ֔ה</w:t>
+      </w:r>
+    </w:p>
+    <w:p>
+      <w:pPr/>
+      <w:r>
+        <w:rPr>
+          <w:lang w:val="hi_IN" w:bidi="hi_IN"/>
+        </w:rPr>
+      </w:r>
+      <w:r>
+        <w:rPr>
           <w:b/>
           <w:lang w:val="hi_IN" w:bidi="hi_IN"/>
         </w:rPr>
@@ -16812,6 +18716,20 @@
       </w:r>
       <w:r>
         <w:rPr>
+          <w:lang w:val="hi_IN" w:bidi="hi_IN"/>
+        </w:rPr>
+        <w:t>פְּנוֹת֙ אֶל־הַ⁠מִּנְחָ֔ה וְ⁠לָ⁠קַ֥חַת רָצ֖וֹן מִ⁠יֶּדְ⁠כֶֽם</w:t>
+      </w:r>
+    </w:p>
+    <w:p>
+      <w:pPr/>
+      <w:r>
+        <w:rPr>
+          <w:lang w:val="hi_IN" w:bidi="hi_IN"/>
+        </w:rPr>
+      </w:r>
+      <w:r>
+        <w:rPr>
           <w:b/>
           <w:lang w:val="hi_IN" w:bidi="hi_IN"/>
         </w:rPr>
@@ -16909,6 +18827,20 @@
       </w:r>
       <w:r>
         <w:rPr>
+          <w:lang w:val="hi_IN" w:bidi="hi_IN"/>
+        </w:rPr>
+        <w:t>פְּנוֹת֙ אֶל־הַ⁠מִּנְחָ֔ה</w:t>
+      </w:r>
+    </w:p>
+    <w:p>
+      <w:pPr/>
+      <w:r>
+        <w:rPr>
+          <w:lang w:val="hi_IN" w:bidi="hi_IN"/>
+        </w:rPr>
+      </w:r>
+      <w:r>
+        <w:rPr>
           <w:b/>
           <w:lang w:val="hi_IN" w:bidi="hi_IN"/>
         </w:rPr>
@@ -17013,6 +18945,20 @@
       </w:r>
       <w:r>
         <w:rPr>
+          <w:lang w:val="hi_IN" w:bidi="hi_IN"/>
+        </w:rPr>
+        <w:t>מִ⁠יֶּדְ⁠כֶֽם</w:t>
+      </w:r>
+    </w:p>
+    <w:p>
+      <w:pPr/>
+      <w:r>
+        <w:rPr>
+          <w:lang w:val="hi_IN" w:bidi="hi_IN"/>
+        </w:rPr>
+      </w:r>
+      <w:r>
+        <w:rPr>
           <w:b/>
           <w:lang w:val="hi_IN" w:bidi="hi_IN"/>
         </w:rPr>
@@ -17109,6 +19055,20 @@
       </w:r>
       <w:r>
         <w:rPr>
+          <w:lang w:val="hi_IN" w:bidi="hi_IN"/>
+        </w:rPr>
+        <w:t>יְהוָה֩ הֵעִ֨יד בֵּינְ⁠ךָ֜ וּ⁠בֵ֣ין ׀ אֵ֣שֶׁת נְעוּרֶ֗י⁠ךָ</w:t>
+      </w:r>
+    </w:p>
+    <w:p>
+      <w:pPr/>
+      <w:r>
+        <w:rPr>
+          <w:lang w:val="hi_IN" w:bidi="hi_IN"/>
+        </w:rPr>
+      </w:r>
+      <w:r>
+        <w:rPr>
           <w:b/>
           <w:lang w:val="hi_IN" w:bidi="hi_IN"/>
         </w:rPr>
@@ -17219,6 +19179,20 @@
       </w:r>
       <w:r>
         <w:rPr>
+          <w:lang w:val="hi_IN" w:bidi="hi_IN"/>
+        </w:rPr>
+        <w:t>בֵּינְ⁠ךָ֜ &amp; נְעוּרֶ֗י⁠ךָ &amp; אַתָּה֙ בָּגַ֣דְתָּה &amp; חֲבֶרְתְּ⁠ךָ֖ &amp; בְּרִיתֶֽ⁠ךָ</w:t>
+      </w:r>
+    </w:p>
+    <w:p>
+      <w:pPr/>
+      <w:r>
+        <w:rPr>
+          <w:lang w:val="hi_IN" w:bidi="hi_IN"/>
+        </w:rPr>
+      </w:r>
+      <w:r>
+        <w:rPr>
           <w:b/>
           <w:lang w:val="hi_IN" w:bidi="hi_IN"/>
         </w:rPr>
@@ -17386,6 +19360,20 @@
       </w:r>
       <w:r>
         <w:rPr>
+          <w:lang w:val="hi_IN" w:bidi="hi_IN"/>
+        </w:rPr>
+        <w:t>אֵ֣שֶׁת נְעוּרֶ֗י⁠ךָ</w:t>
+      </w:r>
+    </w:p>
+    <w:p>
+      <w:pPr/>
+      <w:r>
+        <w:rPr>
+          <w:lang w:val="hi_IN" w:bidi="hi_IN"/>
+        </w:rPr>
+      </w:r>
+      <w:r>
+        <w:rPr>
           <w:b/>
           <w:lang w:val="hi_IN" w:bidi="hi_IN"/>
         </w:rPr>
@@ -17496,6 +19484,20 @@
       </w:r>
       <w:r>
         <w:rPr>
+          <w:lang w:val="hi_IN" w:bidi="hi_IN"/>
+        </w:rPr>
+        <w:t>וְ⁠לֹא־אֶחָ֣ד עָשָׂ֗ה וּ⁠שְׁאָ֥ר ר֨וּחַ֙ ל֔⁠וֹ</w:t>
+      </w:r>
+    </w:p>
+    <w:p>
+      <w:pPr/>
+      <w:r>
+        <w:rPr>
+          <w:lang w:val="hi_IN" w:bidi="hi_IN"/>
+        </w:rPr>
+      </w:r>
+      <w:r>
+        <w:rPr>
           <w:b/>
           <w:lang w:val="hi_IN" w:bidi="hi_IN"/>
         </w:rPr>
@@ -17593,6 +19595,20 @@
       </w:r>
       <w:r>
         <w:rPr>
+          <w:lang w:val="hi_IN" w:bidi="hi_IN"/>
+        </w:rPr>
+        <w:t>וּ⁠שְׁאָ֥ר ר֨וּחַ֙ ל֔⁠וֹ</w:t>
+      </w:r>
+    </w:p>
+    <w:p>
+      <w:pPr/>
+      <w:r>
+        <w:rPr>
+          <w:lang w:val="hi_IN" w:bidi="hi_IN"/>
+        </w:rPr>
+      </w:r>
+      <w:r>
+        <w:rPr>
           <w:b/>
           <w:lang w:val="hi_IN" w:bidi="hi_IN"/>
         </w:rPr>
@@ -17716,6 +19732,20 @@
       </w:r>
       <w:r>
         <w:rPr>
+          <w:lang w:val="hi_IN" w:bidi="hi_IN"/>
+        </w:rPr>
+        <w:t>וּ⁠מָה֙ הָֽ⁠אֶחָ֔ד מְבַקֵּ֖שׁ זֶ֣רַע אֱלֹהִ֑ים</w:t>
+      </w:r>
+    </w:p>
+    <w:p>
+      <w:pPr/>
+      <w:r>
+        <w:rPr>
+          <w:lang w:val="hi_IN" w:bidi="hi_IN"/>
+        </w:rPr>
+      </w:r>
+      <w:r>
+        <w:rPr>
           <w:b/>
           <w:lang w:val="hi_IN" w:bidi="hi_IN"/>
         </w:rPr>
@@ -17838,6 +19868,20 @@
       </w:r>
       <w:r>
         <w:rPr>
+          <w:lang w:val="hi_IN" w:bidi="hi_IN"/>
+        </w:rPr>
+        <w:t>זֶ֣רַע אֱלֹהִ֑ים</w:t>
+      </w:r>
+    </w:p>
+    <w:p>
+      <w:pPr/>
+      <w:r>
+        <w:rPr>
+          <w:lang w:val="hi_IN" w:bidi="hi_IN"/>
+        </w:rPr>
+      </w:r>
+      <w:r>
+        <w:rPr>
           <w:b/>
           <w:lang w:val="hi_IN" w:bidi="hi_IN"/>
         </w:rPr>
@@ -17948,6 +19992,20 @@
       </w:r>
       <w:r>
         <w:rPr>
+          <w:lang w:val="hi_IN" w:bidi="hi_IN"/>
+        </w:rPr>
+        <w:t>וְ⁠נִשְׁמַרְתֶּם֙ בְּ⁠ר֣וּחֲ⁠כֶ֔ם</w:t>
+      </w:r>
+    </w:p>
+    <w:p>
+      <w:pPr/>
+      <w:r>
+        <w:rPr>
+          <w:lang w:val="hi_IN" w:bidi="hi_IN"/>
+        </w:rPr>
+      </w:r>
+      <w:r>
+        <w:rPr>
           <w:b/>
           <w:lang w:val="hi_IN" w:bidi="hi_IN"/>
         </w:rPr>
@@ -18083,6 +20141,20 @@
       </w:r>
       <w:r>
         <w:rPr>
+          <w:lang w:val="hi_IN" w:bidi="hi_IN"/>
+        </w:rPr>
+        <w:t>וְ⁠כִסָּ֤ה חָמָס֙ עַל־לְבוּשׁ֔⁠וֹ</w:t>
+      </w:r>
+    </w:p>
+    <w:p>
+      <w:pPr/>
+      <w:r>
+        <w:rPr>
+          <w:lang w:val="hi_IN" w:bidi="hi_IN"/>
+        </w:rPr>
+      </w:r>
+      <w:r>
+        <w:rPr>
           <w:b/>
           <w:lang w:val="hi_IN" w:bidi="hi_IN"/>
         </w:rPr>
@@ -18193,6 +20265,20 @@
       </w:r>
       <w:r>
         <w:rPr>
+          <w:lang w:val="hi_IN" w:bidi="hi_IN"/>
+        </w:rPr>
+        <w:t>וְ⁠נִשְׁמַרְתֶּ֥ם בְּ⁠רוּחֲ⁠כֶ֖ם</w:t>
+      </w:r>
+    </w:p>
+    <w:p>
+      <w:pPr/>
+      <w:r>
+        <w:rPr>
+          <w:lang w:val="hi_IN" w:bidi="hi_IN"/>
+        </w:rPr>
+      </w:r>
+      <w:r>
+        <w:rPr>
           <w:b/>
           <w:lang w:val="hi_IN" w:bidi="hi_IN"/>
         </w:rPr>
@@ -18290,6 +20376,20 @@
       </w:r>
       <w:r>
         <w:rPr>
+          <w:lang w:val="hi_IN" w:bidi="hi_IN"/>
+        </w:rPr>
+        <w:t>בְּ⁠דִבְרֵי⁠כֶ֔ם</w:t>
+      </w:r>
+    </w:p>
+    <w:p>
+      <w:pPr/>
+      <w:r>
+        <w:rPr>
+          <w:lang w:val="hi_IN" w:bidi="hi_IN"/>
+        </w:rPr>
+      </w:r>
+      <w:r>
+        <w:rPr>
           <w:b/>
           <w:lang w:val="hi_IN" w:bidi="hi_IN"/>
         </w:rPr>
@@ -18398,6 +20498,20 @@
       </w:r>
       <w:r>
         <w:rPr>
+          <w:lang w:val="hi_IN" w:bidi="hi_IN"/>
+        </w:rPr>
+        <w:t>עֹ֨שֵׂה רָ֜ע</w:t>
+      </w:r>
+    </w:p>
+    <w:p>
+      <w:pPr/>
+      <w:r>
+        <w:rPr>
+          <w:lang w:val="hi_IN" w:bidi="hi_IN"/>
+        </w:rPr>
+      </w:r>
+      <w:r>
+        <w:rPr>
           <w:b/>
           <w:lang w:val="hi_IN" w:bidi="hi_IN"/>
         </w:rPr>
@@ -18508,6 +20622,20 @@
       </w:r>
       <w:r>
         <w:rPr>
+          <w:lang w:val="hi_IN" w:bidi="hi_IN"/>
+        </w:rPr>
+        <w:t>בְּ⁠עֵינֵ֣י יְהוָ֗ה</w:t>
+      </w:r>
+    </w:p>
+    <w:p>
+      <w:pPr/>
+      <w:r>
+        <w:rPr>
+          <w:lang w:val="hi_IN" w:bidi="hi_IN"/>
+        </w:rPr>
+      </w:r>
+      <w:r>
+        <w:rPr>
           <w:b/>
           <w:lang w:val="hi_IN" w:bidi="hi_IN"/>
         </w:rPr>
@@ -18641,6 +20769,20 @@
       </w:r>
       <w:r>
         <w:rPr>
+          <w:lang w:val="hi_IN" w:bidi="hi_IN"/>
+        </w:rPr>
+        <w:t>אַיֵּ֖ה אֱלֹהֵ֥י הַ⁠מִּשְׁפָּֽט</w:t>
+      </w:r>
+    </w:p>
+    <w:p>
+      <w:pPr/>
+      <w:r>
+        <w:rPr>
+          <w:lang w:val="hi_IN" w:bidi="hi_IN"/>
+        </w:rPr>
+      </w:r>
+      <w:r>
+        <w:rPr>
           <w:b/>
           <w:lang w:val="hi_IN" w:bidi="hi_IN"/>
         </w:rPr>
@@ -18751,6 +20893,20 @@
       </w:r>
       <w:r>
         <w:rPr>
+          <w:lang w:val="hi_IN" w:bidi="hi_IN"/>
+        </w:rPr>
+        <w:t>אַיֵּ֖ה אֱלֹהֵ֥י הַ⁠מִּשְׁפָּֽט</w:t>
+      </w:r>
+    </w:p>
+    <w:p>
+      <w:pPr/>
+      <w:r>
+        <w:rPr>
+          <w:lang w:val="hi_IN" w:bidi="hi_IN"/>
+        </w:rPr>
+      </w:r>
+      <w:r>
+        <w:rPr>
           <w:b/>
           <w:lang w:val="hi_IN" w:bidi="hi_IN"/>
         </w:rPr>
@@ -18950,6 +21106,20 @@
         <w:rPr>
           <w:lang w:val="hi_IN" w:bidi="hi_IN"/>
         </w:rPr>
+      </w:r>
+    </w:p>
+    <w:p>
+      <w:pPr/>
+      <w:r>
+        <w:rPr>
+          <w:lang w:val="hi_IN" w:bidi="hi_IN"/>
+        </w:rPr>
+      </w:r>
+      <w:r>
+        <w:rPr>
+          <w:lang w:val="hi_IN" w:bidi="hi_IN"/>
+        </w:rPr>
+        <w:t>הִנְ⁠נִ֤י שֹׁלֵחַ֙</w:t>
       </w:r>
     </w:p>
     <w:p>
@@ -19096,6 +21266,20 @@
       </w:r>
       <w:r>
         <w:rPr>
+          <w:lang w:val="hi_IN" w:bidi="hi_IN"/>
+        </w:rPr>
+        <w:t>וּ⁠פִנָּה־דֶ֖רֶךְ לְ⁠פָנָ֑⁠י</w:t>
+      </w:r>
+    </w:p>
+    <w:p>
+      <w:pPr/>
+      <w:r>
+        <w:rPr>
+          <w:lang w:val="hi_IN" w:bidi="hi_IN"/>
+        </w:rPr>
+      </w:r>
+      <w:r>
+        <w:rPr>
           <w:b/>
           <w:lang w:val="hi_IN" w:bidi="hi_IN"/>
         </w:rPr>
@@ -19219,6 +21403,20 @@
       </w:r>
       <w:r>
         <w:rPr>
+          <w:lang w:val="hi_IN" w:bidi="hi_IN"/>
+        </w:rPr>
+        <w:t>וּ⁠פִנָּה־דֶ֖רֶךְ לְ⁠פָנָ֑⁠י</w:t>
+      </w:r>
+    </w:p>
+    <w:p>
+      <w:pPr/>
+      <w:r>
+        <w:rPr>
+          <w:lang w:val="hi_IN" w:bidi="hi_IN"/>
+        </w:rPr>
+      </w:r>
+      <w:r>
+        <w:rPr>
           <w:b/>
           <w:lang w:val="hi_IN" w:bidi="hi_IN"/>
         </w:rPr>
@@ -19330,6 +21528,20 @@
         <w:rPr>
           <w:lang w:val="hi_IN" w:bidi="hi_IN"/>
         </w:rPr>
+      </w:r>
+    </w:p>
+    <w:p>
+      <w:pPr/>
+      <w:r>
+        <w:rPr>
+          <w:lang w:val="hi_IN" w:bidi="hi_IN"/>
+        </w:rPr>
+      </w:r>
+      <w:r>
+        <w:rPr>
+          <w:lang w:val="hi_IN" w:bidi="hi_IN"/>
+        </w:rPr>
+        <w:t>הִנֵּה</w:t>
       </w:r>
     </w:p>
     <w:p>
@@ -19442,6 +21654,20 @@
       </w:r>
       <w:r>
         <w:rPr>
+          <w:lang w:val="hi_IN" w:bidi="hi_IN"/>
+        </w:rPr>
+        <w:t>וּ⁠מִ֤י מְכַלְכֵּל֙ אֶת־י֣וֹם בּוֹא֔⁠וֹ וּ⁠מִ֥י הָ⁠עֹמֵ֖ד בְּ⁠הֵרָֽאוֹת֑⁠וֹ כִּֽי־הוּא֙ כְּ⁠אֵ֣שׁ מְצָרֵ֔ף וּ⁠כְ⁠בֹרִ֖ית מְכַבְּסִֽים</w:t>
+      </w:r>
+    </w:p>
+    <w:p>
+      <w:pPr/>
+      <w:r>
+        <w:rPr>
+          <w:lang w:val="hi_IN" w:bidi="hi_IN"/>
+        </w:rPr>
+      </w:r>
+      <w:r>
+        <w:rPr>
           <w:b/>
           <w:lang w:val="hi_IN" w:bidi="hi_IN"/>
         </w:rPr>
@@ -19539,6 +21765,20 @@
       </w:r>
       <w:r>
         <w:rPr>
+          <w:lang w:val="hi_IN" w:bidi="hi_IN"/>
+        </w:rPr>
+        <w:t>וּ⁠מִ֤י מְכַלְכֵּל֙ אֶת־י֣וֹם בּוֹא֔⁠וֹ וּ⁠מִ֥י הָ⁠עֹמֵ֖ד בְּ⁠הֵרָֽאוֹת֑⁠וֹ</w:t>
+      </w:r>
+    </w:p>
+    <w:p>
+      <w:pPr/>
+      <w:r>
+        <w:rPr>
+          <w:lang w:val="hi_IN" w:bidi="hi_IN"/>
+        </w:rPr>
+      </w:r>
+      <w:r>
+        <w:rPr>
           <w:b/>
           <w:lang w:val="hi_IN" w:bidi="hi_IN"/>
         </w:rPr>
@@ -19636,6 +21876,20 @@
       </w:r>
       <w:r>
         <w:rPr>
+          <w:lang w:val="hi_IN" w:bidi="hi_IN"/>
+        </w:rPr>
+        <w:t>וּ⁠מִ֤י מְכַלְכֵּל֙ אֶת־י֣וֹם בּוֹא֔⁠וֹ וּ⁠מִ֥י הָ⁠עֹמֵ֖ד בְּ⁠הֵרָֽאוֹת֑⁠וֹ</w:t>
+      </w:r>
+    </w:p>
+    <w:p>
+      <w:pPr/>
+      <w:r>
+        <w:rPr>
+          <w:lang w:val="hi_IN" w:bidi="hi_IN"/>
+        </w:rPr>
+      </w:r>
+      <w:r>
+        <w:rPr>
           <w:b/>
           <w:lang w:val="hi_IN" w:bidi="hi_IN"/>
         </w:rPr>
@@ -19739,6 +21993,20 @@
       </w:r>
       <w:r>
         <w:rPr>
+          <w:lang w:val="hi_IN" w:bidi="hi_IN"/>
+        </w:rPr>
+        <w:t>הָ⁠עֹמֵ֖ד</w:t>
+      </w:r>
+    </w:p>
+    <w:p>
+      <w:pPr/>
+      <w:r>
+        <w:rPr>
+          <w:lang w:val="hi_IN" w:bidi="hi_IN"/>
+        </w:rPr>
+      </w:r>
+      <w:r>
+        <w:rPr>
           <w:b/>
           <w:lang w:val="hi_IN" w:bidi="hi_IN"/>
         </w:rPr>
@@ -19855,6 +22123,20 @@
       </w:r>
       <w:r>
         <w:rPr>
+          <w:lang w:val="hi_IN" w:bidi="hi_IN"/>
+        </w:rPr>
+        <w:t>הוּא֙ כְּ⁠אֵ֣שׁ מְצָרֵ֔ף וּ⁠כְ⁠בֹרִ֖ית מְכַבְּסִֽים</w:t>
+      </w:r>
+    </w:p>
+    <w:p>
+      <w:pPr/>
+      <w:r>
+        <w:rPr>
+          <w:lang w:val="hi_IN" w:bidi="hi_IN"/>
+        </w:rPr>
+      </w:r>
+      <w:r>
+        <w:rPr>
           <w:b/>
           <w:lang w:val="hi_IN" w:bidi="hi_IN"/>
         </w:rPr>
@@ -19952,6 +22234,20 @@
       </w:r>
       <w:r>
         <w:rPr>
+          <w:lang w:val="hi_IN" w:bidi="hi_IN"/>
+        </w:rPr>
+        <w:t>וְ⁠יָשַׁ֨ב מְצָרֵ֤ף וּ⁠מְטַהֵר֙ כֶּ֔סֶף</w:t>
+      </w:r>
+    </w:p>
+    <w:p>
+      <w:pPr/>
+      <w:r>
+        <w:rPr>
+          <w:lang w:val="hi_IN" w:bidi="hi_IN"/>
+        </w:rPr>
+      </w:r>
+      <w:r>
+        <w:rPr>
           <w:b/>
           <w:lang w:val="hi_IN" w:bidi="hi_IN"/>
         </w:rPr>
@@ -20088,6 +22384,20 @@
       </w:r>
       <w:r>
         <w:rPr>
+          <w:lang w:val="hi_IN" w:bidi="hi_IN"/>
+        </w:rPr>
+        <w:t>אֶת־בְּנֵֽי־לֵוִי֙</w:t>
+      </w:r>
+    </w:p>
+    <w:p>
+      <w:pPr/>
+      <w:r>
+        <w:rPr>
+          <w:lang w:val="hi_IN" w:bidi="hi_IN"/>
+        </w:rPr>
+      </w:r>
+      <w:r>
+        <w:rPr>
           <w:b/>
           <w:lang w:val="hi_IN" w:bidi="hi_IN"/>
         </w:rPr>
@@ -20224,6 +22534,20 @@
       </w:r>
       <w:r>
         <w:rPr>
+          <w:lang w:val="hi_IN" w:bidi="hi_IN"/>
+        </w:rPr>
+        <w:t>וְ⁠זִקַּ֣ק אֹתָ֔⁠ם כַּ⁠זָּהָ֖ב וְ⁠כַ⁠כָּ֑סֶף</w:t>
+      </w:r>
+    </w:p>
+    <w:p>
+      <w:pPr/>
+      <w:r>
+        <w:rPr>
+          <w:lang w:val="hi_IN" w:bidi="hi_IN"/>
+        </w:rPr>
+      </w:r>
+      <w:r>
+        <w:rPr>
           <w:b/>
           <w:lang w:val="hi_IN" w:bidi="hi_IN"/>
         </w:rPr>
@@ -20321,6 +22645,20 @@
       </w:r>
       <w:r>
         <w:rPr>
+          <w:lang w:val="hi_IN" w:bidi="hi_IN"/>
+        </w:rPr>
+        <w:t>מִנְחַ֥ת יְהוּדָ֖ה וִ⁠ירֽוּשָׁלִָ֑ם</w:t>
+      </w:r>
+    </w:p>
+    <w:p>
+      <w:pPr/>
+      <w:r>
+        <w:rPr>
+          <w:lang w:val="hi_IN" w:bidi="hi_IN"/>
+        </w:rPr>
+      </w:r>
+      <w:r>
+        <w:rPr>
           <w:b/>
           <w:lang w:val="hi_IN" w:bidi="hi_IN"/>
         </w:rPr>
@@ -20404,6 +22742,20 @@
       </w:r>
       <w:r>
         <w:rPr>
+          <w:lang w:val="hi_IN" w:bidi="hi_IN"/>
+        </w:rPr>
+        <w:t>כִּ⁠ימֵ֣י עוֹלָ֔ם וּ⁠כְ⁠שָׁנִ֖ים קַדְמֹנִיּֽוֹת</w:t>
+      </w:r>
+    </w:p>
+    <w:p>
+      <w:pPr/>
+      <w:r>
+        <w:rPr>
+          <w:lang w:val="hi_IN" w:bidi="hi_IN"/>
+        </w:rPr>
+      </w:r>
+      <w:r>
+        <w:rPr>
           <w:b/>
           <w:lang w:val="hi_IN" w:bidi="hi_IN"/>
         </w:rPr>
@@ -20501,6 +22853,20 @@
       </w:r>
       <w:r>
         <w:rPr>
+          <w:lang w:val="hi_IN" w:bidi="hi_IN"/>
+        </w:rPr>
+        <w:t>בַּֽ⁠מְכַשְּׁפִים֙ וּ⁠בַ⁠מְנָ֣אֲפִ֔ים וּ⁠בַ⁠נִּשְׁבָּעִ֖ים לַ⁠שָּׁ֑קֶר וּ⁠בְ⁠עֹשְׁקֵ֣י שְׂכַר־שָׂ֠כִיר אַלְמָנָ֨ה וְ⁠יָת֤וֹם וּ⁠מַטֵּי־גֵר֙ וְ⁠לֹ֣א יְרֵא֔וּ⁠נִי</w:t>
+      </w:r>
+    </w:p>
+    <w:p>
+      <w:pPr/>
+      <w:r>
+        <w:rPr>
+          <w:lang w:val="hi_IN" w:bidi="hi_IN"/>
+        </w:rPr>
+      </w:r>
+      <w:r>
+        <w:rPr>
           <w:b/>
           <w:lang w:val="hi_IN" w:bidi="hi_IN"/>
         </w:rPr>
@@ -20610,6 +22976,20 @@
       </w:r>
       <w:r>
         <w:rPr>
+          <w:lang w:val="hi_IN" w:bidi="hi_IN"/>
+        </w:rPr>
+        <w:t>לַ⁠מִּשְׁפָּט֒</w:t>
+      </w:r>
+    </w:p>
+    <w:p>
+      <w:pPr/>
+      <w:r>
+        <w:rPr>
+          <w:lang w:val="hi_IN" w:bidi="hi_IN"/>
+        </w:rPr>
+      </w:r>
+      <w:r>
+        <w:rPr>
           <w:b/>
           <w:lang w:val="hi_IN" w:bidi="hi_IN"/>
         </w:rPr>
@@ -20720,6 +23100,20 @@
       </w:r>
       <w:r>
         <w:rPr>
+          <w:lang w:val="hi_IN" w:bidi="hi_IN"/>
+        </w:rPr>
+        <w:t>וְ⁠הָיִ֣יתִי ׀ עֵ֣ד מְמַהֵ֗ר בַּֽ⁠מְכַשְּׁפִים֙ וּ⁠בַ⁠מְנָ֣אֲפִ֔ים וּ⁠בַ⁠נִּשְׁבָּעִ֖ים לַ⁠שָּׁ֑קֶר וּ⁠בְ⁠עֹשְׁקֵ֣י שְׂכַר־שָׂ֠כִיר אַלְמָנָ֨ה וְ⁠יָת֤וֹם וּ⁠מַטֵּי־גֵר֙</w:t>
+      </w:r>
+    </w:p>
+    <w:p>
+      <w:pPr/>
+      <w:r>
+        <w:rPr>
+          <w:lang w:val="hi_IN" w:bidi="hi_IN"/>
+        </w:rPr>
+      </w:r>
+      <w:r>
+        <w:rPr>
           <w:b/>
           <w:lang w:val="hi_IN" w:bidi="hi_IN"/>
         </w:rPr>
@@ -20842,6 +23236,20 @@
       </w:r>
       <w:r>
         <w:rPr>
+          <w:lang w:val="hi_IN" w:bidi="hi_IN"/>
+        </w:rPr>
+        <w:t>וּ⁠בְ⁠עֹשְׁקֵ֣י שְׂכַר</w:t>
+      </w:r>
+    </w:p>
+    <w:p>
+      <w:pPr/>
+      <w:r>
+        <w:rPr>
+          <w:lang w:val="hi_IN" w:bidi="hi_IN"/>
+        </w:rPr>
+      </w:r>
+      <w:r>
+        <w:rPr>
           <w:b/>
           <w:lang w:val="hi_IN" w:bidi="hi_IN"/>
         </w:rPr>
@@ -20976,6 +23384,20 @@
       </w:r>
       <w:r>
         <w:rPr>
+          <w:lang w:val="hi_IN" w:bidi="hi_IN"/>
+        </w:rPr>
+        <w:t>שָׂ֠כִיר אַלְמָנָ֨ה וְ⁠יָת֤וֹם &amp; גֵר֙</w:t>
+      </w:r>
+    </w:p>
+    <w:p>
+      <w:pPr/>
+      <w:r>
+        <w:rPr>
+          <w:lang w:val="hi_IN" w:bidi="hi_IN"/>
+        </w:rPr>
+      </w:r>
+      <w:r>
+        <w:rPr>
           <w:b/>
           <w:lang w:val="hi_IN" w:bidi="hi_IN"/>
         </w:rPr>
@@ -21213,6 +23635,20 @@
       </w:r>
       <w:r>
         <w:rPr>
+          <w:lang w:val="hi_IN" w:bidi="hi_IN"/>
+        </w:rPr>
+        <w:t>וּ⁠מַטֵּי־גֵר֙</w:t>
+      </w:r>
+    </w:p>
+    <w:p>
+      <w:pPr/>
+      <w:r>
+        <w:rPr>
+          <w:lang w:val="hi_IN" w:bidi="hi_IN"/>
+        </w:rPr>
+      </w:r>
+      <w:r>
+        <w:rPr>
           <w:b/>
           <w:lang w:val="hi_IN" w:bidi="hi_IN"/>
         </w:rPr>
@@ -21348,6 +23784,20 @@
       </w:r>
       <w:r>
         <w:rPr>
+          <w:lang w:val="hi_IN" w:bidi="hi_IN"/>
+        </w:rPr>
+        <w:t>כִּ֛י אֲנִ֥י יְהוָ֖ה לֹ֣א שָׁנִ֑יתִי וְ⁠אַתֶּ֥ם בְּנֵֽי־יַעֲקֹ֖ב לֹ֥א כְלִיתֶֽם</w:t>
+      </w:r>
+    </w:p>
+    <w:p>
+      <w:pPr/>
+      <w:r>
+        <w:rPr>
+          <w:lang w:val="hi_IN" w:bidi="hi_IN"/>
+        </w:rPr>
+      </w:r>
+      <w:r>
+        <w:rPr>
           <w:b/>
           <w:lang w:val="hi_IN" w:bidi="hi_IN"/>
         </w:rPr>
@@ -21495,6 +23945,20 @@
       </w:r>
       <w:r>
         <w:rPr>
+          <w:lang w:val="hi_IN" w:bidi="hi_IN"/>
+        </w:rPr>
+        <w:t>לֹ֣א שָׁנִ֑יתִי</w:t>
+      </w:r>
+    </w:p>
+    <w:p>
+      <w:pPr/>
+      <w:r>
+        <w:rPr>
+          <w:lang w:val="hi_IN" w:bidi="hi_IN"/>
+        </w:rPr>
+      </w:r>
+      <w:r>
+        <w:rPr>
           <w:b/>
           <w:lang w:val="hi_IN" w:bidi="hi_IN"/>
         </w:rPr>
@@ -21642,6 +24106,20 @@
         <w:rPr>
           <w:lang w:val="hi_IN" w:bidi="hi_IN"/>
         </w:rPr>
+      </w:r>
+    </w:p>
+    <w:p>
+      <w:pPr/>
+      <w:r>
+        <w:rPr>
+          <w:lang w:val="hi_IN" w:bidi="hi_IN"/>
+        </w:rPr>
+      </w:r>
+      <w:r>
+        <w:rPr>
+          <w:lang w:val="hi_IN" w:bidi="hi_IN"/>
+        </w:rPr>
+        <w:t>בְּנֵֽי־יַעֲקֹ֖ב</w:t>
       </w:r>
     </w:p>
     <w:p>
@@ -21793,6 +24271,20 @@
       </w:r>
       <w:r>
         <w:rPr>
+          <w:lang w:val="hi_IN" w:bidi="hi_IN"/>
+        </w:rPr>
+        <w:t>אֲבֹתֵי⁠כֶ֜ם</w:t>
+      </w:r>
+    </w:p>
+    <w:p>
+      <w:pPr/>
+      <w:r>
+        <w:rPr>
+          <w:lang w:val="hi_IN" w:bidi="hi_IN"/>
+        </w:rPr>
+      </w:r>
+      <w:r>
+        <w:rPr>
           <w:b/>
           <w:lang w:val="hi_IN" w:bidi="hi_IN"/>
         </w:rPr>
@@ -21928,6 +24420,20 @@
       </w:r>
       <w:r>
         <w:rPr>
+          <w:lang w:val="hi_IN" w:bidi="hi_IN"/>
+        </w:rPr>
+        <w:t>סַרְתֶּ֤ם מֵֽ⁠חֻקַּ⁠י֙ וְ⁠לֹ֣א שְׁמַרְתֶּ֔ם</w:t>
+      </w:r>
+    </w:p>
+    <w:p>
+      <w:pPr/>
+      <w:r>
+        <w:rPr>
+          <w:lang w:val="hi_IN" w:bidi="hi_IN"/>
+        </w:rPr>
+      </w:r>
+      <w:r>
+        <w:rPr>
           <w:b/>
           <w:lang w:val="hi_IN" w:bidi="hi_IN"/>
         </w:rPr>
@@ -22025,6 +24531,20 @@
       </w:r>
       <w:r>
         <w:rPr>
+          <w:lang w:val="hi_IN" w:bidi="hi_IN"/>
+        </w:rPr>
+        <w:t>סַרְתֶּ֤ם מֵֽ⁠חֻקַּ⁠י֙</w:t>
+      </w:r>
+    </w:p>
+    <w:p>
+      <w:pPr/>
+      <w:r>
+        <w:rPr>
+          <w:lang w:val="hi_IN" w:bidi="hi_IN"/>
+        </w:rPr>
+      </w:r>
+      <w:r>
+        <w:rPr>
           <w:b/>
           <w:lang w:val="hi_IN" w:bidi="hi_IN"/>
         </w:rPr>
@@ -22160,6 +24680,20 @@
       </w:r>
       <w:r>
         <w:rPr>
+          <w:lang w:val="hi_IN" w:bidi="hi_IN"/>
+        </w:rPr>
+        <w:t>וַ⁠אֲמַרְתֶּ֖ם בַּ⁠מֶּ֥ה נָשֽׁוּב</w:t>
+      </w:r>
+    </w:p>
+    <w:p>
+      <w:pPr/>
+      <w:r>
+        <w:rPr>
+          <w:lang w:val="hi_IN" w:bidi="hi_IN"/>
+        </w:rPr>
+      </w:r>
+      <w:r>
+        <w:rPr>
           <w:b/>
           <w:lang w:val="hi_IN" w:bidi="hi_IN"/>
         </w:rPr>
@@ -22246,6 +24780,20 @@
         <w:rPr>
           <w:lang w:val="hi_IN" w:bidi="hi_IN"/>
         </w:rPr>
+      </w:r>
+    </w:p>
+    <w:p>
+      <w:pPr/>
+      <w:r>
+        <w:rPr>
+          <w:lang w:val="hi_IN" w:bidi="hi_IN"/>
+        </w:rPr>
+      </w:r>
+      <w:r>
+        <w:rPr>
+          <w:lang w:val="hi_IN" w:bidi="hi_IN"/>
+        </w:rPr>
+        <w:t>הֲ⁠יִקְבַּ֨ע אָדָ֜ם אֱלֹהִ֗ים כִּ֤י אַתֶּם֙ קֹבְעִ֣ים אֹתִ֔⁠י</w:t>
       </w:r>
     </w:p>
     <w:p>
@@ -22391,6 +24939,20 @@
       </w:r>
       <w:r>
         <w:rPr>
+          <w:lang w:val="hi_IN" w:bidi="hi_IN"/>
+        </w:rPr>
+        <w:t>וַ⁠אֲמַרְתֶּ֖ם בַּ⁠מֶּ֣ה קְבַעֲנ֑וּ⁠ךָ</w:t>
+      </w:r>
+    </w:p>
+    <w:p>
+      <w:pPr/>
+      <w:r>
+        <w:rPr>
+          <w:lang w:val="hi_IN" w:bidi="hi_IN"/>
+        </w:rPr>
+      </w:r>
+      <w:r>
+        <w:rPr>
           <w:b/>
           <w:lang w:val="hi_IN" w:bidi="hi_IN"/>
         </w:rPr>
@@ -22488,6 +25050,20 @@
       </w:r>
       <w:r>
         <w:rPr>
+          <w:lang w:val="hi_IN" w:bidi="hi_IN"/>
+        </w:rPr>
+        <w:t>הַֽ⁠מַּעֲשֵׂ֖ר וְ⁠הַ⁠תְּרוּמָֽה</w:t>
+      </w:r>
+    </w:p>
+    <w:p>
+      <w:pPr/>
+      <w:r>
+        <w:rPr>
+          <w:lang w:val="hi_IN" w:bidi="hi_IN"/>
+        </w:rPr>
+      </w:r>
+      <w:r>
+        <w:rPr>
           <w:b/>
           <w:lang w:val="hi_IN" w:bidi="hi_IN"/>
         </w:rPr>
@@ -22597,6 +25173,20 @@
       </w:r>
       <w:r>
         <w:rPr>
+          <w:lang w:val="hi_IN" w:bidi="hi_IN"/>
+        </w:rPr>
+        <w:t>בַּ⁠מְּאֵרָה֙ אַתֶּ֣ם נֵֽאָרִ֔ים וְ⁠אֹתִ֖⁠י אַתֶּ֣ם קֹבְעִ֑ים</w:t>
+      </w:r>
+    </w:p>
+    <w:p>
+      <w:pPr/>
+      <w:r>
+        <w:rPr>
+          <w:lang w:val="hi_IN" w:bidi="hi_IN"/>
+        </w:rPr>
+      </w:r>
+      <w:r>
+        <w:rPr>
           <w:b/>
           <w:lang w:val="hi_IN" w:bidi="hi_IN"/>
         </w:rPr>
@@ -22694,6 +25284,20 @@
       </w:r>
       <w:r>
         <w:rPr>
+          <w:lang w:val="hi_IN" w:bidi="hi_IN"/>
+        </w:rPr>
+        <w:t>בַּ⁠מְּאֵרָה֙ אַתֶּ֣ם נֵֽאָרִ֔ים</w:t>
+      </w:r>
+    </w:p>
+    <w:p>
+      <w:pPr/>
+      <w:r>
+        <w:rPr>
+          <w:lang w:val="hi_IN" w:bidi="hi_IN"/>
+        </w:rPr>
+      </w:r>
+      <w:r>
+        <w:rPr>
           <w:b/>
           <w:lang w:val="hi_IN" w:bidi="hi_IN"/>
         </w:rPr>
@@ -22791,6 +25395,20 @@
       </w:r>
       <w:r>
         <w:rPr>
+          <w:lang w:val="hi_IN" w:bidi="hi_IN"/>
+        </w:rPr>
+        <w:t>בַּ⁠מְּאֵרָה֙ אַתֶּ֣ם נֵֽאָרִ֔ים</w:t>
+      </w:r>
+    </w:p>
+    <w:p>
+      <w:pPr/>
+      <w:r>
+        <w:rPr>
+          <w:lang w:val="hi_IN" w:bidi="hi_IN"/>
+        </w:rPr>
+      </w:r>
+      <w:r>
+        <w:rPr>
           <w:b/>
           <w:lang w:val="hi_IN" w:bidi="hi_IN"/>
         </w:rPr>
@@ -22888,6 +25506,20 @@
       </w:r>
       <w:r>
         <w:rPr>
+          <w:lang w:val="hi_IN" w:bidi="hi_IN"/>
+        </w:rPr>
+        <w:t>הַ⁠גּ֖וֹי כֻּלּֽ⁠וֹ</w:t>
+      </w:r>
+    </w:p>
+    <w:p>
+      <w:pPr/>
+      <w:r>
+        <w:rPr>
+          <w:lang w:val="hi_IN" w:bidi="hi_IN"/>
+        </w:rPr>
+      </w:r>
+      <w:r>
+        <w:rPr>
           <w:b/>
           <w:lang w:val="hi_IN" w:bidi="hi_IN"/>
         </w:rPr>
@@ -23011,6 +25643,20 @@
       </w:r>
       <w:r>
         <w:rPr>
+          <w:lang w:val="hi_IN" w:bidi="hi_IN"/>
+        </w:rPr>
+        <w:t>בֵּ֣ית הָ⁠אוֹצָ֗ר</w:t>
+      </w:r>
+    </w:p>
+    <w:p>
+      <w:pPr/>
+      <w:r>
+        <w:rPr>
+          <w:lang w:val="hi_IN" w:bidi="hi_IN"/>
+        </w:rPr>
+      </w:r>
+      <w:r>
+        <w:rPr>
           <w:b/>
           <w:lang w:val="hi_IN" w:bidi="hi_IN"/>
         </w:rPr>
@@ -23121,6 +25767,20 @@
       </w:r>
       <w:r>
         <w:rPr>
+          <w:lang w:val="hi_IN" w:bidi="hi_IN"/>
+        </w:rPr>
+        <w:t>טֶ֨רֶף֙ בְּ⁠בֵיתִ֔⁠י</w:t>
+      </w:r>
+    </w:p>
+    <w:p>
+      <w:pPr/>
+      <w:r>
+        <w:rPr>
+          <w:lang w:val="hi_IN" w:bidi="hi_IN"/>
+        </w:rPr>
+      </w:r>
+      <w:r>
+        <w:rPr>
           <w:b/>
           <w:lang w:val="hi_IN" w:bidi="hi_IN"/>
         </w:rPr>
@@ -23244,6 +25904,20 @@
       </w:r>
       <w:r>
         <w:rPr>
+          <w:lang w:val="hi_IN" w:bidi="hi_IN"/>
+        </w:rPr>
+        <w:t>אִם־לֹ֧א אֶפְתַּ֣ח לָ⁠כֶ֗ם אֵ֚ת אֲרֻבּ֣וֹת הַ⁠שָּׁמַ֔יִם וַ⁠הֲרִיקֹתִ֥י לָ⁠כֶ֛ם בְּרָכָ֖ה</w:t>
+      </w:r>
+    </w:p>
+    <w:p>
+      <w:pPr/>
+      <w:r>
+        <w:rPr>
+          <w:lang w:val="hi_IN" w:bidi="hi_IN"/>
+        </w:rPr>
+      </w:r>
+      <w:r>
+        <w:rPr>
           <w:b/>
           <w:lang w:val="hi_IN" w:bidi="hi_IN"/>
         </w:rPr>
@@ -23365,6 +26039,20 @@
       </w:r>
       <w:r>
         <w:rPr>
+          <w:lang w:val="hi_IN" w:bidi="hi_IN"/>
+        </w:rPr>
+        <w:t>בְּרָכָ֖ה</w:t>
+      </w:r>
+    </w:p>
+    <w:p>
+      <w:pPr/>
+      <w:r>
+        <w:rPr>
+          <w:lang w:val="hi_IN" w:bidi="hi_IN"/>
+        </w:rPr>
+      </w:r>
+      <w:r>
+        <w:rPr>
           <w:b/>
           <w:lang w:val="hi_IN" w:bidi="hi_IN"/>
         </w:rPr>
@@ -23461,6 +26149,20 @@
       </w:r>
       <w:r>
         <w:rPr>
+          <w:lang w:val="hi_IN" w:bidi="hi_IN"/>
+        </w:rPr>
+        <w:t>עַד־בְּלִי־דָֽי</w:t>
+      </w:r>
+    </w:p>
+    <w:p>
+      <w:pPr/>
+      <w:r>
+        <w:rPr>
+          <w:lang w:val="hi_IN" w:bidi="hi_IN"/>
+        </w:rPr>
+      </w:r>
+      <w:r>
+        <w:rPr>
           <w:b/>
           <w:lang w:val="hi_IN" w:bidi="hi_IN"/>
         </w:rPr>
@@ -23583,6 +26285,20 @@
       </w:r>
       <w:r>
         <w:rPr>
+          <w:lang w:val="hi_IN" w:bidi="hi_IN"/>
+        </w:rPr>
+        <w:t>וְ⁠גָעַרְתִּ֤י לָ⁠כֶם֙ בָּֽ⁠אֹכֵ֔ל</w:t>
+      </w:r>
+    </w:p>
+    <w:p>
+      <w:pPr/>
+      <w:r>
+        <w:rPr>
+          <w:lang w:val="hi_IN" w:bidi="hi_IN"/>
+        </w:rPr>
+      </w:r>
+      <w:r>
+        <w:rPr>
           <w:b/>
           <w:lang w:val="hi_IN" w:bidi="hi_IN"/>
         </w:rPr>
@@ -23711,6 +26427,20 @@
       </w:r>
       <w:r>
         <w:rPr>
+          <w:lang w:val="hi_IN" w:bidi="hi_IN"/>
+        </w:rPr>
+        <w:t>וְ⁠גָעַרְתִּ֤י לָ⁠כֶם֙ בָּֽ⁠אֹכֵ֔ל</w:t>
+      </w:r>
+    </w:p>
+    <w:p>
+      <w:pPr/>
+      <w:r>
+        <w:rPr>
+          <w:lang w:val="hi_IN" w:bidi="hi_IN"/>
+        </w:rPr>
+      </w:r>
+      <w:r>
+        <w:rPr>
           <w:b/>
           <w:lang w:val="hi_IN" w:bidi="hi_IN"/>
         </w:rPr>
@@ -23821,6 +26551,20 @@
       </w:r>
       <w:r>
         <w:rPr>
+          <w:lang w:val="hi_IN" w:bidi="hi_IN"/>
+        </w:rPr>
+        <w:t>אֶת־פְּרִ֣י הָ⁠אֲדָמָ֑ה</w:t>
+      </w:r>
+    </w:p>
+    <w:p>
+      <w:pPr/>
+      <w:r>
+        <w:rPr>
+          <w:lang w:val="hi_IN" w:bidi="hi_IN"/>
+        </w:rPr>
+      </w:r>
+      <w:r>
+        <w:rPr>
           <w:b/>
           <w:lang w:val="hi_IN" w:bidi="hi_IN"/>
         </w:rPr>
@@ -23944,6 +26688,20 @@
       </w:r>
       <w:r>
         <w:rPr>
+          <w:lang w:val="hi_IN" w:bidi="hi_IN"/>
+        </w:rPr>
+        <w:t>וְ⁠לֹא־תְשַׁכֵּ֨ל לָ⁠כֶ֤ם הַ⁠גֶּ֨פֶן֙ בַּ⁠שָּׂדֶ֔ה</w:t>
+      </w:r>
+    </w:p>
+    <w:p>
+      <w:pPr/>
+      <w:r>
+        <w:rPr>
+          <w:lang w:val="hi_IN" w:bidi="hi_IN"/>
+        </w:rPr>
+      </w:r>
+      <w:r>
+        <w:rPr>
           <w:b/>
           <w:lang w:val="hi_IN" w:bidi="hi_IN"/>
         </w:rPr>
@@ -24067,6 +26825,20 @@
       </w:r>
       <w:r>
         <w:rPr>
+          <w:lang w:val="hi_IN" w:bidi="hi_IN"/>
+        </w:rPr>
+        <w:t>אֶ֣רֶץ חֵ֔פֶץ</w:t>
+      </w:r>
+    </w:p>
+    <w:p>
+      <w:pPr/>
+      <w:r>
+        <w:rPr>
+          <w:lang w:val="hi_IN" w:bidi="hi_IN"/>
+        </w:rPr>
+      </w:r>
+      <w:r>
+        <w:rPr>
           <w:b/>
           <w:lang w:val="hi_IN" w:bidi="hi_IN"/>
         </w:rPr>
@@ -24177,6 +26949,20 @@
       </w:r>
       <w:r>
         <w:rPr>
+          <w:lang w:val="hi_IN" w:bidi="hi_IN"/>
+        </w:rPr>
+        <w:t>חָזְק֥וּ עָלַ֛⁠י דִּבְרֵי⁠כֶ֖ם</w:t>
+      </w:r>
+    </w:p>
+    <w:p>
+      <w:pPr/>
+      <w:r>
+        <w:rPr>
+          <w:lang w:val="hi_IN" w:bidi="hi_IN"/>
+        </w:rPr>
+      </w:r>
+      <w:r>
+        <w:rPr>
           <w:b/>
           <w:lang w:val="hi_IN" w:bidi="hi_IN"/>
         </w:rPr>
@@ -24299,6 +27085,20 @@
       </w:r>
       <w:r>
         <w:rPr>
+          <w:lang w:val="hi_IN" w:bidi="hi_IN"/>
+        </w:rPr>
+        <w:t>וַ⁠אֲמַרְתֶּ֕ם מַה־נִּדְבַּ֖רְנוּ עָלֶֽי⁠ךָ</w:t>
+      </w:r>
+    </w:p>
+    <w:p>
+      <w:pPr/>
+      <w:r>
+        <w:rPr>
+          <w:lang w:val="hi_IN" w:bidi="hi_IN"/>
+        </w:rPr>
+      </w:r>
+      <w:r>
+        <w:rPr>
           <w:b/>
           <w:lang w:val="hi_IN" w:bidi="hi_IN"/>
         </w:rPr>
@@ -24396,6 +27196,20 @@
       </w:r>
       <w:r>
         <w:rPr>
+          <w:lang w:val="hi_IN" w:bidi="hi_IN"/>
+        </w:rPr>
+        <w:t>אֲמַרְתֶּ֕ם שָׁ֖וְא עֲבֹ֣ד אֱלֹהִ֑ים וּ⁠מַה־בֶּ֗צַע כִּ֤י שָׁמַ֨רְנוּ֙ מִשְׁמַרְתּ֔⁠וֹ וְ⁠כִ֤י הָלַ֨כְנוּ֙ קְדֹ֣רַנִּ֔ית מִ⁠פְּנֵ֖י יְהוָ֥ה צְבָאֽוֹת</w:t>
+      </w:r>
+    </w:p>
+    <w:p>
+      <w:pPr/>
+      <w:r>
+        <w:rPr>
+          <w:lang w:val="hi_IN" w:bidi="hi_IN"/>
+        </w:rPr>
+      </w:r>
+      <w:r>
+        <w:rPr>
           <w:b/>
           <w:lang w:val="hi_IN" w:bidi="hi_IN"/>
         </w:rPr>
@@ -24505,6 +27319,20 @@
       </w:r>
       <w:r>
         <w:rPr>
+          <w:lang w:val="hi_IN" w:bidi="hi_IN"/>
+        </w:rPr>
+        <w:t>הָלַ֨כְנוּ֙</w:t>
+      </w:r>
+    </w:p>
+    <w:p>
+      <w:pPr/>
+      <w:r>
+        <w:rPr>
+          <w:lang w:val="hi_IN" w:bidi="hi_IN"/>
+        </w:rPr>
+      </w:r>
+      <w:r>
+        <w:rPr>
           <w:b/>
           <w:lang w:val="hi_IN" w:bidi="hi_IN"/>
         </w:rPr>
@@ -24615,6 +27443,20 @@
       </w:r>
       <w:r>
         <w:rPr>
+          <w:lang w:val="hi_IN" w:bidi="hi_IN"/>
+        </w:rPr>
+        <w:t>מִ⁠פְּנֵ֖י יְהוָ֥ה צְבָאֽוֹת</w:t>
+      </w:r>
+    </w:p>
+    <w:p>
+      <w:pPr/>
+      <w:r>
+        <w:rPr>
+          <w:lang w:val="hi_IN" w:bidi="hi_IN"/>
+        </w:rPr>
+      </w:r>
+      <w:r>
+        <w:rPr>
           <w:b/>
           <w:lang w:val="hi_IN" w:bidi="hi_IN"/>
         </w:rPr>
@@ -24738,6 +27580,20 @@
       </w:r>
       <w:r>
         <w:rPr>
+          <w:lang w:val="hi_IN" w:bidi="hi_IN"/>
+        </w:rPr>
+        <w:t>וְ⁠עַתָּ֕ה אֲנַ֖חְנוּ מְאַשְּׁרִ֣ים זֵדִ֑ים גַּם־נִבְנוּ֙ עֹשֵׂ֣י רִשְׁעָ֔ה גַּ֧ם בָּחֲנ֛וּ אֱלֹהִ֖ים וַ⁠יִּמָּלֵֽטוּ</w:t>
+      </w:r>
+    </w:p>
+    <w:p>
+      <w:pPr/>
+      <w:r>
+        <w:rPr>
+          <w:lang w:val="hi_IN" w:bidi="hi_IN"/>
+        </w:rPr>
+      </w:r>
+      <w:r>
+        <w:rPr>
           <w:b/>
           <w:lang w:val="hi_IN" w:bidi="hi_IN"/>
         </w:rPr>
@@ -24835,6 +27691,20 @@
       </w:r>
       <w:r>
         <w:rPr>
+          <w:lang w:val="hi_IN" w:bidi="hi_IN"/>
+        </w:rPr>
+        <w:t>נִבְנוּ֙ עֹשֵׂ֣י רִשְׁעָ֔ה</w:t>
+      </w:r>
+    </w:p>
+    <w:p>
+      <w:pPr/>
+      <w:r>
+        <w:rPr>
+          <w:lang w:val="hi_IN" w:bidi="hi_IN"/>
+        </w:rPr>
+      </w:r>
+      <w:r>
+        <w:rPr>
           <w:b/>
           <w:lang w:val="hi_IN" w:bidi="hi_IN"/>
         </w:rPr>
@@ -24932,6 +27802,20 @@
       </w:r>
       <w:r>
         <w:rPr>
+          <w:lang w:val="hi_IN" w:bidi="hi_IN"/>
+        </w:rPr>
+        <w:t>עֹשֵׂ֣י רִשְׁעָ֔ה</w:t>
+      </w:r>
+    </w:p>
+    <w:p>
+      <w:pPr/>
+      <w:r>
+        <w:rPr>
+          <w:lang w:val="hi_IN" w:bidi="hi_IN"/>
+        </w:rPr>
+      </w:r>
+      <w:r>
+        <w:rPr>
           <w:b/>
           <w:lang w:val="hi_IN" w:bidi="hi_IN"/>
         </w:rPr>
@@ -25042,6 +27926,20 @@
       </w:r>
       <w:r>
         <w:rPr>
+          <w:lang w:val="hi_IN" w:bidi="hi_IN"/>
+        </w:rPr>
+        <w:t>אִ֣ישׁ אֶת־רֵעֵ֑⁠הוּ</w:t>
+      </w:r>
+    </w:p>
+    <w:p>
+      <w:pPr/>
+      <w:r>
+        <w:rPr>
+          <w:lang w:val="hi_IN" w:bidi="hi_IN"/>
+        </w:rPr>
+      </w:r>
+      <w:r>
+        <w:rPr>
           <w:b/>
           <w:lang w:val="hi_IN" w:bidi="hi_IN"/>
         </w:rPr>
@@ -25152,6 +28050,20 @@
       </w:r>
       <w:r>
         <w:rPr>
+          <w:lang w:val="hi_IN" w:bidi="hi_IN"/>
+        </w:rPr>
+        <w:t>וַ⁠יַּקְשֵׁ֤ב יְהוָה֙ וַ⁠יִּשְׁמָ֔ע</w:t>
+      </w:r>
+    </w:p>
+    <w:p>
+      <w:pPr/>
+      <w:r>
+        <w:rPr>
+          <w:lang w:val="hi_IN" w:bidi="hi_IN"/>
+        </w:rPr>
+      </w:r>
+      <w:r>
+        <w:rPr>
           <w:b/>
           <w:lang w:val="hi_IN" w:bidi="hi_IN"/>
         </w:rPr>
@@ -25291,6 +28203,20 @@
       </w:r>
       <w:r>
         <w:rPr>
+          <w:lang w:val="hi_IN" w:bidi="hi_IN"/>
+        </w:rPr>
+        <w:t>וַ֠⁠יִּכָּתֵב סֵ֣פֶר זִכָּר֤וֹן</w:t>
+      </w:r>
+    </w:p>
+    <w:p>
+      <w:pPr/>
+      <w:r>
+        <w:rPr>
+          <w:lang w:val="hi_IN" w:bidi="hi_IN"/>
+        </w:rPr>
+      </w:r>
+      <w:r>
+        <w:rPr>
           <w:b/>
           <w:lang w:val="hi_IN" w:bidi="hi_IN"/>
         </w:rPr>
@@ -25400,6 +28326,20 @@
       </w:r>
       <w:r>
         <w:rPr>
+          <w:lang w:val="hi_IN" w:bidi="hi_IN"/>
+        </w:rPr>
+        <w:t>לְ⁠פָנָי⁠ו֙</w:t>
+      </w:r>
+    </w:p>
+    <w:p>
+      <w:pPr/>
+      <w:r>
+        <w:rPr>
+          <w:lang w:val="hi_IN" w:bidi="hi_IN"/>
+        </w:rPr>
+      </w:r>
+      <w:r>
+        <w:rPr>
           <w:b/>
           <w:lang w:val="hi_IN" w:bidi="hi_IN"/>
         </w:rPr>
@@ -25535,6 +28475,20 @@
       </w:r>
       <w:r>
         <w:rPr>
+          <w:lang w:val="hi_IN" w:bidi="hi_IN"/>
+        </w:rPr>
+        <w:t>לְ⁠יִרְאֵ֣י יְהוָ֔ה וּ⁠לְ⁠חֹשְׁבֵ֖י שְׁמֽ⁠וֹ</w:t>
+      </w:r>
+    </w:p>
+    <w:p>
+      <w:pPr/>
+      <w:r>
+        <w:rPr>
+          <w:lang w:val="hi_IN" w:bidi="hi_IN"/>
+        </w:rPr>
+      </w:r>
+      <w:r>
+        <w:rPr>
           <w:b/>
           <w:lang w:val="hi_IN" w:bidi="hi_IN"/>
         </w:rPr>
@@ -25632,6 +28586,20 @@
       </w:r>
       <w:r>
         <w:rPr>
+          <w:lang w:val="hi_IN" w:bidi="hi_IN"/>
+        </w:rPr>
+        <w:t>וּ⁠לְ⁠חֹשְׁבֵ֖י שְׁמֽ⁠וֹ</w:t>
+      </w:r>
+    </w:p>
+    <w:p>
+      <w:pPr/>
+      <w:r>
+        <w:rPr>
+          <w:lang w:val="hi_IN" w:bidi="hi_IN"/>
+        </w:rPr>
+      </w:r>
+      <w:r>
+        <w:rPr>
           <w:b/>
           <w:lang w:val="hi_IN" w:bidi="hi_IN"/>
         </w:rPr>
@@ -25742,6 +28710,20 @@
       </w:r>
       <w:r>
         <w:rPr>
+          <w:lang w:val="hi_IN" w:bidi="hi_IN"/>
+        </w:rPr>
+        <w:t>וְ⁠הָ֣יוּ לִ֗⁠י אָמַר֙ יְהוָ֣ה צְבָא֔וֹת &amp; סְגֻלָּ֑ה</w:t>
+      </w:r>
+    </w:p>
+    <w:p>
+      <w:pPr/>
+      <w:r>
+        <w:rPr>
+          <w:lang w:val="hi_IN" w:bidi="hi_IN"/>
+        </w:rPr>
+      </w:r>
+      <w:r>
+        <w:rPr>
           <w:b/>
           <w:lang w:val="hi_IN" w:bidi="hi_IN"/>
         </w:rPr>
@@ -25864,6 +28846,20 @@
       </w:r>
       <w:r>
         <w:rPr>
+          <w:lang w:val="hi_IN" w:bidi="hi_IN"/>
+        </w:rPr>
+        <w:t>לַ⁠יּ֕וֹם אֲשֶׁ֥ר אֲנִ֖י עֹשֶׂ֣ה</w:t>
+      </w:r>
+    </w:p>
+    <w:p>
+      <w:pPr/>
+      <w:r>
+        <w:rPr>
+          <w:lang w:val="hi_IN" w:bidi="hi_IN"/>
+        </w:rPr>
+      </w:r>
+      <w:r>
+        <w:rPr>
           <w:b/>
           <w:lang w:val="hi_IN" w:bidi="hi_IN"/>
         </w:rPr>
@@ -25987,6 +28983,20 @@
       </w:r>
       <w:r>
         <w:rPr>
+          <w:lang w:val="hi_IN" w:bidi="hi_IN"/>
+        </w:rPr>
+        <w:t>כַּֽ⁠אֲשֶׁר֙</w:t>
+      </w:r>
+    </w:p>
+    <w:p>
+      <w:pPr/>
+      <w:r>
+        <w:rPr>
+          <w:lang w:val="hi_IN" w:bidi="hi_IN"/>
+        </w:rPr>
+      </w:r>
+      <w:r>
+        <w:rPr>
           <w:b/>
           <w:lang w:val="hi_IN" w:bidi="hi_IN"/>
         </w:rPr>
@@ -26097,6 +29107,20 @@
       </w:r>
       <w:r>
         <w:rPr>
+          <w:lang w:val="hi_IN" w:bidi="hi_IN"/>
+        </w:rPr>
+        <w:t>וְ⁠שַׁבְתֶּם֙ וּ⁠רְאִיתֶ֔ם</w:t>
+      </w:r>
+    </w:p>
+    <w:p>
+      <w:pPr/>
+      <w:r>
+        <w:rPr>
+          <w:lang w:val="hi_IN" w:bidi="hi_IN"/>
+        </w:rPr>
+      </w:r>
+      <w:r>
+        <w:rPr>
           <w:b/>
           <w:lang w:val="hi_IN" w:bidi="hi_IN"/>
         </w:rPr>
@@ -26193,6 +29217,20 @@
       </w:r>
       <w:r>
         <w:rPr>
+          <w:lang w:val="hi_IN" w:bidi="hi_IN"/>
+        </w:rPr>
+        <w:t>וְ⁠שַׁבְתֶּם֙ וּ⁠רְאִיתֶ֔ם</w:t>
+      </w:r>
+    </w:p>
+    <w:p>
+      <w:pPr/>
+      <w:r>
+        <w:rPr>
+          <w:lang w:val="hi_IN" w:bidi="hi_IN"/>
+        </w:rPr>
+      </w:r>
+      <w:r>
+        <w:rPr>
           <w:b/>
           <w:lang w:val="hi_IN" w:bidi="hi_IN"/>
         </w:rPr>
@@ -26303,6 +29341,20 @@
       </w:r>
       <w:r>
         <w:rPr>
+          <w:lang w:val="hi_IN" w:bidi="hi_IN"/>
+        </w:rPr>
+        <w:t>בֵּ֥ין צַדִּ֖יק לְ⁠רָשָׁ֑ע</w:t>
+      </w:r>
+    </w:p>
+    <w:p>
+      <w:pPr/>
+      <w:r>
+        <w:rPr>
+          <w:lang w:val="hi_IN" w:bidi="hi_IN"/>
+        </w:rPr>
+      </w:r>
+      <w:r>
+        <w:rPr>
           <w:b/>
           <w:lang w:val="hi_IN" w:bidi="hi_IN"/>
         </w:rPr>
@@ -26400,6 +29452,20 @@
       </w:r>
       <w:r>
         <w:rPr>
+          <w:lang w:val="hi_IN" w:bidi="hi_IN"/>
+        </w:rPr>
+        <w:t>בֵּ֥ין צַדִּ֖יק לְ⁠רָשָׁ֑ע בֵּ֚ין עֹבֵ֣ד אֱלֹהִ֔ים לַ⁠אֲשֶׁ֖ר לֹ֥א עֲבָדֽ⁠וֹ</w:t>
+      </w:r>
+    </w:p>
+    <w:p>
+      <w:pPr/>
+      <w:r>
+        <w:rPr>
+          <w:lang w:val="hi_IN" w:bidi="hi_IN"/>
+        </w:rPr>
+      </w:r>
+      <w:r>
+        <w:rPr>
           <w:b/>
           <w:lang w:val="hi_IN" w:bidi="hi_IN"/>
         </w:rPr>
@@ -26498,6 +29564,20 @@
         <w:rPr>
           <w:lang w:val="hi_IN" w:bidi="hi_IN"/>
         </w:rPr>
+      </w:r>
+    </w:p>
+    <w:p>
+      <w:pPr/>
+      <w:r>
+        <w:rPr>
+          <w:lang w:val="hi_IN" w:bidi="hi_IN"/>
+        </w:rPr>
+      </w:r>
+      <w:r>
+        <w:rPr>
+          <w:lang w:val="hi_IN" w:bidi="hi_IN"/>
+        </w:rPr>
+        <w:t>צַדִּ֖יק לְ⁠רָשָׁ֑ע</w:t>
       </w:r>
     </w:p>
     <w:p>
@@ -26763,6 +29843,20 @@
       </w:r>
       <w:r>
         <w:rPr>
+          <w:lang w:val="hi_IN" w:bidi="hi_IN"/>
+        </w:rPr>
+        <w:t>הִנֵּ֤ה</w:t>
+      </w:r>
+    </w:p>
+    <w:p>
+      <w:pPr/>
+      <w:r>
+        <w:rPr>
+          <w:lang w:val="hi_IN" w:bidi="hi_IN"/>
+        </w:rPr>
+      </w:r>
+      <w:r>
+        <w:rPr>
           <w:b/>
           <w:lang w:val="hi_IN" w:bidi="hi_IN"/>
         </w:rPr>
@@ -26883,6 +29977,20 @@
       </w:r>
       <w:r>
         <w:rPr>
+          <w:lang w:val="hi_IN" w:bidi="hi_IN"/>
+        </w:rPr>
+        <w:t>בֹּעֵ֖ר כַּ⁠תַּנּ֑וּר וְ⁠הָי֨וּ כָל־זֵדִ֜ים וְ⁠כָל־עֹשֵׂ֤ה רִשְׁעָה֙ קַ֔שׁ</w:t>
+      </w:r>
+    </w:p>
+    <w:p>
+      <w:pPr/>
+      <w:r>
+        <w:rPr>
+          <w:lang w:val="hi_IN" w:bidi="hi_IN"/>
+        </w:rPr>
+      </w:r>
+      <w:r>
+        <w:rPr>
           <w:b/>
           <w:lang w:val="hi_IN" w:bidi="hi_IN"/>
         </w:rPr>
@@ -27029,6 +30137,20 @@
       </w:r>
       <w:r>
         <w:rPr>
+          <w:lang w:val="hi_IN" w:bidi="hi_IN"/>
+        </w:rPr>
+        <w:t>כָל־זֵדִ֜ים</w:t>
+      </w:r>
+    </w:p>
+    <w:p>
+      <w:pPr/>
+      <w:r>
+        <w:rPr>
+          <w:lang w:val="hi_IN" w:bidi="hi_IN"/>
+        </w:rPr>
+      </w:r>
+      <w:r>
+        <w:rPr>
           <w:b/>
           <w:lang w:val="hi_IN" w:bidi="hi_IN"/>
         </w:rPr>
@@ -27125,6 +30247,20 @@
       </w:r>
       <w:r>
         <w:rPr>
+          <w:lang w:val="hi_IN" w:bidi="hi_IN"/>
+        </w:rPr>
+        <w:t>וְ⁠כָל־עֹשֵׂ֤ה רִשְׁעָה֙</w:t>
+      </w:r>
+    </w:p>
+    <w:p>
+      <w:pPr/>
+      <w:r>
+        <w:rPr>
+          <w:lang w:val="hi_IN" w:bidi="hi_IN"/>
+        </w:rPr>
+      </w:r>
+      <w:r>
+        <w:rPr>
           <w:b/>
           <w:lang w:val="hi_IN" w:bidi="hi_IN"/>
         </w:rPr>
@@ -27235,6 +30371,20 @@
       </w:r>
       <w:r>
         <w:rPr>
+          <w:lang w:val="hi_IN" w:bidi="hi_IN"/>
+        </w:rPr>
+        <w:t>וְ⁠הָי֨וּ כָל־זֵדִ֜ים וְ⁠כָל־עֹשֵׂ֤ה רִשְׁעָה֙ קַ֔שׁ</w:t>
+      </w:r>
+    </w:p>
+    <w:p>
+      <w:pPr/>
+      <w:r>
+        <w:rPr>
+          <w:lang w:val="hi_IN" w:bidi="hi_IN"/>
+        </w:rPr>
+      </w:r>
+      <w:r>
+        <w:rPr>
           <w:b/>
           <w:lang w:val="hi_IN" w:bidi="hi_IN"/>
         </w:rPr>
@@ -27370,6 +30520,20 @@
       </w:r>
       <w:r>
         <w:rPr>
+          <w:lang w:val="hi_IN" w:bidi="hi_IN"/>
+        </w:rPr>
+        <w:t>לָ⁠הֶ֖ם שֹׁ֥רֶשׁ וְ⁠עָנָֽף</w:t>
+      </w:r>
+    </w:p>
+    <w:p>
+      <w:pPr/>
+      <w:r>
+        <w:rPr>
+          <w:lang w:val="hi_IN" w:bidi="hi_IN"/>
+        </w:rPr>
+      </w:r>
+      <w:r>
+        <w:rPr>
           <w:b/>
           <w:lang w:val="hi_IN" w:bidi="hi_IN"/>
         </w:rPr>
@@ -27491,6 +30655,20 @@
       </w:r>
       <w:r>
         <w:rPr>
+          <w:lang w:val="hi_IN" w:bidi="hi_IN"/>
+        </w:rPr>
+        <w:t>וְ⁠זָרְחָ֨ה לָ⁠כֶ֜ם יִרְאֵ֤י שְׁמִ⁠י֙ שֶׁ֣מֶשׁ צְדָקָ֔ה</w:t>
+      </w:r>
+    </w:p>
+    <w:p>
+      <w:pPr/>
+      <w:r>
+        <w:rPr>
+          <w:lang w:val="hi_IN" w:bidi="hi_IN"/>
+        </w:rPr>
+      </w:r>
+      <w:r>
+        <w:rPr>
           <w:b/>
           <w:lang w:val="hi_IN" w:bidi="hi_IN"/>
         </w:rPr>
@@ -27665,6 +30843,20 @@
       </w:r>
       <w:r>
         <w:rPr>
+          <w:lang w:val="hi_IN" w:bidi="hi_IN"/>
+        </w:rPr>
+        <w:t>יִרְאֵ֤י שְׁמִ⁠י֙</w:t>
+      </w:r>
+    </w:p>
+    <w:p>
+      <w:pPr/>
+      <w:r>
+        <w:rPr>
+          <w:lang w:val="hi_IN" w:bidi="hi_IN"/>
+        </w:rPr>
+      </w:r>
+      <w:r>
+        <w:rPr>
           <w:b/>
           <w:lang w:val="hi_IN" w:bidi="hi_IN"/>
         </w:rPr>
@@ -27775,6 +30967,20 @@
       </w:r>
       <w:r>
         <w:rPr>
+          <w:lang w:val="hi_IN" w:bidi="hi_IN"/>
+        </w:rPr>
+        <w:t>וּ⁠מַרְפֵּ֖א בִּ⁠כְנָפֶ֑י⁠הָ</w:t>
+      </w:r>
+    </w:p>
+    <w:p>
+      <w:pPr/>
+      <w:r>
+        <w:rPr>
+          <w:lang w:val="hi_IN" w:bidi="hi_IN"/>
+        </w:rPr>
+      </w:r>
+      <w:r>
+        <w:rPr>
           <w:b/>
           <w:lang w:val="hi_IN" w:bidi="hi_IN"/>
         </w:rPr>
@@ -27911,6 +31117,20 @@
       </w:r>
       <w:r>
         <w:rPr>
+          <w:lang w:val="hi_IN" w:bidi="hi_IN"/>
+        </w:rPr>
+        <w:t>וִֽ⁠יצָאתֶ֥ם וּ⁠פִשְׁתֶּ֖ם</w:t>
+      </w:r>
+    </w:p>
+    <w:p>
+      <w:pPr/>
+      <w:r>
+        <w:rPr>
+          <w:lang w:val="hi_IN" w:bidi="hi_IN"/>
+        </w:rPr>
+      </w:r>
+      <w:r>
+        <w:rPr>
           <w:b/>
           <w:lang w:val="hi_IN" w:bidi="hi_IN"/>
         </w:rPr>
@@ -28034,6 +31254,20 @@
       </w:r>
       <w:r>
         <w:rPr>
+          <w:lang w:val="hi_IN" w:bidi="hi_IN"/>
+        </w:rPr>
+        <w:t>כְּ⁠עֶגְלֵ֥י מַרְבֵּֽק</w:t>
+      </w:r>
+    </w:p>
+    <w:p>
+      <w:pPr/>
+      <w:r>
+        <w:rPr>
+          <w:lang w:val="hi_IN" w:bidi="hi_IN"/>
+        </w:rPr>
+      </w:r>
+      <w:r>
+        <w:rPr>
           <w:b/>
           <w:lang w:val="hi_IN" w:bidi="hi_IN"/>
         </w:rPr>
@@ -28143,6 +31377,20 @@
       </w:r>
       <w:r>
         <w:rPr>
+          <w:lang w:val="hi_IN" w:bidi="hi_IN"/>
+        </w:rPr>
+        <w:t>וְ⁠עַסּוֹתֶ֣ם רְשָׁעִ֔ים כִּֽי־יִהְי֣וּ אֵ֔פֶר תַּ֖חַת כַּפּ֣וֹת רַגְלֵי⁠כֶ֑ם</w:t>
+      </w:r>
+    </w:p>
+    <w:p>
+      <w:pPr/>
+      <w:r>
+        <w:rPr>
+          <w:lang w:val="hi_IN" w:bidi="hi_IN"/>
+        </w:rPr>
+      </w:r>
+      <w:r>
+        <w:rPr>
           <w:b/>
           <w:lang w:val="hi_IN" w:bidi="hi_IN"/>
         </w:rPr>
@@ -28252,6 +31500,20 @@
       </w:r>
       <w:r>
         <w:rPr>
+          <w:lang w:val="hi_IN" w:bidi="hi_IN"/>
+        </w:rPr>
+        <w:t>וְ⁠עַסּוֹתֶ֣ם רְשָׁעִ֔ים</w:t>
+      </w:r>
+    </w:p>
+    <w:p>
+      <w:pPr/>
+      <w:r>
+        <w:rPr>
+          <w:lang w:val="hi_IN" w:bidi="hi_IN"/>
+        </w:rPr>
+      </w:r>
+      <w:r>
+        <w:rPr>
           <w:b/>
           <w:lang w:val="hi_IN" w:bidi="hi_IN"/>
         </w:rPr>
@@ -28362,6 +31624,20 @@
       </w:r>
       <w:r>
         <w:rPr>
+          <w:lang w:val="hi_IN" w:bidi="hi_IN"/>
+        </w:rPr>
+        <w:t>רְשָׁעִ֔ים</w:t>
+      </w:r>
+    </w:p>
+    <w:p>
+      <w:pPr/>
+      <w:r>
+        <w:rPr>
+          <w:lang w:val="hi_IN" w:bidi="hi_IN"/>
+        </w:rPr>
+      </w:r>
+      <w:r>
+        <w:rPr>
           <w:b/>
           <w:lang w:val="hi_IN" w:bidi="hi_IN"/>
         </w:rPr>
@@ -28472,6 +31748,20 @@
       </w:r>
       <w:r>
         <w:rPr>
+          <w:lang w:val="hi_IN" w:bidi="hi_IN"/>
+        </w:rPr>
+        <w:t>כִּֽי־יִהְי֣וּ אֵ֔פֶר תַּ֖חַת כַּפּ֣וֹת רַגְלֵי⁠כֶ֑ם</w:t>
+      </w:r>
+    </w:p>
+    <w:p>
+      <w:pPr/>
+      <w:r>
+        <w:rPr>
+          <w:lang w:val="hi_IN" w:bidi="hi_IN"/>
+        </w:rPr>
+      </w:r>
+      <w:r>
+        <w:rPr>
           <w:b/>
           <w:lang w:val="hi_IN" w:bidi="hi_IN"/>
         </w:rPr>
@@ -28583,6 +31873,20 @@
         <w:rPr>
           <w:lang w:val="hi_IN" w:bidi="hi_IN"/>
         </w:rPr>
+      </w:r>
+    </w:p>
+    <w:p>
+      <w:pPr/>
+      <w:r>
+        <w:rPr>
+          <w:lang w:val="hi_IN" w:bidi="hi_IN"/>
+        </w:rPr>
+      </w:r>
+      <w:r>
+        <w:rPr>
+          <w:lang w:val="hi_IN" w:bidi="hi_IN"/>
+        </w:rPr>
+        <w:t>בַּ⁠יּוֹם֙ אֲשֶׁ֣ר אֲנִ֣י עֹשֶׂ֔ה</w:t>
       </w:r>
     </w:p>
     <w:p>
@@ -28715,6 +32019,20 @@
       </w:r>
       <w:r>
         <w:rPr>
+          <w:lang w:val="hi_IN" w:bidi="hi_IN"/>
+        </w:rPr>
+        <w:t>זִכְר֕וּ</w:t>
+      </w:r>
+    </w:p>
+    <w:p>
+      <w:pPr/>
+      <w:r>
+        <w:rPr>
+          <w:lang w:val="hi_IN" w:bidi="hi_IN"/>
+        </w:rPr>
+      </w:r>
+      <w:r>
+        <w:rPr>
           <w:b/>
           <w:lang w:val="hi_IN" w:bidi="hi_IN"/>
         </w:rPr>
@@ -28835,6 +32153,20 @@
       </w:r>
       <w:r>
         <w:rPr>
+          <w:lang w:val="hi_IN" w:bidi="hi_IN"/>
+        </w:rPr>
+        <w:t>חֻקִּ֖ים וּ⁠מִשְׁפָּטִֽים</w:t>
+      </w:r>
+    </w:p>
+    <w:p>
+      <w:pPr/>
+      <w:r>
+        <w:rPr>
+          <w:lang w:val="hi_IN" w:bidi="hi_IN"/>
+        </w:rPr>
+      </w:r>
+      <w:r>
+        <w:rPr>
           <w:b/>
           <w:lang w:val="hi_IN" w:bidi="hi_IN"/>
         </w:rPr>
@@ -28919,6 +32251,20 @@
         <w:rPr>
           <w:lang w:val="hi_IN" w:bidi="hi_IN"/>
         </w:rPr>
+      </w:r>
+    </w:p>
+    <w:p>
+      <w:pPr/>
+      <w:r>
+        <w:rPr>
+          <w:lang w:val="hi_IN" w:bidi="hi_IN"/>
+        </w:rPr>
+      </w:r>
+      <w:r>
+        <w:rPr>
+          <w:lang w:val="hi_IN" w:bidi="hi_IN"/>
+        </w:rPr>
+        <w:t>הִנֵּ֤ה</w:t>
       </w:r>
     </w:p>
     <w:p>
@@ -29037,6 +32383,20 @@
       </w:r>
       <w:r>
         <w:rPr>
+          <w:lang w:val="hi_IN" w:bidi="hi_IN"/>
+        </w:rPr>
+        <w:t>לִ⁠פְנֵ֗י בּ֚וֹא</w:t>
+      </w:r>
+    </w:p>
+    <w:p>
+      <w:pPr/>
+      <w:r>
+        <w:rPr>
+          <w:lang w:val="hi_IN" w:bidi="hi_IN"/>
+        </w:rPr>
+      </w:r>
+      <w:r>
+        <w:rPr>
           <w:b/>
           <w:lang w:val="hi_IN" w:bidi="hi_IN"/>
         </w:rPr>
@@ -29211,6 +32571,20 @@
       </w:r>
       <w:r>
         <w:rPr>
+          <w:lang w:val="hi_IN" w:bidi="hi_IN"/>
+        </w:rPr>
+        <w:t>י֣וֹם יְהוָ֔ה הַ⁠גָּד֖וֹל וְ⁠הַ⁠נּוֹרָֽא</w:t>
+      </w:r>
+    </w:p>
+    <w:p>
+      <w:pPr/>
+      <w:r>
+        <w:rPr>
+          <w:lang w:val="hi_IN" w:bidi="hi_IN"/>
+        </w:rPr>
+      </w:r>
+      <w:r>
+        <w:rPr>
           <w:b/>
           <w:lang w:val="hi_IN" w:bidi="hi_IN"/>
         </w:rPr>
@@ -29308,6 +32682,20 @@
       </w:r>
       <w:r>
         <w:rPr>
+          <w:lang w:val="hi_IN" w:bidi="hi_IN"/>
+        </w:rPr>
+        <w:t>וְ⁠הֵשִׁ֤יב לֵב־אָבוֹת֙ עַל־בָּנִ֔ים וְ⁠לֵ֥ב בָּנִ֖ים עַל־אֲבוֹתָ֑⁠ם</w:t>
+      </w:r>
+    </w:p>
+    <w:p>
+      <w:pPr/>
+      <w:r>
+        <w:rPr>
+          <w:lang w:val="hi_IN" w:bidi="hi_IN"/>
+        </w:rPr>
+      </w:r>
+      <w:r>
+        <w:rPr>
           <w:b/>
           <w:lang w:val="hi_IN" w:bidi="hi_IN"/>
         </w:rPr>
@@ -29431,6 +32819,20 @@
       </w:r>
       <w:r>
         <w:rPr>
+          <w:lang w:val="hi_IN" w:bidi="hi_IN"/>
+        </w:rPr>
+        <w:t>וְ⁠הֵשִׁ֤יב לֵב־אָבוֹת֙ עַל־בָּנִ֔ים וְ⁠לֵ֥ב בָּנִ֖ים עַל־אֲבוֹתָ֑⁠ם</w:t>
+      </w:r>
+    </w:p>
+    <w:p>
+      <w:pPr/>
+      <w:r>
+        <w:rPr>
+          <w:lang w:val="hi_IN" w:bidi="hi_IN"/>
+        </w:rPr>
+      </w:r>
+      <w:r>
+        <w:rPr>
           <w:b/>
           <w:lang w:val="hi_IN" w:bidi="hi_IN"/>
         </w:rPr>
@@ -29546,6 +32948,20 @@
       </w:r>
       <w:r>
         <w:rPr>
+          <w:lang w:val="hi_IN" w:bidi="hi_IN"/>
+        </w:rPr>
+        <w:t>וְ⁠לֵ֥ב בָּנִ֖ים עַל־אֲבוֹתָ֑⁠ם</w:t>
+      </w:r>
+    </w:p>
+    <w:p>
+      <w:pPr/>
+      <w:r>
+        <w:rPr>
+          <w:lang w:val="hi_IN" w:bidi="hi_IN"/>
+        </w:rPr>
+      </w:r>
+      <w:r>
+        <w:rPr>
           <w:b/>
           <w:lang w:val="hi_IN" w:bidi="hi_IN"/>
         </w:rPr>
@@ -29632,6 +33048,20 @@
         <w:rPr>
           <w:lang w:val="hi_IN" w:bidi="hi_IN"/>
         </w:rPr>
+      </w:r>
+    </w:p>
+    <w:p>
+      <w:pPr/>
+      <w:r>
+        <w:rPr>
+          <w:lang w:val="hi_IN" w:bidi="hi_IN"/>
+        </w:rPr>
+      </w:r>
+      <w:r>
+        <w:rPr>
+          <w:lang w:val="hi_IN" w:bidi="hi_IN"/>
+        </w:rPr>
+        <w:t>לֵב &amp; וְ⁠לֵ֥ב</w:t>
       </w:r>
     </w:p>
     <w:p>

--- a/hin/docx/39.content.docx
+++ b/hin/docx/39.content.docx
@@ -28,49 +28,15 @@
       </w:r>
     </w:p>
     <w:p>
-      <w:pPr>
-        <w:pStyle w:val="Heading2"/>
-      </w:pPr>
-      <w:r>
-        <w:rPr>
-          <w:lang w:val="hi_IN" w:bidi="hi_IN"/>
-        </w:rPr>
-        <w:t>License Information</w:t>
-      </w:r>
-      <w:r>
-        <w:rPr>
-          <w:lang w:val="hi_IN" w:bidi="hi_IN"/>
-        </w:rPr>
-      </w:r>
-    </w:p>
-    <w:p>
-      <w:pPr/>
-      <w:r>
-        <w:rPr>
-          <w:lang w:val="hi_IN" w:bidi="hi_IN"/>
-        </w:rPr>
-      </w:r>
-      <w:r>
-        <w:rPr>
-          <w:b/>
-          <w:lang w:val="hi_IN" w:bidi="hi_IN"/>
-        </w:rPr>
-        <w:t>अनुवाद नोट्स (अनफोल्डिंग वर्ड)</w:t>
-      </w:r>
-      <w:r>
-        <w:rPr>
-          <w:lang w:val="hi_IN" w:bidi="hi_IN"/>
-        </w:rPr>
-        <w:t xml:space="preserve"> (Hindi) is based on</w:t>
-      </w:r>
-      <w:r>
-        <w:rPr>
-          <w:lang w:val="hi_IN" w:bidi="hi_IN"/>
-        </w:rPr>
-        <w:t xml:space="preserve">: </w:t>
-      </w:r>
-      <w:r>
-        <w:rPr>
+      <w:pPr/>
+      <w:r>
+        <w:rPr>
+          <w:lang w:val="hi_IN" w:bidi="hi_IN"/>
+        </w:rPr>
+      </w:r>
+      <w:r>
+        <w:rPr>
+          <w:b/>
           <w:lang w:val="hi_IN" w:bidi="hi_IN"/>
         </w:rPr>
         <w:t>unfoldingWord® Translation Notes</w:t>
@@ -79,62 +45,31 @@
         <w:rPr>
           <w:lang w:val="hi_IN" w:bidi="hi_IN"/>
         </w:rPr>
-        <w:t xml:space="preserve">, </w:t>
-      </w:r>
-      <w:hyperlink r:id="rId13">
-        <w:r>
-          <w:rPr>
-            <w:lang w:val="hi_IN" w:bidi="hi_IN"/>
-          </w:rPr>
-          <w:rPr>
-            <w:color w:val="0000EE"/>
-            <w:u w:val="single"/>
-          </w:rPr>
-          <w:t>unfoldingWord</w:t>
-        </w:r>
-      </w:hyperlink>
-      <w:r>
-        <w:rPr>
-          <w:lang w:val="hi_IN" w:bidi="hi_IN"/>
-        </w:rPr>
-        <w:t xml:space="preserve">, 2022, which is licensed under a </w:t>
-      </w:r>
-      <w:hyperlink r:id="rId14">
-        <w:r>
-          <w:rPr>
-            <w:lang w:val="hi_IN" w:bidi="hi_IN"/>
-          </w:rPr>
-          <w:rPr>
-            <w:color w:val="0000EE"/>
-            <w:u w:val="single"/>
-          </w:rPr>
-          <w:t>CC BY-SA 4.0 license</w:t>
-        </w:r>
-      </w:hyperlink>
-      <w:r>
-        <w:rPr>
-          <w:lang w:val="hi_IN" w:bidi="hi_IN"/>
-        </w:rPr>
-        <w:t>.</w:t>
-      </w:r>
-      <w:r>
-        <w:rPr>
-          <w:lang w:val="hi_IN" w:bidi="hi_IN"/>
-        </w:rPr>
-      </w:r>
-    </w:p>
-    <w:p>
-      <w:pPr/>
-      <w:r>
-        <w:rPr>
-          <w:lang w:val="hi_IN" w:bidi="hi_IN"/>
-        </w:rPr>
-      </w:r>
-      <w:r>
-        <w:rPr>
-          <w:lang w:val="hi_IN" w:bidi="hi_IN"/>
-        </w:rPr>
-        <w:t>This PDF version is provided under the same license.</w:t>
+        <w:t xml:space="preserve"> © 2022 unfoldingWord. Released under CC BY-SA 4.0 license. </w:t>
+      </w:r>
+      <w:r>
+        <w:rPr>
+          <w:lang w:val="hi_IN" w:bidi="hi_IN"/>
+        </w:rPr>
+        <w:t>unfoldingWord® Translation Notes</w:t>
+      </w:r>
+      <w:r>
+        <w:rPr>
+          <w:lang w:val="hi_IN" w:bidi="hi_IN"/>
+        </w:rPr>
+        <w:t xml:space="preserve"> has been adapted in the following languages: Tok Pisin, Arabic (عربي), French (Français), Hindi (हिंदी), Indonesian (Bahasa Indonesia), Portuguese (Português), Russian (Русский), Spanish (Español), Swahili (Kiswahili), and Simplified Chinese (简体中文) from </w:t>
+      </w:r>
+      <w:r>
+        <w:rPr>
+          <w:lang w:val="hi_IN" w:bidi="hi_IN"/>
+        </w:rPr>
+        <w:t>unfoldingWord® Translation Notes</w:t>
+      </w:r>
+      <w:r>
+        <w:rPr>
+          <w:lang w:val="hi_IN" w:bidi="hi_IN"/>
+        </w:rPr>
+        <w:t xml:space="preserve"> © 2022 unfoldingWord. Released under CC BY-SA 4.0 license by Mission Mutual</w:t>
       </w:r>
       <w:r>
         <w:rPr>
@@ -382,7 +317,7 @@
         </w:rPr>
         <w:t>पुस्तक के शीर्षक में वर्णन (</w:t>
       </w:r>
-      <w:hyperlink r:id="rId15">
+      <w:hyperlink r:id="rId13">
         <w:r>
           <w:rPr>
             <w:lang w:val="hi_IN" w:bidi="hi_IN"/>
@@ -412,7 +347,7 @@
         </w:rPr>
         <w:t xml:space="preserve">" या "मेरे दूत के द्वारा इस्राएल के लिए कहा हुआ यहोवा का भारी वचन" किया जा सकता है। उस वाक्य में अंतिम अभिव्यक्ति </w:t>
       </w:r>
-      <w:hyperlink r:id="rId16">
+      <w:hyperlink r:id="rId14">
         <w:r>
           <w:rPr>
             <w:lang w:val="hi_IN" w:bidi="hi_IN"/>
@@ -707,20 +642,6 @@
       </w:r>
       <w:r>
         <w:rPr>
-          <w:lang w:val="hi_IN" w:bidi="hi_IN"/>
-        </w:rPr>
-        <w:t>מַשָּׂ֥א דְבַר־יְהוָ֖ה</w:t>
-      </w:r>
-    </w:p>
-    <w:p>
-      <w:pPr/>
-      <w:r>
-        <w:rPr>
-          <w:lang w:val="hi_IN" w:bidi="hi_IN"/>
-        </w:rPr>
-      </w:r>
-      <w:r>
-        <w:rPr>
           <w:b/>
           <w:lang w:val="hi_IN" w:bidi="hi_IN"/>
         </w:rPr>
@@ -857,20 +778,6 @@
       </w:r>
       <w:r>
         <w:rPr>
-          <w:lang w:val="hi_IN" w:bidi="hi_IN"/>
-        </w:rPr>
-        <w:t>דְבַר־יְהוָ֖ה</w:t>
-      </w:r>
-    </w:p>
-    <w:p>
-      <w:pPr/>
-      <w:r>
-        <w:rPr>
-          <w:lang w:val="hi_IN" w:bidi="hi_IN"/>
-        </w:rPr>
-      </w:r>
-      <w:r>
-        <w:rPr>
           <w:b/>
           <w:lang w:val="hi_IN" w:bidi="hi_IN"/>
         </w:rPr>
@@ -993,20 +900,6 @@
       </w:r>
       <w:r>
         <w:rPr>
-          <w:lang w:val="hi_IN" w:bidi="hi_IN"/>
-        </w:rPr>
-        <w:t>אֶל־יִשְׂרָאֵ֑ל</w:t>
-      </w:r>
-    </w:p>
-    <w:p>
-      <w:pPr/>
-      <w:r>
-        <w:rPr>
-          <w:lang w:val="hi_IN" w:bidi="hi_IN"/>
-        </w:rPr>
-      </w:r>
-      <w:r>
-        <w:rPr>
           <w:b/>
           <w:lang w:val="hi_IN" w:bidi="hi_IN"/>
         </w:rPr>
@@ -1103,20 +996,6 @@
       </w:r>
       <w:r>
         <w:rPr>
-          <w:lang w:val="hi_IN" w:bidi="hi_IN"/>
-        </w:rPr>
-        <w:t>בְּ⁠יַ֖ד</w:t>
-      </w:r>
-    </w:p>
-    <w:p>
-      <w:pPr/>
-      <w:r>
-        <w:rPr>
-          <w:lang w:val="hi_IN" w:bidi="hi_IN"/>
-        </w:rPr>
-      </w:r>
-      <w:r>
-        <w:rPr>
           <w:b/>
           <w:lang w:val="hi_IN" w:bidi="hi_IN"/>
         </w:rPr>
@@ -1240,20 +1119,6 @@
       </w:r>
       <w:r>
         <w:rPr>
-          <w:lang w:val="hi_IN" w:bidi="hi_IN"/>
-        </w:rPr>
-        <w:t>מַלְאָכִֽי</w:t>
-      </w:r>
-    </w:p>
-    <w:p>
-      <w:pPr/>
-      <w:r>
-        <w:rPr>
-          <w:lang w:val="hi_IN" w:bidi="hi_IN"/>
-        </w:rPr>
-      </w:r>
-      <w:r>
-        <w:rPr>
           <w:b/>
           <w:lang w:val="hi_IN" w:bidi="hi_IN"/>
         </w:rPr>
@@ -1350,20 +1215,6 @@
       </w:r>
       <w:r>
         <w:rPr>
-          <w:lang w:val="hi_IN" w:bidi="hi_IN"/>
-        </w:rPr>
-        <w:t>אָהַ֤בְתִּי אֶתְ⁠כֶם֙ אָמַ֣ר יְהוָ֔ה</w:t>
-      </w:r>
-    </w:p>
-    <w:p>
-      <w:pPr/>
-      <w:r>
-        <w:rPr>
-          <w:lang w:val="hi_IN" w:bidi="hi_IN"/>
-        </w:rPr>
-      </w:r>
-      <w:r>
-        <w:rPr>
           <w:b/>
           <w:lang w:val="hi_IN" w:bidi="hi_IN"/>
         </w:rPr>
@@ -1461,20 +1312,6 @@
       </w:r>
       <w:r>
         <w:rPr>
-          <w:lang w:val="hi_IN" w:bidi="hi_IN"/>
-        </w:rPr>
-        <w:t>אֶתְ⁠כֶם֙</w:t>
-      </w:r>
-    </w:p>
-    <w:p>
-      <w:pPr/>
-      <w:r>
-        <w:rPr>
-          <w:lang w:val="hi_IN" w:bidi="hi_IN"/>
-        </w:rPr>
-      </w:r>
-      <w:r>
-        <w:rPr>
           <w:b/>
           <w:lang w:val="hi_IN" w:bidi="hi_IN"/>
         </w:rPr>
@@ -1583,20 +1420,6 @@
       </w:r>
       <w:r>
         <w:rPr>
-          <w:lang w:val="hi_IN" w:bidi="hi_IN"/>
-        </w:rPr>
-        <w:t>וַ⁠אֲמַרְתֶּ֖ם</w:t>
-      </w:r>
-    </w:p>
-    <w:p>
-      <w:pPr/>
-      <w:r>
-        <w:rPr>
-          <w:lang w:val="hi_IN" w:bidi="hi_IN"/>
-        </w:rPr>
-      </w:r>
-      <w:r>
-        <w:rPr>
           <w:b/>
           <w:lang w:val="hi_IN" w:bidi="hi_IN"/>
         </w:rPr>
@@ -1694,20 +1517,6 @@
       </w:r>
       <w:r>
         <w:rPr>
-          <w:lang w:val="hi_IN" w:bidi="hi_IN"/>
-        </w:rPr>
-        <w:t>הֲ⁠לוֹא־אָ֨ח עֵשָׂ֤ו לְ⁠יַֽעֲקֹב֙ נְאֻם־יְהוָ֔ה וָ⁠אֹהַ֖ב אֶֽת־יַעֲקֹֽב</w:t>
-      </w:r>
-    </w:p>
-    <w:p>
-      <w:pPr/>
-      <w:r>
-        <w:rPr>
-          <w:lang w:val="hi_IN" w:bidi="hi_IN"/>
-        </w:rPr>
-      </w:r>
-      <w:r>
-        <w:rPr>
           <w:b/>
           <w:lang w:val="hi_IN" w:bidi="hi_IN"/>
         </w:rPr>
@@ -1818,20 +1627,6 @@
       </w:r>
       <w:r>
         <w:rPr>
-          <w:lang w:val="hi_IN" w:bidi="hi_IN"/>
-        </w:rPr>
-        <w:t>הֲ⁠לוֹא־אָ֨ח עֵשָׂ֤ו לְ⁠יַֽעֲקֹב֙</w:t>
-      </w:r>
-    </w:p>
-    <w:p>
-      <w:pPr/>
-      <w:r>
-        <w:rPr>
-          <w:lang w:val="hi_IN" w:bidi="hi_IN"/>
-        </w:rPr>
-      </w:r>
-      <w:r>
-        <w:rPr>
           <w:b/>
           <w:lang w:val="hi_IN" w:bidi="hi_IN"/>
         </w:rPr>
@@ -1929,20 +1724,6 @@
       </w:r>
       <w:r>
         <w:rPr>
-          <w:lang w:val="hi_IN" w:bidi="hi_IN"/>
-        </w:rPr>
-        <w:t>הֲ⁠לוֹא־אָ֨ח עֵשָׂ֤ו לְ⁠יַֽעֲקֹב֙</w:t>
-      </w:r>
-    </w:p>
-    <w:p>
-      <w:pPr/>
-      <w:r>
-        <w:rPr>
-          <w:lang w:val="hi_IN" w:bidi="hi_IN"/>
-        </w:rPr>
-      </w:r>
-      <w:r>
-        <w:rPr>
           <w:b/>
           <w:lang w:val="hi_IN" w:bidi="hi_IN"/>
         </w:rPr>
@@ -2066,20 +1847,6 @@
       </w:r>
       <w:r>
         <w:rPr>
-          <w:lang w:val="hi_IN" w:bidi="hi_IN"/>
-        </w:rPr>
-        <w:t>נְאֻם־יְהוָ֔ה</w:t>
-      </w:r>
-    </w:p>
-    <w:p>
-      <w:pPr/>
-      <w:r>
-        <w:rPr>
-          <w:lang w:val="hi_IN" w:bidi="hi_IN"/>
-        </w:rPr>
-      </w:r>
-      <w:r>
-        <w:rPr>
           <w:b/>
           <w:lang w:val="hi_IN" w:bidi="hi_IN"/>
         </w:rPr>
@@ -2177,20 +1944,6 @@
       </w:r>
       <w:r>
         <w:rPr>
-          <w:lang w:val="hi_IN" w:bidi="hi_IN"/>
-        </w:rPr>
-        <w:t>וָ⁠אֹהַ֖ב אֶֽת־יַעֲקֹֽב</w:t>
-      </w:r>
-    </w:p>
-    <w:p>
-      <w:pPr/>
-      <w:r>
-        <w:rPr>
-          <w:lang w:val="hi_IN" w:bidi="hi_IN"/>
-        </w:rPr>
-      </w:r>
-      <w:r>
-        <w:rPr>
           <w:b/>
           <w:lang w:val="hi_IN" w:bidi="hi_IN"/>
         </w:rPr>
@@ -2301,20 +2054,6 @@
       </w:r>
       <w:r>
         <w:rPr>
-          <w:lang w:val="hi_IN" w:bidi="hi_IN"/>
-        </w:rPr>
-        <w:t>וָ⁠אֹהַ֖ב אֶֽת־יַעֲקֹֽב׃ וְ⁠אֶת־עֵשָׂ֖ו שָׂנֵ֑אתִי</w:t>
-      </w:r>
-    </w:p>
-    <w:p>
-      <w:pPr/>
-      <w:r>
-        <w:rPr>
-          <w:lang w:val="hi_IN" w:bidi="hi_IN"/>
-        </w:rPr>
-      </w:r>
-      <w:r>
-        <w:rPr>
           <w:b/>
           <w:lang w:val="hi_IN" w:bidi="hi_IN"/>
         </w:rPr>
@@ -2464,20 +2203,6 @@
       </w:r>
       <w:r>
         <w:rPr>
-          <w:lang w:val="hi_IN" w:bidi="hi_IN"/>
-        </w:rPr>
-        <w:t>וְ⁠אֶת־עֵשָׂ֖ו שָׂנֵ֑אתִי</w:t>
-      </w:r>
-    </w:p>
-    <w:p>
-      <w:pPr/>
-      <w:r>
-        <w:rPr>
-          <w:lang w:val="hi_IN" w:bidi="hi_IN"/>
-        </w:rPr>
-      </w:r>
-      <w:r>
-        <w:rPr>
           <w:b/>
           <w:lang w:val="hi_IN" w:bidi="hi_IN"/>
         </w:rPr>
@@ -2588,20 +2313,6 @@
       </w:r>
       <w:r>
         <w:rPr>
-          <w:lang w:val="hi_IN" w:bidi="hi_IN"/>
-        </w:rPr>
-        <w:t>שְׁמָמָ֔ה</w:t>
-      </w:r>
-    </w:p>
-    <w:p>
-      <w:pPr/>
-      <w:r>
-        <w:rPr>
-          <w:lang w:val="hi_IN" w:bidi="hi_IN"/>
-        </w:rPr>
-      </w:r>
-      <w:r>
-        <w:rPr>
           <w:b/>
           <w:lang w:val="hi_IN" w:bidi="hi_IN"/>
         </w:rPr>
@@ -2712,20 +2423,6 @@
       </w:r>
       <w:r>
         <w:rPr>
-          <w:lang w:val="hi_IN" w:bidi="hi_IN"/>
-        </w:rPr>
-        <w:t>לְ⁠תַנּ֥וֹת</w:t>
-      </w:r>
-    </w:p>
-    <w:p>
-      <w:pPr/>
-      <w:r>
-        <w:rPr>
-          <w:lang w:val="hi_IN" w:bidi="hi_IN"/>
-        </w:rPr>
-      </w:r>
-      <w:r>
-        <w:rPr>
           <w:b/>
           <w:lang w:val="hi_IN" w:bidi="hi_IN"/>
         </w:rPr>
@@ -2842,20 +2539,6 @@
       </w:r>
       <w:r>
         <w:rPr>
-          <w:lang w:val="hi_IN" w:bidi="hi_IN"/>
-        </w:rPr>
-        <w:t>כִּֽי־תֹאמַ֨ר אֱד֜וֹם</w:t>
-      </w:r>
-    </w:p>
-    <w:p>
-      <w:pPr/>
-      <w:r>
-        <w:rPr>
-          <w:lang w:val="hi_IN" w:bidi="hi_IN"/>
-        </w:rPr>
-      </w:r>
-      <w:r>
-        <w:rPr>
           <w:b/>
           <w:lang w:val="hi_IN" w:bidi="hi_IN"/>
         </w:rPr>
@@ -2965,20 +2648,6 @@
       </w:r>
       <w:r>
         <w:rPr>
-          <w:lang w:val="hi_IN" w:bidi="hi_IN"/>
-        </w:rPr>
-        <w:t>רֻשַּׁ֗שְׁנוּ</w:t>
-      </w:r>
-    </w:p>
-    <w:p>
-      <w:pPr/>
-      <w:r>
-        <w:rPr>
-          <w:lang w:val="hi_IN" w:bidi="hi_IN"/>
-        </w:rPr>
-      </w:r>
-      <w:r>
-        <w:rPr>
           <w:b/>
           <w:lang w:val="hi_IN" w:bidi="hi_IN"/>
         </w:rPr>
@@ -3102,20 +2771,6 @@
       </w:r>
       <w:r>
         <w:rPr>
-          <w:lang w:val="hi_IN" w:bidi="hi_IN"/>
-        </w:rPr>
-        <w:t>וְ⁠קָרְא֤וּ לָ⁠הֶם֙ גְּב֣וּל רִשְׁעָ֔ה וְ⁠הָ⁠עָ֛ם אֲשֶׁר־זָעַ֥ם יְהוָ֖ה עַד־עוֹלָֽם</w:t>
-      </w:r>
-    </w:p>
-    <w:p>
-      <w:pPr/>
-      <w:r>
-        <w:rPr>
-          <w:lang w:val="hi_IN" w:bidi="hi_IN"/>
-        </w:rPr>
-      </w:r>
-      <w:r>
-        <w:rPr>
           <w:b/>
           <w:lang w:val="hi_IN" w:bidi="hi_IN"/>
         </w:rPr>
@@ -3213,20 +2868,6 @@
       </w:r>
       <w:r>
         <w:rPr>
-          <w:lang w:val="hi_IN" w:bidi="hi_IN"/>
-        </w:rPr>
-        <w:t>וְ⁠קָרְא֤וּ לָ⁠הֶם֙</w:t>
-      </w:r>
-    </w:p>
-    <w:p>
-      <w:pPr/>
-      <w:r>
-        <w:rPr>
-          <w:lang w:val="hi_IN" w:bidi="hi_IN"/>
-        </w:rPr>
-      </w:r>
-      <w:r>
-        <w:rPr>
           <w:b/>
           <w:lang w:val="hi_IN" w:bidi="hi_IN"/>
         </w:rPr>
@@ -3361,20 +3002,6 @@
       </w:r>
       <w:r>
         <w:rPr>
-          <w:lang w:val="hi_IN" w:bidi="hi_IN"/>
-        </w:rPr>
-        <w:t>גְּב֣וּל רִשְׁעָ֔ה</w:t>
-      </w:r>
-    </w:p>
-    <w:p>
-      <w:pPr/>
-      <w:r>
-        <w:rPr>
-          <w:lang w:val="hi_IN" w:bidi="hi_IN"/>
-        </w:rPr>
-      </w:r>
-      <w:r>
-        <w:rPr>
           <w:b/>
           <w:lang w:val="hi_IN" w:bidi="hi_IN"/>
         </w:rPr>
@@ -3498,20 +3125,6 @@
       </w:r>
       <w:r>
         <w:rPr>
-          <w:lang w:val="hi_IN" w:bidi="hi_IN"/>
-        </w:rPr>
-        <w:t>וְ⁠עֵינֵי⁠כֶ֖ם תִּרְאֶ֑ינָה וְ⁠אַתֶּ֤ם תֹּֽאמְרוּ֙ יִגְדַּ֣ל יְהוָ֔ה מֵ⁠עַ֖ל לִ⁠גְב֥וּל יִשְׂרָאֵֽל</w:t>
-      </w:r>
-    </w:p>
-    <w:p>
-      <w:pPr/>
-      <w:r>
-        <w:rPr>
-          <w:lang w:val="hi_IN" w:bidi="hi_IN"/>
-        </w:rPr>
-      </w:r>
-      <w:r>
-        <w:rPr>
           <w:b/>
           <w:lang w:val="hi_IN" w:bidi="hi_IN"/>
         </w:rPr>
@@ -3657,20 +3270,6 @@
       </w:r>
       <w:r>
         <w:rPr>
-          <w:lang w:val="hi_IN" w:bidi="hi_IN"/>
-        </w:rPr>
-        <w:t>וְ⁠עֵינֵי⁠כֶ֖ם תִּרְאֶ֑ינָה</w:t>
-      </w:r>
-    </w:p>
-    <w:p>
-      <w:pPr/>
-      <w:r>
-        <w:rPr>
-          <w:lang w:val="hi_IN" w:bidi="hi_IN"/>
-        </w:rPr>
-      </w:r>
-      <w:r>
-        <w:rPr>
           <w:b/>
           <w:lang w:val="hi_IN" w:bidi="hi_IN"/>
         </w:rPr>
@@ -3793,20 +3392,6 @@
       </w:r>
       <w:r>
         <w:rPr>
-          <w:lang w:val="hi_IN" w:bidi="hi_IN"/>
-        </w:rPr>
-        <w:t>וְ⁠עֵינֵי⁠כֶ֖ם תִּרְאֶ֑ינָה וְ⁠אַתֶּ֤ם תֹּֽאמְרוּ֙ יִגְדַּ֣ל יְהוָ֔ה מֵ⁠עַ֖ל לִ⁠גְב֥וּל יִשְׂרָאֵֽל</w:t>
-      </w:r>
-    </w:p>
-    <w:p>
-      <w:pPr/>
-      <w:r>
-        <w:rPr>
-          <w:lang w:val="hi_IN" w:bidi="hi_IN"/>
-        </w:rPr>
-      </w:r>
-      <w:r>
-        <w:rPr>
           <w:b/>
           <w:lang w:val="hi_IN" w:bidi="hi_IN"/>
         </w:rPr>
@@ -3904,20 +3489,6 @@
       </w:r>
       <w:r>
         <w:rPr>
-          <w:lang w:val="hi_IN" w:bidi="hi_IN"/>
-        </w:rPr>
-        <w:t>וְ⁠אִם־אָ֣ב אָ֣נִי אַיֵּ֣ה כְבוֹדִ֡⁠י וְ⁠אִם־אֲדוֹנִ֣ים אָנִי֩ אַיֵּ֨ה מוֹרָאִ֜⁠י</w:t>
-      </w:r>
-    </w:p>
-    <w:p>
-      <w:pPr/>
-      <w:r>
-        <w:rPr>
-          <w:lang w:val="hi_IN" w:bidi="hi_IN"/>
-        </w:rPr>
-      </w:r>
-      <w:r>
-        <w:rPr>
           <w:b/>
           <w:lang w:val="hi_IN" w:bidi="hi_IN"/>
         </w:rPr>
@@ -4015,20 +3586,6 @@
       </w:r>
       <w:r>
         <w:rPr>
-          <w:lang w:val="hi_IN" w:bidi="hi_IN"/>
-        </w:rPr>
-        <w:t>שְׁמִ֔⁠י &amp; אֶת־שְׁמֶֽ⁠ךָ</w:t>
-      </w:r>
-    </w:p>
-    <w:p>
-      <w:pPr/>
-      <w:r>
-        <w:rPr>
-          <w:lang w:val="hi_IN" w:bidi="hi_IN"/>
-        </w:rPr>
-      </w:r>
-      <w:r>
-        <w:rPr>
           <w:b/>
           <w:lang w:val="hi_IN" w:bidi="hi_IN"/>
         </w:rPr>
@@ -4138,20 +3695,6 @@
       </w:r>
       <w:r>
         <w:rPr>
-          <w:lang w:val="hi_IN" w:bidi="hi_IN"/>
-        </w:rPr>
-        <w:t>לֶ֣חֶם מְגֹאָ֔ל</w:t>
-      </w:r>
-    </w:p>
-    <w:p>
-      <w:pPr/>
-      <w:r>
-        <w:rPr>
-          <w:lang w:val="hi_IN" w:bidi="hi_IN"/>
-        </w:rPr>
-      </w:r>
-      <w:r>
-        <w:rPr>
           <w:b/>
           <w:lang w:val="hi_IN" w:bidi="hi_IN"/>
         </w:rPr>
@@ -4247,20 +3790,6 @@
       </w:r>
       <w:r>
         <w:rPr>
-          <w:lang w:val="hi_IN" w:bidi="hi_IN"/>
-        </w:rPr>
-        <w:t>וַ⁠אֲמַרְתֶּ֖ם בַּ⁠מֶּ֣ה גֵֽאַלְנ֑וּ⁠ךָ בֶּ⁠אֱמָרְ⁠כֶ֕ם שֻׁלְחַ֥ן יְהוָ֖ה נִבְזֶ֥ה הֽוּא</w:t>
-      </w:r>
-    </w:p>
-    <w:p>
-      <w:pPr/>
-      <w:r>
-        <w:rPr>
-          <w:lang w:val="hi_IN" w:bidi="hi_IN"/>
-        </w:rPr>
-      </w:r>
-      <w:r>
-        <w:rPr>
           <w:b/>
           <w:lang w:val="hi_IN" w:bidi="hi_IN"/>
         </w:rPr>
@@ -4358,20 +3887,6 @@
       </w:r>
       <w:r>
         <w:rPr>
-          <w:lang w:val="hi_IN" w:bidi="hi_IN"/>
-        </w:rPr>
-        <w:t>שֻׁלְחַ֥ן יְהוָ֖ה נִבְזֶ֥ה הֽוּא</w:t>
-      </w:r>
-    </w:p>
-    <w:p>
-      <w:pPr/>
-      <w:r>
-        <w:rPr>
-          <w:lang w:val="hi_IN" w:bidi="hi_IN"/>
-        </w:rPr>
-      </w:r>
-      <w:r>
-        <w:rPr>
           <w:b/>
           <w:lang w:val="hi_IN" w:bidi="hi_IN"/>
         </w:rPr>
@@ -4469,20 +3984,6 @@
       </w:r>
       <w:r>
         <w:rPr>
-          <w:lang w:val="hi_IN" w:bidi="hi_IN"/>
-        </w:rPr>
-        <w:t>שֻׁלְחַ֥ן יְהוָ֖ה</w:t>
-      </w:r>
-    </w:p>
-    <w:p>
-      <w:pPr/>
-      <w:r>
-        <w:rPr>
-          <w:lang w:val="hi_IN" w:bidi="hi_IN"/>
-        </w:rPr>
-      </w:r>
-      <w:r>
-        <w:rPr>
           <w:b/>
           <w:lang w:val="hi_IN" w:bidi="hi_IN"/>
         </w:rPr>
@@ -4579,20 +4080,6 @@
       </w:r>
       <w:r>
         <w:rPr>
-          <w:lang w:val="hi_IN" w:bidi="hi_IN"/>
-        </w:rPr>
-        <w:t>וְ⁠כִֽי־תַגִּשׁ֨וּ⁠ן עִוֵּ֤ר לִ⁠זְבֹּ֨חַ֙ אֵ֣ין רָ֔ע וְ⁠כִ֥י תַגִּ֛ישׁוּ פִּסֵּ֥חַ וְ⁠חֹלֶ֖ה אֵ֣ין רָ֑ע</w:t>
-      </w:r>
-    </w:p>
-    <w:p>
-      <w:pPr/>
-      <w:r>
-        <w:rPr>
-          <w:lang w:val="hi_IN" w:bidi="hi_IN"/>
-        </w:rPr>
-      </w:r>
-      <w:r>
-        <w:rPr>
           <w:b/>
           <w:lang w:val="hi_IN" w:bidi="hi_IN"/>
         </w:rPr>
@@ -4702,20 +4189,6 @@
       </w:r>
       <w:r>
         <w:rPr>
-          <w:lang w:val="hi_IN" w:bidi="hi_IN"/>
-        </w:rPr>
-        <w:t>עִוֵּ֤ר &amp; פִּסֵּ֥חַ וְ⁠חֹלֶ֖ה</w:t>
-      </w:r>
-    </w:p>
-    <w:p>
-      <w:pPr/>
-      <w:r>
-        <w:rPr>
-          <w:lang w:val="hi_IN" w:bidi="hi_IN"/>
-        </w:rPr>
-      </w:r>
-      <w:r>
-        <w:rPr>
           <w:b/>
           <w:lang w:val="hi_IN" w:bidi="hi_IN"/>
         </w:rPr>
@@ -4826,20 +4299,6 @@
       </w:r>
       <w:r>
         <w:rPr>
-          <w:lang w:val="hi_IN" w:bidi="hi_IN"/>
-        </w:rPr>
-        <w:t>הַקְרִיבֵ֨⁠הוּ</w:t>
-      </w:r>
-    </w:p>
-    <w:p>
-      <w:pPr/>
-      <w:r>
-        <w:rPr>
-          <w:lang w:val="hi_IN" w:bidi="hi_IN"/>
-        </w:rPr>
-      </w:r>
-      <w:r>
-        <w:rPr>
           <w:b/>
           <w:lang w:val="hi_IN" w:bidi="hi_IN"/>
         </w:rPr>
@@ -4963,20 +4422,6 @@
       </w:r>
       <w:r>
         <w:rPr>
-          <w:lang w:val="hi_IN" w:bidi="hi_IN"/>
-        </w:rPr>
-        <w:t>לְ⁠פֶחָתֶ֗⁠ךָ הֲ⁠יִּרְצְ⁠ךָ֙ &amp; פָנֶ֔י⁠ךָ</w:t>
-      </w:r>
-    </w:p>
-    <w:p>
-      <w:pPr/>
-      <w:r>
-        <w:rPr>
-          <w:lang w:val="hi_IN" w:bidi="hi_IN"/>
-        </w:rPr>
-      </w:r>
-      <w:r>
-        <w:rPr>
           <w:b/>
           <w:lang w:val="hi_IN" w:bidi="hi_IN"/>
         </w:rPr>
@@ -5107,20 +4552,6 @@
       </w:r>
       <w:r>
         <w:rPr>
-          <w:lang w:val="hi_IN" w:bidi="hi_IN"/>
-        </w:rPr>
-        <w:t>הֲ⁠יִּרְצְ⁠ךָ֙ א֚וֹ הֲ⁠יִשָּׂ֣א פָנֶ֔י⁠ךָ</w:t>
-      </w:r>
-    </w:p>
-    <w:p>
-      <w:pPr/>
-      <w:r>
-        <w:rPr>
-          <w:lang w:val="hi_IN" w:bidi="hi_IN"/>
-        </w:rPr>
-      </w:r>
-      <w:r>
-        <w:rPr>
           <w:b/>
           <w:lang w:val="hi_IN" w:bidi="hi_IN"/>
         </w:rPr>
@@ -5218,20 +4649,6 @@
       </w:r>
       <w:r>
         <w:rPr>
-          <w:lang w:val="hi_IN" w:bidi="hi_IN"/>
-        </w:rPr>
-        <w:t>הֲ⁠יִּרְצְ⁠ךָ֙ א֚וֹ הֲ⁠יִשָּׂ֣א פָנֶ֔י⁠ךָ</w:t>
-      </w:r>
-    </w:p>
-    <w:p>
-      <w:pPr/>
-      <w:r>
-        <w:rPr>
-          <w:lang w:val="hi_IN" w:bidi="hi_IN"/>
-        </w:rPr>
-      </w:r>
-      <w:r>
-        <w:rPr>
           <w:b/>
           <w:lang w:val="hi_IN" w:bidi="hi_IN"/>
         </w:rPr>
@@ -5393,20 +4810,6 @@
       </w:r>
       <w:r>
         <w:rPr>
-          <w:lang w:val="hi_IN" w:bidi="hi_IN"/>
-        </w:rPr>
-        <w:t>א֚וֹ הֲ⁠יִשָּׂ֣א פָנֶ֔י⁠ךָ</w:t>
-      </w:r>
-    </w:p>
-    <w:p>
-      <w:pPr/>
-      <w:r>
-        <w:rPr>
-          <w:lang w:val="hi_IN" w:bidi="hi_IN"/>
-        </w:rPr>
-      </w:r>
-      <w:r>
-        <w:rPr>
           <w:b/>
           <w:lang w:val="hi_IN" w:bidi="hi_IN"/>
         </w:rPr>
@@ -5529,20 +4932,6 @@
       </w:r>
       <w:r>
         <w:rPr>
-          <w:lang w:val="hi_IN" w:bidi="hi_IN"/>
-        </w:rPr>
-        <w:t>וְ⁠עַתָּ֛ה</w:t>
-      </w:r>
-    </w:p>
-    <w:p>
-      <w:pPr/>
-      <w:r>
-        <w:rPr>
-          <w:lang w:val="hi_IN" w:bidi="hi_IN"/>
-        </w:rPr>
-      </w:r>
-      <w:r>
-        <w:rPr>
           <w:b/>
           <w:lang w:val="hi_IN" w:bidi="hi_IN"/>
         </w:rPr>
@@ -5652,20 +5041,6 @@
       </w:r>
       <w:r>
         <w:rPr>
-          <w:lang w:val="hi_IN" w:bidi="hi_IN"/>
-        </w:rPr>
-        <w:t>פְנֵי־אֵ֖ל וִֽ⁠יחָנֵ֑⁠נוּ</w:t>
-      </w:r>
-    </w:p>
-    <w:p>
-      <w:pPr/>
-      <w:r>
-        <w:rPr>
-          <w:lang w:val="hi_IN" w:bidi="hi_IN"/>
-        </w:rPr>
-      </w:r>
-      <w:r>
-        <w:rPr>
           <w:b/>
           <w:lang w:val="hi_IN" w:bidi="hi_IN"/>
         </w:rPr>
@@ -5763,20 +5138,6 @@
       </w:r>
       <w:r>
         <w:rPr>
-          <w:lang w:val="hi_IN" w:bidi="hi_IN"/>
-        </w:rPr>
-        <w:t>פְנֵי־אֵ֖ל</w:t>
-      </w:r>
-    </w:p>
-    <w:p>
-      <w:pPr/>
-      <w:r>
-        <w:rPr>
-          <w:lang w:val="hi_IN" w:bidi="hi_IN"/>
-        </w:rPr>
-      </w:r>
-      <w:r>
-        <w:rPr>
           <w:b/>
           <w:lang w:val="hi_IN" w:bidi="hi_IN"/>
         </w:rPr>
@@ -5912,20 +5273,6 @@
       </w:r>
       <w:r>
         <w:rPr>
-          <w:lang w:val="hi_IN" w:bidi="hi_IN"/>
-        </w:rPr>
-        <w:t>פְנֵי־אֵ֖ל</w:t>
-      </w:r>
-    </w:p>
-    <w:p>
-      <w:pPr/>
-      <w:r>
-        <w:rPr>
-          <w:lang w:val="hi_IN" w:bidi="hi_IN"/>
-        </w:rPr>
-      </w:r>
-      <w:r>
-        <w:rPr>
           <w:b/>
           <w:lang w:val="hi_IN" w:bidi="hi_IN"/>
         </w:rPr>
@@ -6035,20 +5382,6 @@
       </w:r>
       <w:r>
         <w:rPr>
-          <w:lang w:val="hi_IN" w:bidi="hi_IN"/>
-        </w:rPr>
-        <w:t>וִֽ⁠יחָנֵ֑⁠נוּ</w:t>
-      </w:r>
-    </w:p>
-    <w:p>
-      <w:pPr/>
-      <w:r>
-        <w:rPr>
-          <w:lang w:val="hi_IN" w:bidi="hi_IN"/>
-        </w:rPr>
-      </w:r>
-      <w:r>
-        <w:rPr>
           <w:b/>
           <w:lang w:val="hi_IN" w:bidi="hi_IN"/>
         </w:rPr>
@@ -6159,20 +5492,6 @@
       </w:r>
       <w:r>
         <w:rPr>
-          <w:lang w:val="hi_IN" w:bidi="hi_IN"/>
-        </w:rPr>
-        <w:t>מִ⁠יֶּדְ⁠כֶם֙ הָ֣יְתָה זֹּ֔את</w:t>
-      </w:r>
-    </w:p>
-    <w:p>
-      <w:pPr/>
-      <w:r>
-        <w:rPr>
-          <w:lang w:val="hi_IN" w:bidi="hi_IN"/>
-        </w:rPr>
-      </w:r>
-      <w:r>
-        <w:rPr>
           <w:b/>
           <w:lang w:val="hi_IN" w:bidi="hi_IN"/>
         </w:rPr>
@@ -6283,20 +5602,6 @@
       </w:r>
       <w:r>
         <w:rPr>
-          <w:lang w:val="hi_IN" w:bidi="hi_IN"/>
-        </w:rPr>
-        <w:t>מִ⁠יֶּדְ⁠כֶם֙</w:t>
-      </w:r>
-    </w:p>
-    <w:p>
-      <w:pPr/>
-      <w:r>
-        <w:rPr>
-          <w:lang w:val="hi_IN" w:bidi="hi_IN"/>
-        </w:rPr>
-      </w:r>
-      <w:r>
-        <w:rPr>
           <w:b/>
           <w:lang w:val="hi_IN" w:bidi="hi_IN"/>
         </w:rPr>
@@ -6407,20 +5712,6 @@
       </w:r>
       <w:r>
         <w:rPr>
-          <w:lang w:val="hi_IN" w:bidi="hi_IN"/>
-        </w:rPr>
-        <w:t>מִ⁠יֶּדְ⁠כֶם֙</w:t>
-      </w:r>
-    </w:p>
-    <w:p>
-      <w:pPr/>
-      <w:r>
-        <w:rPr>
-          <w:lang w:val="hi_IN" w:bidi="hi_IN"/>
-        </w:rPr>
-      </w:r>
-      <w:r>
-        <w:rPr>
           <w:b/>
           <w:lang w:val="hi_IN" w:bidi="hi_IN"/>
         </w:rPr>
@@ -6544,7 +5835,7 @@
           <w:lang w:val="hi_IN" w:bidi="hi_IN"/>
         </w:rPr>
       </w:r>
-      <w:hyperlink r:id="rId17">
+      <w:hyperlink r:id="rId15">
         <w:r>
           <w:rPr>
             <w:lang w:val="hi_IN" w:bidi="hi_IN"/>
@@ -6626,20 +5917,6 @@
       </w:r>
       <w:r>
         <w:rPr>
-          <w:lang w:val="hi_IN" w:bidi="hi_IN"/>
-        </w:rPr>
-        <w:t>הֲ⁠יִשָּׂ֤א מִ⁠כֶּם֙ פָּנִ֔ים</w:t>
-      </w:r>
-    </w:p>
-    <w:p>
-      <w:pPr/>
-      <w:r>
-        <w:rPr>
-          <w:lang w:val="hi_IN" w:bidi="hi_IN"/>
-        </w:rPr>
-      </w:r>
-      <w:r>
-        <w:rPr>
           <w:b/>
           <w:lang w:val="hi_IN" w:bidi="hi_IN"/>
         </w:rPr>
@@ -6761,20 +6038,6 @@
       </w:r>
       <w:r>
         <w:rPr>
-          <w:lang w:val="hi_IN" w:bidi="hi_IN"/>
-        </w:rPr>
-        <w:t>מִ֤י גַם־בָּ⁠כֶם֙ וְ⁠יִסְגֹּ֣ר דְּלָתַ֔יִם וְ⁠לֹֽא־תָאִ֥ירוּ מִזְבְּחִ֖⁠י חִנָּ֑ם</w:t>
-      </w:r>
-    </w:p>
-    <w:p>
-      <w:pPr/>
-      <w:r>
-        <w:rPr>
-          <w:lang w:val="hi_IN" w:bidi="hi_IN"/>
-        </w:rPr>
-      </w:r>
-      <w:r>
-        <w:rPr>
           <w:b/>
           <w:lang w:val="hi_IN" w:bidi="hi_IN"/>
         </w:rPr>
@@ -6872,20 +6135,6 @@
       </w:r>
       <w:r>
         <w:rPr>
-          <w:lang w:val="hi_IN" w:bidi="hi_IN"/>
-        </w:rPr>
-        <w:t>דְּלָתַ֔יִם</w:t>
-      </w:r>
-    </w:p>
-    <w:p>
-      <w:pPr/>
-      <w:r>
-        <w:rPr>
-          <w:lang w:val="hi_IN" w:bidi="hi_IN"/>
-        </w:rPr>
-      </w:r>
-      <w:r>
-        <w:rPr>
           <w:b/>
           <w:lang w:val="hi_IN" w:bidi="hi_IN"/>
         </w:rPr>
@@ -6996,20 +6245,6 @@
       </w:r>
       <w:r>
         <w:rPr>
-          <w:lang w:val="hi_IN" w:bidi="hi_IN"/>
-        </w:rPr>
-        <w:t>אֶרְצֶ֥ה מִ⁠יֶּדְ⁠כֶֽם</w:t>
-      </w:r>
-    </w:p>
-    <w:p>
-      <w:pPr/>
-      <w:r>
-        <w:rPr>
-          <w:lang w:val="hi_IN" w:bidi="hi_IN"/>
-        </w:rPr>
-      </w:r>
-      <w:r>
-        <w:rPr>
           <w:b/>
           <w:lang w:val="hi_IN" w:bidi="hi_IN"/>
         </w:rPr>
@@ -7120,20 +6355,6 @@
       </w:r>
       <w:r>
         <w:rPr>
-          <w:lang w:val="hi_IN" w:bidi="hi_IN"/>
-        </w:rPr>
-        <w:t>מִ⁠יֶּדְ⁠כֶֽם</w:t>
-      </w:r>
-    </w:p>
-    <w:p>
-      <w:pPr/>
-      <w:r>
-        <w:rPr>
-          <w:lang w:val="hi_IN" w:bidi="hi_IN"/>
-        </w:rPr>
-      </w:r>
-      <w:r>
-        <w:rPr>
           <w:b/>
           <w:lang w:val="hi_IN" w:bidi="hi_IN"/>
         </w:rPr>
@@ -7244,20 +6465,6 @@
       </w:r>
       <w:r>
         <w:rPr>
-          <w:lang w:val="hi_IN" w:bidi="hi_IN"/>
-        </w:rPr>
-        <w:t>מִ⁠מִּזְרַח־שֶׁ֜מֶשׁ וְ⁠עַד־מְבוֹא֗⁠וֹ</w:t>
-      </w:r>
-    </w:p>
-    <w:p>
-      <w:pPr/>
-      <w:r>
-        <w:rPr>
-          <w:lang w:val="hi_IN" w:bidi="hi_IN"/>
-        </w:rPr>
-      </w:r>
-      <w:r>
-        <w:rPr>
           <w:b/>
           <w:lang w:val="hi_IN" w:bidi="hi_IN"/>
         </w:rPr>
@@ -7381,20 +6588,6 @@
       </w:r>
       <w:r>
         <w:rPr>
-          <w:lang w:val="hi_IN" w:bidi="hi_IN"/>
-        </w:rPr>
-        <w:t>מִ⁠מִּזְרַח־שֶׁ֜מֶשׁ וְ⁠עַד־מְבוֹא֗⁠וֹ</w:t>
-      </w:r>
-    </w:p>
-    <w:p>
-      <w:pPr/>
-      <w:r>
-        <w:rPr>
-          <w:lang w:val="hi_IN" w:bidi="hi_IN"/>
-        </w:rPr>
-      </w:r>
-      <w:r>
-        <w:rPr>
           <w:b/>
           <w:lang w:val="hi_IN" w:bidi="hi_IN"/>
         </w:rPr>
@@ -7492,20 +6685,6 @@
       </w:r>
       <w:r>
         <w:rPr>
-          <w:lang w:val="hi_IN" w:bidi="hi_IN"/>
-        </w:rPr>
-        <w:t>גָּד֤וֹל שְׁמִ⁠י֙ &amp; גָד֤וֹל שְׁמִ⁠י֙</w:t>
-      </w:r>
-    </w:p>
-    <w:p>
-      <w:pPr/>
-      <w:r>
-        <w:rPr>
-          <w:lang w:val="hi_IN" w:bidi="hi_IN"/>
-        </w:rPr>
-      </w:r>
-      <w:r>
-        <w:rPr>
           <w:b/>
           <w:lang w:val="hi_IN" w:bidi="hi_IN"/>
         </w:rPr>
@@ -7551,7 +6730,7 @@
         </w:rPr>
         <w:t xml:space="preserve"> शब्द का उपयोग अपनी प्रतिष्ठा के संदर्भ में कर रहे हैं। </w:t>
       </w:r>
-      <w:hyperlink r:id="rId18">
+      <w:hyperlink r:id="rId16">
         <w:r>
           <w:rPr>
             <w:lang w:val="hi_IN" w:bidi="hi_IN"/>
@@ -7633,20 +6812,6 @@
       </w:r>
       <w:r>
         <w:rPr>
-          <w:lang w:val="hi_IN" w:bidi="hi_IN"/>
-        </w:rPr>
-        <w:t>גָּד֤וֹל שְׁמִ⁠י֙</w:t>
-      </w:r>
-    </w:p>
-    <w:p>
-      <w:pPr/>
-      <w:r>
-        <w:rPr>
-          <w:lang w:val="hi_IN" w:bidi="hi_IN"/>
-        </w:rPr>
-      </w:r>
-      <w:r>
-        <w:rPr>
           <w:b/>
           <w:lang w:val="hi_IN" w:bidi="hi_IN"/>
         </w:rPr>
@@ -7730,20 +6895,6 @@
       </w:r>
       <w:r>
         <w:rPr>
-          <w:lang w:val="hi_IN" w:bidi="hi_IN"/>
-        </w:rPr>
-        <w:t>לִ⁠שְׁמִ֖⁠י</w:t>
-      </w:r>
-    </w:p>
-    <w:p>
-      <w:pPr/>
-      <w:r>
-        <w:rPr>
-          <w:lang w:val="hi_IN" w:bidi="hi_IN"/>
-        </w:rPr>
-      </w:r>
-      <w:r>
-        <w:rPr>
           <w:b/>
           <w:lang w:val="hi_IN" w:bidi="hi_IN"/>
         </w:rPr>
@@ -7866,20 +7017,6 @@
       </w:r>
       <w:r>
         <w:rPr>
-          <w:lang w:val="hi_IN" w:bidi="hi_IN"/>
-        </w:rPr>
-        <w:t>וְ⁠אַתֶּ֖ם מְחַלְּלִ֣ים אוֹת֑⁠וֹ</w:t>
-      </w:r>
-    </w:p>
-    <w:p>
-      <w:pPr/>
-      <w:r>
-        <w:rPr>
-          <w:lang w:val="hi_IN" w:bidi="hi_IN"/>
-        </w:rPr>
-      </w:r>
-      <w:r>
-        <w:rPr>
           <w:b/>
           <w:lang w:val="hi_IN" w:bidi="hi_IN"/>
         </w:rPr>
@@ -8002,20 +7139,6 @@
       </w:r>
       <w:r>
         <w:rPr>
-          <w:lang w:val="hi_IN" w:bidi="hi_IN"/>
-        </w:rPr>
-        <w:t>וְ⁠אַתֶּ֖ם מְחַלְּלִ֣ים אוֹת֑⁠וֹ בֶּ⁠אֱמָרְ⁠כֶ֗ם שֻׁלְחַ֤ן אֲדֹנָ⁠י֙ מְגֹאָ֣ל ה֔וּא וְ⁠נִיב֖⁠וֹ נִבְזֶ֥ה אָכְלֽ⁠וֹ</w:t>
-      </w:r>
-    </w:p>
-    <w:p>
-      <w:pPr/>
-      <w:r>
-        <w:rPr>
-          <w:lang w:val="hi_IN" w:bidi="hi_IN"/>
-        </w:rPr>
-      </w:r>
-      <w:r>
-        <w:rPr>
           <w:b/>
           <w:lang w:val="hi_IN" w:bidi="hi_IN"/>
         </w:rPr>
@@ -8125,20 +7248,6 @@
       </w:r>
       <w:r>
         <w:rPr>
-          <w:lang w:val="hi_IN" w:bidi="hi_IN"/>
-        </w:rPr>
-        <w:t>שֻׁלְחַ֤ן אֲדֹנָ⁠י֙</w:t>
-      </w:r>
-    </w:p>
-    <w:p>
-      <w:pPr/>
-      <w:r>
-        <w:rPr>
-          <w:lang w:val="hi_IN" w:bidi="hi_IN"/>
-        </w:rPr>
-      </w:r>
-      <w:r>
-        <w:rPr>
           <w:b/>
           <w:lang w:val="hi_IN" w:bidi="hi_IN"/>
         </w:rPr>
@@ -8152,7 +7261,7 @@
           <w:lang w:val="hi_IN" w:bidi="hi_IN"/>
         </w:rPr>
       </w:r>
-      <w:hyperlink r:id="rId19">
+      <w:hyperlink r:id="rId17">
         <w:r>
           <w:rPr>
             <w:lang w:val="hi_IN" w:bidi="hi_IN"/>
@@ -8246,20 +7355,6 @@
       </w:r>
       <w:r>
         <w:rPr>
-          <w:lang w:val="hi_IN" w:bidi="hi_IN"/>
-        </w:rPr>
-        <w:t>אֲדֹנָ⁠י֙</w:t>
-      </w:r>
-    </w:p>
-    <w:p>
-      <w:pPr/>
-      <w:r>
-        <w:rPr>
-          <w:lang w:val="hi_IN" w:bidi="hi_IN"/>
-        </w:rPr>
-      </w:r>
-      <w:r>
-        <w:rPr>
           <w:b/>
           <w:lang w:val="hi_IN" w:bidi="hi_IN"/>
         </w:rPr>
@@ -8306,7 +7401,7 @@
         </w:rPr>
         <w:t xml:space="preserve"> शब्द उपयोग किया गया है। </w:t>
       </w:r>
-      <w:hyperlink r:id="rId19">
+      <w:hyperlink r:id="rId17">
         <w:r>
           <w:rPr>
             <w:lang w:val="hi_IN" w:bidi="hi_IN"/>
@@ -8414,20 +7509,6 @@
       </w:r>
       <w:r>
         <w:rPr>
-          <w:lang w:val="hi_IN" w:bidi="hi_IN"/>
-        </w:rPr>
-        <w:t>מְגֹאָ֣ל ה֔וּא</w:t>
-      </w:r>
-    </w:p>
-    <w:p>
-      <w:pPr/>
-      <w:r>
-        <w:rPr>
-          <w:lang w:val="hi_IN" w:bidi="hi_IN"/>
-        </w:rPr>
-      </w:r>
-      <w:r>
-        <w:rPr>
           <w:b/>
           <w:lang w:val="hi_IN" w:bidi="hi_IN"/>
         </w:rPr>
@@ -8525,20 +7606,6 @@
       </w:r>
       <w:r>
         <w:rPr>
-          <w:lang w:val="hi_IN" w:bidi="hi_IN"/>
-        </w:rPr>
-        <w:t>וְ⁠נִיב֖⁠וֹ</w:t>
-      </w:r>
-    </w:p>
-    <w:p>
-      <w:pPr/>
-      <w:r>
-        <w:rPr>
-          <w:lang w:val="hi_IN" w:bidi="hi_IN"/>
-        </w:rPr>
-      </w:r>
-      <w:r>
-        <w:rPr>
           <w:b/>
           <w:lang w:val="hi_IN" w:bidi="hi_IN"/>
         </w:rPr>
@@ -8662,20 +7729,6 @@
       </w:r>
       <w:r>
         <w:rPr>
-          <w:lang w:val="hi_IN" w:bidi="hi_IN"/>
-        </w:rPr>
-        <w:t>אָכְלֽ⁠וֹ</w:t>
-      </w:r>
-    </w:p>
-    <w:p>
-      <w:pPr/>
-      <w:r>
-        <w:rPr>
-          <w:lang w:val="hi_IN" w:bidi="hi_IN"/>
-        </w:rPr>
-      </w:r>
-      <w:r>
-        <w:rPr>
           <w:b/>
           <w:lang w:val="hi_IN" w:bidi="hi_IN"/>
         </w:rPr>
@@ -8786,20 +7839,6 @@
       </w:r>
       <w:r>
         <w:rPr>
-          <w:lang w:val="hi_IN" w:bidi="hi_IN"/>
-        </w:rPr>
-        <w:t>נִבְזֶ֥ה</w:t>
-      </w:r>
-    </w:p>
-    <w:p>
-      <w:pPr/>
-      <w:r>
-        <w:rPr>
-          <w:lang w:val="hi_IN" w:bidi="hi_IN"/>
-        </w:rPr>
-      </w:r>
-      <w:r>
-        <w:rPr>
           <w:b/>
           <w:lang w:val="hi_IN" w:bidi="hi_IN"/>
         </w:rPr>
@@ -8895,20 +7934,6 @@
       </w:r>
       <w:r>
         <w:rPr>
-          <w:lang w:val="hi_IN" w:bidi="hi_IN"/>
-        </w:rPr>
-        <w:t>וַ⁠אֲמַרְתֶּם֩ הִנֵּ֨ה מַ⁠תְּלָאָ֜ה</w:t>
-      </w:r>
-    </w:p>
-    <w:p>
-      <w:pPr/>
-      <w:r>
-        <w:rPr>
-          <w:lang w:val="hi_IN" w:bidi="hi_IN"/>
-        </w:rPr>
-      </w:r>
-      <w:r>
-        <w:rPr>
           <w:b/>
           <w:lang w:val="hi_IN" w:bidi="hi_IN"/>
         </w:rPr>
@@ -9018,20 +8043,6 @@
       </w:r>
       <w:r>
         <w:rPr>
-          <w:lang w:val="hi_IN" w:bidi="hi_IN"/>
-        </w:rPr>
-        <w:t>הִנֵּ֨ה</w:t>
-      </w:r>
-    </w:p>
-    <w:p>
-      <w:pPr/>
-      <w:r>
-        <w:rPr>
-          <w:lang w:val="hi_IN" w:bidi="hi_IN"/>
-        </w:rPr>
-      </w:r>
-      <w:r>
-        <w:rPr>
           <w:b/>
           <w:lang w:val="hi_IN" w:bidi="hi_IN"/>
         </w:rPr>
@@ -9127,20 +8138,6 @@
       </w:r>
       <w:r>
         <w:rPr>
-          <w:lang w:val="hi_IN" w:bidi="hi_IN"/>
-        </w:rPr>
-        <w:t>מַ⁠תְּלָאָ֜ה</w:t>
-      </w:r>
-    </w:p>
-    <w:p>
-      <w:pPr/>
-      <w:r>
-        <w:rPr>
-          <w:lang w:val="hi_IN" w:bidi="hi_IN"/>
-        </w:rPr>
-      </w:r>
-      <w:r>
-        <w:rPr>
           <w:b/>
           <w:lang w:val="hi_IN" w:bidi="hi_IN"/>
         </w:rPr>
@@ -9238,20 +8235,6 @@
       </w:r>
       <w:r>
         <w:rPr>
-          <w:lang w:val="hi_IN" w:bidi="hi_IN"/>
-        </w:rPr>
-        <w:t>וְ⁠הִפַּחְתֶּ֣ם אוֹת֗⁠וֹ</w:t>
-      </w:r>
-    </w:p>
-    <w:p>
-      <w:pPr/>
-      <w:r>
-        <w:rPr>
-          <w:lang w:val="hi_IN" w:bidi="hi_IN"/>
-        </w:rPr>
-      </w:r>
-      <w:r>
-        <w:rPr>
           <w:b/>
           <w:lang w:val="hi_IN" w:bidi="hi_IN"/>
         </w:rPr>
@@ -9375,20 +8358,6 @@
       </w:r>
       <w:r>
         <w:rPr>
-          <w:lang w:val="hi_IN" w:bidi="hi_IN"/>
-        </w:rPr>
-        <w:t>גָּז֗וּל וְ⁠אֶת־הַ⁠פִּסֵּ֨חַ֙ וְ⁠אֶת־הַ֣⁠חוֹלֶ֔ה</w:t>
-      </w:r>
-    </w:p>
-    <w:p>
-      <w:pPr/>
-      <w:r>
-        <w:rPr>
-          <w:lang w:val="hi_IN" w:bidi="hi_IN"/>
-        </w:rPr>
-      </w:r>
-      <w:r>
-        <w:rPr>
           <w:b/>
           <w:lang w:val="hi_IN" w:bidi="hi_IN"/>
         </w:rPr>
@@ -9589,20 +8558,6 @@
       </w:r>
       <w:r>
         <w:rPr>
-          <w:lang w:val="hi_IN" w:bidi="hi_IN"/>
-        </w:rPr>
-        <w:t>גָּז֗וּל</w:t>
-      </w:r>
-    </w:p>
-    <w:p>
-      <w:pPr/>
-      <w:r>
-        <w:rPr>
-          <w:lang w:val="hi_IN" w:bidi="hi_IN"/>
-        </w:rPr>
-      </w:r>
-      <w:r>
-        <w:rPr>
           <w:b/>
           <w:lang w:val="hi_IN" w:bidi="hi_IN"/>
         </w:rPr>
@@ -9730,20 +8685,6 @@
       </w:r>
       <w:r>
         <w:rPr>
-          <w:lang w:val="hi_IN" w:bidi="hi_IN"/>
-        </w:rPr>
-        <w:t>גָּז֗וּל</w:t>
-      </w:r>
-    </w:p>
-    <w:p>
-      <w:pPr/>
-      <w:r>
-        <w:rPr>
-          <w:lang w:val="hi_IN" w:bidi="hi_IN"/>
-        </w:rPr>
-      </w:r>
-      <w:r>
-        <w:rPr>
           <w:b/>
           <w:lang w:val="hi_IN" w:bidi="hi_IN"/>
         </w:rPr>
@@ -9854,20 +8795,6 @@
       </w:r>
       <w:r>
         <w:rPr>
-          <w:lang w:val="hi_IN" w:bidi="hi_IN"/>
-        </w:rPr>
-        <w:t>הַ⁠אֶרְצֶ֥ה אוֹתָ֛⁠הּ מִ⁠יֶּדְ⁠כֶ֖ם</w:t>
-      </w:r>
-    </w:p>
-    <w:p>
-      <w:pPr/>
-      <w:r>
-        <w:rPr>
-          <w:lang w:val="hi_IN" w:bidi="hi_IN"/>
-        </w:rPr>
-      </w:r>
-      <w:r>
-        <w:rPr>
           <w:b/>
           <w:lang w:val="hi_IN" w:bidi="hi_IN"/>
         </w:rPr>
@@ -9965,20 +8892,6 @@
       </w:r>
       <w:r>
         <w:rPr>
-          <w:lang w:val="hi_IN" w:bidi="hi_IN"/>
-        </w:rPr>
-        <w:t>וְ⁠אָר֣וּר נוֹכֵ֗ל וְ⁠יֵ֤שׁ בְּ⁠עֶדְר⁠וֹ֙ זָכָ֔ר וְ⁠נֹדֵ֛ר וְ⁠זֹבֵ֥חַ מָשְׁחָ֖ת לַֽ⁠אדֹנָ֑⁠י</w:t>
-      </w:r>
-    </w:p>
-    <w:p>
-      <w:pPr/>
-      <w:r>
-        <w:rPr>
-          <w:lang w:val="hi_IN" w:bidi="hi_IN"/>
-        </w:rPr>
-      </w:r>
-      <w:r>
-        <w:rPr>
           <w:b/>
           <w:lang w:val="hi_IN" w:bidi="hi_IN"/>
         </w:rPr>
@@ -10094,20 +9007,6 @@
       </w:r>
       <w:r>
         <w:rPr>
-          <w:lang w:val="hi_IN" w:bidi="hi_IN"/>
-        </w:rPr>
-        <w:t>וְ⁠אָר֣וּר</w:t>
-      </w:r>
-    </w:p>
-    <w:p>
-      <w:pPr/>
-      <w:r>
-        <w:rPr>
-          <w:lang w:val="hi_IN" w:bidi="hi_IN"/>
-        </w:rPr>
-      </w:r>
-      <w:r>
-        <w:rPr>
           <w:b/>
           <w:lang w:val="hi_IN" w:bidi="hi_IN"/>
         </w:rPr>
@@ -10205,20 +9104,6 @@
       </w:r>
       <w:r>
         <w:rPr>
-          <w:lang w:val="hi_IN" w:bidi="hi_IN"/>
-        </w:rPr>
-        <w:t>וְ⁠יֵ֤שׁ בְּ⁠עֶדְר⁠וֹ֙ זָכָ֔ר</w:t>
-      </w:r>
-    </w:p>
-    <w:p>
-      <w:pPr/>
-      <w:r>
-        <w:rPr>
-          <w:lang w:val="hi_IN" w:bidi="hi_IN"/>
-        </w:rPr>
-      </w:r>
-      <w:r>
-        <w:rPr>
           <w:b/>
           <w:lang w:val="hi_IN" w:bidi="hi_IN"/>
         </w:rPr>
@@ -10329,20 +9214,6 @@
       </w:r>
       <w:r>
         <w:rPr>
-          <w:lang w:val="hi_IN" w:bidi="hi_IN"/>
-        </w:rPr>
-        <w:t>מָשְׁחָ֖ת</w:t>
-      </w:r>
-    </w:p>
-    <w:p>
-      <w:pPr/>
-      <w:r>
-        <w:rPr>
-          <w:lang w:val="hi_IN" w:bidi="hi_IN"/>
-        </w:rPr>
-      </w:r>
-      <w:r>
-        <w:rPr>
           <w:b/>
           <w:lang w:val="hi_IN" w:bidi="hi_IN"/>
         </w:rPr>
@@ -10477,20 +9348,6 @@
       </w:r>
       <w:r>
         <w:rPr>
-          <w:lang w:val="hi_IN" w:bidi="hi_IN"/>
-        </w:rPr>
-        <w:t>לַֽ⁠אדֹנָ֑⁠י &amp; אָמַר֙ יְהוָ֣ה צְבָא֔וֹת</w:t>
-      </w:r>
-    </w:p>
-    <w:p>
-      <w:pPr/>
-      <w:r>
-        <w:rPr>
-          <w:lang w:val="hi_IN" w:bidi="hi_IN"/>
-        </w:rPr>
-      </w:r>
-      <w:r>
-        <w:rPr>
           <w:b/>
           <w:lang w:val="hi_IN" w:bidi="hi_IN"/>
         </w:rPr>
@@ -10601,20 +9458,6 @@
       </w:r>
       <w:r>
         <w:rPr>
-          <w:lang w:val="hi_IN" w:bidi="hi_IN"/>
-        </w:rPr>
-        <w:t>וּ⁠שְׁמִ֖⁠י נוֹרָ֥א בַ⁠גּוֹיִֽם</w:t>
-      </w:r>
-    </w:p>
-    <w:p>
-      <w:pPr/>
-      <w:r>
-        <w:rPr>
-          <w:lang w:val="hi_IN" w:bidi="hi_IN"/>
-        </w:rPr>
-      </w:r>
-      <w:r>
-        <w:rPr>
           <w:b/>
           <w:lang w:val="hi_IN" w:bidi="hi_IN"/>
         </w:rPr>
@@ -10816,7 +9659,7 @@
         </w:rPr>
         <w:t xml:space="preserve">यहाँ ऐसा प्रतीत होता है कि यहोवा </w:t>
       </w:r>
-      <w:hyperlink r:id="rId20">
+      <w:hyperlink r:id="rId18">
         <w:r>
           <w:rPr>
             <w:lang w:val="hi_IN" w:bidi="hi_IN"/>
@@ -10911,7 +9754,7 @@
         </w:rPr>
         <w:t xml:space="preserve"> यह भी दर्शा सकता है कि यह एक स्थायी वाचा थी जो समाप्त नहीं होगी। </w:t>
       </w:r>
-      <w:hyperlink r:id="rId21">
+      <w:hyperlink r:id="rId19">
         <w:r>
           <w:rPr>
             <w:lang w:val="hi_IN" w:bidi="hi_IN"/>
@@ -11168,7 +10011,7 @@
           <w:lang w:val="hi_IN" w:bidi="hi_IN"/>
         </w:rPr>
       </w:r>
-      <w:hyperlink r:id="rId22">
+      <w:hyperlink r:id="rId20">
         <w:r>
           <w:rPr>
             <w:lang w:val="hi_IN" w:bidi="hi_IN"/>
@@ -11250,20 +10093,6 @@
       </w:r>
       <w:r>
         <w:rPr>
-          <w:lang w:val="hi_IN" w:bidi="hi_IN"/>
-        </w:rPr>
-        <w:t>לֹ֣א תִשְׁמְע֡וּ</w:t>
-      </w:r>
-    </w:p>
-    <w:p>
-      <w:pPr/>
-      <w:r>
-        <w:rPr>
-          <w:lang w:val="hi_IN" w:bidi="hi_IN"/>
-        </w:rPr>
-      </w:r>
-      <w:r>
-        <w:rPr>
           <w:b/>
           <w:lang w:val="hi_IN" w:bidi="hi_IN"/>
         </w:rPr>
@@ -11374,20 +10203,6 @@
       </w:r>
       <w:r>
         <w:rPr>
-          <w:lang w:val="hi_IN" w:bidi="hi_IN"/>
-        </w:rPr>
-        <w:t>לֹא֩ תָשִׂ֨ימוּ עַל־לֵ֜ב &amp; אֵינְ⁠כֶ֖ם שָׂמִ֥ים עַל־לֵֽב</w:t>
-      </w:r>
-    </w:p>
-    <w:p>
-      <w:pPr/>
-      <w:r>
-        <w:rPr>
-          <w:lang w:val="hi_IN" w:bidi="hi_IN"/>
-        </w:rPr>
-      </w:r>
-      <w:r>
-        <w:rPr>
           <w:b/>
           <w:lang w:val="hi_IN" w:bidi="hi_IN"/>
         </w:rPr>
@@ -11485,20 +10300,6 @@
       </w:r>
       <w:r>
         <w:rPr>
-          <w:lang w:val="hi_IN" w:bidi="hi_IN"/>
-        </w:rPr>
-        <w:t>לָ⁠תֵ֧ת כָּב֣וֹד לִ⁠שְׁמִ֗⁠י</w:t>
-      </w:r>
-    </w:p>
-    <w:p>
-      <w:pPr/>
-      <w:r>
-        <w:rPr>
-          <w:lang w:val="hi_IN" w:bidi="hi_IN"/>
-        </w:rPr>
-      </w:r>
-      <w:r>
-        <w:rPr>
           <w:b/>
           <w:lang w:val="hi_IN" w:bidi="hi_IN"/>
         </w:rPr>
@@ -11622,20 +10423,6 @@
       </w:r>
       <w:r>
         <w:rPr>
-          <w:lang w:val="hi_IN" w:bidi="hi_IN"/>
-        </w:rPr>
-        <w:t>לִ⁠שְׁמִ֗⁠י</w:t>
-      </w:r>
-    </w:p>
-    <w:p>
-      <w:pPr/>
-      <w:r>
-        <w:rPr>
-          <w:lang w:val="hi_IN" w:bidi="hi_IN"/>
-        </w:rPr>
-      </w:r>
-      <w:r>
-        <w:rPr>
           <w:b/>
           <w:lang w:val="hi_IN" w:bidi="hi_IN"/>
         </w:rPr>
@@ -11746,20 +10533,6 @@
       </w:r>
       <w:r>
         <w:rPr>
-          <w:lang w:val="hi_IN" w:bidi="hi_IN"/>
-        </w:rPr>
-        <w:t>וְ⁠שִׁלַּחְתִּ֤י בָ⁠כֶם֙ אֶת־הַ⁠מְּאֵרָ֔ה</w:t>
-      </w:r>
-    </w:p>
-    <w:p>
-      <w:pPr/>
-      <w:r>
-        <w:rPr>
-          <w:lang w:val="hi_IN" w:bidi="hi_IN"/>
-        </w:rPr>
-      </w:r>
-      <w:r>
-        <w:rPr>
           <w:b/>
           <w:lang w:val="hi_IN" w:bidi="hi_IN"/>
         </w:rPr>
@@ -11896,20 +10669,6 @@
       </w:r>
       <w:r>
         <w:rPr>
-          <w:lang w:val="hi_IN" w:bidi="hi_IN"/>
-        </w:rPr>
-        <w:t>וְ⁠אָרוֹתִ֖י אֶת־בִּרְכֽוֹתֵי⁠כֶ֑ם</w:t>
-      </w:r>
-    </w:p>
-    <w:p>
-      <w:pPr/>
-      <w:r>
-        <w:rPr>
-          <w:lang w:val="hi_IN" w:bidi="hi_IN"/>
-        </w:rPr>
-      </w:r>
-      <w:r>
-        <w:rPr>
           <w:b/>
           <w:lang w:val="hi_IN" w:bidi="hi_IN"/>
         </w:rPr>
@@ -12044,20 +10803,6 @@
       </w:r>
       <w:r>
         <w:rPr>
-          <w:lang w:val="hi_IN" w:bidi="hi_IN"/>
-        </w:rPr>
-        <w:t>אָרוֹתִ֔י⁠הָ</w:t>
-      </w:r>
-    </w:p>
-    <w:p>
-      <w:pPr/>
-      <w:r>
-        <w:rPr>
-          <w:lang w:val="hi_IN" w:bidi="hi_IN"/>
-        </w:rPr>
-      </w:r>
-      <w:r>
-        <w:rPr>
           <w:b/>
           <w:lang w:val="hi_IN" w:bidi="hi_IN"/>
         </w:rPr>
@@ -12181,20 +10926,6 @@
       </w:r>
       <w:r>
         <w:rPr>
-          <w:lang w:val="hi_IN" w:bidi="hi_IN"/>
-        </w:rPr>
-        <w:t>הִנְ⁠נִ֨י גֹעֵ֤ר</w:t>
-      </w:r>
-    </w:p>
-    <w:p>
-      <w:pPr/>
-      <w:r>
-        <w:rPr>
-          <w:lang w:val="hi_IN" w:bidi="hi_IN"/>
-        </w:rPr>
-      </w:r>
-      <w:r>
-        <w:rPr>
           <w:b/>
           <w:lang w:val="hi_IN" w:bidi="hi_IN"/>
         </w:rPr>
@@ -12305,20 +11036,6 @@
       </w:r>
       <w:r>
         <w:rPr>
-          <w:lang w:val="hi_IN" w:bidi="hi_IN"/>
-        </w:rPr>
-        <w:t>גֹעֵ֤ר לָ⁠כֶם֙ אֶת־הַ⁠זֶּ֔רַע</w:t>
-      </w:r>
-    </w:p>
-    <w:p>
-      <w:pPr/>
-      <w:r>
-        <w:rPr>
-          <w:lang w:val="hi_IN" w:bidi="hi_IN"/>
-        </w:rPr>
-      </w:r>
-      <w:r>
-        <w:rPr>
           <w:b/>
           <w:lang w:val="hi_IN" w:bidi="hi_IN"/>
         </w:rPr>
@@ -12454,20 +11171,6 @@
       </w:r>
       <w:r>
         <w:rPr>
-          <w:lang w:val="hi_IN" w:bidi="hi_IN"/>
-        </w:rPr>
-        <w:t>וְ⁠זֵרִ֤יתִי פֶ֨רֶשׁ֙ עַל־פְּנֵי⁠כֶ֔ם</w:t>
-      </w:r>
-    </w:p>
-    <w:p>
-      <w:pPr/>
-      <w:r>
-        <w:rPr>
-          <w:lang w:val="hi_IN" w:bidi="hi_IN"/>
-        </w:rPr>
-      </w:r>
-      <w:r>
-        <w:rPr>
           <w:b/>
           <w:lang w:val="hi_IN" w:bidi="hi_IN"/>
         </w:rPr>
@@ -12591,20 +11294,6 @@
       </w:r>
       <w:r>
         <w:rPr>
-          <w:lang w:val="hi_IN" w:bidi="hi_IN"/>
-        </w:rPr>
-        <w:t>פֶּ֖רֶשׁ חַגֵּי⁠כֶ֑ם</w:t>
-      </w:r>
-    </w:p>
-    <w:p>
-      <w:pPr/>
-      <w:r>
-        <w:rPr>
-          <w:lang w:val="hi_IN" w:bidi="hi_IN"/>
-        </w:rPr>
-      </w:r>
-      <w:r>
-        <w:rPr>
           <w:b/>
           <w:lang w:val="hi_IN" w:bidi="hi_IN"/>
         </w:rPr>
@@ -12715,20 +11404,6 @@
       </w:r>
       <w:r>
         <w:rPr>
-          <w:lang w:val="hi_IN" w:bidi="hi_IN"/>
-        </w:rPr>
-        <w:t>וְ⁠נָשָׂ֥א אֶתְ⁠כֶ֖ם אֵלָֽי⁠ו</w:t>
-      </w:r>
-    </w:p>
-    <w:p>
-      <w:pPr/>
-      <w:r>
-        <w:rPr>
-          <w:lang w:val="hi_IN" w:bidi="hi_IN"/>
-        </w:rPr>
-      </w:r>
-      <w:r>
-        <w:rPr>
           <w:b/>
           <w:lang w:val="hi_IN" w:bidi="hi_IN"/>
         </w:rPr>
@@ -12852,20 +11527,6 @@
       </w:r>
       <w:r>
         <w:rPr>
-          <w:lang w:val="hi_IN" w:bidi="hi_IN"/>
-        </w:rPr>
-        <w:t>שִׁלַּ֣חְתִּי אֲלֵי⁠כֶ֔ם אֵ֖ת הַ⁠מִּצְוָ֣ה הַ⁠זֹּ֑את</w:t>
-      </w:r>
-    </w:p>
-    <w:p>
-      <w:pPr/>
-      <w:r>
-        <w:rPr>
-          <w:lang w:val="hi_IN" w:bidi="hi_IN"/>
-        </w:rPr>
-      </w:r>
-      <w:r>
-        <w:rPr>
           <w:b/>
           <w:lang w:val="hi_IN" w:bidi="hi_IN"/>
         </w:rPr>
@@ -12989,20 +11650,6 @@
       </w:r>
       <w:r>
         <w:rPr>
-          <w:lang w:val="hi_IN" w:bidi="hi_IN"/>
-        </w:rPr>
-        <w:t>לִֽ⁠הְי֤וֹת בְּרִיתִ⁠י֙ אֶת־לֵוִ֔י</w:t>
-      </w:r>
-    </w:p>
-    <w:p>
-      <w:pPr/>
-      <w:r>
-        <w:rPr>
-          <w:lang w:val="hi_IN" w:bidi="hi_IN"/>
-        </w:rPr>
-      </w:r>
-      <w:r>
-        <w:rPr>
           <w:b/>
           <w:lang w:val="hi_IN" w:bidi="hi_IN"/>
         </w:rPr>
@@ -13062,7 +11709,7 @@
         </w:rPr>
         <w:t xml:space="preserve"> बनी रहे। वह </w:t>
       </w:r>
-      <w:hyperlink r:id="rId23">
+      <w:hyperlink r:id="rId21">
         <w:r>
           <w:rPr>
             <w:lang w:val="hi_IN" w:bidi="hi_IN"/>
@@ -13156,20 +11803,6 @@
       </w:r>
       <w:r>
         <w:rPr>
-          <w:lang w:val="hi_IN" w:bidi="hi_IN"/>
-        </w:rPr>
-        <w:t>לֵוִ֔י</w:t>
-      </w:r>
-    </w:p>
-    <w:p>
-      <w:pPr/>
-      <w:r>
-        <w:rPr>
-          <w:lang w:val="hi_IN" w:bidi="hi_IN"/>
-        </w:rPr>
-      </w:r>
-      <w:r>
-        <w:rPr>
           <w:b/>
           <w:lang w:val="hi_IN" w:bidi="hi_IN"/>
         </w:rPr>
@@ -13266,20 +11899,6 @@
       </w:r>
       <w:r>
         <w:rPr>
-          <w:lang w:val="hi_IN" w:bidi="hi_IN"/>
-        </w:rPr>
-        <w:t>בְּרִיתִ֣⁠י ׀ הָיְתָ֣ה אִתּ֗⁠וֹ הַֽ⁠חַיִּים֙ וְ⁠הַ֨⁠שָּׁל֔וֹם</w:t>
-      </w:r>
-    </w:p>
-    <w:p>
-      <w:pPr/>
-      <w:r>
-        <w:rPr>
-          <w:lang w:val="hi_IN" w:bidi="hi_IN"/>
-        </w:rPr>
-      </w:r>
-      <w:r>
-        <w:rPr>
           <w:b/>
           <w:lang w:val="hi_IN" w:bidi="hi_IN"/>
         </w:rPr>
@@ -13403,20 +12022,6 @@
       </w:r>
       <w:r>
         <w:rPr>
-          <w:lang w:val="hi_IN" w:bidi="hi_IN"/>
-        </w:rPr>
-        <w:t>הָיְתָ֣ה אִתּ֗⁠וֹ &amp; ל֥⁠וֹ &amp; וַ⁠יִּֽירָאֵ֑⁠נִי &amp; נִחַ֥ת הֽוּא</w:t>
-      </w:r>
-    </w:p>
-    <w:p>
-      <w:pPr/>
-      <w:r>
-        <w:rPr>
-          <w:lang w:val="hi_IN" w:bidi="hi_IN"/>
-        </w:rPr>
-      </w:r>
-      <w:r>
-        <w:rPr>
           <w:b/>
           <w:lang w:val="hi_IN" w:bidi="hi_IN"/>
         </w:rPr>
@@ -13526,20 +12131,6 @@
       </w:r>
       <w:r>
         <w:rPr>
-          <w:lang w:val="hi_IN" w:bidi="hi_IN"/>
-        </w:rPr>
-        <w:t>וַ⁠יִּֽירָאֵ֑⁠נִי וּ⁠מִ⁠פְּנֵ֥י שְׁמִ֖⁠י נִחַ֥ת הֽוּא</w:t>
-      </w:r>
-    </w:p>
-    <w:p>
-      <w:pPr/>
-      <w:r>
-        <w:rPr>
-          <w:lang w:val="hi_IN" w:bidi="hi_IN"/>
-        </w:rPr>
-      </w:r>
-      <w:r>
-        <w:rPr>
           <w:b/>
           <w:lang w:val="hi_IN" w:bidi="hi_IN"/>
         </w:rPr>
@@ -13649,20 +12240,6 @@
       </w:r>
       <w:r>
         <w:rPr>
-          <w:lang w:val="hi_IN" w:bidi="hi_IN"/>
-        </w:rPr>
-        <w:t>שְׁמִ֖⁠י</w:t>
-      </w:r>
-    </w:p>
-    <w:p>
-      <w:pPr/>
-      <w:r>
-        <w:rPr>
-          <w:lang w:val="hi_IN" w:bidi="hi_IN"/>
-        </w:rPr>
-      </w:r>
-      <w:r>
-        <w:rPr>
           <w:b/>
           <w:lang w:val="hi_IN" w:bidi="hi_IN"/>
         </w:rPr>
@@ -13759,20 +12336,6 @@
       </w:r>
       <w:r>
         <w:rPr>
-          <w:lang w:val="hi_IN" w:bidi="hi_IN"/>
-        </w:rPr>
-        <w:t>בְּ⁠פִ֔י⁠הוּ &amp; בִ⁠שְׂפָתָ֑י⁠ו &amp; הָלַ֣ךְ &amp; הֵשִׁ֥יב</w:t>
-      </w:r>
-    </w:p>
-    <w:p>
-      <w:pPr/>
-      <w:r>
-        <w:rPr>
-          <w:lang w:val="hi_IN" w:bidi="hi_IN"/>
-        </w:rPr>
-      </w:r>
-      <w:r>
-        <w:rPr>
           <w:b/>
           <w:lang w:val="hi_IN" w:bidi="hi_IN"/>
         </w:rPr>
@@ -13894,20 +12457,6 @@
       </w:r>
       <w:r>
         <w:rPr>
-          <w:lang w:val="hi_IN" w:bidi="hi_IN"/>
-        </w:rPr>
-        <w:t>תּוֹרַ֤ת אֱמֶת֙ הָיְתָ֣ה בְּ⁠פִ֔י⁠הוּ</w:t>
-      </w:r>
-    </w:p>
-    <w:p>
-      <w:pPr/>
-      <w:r>
-        <w:rPr>
-          <w:lang w:val="hi_IN" w:bidi="hi_IN"/>
-        </w:rPr>
-      </w:r>
-      <w:r>
-        <w:rPr>
           <w:b/>
           <w:lang w:val="hi_IN" w:bidi="hi_IN"/>
         </w:rPr>
@@ -14044,20 +12593,6 @@
       </w:r>
       <w:r>
         <w:rPr>
-          <w:lang w:val="hi_IN" w:bidi="hi_IN"/>
-        </w:rPr>
-        <w:t>תּוֹרַ֤ת אֱמֶת֙ הָיְתָ֣ה בְּ⁠פִ֔י⁠הוּ</w:t>
-      </w:r>
-    </w:p>
-    <w:p>
-      <w:pPr/>
-      <w:r>
-        <w:rPr>
-          <w:lang w:val="hi_IN" w:bidi="hi_IN"/>
-        </w:rPr>
-      </w:r>
-      <w:r>
-        <w:rPr>
           <w:b/>
           <w:lang w:val="hi_IN" w:bidi="hi_IN"/>
         </w:rPr>
@@ -14168,20 +12703,6 @@
       </w:r>
       <w:r>
         <w:rPr>
-          <w:lang w:val="hi_IN" w:bidi="hi_IN"/>
-        </w:rPr>
-        <w:t>וְ⁠עַוְלָ֖ה לֹא־נִמְצָ֣א בִ⁠שְׂפָתָ֑י⁠ו</w:t>
-      </w:r>
-    </w:p>
-    <w:p>
-      <w:pPr/>
-      <w:r>
-        <w:rPr>
-          <w:lang w:val="hi_IN" w:bidi="hi_IN"/>
-        </w:rPr>
-      </w:r>
-      <w:r>
-        <w:rPr>
           <w:b/>
           <w:lang w:val="hi_IN" w:bidi="hi_IN"/>
         </w:rPr>
@@ -14292,20 +12813,6 @@
       </w:r>
       <w:r>
         <w:rPr>
-          <w:lang w:val="hi_IN" w:bidi="hi_IN"/>
-        </w:rPr>
-        <w:t>וְ⁠עַוְלָ֖ה לֹא־נִמְצָ֣א בִ⁠שְׂפָתָ֑י⁠ו</w:t>
-      </w:r>
-    </w:p>
-    <w:p>
-      <w:pPr/>
-      <w:r>
-        <w:rPr>
-          <w:lang w:val="hi_IN" w:bidi="hi_IN"/>
-        </w:rPr>
-      </w:r>
-      <w:r>
-        <w:rPr>
           <w:b/>
           <w:lang w:val="hi_IN" w:bidi="hi_IN"/>
         </w:rPr>
@@ -14416,20 +12923,6 @@
       </w:r>
       <w:r>
         <w:rPr>
-          <w:lang w:val="hi_IN" w:bidi="hi_IN"/>
-        </w:rPr>
-        <w:t>וְ⁠עַוְלָ֖ה לֹא־נִמְצָ֣א בִ⁠שְׂפָתָ֑י⁠ו</w:t>
-      </w:r>
-    </w:p>
-    <w:p>
-      <w:pPr/>
-      <w:r>
-        <w:rPr>
-          <w:lang w:val="hi_IN" w:bidi="hi_IN"/>
-        </w:rPr>
-      </w:r>
-      <w:r>
-        <w:rPr>
           <w:b/>
           <w:lang w:val="hi_IN" w:bidi="hi_IN"/>
         </w:rPr>
@@ -14526,20 +13019,6 @@
       </w:r>
       <w:r>
         <w:rPr>
-          <w:lang w:val="hi_IN" w:bidi="hi_IN"/>
-        </w:rPr>
-        <w:t>בְּ⁠שָׁל֤וֹם וּ⁠בְ⁠מִישׁוֹר֙</w:t>
-      </w:r>
-    </w:p>
-    <w:p>
-      <w:pPr/>
-      <w:r>
-        <w:rPr>
-          <w:lang w:val="hi_IN" w:bidi="hi_IN"/>
-        </w:rPr>
-      </w:r>
-      <w:r>
-        <w:rPr>
           <w:b/>
           <w:lang w:val="hi_IN" w:bidi="hi_IN"/>
         </w:rPr>
@@ -14649,20 +13128,6 @@
       </w:r>
       <w:r>
         <w:rPr>
-          <w:lang w:val="hi_IN" w:bidi="hi_IN"/>
-        </w:rPr>
-        <w:t>הָלַ֣ךְ אִתִּ֔⁠י</w:t>
-      </w:r>
-    </w:p>
-    <w:p>
-      <w:pPr/>
-      <w:r>
-        <w:rPr>
-          <w:lang w:val="hi_IN" w:bidi="hi_IN"/>
-        </w:rPr>
-      </w:r>
-      <w:r>
-        <w:rPr>
           <w:b/>
           <w:lang w:val="hi_IN" w:bidi="hi_IN"/>
         </w:rPr>
@@ -14785,20 +13250,6 @@
       </w:r>
       <w:r>
         <w:rPr>
-          <w:lang w:val="hi_IN" w:bidi="hi_IN"/>
-        </w:rPr>
-        <w:t>וְ⁠רַבִּ֖ים הֵשִׁ֥יב מֵ⁠עָוֺֽן</w:t>
-      </w:r>
-    </w:p>
-    <w:p>
-      <w:pPr/>
-      <w:r>
-        <w:rPr>
-          <w:lang w:val="hi_IN" w:bidi="hi_IN"/>
-        </w:rPr>
-      </w:r>
-      <w:r>
-        <w:rPr>
           <w:b/>
           <w:lang w:val="hi_IN" w:bidi="hi_IN"/>
         </w:rPr>
@@ -14934,20 +13385,6 @@
       </w:r>
       <w:r>
         <w:rPr>
-          <w:lang w:val="hi_IN" w:bidi="hi_IN"/>
-        </w:rPr>
-        <w:t>מֵ⁠עָוֺֽן</w:t>
-      </w:r>
-    </w:p>
-    <w:p>
-      <w:pPr/>
-      <w:r>
-        <w:rPr>
-          <w:lang w:val="hi_IN" w:bidi="hi_IN"/>
-        </w:rPr>
-      </w:r>
-      <w:r>
-        <w:rPr>
           <w:b/>
           <w:lang w:val="hi_IN" w:bidi="hi_IN"/>
         </w:rPr>
@@ -15044,20 +13481,6 @@
       </w:r>
       <w:r>
         <w:rPr>
-          <w:lang w:val="hi_IN" w:bidi="hi_IN"/>
-        </w:rPr>
-        <w:t>שִׂפְתֵ֤י כֹהֵן֙ יִשְׁמְרוּ־דַ֔עַת</w:t>
-      </w:r>
-    </w:p>
-    <w:p>
-      <w:pPr/>
-      <w:r>
-        <w:rPr>
-          <w:lang w:val="hi_IN" w:bidi="hi_IN"/>
-        </w:rPr>
-      </w:r>
-      <w:r>
-        <w:rPr>
           <w:b/>
           <w:lang w:val="hi_IN" w:bidi="hi_IN"/>
         </w:rPr>
@@ -15168,20 +13591,6 @@
       </w:r>
       <w:r>
         <w:rPr>
-          <w:lang w:val="hi_IN" w:bidi="hi_IN"/>
-        </w:rPr>
-        <w:t>יִשְׁמְרוּ־דַ֔עַת</w:t>
-      </w:r>
-    </w:p>
-    <w:p>
-      <w:pPr/>
-      <w:r>
-        <w:rPr>
-          <w:lang w:val="hi_IN" w:bidi="hi_IN"/>
-        </w:rPr>
-      </w:r>
-      <w:r>
-        <w:rPr>
           <w:b/>
           <w:lang w:val="hi_IN" w:bidi="hi_IN"/>
         </w:rPr>
@@ -15292,20 +13701,6 @@
       </w:r>
       <w:r>
         <w:rPr>
-          <w:lang w:val="hi_IN" w:bidi="hi_IN"/>
-        </w:rPr>
-        <w:t>יִשְׁמְרוּ־דַ֔עַת</w:t>
-      </w:r>
-    </w:p>
-    <w:p>
-      <w:pPr/>
-      <w:r>
-        <w:rPr>
-          <w:lang w:val="hi_IN" w:bidi="hi_IN"/>
-        </w:rPr>
-      </w:r>
-      <w:r>
-        <w:rPr>
           <w:b/>
           <w:lang w:val="hi_IN" w:bidi="hi_IN"/>
         </w:rPr>
@@ -15402,20 +13797,6 @@
       </w:r>
       <w:r>
         <w:rPr>
-          <w:lang w:val="hi_IN" w:bidi="hi_IN"/>
-        </w:rPr>
-        <w:t>יְבַקְשׁ֣וּ</w:t>
-      </w:r>
-    </w:p>
-    <w:p>
-      <w:pPr/>
-      <w:r>
-        <w:rPr>
-          <w:lang w:val="hi_IN" w:bidi="hi_IN"/>
-        </w:rPr>
-      </w:r>
-      <w:r>
-        <w:rPr>
           <w:b/>
           <w:lang w:val="hi_IN" w:bidi="hi_IN"/>
         </w:rPr>
@@ -15559,20 +13940,6 @@
       </w:r>
       <w:r>
         <w:rPr>
-          <w:lang w:val="hi_IN" w:bidi="hi_IN"/>
-        </w:rPr>
-        <w:t>וְ⁠תוֹרָ֖ה יְבַקְשׁ֣וּ</w:t>
-      </w:r>
-    </w:p>
-    <w:p>
-      <w:pPr/>
-      <w:r>
-        <w:rPr>
-          <w:lang w:val="hi_IN" w:bidi="hi_IN"/>
-        </w:rPr>
-      </w:r>
-      <w:r>
-        <w:rPr>
           <w:b/>
           <w:lang w:val="hi_IN" w:bidi="hi_IN"/>
         </w:rPr>
@@ -15696,20 +14063,6 @@
       </w:r>
       <w:r>
         <w:rPr>
-          <w:lang w:val="hi_IN" w:bidi="hi_IN"/>
-        </w:rPr>
-        <w:t>מִ⁠פִּ֑י⁠הוּ</w:t>
-      </w:r>
-    </w:p>
-    <w:p>
-      <w:pPr/>
-      <w:r>
-        <w:rPr>
-          <w:lang w:val="hi_IN" w:bidi="hi_IN"/>
-        </w:rPr>
-      </w:r>
-      <w:r>
-        <w:rPr>
           <w:b/>
           <w:lang w:val="hi_IN" w:bidi="hi_IN"/>
         </w:rPr>
@@ -15820,20 +14173,6 @@
       </w:r>
       <w:r>
         <w:rPr>
-          <w:lang w:val="hi_IN" w:bidi="hi_IN"/>
-        </w:rPr>
-        <w:t>מַלְאַ֥ךְ יְהוָֽה־צְבָא֖וֹת</w:t>
-      </w:r>
-    </w:p>
-    <w:p>
-      <w:pPr/>
-      <w:r>
-        <w:rPr>
-          <w:lang w:val="hi_IN" w:bidi="hi_IN"/>
-        </w:rPr>
-      </w:r>
-      <w:r>
-        <w:rPr>
           <w:b/>
           <w:lang w:val="hi_IN" w:bidi="hi_IN"/>
         </w:rPr>
@@ -15931,20 +14270,6 @@
       </w:r>
       <w:r>
         <w:rPr>
-          <w:lang w:val="hi_IN" w:bidi="hi_IN"/>
-        </w:rPr>
-        <w:t>וְ⁠אַתֶּם֙ סַרְתֶּ֣ם מִן־הַ⁠דֶּ֔רֶךְ</w:t>
-      </w:r>
-    </w:p>
-    <w:p>
-      <w:pPr/>
-      <w:r>
-        <w:rPr>
-          <w:lang w:val="hi_IN" w:bidi="hi_IN"/>
-        </w:rPr>
-      </w:r>
-      <w:r>
-        <w:rPr>
           <w:b/>
           <w:lang w:val="hi_IN" w:bidi="hi_IN"/>
         </w:rPr>
@@ -15958,7 +14283,7 @@
           <w:lang w:val="hi_IN" w:bidi="hi_IN"/>
         </w:rPr>
       </w:r>
-      <w:hyperlink r:id="rId24">
+      <w:hyperlink r:id="rId22">
         <w:r>
           <w:rPr>
             <w:lang w:val="hi_IN" w:bidi="hi_IN"/>
@@ -16040,20 +14365,6 @@
       </w:r>
       <w:r>
         <w:rPr>
-          <w:lang w:val="hi_IN" w:bidi="hi_IN"/>
-        </w:rPr>
-        <w:t>הִכְשַׁלְתֶּ֥ם רַבִּ֖ים</w:t>
-      </w:r>
-    </w:p>
-    <w:p>
-      <w:pPr/>
-      <w:r>
-        <w:rPr>
-          <w:lang w:val="hi_IN" w:bidi="hi_IN"/>
-        </w:rPr>
-      </w:r>
-      <w:r>
-        <w:rPr>
           <w:b/>
           <w:lang w:val="hi_IN" w:bidi="hi_IN"/>
         </w:rPr>
@@ -16176,20 +14487,6 @@
       </w:r>
       <w:r>
         <w:rPr>
-          <w:lang w:val="hi_IN" w:bidi="hi_IN"/>
-        </w:rPr>
-        <w:t>בַּ⁠תּוֹרָ֑ה</w:t>
-      </w:r>
-    </w:p>
-    <w:p>
-      <w:pPr/>
-      <w:r>
-        <w:rPr>
-          <w:lang w:val="hi_IN" w:bidi="hi_IN"/>
-        </w:rPr>
-      </w:r>
-      <w:r>
-        <w:rPr>
           <w:b/>
           <w:lang w:val="hi_IN" w:bidi="hi_IN"/>
         </w:rPr>
@@ -16313,20 +14610,6 @@
       </w:r>
       <w:r>
         <w:rPr>
-          <w:lang w:val="hi_IN" w:bidi="hi_IN"/>
-        </w:rPr>
-        <w:t>שִֽׁחַתֶּם֙</w:t>
-      </w:r>
-    </w:p>
-    <w:p>
-      <w:pPr/>
-      <w:r>
-        <w:rPr>
-          <w:lang w:val="hi_IN" w:bidi="hi_IN"/>
-        </w:rPr>
-      </w:r>
-      <w:r>
-        <w:rPr>
           <w:b/>
           <w:lang w:val="hi_IN" w:bidi="hi_IN"/>
         </w:rPr>
@@ -16411,7 +14694,7 @@
         </w:rPr>
         <w:t xml:space="preserve"> और अनुपयोगी कर दिया हो, जैसे कीटों द्वारा खायी गयी फसलें, जिनका वर्णन </w:t>
       </w:r>
-      <w:hyperlink r:id="rId25">
+      <w:hyperlink r:id="rId23">
         <w:r>
           <w:rPr>
             <w:lang w:val="hi_IN" w:bidi="hi_IN"/>
@@ -16493,20 +14776,6 @@
       </w:r>
       <w:r>
         <w:rPr>
-          <w:lang w:val="hi_IN" w:bidi="hi_IN"/>
-        </w:rPr>
-        <w:t>הַ⁠לֵּוִ֔י</w:t>
-      </w:r>
-    </w:p>
-    <w:p>
-      <w:pPr/>
-      <w:r>
-        <w:rPr>
-          <w:lang w:val="hi_IN" w:bidi="hi_IN"/>
-        </w:rPr>
-      </w:r>
-      <w:r>
-        <w:rPr>
           <w:b/>
           <w:lang w:val="hi_IN" w:bidi="hi_IN"/>
         </w:rPr>
@@ -16520,7 +14789,7 @@
           <w:lang w:val="hi_IN" w:bidi="hi_IN"/>
         </w:rPr>
       </w:r>
-      <w:hyperlink r:id="rId26">
+      <w:hyperlink r:id="rId24">
         <w:r>
           <w:rPr>
             <w:lang w:val="hi_IN" w:bidi="hi_IN"/>
@@ -16602,20 +14871,6 @@
       </w:r>
       <w:r>
         <w:rPr>
-          <w:lang w:val="hi_IN" w:bidi="hi_IN"/>
-        </w:rPr>
-        <w:t>וְ⁠נֹשְׂאִ֥ים פָּנִ֖ים</w:t>
-      </w:r>
-    </w:p>
-    <w:p>
-      <w:pPr/>
-      <w:r>
-        <w:rPr>
-          <w:lang w:val="hi_IN" w:bidi="hi_IN"/>
-        </w:rPr>
-      </w:r>
-      <w:r>
-        <w:rPr>
           <w:b/>
           <w:lang w:val="hi_IN" w:bidi="hi_IN"/>
         </w:rPr>
@@ -16643,7 +14898,7 @@
           <w:lang w:val="hi_IN" w:bidi="hi_IN"/>
         </w:rPr>
       </w:r>
-      <w:hyperlink r:id="rId17">
+      <w:hyperlink r:id="rId15">
         <w:r>
           <w:rPr>
             <w:lang w:val="hi_IN" w:bidi="hi_IN"/>
@@ -16725,20 +14980,6 @@
       </w:r>
       <w:r>
         <w:rPr>
-          <w:lang w:val="hi_IN" w:bidi="hi_IN"/>
-        </w:rPr>
-        <w:t>בַּ⁠תּוֹרָֽה</w:t>
-      </w:r>
-    </w:p>
-    <w:p>
-      <w:pPr/>
-      <w:r>
-        <w:rPr>
-          <w:lang w:val="hi_IN" w:bidi="hi_IN"/>
-        </w:rPr>
-      </w:r>
-      <w:r>
-        <w:rPr>
           <w:b/>
           <w:lang w:val="hi_IN" w:bidi="hi_IN"/>
         </w:rPr>
@@ -16862,20 +15103,6 @@
       </w:r>
       <w:r>
         <w:rPr>
-          <w:lang w:val="hi_IN" w:bidi="hi_IN"/>
-        </w:rPr>
-        <w:t>הֲ⁠ל֨וֹא אָ֤ב אֶחָד֙ לְ⁠כֻלָּ֔⁠נוּ הֲ⁠ל֛וֹא אֵ֥ל אֶֽחָ֖ד בְּרָאָ֑⁠נוּ</w:t>
-      </w:r>
-    </w:p>
-    <w:p>
-      <w:pPr/>
-      <w:r>
-        <w:rPr>
-          <w:lang w:val="hi_IN" w:bidi="hi_IN"/>
-        </w:rPr>
-      </w:r>
-      <w:r>
-        <w:rPr>
           <w:b/>
           <w:lang w:val="hi_IN" w:bidi="hi_IN"/>
         </w:rPr>
@@ -16973,20 +15200,6 @@
       </w:r>
       <w:r>
         <w:rPr>
-          <w:lang w:val="hi_IN" w:bidi="hi_IN"/>
-        </w:rPr>
-        <w:t>הֲ⁠ל֨וֹא אָ֤ב אֶחָד֙ לְ⁠כֻלָּ֔⁠נוּ הֲ⁠ל֛וֹא אֵ֥ל אֶֽחָ֖ד בְּרָאָ֑⁠נוּ</w:t>
-      </w:r>
-    </w:p>
-    <w:p>
-      <w:pPr/>
-      <w:r>
-        <w:rPr>
-          <w:lang w:val="hi_IN" w:bidi="hi_IN"/>
-        </w:rPr>
-      </w:r>
-      <w:r>
-        <w:rPr>
           <w:b/>
           <w:lang w:val="hi_IN" w:bidi="hi_IN"/>
         </w:rPr>
@@ -17084,20 +15297,6 @@
       </w:r>
       <w:r>
         <w:rPr>
-          <w:lang w:val="hi_IN" w:bidi="hi_IN"/>
-        </w:rPr>
-        <w:t>מַדּ֗וּעַ נִבְגַּד֙ אִ֣ישׁ בְּ⁠אָחִ֔י⁠ו לְ⁠חַלֵּ֖ל בְּרִ֥ית אֲבֹתֵֽי⁠נוּ</w:t>
-      </w:r>
-    </w:p>
-    <w:p>
-      <w:pPr/>
-      <w:r>
-        <w:rPr>
-          <w:lang w:val="hi_IN" w:bidi="hi_IN"/>
-        </w:rPr>
-      </w:r>
-      <w:r>
-        <w:rPr>
           <w:b/>
           <w:lang w:val="hi_IN" w:bidi="hi_IN"/>
         </w:rPr>
@@ -17195,20 +15394,6 @@
       </w:r>
       <w:r>
         <w:rPr>
-          <w:lang w:val="hi_IN" w:bidi="hi_IN"/>
-        </w:rPr>
-        <w:t>אִ֣ישׁ בְּ⁠אָחִ֔י⁠ו</w:t>
-      </w:r>
-    </w:p>
-    <w:p>
-      <w:pPr/>
-      <w:r>
-        <w:rPr>
-          <w:lang w:val="hi_IN" w:bidi="hi_IN"/>
-        </w:rPr>
-      </w:r>
-      <w:r>
-        <w:rPr>
           <w:b/>
           <w:lang w:val="hi_IN" w:bidi="hi_IN"/>
         </w:rPr>
@@ -17306,20 +15491,6 @@
       </w:r>
       <w:r>
         <w:rPr>
-          <w:lang w:val="hi_IN" w:bidi="hi_IN"/>
-        </w:rPr>
-        <w:t>אֲבֹתֵֽי⁠נוּ</w:t>
-      </w:r>
-    </w:p>
-    <w:p>
-      <w:pPr/>
-      <w:r>
-        <w:rPr>
-          <w:lang w:val="hi_IN" w:bidi="hi_IN"/>
-        </w:rPr>
-      </w:r>
-      <w:r>
-        <w:rPr>
           <w:b/>
           <w:lang w:val="hi_IN" w:bidi="hi_IN"/>
         </w:rPr>
@@ -17429,20 +15600,6 @@
       </w:r>
       <w:r>
         <w:rPr>
-          <w:lang w:val="hi_IN" w:bidi="hi_IN"/>
-        </w:rPr>
-        <w:t>בָּגְדָ֣ה יְהוּדָ֔ה וְ⁠תוֹעֵבָ֛ה נֶעֶשְׂתָ֥ה בְ⁠יִשְׂרָאֵ֖ל וּ⁠בִ⁠ירֽוּשָׁלִָ֑ם</w:t>
-      </w:r>
-    </w:p>
-    <w:p>
-      <w:pPr/>
-      <w:r>
-        <w:rPr>
-          <w:lang w:val="hi_IN" w:bidi="hi_IN"/>
-        </w:rPr>
-      </w:r>
-      <w:r>
-        <w:rPr>
           <w:b/>
           <w:lang w:val="hi_IN" w:bidi="hi_IN"/>
         </w:rPr>
@@ -17540,20 +15697,6 @@
       </w:r>
       <w:r>
         <w:rPr>
-          <w:lang w:val="hi_IN" w:bidi="hi_IN"/>
-        </w:rPr>
-        <w:t>בָּגְדָ֣ה יְהוּדָ֔ה &amp; חִלֵּ֣ל יְהוּדָ֗ה</w:t>
-      </w:r>
-    </w:p>
-    <w:p>
-      <w:pPr/>
-      <w:r>
-        <w:rPr>
-          <w:lang w:val="hi_IN" w:bidi="hi_IN"/>
-        </w:rPr>
-      </w:r>
-      <w:r>
-        <w:rPr>
           <w:b/>
           <w:lang w:val="hi_IN" w:bidi="hi_IN"/>
         </w:rPr>
@@ -17676,20 +15819,6 @@
       </w:r>
       <w:r>
         <w:rPr>
-          <w:lang w:val="hi_IN" w:bidi="hi_IN"/>
-        </w:rPr>
-        <w:t>וְ⁠תוֹעֵבָ֛ה נֶעֶשְׂתָ֥ה בְ⁠יִשְׂרָאֵ֖ל וּ⁠בִ⁠ירֽוּשָׁלִָ֑ם</w:t>
-      </w:r>
-    </w:p>
-    <w:p>
-      <w:pPr/>
-      <w:r>
-        <w:rPr>
-          <w:lang w:val="hi_IN" w:bidi="hi_IN"/>
-        </w:rPr>
-      </w:r>
-      <w:r>
-        <w:rPr>
           <w:b/>
           <w:lang w:val="hi_IN" w:bidi="hi_IN"/>
         </w:rPr>
@@ -17811,20 +15940,6 @@
       </w:r>
       <w:r>
         <w:rPr>
-          <w:lang w:val="hi_IN" w:bidi="hi_IN"/>
-        </w:rPr>
-        <w:t>וּ⁠בָעַ֖ל בַּת־אֵ֥ל נֵכָֽר</w:t>
-      </w:r>
-    </w:p>
-    <w:p>
-      <w:pPr/>
-      <w:r>
-        <w:rPr>
-          <w:lang w:val="hi_IN" w:bidi="hi_IN"/>
-        </w:rPr>
-      </w:r>
-      <w:r>
-        <w:rPr>
           <w:b/>
           <w:lang w:val="hi_IN" w:bidi="hi_IN"/>
         </w:rPr>
@@ -17960,20 +16075,6 @@
       </w:r>
       <w:r>
         <w:rPr>
-          <w:lang w:val="hi_IN" w:bidi="hi_IN"/>
-        </w:rPr>
-        <w:t>יַכְרֵ֨ת יְהוָ֜ה &amp; מֵ⁠אָהֳלֵ֖י יַֽעֲקֹ֑ב</w:t>
-      </w:r>
-    </w:p>
-    <w:p>
-      <w:pPr/>
-      <w:r>
-        <w:rPr>
-          <w:lang w:val="hi_IN" w:bidi="hi_IN"/>
-        </w:rPr>
-      </w:r>
-      <w:r>
-        <w:rPr>
           <w:b/>
           <w:lang w:val="hi_IN" w:bidi="hi_IN"/>
         </w:rPr>
@@ -18084,20 +16185,6 @@
       </w:r>
       <w:r>
         <w:rPr>
-          <w:lang w:val="hi_IN" w:bidi="hi_IN"/>
-        </w:rPr>
-        <w:t>יַכְרֵ֨ת יְהוָ֜ה</w:t>
-      </w:r>
-    </w:p>
-    <w:p>
-      <w:pPr/>
-      <w:r>
-        <w:rPr>
-          <w:lang w:val="hi_IN" w:bidi="hi_IN"/>
-        </w:rPr>
-      </w:r>
-      <w:r>
-        <w:rPr>
           <w:b/>
           <w:lang w:val="hi_IN" w:bidi="hi_IN"/>
         </w:rPr>
@@ -18208,20 +16295,6 @@
       </w:r>
       <w:r>
         <w:rPr>
-          <w:lang w:val="hi_IN" w:bidi="hi_IN"/>
-        </w:rPr>
-        <w:t>מֵ⁠אָהֳלֵ֖י יַֽעֲקֹ֑ב</w:t>
-      </w:r>
-    </w:p>
-    <w:p>
-      <w:pPr/>
-      <w:r>
-        <w:rPr>
-          <w:lang w:val="hi_IN" w:bidi="hi_IN"/>
-        </w:rPr>
-      </w:r>
-      <w:r>
-        <w:rPr>
           <w:b/>
           <w:lang w:val="hi_IN" w:bidi="hi_IN"/>
         </w:rPr>
@@ -18345,20 +16418,6 @@
       </w:r>
       <w:r>
         <w:rPr>
-          <w:lang w:val="hi_IN" w:bidi="hi_IN"/>
-        </w:rPr>
-        <w:t>לָ⁠אִ֨ישׁ</w:t>
-      </w:r>
-    </w:p>
-    <w:p>
-      <w:pPr/>
-      <w:r>
-        <w:rPr>
-          <w:lang w:val="hi_IN" w:bidi="hi_IN"/>
-        </w:rPr>
-      </w:r>
-      <w:r>
-        <w:rPr>
           <w:b/>
           <w:lang w:val="hi_IN" w:bidi="hi_IN"/>
         </w:rPr>
@@ -18455,20 +16514,6 @@
       </w:r>
       <w:r>
         <w:rPr>
-          <w:lang w:val="hi_IN" w:bidi="hi_IN"/>
-        </w:rPr>
-        <w:t>עֵ֣ר וְ⁠עֹנֶ֔ה</w:t>
-      </w:r>
-    </w:p>
-    <w:p>
-      <w:pPr/>
-      <w:r>
-        <w:rPr>
-          <w:lang w:val="hi_IN" w:bidi="hi_IN"/>
-        </w:rPr>
-      </w:r>
-      <w:r>
-        <w:rPr>
           <w:b/>
           <w:lang w:val="hi_IN" w:bidi="hi_IN"/>
         </w:rPr>
@@ -18605,20 +16650,6 @@
       </w:r>
       <w:r>
         <w:rPr>
-          <w:lang w:val="hi_IN" w:bidi="hi_IN"/>
-        </w:rPr>
-        <w:t>כַּסּ֤וֹת דִּמְעָה֙ אֶת־מִזְבַּ֣ח יְהוָ֔ה</w:t>
-      </w:r>
-    </w:p>
-    <w:p>
-      <w:pPr/>
-      <w:r>
-        <w:rPr>
-          <w:lang w:val="hi_IN" w:bidi="hi_IN"/>
-        </w:rPr>
-      </w:r>
-      <w:r>
-        <w:rPr>
           <w:b/>
           <w:lang w:val="hi_IN" w:bidi="hi_IN"/>
         </w:rPr>
@@ -18716,20 +16747,6 @@
       </w:r>
       <w:r>
         <w:rPr>
-          <w:lang w:val="hi_IN" w:bidi="hi_IN"/>
-        </w:rPr>
-        <w:t>פְּנוֹת֙ אֶל־הַ⁠מִּנְחָ֔ה וְ⁠לָ⁠קַ֥חַת רָצ֖וֹן מִ⁠יֶּדְ⁠כֶֽם</w:t>
-      </w:r>
-    </w:p>
-    <w:p>
-      <w:pPr/>
-      <w:r>
-        <w:rPr>
-          <w:lang w:val="hi_IN" w:bidi="hi_IN"/>
-        </w:rPr>
-      </w:r>
-      <w:r>
-        <w:rPr>
           <w:b/>
           <w:lang w:val="hi_IN" w:bidi="hi_IN"/>
         </w:rPr>
@@ -18827,20 +16844,6 @@
       </w:r>
       <w:r>
         <w:rPr>
-          <w:lang w:val="hi_IN" w:bidi="hi_IN"/>
-        </w:rPr>
-        <w:t>פְּנוֹת֙ אֶל־הַ⁠מִּנְחָ֔ה</w:t>
-      </w:r>
-    </w:p>
-    <w:p>
-      <w:pPr/>
-      <w:r>
-        <w:rPr>
-          <w:lang w:val="hi_IN" w:bidi="hi_IN"/>
-        </w:rPr>
-      </w:r>
-      <w:r>
-        <w:rPr>
           <w:b/>
           <w:lang w:val="hi_IN" w:bidi="hi_IN"/>
         </w:rPr>
@@ -18945,20 +16948,6 @@
       </w:r>
       <w:r>
         <w:rPr>
-          <w:lang w:val="hi_IN" w:bidi="hi_IN"/>
-        </w:rPr>
-        <w:t>מִ⁠יֶּדְ⁠כֶֽם</w:t>
-      </w:r>
-    </w:p>
-    <w:p>
-      <w:pPr/>
-      <w:r>
-        <w:rPr>
-          <w:lang w:val="hi_IN" w:bidi="hi_IN"/>
-        </w:rPr>
-      </w:r>
-      <w:r>
-        <w:rPr>
           <w:b/>
           <w:lang w:val="hi_IN" w:bidi="hi_IN"/>
         </w:rPr>
@@ -19055,20 +17044,6 @@
       </w:r>
       <w:r>
         <w:rPr>
-          <w:lang w:val="hi_IN" w:bidi="hi_IN"/>
-        </w:rPr>
-        <w:t>יְהוָה֩ הֵעִ֨יד בֵּינְ⁠ךָ֜ וּ⁠בֵ֣ין ׀ אֵ֣שֶׁת נְעוּרֶ֗י⁠ךָ</w:t>
-      </w:r>
-    </w:p>
-    <w:p>
-      <w:pPr/>
-      <w:r>
-        <w:rPr>
-          <w:lang w:val="hi_IN" w:bidi="hi_IN"/>
-        </w:rPr>
-      </w:r>
-      <w:r>
-        <w:rPr>
           <w:b/>
           <w:lang w:val="hi_IN" w:bidi="hi_IN"/>
         </w:rPr>
@@ -19179,20 +17154,6 @@
       </w:r>
       <w:r>
         <w:rPr>
-          <w:lang w:val="hi_IN" w:bidi="hi_IN"/>
-        </w:rPr>
-        <w:t>בֵּינְ⁠ךָ֜ &amp; נְעוּרֶ֗י⁠ךָ &amp; אַתָּה֙ בָּגַ֣דְתָּה &amp; חֲבֶרְתְּ⁠ךָ֖ &amp; בְּרִיתֶֽ⁠ךָ</w:t>
-      </w:r>
-    </w:p>
-    <w:p>
-      <w:pPr/>
-      <w:r>
-        <w:rPr>
-          <w:lang w:val="hi_IN" w:bidi="hi_IN"/>
-        </w:rPr>
-      </w:r>
-      <w:r>
-        <w:rPr>
           <w:b/>
           <w:lang w:val="hi_IN" w:bidi="hi_IN"/>
         </w:rPr>
@@ -19360,20 +17321,6 @@
       </w:r>
       <w:r>
         <w:rPr>
-          <w:lang w:val="hi_IN" w:bidi="hi_IN"/>
-        </w:rPr>
-        <w:t>אֵ֣שֶׁת נְעוּרֶ֗י⁠ךָ</w:t>
-      </w:r>
-    </w:p>
-    <w:p>
-      <w:pPr/>
-      <w:r>
-        <w:rPr>
-          <w:lang w:val="hi_IN" w:bidi="hi_IN"/>
-        </w:rPr>
-      </w:r>
-      <w:r>
-        <w:rPr>
           <w:b/>
           <w:lang w:val="hi_IN" w:bidi="hi_IN"/>
         </w:rPr>
@@ -19484,20 +17431,6 @@
       </w:r>
       <w:r>
         <w:rPr>
-          <w:lang w:val="hi_IN" w:bidi="hi_IN"/>
-        </w:rPr>
-        <w:t>וְ⁠לֹא־אֶחָ֣ד עָשָׂ֗ה וּ⁠שְׁאָ֥ר ר֨וּחַ֙ ל֔⁠וֹ</w:t>
-      </w:r>
-    </w:p>
-    <w:p>
-      <w:pPr/>
-      <w:r>
-        <w:rPr>
-          <w:lang w:val="hi_IN" w:bidi="hi_IN"/>
-        </w:rPr>
-      </w:r>
-      <w:r>
-        <w:rPr>
           <w:b/>
           <w:lang w:val="hi_IN" w:bidi="hi_IN"/>
         </w:rPr>
@@ -19595,20 +17528,6 @@
       </w:r>
       <w:r>
         <w:rPr>
-          <w:lang w:val="hi_IN" w:bidi="hi_IN"/>
-        </w:rPr>
-        <w:t>וּ⁠שְׁאָ֥ר ר֨וּחַ֙ ל֔⁠וֹ</w:t>
-      </w:r>
-    </w:p>
-    <w:p>
-      <w:pPr/>
-      <w:r>
-        <w:rPr>
-          <w:lang w:val="hi_IN" w:bidi="hi_IN"/>
-        </w:rPr>
-      </w:r>
-      <w:r>
-        <w:rPr>
           <w:b/>
           <w:lang w:val="hi_IN" w:bidi="hi_IN"/>
         </w:rPr>
@@ -19732,20 +17651,6 @@
       </w:r>
       <w:r>
         <w:rPr>
-          <w:lang w:val="hi_IN" w:bidi="hi_IN"/>
-        </w:rPr>
-        <w:t>וּ⁠מָה֙ הָֽ⁠אֶחָ֔ד מְבַקֵּ֖שׁ זֶ֣רַע אֱלֹהִ֑ים</w:t>
-      </w:r>
-    </w:p>
-    <w:p>
-      <w:pPr/>
-      <w:r>
-        <w:rPr>
-          <w:lang w:val="hi_IN" w:bidi="hi_IN"/>
-        </w:rPr>
-      </w:r>
-      <w:r>
-        <w:rPr>
           <w:b/>
           <w:lang w:val="hi_IN" w:bidi="hi_IN"/>
         </w:rPr>
@@ -19868,20 +17773,6 @@
       </w:r>
       <w:r>
         <w:rPr>
-          <w:lang w:val="hi_IN" w:bidi="hi_IN"/>
-        </w:rPr>
-        <w:t>זֶ֣רַע אֱלֹהִ֑ים</w:t>
-      </w:r>
-    </w:p>
-    <w:p>
-      <w:pPr/>
-      <w:r>
-        <w:rPr>
-          <w:lang w:val="hi_IN" w:bidi="hi_IN"/>
-        </w:rPr>
-      </w:r>
-      <w:r>
-        <w:rPr>
           <w:b/>
           <w:lang w:val="hi_IN" w:bidi="hi_IN"/>
         </w:rPr>
@@ -19992,20 +17883,6 @@
       </w:r>
       <w:r>
         <w:rPr>
-          <w:lang w:val="hi_IN" w:bidi="hi_IN"/>
-        </w:rPr>
-        <w:t>וְ⁠נִשְׁמַרְתֶּם֙ בְּ⁠ר֣וּחֲ⁠כֶ֔ם</w:t>
-      </w:r>
-    </w:p>
-    <w:p>
-      <w:pPr/>
-      <w:r>
-        <w:rPr>
-          <w:lang w:val="hi_IN" w:bidi="hi_IN"/>
-        </w:rPr>
-      </w:r>
-      <w:r>
-        <w:rPr>
           <w:b/>
           <w:lang w:val="hi_IN" w:bidi="hi_IN"/>
         </w:rPr>
@@ -20141,20 +18018,6 @@
       </w:r>
       <w:r>
         <w:rPr>
-          <w:lang w:val="hi_IN" w:bidi="hi_IN"/>
-        </w:rPr>
-        <w:t>וְ⁠כִסָּ֤ה חָמָס֙ עַל־לְבוּשׁ֔⁠וֹ</w:t>
-      </w:r>
-    </w:p>
-    <w:p>
-      <w:pPr/>
-      <w:r>
-        <w:rPr>
-          <w:lang w:val="hi_IN" w:bidi="hi_IN"/>
-        </w:rPr>
-      </w:r>
-      <w:r>
-        <w:rPr>
           <w:b/>
           <w:lang w:val="hi_IN" w:bidi="hi_IN"/>
         </w:rPr>
@@ -20265,20 +18128,6 @@
       </w:r>
       <w:r>
         <w:rPr>
-          <w:lang w:val="hi_IN" w:bidi="hi_IN"/>
-        </w:rPr>
-        <w:t>וְ⁠נִשְׁמַרְתֶּ֥ם בְּ⁠רוּחֲ⁠כֶ֖ם</w:t>
-      </w:r>
-    </w:p>
-    <w:p>
-      <w:pPr/>
-      <w:r>
-        <w:rPr>
-          <w:lang w:val="hi_IN" w:bidi="hi_IN"/>
-        </w:rPr>
-      </w:r>
-      <w:r>
-        <w:rPr>
           <w:b/>
           <w:lang w:val="hi_IN" w:bidi="hi_IN"/>
         </w:rPr>
@@ -20376,20 +18225,6 @@
       </w:r>
       <w:r>
         <w:rPr>
-          <w:lang w:val="hi_IN" w:bidi="hi_IN"/>
-        </w:rPr>
-        <w:t>בְּ⁠דִבְרֵי⁠כֶ֔ם</w:t>
-      </w:r>
-    </w:p>
-    <w:p>
-      <w:pPr/>
-      <w:r>
-        <w:rPr>
-          <w:lang w:val="hi_IN" w:bidi="hi_IN"/>
-        </w:rPr>
-      </w:r>
-      <w:r>
-        <w:rPr>
           <w:b/>
           <w:lang w:val="hi_IN" w:bidi="hi_IN"/>
         </w:rPr>
@@ -20498,20 +18333,6 @@
       </w:r>
       <w:r>
         <w:rPr>
-          <w:lang w:val="hi_IN" w:bidi="hi_IN"/>
-        </w:rPr>
-        <w:t>עֹ֨שֵׂה רָ֜ע</w:t>
-      </w:r>
-    </w:p>
-    <w:p>
-      <w:pPr/>
-      <w:r>
-        <w:rPr>
-          <w:lang w:val="hi_IN" w:bidi="hi_IN"/>
-        </w:rPr>
-      </w:r>
-      <w:r>
-        <w:rPr>
           <w:b/>
           <w:lang w:val="hi_IN" w:bidi="hi_IN"/>
         </w:rPr>
@@ -20622,20 +18443,6 @@
       </w:r>
       <w:r>
         <w:rPr>
-          <w:lang w:val="hi_IN" w:bidi="hi_IN"/>
-        </w:rPr>
-        <w:t>בְּ⁠עֵינֵ֣י יְהוָ֗ה</w:t>
-      </w:r>
-    </w:p>
-    <w:p>
-      <w:pPr/>
-      <w:r>
-        <w:rPr>
-          <w:lang w:val="hi_IN" w:bidi="hi_IN"/>
-        </w:rPr>
-      </w:r>
-      <w:r>
-        <w:rPr>
           <w:b/>
           <w:lang w:val="hi_IN" w:bidi="hi_IN"/>
         </w:rPr>
@@ -20769,20 +18576,6 @@
       </w:r>
       <w:r>
         <w:rPr>
-          <w:lang w:val="hi_IN" w:bidi="hi_IN"/>
-        </w:rPr>
-        <w:t>אַיֵּ֖ה אֱלֹהֵ֥י הַ⁠מִּשְׁפָּֽט</w:t>
-      </w:r>
-    </w:p>
-    <w:p>
-      <w:pPr/>
-      <w:r>
-        <w:rPr>
-          <w:lang w:val="hi_IN" w:bidi="hi_IN"/>
-        </w:rPr>
-      </w:r>
-      <w:r>
-        <w:rPr>
           <w:b/>
           <w:lang w:val="hi_IN" w:bidi="hi_IN"/>
         </w:rPr>
@@ -20893,20 +18686,6 @@
       </w:r>
       <w:r>
         <w:rPr>
-          <w:lang w:val="hi_IN" w:bidi="hi_IN"/>
-        </w:rPr>
-        <w:t>אַיֵּ֖ה אֱלֹהֵ֥י הַ⁠מִּשְׁפָּֽט</w:t>
-      </w:r>
-    </w:p>
-    <w:p>
-      <w:pPr/>
-      <w:r>
-        <w:rPr>
-          <w:lang w:val="hi_IN" w:bidi="hi_IN"/>
-        </w:rPr>
-      </w:r>
-      <w:r>
-        <w:rPr>
           <w:b/>
           <w:lang w:val="hi_IN" w:bidi="hi_IN"/>
         </w:rPr>
@@ -21117,20 +18896,6 @@
       </w:r>
       <w:r>
         <w:rPr>
-          <w:lang w:val="hi_IN" w:bidi="hi_IN"/>
-        </w:rPr>
-        <w:t>הִנְ⁠נִ֤י שֹׁלֵחַ֙</w:t>
-      </w:r>
-    </w:p>
-    <w:p>
-      <w:pPr/>
-      <w:r>
-        <w:rPr>
-          <w:lang w:val="hi_IN" w:bidi="hi_IN"/>
-        </w:rPr>
-      </w:r>
-      <w:r>
-        <w:rPr>
           <w:b/>
           <w:lang w:val="hi_IN" w:bidi="hi_IN"/>
         </w:rPr>
@@ -21184,7 +18949,7 @@
         </w:rPr>
         <w:t xml:space="preserve">एक ऐसा मुहावरा है जिसका इस्तेमाल इस संस्कृति के लोग आमतौर पर यह बताने के लिए करते थे कि वे कुछ करने वाले हैं। </w:t>
       </w:r>
-      <w:hyperlink r:id="rId27">
+      <w:hyperlink r:id="rId25">
         <w:r>
           <w:rPr>
             <w:lang w:val="hi_IN" w:bidi="hi_IN"/>
@@ -21266,20 +19031,6 @@
       </w:r>
       <w:r>
         <w:rPr>
-          <w:lang w:val="hi_IN" w:bidi="hi_IN"/>
-        </w:rPr>
-        <w:t>וּ⁠פִנָּה־דֶ֖רֶךְ לְ⁠פָנָ֑⁠י</w:t>
-      </w:r>
-    </w:p>
-    <w:p>
-      <w:pPr/>
-      <w:r>
-        <w:rPr>
-          <w:lang w:val="hi_IN" w:bidi="hi_IN"/>
-        </w:rPr>
-      </w:r>
-      <w:r>
-        <w:rPr>
           <w:b/>
           <w:lang w:val="hi_IN" w:bidi="hi_IN"/>
         </w:rPr>
@@ -21403,20 +19154,6 @@
       </w:r>
       <w:r>
         <w:rPr>
-          <w:lang w:val="hi_IN" w:bidi="hi_IN"/>
-        </w:rPr>
-        <w:t>וּ⁠פִנָּה־דֶ֖רֶךְ לְ⁠פָנָ֑⁠י</w:t>
-      </w:r>
-    </w:p>
-    <w:p>
-      <w:pPr/>
-      <w:r>
-        <w:rPr>
-          <w:lang w:val="hi_IN" w:bidi="hi_IN"/>
-        </w:rPr>
-      </w:r>
-      <w:r>
-        <w:rPr>
           <w:b/>
           <w:lang w:val="hi_IN" w:bidi="hi_IN"/>
         </w:rPr>
@@ -21539,20 +19276,6 @@
       </w:r>
       <w:r>
         <w:rPr>
-          <w:lang w:val="hi_IN" w:bidi="hi_IN"/>
-        </w:rPr>
-        <w:t>הִנֵּה</w:t>
-      </w:r>
-    </w:p>
-    <w:p>
-      <w:pPr/>
-      <w:r>
-        <w:rPr>
-          <w:lang w:val="hi_IN" w:bidi="hi_IN"/>
-        </w:rPr>
-      </w:r>
-      <w:r>
-        <w:rPr>
           <w:b/>
           <w:lang w:val="hi_IN" w:bidi="hi_IN"/>
         </w:rPr>
@@ -21572,7 +19295,7 @@
         </w:rPr>
         <w:t xml:space="preserve">यहोवा इस शब्द का उपयोग लोगों का ध्यान आकर्षित करने के लिए करते हैं। </w:t>
       </w:r>
-      <w:hyperlink r:id="rId28">
+      <w:hyperlink r:id="rId26">
         <w:r>
           <w:rPr>
             <w:lang w:val="hi_IN" w:bidi="hi_IN"/>
@@ -21654,20 +19377,6 @@
       </w:r>
       <w:r>
         <w:rPr>
-          <w:lang w:val="hi_IN" w:bidi="hi_IN"/>
-        </w:rPr>
-        <w:t>וּ⁠מִ֤י מְכַלְכֵּל֙ אֶת־י֣וֹם בּוֹא֔⁠וֹ וּ⁠מִ֥י הָ⁠עֹמֵ֖ד בְּ⁠הֵרָֽאוֹת֑⁠וֹ כִּֽי־הוּא֙ כְּ⁠אֵ֣שׁ מְצָרֵ֔ף וּ⁠כְ⁠בֹרִ֖ית מְכַבְּסִֽים</w:t>
-      </w:r>
-    </w:p>
-    <w:p>
-      <w:pPr/>
-      <w:r>
-        <w:rPr>
-          <w:lang w:val="hi_IN" w:bidi="hi_IN"/>
-        </w:rPr>
-      </w:r>
-      <w:r>
-        <w:rPr>
           <w:b/>
           <w:lang w:val="hi_IN" w:bidi="hi_IN"/>
         </w:rPr>
@@ -21765,20 +19474,6 @@
       </w:r>
       <w:r>
         <w:rPr>
-          <w:lang w:val="hi_IN" w:bidi="hi_IN"/>
-        </w:rPr>
-        <w:t>וּ⁠מִ֤י מְכַלְכֵּל֙ אֶת־י֣וֹם בּוֹא֔⁠וֹ וּ⁠מִ֥י הָ⁠עֹמֵ֖ד בְּ⁠הֵרָֽאוֹת֑⁠וֹ</w:t>
-      </w:r>
-    </w:p>
-    <w:p>
-      <w:pPr/>
-      <w:r>
-        <w:rPr>
-          <w:lang w:val="hi_IN" w:bidi="hi_IN"/>
-        </w:rPr>
-      </w:r>
-      <w:r>
-        <w:rPr>
           <w:b/>
           <w:lang w:val="hi_IN" w:bidi="hi_IN"/>
         </w:rPr>
@@ -21876,20 +19571,6 @@
       </w:r>
       <w:r>
         <w:rPr>
-          <w:lang w:val="hi_IN" w:bidi="hi_IN"/>
-        </w:rPr>
-        <w:t>וּ⁠מִ֤י מְכַלְכֵּל֙ אֶת־י֣וֹם בּוֹא֔⁠וֹ וּ⁠מִ֥י הָ⁠עֹמֵ֖ד בְּ⁠הֵרָֽאוֹת֑⁠וֹ</w:t>
-      </w:r>
-    </w:p>
-    <w:p>
-      <w:pPr/>
-      <w:r>
-        <w:rPr>
-          <w:lang w:val="hi_IN" w:bidi="hi_IN"/>
-        </w:rPr>
-      </w:r>
-      <w:r>
-        <w:rPr>
           <w:b/>
           <w:lang w:val="hi_IN" w:bidi="hi_IN"/>
         </w:rPr>
@@ -21993,20 +19674,6 @@
       </w:r>
       <w:r>
         <w:rPr>
-          <w:lang w:val="hi_IN" w:bidi="hi_IN"/>
-        </w:rPr>
-        <w:t>הָ⁠עֹמֵ֖ד</w:t>
-      </w:r>
-    </w:p>
-    <w:p>
-      <w:pPr/>
-      <w:r>
-        <w:rPr>
-          <w:lang w:val="hi_IN" w:bidi="hi_IN"/>
-        </w:rPr>
-      </w:r>
-      <w:r>
-        <w:rPr>
           <w:b/>
           <w:lang w:val="hi_IN" w:bidi="hi_IN"/>
         </w:rPr>
@@ -22123,20 +19790,6 @@
       </w:r>
       <w:r>
         <w:rPr>
-          <w:lang w:val="hi_IN" w:bidi="hi_IN"/>
-        </w:rPr>
-        <w:t>הוּא֙ כְּ⁠אֵ֣שׁ מְצָרֵ֔ף וּ⁠כְ⁠בֹרִ֖ית מְכַבְּסִֽים</w:t>
-      </w:r>
-    </w:p>
-    <w:p>
-      <w:pPr/>
-      <w:r>
-        <w:rPr>
-          <w:lang w:val="hi_IN" w:bidi="hi_IN"/>
-        </w:rPr>
-      </w:r>
-      <w:r>
-        <w:rPr>
           <w:b/>
           <w:lang w:val="hi_IN" w:bidi="hi_IN"/>
         </w:rPr>
@@ -22234,20 +19887,6 @@
       </w:r>
       <w:r>
         <w:rPr>
-          <w:lang w:val="hi_IN" w:bidi="hi_IN"/>
-        </w:rPr>
-        <w:t>וְ⁠יָשַׁ֨ב מְצָרֵ֤ף וּ⁠מְטַהֵר֙ כֶּ֔סֶף</w:t>
-      </w:r>
-    </w:p>
-    <w:p>
-      <w:pPr/>
-      <w:r>
-        <w:rPr>
-          <w:lang w:val="hi_IN" w:bidi="hi_IN"/>
-        </w:rPr>
-      </w:r>
-      <w:r>
-        <w:rPr>
           <w:b/>
           <w:lang w:val="hi_IN" w:bidi="hi_IN"/>
         </w:rPr>
@@ -22384,20 +20023,6 @@
       </w:r>
       <w:r>
         <w:rPr>
-          <w:lang w:val="hi_IN" w:bidi="hi_IN"/>
-        </w:rPr>
-        <w:t>אֶת־בְּנֵֽי־לֵוִי֙</w:t>
-      </w:r>
-    </w:p>
-    <w:p>
-      <w:pPr/>
-      <w:r>
-        <w:rPr>
-          <w:lang w:val="hi_IN" w:bidi="hi_IN"/>
-        </w:rPr>
-      </w:r>
-      <w:r>
-        <w:rPr>
           <w:b/>
           <w:lang w:val="hi_IN" w:bidi="hi_IN"/>
         </w:rPr>
@@ -22534,20 +20159,6 @@
       </w:r>
       <w:r>
         <w:rPr>
-          <w:lang w:val="hi_IN" w:bidi="hi_IN"/>
-        </w:rPr>
-        <w:t>וְ⁠זִקַּ֣ק אֹתָ֔⁠ם כַּ⁠זָּהָ֖ב וְ⁠כַ⁠כָּ֑סֶף</w:t>
-      </w:r>
-    </w:p>
-    <w:p>
-      <w:pPr/>
-      <w:r>
-        <w:rPr>
-          <w:lang w:val="hi_IN" w:bidi="hi_IN"/>
-        </w:rPr>
-      </w:r>
-      <w:r>
-        <w:rPr>
           <w:b/>
           <w:lang w:val="hi_IN" w:bidi="hi_IN"/>
         </w:rPr>
@@ -22645,20 +20256,6 @@
       </w:r>
       <w:r>
         <w:rPr>
-          <w:lang w:val="hi_IN" w:bidi="hi_IN"/>
-        </w:rPr>
-        <w:t>מִנְחַ֥ת יְהוּדָ֖ה וִ⁠ירֽוּשָׁלִָ֑ם</w:t>
-      </w:r>
-    </w:p>
-    <w:p>
-      <w:pPr/>
-      <w:r>
-        <w:rPr>
-          <w:lang w:val="hi_IN" w:bidi="hi_IN"/>
-        </w:rPr>
-      </w:r>
-      <w:r>
-        <w:rPr>
           <w:b/>
           <w:lang w:val="hi_IN" w:bidi="hi_IN"/>
         </w:rPr>
@@ -22742,20 +20339,6 @@
       </w:r>
       <w:r>
         <w:rPr>
-          <w:lang w:val="hi_IN" w:bidi="hi_IN"/>
-        </w:rPr>
-        <w:t>כִּ⁠ימֵ֣י עוֹלָ֔ם וּ⁠כְ⁠שָׁנִ֖ים קַדְמֹנִיּֽוֹת</w:t>
-      </w:r>
-    </w:p>
-    <w:p>
-      <w:pPr/>
-      <w:r>
-        <w:rPr>
-          <w:lang w:val="hi_IN" w:bidi="hi_IN"/>
-        </w:rPr>
-      </w:r>
-      <w:r>
-        <w:rPr>
           <w:b/>
           <w:lang w:val="hi_IN" w:bidi="hi_IN"/>
         </w:rPr>
@@ -22853,20 +20436,6 @@
       </w:r>
       <w:r>
         <w:rPr>
-          <w:lang w:val="hi_IN" w:bidi="hi_IN"/>
-        </w:rPr>
-        <w:t>בַּֽ⁠מְכַשְּׁפִים֙ וּ⁠בַ⁠מְנָ֣אֲפִ֔ים וּ⁠בַ⁠נִּשְׁבָּעִ֖ים לַ⁠שָּׁ֑קֶר וּ⁠בְ⁠עֹשְׁקֵ֣י שְׂכַר־שָׂ֠כִיר אַלְמָנָ֨ה וְ⁠יָת֤וֹם וּ⁠מַטֵּי־גֵר֙ וְ⁠לֹ֣א יְרֵא֔וּ⁠נִי</w:t>
-      </w:r>
-    </w:p>
-    <w:p>
-      <w:pPr/>
-      <w:r>
-        <w:rPr>
-          <w:lang w:val="hi_IN" w:bidi="hi_IN"/>
-        </w:rPr>
-      </w:r>
-      <w:r>
-        <w:rPr>
           <w:b/>
           <w:lang w:val="hi_IN" w:bidi="hi_IN"/>
         </w:rPr>
@@ -22976,20 +20545,6 @@
       </w:r>
       <w:r>
         <w:rPr>
-          <w:lang w:val="hi_IN" w:bidi="hi_IN"/>
-        </w:rPr>
-        <w:t>לַ⁠מִּשְׁפָּט֒</w:t>
-      </w:r>
-    </w:p>
-    <w:p>
-      <w:pPr/>
-      <w:r>
-        <w:rPr>
-          <w:lang w:val="hi_IN" w:bidi="hi_IN"/>
-        </w:rPr>
-      </w:r>
-      <w:r>
-        <w:rPr>
           <w:b/>
           <w:lang w:val="hi_IN" w:bidi="hi_IN"/>
         </w:rPr>
@@ -23100,20 +20655,6 @@
       </w:r>
       <w:r>
         <w:rPr>
-          <w:lang w:val="hi_IN" w:bidi="hi_IN"/>
-        </w:rPr>
-        <w:t>וְ⁠הָיִ֣יתִי ׀ עֵ֣ד מְמַהֵ֗ר בַּֽ⁠מְכַשְּׁפִים֙ וּ⁠בַ⁠מְנָ֣אֲפִ֔ים וּ⁠בַ⁠נִּשְׁבָּעִ֖ים לַ⁠שָּׁ֑קֶר וּ⁠בְ⁠עֹשְׁקֵ֣י שְׂכַר־שָׂ֠כִיר אַלְמָנָ֨ה וְ⁠יָת֤וֹם וּ⁠מַטֵּי־גֵר֙</w:t>
-      </w:r>
-    </w:p>
-    <w:p>
-      <w:pPr/>
-      <w:r>
-        <w:rPr>
-          <w:lang w:val="hi_IN" w:bidi="hi_IN"/>
-        </w:rPr>
-      </w:r>
-      <w:r>
-        <w:rPr>
           <w:b/>
           <w:lang w:val="hi_IN" w:bidi="hi_IN"/>
         </w:rPr>
@@ -23236,20 +20777,6 @@
       </w:r>
       <w:r>
         <w:rPr>
-          <w:lang w:val="hi_IN" w:bidi="hi_IN"/>
-        </w:rPr>
-        <w:t>וּ⁠בְ⁠עֹשְׁקֵ֣י שְׂכַר</w:t>
-      </w:r>
-    </w:p>
-    <w:p>
-      <w:pPr/>
-      <w:r>
-        <w:rPr>
-          <w:lang w:val="hi_IN" w:bidi="hi_IN"/>
-        </w:rPr>
-      </w:r>
-      <w:r>
-        <w:rPr>
           <w:b/>
           <w:lang w:val="hi_IN" w:bidi="hi_IN"/>
         </w:rPr>
@@ -23384,20 +20911,6 @@
       </w:r>
       <w:r>
         <w:rPr>
-          <w:lang w:val="hi_IN" w:bidi="hi_IN"/>
-        </w:rPr>
-        <w:t>שָׂ֠כִיר אַלְמָנָ֨ה וְ⁠יָת֤וֹם &amp; גֵר֙</w:t>
-      </w:r>
-    </w:p>
-    <w:p>
-      <w:pPr/>
-      <w:r>
-        <w:rPr>
-          <w:lang w:val="hi_IN" w:bidi="hi_IN"/>
-        </w:rPr>
-      </w:r>
-      <w:r>
-        <w:rPr>
           <w:b/>
           <w:lang w:val="hi_IN" w:bidi="hi_IN"/>
         </w:rPr>
@@ -23635,20 +21148,6 @@
       </w:r>
       <w:r>
         <w:rPr>
-          <w:lang w:val="hi_IN" w:bidi="hi_IN"/>
-        </w:rPr>
-        <w:t>וּ⁠מַטֵּי־גֵר֙</w:t>
-      </w:r>
-    </w:p>
-    <w:p>
-      <w:pPr/>
-      <w:r>
-        <w:rPr>
-          <w:lang w:val="hi_IN" w:bidi="hi_IN"/>
-        </w:rPr>
-      </w:r>
-      <w:r>
-        <w:rPr>
           <w:b/>
           <w:lang w:val="hi_IN" w:bidi="hi_IN"/>
         </w:rPr>
@@ -23784,20 +21283,6 @@
       </w:r>
       <w:r>
         <w:rPr>
-          <w:lang w:val="hi_IN" w:bidi="hi_IN"/>
-        </w:rPr>
-        <w:t>כִּ֛י אֲנִ֥י יְהוָ֖ה לֹ֣א שָׁנִ֑יתִי וְ⁠אַתֶּ֥ם בְּנֵֽי־יַעֲקֹ֖ב לֹ֥א כְלִיתֶֽם</w:t>
-      </w:r>
-    </w:p>
-    <w:p>
-      <w:pPr/>
-      <w:r>
-        <w:rPr>
-          <w:lang w:val="hi_IN" w:bidi="hi_IN"/>
-        </w:rPr>
-      </w:r>
-      <w:r>
-        <w:rPr>
           <w:b/>
           <w:lang w:val="hi_IN" w:bidi="hi_IN"/>
         </w:rPr>
@@ -23945,20 +21430,6 @@
       </w:r>
       <w:r>
         <w:rPr>
-          <w:lang w:val="hi_IN" w:bidi="hi_IN"/>
-        </w:rPr>
-        <w:t>לֹ֣א שָׁנִ֑יתִי</w:t>
-      </w:r>
-    </w:p>
-    <w:p>
-      <w:pPr/>
-      <w:r>
-        <w:rPr>
-          <w:lang w:val="hi_IN" w:bidi="hi_IN"/>
-        </w:rPr>
-      </w:r>
-      <w:r>
-        <w:rPr>
           <w:b/>
           <w:lang w:val="hi_IN" w:bidi="hi_IN"/>
         </w:rPr>
@@ -24117,20 +21588,6 @@
       </w:r>
       <w:r>
         <w:rPr>
-          <w:lang w:val="hi_IN" w:bidi="hi_IN"/>
-        </w:rPr>
-        <w:t>בְּנֵֽי־יַעֲקֹ֖ב</w:t>
-      </w:r>
-    </w:p>
-    <w:p>
-      <w:pPr/>
-      <w:r>
-        <w:rPr>
-          <w:lang w:val="hi_IN" w:bidi="hi_IN"/>
-        </w:rPr>
-      </w:r>
-      <w:r>
-        <w:rPr>
           <w:b/>
           <w:lang w:val="hi_IN" w:bidi="hi_IN"/>
         </w:rPr>
@@ -24189,7 +21646,7 @@
         </w:rPr>
         <w:t xml:space="preserve">। </w:t>
       </w:r>
-      <w:hyperlink r:id="rId23">
+      <w:hyperlink r:id="rId21">
         <w:r>
           <w:rPr>
             <w:lang w:val="hi_IN" w:bidi="hi_IN"/>
@@ -24271,20 +21728,6 @@
       </w:r>
       <w:r>
         <w:rPr>
-          <w:lang w:val="hi_IN" w:bidi="hi_IN"/>
-        </w:rPr>
-        <w:t>אֲבֹתֵי⁠כֶ֜ם</w:t>
-      </w:r>
-    </w:p>
-    <w:p>
-      <w:pPr/>
-      <w:r>
-        <w:rPr>
-          <w:lang w:val="hi_IN" w:bidi="hi_IN"/>
-        </w:rPr>
-      </w:r>
-      <w:r>
-        <w:rPr>
           <w:b/>
           <w:lang w:val="hi_IN" w:bidi="hi_IN"/>
         </w:rPr>
@@ -24420,20 +21863,6 @@
       </w:r>
       <w:r>
         <w:rPr>
-          <w:lang w:val="hi_IN" w:bidi="hi_IN"/>
-        </w:rPr>
-        <w:t>סַרְתֶּ֤ם מֵֽ⁠חֻקַּ⁠י֙ וְ⁠לֹ֣א שְׁמַרְתֶּ֔ם</w:t>
-      </w:r>
-    </w:p>
-    <w:p>
-      <w:pPr/>
-      <w:r>
-        <w:rPr>
-          <w:lang w:val="hi_IN" w:bidi="hi_IN"/>
-        </w:rPr>
-      </w:r>
-      <w:r>
-        <w:rPr>
           <w:b/>
           <w:lang w:val="hi_IN" w:bidi="hi_IN"/>
         </w:rPr>
@@ -24531,20 +21960,6 @@
       </w:r>
       <w:r>
         <w:rPr>
-          <w:lang w:val="hi_IN" w:bidi="hi_IN"/>
-        </w:rPr>
-        <w:t>סַרְתֶּ֤ם מֵֽ⁠חֻקַּ⁠י֙</w:t>
-      </w:r>
-    </w:p>
-    <w:p>
-      <w:pPr/>
-      <w:r>
-        <w:rPr>
-          <w:lang w:val="hi_IN" w:bidi="hi_IN"/>
-        </w:rPr>
-      </w:r>
-      <w:r>
-        <w:rPr>
           <w:b/>
           <w:lang w:val="hi_IN" w:bidi="hi_IN"/>
         </w:rPr>
@@ -24680,20 +22095,6 @@
       </w:r>
       <w:r>
         <w:rPr>
-          <w:lang w:val="hi_IN" w:bidi="hi_IN"/>
-        </w:rPr>
-        <w:t>וַ⁠אֲמַרְתֶּ֖ם בַּ⁠מֶּ֥ה נָשֽׁוּב</w:t>
-      </w:r>
-    </w:p>
-    <w:p>
-      <w:pPr/>
-      <w:r>
-        <w:rPr>
-          <w:lang w:val="hi_IN" w:bidi="hi_IN"/>
-        </w:rPr>
-      </w:r>
-      <w:r>
-        <w:rPr>
           <w:b/>
           <w:lang w:val="hi_IN" w:bidi="hi_IN"/>
         </w:rPr>
@@ -24791,20 +22192,6 @@
       </w:r>
       <w:r>
         <w:rPr>
-          <w:lang w:val="hi_IN" w:bidi="hi_IN"/>
-        </w:rPr>
-        <w:t>הֲ⁠יִקְבַּ֨ע אָדָ֜ם אֱלֹהִ֗ים כִּ֤י אַתֶּם֙ קֹבְעִ֣ים אֹתִ֔⁠י</w:t>
-      </w:r>
-    </w:p>
-    <w:p>
-      <w:pPr/>
-      <w:r>
-        <w:rPr>
-          <w:lang w:val="hi_IN" w:bidi="hi_IN"/>
-        </w:rPr>
-      </w:r>
-      <w:r>
-        <w:rPr>
           <w:b/>
           <w:lang w:val="hi_IN" w:bidi="hi_IN"/>
         </w:rPr>
@@ -24857,7 +22244,7 @@
         </w:rPr>
         <w:t xml:space="preserve">। </w:t>
       </w:r>
-      <w:hyperlink r:id="rId29">
+      <w:hyperlink r:id="rId27">
         <w:r>
           <w:rPr>
             <w:lang w:val="hi_IN" w:bidi="hi_IN"/>
@@ -24939,20 +22326,6 @@
       </w:r>
       <w:r>
         <w:rPr>
-          <w:lang w:val="hi_IN" w:bidi="hi_IN"/>
-        </w:rPr>
-        <w:t>וַ⁠אֲמַרְתֶּ֖ם בַּ⁠מֶּ֣ה קְבַעֲנ֑וּ⁠ךָ</w:t>
-      </w:r>
-    </w:p>
-    <w:p>
-      <w:pPr/>
-      <w:r>
-        <w:rPr>
-          <w:lang w:val="hi_IN" w:bidi="hi_IN"/>
-        </w:rPr>
-      </w:r>
-      <w:r>
-        <w:rPr>
           <w:b/>
           <w:lang w:val="hi_IN" w:bidi="hi_IN"/>
         </w:rPr>
@@ -25050,20 +22423,6 @@
       </w:r>
       <w:r>
         <w:rPr>
-          <w:lang w:val="hi_IN" w:bidi="hi_IN"/>
-        </w:rPr>
-        <w:t>הַֽ⁠מַּעֲשֵׂ֖ר וְ⁠הַ⁠תְּרוּמָֽה</w:t>
-      </w:r>
-    </w:p>
-    <w:p>
-      <w:pPr/>
-      <w:r>
-        <w:rPr>
-          <w:lang w:val="hi_IN" w:bidi="hi_IN"/>
-        </w:rPr>
-      </w:r>
-      <w:r>
-        <w:rPr>
           <w:b/>
           <w:lang w:val="hi_IN" w:bidi="hi_IN"/>
         </w:rPr>
@@ -25173,20 +22532,6 @@
       </w:r>
       <w:r>
         <w:rPr>
-          <w:lang w:val="hi_IN" w:bidi="hi_IN"/>
-        </w:rPr>
-        <w:t>בַּ⁠מְּאֵרָה֙ אַתֶּ֣ם נֵֽאָרִ֔ים וְ⁠אֹתִ֖⁠י אַתֶּ֣ם קֹבְעִ֑ים</w:t>
-      </w:r>
-    </w:p>
-    <w:p>
-      <w:pPr/>
-      <w:r>
-        <w:rPr>
-          <w:lang w:val="hi_IN" w:bidi="hi_IN"/>
-        </w:rPr>
-      </w:r>
-      <w:r>
-        <w:rPr>
           <w:b/>
           <w:lang w:val="hi_IN" w:bidi="hi_IN"/>
         </w:rPr>
@@ -25284,20 +22629,6 @@
       </w:r>
       <w:r>
         <w:rPr>
-          <w:lang w:val="hi_IN" w:bidi="hi_IN"/>
-        </w:rPr>
-        <w:t>בַּ⁠מְּאֵרָה֙ אַתֶּ֣ם נֵֽאָרִ֔ים</w:t>
-      </w:r>
-    </w:p>
-    <w:p>
-      <w:pPr/>
-      <w:r>
-        <w:rPr>
-          <w:lang w:val="hi_IN" w:bidi="hi_IN"/>
-        </w:rPr>
-      </w:r>
-      <w:r>
-        <w:rPr>
           <w:b/>
           <w:lang w:val="hi_IN" w:bidi="hi_IN"/>
         </w:rPr>
@@ -25395,20 +22726,6 @@
       </w:r>
       <w:r>
         <w:rPr>
-          <w:lang w:val="hi_IN" w:bidi="hi_IN"/>
-        </w:rPr>
-        <w:t>בַּ⁠מְּאֵרָה֙ אַתֶּ֣ם נֵֽאָרִ֔ים</w:t>
-      </w:r>
-    </w:p>
-    <w:p>
-      <w:pPr/>
-      <w:r>
-        <w:rPr>
-          <w:lang w:val="hi_IN" w:bidi="hi_IN"/>
-        </w:rPr>
-      </w:r>
-      <w:r>
-        <w:rPr>
           <w:b/>
           <w:lang w:val="hi_IN" w:bidi="hi_IN"/>
         </w:rPr>
@@ -25506,20 +22823,6 @@
       </w:r>
       <w:r>
         <w:rPr>
-          <w:lang w:val="hi_IN" w:bidi="hi_IN"/>
-        </w:rPr>
-        <w:t>הַ⁠גּ֖וֹי כֻּלּֽ⁠וֹ</w:t>
-      </w:r>
-    </w:p>
-    <w:p>
-      <w:pPr/>
-      <w:r>
-        <w:rPr>
-          <w:lang w:val="hi_IN" w:bidi="hi_IN"/>
-        </w:rPr>
-      </w:r>
-      <w:r>
-        <w:rPr>
           <w:b/>
           <w:lang w:val="hi_IN" w:bidi="hi_IN"/>
         </w:rPr>
@@ -25643,20 +22946,6 @@
       </w:r>
       <w:r>
         <w:rPr>
-          <w:lang w:val="hi_IN" w:bidi="hi_IN"/>
-        </w:rPr>
-        <w:t>בֵּ֣ית הָ⁠אוֹצָ֗ר</w:t>
-      </w:r>
-    </w:p>
-    <w:p>
-      <w:pPr/>
-      <w:r>
-        <w:rPr>
-          <w:lang w:val="hi_IN" w:bidi="hi_IN"/>
-        </w:rPr>
-      </w:r>
-      <w:r>
-        <w:rPr>
           <w:b/>
           <w:lang w:val="hi_IN" w:bidi="hi_IN"/>
         </w:rPr>
@@ -25767,20 +23056,6 @@
       </w:r>
       <w:r>
         <w:rPr>
-          <w:lang w:val="hi_IN" w:bidi="hi_IN"/>
-        </w:rPr>
-        <w:t>טֶ֨רֶף֙ בְּ⁠בֵיתִ֔⁠י</w:t>
-      </w:r>
-    </w:p>
-    <w:p>
-      <w:pPr/>
-      <w:r>
-        <w:rPr>
-          <w:lang w:val="hi_IN" w:bidi="hi_IN"/>
-        </w:rPr>
-      </w:r>
-      <w:r>
-        <w:rPr>
           <w:b/>
           <w:lang w:val="hi_IN" w:bidi="hi_IN"/>
         </w:rPr>
@@ -25904,20 +23179,6 @@
       </w:r>
       <w:r>
         <w:rPr>
-          <w:lang w:val="hi_IN" w:bidi="hi_IN"/>
-        </w:rPr>
-        <w:t>אִם־לֹ֧א אֶפְתַּ֣ח לָ⁠כֶ֗ם אֵ֚ת אֲרֻבּ֣וֹת הַ⁠שָּׁמַ֔יִם וַ⁠הֲרִיקֹתִ֥י לָ⁠כֶ֛ם בְּרָכָ֖ה</w:t>
-      </w:r>
-    </w:p>
-    <w:p>
-      <w:pPr/>
-      <w:r>
-        <w:rPr>
-          <w:lang w:val="hi_IN" w:bidi="hi_IN"/>
-        </w:rPr>
-      </w:r>
-      <w:r>
-        <w:rPr>
           <w:b/>
           <w:lang w:val="hi_IN" w:bidi="hi_IN"/>
         </w:rPr>
@@ -26039,20 +23300,6 @@
       </w:r>
       <w:r>
         <w:rPr>
-          <w:lang w:val="hi_IN" w:bidi="hi_IN"/>
-        </w:rPr>
-        <w:t>בְּרָכָ֖ה</w:t>
-      </w:r>
-    </w:p>
-    <w:p>
-      <w:pPr/>
-      <w:r>
-        <w:rPr>
-          <w:lang w:val="hi_IN" w:bidi="hi_IN"/>
-        </w:rPr>
-      </w:r>
-      <w:r>
-        <w:rPr>
           <w:b/>
           <w:lang w:val="hi_IN" w:bidi="hi_IN"/>
         </w:rPr>
@@ -26149,20 +23396,6 @@
       </w:r>
       <w:r>
         <w:rPr>
-          <w:lang w:val="hi_IN" w:bidi="hi_IN"/>
-        </w:rPr>
-        <w:t>עַד־בְּלִי־דָֽי</w:t>
-      </w:r>
-    </w:p>
-    <w:p>
-      <w:pPr/>
-      <w:r>
-        <w:rPr>
-          <w:lang w:val="hi_IN" w:bidi="hi_IN"/>
-        </w:rPr>
-      </w:r>
-      <w:r>
-        <w:rPr>
           <w:b/>
           <w:lang w:val="hi_IN" w:bidi="hi_IN"/>
         </w:rPr>
@@ -26285,20 +23518,6 @@
       </w:r>
       <w:r>
         <w:rPr>
-          <w:lang w:val="hi_IN" w:bidi="hi_IN"/>
-        </w:rPr>
-        <w:t>וְ⁠גָעַרְתִּ֤י לָ⁠כֶם֙ בָּֽ⁠אֹכֵ֔ל</w:t>
-      </w:r>
-    </w:p>
-    <w:p>
-      <w:pPr/>
-      <w:r>
-        <w:rPr>
-          <w:lang w:val="hi_IN" w:bidi="hi_IN"/>
-        </w:rPr>
-      </w:r>
-      <w:r>
-        <w:rPr>
           <w:b/>
           <w:lang w:val="hi_IN" w:bidi="hi_IN"/>
         </w:rPr>
@@ -26427,20 +23646,6 @@
       </w:r>
       <w:r>
         <w:rPr>
-          <w:lang w:val="hi_IN" w:bidi="hi_IN"/>
-        </w:rPr>
-        <w:t>וְ⁠גָעַרְתִּ֤י לָ⁠כֶם֙ בָּֽ⁠אֹכֵ֔ל</w:t>
-      </w:r>
-    </w:p>
-    <w:p>
-      <w:pPr/>
-      <w:r>
-        <w:rPr>
-          <w:lang w:val="hi_IN" w:bidi="hi_IN"/>
-        </w:rPr>
-      </w:r>
-      <w:r>
-        <w:rPr>
           <w:b/>
           <w:lang w:val="hi_IN" w:bidi="hi_IN"/>
         </w:rPr>
@@ -26551,20 +23756,6 @@
       </w:r>
       <w:r>
         <w:rPr>
-          <w:lang w:val="hi_IN" w:bidi="hi_IN"/>
-        </w:rPr>
-        <w:t>אֶת־פְּרִ֣י הָ⁠אֲדָמָ֑ה</w:t>
-      </w:r>
-    </w:p>
-    <w:p>
-      <w:pPr/>
-      <w:r>
-        <w:rPr>
-          <w:lang w:val="hi_IN" w:bidi="hi_IN"/>
-        </w:rPr>
-      </w:r>
-      <w:r>
-        <w:rPr>
           <w:b/>
           <w:lang w:val="hi_IN" w:bidi="hi_IN"/>
         </w:rPr>
@@ -26688,20 +23879,6 @@
       </w:r>
       <w:r>
         <w:rPr>
-          <w:lang w:val="hi_IN" w:bidi="hi_IN"/>
-        </w:rPr>
-        <w:t>וְ⁠לֹא־תְשַׁכֵּ֨ל לָ⁠כֶ֤ם הַ⁠גֶּ֨פֶן֙ בַּ⁠שָּׂדֶ֔ה</w:t>
-      </w:r>
-    </w:p>
-    <w:p>
-      <w:pPr/>
-      <w:r>
-        <w:rPr>
-          <w:lang w:val="hi_IN" w:bidi="hi_IN"/>
-        </w:rPr>
-      </w:r>
-      <w:r>
-        <w:rPr>
           <w:b/>
           <w:lang w:val="hi_IN" w:bidi="hi_IN"/>
         </w:rPr>
@@ -26825,20 +24002,6 @@
       </w:r>
       <w:r>
         <w:rPr>
-          <w:lang w:val="hi_IN" w:bidi="hi_IN"/>
-        </w:rPr>
-        <w:t>אֶ֣רֶץ חֵ֔פֶץ</w:t>
-      </w:r>
-    </w:p>
-    <w:p>
-      <w:pPr/>
-      <w:r>
-        <w:rPr>
-          <w:lang w:val="hi_IN" w:bidi="hi_IN"/>
-        </w:rPr>
-      </w:r>
-      <w:r>
-        <w:rPr>
           <w:b/>
           <w:lang w:val="hi_IN" w:bidi="hi_IN"/>
         </w:rPr>
@@ -26949,20 +24112,6 @@
       </w:r>
       <w:r>
         <w:rPr>
-          <w:lang w:val="hi_IN" w:bidi="hi_IN"/>
-        </w:rPr>
-        <w:t>חָזְק֥וּ עָלַ֛⁠י דִּבְרֵי⁠כֶ֖ם</w:t>
-      </w:r>
-    </w:p>
-    <w:p>
-      <w:pPr/>
-      <w:r>
-        <w:rPr>
-          <w:lang w:val="hi_IN" w:bidi="hi_IN"/>
-        </w:rPr>
-      </w:r>
-      <w:r>
-        <w:rPr>
           <w:b/>
           <w:lang w:val="hi_IN" w:bidi="hi_IN"/>
         </w:rPr>
@@ -27085,20 +24234,6 @@
       </w:r>
       <w:r>
         <w:rPr>
-          <w:lang w:val="hi_IN" w:bidi="hi_IN"/>
-        </w:rPr>
-        <w:t>וַ⁠אֲמַרְתֶּ֕ם מַה־נִּדְבַּ֖רְנוּ עָלֶֽי⁠ךָ</w:t>
-      </w:r>
-    </w:p>
-    <w:p>
-      <w:pPr/>
-      <w:r>
-        <w:rPr>
-          <w:lang w:val="hi_IN" w:bidi="hi_IN"/>
-        </w:rPr>
-      </w:r>
-      <w:r>
-        <w:rPr>
           <w:b/>
           <w:lang w:val="hi_IN" w:bidi="hi_IN"/>
         </w:rPr>
@@ -27196,20 +24331,6 @@
       </w:r>
       <w:r>
         <w:rPr>
-          <w:lang w:val="hi_IN" w:bidi="hi_IN"/>
-        </w:rPr>
-        <w:t>אֲמַרְתֶּ֕ם שָׁ֖וְא עֲבֹ֣ד אֱלֹהִ֑ים וּ⁠מַה־בֶּ֗צַע כִּ֤י שָׁמַ֨רְנוּ֙ מִשְׁמַרְתּ֔⁠וֹ וְ⁠כִ֤י הָלַ֨כְנוּ֙ קְדֹ֣רַנִּ֔ית מִ⁠פְּנֵ֖י יְהוָ֥ה צְבָאֽוֹת</w:t>
-      </w:r>
-    </w:p>
-    <w:p>
-      <w:pPr/>
-      <w:r>
-        <w:rPr>
-          <w:lang w:val="hi_IN" w:bidi="hi_IN"/>
-        </w:rPr>
-      </w:r>
-      <w:r>
-        <w:rPr>
           <w:b/>
           <w:lang w:val="hi_IN" w:bidi="hi_IN"/>
         </w:rPr>
@@ -27319,20 +24440,6 @@
       </w:r>
       <w:r>
         <w:rPr>
-          <w:lang w:val="hi_IN" w:bidi="hi_IN"/>
-        </w:rPr>
-        <w:t>הָלַ֨כְנוּ֙</w:t>
-      </w:r>
-    </w:p>
-    <w:p>
-      <w:pPr/>
-      <w:r>
-        <w:rPr>
-          <w:lang w:val="hi_IN" w:bidi="hi_IN"/>
-        </w:rPr>
-      </w:r>
-      <w:r>
-        <w:rPr>
           <w:b/>
           <w:lang w:val="hi_IN" w:bidi="hi_IN"/>
         </w:rPr>
@@ -27443,20 +24550,6 @@
       </w:r>
       <w:r>
         <w:rPr>
-          <w:lang w:val="hi_IN" w:bidi="hi_IN"/>
-        </w:rPr>
-        <w:t>מִ⁠פְּנֵ֖י יְהוָ֥ה צְבָאֽוֹת</w:t>
-      </w:r>
-    </w:p>
-    <w:p>
-      <w:pPr/>
-      <w:r>
-        <w:rPr>
-          <w:lang w:val="hi_IN" w:bidi="hi_IN"/>
-        </w:rPr>
-      </w:r>
-      <w:r>
-        <w:rPr>
           <w:b/>
           <w:lang w:val="hi_IN" w:bidi="hi_IN"/>
         </w:rPr>
@@ -27580,20 +24673,6 @@
       </w:r>
       <w:r>
         <w:rPr>
-          <w:lang w:val="hi_IN" w:bidi="hi_IN"/>
-        </w:rPr>
-        <w:t>וְ⁠עַתָּ֕ה אֲנַ֖חְנוּ מְאַשְּׁרִ֣ים זֵדִ֑ים גַּם־נִבְנוּ֙ עֹשֵׂ֣י רִשְׁעָ֔ה גַּ֧ם בָּחֲנ֛וּ אֱלֹהִ֖ים וַ⁠יִּמָּלֵֽטוּ</w:t>
-      </w:r>
-    </w:p>
-    <w:p>
-      <w:pPr/>
-      <w:r>
-        <w:rPr>
-          <w:lang w:val="hi_IN" w:bidi="hi_IN"/>
-        </w:rPr>
-      </w:r>
-      <w:r>
-        <w:rPr>
           <w:b/>
           <w:lang w:val="hi_IN" w:bidi="hi_IN"/>
         </w:rPr>
@@ -27691,20 +24770,6 @@
       </w:r>
       <w:r>
         <w:rPr>
-          <w:lang w:val="hi_IN" w:bidi="hi_IN"/>
-        </w:rPr>
-        <w:t>נִבְנוּ֙ עֹשֵׂ֣י רִשְׁעָ֔ה</w:t>
-      </w:r>
-    </w:p>
-    <w:p>
-      <w:pPr/>
-      <w:r>
-        <w:rPr>
-          <w:lang w:val="hi_IN" w:bidi="hi_IN"/>
-        </w:rPr>
-      </w:r>
-      <w:r>
-        <w:rPr>
           <w:b/>
           <w:lang w:val="hi_IN" w:bidi="hi_IN"/>
         </w:rPr>
@@ -27802,20 +24867,6 @@
       </w:r>
       <w:r>
         <w:rPr>
-          <w:lang w:val="hi_IN" w:bidi="hi_IN"/>
-        </w:rPr>
-        <w:t>עֹשֵׂ֣י רִשְׁעָ֔ה</w:t>
-      </w:r>
-    </w:p>
-    <w:p>
-      <w:pPr/>
-      <w:r>
-        <w:rPr>
-          <w:lang w:val="hi_IN" w:bidi="hi_IN"/>
-        </w:rPr>
-      </w:r>
-      <w:r>
-        <w:rPr>
           <w:b/>
           <w:lang w:val="hi_IN" w:bidi="hi_IN"/>
         </w:rPr>
@@ -27926,20 +24977,6 @@
       </w:r>
       <w:r>
         <w:rPr>
-          <w:lang w:val="hi_IN" w:bidi="hi_IN"/>
-        </w:rPr>
-        <w:t>אִ֣ישׁ אֶת־רֵעֵ֑⁠הוּ</w:t>
-      </w:r>
-    </w:p>
-    <w:p>
-      <w:pPr/>
-      <w:r>
-        <w:rPr>
-          <w:lang w:val="hi_IN" w:bidi="hi_IN"/>
-        </w:rPr>
-      </w:r>
-      <w:r>
-        <w:rPr>
           <w:b/>
           <w:lang w:val="hi_IN" w:bidi="hi_IN"/>
         </w:rPr>
@@ -28050,20 +25087,6 @@
       </w:r>
       <w:r>
         <w:rPr>
-          <w:lang w:val="hi_IN" w:bidi="hi_IN"/>
-        </w:rPr>
-        <w:t>וַ⁠יַּקְשֵׁ֤ב יְהוָה֙ וַ⁠יִּשְׁמָ֔ע</w:t>
-      </w:r>
-    </w:p>
-    <w:p>
-      <w:pPr/>
-      <w:r>
-        <w:rPr>
-          <w:lang w:val="hi_IN" w:bidi="hi_IN"/>
-        </w:rPr>
-      </w:r>
-      <w:r>
-        <w:rPr>
           <w:b/>
           <w:lang w:val="hi_IN" w:bidi="hi_IN"/>
         </w:rPr>
@@ -28203,20 +25226,6 @@
       </w:r>
       <w:r>
         <w:rPr>
-          <w:lang w:val="hi_IN" w:bidi="hi_IN"/>
-        </w:rPr>
-        <w:t>וַ֠⁠יִּכָּתֵב סֵ֣פֶר זִכָּר֤וֹן</w:t>
-      </w:r>
-    </w:p>
-    <w:p>
-      <w:pPr/>
-      <w:r>
-        <w:rPr>
-          <w:lang w:val="hi_IN" w:bidi="hi_IN"/>
-        </w:rPr>
-      </w:r>
-      <w:r>
-        <w:rPr>
           <w:b/>
           <w:lang w:val="hi_IN" w:bidi="hi_IN"/>
         </w:rPr>
@@ -28326,20 +25335,6 @@
       </w:r>
       <w:r>
         <w:rPr>
-          <w:lang w:val="hi_IN" w:bidi="hi_IN"/>
-        </w:rPr>
-        <w:t>לְ⁠פָנָי⁠ו֙</w:t>
-      </w:r>
-    </w:p>
-    <w:p>
-      <w:pPr/>
-      <w:r>
-        <w:rPr>
-          <w:lang w:val="hi_IN" w:bidi="hi_IN"/>
-        </w:rPr>
-      </w:r>
-      <w:r>
-        <w:rPr>
           <w:b/>
           <w:lang w:val="hi_IN" w:bidi="hi_IN"/>
         </w:rPr>
@@ -28475,20 +25470,6 @@
       </w:r>
       <w:r>
         <w:rPr>
-          <w:lang w:val="hi_IN" w:bidi="hi_IN"/>
-        </w:rPr>
-        <w:t>לְ⁠יִרְאֵ֣י יְהוָ֔ה וּ⁠לְ⁠חֹשְׁבֵ֖י שְׁמֽ⁠וֹ</w:t>
-      </w:r>
-    </w:p>
-    <w:p>
-      <w:pPr/>
-      <w:r>
-        <w:rPr>
-          <w:lang w:val="hi_IN" w:bidi="hi_IN"/>
-        </w:rPr>
-      </w:r>
-      <w:r>
-        <w:rPr>
           <w:b/>
           <w:lang w:val="hi_IN" w:bidi="hi_IN"/>
         </w:rPr>
@@ -28586,20 +25567,6 @@
       </w:r>
       <w:r>
         <w:rPr>
-          <w:lang w:val="hi_IN" w:bidi="hi_IN"/>
-        </w:rPr>
-        <w:t>וּ⁠לְ⁠חֹשְׁבֵ֖י שְׁמֽ⁠וֹ</w:t>
-      </w:r>
-    </w:p>
-    <w:p>
-      <w:pPr/>
-      <w:r>
-        <w:rPr>
-          <w:lang w:val="hi_IN" w:bidi="hi_IN"/>
-        </w:rPr>
-      </w:r>
-      <w:r>
-        <w:rPr>
           <w:b/>
           <w:lang w:val="hi_IN" w:bidi="hi_IN"/>
         </w:rPr>
@@ -28710,20 +25677,6 @@
       </w:r>
       <w:r>
         <w:rPr>
-          <w:lang w:val="hi_IN" w:bidi="hi_IN"/>
-        </w:rPr>
-        <w:t>וְ⁠הָ֣יוּ לִ֗⁠י אָמַר֙ יְהוָ֣ה צְבָא֔וֹת &amp; סְגֻלָּ֑ה</w:t>
-      </w:r>
-    </w:p>
-    <w:p>
-      <w:pPr/>
-      <w:r>
-        <w:rPr>
-          <w:lang w:val="hi_IN" w:bidi="hi_IN"/>
-        </w:rPr>
-      </w:r>
-      <w:r>
-        <w:rPr>
           <w:b/>
           <w:lang w:val="hi_IN" w:bidi="hi_IN"/>
         </w:rPr>
@@ -28846,20 +25799,6 @@
       </w:r>
       <w:r>
         <w:rPr>
-          <w:lang w:val="hi_IN" w:bidi="hi_IN"/>
-        </w:rPr>
-        <w:t>לַ⁠יּ֕וֹם אֲשֶׁ֥ר אֲנִ֖י עֹשֶׂ֣ה</w:t>
-      </w:r>
-    </w:p>
-    <w:p>
-      <w:pPr/>
-      <w:r>
-        <w:rPr>
-          <w:lang w:val="hi_IN" w:bidi="hi_IN"/>
-        </w:rPr>
-      </w:r>
-      <w:r>
-        <w:rPr>
           <w:b/>
           <w:lang w:val="hi_IN" w:bidi="hi_IN"/>
         </w:rPr>
@@ -28983,20 +25922,6 @@
       </w:r>
       <w:r>
         <w:rPr>
-          <w:lang w:val="hi_IN" w:bidi="hi_IN"/>
-        </w:rPr>
-        <w:t>כַּֽ⁠אֲשֶׁר֙</w:t>
-      </w:r>
-    </w:p>
-    <w:p>
-      <w:pPr/>
-      <w:r>
-        <w:rPr>
-          <w:lang w:val="hi_IN" w:bidi="hi_IN"/>
-        </w:rPr>
-      </w:r>
-      <w:r>
-        <w:rPr>
           <w:b/>
           <w:lang w:val="hi_IN" w:bidi="hi_IN"/>
         </w:rPr>
@@ -29107,20 +26032,6 @@
       </w:r>
       <w:r>
         <w:rPr>
-          <w:lang w:val="hi_IN" w:bidi="hi_IN"/>
-        </w:rPr>
-        <w:t>וְ⁠שַׁבְתֶּם֙ וּ⁠רְאִיתֶ֔ם</w:t>
-      </w:r>
-    </w:p>
-    <w:p>
-      <w:pPr/>
-      <w:r>
-        <w:rPr>
-          <w:lang w:val="hi_IN" w:bidi="hi_IN"/>
-        </w:rPr>
-      </w:r>
-      <w:r>
-        <w:rPr>
           <w:b/>
           <w:lang w:val="hi_IN" w:bidi="hi_IN"/>
         </w:rPr>
@@ -29217,20 +26128,6 @@
       </w:r>
       <w:r>
         <w:rPr>
-          <w:lang w:val="hi_IN" w:bidi="hi_IN"/>
-        </w:rPr>
-        <w:t>וְ⁠שַׁבְתֶּם֙ וּ⁠רְאִיתֶ֔ם</w:t>
-      </w:r>
-    </w:p>
-    <w:p>
-      <w:pPr/>
-      <w:r>
-        <w:rPr>
-          <w:lang w:val="hi_IN" w:bidi="hi_IN"/>
-        </w:rPr>
-      </w:r>
-      <w:r>
-        <w:rPr>
           <w:b/>
           <w:lang w:val="hi_IN" w:bidi="hi_IN"/>
         </w:rPr>
@@ -29341,20 +26238,6 @@
       </w:r>
       <w:r>
         <w:rPr>
-          <w:lang w:val="hi_IN" w:bidi="hi_IN"/>
-        </w:rPr>
-        <w:t>בֵּ֥ין צַדִּ֖יק לְ⁠רָשָׁ֑ע</w:t>
-      </w:r>
-    </w:p>
-    <w:p>
-      <w:pPr/>
-      <w:r>
-        <w:rPr>
-          <w:lang w:val="hi_IN" w:bidi="hi_IN"/>
-        </w:rPr>
-      </w:r>
-      <w:r>
-        <w:rPr>
           <w:b/>
           <w:lang w:val="hi_IN" w:bidi="hi_IN"/>
         </w:rPr>
@@ -29452,20 +26335,6 @@
       </w:r>
       <w:r>
         <w:rPr>
-          <w:lang w:val="hi_IN" w:bidi="hi_IN"/>
-        </w:rPr>
-        <w:t>בֵּ֥ין צַדִּ֖יק לְ⁠רָשָׁ֑ע בֵּ֚ין עֹבֵ֣ד אֱלֹהִ֔ים לַ⁠אֲשֶׁ֖ר לֹ֥א עֲבָדֽ⁠וֹ</w:t>
-      </w:r>
-    </w:p>
-    <w:p>
-      <w:pPr/>
-      <w:r>
-        <w:rPr>
-          <w:lang w:val="hi_IN" w:bidi="hi_IN"/>
-        </w:rPr>
-      </w:r>
-      <w:r>
-        <w:rPr>
           <w:b/>
           <w:lang w:val="hi_IN" w:bidi="hi_IN"/>
         </w:rPr>
@@ -29575,20 +26444,6 @@
       </w:r>
       <w:r>
         <w:rPr>
-          <w:lang w:val="hi_IN" w:bidi="hi_IN"/>
-        </w:rPr>
-        <w:t>צַדִּ֖יק לְ⁠רָשָׁ֑ע</w:t>
-      </w:r>
-    </w:p>
-    <w:p>
-      <w:pPr/>
-      <w:r>
-        <w:rPr>
-          <w:lang w:val="hi_IN" w:bidi="hi_IN"/>
-        </w:rPr>
-      </w:r>
-      <w:r>
-        <w:rPr>
           <w:b/>
           <w:lang w:val="hi_IN" w:bidi="hi_IN"/>
         </w:rPr>
@@ -29775,7 +26630,7 @@
         </w:rPr>
         <w:t>हालांकि मलाकी के श्रोताओं और बाद में यहूदीयों की पीढ़ियों को हो सकता है कि यह उम्मीद हो कि यह भविष्यवाणी स्वयं एलिय्याह की वापसी से पूरी होगी, यीशु ने समझाया कि यह यूहन्ना बपतिस्मा देने वाले के जीवन और साक्ष्य के माध्यम से पूरा हुआ (</w:t>
       </w:r>
-      <w:hyperlink r:id="rId30">
+      <w:hyperlink r:id="rId28">
         <w:r>
           <w:rPr>
             <w:lang w:val="hi_IN" w:bidi="hi_IN"/>
@@ -29843,20 +26698,6 @@
       </w:r>
       <w:r>
         <w:rPr>
-          <w:lang w:val="hi_IN" w:bidi="hi_IN"/>
-        </w:rPr>
-        <w:t>הִנֵּ֤ה</w:t>
-      </w:r>
-    </w:p>
-    <w:p>
-      <w:pPr/>
-      <w:r>
-        <w:rPr>
-          <w:lang w:val="hi_IN" w:bidi="hi_IN"/>
-        </w:rPr>
-      </w:r>
-      <w:r>
-        <w:rPr>
           <w:b/>
           <w:lang w:val="hi_IN" w:bidi="hi_IN"/>
         </w:rPr>
@@ -29977,20 +26818,6 @@
       </w:r>
       <w:r>
         <w:rPr>
-          <w:lang w:val="hi_IN" w:bidi="hi_IN"/>
-        </w:rPr>
-        <w:t>בֹּעֵ֖ר כַּ⁠תַּנּ֑וּר וְ⁠הָי֨וּ כָל־זֵדִ֜ים וְ⁠כָל־עֹשֵׂ֤ה רִשְׁעָה֙ קַ֔שׁ</w:t>
-      </w:r>
-    </w:p>
-    <w:p>
-      <w:pPr/>
-      <w:r>
-        <w:rPr>
-          <w:lang w:val="hi_IN" w:bidi="hi_IN"/>
-        </w:rPr>
-      </w:r>
-      <w:r>
-        <w:rPr>
           <w:b/>
           <w:lang w:val="hi_IN" w:bidi="hi_IN"/>
         </w:rPr>
@@ -30137,20 +26964,6 @@
       </w:r>
       <w:r>
         <w:rPr>
-          <w:lang w:val="hi_IN" w:bidi="hi_IN"/>
-        </w:rPr>
-        <w:t>כָל־זֵדִ֜ים</w:t>
-      </w:r>
-    </w:p>
-    <w:p>
-      <w:pPr/>
-      <w:r>
-        <w:rPr>
-          <w:lang w:val="hi_IN" w:bidi="hi_IN"/>
-        </w:rPr>
-      </w:r>
-      <w:r>
-        <w:rPr>
           <w:b/>
           <w:lang w:val="hi_IN" w:bidi="hi_IN"/>
         </w:rPr>
@@ -30247,20 +27060,6 @@
       </w:r>
       <w:r>
         <w:rPr>
-          <w:lang w:val="hi_IN" w:bidi="hi_IN"/>
-        </w:rPr>
-        <w:t>וְ⁠כָל־עֹשֵׂ֤ה רִשְׁעָה֙</w:t>
-      </w:r>
-    </w:p>
-    <w:p>
-      <w:pPr/>
-      <w:r>
-        <w:rPr>
-          <w:lang w:val="hi_IN" w:bidi="hi_IN"/>
-        </w:rPr>
-      </w:r>
-      <w:r>
-        <w:rPr>
           <w:b/>
           <w:lang w:val="hi_IN" w:bidi="hi_IN"/>
         </w:rPr>
@@ -30371,20 +27170,6 @@
       </w:r>
       <w:r>
         <w:rPr>
-          <w:lang w:val="hi_IN" w:bidi="hi_IN"/>
-        </w:rPr>
-        <w:t>וְ⁠הָי֨וּ כָל־זֵדִ֜ים וְ⁠כָל־עֹשֵׂ֤ה רִשְׁעָה֙ קַ֔שׁ</w:t>
-      </w:r>
-    </w:p>
-    <w:p>
-      <w:pPr/>
-      <w:r>
-        <w:rPr>
-          <w:lang w:val="hi_IN" w:bidi="hi_IN"/>
-        </w:rPr>
-      </w:r>
-      <w:r>
-        <w:rPr>
           <w:b/>
           <w:lang w:val="hi_IN" w:bidi="hi_IN"/>
         </w:rPr>
@@ -30520,20 +27305,6 @@
       </w:r>
       <w:r>
         <w:rPr>
-          <w:lang w:val="hi_IN" w:bidi="hi_IN"/>
-        </w:rPr>
-        <w:t>לָ⁠הֶ֖ם שֹׁ֥רֶשׁ וְ⁠עָנָֽף</w:t>
-      </w:r>
-    </w:p>
-    <w:p>
-      <w:pPr/>
-      <w:r>
-        <w:rPr>
-          <w:lang w:val="hi_IN" w:bidi="hi_IN"/>
-        </w:rPr>
-      </w:r>
-      <w:r>
-        <w:rPr>
           <w:b/>
           <w:lang w:val="hi_IN" w:bidi="hi_IN"/>
         </w:rPr>
@@ -30655,20 +27426,6 @@
       </w:r>
       <w:r>
         <w:rPr>
-          <w:lang w:val="hi_IN" w:bidi="hi_IN"/>
-        </w:rPr>
-        <w:t>וְ⁠זָרְחָ֨ה לָ⁠כֶ֜ם יִרְאֵ֤י שְׁמִ⁠י֙ שֶׁ֣מֶשׁ צְדָקָ֔ה</w:t>
-      </w:r>
-    </w:p>
-    <w:p>
-      <w:pPr/>
-      <w:r>
-        <w:rPr>
-          <w:lang w:val="hi_IN" w:bidi="hi_IN"/>
-        </w:rPr>
-      </w:r>
-      <w:r>
-        <w:rPr>
           <w:b/>
           <w:lang w:val="hi_IN" w:bidi="hi_IN"/>
         </w:rPr>
@@ -30843,20 +27600,6 @@
       </w:r>
       <w:r>
         <w:rPr>
-          <w:lang w:val="hi_IN" w:bidi="hi_IN"/>
-        </w:rPr>
-        <w:t>יִרְאֵ֤י שְׁמִ⁠י֙</w:t>
-      </w:r>
-    </w:p>
-    <w:p>
-      <w:pPr/>
-      <w:r>
-        <w:rPr>
-          <w:lang w:val="hi_IN" w:bidi="hi_IN"/>
-        </w:rPr>
-      </w:r>
-      <w:r>
-        <w:rPr>
           <w:b/>
           <w:lang w:val="hi_IN" w:bidi="hi_IN"/>
         </w:rPr>
@@ -30967,20 +27710,6 @@
       </w:r>
       <w:r>
         <w:rPr>
-          <w:lang w:val="hi_IN" w:bidi="hi_IN"/>
-        </w:rPr>
-        <w:t>וּ⁠מַרְפֵּ֖א בִּ⁠כְנָפֶ֑י⁠הָ</w:t>
-      </w:r>
-    </w:p>
-    <w:p>
-      <w:pPr/>
-      <w:r>
-        <w:rPr>
-          <w:lang w:val="hi_IN" w:bidi="hi_IN"/>
-        </w:rPr>
-      </w:r>
-      <w:r>
-        <w:rPr>
           <w:b/>
           <w:lang w:val="hi_IN" w:bidi="hi_IN"/>
         </w:rPr>
@@ -31117,20 +27846,6 @@
       </w:r>
       <w:r>
         <w:rPr>
-          <w:lang w:val="hi_IN" w:bidi="hi_IN"/>
-        </w:rPr>
-        <w:t>וִֽ⁠יצָאתֶ֥ם וּ⁠פִשְׁתֶּ֖ם</w:t>
-      </w:r>
-    </w:p>
-    <w:p>
-      <w:pPr/>
-      <w:r>
-        <w:rPr>
-          <w:lang w:val="hi_IN" w:bidi="hi_IN"/>
-        </w:rPr>
-      </w:r>
-      <w:r>
-        <w:rPr>
           <w:b/>
           <w:lang w:val="hi_IN" w:bidi="hi_IN"/>
         </w:rPr>
@@ -31254,20 +27969,6 @@
       </w:r>
       <w:r>
         <w:rPr>
-          <w:lang w:val="hi_IN" w:bidi="hi_IN"/>
-        </w:rPr>
-        <w:t>כְּ⁠עֶגְלֵ֥י מַרְבֵּֽק</w:t>
-      </w:r>
-    </w:p>
-    <w:p>
-      <w:pPr/>
-      <w:r>
-        <w:rPr>
-          <w:lang w:val="hi_IN" w:bidi="hi_IN"/>
-        </w:rPr>
-      </w:r>
-      <w:r>
-        <w:rPr>
           <w:b/>
           <w:lang w:val="hi_IN" w:bidi="hi_IN"/>
         </w:rPr>
@@ -31377,20 +28078,6 @@
       </w:r>
       <w:r>
         <w:rPr>
-          <w:lang w:val="hi_IN" w:bidi="hi_IN"/>
-        </w:rPr>
-        <w:t>וְ⁠עַסּוֹתֶ֣ם רְשָׁעִ֔ים כִּֽי־יִהְי֣וּ אֵ֔פֶר תַּ֖חַת כַּפּ֣וֹת רַגְלֵי⁠כֶ֑ם</w:t>
-      </w:r>
-    </w:p>
-    <w:p>
-      <w:pPr/>
-      <w:r>
-        <w:rPr>
-          <w:lang w:val="hi_IN" w:bidi="hi_IN"/>
-        </w:rPr>
-      </w:r>
-      <w:r>
-        <w:rPr>
           <w:b/>
           <w:lang w:val="hi_IN" w:bidi="hi_IN"/>
         </w:rPr>
@@ -31500,20 +28187,6 @@
       </w:r>
       <w:r>
         <w:rPr>
-          <w:lang w:val="hi_IN" w:bidi="hi_IN"/>
-        </w:rPr>
-        <w:t>וְ⁠עַסּוֹתֶ֣ם רְשָׁעִ֔ים</w:t>
-      </w:r>
-    </w:p>
-    <w:p>
-      <w:pPr/>
-      <w:r>
-        <w:rPr>
-          <w:lang w:val="hi_IN" w:bidi="hi_IN"/>
-        </w:rPr>
-      </w:r>
-      <w:r>
-        <w:rPr>
           <w:b/>
           <w:lang w:val="hi_IN" w:bidi="hi_IN"/>
         </w:rPr>
@@ -31624,20 +28297,6 @@
       </w:r>
       <w:r>
         <w:rPr>
-          <w:lang w:val="hi_IN" w:bidi="hi_IN"/>
-        </w:rPr>
-        <w:t>רְשָׁעִ֔ים</w:t>
-      </w:r>
-    </w:p>
-    <w:p>
-      <w:pPr/>
-      <w:r>
-        <w:rPr>
-          <w:lang w:val="hi_IN" w:bidi="hi_IN"/>
-        </w:rPr>
-      </w:r>
-      <w:r>
-        <w:rPr>
           <w:b/>
           <w:lang w:val="hi_IN" w:bidi="hi_IN"/>
         </w:rPr>
@@ -31748,20 +28407,6 @@
       </w:r>
       <w:r>
         <w:rPr>
-          <w:lang w:val="hi_IN" w:bidi="hi_IN"/>
-        </w:rPr>
-        <w:t>כִּֽי־יִהְי֣וּ אֵ֔פֶר תַּ֖חַת כַּפּ֣וֹת רַגְלֵי⁠כֶ֑ם</w:t>
-      </w:r>
-    </w:p>
-    <w:p>
-      <w:pPr/>
-      <w:r>
-        <w:rPr>
-          <w:lang w:val="hi_IN" w:bidi="hi_IN"/>
-        </w:rPr>
-      </w:r>
-      <w:r>
-        <w:rPr>
           <w:b/>
           <w:lang w:val="hi_IN" w:bidi="hi_IN"/>
         </w:rPr>
@@ -31884,20 +28529,6 @@
       </w:r>
       <w:r>
         <w:rPr>
-          <w:lang w:val="hi_IN" w:bidi="hi_IN"/>
-        </w:rPr>
-        <w:t>בַּ⁠יּוֹם֙ אֲשֶׁ֣ר אֲנִ֣י עֹשֶׂ֔ה</w:t>
-      </w:r>
-    </w:p>
-    <w:p>
-      <w:pPr/>
-      <w:r>
-        <w:rPr>
-          <w:lang w:val="hi_IN" w:bidi="hi_IN"/>
-        </w:rPr>
-      </w:r>
-      <w:r>
-        <w:rPr>
           <w:b/>
           <w:lang w:val="hi_IN" w:bidi="hi_IN"/>
         </w:rPr>
@@ -31925,7 +28556,7 @@
           <w:lang w:val="hi_IN" w:bidi="hi_IN"/>
         </w:rPr>
       </w:r>
-      <w:hyperlink r:id="rId31">
+      <w:hyperlink r:id="rId29">
         <w:r>
           <w:rPr>
             <w:lang w:val="hi_IN" w:bidi="hi_IN"/>
@@ -32019,20 +28650,6 @@
       </w:r>
       <w:r>
         <w:rPr>
-          <w:lang w:val="hi_IN" w:bidi="hi_IN"/>
-        </w:rPr>
-        <w:t>זִכְר֕וּ</w:t>
-      </w:r>
-    </w:p>
-    <w:p>
-      <w:pPr/>
-      <w:r>
-        <w:rPr>
-          <w:lang w:val="hi_IN" w:bidi="hi_IN"/>
-        </w:rPr>
-      </w:r>
-      <w:r>
-        <w:rPr>
           <w:b/>
           <w:lang w:val="hi_IN" w:bidi="hi_IN"/>
         </w:rPr>
@@ -32153,20 +28770,6 @@
       </w:r>
       <w:r>
         <w:rPr>
-          <w:lang w:val="hi_IN" w:bidi="hi_IN"/>
-        </w:rPr>
-        <w:t>חֻקִּ֖ים וּ⁠מִשְׁפָּטִֽים</w:t>
-      </w:r>
-    </w:p>
-    <w:p>
-      <w:pPr/>
-      <w:r>
-        <w:rPr>
-          <w:lang w:val="hi_IN" w:bidi="hi_IN"/>
-        </w:rPr>
-      </w:r>
-      <w:r>
-        <w:rPr>
           <w:b/>
           <w:lang w:val="hi_IN" w:bidi="hi_IN"/>
         </w:rPr>
@@ -32262,20 +28865,6 @@
       </w:r>
       <w:r>
         <w:rPr>
-          <w:lang w:val="hi_IN" w:bidi="hi_IN"/>
-        </w:rPr>
-        <w:t>הִנֵּ֤ה</w:t>
-      </w:r>
-    </w:p>
-    <w:p>
-      <w:pPr/>
-      <w:r>
-        <w:rPr>
-          <w:lang w:val="hi_IN" w:bidi="hi_IN"/>
-        </w:rPr>
-      </w:r>
-      <w:r>
-        <w:rPr>
           <w:b/>
           <w:lang w:val="hi_IN" w:bidi="hi_IN"/>
         </w:rPr>
@@ -32289,7 +28878,7 @@
           <w:lang w:val="hi_IN" w:bidi="hi_IN"/>
         </w:rPr>
       </w:r>
-      <w:hyperlink r:id="rId32">
+      <w:hyperlink r:id="rId30">
         <w:r>
           <w:rPr>
             <w:lang w:val="hi_IN" w:bidi="hi_IN"/>
@@ -32383,20 +28972,6 @@
       </w:r>
       <w:r>
         <w:rPr>
-          <w:lang w:val="hi_IN" w:bidi="hi_IN"/>
-        </w:rPr>
-        <w:t>לִ⁠פְנֵ֗י בּ֚וֹא</w:t>
-      </w:r>
-    </w:p>
-    <w:p>
-      <w:pPr/>
-      <w:r>
-        <w:rPr>
-          <w:lang w:val="hi_IN" w:bidi="hi_IN"/>
-        </w:rPr>
-      </w:r>
-      <w:r>
-        <w:rPr>
           <w:b/>
           <w:lang w:val="hi_IN" w:bidi="hi_IN"/>
         </w:rPr>
@@ -32571,20 +29146,6 @@
       </w:r>
       <w:r>
         <w:rPr>
-          <w:lang w:val="hi_IN" w:bidi="hi_IN"/>
-        </w:rPr>
-        <w:t>י֣וֹם יְהוָ֔ה הַ⁠גָּד֖וֹל וְ⁠הַ⁠נּוֹרָֽא</w:t>
-      </w:r>
-    </w:p>
-    <w:p>
-      <w:pPr/>
-      <w:r>
-        <w:rPr>
-          <w:lang w:val="hi_IN" w:bidi="hi_IN"/>
-        </w:rPr>
-      </w:r>
-      <w:r>
-        <w:rPr>
           <w:b/>
           <w:lang w:val="hi_IN" w:bidi="hi_IN"/>
         </w:rPr>
@@ -32682,20 +29243,6 @@
       </w:r>
       <w:r>
         <w:rPr>
-          <w:lang w:val="hi_IN" w:bidi="hi_IN"/>
-        </w:rPr>
-        <w:t>וְ⁠הֵשִׁ֤יב לֵב־אָבוֹת֙ עַל־בָּנִ֔ים וְ⁠לֵ֥ב בָּנִ֖ים עַל־אֲבוֹתָ֑⁠ם</w:t>
-      </w:r>
-    </w:p>
-    <w:p>
-      <w:pPr/>
-      <w:r>
-        <w:rPr>
-          <w:lang w:val="hi_IN" w:bidi="hi_IN"/>
-        </w:rPr>
-      </w:r>
-      <w:r>
-        <w:rPr>
           <w:b/>
           <w:lang w:val="hi_IN" w:bidi="hi_IN"/>
         </w:rPr>
@@ -32819,20 +29366,6 @@
       </w:r>
       <w:r>
         <w:rPr>
-          <w:lang w:val="hi_IN" w:bidi="hi_IN"/>
-        </w:rPr>
-        <w:t>וְ⁠הֵשִׁ֤יב לֵב־אָבוֹת֙ עַל־בָּנִ֔ים וְ⁠לֵ֥ב בָּנִ֖ים עַל־אֲבוֹתָ֑⁠ם</w:t>
-      </w:r>
-    </w:p>
-    <w:p>
-      <w:pPr/>
-      <w:r>
-        <w:rPr>
-          <w:lang w:val="hi_IN" w:bidi="hi_IN"/>
-        </w:rPr>
-      </w:r>
-      <w:r>
-        <w:rPr>
           <w:b/>
           <w:lang w:val="hi_IN" w:bidi="hi_IN"/>
         </w:rPr>
@@ -32948,20 +29481,6 @@
       </w:r>
       <w:r>
         <w:rPr>
-          <w:lang w:val="hi_IN" w:bidi="hi_IN"/>
-        </w:rPr>
-        <w:t>וְ⁠לֵ֥ב בָּנִ֖ים עַל־אֲבוֹתָ֑⁠ם</w:t>
-      </w:r>
-    </w:p>
-    <w:p>
-      <w:pPr/>
-      <w:r>
-        <w:rPr>
-          <w:lang w:val="hi_IN" w:bidi="hi_IN"/>
-        </w:rPr>
-      </w:r>
-      <w:r>
-        <w:rPr>
           <w:b/>
           <w:lang w:val="hi_IN" w:bidi="hi_IN"/>
         </w:rPr>
@@ -33048,20 +29567,6 @@
         <w:rPr>
           <w:lang w:val="hi_IN" w:bidi="hi_IN"/>
         </w:rPr>
-      </w:r>
-    </w:p>
-    <w:p>
-      <w:pPr/>
-      <w:r>
-        <w:rPr>
-          <w:lang w:val="hi_IN" w:bidi="hi_IN"/>
-        </w:rPr>
-      </w:r>
-      <w:r>
-        <w:rPr>
-          <w:lang w:val="hi_IN" w:bidi="hi_IN"/>
-        </w:rPr>
-        <w:t>לֵב &amp; וְ⁠לֵ֥ב</w:t>
       </w:r>
     </w:p>
     <w:p>

--- a/hin/docx/39.content.docx
+++ b/hin/docx/39.content.docx
@@ -28,15 +28,49 @@
       </w:r>
     </w:p>
     <w:p>
-      <w:pPr/>
-      <w:r>
-        <w:rPr>
-          <w:lang w:val="hi_IN" w:bidi="hi_IN"/>
-        </w:rPr>
-      </w:r>
-      <w:r>
-        <w:rPr>
-          <w:b/>
+      <w:pPr>
+        <w:pStyle w:val="Heading2"/>
+      </w:pPr>
+      <w:r>
+        <w:rPr>
+          <w:lang w:val="hi_IN" w:bidi="hi_IN"/>
+        </w:rPr>
+        <w:t>License Information</w:t>
+      </w:r>
+      <w:r>
+        <w:rPr>
+          <w:lang w:val="hi_IN" w:bidi="hi_IN"/>
+        </w:rPr>
+      </w:r>
+    </w:p>
+    <w:p>
+      <w:pPr/>
+      <w:r>
+        <w:rPr>
+          <w:lang w:val="hi_IN" w:bidi="hi_IN"/>
+        </w:rPr>
+      </w:r>
+      <w:r>
+        <w:rPr>
+          <w:b/>
+          <w:lang w:val="hi_IN" w:bidi="hi_IN"/>
+        </w:rPr>
+        <w:t>अनुवाद नोट्स (अनफोल्डिंग वर्ड)</w:t>
+      </w:r>
+      <w:r>
+        <w:rPr>
+          <w:lang w:val="hi_IN" w:bidi="hi_IN"/>
+        </w:rPr>
+        <w:t xml:space="preserve"> (Hindi) is based on</w:t>
+      </w:r>
+      <w:r>
+        <w:rPr>
+          <w:lang w:val="hi_IN" w:bidi="hi_IN"/>
+        </w:rPr>
+        <w:t xml:space="preserve">: </w:t>
+      </w:r>
+      <w:r>
+        <w:rPr>
           <w:lang w:val="hi_IN" w:bidi="hi_IN"/>
         </w:rPr>
         <w:t>unfoldingWord® Translation Notes</w:t>
@@ -45,31 +79,62 @@
         <w:rPr>
           <w:lang w:val="hi_IN" w:bidi="hi_IN"/>
         </w:rPr>
-        <w:t xml:space="preserve"> © 2022 unfoldingWord. Released under CC BY-SA 4.0 license. </w:t>
-      </w:r>
-      <w:r>
-        <w:rPr>
-          <w:lang w:val="hi_IN" w:bidi="hi_IN"/>
-        </w:rPr>
-        <w:t>unfoldingWord® Translation Notes</w:t>
-      </w:r>
-      <w:r>
-        <w:rPr>
-          <w:lang w:val="hi_IN" w:bidi="hi_IN"/>
-        </w:rPr>
-        <w:t xml:space="preserve"> has been adapted in the following languages: Tok Pisin, Arabic (عربي), French (Français), Hindi (हिंदी), Indonesian (Bahasa Indonesia), Portuguese (Português), Russian (Русский), Spanish (Español), Swahili (Kiswahili), and Simplified Chinese (简体中文) from </w:t>
-      </w:r>
-      <w:r>
-        <w:rPr>
-          <w:lang w:val="hi_IN" w:bidi="hi_IN"/>
-        </w:rPr>
-        <w:t>unfoldingWord® Translation Notes</w:t>
-      </w:r>
-      <w:r>
-        <w:rPr>
-          <w:lang w:val="hi_IN" w:bidi="hi_IN"/>
-        </w:rPr>
-        <w:t xml:space="preserve"> © 2022 unfoldingWord. Released under CC BY-SA 4.0 license by Mission Mutual</w:t>
+        <w:t xml:space="preserve">, </w:t>
+      </w:r>
+      <w:hyperlink r:id="rId13">
+        <w:r>
+          <w:rPr>
+            <w:lang w:val="hi_IN" w:bidi="hi_IN"/>
+          </w:rPr>
+          <w:rPr>
+            <w:color w:val="0000EE"/>
+            <w:u w:val="single"/>
+          </w:rPr>
+          <w:t>unfoldingWord</w:t>
+        </w:r>
+      </w:hyperlink>
+      <w:r>
+        <w:rPr>
+          <w:lang w:val="hi_IN" w:bidi="hi_IN"/>
+        </w:rPr>
+        <w:t xml:space="preserve">, 2022, which is licensed under a </w:t>
+      </w:r>
+      <w:hyperlink r:id="rId14">
+        <w:r>
+          <w:rPr>
+            <w:lang w:val="hi_IN" w:bidi="hi_IN"/>
+          </w:rPr>
+          <w:rPr>
+            <w:color w:val="0000EE"/>
+            <w:u w:val="single"/>
+          </w:rPr>
+          <w:t>CC BY-SA 4.0 license</w:t>
+        </w:r>
+      </w:hyperlink>
+      <w:r>
+        <w:rPr>
+          <w:lang w:val="hi_IN" w:bidi="hi_IN"/>
+        </w:rPr>
+        <w:t>.</w:t>
+      </w:r>
+      <w:r>
+        <w:rPr>
+          <w:lang w:val="hi_IN" w:bidi="hi_IN"/>
+        </w:rPr>
+      </w:r>
+    </w:p>
+    <w:p>
+      <w:pPr/>
+      <w:r>
+        <w:rPr>
+          <w:lang w:val="hi_IN" w:bidi="hi_IN"/>
+        </w:rPr>
+      </w:r>
+      <w:r>
+        <w:rPr>
+          <w:lang w:val="hi_IN" w:bidi="hi_IN"/>
+        </w:rPr>
+        <w:t>This PDF version is provided under the same license.</w:t>
       </w:r>
       <w:r>
         <w:rPr>
@@ -317,7 +382,7 @@
         </w:rPr>
         <w:t>पुस्तक के शीर्षक में वर्णन (</w:t>
       </w:r>
-      <w:hyperlink r:id="rId13">
+      <w:hyperlink r:id="rId15">
         <w:r>
           <w:rPr>
             <w:lang w:val="hi_IN" w:bidi="hi_IN"/>
@@ -347,7 +412,7 @@
         </w:rPr>
         <w:t xml:space="preserve">" या "मेरे दूत के द्वारा इस्राएल के लिए कहा हुआ यहोवा का भारी वचन" किया जा सकता है। उस वाक्य में अंतिम अभिव्यक्ति </w:t>
       </w:r>
-      <w:hyperlink r:id="rId14">
+      <w:hyperlink r:id="rId16">
         <w:r>
           <w:rPr>
             <w:lang w:val="hi_IN" w:bidi="hi_IN"/>
@@ -642,6 +707,20 @@
       </w:r>
       <w:r>
         <w:rPr>
+          <w:lang w:val="hi_IN" w:bidi="hi_IN"/>
+        </w:rPr>
+        <w:t>מַשָּׂ֥א דְבַר־יְהוָ֖ה</w:t>
+      </w:r>
+    </w:p>
+    <w:p>
+      <w:pPr/>
+      <w:r>
+        <w:rPr>
+          <w:lang w:val="hi_IN" w:bidi="hi_IN"/>
+        </w:rPr>
+      </w:r>
+      <w:r>
+        <w:rPr>
           <w:b/>
           <w:lang w:val="hi_IN" w:bidi="hi_IN"/>
         </w:rPr>
@@ -778,6 +857,20 @@
       </w:r>
       <w:r>
         <w:rPr>
+          <w:lang w:val="hi_IN" w:bidi="hi_IN"/>
+        </w:rPr>
+        <w:t>דְבַר־יְהוָ֖ה</w:t>
+      </w:r>
+    </w:p>
+    <w:p>
+      <w:pPr/>
+      <w:r>
+        <w:rPr>
+          <w:lang w:val="hi_IN" w:bidi="hi_IN"/>
+        </w:rPr>
+      </w:r>
+      <w:r>
+        <w:rPr>
           <w:b/>
           <w:lang w:val="hi_IN" w:bidi="hi_IN"/>
         </w:rPr>
@@ -900,6 +993,20 @@
       </w:r>
       <w:r>
         <w:rPr>
+          <w:lang w:val="hi_IN" w:bidi="hi_IN"/>
+        </w:rPr>
+        <w:t>אֶל־יִשְׂרָאֵ֑ל</w:t>
+      </w:r>
+    </w:p>
+    <w:p>
+      <w:pPr/>
+      <w:r>
+        <w:rPr>
+          <w:lang w:val="hi_IN" w:bidi="hi_IN"/>
+        </w:rPr>
+      </w:r>
+      <w:r>
+        <w:rPr>
           <w:b/>
           <w:lang w:val="hi_IN" w:bidi="hi_IN"/>
         </w:rPr>
@@ -996,6 +1103,20 @@
       </w:r>
       <w:r>
         <w:rPr>
+          <w:lang w:val="hi_IN" w:bidi="hi_IN"/>
+        </w:rPr>
+        <w:t>בְּ⁠יַ֖ד</w:t>
+      </w:r>
+    </w:p>
+    <w:p>
+      <w:pPr/>
+      <w:r>
+        <w:rPr>
+          <w:lang w:val="hi_IN" w:bidi="hi_IN"/>
+        </w:rPr>
+      </w:r>
+      <w:r>
+        <w:rPr>
           <w:b/>
           <w:lang w:val="hi_IN" w:bidi="hi_IN"/>
         </w:rPr>
@@ -1119,6 +1240,20 @@
       </w:r>
       <w:r>
         <w:rPr>
+          <w:lang w:val="hi_IN" w:bidi="hi_IN"/>
+        </w:rPr>
+        <w:t>מַלְאָכִֽי</w:t>
+      </w:r>
+    </w:p>
+    <w:p>
+      <w:pPr/>
+      <w:r>
+        <w:rPr>
+          <w:lang w:val="hi_IN" w:bidi="hi_IN"/>
+        </w:rPr>
+      </w:r>
+      <w:r>
+        <w:rPr>
           <w:b/>
           <w:lang w:val="hi_IN" w:bidi="hi_IN"/>
         </w:rPr>
@@ -1215,6 +1350,20 @@
       </w:r>
       <w:r>
         <w:rPr>
+          <w:lang w:val="hi_IN" w:bidi="hi_IN"/>
+        </w:rPr>
+        <w:t>אָהַ֤בְתִּי אֶתְ⁠כֶם֙ אָמַ֣ר יְהוָ֔ה</w:t>
+      </w:r>
+    </w:p>
+    <w:p>
+      <w:pPr/>
+      <w:r>
+        <w:rPr>
+          <w:lang w:val="hi_IN" w:bidi="hi_IN"/>
+        </w:rPr>
+      </w:r>
+      <w:r>
+        <w:rPr>
           <w:b/>
           <w:lang w:val="hi_IN" w:bidi="hi_IN"/>
         </w:rPr>
@@ -1312,6 +1461,20 @@
       </w:r>
       <w:r>
         <w:rPr>
+          <w:lang w:val="hi_IN" w:bidi="hi_IN"/>
+        </w:rPr>
+        <w:t>אֶתְ⁠כֶם֙</w:t>
+      </w:r>
+    </w:p>
+    <w:p>
+      <w:pPr/>
+      <w:r>
+        <w:rPr>
+          <w:lang w:val="hi_IN" w:bidi="hi_IN"/>
+        </w:rPr>
+      </w:r>
+      <w:r>
+        <w:rPr>
           <w:b/>
           <w:lang w:val="hi_IN" w:bidi="hi_IN"/>
         </w:rPr>
@@ -1420,6 +1583,20 @@
       </w:r>
       <w:r>
         <w:rPr>
+          <w:lang w:val="hi_IN" w:bidi="hi_IN"/>
+        </w:rPr>
+        <w:t>וַ⁠אֲמַרְתֶּ֖ם</w:t>
+      </w:r>
+    </w:p>
+    <w:p>
+      <w:pPr/>
+      <w:r>
+        <w:rPr>
+          <w:lang w:val="hi_IN" w:bidi="hi_IN"/>
+        </w:rPr>
+      </w:r>
+      <w:r>
+        <w:rPr>
           <w:b/>
           <w:lang w:val="hi_IN" w:bidi="hi_IN"/>
         </w:rPr>
@@ -1517,6 +1694,20 @@
       </w:r>
       <w:r>
         <w:rPr>
+          <w:lang w:val="hi_IN" w:bidi="hi_IN"/>
+        </w:rPr>
+        <w:t>הֲ⁠לוֹא־אָ֨ח עֵשָׂ֤ו לְ⁠יַֽעֲקֹב֙ נְאֻם־יְהוָ֔ה וָ⁠אֹהַ֖ב אֶֽת־יַעֲקֹֽב</w:t>
+      </w:r>
+    </w:p>
+    <w:p>
+      <w:pPr/>
+      <w:r>
+        <w:rPr>
+          <w:lang w:val="hi_IN" w:bidi="hi_IN"/>
+        </w:rPr>
+      </w:r>
+      <w:r>
+        <w:rPr>
           <w:b/>
           <w:lang w:val="hi_IN" w:bidi="hi_IN"/>
         </w:rPr>
@@ -1627,6 +1818,20 @@
       </w:r>
       <w:r>
         <w:rPr>
+          <w:lang w:val="hi_IN" w:bidi="hi_IN"/>
+        </w:rPr>
+        <w:t>הֲ⁠לוֹא־אָ֨ח עֵשָׂ֤ו לְ⁠יַֽעֲקֹב֙</w:t>
+      </w:r>
+    </w:p>
+    <w:p>
+      <w:pPr/>
+      <w:r>
+        <w:rPr>
+          <w:lang w:val="hi_IN" w:bidi="hi_IN"/>
+        </w:rPr>
+      </w:r>
+      <w:r>
+        <w:rPr>
           <w:b/>
           <w:lang w:val="hi_IN" w:bidi="hi_IN"/>
         </w:rPr>
@@ -1724,6 +1929,20 @@
       </w:r>
       <w:r>
         <w:rPr>
+          <w:lang w:val="hi_IN" w:bidi="hi_IN"/>
+        </w:rPr>
+        <w:t>הֲ⁠לוֹא־אָ֨ח עֵשָׂ֤ו לְ⁠יַֽעֲקֹב֙</w:t>
+      </w:r>
+    </w:p>
+    <w:p>
+      <w:pPr/>
+      <w:r>
+        <w:rPr>
+          <w:lang w:val="hi_IN" w:bidi="hi_IN"/>
+        </w:rPr>
+      </w:r>
+      <w:r>
+        <w:rPr>
           <w:b/>
           <w:lang w:val="hi_IN" w:bidi="hi_IN"/>
         </w:rPr>
@@ -1847,6 +2066,20 @@
       </w:r>
       <w:r>
         <w:rPr>
+          <w:lang w:val="hi_IN" w:bidi="hi_IN"/>
+        </w:rPr>
+        <w:t>נְאֻם־יְהוָ֔ה</w:t>
+      </w:r>
+    </w:p>
+    <w:p>
+      <w:pPr/>
+      <w:r>
+        <w:rPr>
+          <w:lang w:val="hi_IN" w:bidi="hi_IN"/>
+        </w:rPr>
+      </w:r>
+      <w:r>
+        <w:rPr>
           <w:b/>
           <w:lang w:val="hi_IN" w:bidi="hi_IN"/>
         </w:rPr>
@@ -1944,6 +2177,20 @@
       </w:r>
       <w:r>
         <w:rPr>
+          <w:lang w:val="hi_IN" w:bidi="hi_IN"/>
+        </w:rPr>
+        <w:t>וָ⁠אֹהַ֖ב אֶֽת־יַעֲקֹֽב</w:t>
+      </w:r>
+    </w:p>
+    <w:p>
+      <w:pPr/>
+      <w:r>
+        <w:rPr>
+          <w:lang w:val="hi_IN" w:bidi="hi_IN"/>
+        </w:rPr>
+      </w:r>
+      <w:r>
+        <w:rPr>
           <w:b/>
           <w:lang w:val="hi_IN" w:bidi="hi_IN"/>
         </w:rPr>
@@ -2054,6 +2301,20 @@
       </w:r>
       <w:r>
         <w:rPr>
+          <w:lang w:val="hi_IN" w:bidi="hi_IN"/>
+        </w:rPr>
+        <w:t>וָ⁠אֹהַ֖ב אֶֽת־יַעֲקֹֽב׃ וְ⁠אֶת־עֵשָׂ֖ו שָׂנֵ֑אתִי</w:t>
+      </w:r>
+    </w:p>
+    <w:p>
+      <w:pPr/>
+      <w:r>
+        <w:rPr>
+          <w:lang w:val="hi_IN" w:bidi="hi_IN"/>
+        </w:rPr>
+      </w:r>
+      <w:r>
+        <w:rPr>
           <w:b/>
           <w:lang w:val="hi_IN" w:bidi="hi_IN"/>
         </w:rPr>
@@ -2203,6 +2464,20 @@
       </w:r>
       <w:r>
         <w:rPr>
+          <w:lang w:val="hi_IN" w:bidi="hi_IN"/>
+        </w:rPr>
+        <w:t>וְ⁠אֶת־עֵשָׂ֖ו שָׂנֵ֑אתִי</w:t>
+      </w:r>
+    </w:p>
+    <w:p>
+      <w:pPr/>
+      <w:r>
+        <w:rPr>
+          <w:lang w:val="hi_IN" w:bidi="hi_IN"/>
+        </w:rPr>
+      </w:r>
+      <w:r>
+        <w:rPr>
           <w:b/>
           <w:lang w:val="hi_IN" w:bidi="hi_IN"/>
         </w:rPr>
@@ -2313,6 +2588,20 @@
       </w:r>
       <w:r>
         <w:rPr>
+          <w:lang w:val="hi_IN" w:bidi="hi_IN"/>
+        </w:rPr>
+        <w:t>שְׁמָמָ֔ה</w:t>
+      </w:r>
+    </w:p>
+    <w:p>
+      <w:pPr/>
+      <w:r>
+        <w:rPr>
+          <w:lang w:val="hi_IN" w:bidi="hi_IN"/>
+        </w:rPr>
+      </w:r>
+      <w:r>
+        <w:rPr>
           <w:b/>
           <w:lang w:val="hi_IN" w:bidi="hi_IN"/>
         </w:rPr>
@@ -2423,6 +2712,20 @@
       </w:r>
       <w:r>
         <w:rPr>
+          <w:lang w:val="hi_IN" w:bidi="hi_IN"/>
+        </w:rPr>
+        <w:t>לְ⁠תַנּ֥וֹת</w:t>
+      </w:r>
+    </w:p>
+    <w:p>
+      <w:pPr/>
+      <w:r>
+        <w:rPr>
+          <w:lang w:val="hi_IN" w:bidi="hi_IN"/>
+        </w:rPr>
+      </w:r>
+      <w:r>
+        <w:rPr>
           <w:b/>
           <w:lang w:val="hi_IN" w:bidi="hi_IN"/>
         </w:rPr>
@@ -2539,6 +2842,20 @@
       </w:r>
       <w:r>
         <w:rPr>
+          <w:lang w:val="hi_IN" w:bidi="hi_IN"/>
+        </w:rPr>
+        <w:t>כִּֽי־תֹאמַ֨ר אֱד֜וֹם</w:t>
+      </w:r>
+    </w:p>
+    <w:p>
+      <w:pPr/>
+      <w:r>
+        <w:rPr>
+          <w:lang w:val="hi_IN" w:bidi="hi_IN"/>
+        </w:rPr>
+      </w:r>
+      <w:r>
+        <w:rPr>
           <w:b/>
           <w:lang w:val="hi_IN" w:bidi="hi_IN"/>
         </w:rPr>
@@ -2648,6 +2965,20 @@
       </w:r>
       <w:r>
         <w:rPr>
+          <w:lang w:val="hi_IN" w:bidi="hi_IN"/>
+        </w:rPr>
+        <w:t>רֻשַּׁ֗שְׁנוּ</w:t>
+      </w:r>
+    </w:p>
+    <w:p>
+      <w:pPr/>
+      <w:r>
+        <w:rPr>
+          <w:lang w:val="hi_IN" w:bidi="hi_IN"/>
+        </w:rPr>
+      </w:r>
+      <w:r>
+        <w:rPr>
           <w:b/>
           <w:lang w:val="hi_IN" w:bidi="hi_IN"/>
         </w:rPr>
@@ -2771,6 +3102,20 @@
       </w:r>
       <w:r>
         <w:rPr>
+          <w:lang w:val="hi_IN" w:bidi="hi_IN"/>
+        </w:rPr>
+        <w:t>וְ⁠קָרְא֤וּ לָ⁠הֶם֙ גְּב֣וּל רִשְׁעָ֔ה וְ⁠הָ⁠עָ֛ם אֲשֶׁר־זָעַ֥ם יְהוָ֖ה עַד־עוֹלָֽם</w:t>
+      </w:r>
+    </w:p>
+    <w:p>
+      <w:pPr/>
+      <w:r>
+        <w:rPr>
+          <w:lang w:val="hi_IN" w:bidi="hi_IN"/>
+        </w:rPr>
+      </w:r>
+      <w:r>
+        <w:rPr>
           <w:b/>
           <w:lang w:val="hi_IN" w:bidi="hi_IN"/>
         </w:rPr>
@@ -2868,6 +3213,20 @@
       </w:r>
       <w:r>
         <w:rPr>
+          <w:lang w:val="hi_IN" w:bidi="hi_IN"/>
+        </w:rPr>
+        <w:t>וְ⁠קָרְא֤וּ לָ⁠הֶם֙</w:t>
+      </w:r>
+    </w:p>
+    <w:p>
+      <w:pPr/>
+      <w:r>
+        <w:rPr>
+          <w:lang w:val="hi_IN" w:bidi="hi_IN"/>
+        </w:rPr>
+      </w:r>
+      <w:r>
+        <w:rPr>
           <w:b/>
           <w:lang w:val="hi_IN" w:bidi="hi_IN"/>
         </w:rPr>
@@ -3002,6 +3361,20 @@
       </w:r>
       <w:r>
         <w:rPr>
+          <w:lang w:val="hi_IN" w:bidi="hi_IN"/>
+        </w:rPr>
+        <w:t>גְּב֣וּל רִשְׁעָ֔ה</w:t>
+      </w:r>
+    </w:p>
+    <w:p>
+      <w:pPr/>
+      <w:r>
+        <w:rPr>
+          <w:lang w:val="hi_IN" w:bidi="hi_IN"/>
+        </w:rPr>
+      </w:r>
+      <w:r>
+        <w:rPr>
           <w:b/>
           <w:lang w:val="hi_IN" w:bidi="hi_IN"/>
         </w:rPr>
@@ -3125,6 +3498,20 @@
       </w:r>
       <w:r>
         <w:rPr>
+          <w:lang w:val="hi_IN" w:bidi="hi_IN"/>
+        </w:rPr>
+        <w:t>וְ⁠עֵינֵי⁠כֶ֖ם תִּרְאֶ֑ינָה וְ⁠אַתֶּ֤ם תֹּֽאמְרוּ֙ יִגְדַּ֣ל יְהוָ֔ה מֵ⁠עַ֖ל לִ⁠גְב֥וּל יִשְׂרָאֵֽל</w:t>
+      </w:r>
+    </w:p>
+    <w:p>
+      <w:pPr/>
+      <w:r>
+        <w:rPr>
+          <w:lang w:val="hi_IN" w:bidi="hi_IN"/>
+        </w:rPr>
+      </w:r>
+      <w:r>
+        <w:rPr>
           <w:b/>
           <w:lang w:val="hi_IN" w:bidi="hi_IN"/>
         </w:rPr>
@@ -3270,6 +3657,20 @@
       </w:r>
       <w:r>
         <w:rPr>
+          <w:lang w:val="hi_IN" w:bidi="hi_IN"/>
+        </w:rPr>
+        <w:t>וְ⁠עֵינֵי⁠כֶ֖ם תִּרְאֶ֑ינָה</w:t>
+      </w:r>
+    </w:p>
+    <w:p>
+      <w:pPr/>
+      <w:r>
+        <w:rPr>
+          <w:lang w:val="hi_IN" w:bidi="hi_IN"/>
+        </w:rPr>
+      </w:r>
+      <w:r>
+        <w:rPr>
           <w:b/>
           <w:lang w:val="hi_IN" w:bidi="hi_IN"/>
         </w:rPr>
@@ -3392,6 +3793,20 @@
       </w:r>
       <w:r>
         <w:rPr>
+          <w:lang w:val="hi_IN" w:bidi="hi_IN"/>
+        </w:rPr>
+        <w:t>וְ⁠עֵינֵי⁠כֶ֖ם תִּרְאֶ֑ינָה וְ⁠אַתֶּ֤ם תֹּֽאמְרוּ֙ יִגְדַּ֣ל יְהוָ֔ה מֵ⁠עַ֖ל לִ⁠גְב֥וּל יִשְׂרָאֵֽל</w:t>
+      </w:r>
+    </w:p>
+    <w:p>
+      <w:pPr/>
+      <w:r>
+        <w:rPr>
+          <w:lang w:val="hi_IN" w:bidi="hi_IN"/>
+        </w:rPr>
+      </w:r>
+      <w:r>
+        <w:rPr>
           <w:b/>
           <w:lang w:val="hi_IN" w:bidi="hi_IN"/>
         </w:rPr>
@@ -3489,6 +3904,20 @@
       </w:r>
       <w:r>
         <w:rPr>
+          <w:lang w:val="hi_IN" w:bidi="hi_IN"/>
+        </w:rPr>
+        <w:t>וְ⁠אִם־אָ֣ב אָ֣נִי אַיֵּ֣ה כְבוֹדִ֡⁠י וְ⁠אִם־אֲדוֹנִ֣ים אָנִי֩ אַיֵּ֨ה מוֹרָאִ֜⁠י</w:t>
+      </w:r>
+    </w:p>
+    <w:p>
+      <w:pPr/>
+      <w:r>
+        <w:rPr>
+          <w:lang w:val="hi_IN" w:bidi="hi_IN"/>
+        </w:rPr>
+      </w:r>
+      <w:r>
+        <w:rPr>
           <w:b/>
           <w:lang w:val="hi_IN" w:bidi="hi_IN"/>
         </w:rPr>
@@ -3586,6 +4015,20 @@
       </w:r>
       <w:r>
         <w:rPr>
+          <w:lang w:val="hi_IN" w:bidi="hi_IN"/>
+        </w:rPr>
+        <w:t>שְׁמִ֔⁠י &amp; אֶת־שְׁמֶֽ⁠ךָ</w:t>
+      </w:r>
+    </w:p>
+    <w:p>
+      <w:pPr/>
+      <w:r>
+        <w:rPr>
+          <w:lang w:val="hi_IN" w:bidi="hi_IN"/>
+        </w:rPr>
+      </w:r>
+      <w:r>
+        <w:rPr>
           <w:b/>
           <w:lang w:val="hi_IN" w:bidi="hi_IN"/>
         </w:rPr>
@@ -3695,6 +4138,20 @@
       </w:r>
       <w:r>
         <w:rPr>
+          <w:lang w:val="hi_IN" w:bidi="hi_IN"/>
+        </w:rPr>
+        <w:t>לֶ֣חֶם מְגֹאָ֔ל</w:t>
+      </w:r>
+    </w:p>
+    <w:p>
+      <w:pPr/>
+      <w:r>
+        <w:rPr>
+          <w:lang w:val="hi_IN" w:bidi="hi_IN"/>
+        </w:rPr>
+      </w:r>
+      <w:r>
+        <w:rPr>
           <w:b/>
           <w:lang w:val="hi_IN" w:bidi="hi_IN"/>
         </w:rPr>
@@ -3790,6 +4247,20 @@
       </w:r>
       <w:r>
         <w:rPr>
+          <w:lang w:val="hi_IN" w:bidi="hi_IN"/>
+        </w:rPr>
+        <w:t>וַ⁠אֲמַרְתֶּ֖ם בַּ⁠מֶּ֣ה גֵֽאַלְנ֑וּ⁠ךָ בֶּ⁠אֱמָרְ⁠כֶ֕ם שֻׁלְחַ֥ן יְהוָ֖ה נִבְזֶ֥ה הֽוּא</w:t>
+      </w:r>
+    </w:p>
+    <w:p>
+      <w:pPr/>
+      <w:r>
+        <w:rPr>
+          <w:lang w:val="hi_IN" w:bidi="hi_IN"/>
+        </w:rPr>
+      </w:r>
+      <w:r>
+        <w:rPr>
           <w:b/>
           <w:lang w:val="hi_IN" w:bidi="hi_IN"/>
         </w:rPr>
@@ -3887,6 +4358,20 @@
       </w:r>
       <w:r>
         <w:rPr>
+          <w:lang w:val="hi_IN" w:bidi="hi_IN"/>
+        </w:rPr>
+        <w:t>שֻׁלְחַ֥ן יְהוָ֖ה נִבְזֶ֥ה הֽוּא</w:t>
+      </w:r>
+    </w:p>
+    <w:p>
+      <w:pPr/>
+      <w:r>
+        <w:rPr>
+          <w:lang w:val="hi_IN" w:bidi="hi_IN"/>
+        </w:rPr>
+      </w:r>
+      <w:r>
+        <w:rPr>
           <w:b/>
           <w:lang w:val="hi_IN" w:bidi="hi_IN"/>
         </w:rPr>
@@ -3984,6 +4469,20 @@
       </w:r>
       <w:r>
         <w:rPr>
+          <w:lang w:val="hi_IN" w:bidi="hi_IN"/>
+        </w:rPr>
+        <w:t>שֻׁלְחַ֥ן יְהוָ֖ה</w:t>
+      </w:r>
+    </w:p>
+    <w:p>
+      <w:pPr/>
+      <w:r>
+        <w:rPr>
+          <w:lang w:val="hi_IN" w:bidi="hi_IN"/>
+        </w:rPr>
+      </w:r>
+      <w:r>
+        <w:rPr>
           <w:b/>
           <w:lang w:val="hi_IN" w:bidi="hi_IN"/>
         </w:rPr>
@@ -4080,6 +4579,20 @@
       </w:r>
       <w:r>
         <w:rPr>
+          <w:lang w:val="hi_IN" w:bidi="hi_IN"/>
+        </w:rPr>
+        <w:t>וְ⁠כִֽי־תַגִּשׁ֨וּ⁠ן עִוֵּ֤ר לִ⁠זְבֹּ֨חַ֙ אֵ֣ין רָ֔ע וְ⁠כִ֥י תַגִּ֛ישׁוּ פִּסֵּ֥חַ וְ⁠חֹלֶ֖ה אֵ֣ין רָ֑ע</w:t>
+      </w:r>
+    </w:p>
+    <w:p>
+      <w:pPr/>
+      <w:r>
+        <w:rPr>
+          <w:lang w:val="hi_IN" w:bidi="hi_IN"/>
+        </w:rPr>
+      </w:r>
+      <w:r>
+        <w:rPr>
           <w:b/>
           <w:lang w:val="hi_IN" w:bidi="hi_IN"/>
         </w:rPr>
@@ -4189,6 +4702,20 @@
       </w:r>
       <w:r>
         <w:rPr>
+          <w:lang w:val="hi_IN" w:bidi="hi_IN"/>
+        </w:rPr>
+        <w:t>עִוֵּ֤ר &amp; פִּסֵּ֥חַ וְ⁠חֹלֶ֖ה</w:t>
+      </w:r>
+    </w:p>
+    <w:p>
+      <w:pPr/>
+      <w:r>
+        <w:rPr>
+          <w:lang w:val="hi_IN" w:bidi="hi_IN"/>
+        </w:rPr>
+      </w:r>
+      <w:r>
+        <w:rPr>
           <w:b/>
           <w:lang w:val="hi_IN" w:bidi="hi_IN"/>
         </w:rPr>
@@ -4299,6 +4826,20 @@
       </w:r>
       <w:r>
         <w:rPr>
+          <w:lang w:val="hi_IN" w:bidi="hi_IN"/>
+        </w:rPr>
+        <w:t>הַקְרִיבֵ֨⁠הוּ</w:t>
+      </w:r>
+    </w:p>
+    <w:p>
+      <w:pPr/>
+      <w:r>
+        <w:rPr>
+          <w:lang w:val="hi_IN" w:bidi="hi_IN"/>
+        </w:rPr>
+      </w:r>
+      <w:r>
+        <w:rPr>
           <w:b/>
           <w:lang w:val="hi_IN" w:bidi="hi_IN"/>
         </w:rPr>
@@ -4422,6 +4963,20 @@
       </w:r>
       <w:r>
         <w:rPr>
+          <w:lang w:val="hi_IN" w:bidi="hi_IN"/>
+        </w:rPr>
+        <w:t>לְ⁠פֶחָתֶ֗⁠ךָ הֲ⁠יִּרְצְ⁠ךָ֙ &amp; פָנֶ֔י⁠ךָ</w:t>
+      </w:r>
+    </w:p>
+    <w:p>
+      <w:pPr/>
+      <w:r>
+        <w:rPr>
+          <w:lang w:val="hi_IN" w:bidi="hi_IN"/>
+        </w:rPr>
+      </w:r>
+      <w:r>
+        <w:rPr>
           <w:b/>
           <w:lang w:val="hi_IN" w:bidi="hi_IN"/>
         </w:rPr>
@@ -4552,6 +5107,20 @@
       </w:r>
       <w:r>
         <w:rPr>
+          <w:lang w:val="hi_IN" w:bidi="hi_IN"/>
+        </w:rPr>
+        <w:t>הֲ⁠יִּרְצְ⁠ךָ֙ א֚וֹ הֲ⁠יִשָּׂ֣א פָנֶ֔י⁠ךָ</w:t>
+      </w:r>
+    </w:p>
+    <w:p>
+      <w:pPr/>
+      <w:r>
+        <w:rPr>
+          <w:lang w:val="hi_IN" w:bidi="hi_IN"/>
+        </w:rPr>
+      </w:r>
+      <w:r>
+        <w:rPr>
           <w:b/>
           <w:lang w:val="hi_IN" w:bidi="hi_IN"/>
         </w:rPr>
@@ -4649,6 +5218,20 @@
       </w:r>
       <w:r>
         <w:rPr>
+          <w:lang w:val="hi_IN" w:bidi="hi_IN"/>
+        </w:rPr>
+        <w:t>הֲ⁠יִּרְצְ⁠ךָ֙ א֚וֹ הֲ⁠יִשָּׂ֣א פָנֶ֔י⁠ךָ</w:t>
+      </w:r>
+    </w:p>
+    <w:p>
+      <w:pPr/>
+      <w:r>
+        <w:rPr>
+          <w:lang w:val="hi_IN" w:bidi="hi_IN"/>
+        </w:rPr>
+      </w:r>
+      <w:r>
+        <w:rPr>
           <w:b/>
           <w:lang w:val="hi_IN" w:bidi="hi_IN"/>
         </w:rPr>
@@ -4810,6 +5393,20 @@
       </w:r>
       <w:r>
         <w:rPr>
+          <w:lang w:val="hi_IN" w:bidi="hi_IN"/>
+        </w:rPr>
+        <w:t>א֚וֹ הֲ⁠יִשָּׂ֣א פָנֶ֔י⁠ךָ</w:t>
+      </w:r>
+    </w:p>
+    <w:p>
+      <w:pPr/>
+      <w:r>
+        <w:rPr>
+          <w:lang w:val="hi_IN" w:bidi="hi_IN"/>
+        </w:rPr>
+      </w:r>
+      <w:r>
+        <w:rPr>
           <w:b/>
           <w:lang w:val="hi_IN" w:bidi="hi_IN"/>
         </w:rPr>
@@ -4932,6 +5529,20 @@
       </w:r>
       <w:r>
         <w:rPr>
+          <w:lang w:val="hi_IN" w:bidi="hi_IN"/>
+        </w:rPr>
+        <w:t>וְ⁠עַתָּ֛ה</w:t>
+      </w:r>
+    </w:p>
+    <w:p>
+      <w:pPr/>
+      <w:r>
+        <w:rPr>
+          <w:lang w:val="hi_IN" w:bidi="hi_IN"/>
+        </w:rPr>
+      </w:r>
+      <w:r>
+        <w:rPr>
           <w:b/>
           <w:lang w:val="hi_IN" w:bidi="hi_IN"/>
         </w:rPr>
@@ -5041,6 +5652,20 @@
       </w:r>
       <w:r>
         <w:rPr>
+          <w:lang w:val="hi_IN" w:bidi="hi_IN"/>
+        </w:rPr>
+        <w:t>פְנֵי־אֵ֖ל וִֽ⁠יחָנֵ֑⁠נוּ</w:t>
+      </w:r>
+    </w:p>
+    <w:p>
+      <w:pPr/>
+      <w:r>
+        <w:rPr>
+          <w:lang w:val="hi_IN" w:bidi="hi_IN"/>
+        </w:rPr>
+      </w:r>
+      <w:r>
+        <w:rPr>
           <w:b/>
           <w:lang w:val="hi_IN" w:bidi="hi_IN"/>
         </w:rPr>
@@ -5138,6 +5763,20 @@
       </w:r>
       <w:r>
         <w:rPr>
+          <w:lang w:val="hi_IN" w:bidi="hi_IN"/>
+        </w:rPr>
+        <w:t>פְנֵי־אֵ֖ל</w:t>
+      </w:r>
+    </w:p>
+    <w:p>
+      <w:pPr/>
+      <w:r>
+        <w:rPr>
+          <w:lang w:val="hi_IN" w:bidi="hi_IN"/>
+        </w:rPr>
+      </w:r>
+      <w:r>
+        <w:rPr>
           <w:b/>
           <w:lang w:val="hi_IN" w:bidi="hi_IN"/>
         </w:rPr>
@@ -5273,6 +5912,20 @@
       </w:r>
       <w:r>
         <w:rPr>
+          <w:lang w:val="hi_IN" w:bidi="hi_IN"/>
+        </w:rPr>
+        <w:t>פְנֵי־אֵ֖ל</w:t>
+      </w:r>
+    </w:p>
+    <w:p>
+      <w:pPr/>
+      <w:r>
+        <w:rPr>
+          <w:lang w:val="hi_IN" w:bidi="hi_IN"/>
+        </w:rPr>
+      </w:r>
+      <w:r>
+        <w:rPr>
           <w:b/>
           <w:lang w:val="hi_IN" w:bidi="hi_IN"/>
         </w:rPr>
@@ -5382,6 +6035,20 @@
       </w:r>
       <w:r>
         <w:rPr>
+          <w:lang w:val="hi_IN" w:bidi="hi_IN"/>
+        </w:rPr>
+        <w:t>וִֽ⁠יחָנֵ֑⁠נוּ</w:t>
+      </w:r>
+    </w:p>
+    <w:p>
+      <w:pPr/>
+      <w:r>
+        <w:rPr>
+          <w:lang w:val="hi_IN" w:bidi="hi_IN"/>
+        </w:rPr>
+      </w:r>
+      <w:r>
+        <w:rPr>
           <w:b/>
           <w:lang w:val="hi_IN" w:bidi="hi_IN"/>
         </w:rPr>
@@ -5492,6 +6159,20 @@
       </w:r>
       <w:r>
         <w:rPr>
+          <w:lang w:val="hi_IN" w:bidi="hi_IN"/>
+        </w:rPr>
+        <w:t>מִ⁠יֶּדְ⁠כֶם֙ הָ֣יְתָה זֹּ֔את</w:t>
+      </w:r>
+    </w:p>
+    <w:p>
+      <w:pPr/>
+      <w:r>
+        <w:rPr>
+          <w:lang w:val="hi_IN" w:bidi="hi_IN"/>
+        </w:rPr>
+      </w:r>
+      <w:r>
+        <w:rPr>
           <w:b/>
           <w:lang w:val="hi_IN" w:bidi="hi_IN"/>
         </w:rPr>
@@ -5602,6 +6283,20 @@
       </w:r>
       <w:r>
         <w:rPr>
+          <w:lang w:val="hi_IN" w:bidi="hi_IN"/>
+        </w:rPr>
+        <w:t>מִ⁠יֶּדְ⁠כֶם֙</w:t>
+      </w:r>
+    </w:p>
+    <w:p>
+      <w:pPr/>
+      <w:r>
+        <w:rPr>
+          <w:lang w:val="hi_IN" w:bidi="hi_IN"/>
+        </w:rPr>
+      </w:r>
+      <w:r>
+        <w:rPr>
           <w:b/>
           <w:lang w:val="hi_IN" w:bidi="hi_IN"/>
         </w:rPr>
@@ -5712,6 +6407,20 @@
       </w:r>
       <w:r>
         <w:rPr>
+          <w:lang w:val="hi_IN" w:bidi="hi_IN"/>
+        </w:rPr>
+        <w:t>מִ⁠יֶּדְ⁠כֶם֙</w:t>
+      </w:r>
+    </w:p>
+    <w:p>
+      <w:pPr/>
+      <w:r>
+        <w:rPr>
+          <w:lang w:val="hi_IN" w:bidi="hi_IN"/>
+        </w:rPr>
+      </w:r>
+      <w:r>
+        <w:rPr>
           <w:b/>
           <w:lang w:val="hi_IN" w:bidi="hi_IN"/>
         </w:rPr>
@@ -5835,7 +6544,7 @@
           <w:lang w:val="hi_IN" w:bidi="hi_IN"/>
         </w:rPr>
       </w:r>
-      <w:hyperlink r:id="rId15">
+      <w:hyperlink r:id="rId17">
         <w:r>
           <w:rPr>
             <w:lang w:val="hi_IN" w:bidi="hi_IN"/>
@@ -5917,6 +6626,20 @@
       </w:r>
       <w:r>
         <w:rPr>
+          <w:lang w:val="hi_IN" w:bidi="hi_IN"/>
+        </w:rPr>
+        <w:t>הֲ⁠יִשָּׂ֤א מִ⁠כֶּם֙ פָּנִ֔ים</w:t>
+      </w:r>
+    </w:p>
+    <w:p>
+      <w:pPr/>
+      <w:r>
+        <w:rPr>
+          <w:lang w:val="hi_IN" w:bidi="hi_IN"/>
+        </w:rPr>
+      </w:r>
+      <w:r>
+        <w:rPr>
           <w:b/>
           <w:lang w:val="hi_IN" w:bidi="hi_IN"/>
         </w:rPr>
@@ -6038,6 +6761,20 @@
       </w:r>
       <w:r>
         <w:rPr>
+          <w:lang w:val="hi_IN" w:bidi="hi_IN"/>
+        </w:rPr>
+        <w:t>מִ֤י גַם־בָּ⁠כֶם֙ וְ⁠יִסְגֹּ֣ר דְּלָתַ֔יִם וְ⁠לֹֽא־תָאִ֥ירוּ מִזְבְּחִ֖⁠י חִנָּ֑ם</w:t>
+      </w:r>
+    </w:p>
+    <w:p>
+      <w:pPr/>
+      <w:r>
+        <w:rPr>
+          <w:lang w:val="hi_IN" w:bidi="hi_IN"/>
+        </w:rPr>
+      </w:r>
+      <w:r>
+        <w:rPr>
           <w:b/>
           <w:lang w:val="hi_IN" w:bidi="hi_IN"/>
         </w:rPr>
@@ -6135,6 +6872,20 @@
       </w:r>
       <w:r>
         <w:rPr>
+          <w:lang w:val="hi_IN" w:bidi="hi_IN"/>
+        </w:rPr>
+        <w:t>דְּלָתַ֔יִם</w:t>
+      </w:r>
+    </w:p>
+    <w:p>
+      <w:pPr/>
+      <w:r>
+        <w:rPr>
+          <w:lang w:val="hi_IN" w:bidi="hi_IN"/>
+        </w:rPr>
+      </w:r>
+      <w:r>
+        <w:rPr>
           <w:b/>
           <w:lang w:val="hi_IN" w:bidi="hi_IN"/>
         </w:rPr>
@@ -6245,6 +6996,20 @@
       </w:r>
       <w:r>
         <w:rPr>
+          <w:lang w:val="hi_IN" w:bidi="hi_IN"/>
+        </w:rPr>
+        <w:t>אֶרְצֶ֥ה מִ⁠יֶּדְ⁠כֶֽם</w:t>
+      </w:r>
+    </w:p>
+    <w:p>
+      <w:pPr/>
+      <w:r>
+        <w:rPr>
+          <w:lang w:val="hi_IN" w:bidi="hi_IN"/>
+        </w:rPr>
+      </w:r>
+      <w:r>
+        <w:rPr>
           <w:b/>
           <w:lang w:val="hi_IN" w:bidi="hi_IN"/>
         </w:rPr>
@@ -6355,6 +7120,20 @@
       </w:r>
       <w:r>
         <w:rPr>
+          <w:lang w:val="hi_IN" w:bidi="hi_IN"/>
+        </w:rPr>
+        <w:t>מִ⁠יֶּדְ⁠כֶֽם</w:t>
+      </w:r>
+    </w:p>
+    <w:p>
+      <w:pPr/>
+      <w:r>
+        <w:rPr>
+          <w:lang w:val="hi_IN" w:bidi="hi_IN"/>
+        </w:rPr>
+      </w:r>
+      <w:r>
+        <w:rPr>
           <w:b/>
           <w:lang w:val="hi_IN" w:bidi="hi_IN"/>
         </w:rPr>
@@ -6465,6 +7244,20 @@
       </w:r>
       <w:r>
         <w:rPr>
+          <w:lang w:val="hi_IN" w:bidi="hi_IN"/>
+        </w:rPr>
+        <w:t>מִ⁠מִּזְרַח־שֶׁ֜מֶשׁ וְ⁠עַד־מְבוֹא֗⁠וֹ</w:t>
+      </w:r>
+    </w:p>
+    <w:p>
+      <w:pPr/>
+      <w:r>
+        <w:rPr>
+          <w:lang w:val="hi_IN" w:bidi="hi_IN"/>
+        </w:rPr>
+      </w:r>
+      <w:r>
+        <w:rPr>
           <w:b/>
           <w:lang w:val="hi_IN" w:bidi="hi_IN"/>
         </w:rPr>
@@ -6588,6 +7381,20 @@
       </w:r>
       <w:r>
         <w:rPr>
+          <w:lang w:val="hi_IN" w:bidi="hi_IN"/>
+        </w:rPr>
+        <w:t>מִ⁠מִּזְרַח־שֶׁ֜מֶשׁ וְ⁠עַד־מְבוֹא֗⁠וֹ</w:t>
+      </w:r>
+    </w:p>
+    <w:p>
+      <w:pPr/>
+      <w:r>
+        <w:rPr>
+          <w:lang w:val="hi_IN" w:bidi="hi_IN"/>
+        </w:rPr>
+      </w:r>
+      <w:r>
+        <w:rPr>
           <w:b/>
           <w:lang w:val="hi_IN" w:bidi="hi_IN"/>
         </w:rPr>
@@ -6685,6 +7492,20 @@
       </w:r>
       <w:r>
         <w:rPr>
+          <w:lang w:val="hi_IN" w:bidi="hi_IN"/>
+        </w:rPr>
+        <w:t>גָּד֤וֹל שְׁמִ⁠י֙ &amp; גָד֤וֹל שְׁמִ⁠י֙</w:t>
+      </w:r>
+    </w:p>
+    <w:p>
+      <w:pPr/>
+      <w:r>
+        <w:rPr>
+          <w:lang w:val="hi_IN" w:bidi="hi_IN"/>
+        </w:rPr>
+      </w:r>
+      <w:r>
+        <w:rPr>
           <w:b/>
           <w:lang w:val="hi_IN" w:bidi="hi_IN"/>
         </w:rPr>
@@ -6730,7 +7551,7 @@
         </w:rPr>
         <w:t xml:space="preserve"> शब्द का उपयोग अपनी प्रतिष्ठा के संदर्भ में कर रहे हैं। </w:t>
       </w:r>
-      <w:hyperlink r:id="rId16">
+      <w:hyperlink r:id="rId18">
         <w:r>
           <w:rPr>
             <w:lang w:val="hi_IN" w:bidi="hi_IN"/>
@@ -6812,6 +7633,20 @@
       </w:r>
       <w:r>
         <w:rPr>
+          <w:lang w:val="hi_IN" w:bidi="hi_IN"/>
+        </w:rPr>
+        <w:t>גָּד֤וֹל שְׁמִ⁠י֙</w:t>
+      </w:r>
+    </w:p>
+    <w:p>
+      <w:pPr/>
+      <w:r>
+        <w:rPr>
+          <w:lang w:val="hi_IN" w:bidi="hi_IN"/>
+        </w:rPr>
+      </w:r>
+      <w:r>
+        <w:rPr>
           <w:b/>
           <w:lang w:val="hi_IN" w:bidi="hi_IN"/>
         </w:rPr>
@@ -6895,6 +7730,20 @@
       </w:r>
       <w:r>
         <w:rPr>
+          <w:lang w:val="hi_IN" w:bidi="hi_IN"/>
+        </w:rPr>
+        <w:t>לִ⁠שְׁמִ֖⁠י</w:t>
+      </w:r>
+    </w:p>
+    <w:p>
+      <w:pPr/>
+      <w:r>
+        <w:rPr>
+          <w:lang w:val="hi_IN" w:bidi="hi_IN"/>
+        </w:rPr>
+      </w:r>
+      <w:r>
+        <w:rPr>
           <w:b/>
           <w:lang w:val="hi_IN" w:bidi="hi_IN"/>
         </w:rPr>
@@ -7017,6 +7866,20 @@
       </w:r>
       <w:r>
         <w:rPr>
+          <w:lang w:val="hi_IN" w:bidi="hi_IN"/>
+        </w:rPr>
+        <w:t>וְ⁠אַתֶּ֖ם מְחַלְּלִ֣ים אוֹת֑⁠וֹ</w:t>
+      </w:r>
+    </w:p>
+    <w:p>
+      <w:pPr/>
+      <w:r>
+        <w:rPr>
+          <w:lang w:val="hi_IN" w:bidi="hi_IN"/>
+        </w:rPr>
+      </w:r>
+      <w:r>
+        <w:rPr>
           <w:b/>
           <w:lang w:val="hi_IN" w:bidi="hi_IN"/>
         </w:rPr>
@@ -7139,6 +8002,20 @@
       </w:r>
       <w:r>
         <w:rPr>
+          <w:lang w:val="hi_IN" w:bidi="hi_IN"/>
+        </w:rPr>
+        <w:t>וְ⁠אַתֶּ֖ם מְחַלְּלִ֣ים אוֹת֑⁠וֹ בֶּ⁠אֱמָרְ⁠כֶ֗ם שֻׁלְחַ֤ן אֲדֹנָ⁠י֙ מְגֹאָ֣ל ה֔וּא וְ⁠נִיב֖⁠וֹ נִבְזֶ֥ה אָכְלֽ⁠וֹ</w:t>
+      </w:r>
+    </w:p>
+    <w:p>
+      <w:pPr/>
+      <w:r>
+        <w:rPr>
+          <w:lang w:val="hi_IN" w:bidi="hi_IN"/>
+        </w:rPr>
+      </w:r>
+      <w:r>
+        <w:rPr>
           <w:b/>
           <w:lang w:val="hi_IN" w:bidi="hi_IN"/>
         </w:rPr>
@@ -7248,6 +8125,20 @@
       </w:r>
       <w:r>
         <w:rPr>
+          <w:lang w:val="hi_IN" w:bidi="hi_IN"/>
+        </w:rPr>
+        <w:t>שֻׁלְחַ֤ן אֲדֹנָ⁠י֙</w:t>
+      </w:r>
+    </w:p>
+    <w:p>
+      <w:pPr/>
+      <w:r>
+        <w:rPr>
+          <w:lang w:val="hi_IN" w:bidi="hi_IN"/>
+        </w:rPr>
+      </w:r>
+      <w:r>
+        <w:rPr>
           <w:b/>
           <w:lang w:val="hi_IN" w:bidi="hi_IN"/>
         </w:rPr>
@@ -7261,7 +8152,7 @@
           <w:lang w:val="hi_IN" w:bidi="hi_IN"/>
         </w:rPr>
       </w:r>
-      <w:hyperlink r:id="rId17">
+      <w:hyperlink r:id="rId19">
         <w:r>
           <w:rPr>
             <w:lang w:val="hi_IN" w:bidi="hi_IN"/>
@@ -7355,6 +8246,20 @@
       </w:r>
       <w:r>
         <w:rPr>
+          <w:lang w:val="hi_IN" w:bidi="hi_IN"/>
+        </w:rPr>
+        <w:t>אֲדֹנָ⁠י֙</w:t>
+      </w:r>
+    </w:p>
+    <w:p>
+      <w:pPr/>
+      <w:r>
+        <w:rPr>
+          <w:lang w:val="hi_IN" w:bidi="hi_IN"/>
+        </w:rPr>
+      </w:r>
+      <w:r>
+        <w:rPr>
           <w:b/>
           <w:lang w:val="hi_IN" w:bidi="hi_IN"/>
         </w:rPr>
@@ -7401,7 +8306,7 @@
         </w:rPr>
         <w:t xml:space="preserve"> शब्द उपयोग किया गया है। </w:t>
       </w:r>
-      <w:hyperlink r:id="rId17">
+      <w:hyperlink r:id="rId19">
         <w:r>
           <w:rPr>
             <w:lang w:val="hi_IN" w:bidi="hi_IN"/>
@@ -7509,6 +8414,20 @@
       </w:r>
       <w:r>
         <w:rPr>
+          <w:lang w:val="hi_IN" w:bidi="hi_IN"/>
+        </w:rPr>
+        <w:t>מְגֹאָ֣ל ה֔וּא</w:t>
+      </w:r>
+    </w:p>
+    <w:p>
+      <w:pPr/>
+      <w:r>
+        <w:rPr>
+          <w:lang w:val="hi_IN" w:bidi="hi_IN"/>
+        </w:rPr>
+      </w:r>
+      <w:r>
+        <w:rPr>
           <w:b/>
           <w:lang w:val="hi_IN" w:bidi="hi_IN"/>
         </w:rPr>
@@ -7606,6 +8525,20 @@
       </w:r>
       <w:r>
         <w:rPr>
+          <w:lang w:val="hi_IN" w:bidi="hi_IN"/>
+        </w:rPr>
+        <w:t>וְ⁠נִיב֖⁠וֹ</w:t>
+      </w:r>
+    </w:p>
+    <w:p>
+      <w:pPr/>
+      <w:r>
+        <w:rPr>
+          <w:lang w:val="hi_IN" w:bidi="hi_IN"/>
+        </w:rPr>
+      </w:r>
+      <w:r>
+        <w:rPr>
           <w:b/>
           <w:lang w:val="hi_IN" w:bidi="hi_IN"/>
         </w:rPr>
@@ -7729,6 +8662,20 @@
       </w:r>
       <w:r>
         <w:rPr>
+          <w:lang w:val="hi_IN" w:bidi="hi_IN"/>
+        </w:rPr>
+        <w:t>אָכְלֽ⁠וֹ</w:t>
+      </w:r>
+    </w:p>
+    <w:p>
+      <w:pPr/>
+      <w:r>
+        <w:rPr>
+          <w:lang w:val="hi_IN" w:bidi="hi_IN"/>
+        </w:rPr>
+      </w:r>
+      <w:r>
+        <w:rPr>
           <w:b/>
           <w:lang w:val="hi_IN" w:bidi="hi_IN"/>
         </w:rPr>
@@ -7839,6 +8786,20 @@
       </w:r>
       <w:r>
         <w:rPr>
+          <w:lang w:val="hi_IN" w:bidi="hi_IN"/>
+        </w:rPr>
+        <w:t>נִבְזֶ֥ה</w:t>
+      </w:r>
+    </w:p>
+    <w:p>
+      <w:pPr/>
+      <w:r>
+        <w:rPr>
+          <w:lang w:val="hi_IN" w:bidi="hi_IN"/>
+        </w:rPr>
+      </w:r>
+      <w:r>
+        <w:rPr>
           <w:b/>
           <w:lang w:val="hi_IN" w:bidi="hi_IN"/>
         </w:rPr>
@@ -7934,6 +8895,20 @@
       </w:r>
       <w:r>
         <w:rPr>
+          <w:lang w:val="hi_IN" w:bidi="hi_IN"/>
+        </w:rPr>
+        <w:t>וַ⁠אֲמַרְתֶּם֩ הִנֵּ֨ה מַ⁠תְּלָאָ֜ה</w:t>
+      </w:r>
+    </w:p>
+    <w:p>
+      <w:pPr/>
+      <w:r>
+        <w:rPr>
+          <w:lang w:val="hi_IN" w:bidi="hi_IN"/>
+        </w:rPr>
+      </w:r>
+      <w:r>
+        <w:rPr>
           <w:b/>
           <w:lang w:val="hi_IN" w:bidi="hi_IN"/>
         </w:rPr>
@@ -8043,6 +9018,20 @@
       </w:r>
       <w:r>
         <w:rPr>
+          <w:lang w:val="hi_IN" w:bidi="hi_IN"/>
+        </w:rPr>
+        <w:t>הִנֵּ֨ה</w:t>
+      </w:r>
+    </w:p>
+    <w:p>
+      <w:pPr/>
+      <w:r>
+        <w:rPr>
+          <w:lang w:val="hi_IN" w:bidi="hi_IN"/>
+        </w:rPr>
+      </w:r>
+      <w:r>
+        <w:rPr>
           <w:b/>
           <w:lang w:val="hi_IN" w:bidi="hi_IN"/>
         </w:rPr>
@@ -8138,6 +9127,20 @@
       </w:r>
       <w:r>
         <w:rPr>
+          <w:lang w:val="hi_IN" w:bidi="hi_IN"/>
+        </w:rPr>
+        <w:t>מַ⁠תְּלָאָ֜ה</w:t>
+      </w:r>
+    </w:p>
+    <w:p>
+      <w:pPr/>
+      <w:r>
+        <w:rPr>
+          <w:lang w:val="hi_IN" w:bidi="hi_IN"/>
+        </w:rPr>
+      </w:r>
+      <w:r>
+        <w:rPr>
           <w:b/>
           <w:lang w:val="hi_IN" w:bidi="hi_IN"/>
         </w:rPr>
@@ -8235,6 +9238,20 @@
       </w:r>
       <w:r>
         <w:rPr>
+          <w:lang w:val="hi_IN" w:bidi="hi_IN"/>
+        </w:rPr>
+        <w:t>וְ⁠הִפַּחְתֶּ֣ם אוֹת֗⁠וֹ</w:t>
+      </w:r>
+    </w:p>
+    <w:p>
+      <w:pPr/>
+      <w:r>
+        <w:rPr>
+          <w:lang w:val="hi_IN" w:bidi="hi_IN"/>
+        </w:rPr>
+      </w:r>
+      <w:r>
+        <w:rPr>
           <w:b/>
           <w:lang w:val="hi_IN" w:bidi="hi_IN"/>
         </w:rPr>
@@ -8358,6 +9375,20 @@
       </w:r>
       <w:r>
         <w:rPr>
+          <w:lang w:val="hi_IN" w:bidi="hi_IN"/>
+        </w:rPr>
+        <w:t>גָּז֗וּל וְ⁠אֶת־הַ⁠פִּסֵּ֨חַ֙ וְ⁠אֶת־הַ֣⁠חוֹלֶ֔ה</w:t>
+      </w:r>
+    </w:p>
+    <w:p>
+      <w:pPr/>
+      <w:r>
+        <w:rPr>
+          <w:lang w:val="hi_IN" w:bidi="hi_IN"/>
+        </w:rPr>
+      </w:r>
+      <w:r>
+        <w:rPr>
           <w:b/>
           <w:lang w:val="hi_IN" w:bidi="hi_IN"/>
         </w:rPr>
@@ -8558,6 +9589,20 @@
       </w:r>
       <w:r>
         <w:rPr>
+          <w:lang w:val="hi_IN" w:bidi="hi_IN"/>
+        </w:rPr>
+        <w:t>גָּז֗וּל</w:t>
+      </w:r>
+    </w:p>
+    <w:p>
+      <w:pPr/>
+      <w:r>
+        <w:rPr>
+          <w:lang w:val="hi_IN" w:bidi="hi_IN"/>
+        </w:rPr>
+      </w:r>
+      <w:r>
+        <w:rPr>
           <w:b/>
           <w:lang w:val="hi_IN" w:bidi="hi_IN"/>
         </w:rPr>
@@ -8685,6 +9730,20 @@
       </w:r>
       <w:r>
         <w:rPr>
+          <w:lang w:val="hi_IN" w:bidi="hi_IN"/>
+        </w:rPr>
+        <w:t>גָּז֗וּל</w:t>
+      </w:r>
+    </w:p>
+    <w:p>
+      <w:pPr/>
+      <w:r>
+        <w:rPr>
+          <w:lang w:val="hi_IN" w:bidi="hi_IN"/>
+        </w:rPr>
+      </w:r>
+      <w:r>
+        <w:rPr>
           <w:b/>
           <w:lang w:val="hi_IN" w:bidi="hi_IN"/>
         </w:rPr>
@@ -8795,6 +9854,20 @@
       </w:r>
       <w:r>
         <w:rPr>
+          <w:lang w:val="hi_IN" w:bidi="hi_IN"/>
+        </w:rPr>
+        <w:t>הַ⁠אֶרְצֶ֥ה אוֹתָ֛⁠הּ מִ⁠יֶּדְ⁠כֶ֖ם</w:t>
+      </w:r>
+    </w:p>
+    <w:p>
+      <w:pPr/>
+      <w:r>
+        <w:rPr>
+          <w:lang w:val="hi_IN" w:bidi="hi_IN"/>
+        </w:rPr>
+      </w:r>
+      <w:r>
+        <w:rPr>
           <w:b/>
           <w:lang w:val="hi_IN" w:bidi="hi_IN"/>
         </w:rPr>
@@ -8892,6 +9965,20 @@
       </w:r>
       <w:r>
         <w:rPr>
+          <w:lang w:val="hi_IN" w:bidi="hi_IN"/>
+        </w:rPr>
+        <w:t>וְ⁠אָר֣וּר נוֹכֵ֗ל וְ⁠יֵ֤שׁ בְּ⁠עֶדְר⁠וֹ֙ זָכָ֔ר וְ⁠נֹדֵ֛ר וְ⁠זֹבֵ֥חַ מָשְׁחָ֖ת לַֽ⁠אדֹנָ֑⁠י</w:t>
+      </w:r>
+    </w:p>
+    <w:p>
+      <w:pPr/>
+      <w:r>
+        <w:rPr>
+          <w:lang w:val="hi_IN" w:bidi="hi_IN"/>
+        </w:rPr>
+      </w:r>
+      <w:r>
+        <w:rPr>
           <w:b/>
           <w:lang w:val="hi_IN" w:bidi="hi_IN"/>
         </w:rPr>
@@ -9007,6 +10094,20 @@
       </w:r>
       <w:r>
         <w:rPr>
+          <w:lang w:val="hi_IN" w:bidi="hi_IN"/>
+        </w:rPr>
+        <w:t>וְ⁠אָר֣וּר</w:t>
+      </w:r>
+    </w:p>
+    <w:p>
+      <w:pPr/>
+      <w:r>
+        <w:rPr>
+          <w:lang w:val="hi_IN" w:bidi="hi_IN"/>
+        </w:rPr>
+      </w:r>
+      <w:r>
+        <w:rPr>
           <w:b/>
           <w:lang w:val="hi_IN" w:bidi="hi_IN"/>
         </w:rPr>
@@ -9104,6 +10205,20 @@
       </w:r>
       <w:r>
         <w:rPr>
+          <w:lang w:val="hi_IN" w:bidi="hi_IN"/>
+        </w:rPr>
+        <w:t>וְ⁠יֵ֤שׁ בְּ⁠עֶדְר⁠וֹ֙ זָכָ֔ר</w:t>
+      </w:r>
+    </w:p>
+    <w:p>
+      <w:pPr/>
+      <w:r>
+        <w:rPr>
+          <w:lang w:val="hi_IN" w:bidi="hi_IN"/>
+        </w:rPr>
+      </w:r>
+      <w:r>
+        <w:rPr>
           <w:b/>
           <w:lang w:val="hi_IN" w:bidi="hi_IN"/>
         </w:rPr>
@@ -9214,6 +10329,20 @@
       </w:r>
       <w:r>
         <w:rPr>
+          <w:lang w:val="hi_IN" w:bidi="hi_IN"/>
+        </w:rPr>
+        <w:t>מָשְׁחָ֖ת</w:t>
+      </w:r>
+    </w:p>
+    <w:p>
+      <w:pPr/>
+      <w:r>
+        <w:rPr>
+          <w:lang w:val="hi_IN" w:bidi="hi_IN"/>
+        </w:rPr>
+      </w:r>
+      <w:r>
+        <w:rPr>
           <w:b/>
           <w:lang w:val="hi_IN" w:bidi="hi_IN"/>
         </w:rPr>
@@ -9348,6 +10477,20 @@
       </w:r>
       <w:r>
         <w:rPr>
+          <w:lang w:val="hi_IN" w:bidi="hi_IN"/>
+        </w:rPr>
+        <w:t>לַֽ⁠אדֹנָ֑⁠י &amp; אָמַר֙ יְהוָ֣ה צְבָא֔וֹת</w:t>
+      </w:r>
+    </w:p>
+    <w:p>
+      <w:pPr/>
+      <w:r>
+        <w:rPr>
+          <w:lang w:val="hi_IN" w:bidi="hi_IN"/>
+        </w:rPr>
+      </w:r>
+      <w:r>
+        <w:rPr>
           <w:b/>
           <w:lang w:val="hi_IN" w:bidi="hi_IN"/>
         </w:rPr>
@@ -9458,6 +10601,20 @@
       </w:r>
       <w:r>
         <w:rPr>
+          <w:lang w:val="hi_IN" w:bidi="hi_IN"/>
+        </w:rPr>
+        <w:t>וּ⁠שְׁמִ֖⁠י נוֹרָ֥א בַ⁠גּוֹיִֽם</w:t>
+      </w:r>
+    </w:p>
+    <w:p>
+      <w:pPr/>
+      <w:r>
+        <w:rPr>
+          <w:lang w:val="hi_IN" w:bidi="hi_IN"/>
+        </w:rPr>
+      </w:r>
+      <w:r>
+        <w:rPr>
           <w:b/>
           <w:lang w:val="hi_IN" w:bidi="hi_IN"/>
         </w:rPr>
@@ -9659,7 +10816,7 @@
         </w:rPr>
         <w:t xml:space="preserve">यहाँ ऐसा प्रतीत होता है कि यहोवा </w:t>
       </w:r>
-      <w:hyperlink r:id="rId18">
+      <w:hyperlink r:id="rId20">
         <w:r>
           <w:rPr>
             <w:lang w:val="hi_IN" w:bidi="hi_IN"/>
@@ -9754,7 +10911,7 @@
         </w:rPr>
         <w:t xml:space="preserve"> यह भी दर्शा सकता है कि यह एक स्थायी वाचा थी जो समाप्त नहीं होगी। </w:t>
       </w:r>
-      <w:hyperlink r:id="rId19">
+      <w:hyperlink r:id="rId21">
         <w:r>
           <w:rPr>
             <w:lang w:val="hi_IN" w:bidi="hi_IN"/>
@@ -10011,7 +11168,7 @@
           <w:lang w:val="hi_IN" w:bidi="hi_IN"/>
         </w:rPr>
       </w:r>
-      <w:hyperlink r:id="rId20">
+      <w:hyperlink r:id="rId22">
         <w:r>
           <w:rPr>
             <w:lang w:val="hi_IN" w:bidi="hi_IN"/>
@@ -10093,6 +11250,20 @@
       </w:r>
       <w:r>
         <w:rPr>
+          <w:lang w:val="hi_IN" w:bidi="hi_IN"/>
+        </w:rPr>
+        <w:t>לֹ֣א תִשְׁמְע֡וּ</w:t>
+      </w:r>
+    </w:p>
+    <w:p>
+      <w:pPr/>
+      <w:r>
+        <w:rPr>
+          <w:lang w:val="hi_IN" w:bidi="hi_IN"/>
+        </w:rPr>
+      </w:r>
+      <w:r>
+        <w:rPr>
           <w:b/>
           <w:lang w:val="hi_IN" w:bidi="hi_IN"/>
         </w:rPr>
@@ -10203,6 +11374,20 @@
       </w:r>
       <w:r>
         <w:rPr>
+          <w:lang w:val="hi_IN" w:bidi="hi_IN"/>
+        </w:rPr>
+        <w:t>לֹא֩ תָשִׂ֨ימוּ עַל־לֵ֜ב &amp; אֵינְ⁠כֶ֖ם שָׂמִ֥ים עַל־לֵֽב</w:t>
+      </w:r>
+    </w:p>
+    <w:p>
+      <w:pPr/>
+      <w:r>
+        <w:rPr>
+          <w:lang w:val="hi_IN" w:bidi="hi_IN"/>
+        </w:rPr>
+      </w:r>
+      <w:r>
+        <w:rPr>
           <w:b/>
           <w:lang w:val="hi_IN" w:bidi="hi_IN"/>
         </w:rPr>
@@ -10300,6 +11485,20 @@
       </w:r>
       <w:r>
         <w:rPr>
+          <w:lang w:val="hi_IN" w:bidi="hi_IN"/>
+        </w:rPr>
+        <w:t>לָ⁠תֵ֧ת כָּב֣וֹד לִ⁠שְׁמִ֗⁠י</w:t>
+      </w:r>
+    </w:p>
+    <w:p>
+      <w:pPr/>
+      <w:r>
+        <w:rPr>
+          <w:lang w:val="hi_IN" w:bidi="hi_IN"/>
+        </w:rPr>
+      </w:r>
+      <w:r>
+        <w:rPr>
           <w:b/>
           <w:lang w:val="hi_IN" w:bidi="hi_IN"/>
         </w:rPr>
@@ -10423,6 +11622,20 @@
       </w:r>
       <w:r>
         <w:rPr>
+          <w:lang w:val="hi_IN" w:bidi="hi_IN"/>
+        </w:rPr>
+        <w:t>לִ⁠שְׁמִ֗⁠י</w:t>
+      </w:r>
+    </w:p>
+    <w:p>
+      <w:pPr/>
+      <w:r>
+        <w:rPr>
+          <w:lang w:val="hi_IN" w:bidi="hi_IN"/>
+        </w:rPr>
+      </w:r>
+      <w:r>
+        <w:rPr>
           <w:b/>
           <w:lang w:val="hi_IN" w:bidi="hi_IN"/>
         </w:rPr>
@@ -10533,6 +11746,20 @@
       </w:r>
       <w:r>
         <w:rPr>
+          <w:lang w:val="hi_IN" w:bidi="hi_IN"/>
+        </w:rPr>
+        <w:t>וְ⁠שִׁלַּחְתִּ֤י בָ⁠כֶם֙ אֶת־הַ⁠מְּאֵרָ֔ה</w:t>
+      </w:r>
+    </w:p>
+    <w:p>
+      <w:pPr/>
+      <w:r>
+        <w:rPr>
+          <w:lang w:val="hi_IN" w:bidi="hi_IN"/>
+        </w:rPr>
+      </w:r>
+      <w:r>
+        <w:rPr>
           <w:b/>
           <w:lang w:val="hi_IN" w:bidi="hi_IN"/>
         </w:rPr>
@@ -10669,6 +11896,20 @@
       </w:r>
       <w:r>
         <w:rPr>
+          <w:lang w:val="hi_IN" w:bidi="hi_IN"/>
+        </w:rPr>
+        <w:t>וְ⁠אָרוֹתִ֖י אֶת־בִּרְכֽוֹתֵי⁠כֶ֑ם</w:t>
+      </w:r>
+    </w:p>
+    <w:p>
+      <w:pPr/>
+      <w:r>
+        <w:rPr>
+          <w:lang w:val="hi_IN" w:bidi="hi_IN"/>
+        </w:rPr>
+      </w:r>
+      <w:r>
+        <w:rPr>
           <w:b/>
           <w:lang w:val="hi_IN" w:bidi="hi_IN"/>
         </w:rPr>
@@ -10803,6 +12044,20 @@
       </w:r>
       <w:r>
         <w:rPr>
+          <w:lang w:val="hi_IN" w:bidi="hi_IN"/>
+        </w:rPr>
+        <w:t>אָרוֹתִ֔י⁠הָ</w:t>
+      </w:r>
+    </w:p>
+    <w:p>
+      <w:pPr/>
+      <w:r>
+        <w:rPr>
+          <w:lang w:val="hi_IN" w:bidi="hi_IN"/>
+        </w:rPr>
+      </w:r>
+      <w:r>
+        <w:rPr>
           <w:b/>
           <w:lang w:val="hi_IN" w:bidi="hi_IN"/>
         </w:rPr>
@@ -10926,6 +12181,20 @@
       </w:r>
       <w:r>
         <w:rPr>
+          <w:lang w:val="hi_IN" w:bidi="hi_IN"/>
+        </w:rPr>
+        <w:t>הִנְ⁠נִ֨י גֹעֵ֤ר</w:t>
+      </w:r>
+    </w:p>
+    <w:p>
+      <w:pPr/>
+      <w:r>
+        <w:rPr>
+          <w:lang w:val="hi_IN" w:bidi="hi_IN"/>
+        </w:rPr>
+      </w:r>
+      <w:r>
+        <w:rPr>
           <w:b/>
           <w:lang w:val="hi_IN" w:bidi="hi_IN"/>
         </w:rPr>
@@ -11036,6 +12305,20 @@
       </w:r>
       <w:r>
         <w:rPr>
+          <w:lang w:val="hi_IN" w:bidi="hi_IN"/>
+        </w:rPr>
+        <w:t>גֹעֵ֤ר לָ⁠כֶם֙ אֶת־הַ⁠זֶּ֔רַע</w:t>
+      </w:r>
+    </w:p>
+    <w:p>
+      <w:pPr/>
+      <w:r>
+        <w:rPr>
+          <w:lang w:val="hi_IN" w:bidi="hi_IN"/>
+        </w:rPr>
+      </w:r>
+      <w:r>
+        <w:rPr>
           <w:b/>
           <w:lang w:val="hi_IN" w:bidi="hi_IN"/>
         </w:rPr>
@@ -11171,6 +12454,20 @@
       </w:r>
       <w:r>
         <w:rPr>
+          <w:lang w:val="hi_IN" w:bidi="hi_IN"/>
+        </w:rPr>
+        <w:t>וְ⁠זֵרִ֤יתִי פֶ֨רֶשׁ֙ עַל־פְּנֵי⁠כֶ֔ם</w:t>
+      </w:r>
+    </w:p>
+    <w:p>
+      <w:pPr/>
+      <w:r>
+        <w:rPr>
+          <w:lang w:val="hi_IN" w:bidi="hi_IN"/>
+        </w:rPr>
+      </w:r>
+      <w:r>
+        <w:rPr>
           <w:b/>
           <w:lang w:val="hi_IN" w:bidi="hi_IN"/>
         </w:rPr>
@@ -11294,6 +12591,20 @@
       </w:r>
       <w:r>
         <w:rPr>
+          <w:lang w:val="hi_IN" w:bidi="hi_IN"/>
+        </w:rPr>
+        <w:t>פֶּ֖רֶשׁ חַגֵּי⁠כֶ֑ם</w:t>
+      </w:r>
+    </w:p>
+    <w:p>
+      <w:pPr/>
+      <w:r>
+        <w:rPr>
+          <w:lang w:val="hi_IN" w:bidi="hi_IN"/>
+        </w:rPr>
+      </w:r>
+      <w:r>
+        <w:rPr>
           <w:b/>
           <w:lang w:val="hi_IN" w:bidi="hi_IN"/>
         </w:rPr>
@@ -11404,6 +12715,20 @@
       </w:r>
       <w:r>
         <w:rPr>
+          <w:lang w:val="hi_IN" w:bidi="hi_IN"/>
+        </w:rPr>
+        <w:t>וְ⁠נָשָׂ֥א אֶתְ⁠כֶ֖ם אֵלָֽי⁠ו</w:t>
+      </w:r>
+    </w:p>
+    <w:p>
+      <w:pPr/>
+      <w:r>
+        <w:rPr>
+          <w:lang w:val="hi_IN" w:bidi="hi_IN"/>
+        </w:rPr>
+      </w:r>
+      <w:r>
+        <w:rPr>
           <w:b/>
           <w:lang w:val="hi_IN" w:bidi="hi_IN"/>
         </w:rPr>
@@ -11527,6 +12852,20 @@
       </w:r>
       <w:r>
         <w:rPr>
+          <w:lang w:val="hi_IN" w:bidi="hi_IN"/>
+        </w:rPr>
+        <w:t>שִׁלַּ֣חְתִּי אֲלֵי⁠כֶ֔ם אֵ֖ת הַ⁠מִּצְוָ֣ה הַ⁠זֹּ֑את</w:t>
+      </w:r>
+    </w:p>
+    <w:p>
+      <w:pPr/>
+      <w:r>
+        <w:rPr>
+          <w:lang w:val="hi_IN" w:bidi="hi_IN"/>
+        </w:rPr>
+      </w:r>
+      <w:r>
+        <w:rPr>
           <w:b/>
           <w:lang w:val="hi_IN" w:bidi="hi_IN"/>
         </w:rPr>
@@ -11650,6 +12989,20 @@
       </w:r>
       <w:r>
         <w:rPr>
+          <w:lang w:val="hi_IN" w:bidi="hi_IN"/>
+        </w:rPr>
+        <w:t>לִֽ⁠הְי֤וֹת בְּרִיתִ⁠י֙ אֶת־לֵוִ֔י</w:t>
+      </w:r>
+    </w:p>
+    <w:p>
+      <w:pPr/>
+      <w:r>
+        <w:rPr>
+          <w:lang w:val="hi_IN" w:bidi="hi_IN"/>
+        </w:rPr>
+      </w:r>
+      <w:r>
+        <w:rPr>
           <w:b/>
           <w:lang w:val="hi_IN" w:bidi="hi_IN"/>
         </w:rPr>
@@ -11709,7 +13062,7 @@
         </w:rPr>
         <w:t xml:space="preserve"> बनी रहे। वह </w:t>
       </w:r>
-      <w:hyperlink r:id="rId21">
+      <w:hyperlink r:id="rId23">
         <w:r>
           <w:rPr>
             <w:lang w:val="hi_IN" w:bidi="hi_IN"/>
@@ -11803,6 +13156,20 @@
       </w:r>
       <w:r>
         <w:rPr>
+          <w:lang w:val="hi_IN" w:bidi="hi_IN"/>
+        </w:rPr>
+        <w:t>לֵוִ֔י</w:t>
+      </w:r>
+    </w:p>
+    <w:p>
+      <w:pPr/>
+      <w:r>
+        <w:rPr>
+          <w:lang w:val="hi_IN" w:bidi="hi_IN"/>
+        </w:rPr>
+      </w:r>
+      <w:r>
+        <w:rPr>
           <w:b/>
           <w:lang w:val="hi_IN" w:bidi="hi_IN"/>
         </w:rPr>
@@ -11899,6 +13266,20 @@
       </w:r>
       <w:r>
         <w:rPr>
+          <w:lang w:val="hi_IN" w:bidi="hi_IN"/>
+        </w:rPr>
+        <w:t>בְּרִיתִ֣⁠י ׀ הָיְתָ֣ה אִתּ֗⁠וֹ הַֽ⁠חַיִּים֙ וְ⁠הַ֨⁠שָּׁל֔וֹם</w:t>
+      </w:r>
+    </w:p>
+    <w:p>
+      <w:pPr/>
+      <w:r>
+        <w:rPr>
+          <w:lang w:val="hi_IN" w:bidi="hi_IN"/>
+        </w:rPr>
+      </w:r>
+      <w:r>
+        <w:rPr>
           <w:b/>
           <w:lang w:val="hi_IN" w:bidi="hi_IN"/>
         </w:rPr>
@@ -12022,6 +13403,20 @@
       </w:r>
       <w:r>
         <w:rPr>
+          <w:lang w:val="hi_IN" w:bidi="hi_IN"/>
+        </w:rPr>
+        <w:t>הָיְתָ֣ה אִתּ֗⁠וֹ &amp; ל֥⁠וֹ &amp; וַ⁠יִּֽירָאֵ֑⁠נִי &amp; נִחַ֥ת הֽוּא</w:t>
+      </w:r>
+    </w:p>
+    <w:p>
+      <w:pPr/>
+      <w:r>
+        <w:rPr>
+          <w:lang w:val="hi_IN" w:bidi="hi_IN"/>
+        </w:rPr>
+      </w:r>
+      <w:r>
+        <w:rPr>
           <w:b/>
           <w:lang w:val="hi_IN" w:bidi="hi_IN"/>
         </w:rPr>
@@ -12131,6 +13526,20 @@
       </w:r>
       <w:r>
         <w:rPr>
+          <w:lang w:val="hi_IN" w:bidi="hi_IN"/>
+        </w:rPr>
+        <w:t>וַ⁠יִּֽירָאֵ֑⁠נִי וּ⁠מִ⁠פְּנֵ֥י שְׁמִ֖⁠י נִחַ֥ת הֽוּא</w:t>
+      </w:r>
+    </w:p>
+    <w:p>
+      <w:pPr/>
+      <w:r>
+        <w:rPr>
+          <w:lang w:val="hi_IN" w:bidi="hi_IN"/>
+        </w:rPr>
+      </w:r>
+      <w:r>
+        <w:rPr>
           <w:b/>
           <w:lang w:val="hi_IN" w:bidi="hi_IN"/>
         </w:rPr>
@@ -12240,6 +13649,20 @@
       </w:r>
       <w:r>
         <w:rPr>
+          <w:lang w:val="hi_IN" w:bidi="hi_IN"/>
+        </w:rPr>
+        <w:t>שְׁמִ֖⁠י</w:t>
+      </w:r>
+    </w:p>
+    <w:p>
+      <w:pPr/>
+      <w:r>
+        <w:rPr>
+          <w:lang w:val="hi_IN" w:bidi="hi_IN"/>
+        </w:rPr>
+      </w:r>
+      <w:r>
+        <w:rPr>
           <w:b/>
           <w:lang w:val="hi_IN" w:bidi="hi_IN"/>
         </w:rPr>
@@ -12336,6 +13759,20 @@
       </w:r>
       <w:r>
         <w:rPr>
+          <w:lang w:val="hi_IN" w:bidi="hi_IN"/>
+        </w:rPr>
+        <w:t>בְּ⁠פִ֔י⁠הוּ &amp; בִ⁠שְׂפָתָ֑י⁠ו &amp; הָלַ֣ךְ &amp; הֵשִׁ֥יב</w:t>
+      </w:r>
+    </w:p>
+    <w:p>
+      <w:pPr/>
+      <w:r>
+        <w:rPr>
+          <w:lang w:val="hi_IN" w:bidi="hi_IN"/>
+        </w:rPr>
+      </w:r>
+      <w:r>
+        <w:rPr>
           <w:b/>
           <w:lang w:val="hi_IN" w:bidi="hi_IN"/>
         </w:rPr>
@@ -12457,6 +13894,20 @@
       </w:r>
       <w:r>
         <w:rPr>
+          <w:lang w:val="hi_IN" w:bidi="hi_IN"/>
+        </w:rPr>
+        <w:t>תּוֹרַ֤ת אֱמֶת֙ הָיְתָ֣ה בְּ⁠פִ֔י⁠הוּ</w:t>
+      </w:r>
+    </w:p>
+    <w:p>
+      <w:pPr/>
+      <w:r>
+        <w:rPr>
+          <w:lang w:val="hi_IN" w:bidi="hi_IN"/>
+        </w:rPr>
+      </w:r>
+      <w:r>
+        <w:rPr>
           <w:b/>
           <w:lang w:val="hi_IN" w:bidi="hi_IN"/>
         </w:rPr>
@@ -12593,6 +14044,20 @@
       </w:r>
       <w:r>
         <w:rPr>
+          <w:lang w:val="hi_IN" w:bidi="hi_IN"/>
+        </w:rPr>
+        <w:t>תּוֹרַ֤ת אֱמֶת֙ הָיְתָ֣ה בְּ⁠פִ֔י⁠הוּ</w:t>
+      </w:r>
+    </w:p>
+    <w:p>
+      <w:pPr/>
+      <w:r>
+        <w:rPr>
+          <w:lang w:val="hi_IN" w:bidi="hi_IN"/>
+        </w:rPr>
+      </w:r>
+      <w:r>
+        <w:rPr>
           <w:b/>
           <w:lang w:val="hi_IN" w:bidi="hi_IN"/>
         </w:rPr>
@@ -12703,6 +14168,20 @@
       </w:r>
       <w:r>
         <w:rPr>
+          <w:lang w:val="hi_IN" w:bidi="hi_IN"/>
+        </w:rPr>
+        <w:t>וְ⁠עַוְלָ֖ה לֹא־נִמְצָ֣א בִ⁠שְׂפָתָ֑י⁠ו</w:t>
+      </w:r>
+    </w:p>
+    <w:p>
+      <w:pPr/>
+      <w:r>
+        <w:rPr>
+          <w:lang w:val="hi_IN" w:bidi="hi_IN"/>
+        </w:rPr>
+      </w:r>
+      <w:r>
+        <w:rPr>
           <w:b/>
           <w:lang w:val="hi_IN" w:bidi="hi_IN"/>
         </w:rPr>
@@ -12813,6 +14292,20 @@
       </w:r>
       <w:r>
         <w:rPr>
+          <w:lang w:val="hi_IN" w:bidi="hi_IN"/>
+        </w:rPr>
+        <w:t>וְ⁠עַוְלָ֖ה לֹא־נִמְצָ֣א בִ⁠שְׂפָתָ֑י⁠ו</w:t>
+      </w:r>
+    </w:p>
+    <w:p>
+      <w:pPr/>
+      <w:r>
+        <w:rPr>
+          <w:lang w:val="hi_IN" w:bidi="hi_IN"/>
+        </w:rPr>
+      </w:r>
+      <w:r>
+        <w:rPr>
           <w:b/>
           <w:lang w:val="hi_IN" w:bidi="hi_IN"/>
         </w:rPr>
@@ -12923,6 +14416,20 @@
       </w:r>
       <w:r>
         <w:rPr>
+          <w:lang w:val="hi_IN" w:bidi="hi_IN"/>
+        </w:rPr>
+        <w:t>וְ⁠עַוְלָ֖ה לֹא־נִמְצָ֣א בִ⁠שְׂפָתָ֑י⁠ו</w:t>
+      </w:r>
+    </w:p>
+    <w:p>
+      <w:pPr/>
+      <w:r>
+        <w:rPr>
+          <w:lang w:val="hi_IN" w:bidi="hi_IN"/>
+        </w:rPr>
+      </w:r>
+      <w:r>
+        <w:rPr>
           <w:b/>
           <w:lang w:val="hi_IN" w:bidi="hi_IN"/>
         </w:rPr>
@@ -13019,6 +14526,20 @@
       </w:r>
       <w:r>
         <w:rPr>
+          <w:lang w:val="hi_IN" w:bidi="hi_IN"/>
+        </w:rPr>
+        <w:t>בְּ⁠שָׁל֤וֹם וּ⁠בְ⁠מִישׁוֹר֙</w:t>
+      </w:r>
+    </w:p>
+    <w:p>
+      <w:pPr/>
+      <w:r>
+        <w:rPr>
+          <w:lang w:val="hi_IN" w:bidi="hi_IN"/>
+        </w:rPr>
+      </w:r>
+      <w:r>
+        <w:rPr>
           <w:b/>
           <w:lang w:val="hi_IN" w:bidi="hi_IN"/>
         </w:rPr>
@@ -13128,6 +14649,20 @@
       </w:r>
       <w:r>
         <w:rPr>
+          <w:lang w:val="hi_IN" w:bidi="hi_IN"/>
+        </w:rPr>
+        <w:t>הָלַ֣ךְ אִתִּ֔⁠י</w:t>
+      </w:r>
+    </w:p>
+    <w:p>
+      <w:pPr/>
+      <w:r>
+        <w:rPr>
+          <w:lang w:val="hi_IN" w:bidi="hi_IN"/>
+        </w:rPr>
+      </w:r>
+      <w:r>
+        <w:rPr>
           <w:b/>
           <w:lang w:val="hi_IN" w:bidi="hi_IN"/>
         </w:rPr>
@@ -13250,6 +14785,20 @@
       </w:r>
       <w:r>
         <w:rPr>
+          <w:lang w:val="hi_IN" w:bidi="hi_IN"/>
+        </w:rPr>
+        <w:t>וְ⁠רַבִּ֖ים הֵשִׁ֥יב מֵ⁠עָוֺֽן</w:t>
+      </w:r>
+    </w:p>
+    <w:p>
+      <w:pPr/>
+      <w:r>
+        <w:rPr>
+          <w:lang w:val="hi_IN" w:bidi="hi_IN"/>
+        </w:rPr>
+      </w:r>
+      <w:r>
+        <w:rPr>
           <w:b/>
           <w:lang w:val="hi_IN" w:bidi="hi_IN"/>
         </w:rPr>
@@ -13385,6 +14934,20 @@
       </w:r>
       <w:r>
         <w:rPr>
+          <w:lang w:val="hi_IN" w:bidi="hi_IN"/>
+        </w:rPr>
+        <w:t>מֵ⁠עָוֺֽן</w:t>
+      </w:r>
+    </w:p>
+    <w:p>
+      <w:pPr/>
+      <w:r>
+        <w:rPr>
+          <w:lang w:val="hi_IN" w:bidi="hi_IN"/>
+        </w:rPr>
+      </w:r>
+      <w:r>
+        <w:rPr>
           <w:b/>
           <w:lang w:val="hi_IN" w:bidi="hi_IN"/>
         </w:rPr>
@@ -13481,6 +15044,20 @@
       </w:r>
       <w:r>
         <w:rPr>
+          <w:lang w:val="hi_IN" w:bidi="hi_IN"/>
+        </w:rPr>
+        <w:t>שִׂפְתֵ֤י כֹהֵן֙ יִשְׁמְרוּ־דַ֔עַת</w:t>
+      </w:r>
+    </w:p>
+    <w:p>
+      <w:pPr/>
+      <w:r>
+        <w:rPr>
+          <w:lang w:val="hi_IN" w:bidi="hi_IN"/>
+        </w:rPr>
+      </w:r>
+      <w:r>
+        <w:rPr>
           <w:b/>
           <w:lang w:val="hi_IN" w:bidi="hi_IN"/>
         </w:rPr>
@@ -13591,6 +15168,20 @@
       </w:r>
       <w:r>
         <w:rPr>
+          <w:lang w:val="hi_IN" w:bidi="hi_IN"/>
+        </w:rPr>
+        <w:t>יִשְׁמְרוּ־דַ֔עַת</w:t>
+      </w:r>
+    </w:p>
+    <w:p>
+      <w:pPr/>
+      <w:r>
+        <w:rPr>
+          <w:lang w:val="hi_IN" w:bidi="hi_IN"/>
+        </w:rPr>
+      </w:r>
+      <w:r>
+        <w:rPr>
           <w:b/>
           <w:lang w:val="hi_IN" w:bidi="hi_IN"/>
         </w:rPr>
@@ -13701,6 +15292,20 @@
       </w:r>
       <w:r>
         <w:rPr>
+          <w:lang w:val="hi_IN" w:bidi="hi_IN"/>
+        </w:rPr>
+        <w:t>יִשְׁמְרוּ־דַ֔עַת</w:t>
+      </w:r>
+    </w:p>
+    <w:p>
+      <w:pPr/>
+      <w:r>
+        <w:rPr>
+          <w:lang w:val="hi_IN" w:bidi="hi_IN"/>
+        </w:rPr>
+      </w:r>
+      <w:r>
+        <w:rPr>
           <w:b/>
           <w:lang w:val="hi_IN" w:bidi="hi_IN"/>
         </w:rPr>
@@ -13797,6 +15402,20 @@
       </w:r>
       <w:r>
         <w:rPr>
+          <w:lang w:val="hi_IN" w:bidi="hi_IN"/>
+        </w:rPr>
+        <w:t>יְבַקְשׁ֣וּ</w:t>
+      </w:r>
+    </w:p>
+    <w:p>
+      <w:pPr/>
+      <w:r>
+        <w:rPr>
+          <w:lang w:val="hi_IN" w:bidi="hi_IN"/>
+        </w:rPr>
+      </w:r>
+      <w:r>
+        <w:rPr>
           <w:b/>
           <w:lang w:val="hi_IN" w:bidi="hi_IN"/>
         </w:rPr>
@@ -13940,6 +15559,20 @@
       </w:r>
       <w:r>
         <w:rPr>
+          <w:lang w:val="hi_IN" w:bidi="hi_IN"/>
+        </w:rPr>
+        <w:t>וְ⁠תוֹרָ֖ה יְבַקְשׁ֣וּ</w:t>
+      </w:r>
+    </w:p>
+    <w:p>
+      <w:pPr/>
+      <w:r>
+        <w:rPr>
+          <w:lang w:val="hi_IN" w:bidi="hi_IN"/>
+        </w:rPr>
+      </w:r>
+      <w:r>
+        <w:rPr>
           <w:b/>
           <w:lang w:val="hi_IN" w:bidi="hi_IN"/>
         </w:rPr>
@@ -14063,6 +15696,20 @@
       </w:r>
       <w:r>
         <w:rPr>
+          <w:lang w:val="hi_IN" w:bidi="hi_IN"/>
+        </w:rPr>
+        <w:t>מִ⁠פִּ֑י⁠הוּ</w:t>
+      </w:r>
+    </w:p>
+    <w:p>
+      <w:pPr/>
+      <w:r>
+        <w:rPr>
+          <w:lang w:val="hi_IN" w:bidi="hi_IN"/>
+        </w:rPr>
+      </w:r>
+      <w:r>
+        <w:rPr>
           <w:b/>
           <w:lang w:val="hi_IN" w:bidi="hi_IN"/>
         </w:rPr>
@@ -14173,6 +15820,20 @@
       </w:r>
       <w:r>
         <w:rPr>
+          <w:lang w:val="hi_IN" w:bidi="hi_IN"/>
+        </w:rPr>
+        <w:t>מַלְאַ֥ךְ יְהוָֽה־צְבָא֖וֹת</w:t>
+      </w:r>
+    </w:p>
+    <w:p>
+      <w:pPr/>
+      <w:r>
+        <w:rPr>
+          <w:lang w:val="hi_IN" w:bidi="hi_IN"/>
+        </w:rPr>
+      </w:r>
+      <w:r>
+        <w:rPr>
           <w:b/>
           <w:lang w:val="hi_IN" w:bidi="hi_IN"/>
         </w:rPr>
@@ -14270,6 +15931,20 @@
       </w:r>
       <w:r>
         <w:rPr>
+          <w:lang w:val="hi_IN" w:bidi="hi_IN"/>
+        </w:rPr>
+        <w:t>וְ⁠אַתֶּם֙ סַרְתֶּ֣ם מִן־הַ⁠דֶּ֔רֶךְ</w:t>
+      </w:r>
+    </w:p>
+    <w:p>
+      <w:pPr/>
+      <w:r>
+        <w:rPr>
+          <w:lang w:val="hi_IN" w:bidi="hi_IN"/>
+        </w:rPr>
+      </w:r>
+      <w:r>
+        <w:rPr>
           <w:b/>
           <w:lang w:val="hi_IN" w:bidi="hi_IN"/>
         </w:rPr>
@@ -14283,7 +15958,7 @@
           <w:lang w:val="hi_IN" w:bidi="hi_IN"/>
         </w:rPr>
       </w:r>
-      <w:hyperlink r:id="rId22">
+      <w:hyperlink r:id="rId24">
         <w:r>
           <w:rPr>
             <w:lang w:val="hi_IN" w:bidi="hi_IN"/>
@@ -14365,6 +16040,20 @@
       </w:r>
       <w:r>
         <w:rPr>
+          <w:lang w:val="hi_IN" w:bidi="hi_IN"/>
+        </w:rPr>
+        <w:t>הִכְשַׁלְתֶּ֥ם רַבִּ֖ים</w:t>
+      </w:r>
+    </w:p>
+    <w:p>
+      <w:pPr/>
+      <w:r>
+        <w:rPr>
+          <w:lang w:val="hi_IN" w:bidi="hi_IN"/>
+        </w:rPr>
+      </w:r>
+      <w:r>
+        <w:rPr>
           <w:b/>
           <w:lang w:val="hi_IN" w:bidi="hi_IN"/>
         </w:rPr>
@@ -14487,6 +16176,20 @@
       </w:r>
       <w:r>
         <w:rPr>
+          <w:lang w:val="hi_IN" w:bidi="hi_IN"/>
+        </w:rPr>
+        <w:t>בַּ⁠תּוֹרָ֑ה</w:t>
+      </w:r>
+    </w:p>
+    <w:p>
+      <w:pPr/>
+      <w:r>
+        <w:rPr>
+          <w:lang w:val="hi_IN" w:bidi="hi_IN"/>
+        </w:rPr>
+      </w:r>
+      <w:r>
+        <w:rPr>
           <w:b/>
           <w:lang w:val="hi_IN" w:bidi="hi_IN"/>
         </w:rPr>
@@ -14610,6 +16313,20 @@
       </w:r>
       <w:r>
         <w:rPr>
+          <w:lang w:val="hi_IN" w:bidi="hi_IN"/>
+        </w:rPr>
+        <w:t>שִֽׁחַתֶּם֙</w:t>
+      </w:r>
+    </w:p>
+    <w:p>
+      <w:pPr/>
+      <w:r>
+        <w:rPr>
+          <w:lang w:val="hi_IN" w:bidi="hi_IN"/>
+        </w:rPr>
+      </w:r>
+      <w:r>
+        <w:rPr>
           <w:b/>
           <w:lang w:val="hi_IN" w:bidi="hi_IN"/>
         </w:rPr>
@@ -14694,7 +16411,7 @@
         </w:rPr>
         <w:t xml:space="preserve"> और अनुपयोगी कर दिया हो, जैसे कीटों द्वारा खायी गयी फसलें, जिनका वर्णन </w:t>
       </w:r>
-      <w:hyperlink r:id="rId23">
+      <w:hyperlink r:id="rId25">
         <w:r>
           <w:rPr>
             <w:lang w:val="hi_IN" w:bidi="hi_IN"/>
@@ -14776,6 +16493,20 @@
       </w:r>
       <w:r>
         <w:rPr>
+          <w:lang w:val="hi_IN" w:bidi="hi_IN"/>
+        </w:rPr>
+        <w:t>הַ⁠לֵּוִ֔י</w:t>
+      </w:r>
+    </w:p>
+    <w:p>
+      <w:pPr/>
+      <w:r>
+        <w:rPr>
+          <w:lang w:val="hi_IN" w:bidi="hi_IN"/>
+        </w:rPr>
+      </w:r>
+      <w:r>
+        <w:rPr>
           <w:b/>
           <w:lang w:val="hi_IN" w:bidi="hi_IN"/>
         </w:rPr>
@@ -14789,7 +16520,7 @@
           <w:lang w:val="hi_IN" w:bidi="hi_IN"/>
         </w:rPr>
       </w:r>
-      <w:hyperlink r:id="rId24">
+      <w:hyperlink r:id="rId26">
         <w:r>
           <w:rPr>
             <w:lang w:val="hi_IN" w:bidi="hi_IN"/>
@@ -14871,6 +16602,20 @@
       </w:r>
       <w:r>
         <w:rPr>
+          <w:lang w:val="hi_IN" w:bidi="hi_IN"/>
+        </w:rPr>
+        <w:t>וְ⁠נֹשְׂאִ֥ים פָּנִ֖ים</w:t>
+      </w:r>
+    </w:p>
+    <w:p>
+      <w:pPr/>
+      <w:r>
+        <w:rPr>
+          <w:lang w:val="hi_IN" w:bidi="hi_IN"/>
+        </w:rPr>
+      </w:r>
+      <w:r>
+        <w:rPr>
           <w:b/>
           <w:lang w:val="hi_IN" w:bidi="hi_IN"/>
         </w:rPr>
@@ -14898,7 +16643,7 @@
           <w:lang w:val="hi_IN" w:bidi="hi_IN"/>
         </w:rPr>
       </w:r>
-      <w:hyperlink r:id="rId15">
+      <w:hyperlink r:id="rId17">
         <w:r>
           <w:rPr>
             <w:lang w:val="hi_IN" w:bidi="hi_IN"/>
@@ -14980,6 +16725,20 @@
       </w:r>
       <w:r>
         <w:rPr>
+          <w:lang w:val="hi_IN" w:bidi="hi_IN"/>
+        </w:rPr>
+        <w:t>בַּ⁠תּוֹרָֽה</w:t>
+      </w:r>
+    </w:p>
+    <w:p>
+      <w:pPr/>
+      <w:r>
+        <w:rPr>
+          <w:lang w:val="hi_IN" w:bidi="hi_IN"/>
+        </w:rPr>
+      </w:r>
+      <w:r>
+        <w:rPr>
           <w:b/>
           <w:lang w:val="hi_IN" w:bidi="hi_IN"/>
         </w:rPr>
@@ -15103,6 +16862,20 @@
       </w:r>
       <w:r>
         <w:rPr>
+          <w:lang w:val="hi_IN" w:bidi="hi_IN"/>
+        </w:rPr>
+        <w:t>הֲ⁠ל֨וֹא אָ֤ב אֶחָד֙ לְ⁠כֻלָּ֔⁠נוּ הֲ⁠ל֛וֹא אֵ֥ל אֶֽחָ֖ד בְּרָאָ֑⁠נוּ</w:t>
+      </w:r>
+    </w:p>
+    <w:p>
+      <w:pPr/>
+      <w:r>
+        <w:rPr>
+          <w:lang w:val="hi_IN" w:bidi="hi_IN"/>
+        </w:rPr>
+      </w:r>
+      <w:r>
+        <w:rPr>
           <w:b/>
           <w:lang w:val="hi_IN" w:bidi="hi_IN"/>
         </w:rPr>
@@ -15200,6 +16973,20 @@
       </w:r>
       <w:r>
         <w:rPr>
+          <w:lang w:val="hi_IN" w:bidi="hi_IN"/>
+        </w:rPr>
+        <w:t>הֲ⁠ל֨וֹא אָ֤ב אֶחָד֙ לְ⁠כֻלָּ֔⁠נוּ הֲ⁠ל֛וֹא אֵ֥ל אֶֽחָ֖ד בְּרָאָ֑⁠נוּ</w:t>
+      </w:r>
+    </w:p>
+    <w:p>
+      <w:pPr/>
+      <w:r>
+        <w:rPr>
+          <w:lang w:val="hi_IN" w:bidi="hi_IN"/>
+        </w:rPr>
+      </w:r>
+      <w:r>
+        <w:rPr>
           <w:b/>
           <w:lang w:val="hi_IN" w:bidi="hi_IN"/>
         </w:rPr>
@@ -15297,6 +17084,20 @@
       </w:r>
       <w:r>
         <w:rPr>
+          <w:lang w:val="hi_IN" w:bidi="hi_IN"/>
+        </w:rPr>
+        <w:t>מַדּ֗וּעַ נִבְגַּד֙ אִ֣ישׁ בְּ⁠אָחִ֔י⁠ו לְ⁠חַלֵּ֖ל בְּרִ֥ית אֲבֹתֵֽי⁠נוּ</w:t>
+      </w:r>
+    </w:p>
+    <w:p>
+      <w:pPr/>
+      <w:r>
+        <w:rPr>
+          <w:lang w:val="hi_IN" w:bidi="hi_IN"/>
+        </w:rPr>
+      </w:r>
+      <w:r>
+        <w:rPr>
           <w:b/>
           <w:lang w:val="hi_IN" w:bidi="hi_IN"/>
         </w:rPr>
@@ -15394,6 +17195,20 @@
       </w:r>
       <w:r>
         <w:rPr>
+          <w:lang w:val="hi_IN" w:bidi="hi_IN"/>
+        </w:rPr>
+        <w:t>אִ֣ישׁ בְּ⁠אָחִ֔י⁠ו</w:t>
+      </w:r>
+    </w:p>
+    <w:p>
+      <w:pPr/>
+      <w:r>
+        <w:rPr>
+          <w:lang w:val="hi_IN" w:bidi="hi_IN"/>
+        </w:rPr>
+      </w:r>
+      <w:r>
+        <w:rPr>
           <w:b/>
           <w:lang w:val="hi_IN" w:bidi="hi_IN"/>
         </w:rPr>
@@ -15491,6 +17306,20 @@
       </w:r>
       <w:r>
         <w:rPr>
+          <w:lang w:val="hi_IN" w:bidi="hi_IN"/>
+        </w:rPr>
+        <w:t>אֲבֹתֵֽי⁠נוּ</w:t>
+      </w:r>
+    </w:p>
+    <w:p>
+      <w:pPr/>
+      <w:r>
+        <w:rPr>
+          <w:lang w:val="hi_IN" w:bidi="hi_IN"/>
+        </w:rPr>
+      </w:r>
+      <w:r>
+        <w:rPr>
           <w:b/>
           <w:lang w:val="hi_IN" w:bidi="hi_IN"/>
         </w:rPr>
@@ -15600,6 +17429,20 @@
       </w:r>
       <w:r>
         <w:rPr>
+          <w:lang w:val="hi_IN" w:bidi="hi_IN"/>
+        </w:rPr>
+        <w:t>בָּגְדָ֣ה יְהוּדָ֔ה וְ⁠תוֹעֵבָ֛ה נֶעֶשְׂתָ֥ה בְ⁠יִשְׂרָאֵ֖ל וּ⁠בִ⁠ירֽוּשָׁלִָ֑ם</w:t>
+      </w:r>
+    </w:p>
+    <w:p>
+      <w:pPr/>
+      <w:r>
+        <w:rPr>
+          <w:lang w:val="hi_IN" w:bidi="hi_IN"/>
+        </w:rPr>
+      </w:r>
+      <w:r>
+        <w:rPr>
           <w:b/>
           <w:lang w:val="hi_IN" w:bidi="hi_IN"/>
         </w:rPr>
@@ -15697,6 +17540,20 @@
       </w:r>
       <w:r>
         <w:rPr>
+          <w:lang w:val="hi_IN" w:bidi="hi_IN"/>
+        </w:rPr>
+        <w:t>בָּגְדָ֣ה יְהוּדָ֔ה &amp; חִלֵּ֣ל יְהוּדָ֗ה</w:t>
+      </w:r>
+    </w:p>
+    <w:p>
+      <w:pPr/>
+      <w:r>
+        <w:rPr>
+          <w:lang w:val="hi_IN" w:bidi="hi_IN"/>
+        </w:rPr>
+      </w:r>
+      <w:r>
+        <w:rPr>
           <w:b/>
           <w:lang w:val="hi_IN" w:bidi="hi_IN"/>
         </w:rPr>
@@ -15819,6 +17676,20 @@
       </w:r>
       <w:r>
         <w:rPr>
+          <w:lang w:val="hi_IN" w:bidi="hi_IN"/>
+        </w:rPr>
+        <w:t>וְ⁠תוֹעֵבָ֛ה נֶעֶשְׂתָ֥ה בְ⁠יִשְׂרָאֵ֖ל וּ⁠בִ⁠ירֽוּשָׁלִָ֑ם</w:t>
+      </w:r>
+    </w:p>
+    <w:p>
+      <w:pPr/>
+      <w:r>
+        <w:rPr>
+          <w:lang w:val="hi_IN" w:bidi="hi_IN"/>
+        </w:rPr>
+      </w:r>
+      <w:r>
+        <w:rPr>
           <w:b/>
           <w:lang w:val="hi_IN" w:bidi="hi_IN"/>
         </w:rPr>
@@ -15940,6 +17811,20 @@
       </w:r>
       <w:r>
         <w:rPr>
+          <w:lang w:val="hi_IN" w:bidi="hi_IN"/>
+        </w:rPr>
+        <w:t>וּ⁠בָעַ֖ל בַּת־אֵ֥ל נֵכָֽר</w:t>
+      </w:r>
+    </w:p>
+    <w:p>
+      <w:pPr/>
+      <w:r>
+        <w:rPr>
+          <w:lang w:val="hi_IN" w:bidi="hi_IN"/>
+        </w:rPr>
+      </w:r>
+      <w:r>
+        <w:rPr>
           <w:b/>
           <w:lang w:val="hi_IN" w:bidi="hi_IN"/>
         </w:rPr>
@@ -16075,6 +17960,20 @@
       </w:r>
       <w:r>
         <w:rPr>
+          <w:lang w:val="hi_IN" w:bidi="hi_IN"/>
+        </w:rPr>
+        <w:t>יַכְרֵ֨ת יְהוָ֜ה &amp; מֵ⁠אָהֳלֵ֖י יַֽעֲקֹ֑ב</w:t>
+      </w:r>
+    </w:p>
+    <w:p>
+      <w:pPr/>
+      <w:r>
+        <w:rPr>
+          <w:lang w:val="hi_IN" w:bidi="hi_IN"/>
+        </w:rPr>
+      </w:r>
+      <w:r>
+        <w:rPr>
           <w:b/>
           <w:lang w:val="hi_IN" w:bidi="hi_IN"/>
         </w:rPr>
@@ -16185,6 +18084,20 @@
       </w:r>
       <w:r>
         <w:rPr>
+          <w:lang w:val="hi_IN" w:bidi="hi_IN"/>
+        </w:rPr>
+        <w:t>יַכְרֵ֨ת יְהוָ֜ה</w:t>
+      </w:r>
+    </w:p>
+    <w:p>
+      <w:pPr/>
+      <w:r>
+        <w:rPr>
+          <w:lang w:val="hi_IN" w:bidi="hi_IN"/>
+        </w:rPr>
+      </w:r>
+      <w:r>
+        <w:rPr>
           <w:b/>
           <w:lang w:val="hi_IN" w:bidi="hi_IN"/>
         </w:rPr>
@@ -16295,6 +18208,20 @@
       </w:r>
       <w:r>
         <w:rPr>
+          <w:lang w:val="hi_IN" w:bidi="hi_IN"/>
+        </w:rPr>
+        <w:t>מֵ⁠אָהֳלֵ֖י יַֽעֲקֹ֑ב</w:t>
+      </w:r>
+    </w:p>
+    <w:p>
+      <w:pPr/>
+      <w:r>
+        <w:rPr>
+          <w:lang w:val="hi_IN" w:bidi="hi_IN"/>
+        </w:rPr>
+      </w:r>
+      <w:r>
+        <w:rPr>
           <w:b/>
           <w:lang w:val="hi_IN" w:bidi="hi_IN"/>
         </w:rPr>
@@ -16418,6 +18345,20 @@
       </w:r>
       <w:r>
         <w:rPr>
+          <w:lang w:val="hi_IN" w:bidi="hi_IN"/>
+        </w:rPr>
+        <w:t>לָ⁠אִ֨ישׁ</w:t>
+      </w:r>
+    </w:p>
+    <w:p>
+      <w:pPr/>
+      <w:r>
+        <w:rPr>
+          <w:lang w:val="hi_IN" w:bidi="hi_IN"/>
+        </w:rPr>
+      </w:r>
+      <w:r>
+        <w:rPr>
           <w:b/>
           <w:lang w:val="hi_IN" w:bidi="hi_IN"/>
         </w:rPr>
@@ -16514,6 +18455,20 @@
       </w:r>
       <w:r>
         <w:rPr>
+          <w:lang w:val="hi_IN" w:bidi="hi_IN"/>
+        </w:rPr>
+        <w:t>עֵ֣ר וְ⁠עֹנֶ֔ה</w:t>
+      </w:r>
+    </w:p>
+    <w:p>
+      <w:pPr/>
+      <w:r>
+        <w:rPr>
+          <w:lang w:val="hi_IN" w:bidi="hi_IN"/>
+        </w:rPr>
+      </w:r>
+      <w:r>
+        <w:rPr>
           <w:b/>
           <w:lang w:val="hi_IN" w:bidi="hi_IN"/>
         </w:rPr>
@@ -16650,6 +18605,20 @@
       </w:r>
       <w:r>
         <w:rPr>
+          <w:lang w:val="hi_IN" w:bidi="hi_IN"/>
+        </w:rPr>
+        <w:t>כַּסּ֤וֹת דִּמְעָה֙ אֶת־מִזְבַּ֣ח יְהוָ֔ה</w:t>
+      </w:r>
+    </w:p>
+    <w:p>
+      <w:pPr/>
+      <w:r>
+        <w:rPr>
+          <w:lang w:val="hi_IN" w:bidi="hi_IN"/>
+        </w:rPr>
+      </w:r>
+      <w:r>
+        <w:rPr>
           <w:b/>
           <w:lang w:val="hi_IN" w:bidi="hi_IN"/>
         </w:rPr>
@@ -16747,6 +18716,20 @@
       </w:r>
       <w:r>
         <w:rPr>
+          <w:lang w:val="hi_IN" w:bidi="hi_IN"/>
+        </w:rPr>
+        <w:t>פְּנוֹת֙ אֶל־הַ⁠מִּנְחָ֔ה וְ⁠לָ⁠קַ֥חַת רָצ֖וֹן מִ⁠יֶּדְ⁠כֶֽם</w:t>
+      </w:r>
+    </w:p>
+    <w:p>
+      <w:pPr/>
+      <w:r>
+        <w:rPr>
+          <w:lang w:val="hi_IN" w:bidi="hi_IN"/>
+        </w:rPr>
+      </w:r>
+      <w:r>
+        <w:rPr>
           <w:b/>
           <w:lang w:val="hi_IN" w:bidi="hi_IN"/>
         </w:rPr>
@@ -16844,6 +18827,20 @@
       </w:r>
       <w:r>
         <w:rPr>
+          <w:lang w:val="hi_IN" w:bidi="hi_IN"/>
+        </w:rPr>
+        <w:t>פְּנוֹת֙ אֶל־הַ⁠מִּנְחָ֔ה</w:t>
+      </w:r>
+    </w:p>
+    <w:p>
+      <w:pPr/>
+      <w:r>
+        <w:rPr>
+          <w:lang w:val="hi_IN" w:bidi="hi_IN"/>
+        </w:rPr>
+      </w:r>
+      <w:r>
+        <w:rPr>
           <w:b/>
           <w:lang w:val="hi_IN" w:bidi="hi_IN"/>
         </w:rPr>
@@ -16948,6 +18945,20 @@
       </w:r>
       <w:r>
         <w:rPr>
+          <w:lang w:val="hi_IN" w:bidi="hi_IN"/>
+        </w:rPr>
+        <w:t>מִ⁠יֶּדְ⁠כֶֽם</w:t>
+      </w:r>
+    </w:p>
+    <w:p>
+      <w:pPr/>
+      <w:r>
+        <w:rPr>
+          <w:lang w:val="hi_IN" w:bidi="hi_IN"/>
+        </w:rPr>
+      </w:r>
+      <w:r>
+        <w:rPr>
           <w:b/>
           <w:lang w:val="hi_IN" w:bidi="hi_IN"/>
         </w:rPr>
@@ -17044,6 +19055,20 @@
       </w:r>
       <w:r>
         <w:rPr>
+          <w:lang w:val="hi_IN" w:bidi="hi_IN"/>
+        </w:rPr>
+        <w:t>יְהוָה֩ הֵעִ֨יד בֵּינְ⁠ךָ֜ וּ⁠בֵ֣ין ׀ אֵ֣שֶׁת נְעוּרֶ֗י⁠ךָ</w:t>
+      </w:r>
+    </w:p>
+    <w:p>
+      <w:pPr/>
+      <w:r>
+        <w:rPr>
+          <w:lang w:val="hi_IN" w:bidi="hi_IN"/>
+        </w:rPr>
+      </w:r>
+      <w:r>
+        <w:rPr>
           <w:b/>
           <w:lang w:val="hi_IN" w:bidi="hi_IN"/>
         </w:rPr>
@@ -17154,6 +19179,20 @@
       </w:r>
       <w:r>
         <w:rPr>
+          <w:lang w:val="hi_IN" w:bidi="hi_IN"/>
+        </w:rPr>
+        <w:t>בֵּינְ⁠ךָ֜ &amp; נְעוּרֶ֗י⁠ךָ &amp; אַתָּה֙ בָּגַ֣דְתָּה &amp; חֲבֶרְתְּ⁠ךָ֖ &amp; בְּרִיתֶֽ⁠ךָ</w:t>
+      </w:r>
+    </w:p>
+    <w:p>
+      <w:pPr/>
+      <w:r>
+        <w:rPr>
+          <w:lang w:val="hi_IN" w:bidi="hi_IN"/>
+        </w:rPr>
+      </w:r>
+      <w:r>
+        <w:rPr>
           <w:b/>
           <w:lang w:val="hi_IN" w:bidi="hi_IN"/>
         </w:rPr>
@@ -17321,6 +19360,20 @@
       </w:r>
       <w:r>
         <w:rPr>
+          <w:lang w:val="hi_IN" w:bidi="hi_IN"/>
+        </w:rPr>
+        <w:t>אֵ֣שֶׁת נְעוּרֶ֗י⁠ךָ</w:t>
+      </w:r>
+    </w:p>
+    <w:p>
+      <w:pPr/>
+      <w:r>
+        <w:rPr>
+          <w:lang w:val="hi_IN" w:bidi="hi_IN"/>
+        </w:rPr>
+      </w:r>
+      <w:r>
+        <w:rPr>
           <w:b/>
           <w:lang w:val="hi_IN" w:bidi="hi_IN"/>
         </w:rPr>
@@ -17431,6 +19484,20 @@
       </w:r>
       <w:r>
         <w:rPr>
+          <w:lang w:val="hi_IN" w:bidi="hi_IN"/>
+        </w:rPr>
+        <w:t>וְ⁠לֹא־אֶחָ֣ד עָשָׂ֗ה וּ⁠שְׁאָ֥ר ר֨וּחַ֙ ל֔⁠וֹ</w:t>
+      </w:r>
+    </w:p>
+    <w:p>
+      <w:pPr/>
+      <w:r>
+        <w:rPr>
+          <w:lang w:val="hi_IN" w:bidi="hi_IN"/>
+        </w:rPr>
+      </w:r>
+      <w:r>
+        <w:rPr>
           <w:b/>
           <w:lang w:val="hi_IN" w:bidi="hi_IN"/>
         </w:rPr>
@@ -17528,6 +19595,20 @@
       </w:r>
       <w:r>
         <w:rPr>
+          <w:lang w:val="hi_IN" w:bidi="hi_IN"/>
+        </w:rPr>
+        <w:t>וּ⁠שְׁאָ֥ר ר֨וּחַ֙ ל֔⁠וֹ</w:t>
+      </w:r>
+    </w:p>
+    <w:p>
+      <w:pPr/>
+      <w:r>
+        <w:rPr>
+          <w:lang w:val="hi_IN" w:bidi="hi_IN"/>
+        </w:rPr>
+      </w:r>
+      <w:r>
+        <w:rPr>
           <w:b/>
           <w:lang w:val="hi_IN" w:bidi="hi_IN"/>
         </w:rPr>
@@ -17651,6 +19732,20 @@
       </w:r>
       <w:r>
         <w:rPr>
+          <w:lang w:val="hi_IN" w:bidi="hi_IN"/>
+        </w:rPr>
+        <w:t>וּ⁠מָה֙ הָֽ⁠אֶחָ֔ד מְבַקֵּ֖שׁ זֶ֣רַע אֱלֹהִ֑ים</w:t>
+      </w:r>
+    </w:p>
+    <w:p>
+      <w:pPr/>
+      <w:r>
+        <w:rPr>
+          <w:lang w:val="hi_IN" w:bidi="hi_IN"/>
+        </w:rPr>
+      </w:r>
+      <w:r>
+        <w:rPr>
           <w:b/>
           <w:lang w:val="hi_IN" w:bidi="hi_IN"/>
         </w:rPr>
@@ -17773,6 +19868,20 @@
       </w:r>
       <w:r>
         <w:rPr>
+          <w:lang w:val="hi_IN" w:bidi="hi_IN"/>
+        </w:rPr>
+        <w:t>זֶ֣רַע אֱלֹהִ֑ים</w:t>
+      </w:r>
+    </w:p>
+    <w:p>
+      <w:pPr/>
+      <w:r>
+        <w:rPr>
+          <w:lang w:val="hi_IN" w:bidi="hi_IN"/>
+        </w:rPr>
+      </w:r>
+      <w:r>
+        <w:rPr>
           <w:b/>
           <w:lang w:val="hi_IN" w:bidi="hi_IN"/>
         </w:rPr>
@@ -17883,6 +19992,20 @@
       </w:r>
       <w:r>
         <w:rPr>
+          <w:lang w:val="hi_IN" w:bidi="hi_IN"/>
+        </w:rPr>
+        <w:t>וְ⁠נִשְׁמַרְתֶּם֙ בְּ⁠ר֣וּחֲ⁠כֶ֔ם</w:t>
+      </w:r>
+    </w:p>
+    <w:p>
+      <w:pPr/>
+      <w:r>
+        <w:rPr>
+          <w:lang w:val="hi_IN" w:bidi="hi_IN"/>
+        </w:rPr>
+      </w:r>
+      <w:r>
+        <w:rPr>
           <w:b/>
           <w:lang w:val="hi_IN" w:bidi="hi_IN"/>
         </w:rPr>
@@ -18018,6 +20141,20 @@
       </w:r>
       <w:r>
         <w:rPr>
+          <w:lang w:val="hi_IN" w:bidi="hi_IN"/>
+        </w:rPr>
+        <w:t>וְ⁠כִסָּ֤ה חָמָס֙ עַל־לְבוּשׁ֔⁠וֹ</w:t>
+      </w:r>
+    </w:p>
+    <w:p>
+      <w:pPr/>
+      <w:r>
+        <w:rPr>
+          <w:lang w:val="hi_IN" w:bidi="hi_IN"/>
+        </w:rPr>
+      </w:r>
+      <w:r>
+        <w:rPr>
           <w:b/>
           <w:lang w:val="hi_IN" w:bidi="hi_IN"/>
         </w:rPr>
@@ -18128,6 +20265,20 @@
       </w:r>
       <w:r>
         <w:rPr>
+          <w:lang w:val="hi_IN" w:bidi="hi_IN"/>
+        </w:rPr>
+        <w:t>וְ⁠נִשְׁמַרְתֶּ֥ם בְּ⁠רוּחֲ⁠כֶ֖ם</w:t>
+      </w:r>
+    </w:p>
+    <w:p>
+      <w:pPr/>
+      <w:r>
+        <w:rPr>
+          <w:lang w:val="hi_IN" w:bidi="hi_IN"/>
+        </w:rPr>
+      </w:r>
+      <w:r>
+        <w:rPr>
           <w:b/>
           <w:lang w:val="hi_IN" w:bidi="hi_IN"/>
         </w:rPr>
@@ -18225,6 +20376,20 @@
       </w:r>
       <w:r>
         <w:rPr>
+          <w:lang w:val="hi_IN" w:bidi="hi_IN"/>
+        </w:rPr>
+        <w:t>בְּ⁠דִבְרֵי⁠כֶ֔ם</w:t>
+      </w:r>
+    </w:p>
+    <w:p>
+      <w:pPr/>
+      <w:r>
+        <w:rPr>
+          <w:lang w:val="hi_IN" w:bidi="hi_IN"/>
+        </w:rPr>
+      </w:r>
+      <w:r>
+        <w:rPr>
           <w:b/>
           <w:lang w:val="hi_IN" w:bidi="hi_IN"/>
         </w:rPr>
@@ -18333,6 +20498,20 @@
       </w:r>
       <w:r>
         <w:rPr>
+          <w:lang w:val="hi_IN" w:bidi="hi_IN"/>
+        </w:rPr>
+        <w:t>עֹ֨שֵׂה רָ֜ע</w:t>
+      </w:r>
+    </w:p>
+    <w:p>
+      <w:pPr/>
+      <w:r>
+        <w:rPr>
+          <w:lang w:val="hi_IN" w:bidi="hi_IN"/>
+        </w:rPr>
+      </w:r>
+      <w:r>
+        <w:rPr>
           <w:b/>
           <w:lang w:val="hi_IN" w:bidi="hi_IN"/>
         </w:rPr>
@@ -18443,6 +20622,20 @@
       </w:r>
       <w:r>
         <w:rPr>
+          <w:lang w:val="hi_IN" w:bidi="hi_IN"/>
+        </w:rPr>
+        <w:t>בְּ⁠עֵינֵ֣י יְהוָ֗ה</w:t>
+      </w:r>
+    </w:p>
+    <w:p>
+      <w:pPr/>
+      <w:r>
+        <w:rPr>
+          <w:lang w:val="hi_IN" w:bidi="hi_IN"/>
+        </w:rPr>
+      </w:r>
+      <w:r>
+        <w:rPr>
           <w:b/>
           <w:lang w:val="hi_IN" w:bidi="hi_IN"/>
         </w:rPr>
@@ -18576,6 +20769,20 @@
       </w:r>
       <w:r>
         <w:rPr>
+          <w:lang w:val="hi_IN" w:bidi="hi_IN"/>
+        </w:rPr>
+        <w:t>אַיֵּ֖ה אֱלֹהֵ֥י הַ⁠מִּשְׁפָּֽט</w:t>
+      </w:r>
+    </w:p>
+    <w:p>
+      <w:pPr/>
+      <w:r>
+        <w:rPr>
+          <w:lang w:val="hi_IN" w:bidi="hi_IN"/>
+        </w:rPr>
+      </w:r>
+      <w:r>
+        <w:rPr>
           <w:b/>
           <w:lang w:val="hi_IN" w:bidi="hi_IN"/>
         </w:rPr>
@@ -18686,6 +20893,20 @@
       </w:r>
       <w:r>
         <w:rPr>
+          <w:lang w:val="hi_IN" w:bidi="hi_IN"/>
+        </w:rPr>
+        <w:t>אַיֵּ֖ה אֱלֹהֵ֥י הַ⁠מִּשְׁפָּֽט</w:t>
+      </w:r>
+    </w:p>
+    <w:p>
+      <w:pPr/>
+      <w:r>
+        <w:rPr>
+          <w:lang w:val="hi_IN" w:bidi="hi_IN"/>
+        </w:rPr>
+      </w:r>
+      <w:r>
+        <w:rPr>
           <w:b/>
           <w:lang w:val="hi_IN" w:bidi="hi_IN"/>
         </w:rPr>
@@ -18896,6 +21117,20 @@
       </w:r>
       <w:r>
         <w:rPr>
+          <w:lang w:val="hi_IN" w:bidi="hi_IN"/>
+        </w:rPr>
+        <w:t>הִנְ⁠נִ֤י שֹׁלֵחַ֙</w:t>
+      </w:r>
+    </w:p>
+    <w:p>
+      <w:pPr/>
+      <w:r>
+        <w:rPr>
+          <w:lang w:val="hi_IN" w:bidi="hi_IN"/>
+        </w:rPr>
+      </w:r>
+      <w:r>
+        <w:rPr>
           <w:b/>
           <w:lang w:val="hi_IN" w:bidi="hi_IN"/>
         </w:rPr>
@@ -18949,7 +21184,7 @@
         </w:rPr>
         <w:t xml:space="preserve">एक ऐसा मुहावरा है जिसका इस्तेमाल इस संस्कृति के लोग आमतौर पर यह बताने के लिए करते थे कि वे कुछ करने वाले हैं। </w:t>
       </w:r>
-      <w:hyperlink r:id="rId25">
+      <w:hyperlink r:id="rId27">
         <w:r>
           <w:rPr>
             <w:lang w:val="hi_IN" w:bidi="hi_IN"/>
@@ -19031,6 +21266,20 @@
       </w:r>
       <w:r>
         <w:rPr>
+          <w:lang w:val="hi_IN" w:bidi="hi_IN"/>
+        </w:rPr>
+        <w:t>וּ⁠פִנָּה־דֶ֖רֶךְ לְ⁠פָנָ֑⁠י</w:t>
+      </w:r>
+    </w:p>
+    <w:p>
+      <w:pPr/>
+      <w:r>
+        <w:rPr>
+          <w:lang w:val="hi_IN" w:bidi="hi_IN"/>
+        </w:rPr>
+      </w:r>
+      <w:r>
+        <w:rPr>
           <w:b/>
           <w:lang w:val="hi_IN" w:bidi="hi_IN"/>
         </w:rPr>
@@ -19154,6 +21403,20 @@
       </w:r>
       <w:r>
         <w:rPr>
+          <w:lang w:val="hi_IN" w:bidi="hi_IN"/>
+        </w:rPr>
+        <w:t>וּ⁠פִנָּה־דֶ֖רֶךְ לְ⁠פָנָ֑⁠י</w:t>
+      </w:r>
+    </w:p>
+    <w:p>
+      <w:pPr/>
+      <w:r>
+        <w:rPr>
+          <w:lang w:val="hi_IN" w:bidi="hi_IN"/>
+        </w:rPr>
+      </w:r>
+      <w:r>
+        <w:rPr>
           <w:b/>
           <w:lang w:val="hi_IN" w:bidi="hi_IN"/>
         </w:rPr>
@@ -19276,6 +21539,20 @@
       </w:r>
       <w:r>
         <w:rPr>
+          <w:lang w:val="hi_IN" w:bidi="hi_IN"/>
+        </w:rPr>
+        <w:t>הִנֵּה</w:t>
+      </w:r>
+    </w:p>
+    <w:p>
+      <w:pPr/>
+      <w:r>
+        <w:rPr>
+          <w:lang w:val="hi_IN" w:bidi="hi_IN"/>
+        </w:rPr>
+      </w:r>
+      <w:r>
+        <w:rPr>
           <w:b/>
           <w:lang w:val="hi_IN" w:bidi="hi_IN"/>
         </w:rPr>
@@ -19295,7 +21572,7 @@
         </w:rPr>
         <w:t xml:space="preserve">यहोवा इस शब्द का उपयोग लोगों का ध्यान आकर्षित करने के लिए करते हैं। </w:t>
       </w:r>
-      <w:hyperlink r:id="rId26">
+      <w:hyperlink r:id="rId28">
         <w:r>
           <w:rPr>
             <w:lang w:val="hi_IN" w:bidi="hi_IN"/>
@@ -19377,6 +21654,20 @@
       </w:r>
       <w:r>
         <w:rPr>
+          <w:lang w:val="hi_IN" w:bidi="hi_IN"/>
+        </w:rPr>
+        <w:t>וּ⁠מִ֤י מְכַלְכֵּל֙ אֶת־י֣וֹם בּוֹא֔⁠וֹ וּ⁠מִ֥י הָ⁠עֹמֵ֖ד בְּ⁠הֵרָֽאוֹת֑⁠וֹ כִּֽי־הוּא֙ כְּ⁠אֵ֣שׁ מְצָרֵ֔ף וּ⁠כְ⁠בֹרִ֖ית מְכַבְּסִֽים</w:t>
+      </w:r>
+    </w:p>
+    <w:p>
+      <w:pPr/>
+      <w:r>
+        <w:rPr>
+          <w:lang w:val="hi_IN" w:bidi="hi_IN"/>
+        </w:rPr>
+      </w:r>
+      <w:r>
+        <w:rPr>
           <w:b/>
           <w:lang w:val="hi_IN" w:bidi="hi_IN"/>
         </w:rPr>
@@ -19474,6 +21765,20 @@
       </w:r>
       <w:r>
         <w:rPr>
+          <w:lang w:val="hi_IN" w:bidi="hi_IN"/>
+        </w:rPr>
+        <w:t>וּ⁠מִ֤י מְכַלְכֵּל֙ אֶת־י֣וֹם בּוֹא֔⁠וֹ וּ⁠מִ֥י הָ⁠עֹמֵ֖ד בְּ⁠הֵרָֽאוֹת֑⁠וֹ</w:t>
+      </w:r>
+    </w:p>
+    <w:p>
+      <w:pPr/>
+      <w:r>
+        <w:rPr>
+          <w:lang w:val="hi_IN" w:bidi="hi_IN"/>
+        </w:rPr>
+      </w:r>
+      <w:r>
+        <w:rPr>
           <w:b/>
           <w:lang w:val="hi_IN" w:bidi="hi_IN"/>
         </w:rPr>
@@ -19571,6 +21876,20 @@
       </w:r>
       <w:r>
         <w:rPr>
+          <w:lang w:val="hi_IN" w:bidi="hi_IN"/>
+        </w:rPr>
+        <w:t>וּ⁠מִ֤י מְכַלְכֵּל֙ אֶת־י֣וֹם בּוֹא֔⁠וֹ וּ⁠מִ֥י הָ⁠עֹמֵ֖ד בְּ⁠הֵרָֽאוֹת֑⁠וֹ</w:t>
+      </w:r>
+    </w:p>
+    <w:p>
+      <w:pPr/>
+      <w:r>
+        <w:rPr>
+          <w:lang w:val="hi_IN" w:bidi="hi_IN"/>
+        </w:rPr>
+      </w:r>
+      <w:r>
+        <w:rPr>
           <w:b/>
           <w:lang w:val="hi_IN" w:bidi="hi_IN"/>
         </w:rPr>
@@ -19674,6 +21993,20 @@
       </w:r>
       <w:r>
         <w:rPr>
+          <w:lang w:val="hi_IN" w:bidi="hi_IN"/>
+        </w:rPr>
+        <w:t>הָ⁠עֹמֵ֖ד</w:t>
+      </w:r>
+    </w:p>
+    <w:p>
+      <w:pPr/>
+      <w:r>
+        <w:rPr>
+          <w:lang w:val="hi_IN" w:bidi="hi_IN"/>
+        </w:rPr>
+      </w:r>
+      <w:r>
+        <w:rPr>
           <w:b/>
           <w:lang w:val="hi_IN" w:bidi="hi_IN"/>
         </w:rPr>
@@ -19790,6 +22123,20 @@
       </w:r>
       <w:r>
         <w:rPr>
+          <w:lang w:val="hi_IN" w:bidi="hi_IN"/>
+        </w:rPr>
+        <w:t>הוּא֙ כְּ⁠אֵ֣שׁ מְצָרֵ֔ף וּ⁠כְ⁠בֹרִ֖ית מְכַבְּסִֽים</w:t>
+      </w:r>
+    </w:p>
+    <w:p>
+      <w:pPr/>
+      <w:r>
+        <w:rPr>
+          <w:lang w:val="hi_IN" w:bidi="hi_IN"/>
+        </w:rPr>
+      </w:r>
+      <w:r>
+        <w:rPr>
           <w:b/>
           <w:lang w:val="hi_IN" w:bidi="hi_IN"/>
         </w:rPr>
@@ -19887,6 +22234,20 @@
       </w:r>
       <w:r>
         <w:rPr>
+          <w:lang w:val="hi_IN" w:bidi="hi_IN"/>
+        </w:rPr>
+        <w:t>וְ⁠יָשַׁ֨ב מְצָרֵ֤ף וּ⁠מְטַהֵר֙ כֶּ֔סֶף</w:t>
+      </w:r>
+    </w:p>
+    <w:p>
+      <w:pPr/>
+      <w:r>
+        <w:rPr>
+          <w:lang w:val="hi_IN" w:bidi="hi_IN"/>
+        </w:rPr>
+      </w:r>
+      <w:r>
+        <w:rPr>
           <w:b/>
           <w:lang w:val="hi_IN" w:bidi="hi_IN"/>
         </w:rPr>
@@ -20023,6 +22384,20 @@
       </w:r>
       <w:r>
         <w:rPr>
+          <w:lang w:val="hi_IN" w:bidi="hi_IN"/>
+        </w:rPr>
+        <w:t>אֶת־בְּנֵֽי־לֵוִי֙</w:t>
+      </w:r>
+    </w:p>
+    <w:p>
+      <w:pPr/>
+      <w:r>
+        <w:rPr>
+          <w:lang w:val="hi_IN" w:bidi="hi_IN"/>
+        </w:rPr>
+      </w:r>
+      <w:r>
+        <w:rPr>
           <w:b/>
           <w:lang w:val="hi_IN" w:bidi="hi_IN"/>
         </w:rPr>
@@ -20159,6 +22534,20 @@
       </w:r>
       <w:r>
         <w:rPr>
+          <w:lang w:val="hi_IN" w:bidi="hi_IN"/>
+        </w:rPr>
+        <w:t>וְ⁠זִקַּ֣ק אֹתָ֔⁠ם כַּ⁠זָּהָ֖ב וְ⁠כַ⁠כָּ֑סֶף</w:t>
+      </w:r>
+    </w:p>
+    <w:p>
+      <w:pPr/>
+      <w:r>
+        <w:rPr>
+          <w:lang w:val="hi_IN" w:bidi="hi_IN"/>
+        </w:rPr>
+      </w:r>
+      <w:r>
+        <w:rPr>
           <w:b/>
           <w:lang w:val="hi_IN" w:bidi="hi_IN"/>
         </w:rPr>
@@ -20256,6 +22645,20 @@
       </w:r>
       <w:r>
         <w:rPr>
+          <w:lang w:val="hi_IN" w:bidi="hi_IN"/>
+        </w:rPr>
+        <w:t>מִנְחַ֥ת יְהוּדָ֖ה וִ⁠ירֽוּשָׁלִָ֑ם</w:t>
+      </w:r>
+    </w:p>
+    <w:p>
+      <w:pPr/>
+      <w:r>
+        <w:rPr>
+          <w:lang w:val="hi_IN" w:bidi="hi_IN"/>
+        </w:rPr>
+      </w:r>
+      <w:r>
+        <w:rPr>
           <w:b/>
           <w:lang w:val="hi_IN" w:bidi="hi_IN"/>
         </w:rPr>
@@ -20339,6 +22742,20 @@
       </w:r>
       <w:r>
         <w:rPr>
+          <w:lang w:val="hi_IN" w:bidi="hi_IN"/>
+        </w:rPr>
+        <w:t>כִּ⁠ימֵ֣י עוֹלָ֔ם וּ⁠כְ⁠שָׁנִ֖ים קַדְמֹנִיּֽוֹת</w:t>
+      </w:r>
+    </w:p>
+    <w:p>
+      <w:pPr/>
+      <w:r>
+        <w:rPr>
+          <w:lang w:val="hi_IN" w:bidi="hi_IN"/>
+        </w:rPr>
+      </w:r>
+      <w:r>
+        <w:rPr>
           <w:b/>
           <w:lang w:val="hi_IN" w:bidi="hi_IN"/>
         </w:rPr>
@@ -20436,6 +22853,20 @@
       </w:r>
       <w:r>
         <w:rPr>
+          <w:lang w:val="hi_IN" w:bidi="hi_IN"/>
+        </w:rPr>
+        <w:t>בַּֽ⁠מְכַשְּׁפִים֙ וּ⁠בַ⁠מְנָ֣אֲפִ֔ים וּ⁠בַ⁠נִּשְׁבָּעִ֖ים לַ⁠שָּׁ֑קֶר וּ⁠בְ⁠עֹשְׁקֵ֣י שְׂכַר־שָׂ֠כִיר אַלְמָנָ֨ה וְ⁠יָת֤וֹם וּ⁠מַטֵּי־גֵר֙ וְ⁠לֹ֣א יְרֵא֔וּ⁠נִי</w:t>
+      </w:r>
+    </w:p>
+    <w:p>
+      <w:pPr/>
+      <w:r>
+        <w:rPr>
+          <w:lang w:val="hi_IN" w:bidi="hi_IN"/>
+        </w:rPr>
+      </w:r>
+      <w:r>
+        <w:rPr>
           <w:b/>
           <w:lang w:val="hi_IN" w:bidi="hi_IN"/>
         </w:rPr>
@@ -20545,6 +22976,20 @@
       </w:r>
       <w:r>
         <w:rPr>
+          <w:lang w:val="hi_IN" w:bidi="hi_IN"/>
+        </w:rPr>
+        <w:t>לַ⁠מִּשְׁפָּט֒</w:t>
+      </w:r>
+    </w:p>
+    <w:p>
+      <w:pPr/>
+      <w:r>
+        <w:rPr>
+          <w:lang w:val="hi_IN" w:bidi="hi_IN"/>
+        </w:rPr>
+      </w:r>
+      <w:r>
+        <w:rPr>
           <w:b/>
           <w:lang w:val="hi_IN" w:bidi="hi_IN"/>
         </w:rPr>
@@ -20655,6 +23100,20 @@
       </w:r>
       <w:r>
         <w:rPr>
+          <w:lang w:val="hi_IN" w:bidi="hi_IN"/>
+        </w:rPr>
+        <w:t>וְ⁠הָיִ֣יתִי ׀ עֵ֣ד מְמַהֵ֗ר בַּֽ⁠מְכַשְּׁפִים֙ וּ⁠בַ⁠מְנָ֣אֲפִ֔ים וּ⁠בַ⁠נִּשְׁבָּעִ֖ים לַ⁠שָּׁ֑קֶר וּ⁠בְ⁠עֹשְׁקֵ֣י שְׂכַר־שָׂ֠כִיר אַלְמָנָ֨ה וְ⁠יָת֤וֹם וּ⁠מַטֵּי־גֵר֙</w:t>
+      </w:r>
+    </w:p>
+    <w:p>
+      <w:pPr/>
+      <w:r>
+        <w:rPr>
+          <w:lang w:val="hi_IN" w:bidi="hi_IN"/>
+        </w:rPr>
+      </w:r>
+      <w:r>
+        <w:rPr>
           <w:b/>
           <w:lang w:val="hi_IN" w:bidi="hi_IN"/>
         </w:rPr>
@@ -20777,6 +23236,20 @@
       </w:r>
       <w:r>
         <w:rPr>
+          <w:lang w:val="hi_IN" w:bidi="hi_IN"/>
+        </w:rPr>
+        <w:t>וּ⁠בְ⁠עֹשְׁקֵ֣י שְׂכַר</w:t>
+      </w:r>
+    </w:p>
+    <w:p>
+      <w:pPr/>
+      <w:r>
+        <w:rPr>
+          <w:lang w:val="hi_IN" w:bidi="hi_IN"/>
+        </w:rPr>
+      </w:r>
+      <w:r>
+        <w:rPr>
           <w:b/>
           <w:lang w:val="hi_IN" w:bidi="hi_IN"/>
         </w:rPr>
@@ -20911,6 +23384,20 @@
       </w:r>
       <w:r>
         <w:rPr>
+          <w:lang w:val="hi_IN" w:bidi="hi_IN"/>
+        </w:rPr>
+        <w:t>שָׂ֠כִיר אַלְמָנָ֨ה וְ⁠יָת֤וֹם &amp; גֵר֙</w:t>
+      </w:r>
+    </w:p>
+    <w:p>
+      <w:pPr/>
+      <w:r>
+        <w:rPr>
+          <w:lang w:val="hi_IN" w:bidi="hi_IN"/>
+        </w:rPr>
+      </w:r>
+      <w:r>
+        <w:rPr>
           <w:b/>
           <w:lang w:val="hi_IN" w:bidi="hi_IN"/>
         </w:rPr>
@@ -21148,6 +23635,20 @@
       </w:r>
       <w:r>
         <w:rPr>
+          <w:lang w:val="hi_IN" w:bidi="hi_IN"/>
+        </w:rPr>
+        <w:t>וּ⁠מַטֵּי־גֵר֙</w:t>
+      </w:r>
+    </w:p>
+    <w:p>
+      <w:pPr/>
+      <w:r>
+        <w:rPr>
+          <w:lang w:val="hi_IN" w:bidi="hi_IN"/>
+        </w:rPr>
+      </w:r>
+      <w:r>
+        <w:rPr>
           <w:b/>
           <w:lang w:val="hi_IN" w:bidi="hi_IN"/>
         </w:rPr>
@@ -21283,6 +23784,20 @@
       </w:r>
       <w:r>
         <w:rPr>
+          <w:lang w:val="hi_IN" w:bidi="hi_IN"/>
+        </w:rPr>
+        <w:t>כִּ֛י אֲנִ֥י יְהוָ֖ה לֹ֣א שָׁנִ֑יתִי וְ⁠אַתֶּ֥ם בְּנֵֽי־יַעֲקֹ֖ב לֹ֥א כְלִיתֶֽם</w:t>
+      </w:r>
+    </w:p>
+    <w:p>
+      <w:pPr/>
+      <w:r>
+        <w:rPr>
+          <w:lang w:val="hi_IN" w:bidi="hi_IN"/>
+        </w:rPr>
+      </w:r>
+      <w:r>
+        <w:rPr>
           <w:b/>
           <w:lang w:val="hi_IN" w:bidi="hi_IN"/>
         </w:rPr>
@@ -21430,6 +23945,20 @@
       </w:r>
       <w:r>
         <w:rPr>
+          <w:lang w:val="hi_IN" w:bidi="hi_IN"/>
+        </w:rPr>
+        <w:t>לֹ֣א שָׁנִ֑יתִי</w:t>
+      </w:r>
+    </w:p>
+    <w:p>
+      <w:pPr/>
+      <w:r>
+        <w:rPr>
+          <w:lang w:val="hi_IN" w:bidi="hi_IN"/>
+        </w:rPr>
+      </w:r>
+      <w:r>
+        <w:rPr>
           <w:b/>
           <w:lang w:val="hi_IN" w:bidi="hi_IN"/>
         </w:rPr>
@@ -21588,6 +24117,20 @@
       </w:r>
       <w:r>
         <w:rPr>
+          <w:lang w:val="hi_IN" w:bidi="hi_IN"/>
+        </w:rPr>
+        <w:t>בְּנֵֽי־יַעֲקֹ֖ב</w:t>
+      </w:r>
+    </w:p>
+    <w:p>
+      <w:pPr/>
+      <w:r>
+        <w:rPr>
+          <w:lang w:val="hi_IN" w:bidi="hi_IN"/>
+        </w:rPr>
+      </w:r>
+      <w:r>
+        <w:rPr>
           <w:b/>
           <w:lang w:val="hi_IN" w:bidi="hi_IN"/>
         </w:rPr>
@@ -21646,7 +24189,7 @@
         </w:rPr>
         <w:t xml:space="preserve">। </w:t>
       </w:r>
-      <w:hyperlink r:id="rId21">
+      <w:hyperlink r:id="rId23">
         <w:r>
           <w:rPr>
             <w:lang w:val="hi_IN" w:bidi="hi_IN"/>
@@ -21728,6 +24271,20 @@
       </w:r>
       <w:r>
         <w:rPr>
+          <w:lang w:val="hi_IN" w:bidi="hi_IN"/>
+        </w:rPr>
+        <w:t>אֲבֹתֵי⁠כֶ֜ם</w:t>
+      </w:r>
+    </w:p>
+    <w:p>
+      <w:pPr/>
+      <w:r>
+        <w:rPr>
+          <w:lang w:val="hi_IN" w:bidi="hi_IN"/>
+        </w:rPr>
+      </w:r>
+      <w:r>
+        <w:rPr>
           <w:b/>
           <w:lang w:val="hi_IN" w:bidi="hi_IN"/>
         </w:rPr>
@@ -21863,6 +24420,20 @@
       </w:r>
       <w:r>
         <w:rPr>
+          <w:lang w:val="hi_IN" w:bidi="hi_IN"/>
+        </w:rPr>
+        <w:t>סַרְתֶּ֤ם מֵֽ⁠חֻקַּ⁠י֙ וְ⁠לֹ֣א שְׁמַרְתֶּ֔ם</w:t>
+      </w:r>
+    </w:p>
+    <w:p>
+      <w:pPr/>
+      <w:r>
+        <w:rPr>
+          <w:lang w:val="hi_IN" w:bidi="hi_IN"/>
+        </w:rPr>
+      </w:r>
+      <w:r>
+        <w:rPr>
           <w:b/>
           <w:lang w:val="hi_IN" w:bidi="hi_IN"/>
         </w:rPr>
@@ -21960,6 +24531,20 @@
       </w:r>
       <w:r>
         <w:rPr>
+          <w:lang w:val="hi_IN" w:bidi="hi_IN"/>
+        </w:rPr>
+        <w:t>סַרְתֶּ֤ם מֵֽ⁠חֻקַּ⁠י֙</w:t>
+      </w:r>
+    </w:p>
+    <w:p>
+      <w:pPr/>
+      <w:r>
+        <w:rPr>
+          <w:lang w:val="hi_IN" w:bidi="hi_IN"/>
+        </w:rPr>
+      </w:r>
+      <w:r>
+        <w:rPr>
           <w:b/>
           <w:lang w:val="hi_IN" w:bidi="hi_IN"/>
         </w:rPr>
@@ -22095,6 +24680,20 @@
       </w:r>
       <w:r>
         <w:rPr>
+          <w:lang w:val="hi_IN" w:bidi="hi_IN"/>
+        </w:rPr>
+        <w:t>וַ⁠אֲמַרְתֶּ֖ם בַּ⁠מֶּ֥ה נָשֽׁוּב</w:t>
+      </w:r>
+    </w:p>
+    <w:p>
+      <w:pPr/>
+      <w:r>
+        <w:rPr>
+          <w:lang w:val="hi_IN" w:bidi="hi_IN"/>
+        </w:rPr>
+      </w:r>
+      <w:r>
+        <w:rPr>
           <w:b/>
           <w:lang w:val="hi_IN" w:bidi="hi_IN"/>
         </w:rPr>
@@ -22192,6 +24791,20 @@
       </w:r>
       <w:r>
         <w:rPr>
+          <w:lang w:val="hi_IN" w:bidi="hi_IN"/>
+        </w:rPr>
+        <w:t>הֲ⁠יִקְבַּ֨ע אָדָ֜ם אֱלֹהִ֗ים כִּ֤י אַתֶּם֙ קֹבְעִ֣ים אֹתִ֔⁠י</w:t>
+      </w:r>
+    </w:p>
+    <w:p>
+      <w:pPr/>
+      <w:r>
+        <w:rPr>
+          <w:lang w:val="hi_IN" w:bidi="hi_IN"/>
+        </w:rPr>
+      </w:r>
+      <w:r>
+        <w:rPr>
           <w:b/>
           <w:lang w:val="hi_IN" w:bidi="hi_IN"/>
         </w:rPr>
@@ -22244,7 +24857,7 @@
         </w:rPr>
         <w:t xml:space="preserve">। </w:t>
       </w:r>
-      <w:hyperlink r:id="rId27">
+      <w:hyperlink r:id="rId29">
         <w:r>
           <w:rPr>
             <w:lang w:val="hi_IN" w:bidi="hi_IN"/>
@@ -22326,6 +24939,20 @@
       </w:r>
       <w:r>
         <w:rPr>
+          <w:lang w:val="hi_IN" w:bidi="hi_IN"/>
+        </w:rPr>
+        <w:t>וַ⁠אֲמַרְתֶּ֖ם בַּ⁠מֶּ֣ה קְבַעֲנ֑וּ⁠ךָ</w:t>
+      </w:r>
+    </w:p>
+    <w:p>
+      <w:pPr/>
+      <w:r>
+        <w:rPr>
+          <w:lang w:val="hi_IN" w:bidi="hi_IN"/>
+        </w:rPr>
+      </w:r>
+      <w:r>
+        <w:rPr>
           <w:b/>
           <w:lang w:val="hi_IN" w:bidi="hi_IN"/>
         </w:rPr>
@@ -22423,6 +25050,20 @@
       </w:r>
       <w:r>
         <w:rPr>
+          <w:lang w:val="hi_IN" w:bidi="hi_IN"/>
+        </w:rPr>
+        <w:t>הַֽ⁠מַּעֲשֵׂ֖ר וְ⁠הַ⁠תְּרוּמָֽה</w:t>
+      </w:r>
+    </w:p>
+    <w:p>
+      <w:pPr/>
+      <w:r>
+        <w:rPr>
+          <w:lang w:val="hi_IN" w:bidi="hi_IN"/>
+        </w:rPr>
+      </w:r>
+      <w:r>
+        <w:rPr>
           <w:b/>
           <w:lang w:val="hi_IN" w:bidi="hi_IN"/>
         </w:rPr>
@@ -22532,6 +25173,20 @@
       </w:r>
       <w:r>
         <w:rPr>
+          <w:lang w:val="hi_IN" w:bidi="hi_IN"/>
+        </w:rPr>
+        <w:t>בַּ⁠מְּאֵרָה֙ אַתֶּ֣ם נֵֽאָרִ֔ים וְ⁠אֹתִ֖⁠י אַתֶּ֣ם קֹבְעִ֑ים</w:t>
+      </w:r>
+    </w:p>
+    <w:p>
+      <w:pPr/>
+      <w:r>
+        <w:rPr>
+          <w:lang w:val="hi_IN" w:bidi="hi_IN"/>
+        </w:rPr>
+      </w:r>
+      <w:r>
+        <w:rPr>
           <w:b/>
           <w:lang w:val="hi_IN" w:bidi="hi_IN"/>
         </w:rPr>
@@ -22629,6 +25284,20 @@
       </w:r>
       <w:r>
         <w:rPr>
+          <w:lang w:val="hi_IN" w:bidi="hi_IN"/>
+        </w:rPr>
+        <w:t>בַּ⁠מְּאֵרָה֙ אַתֶּ֣ם נֵֽאָרִ֔ים</w:t>
+      </w:r>
+    </w:p>
+    <w:p>
+      <w:pPr/>
+      <w:r>
+        <w:rPr>
+          <w:lang w:val="hi_IN" w:bidi="hi_IN"/>
+        </w:rPr>
+      </w:r>
+      <w:r>
+        <w:rPr>
           <w:b/>
           <w:lang w:val="hi_IN" w:bidi="hi_IN"/>
         </w:rPr>
@@ -22726,6 +25395,20 @@
       </w:r>
       <w:r>
         <w:rPr>
+          <w:lang w:val="hi_IN" w:bidi="hi_IN"/>
+        </w:rPr>
+        <w:t>בַּ⁠מְּאֵרָה֙ אַתֶּ֣ם נֵֽאָרִ֔ים</w:t>
+      </w:r>
+    </w:p>
+    <w:p>
+      <w:pPr/>
+      <w:r>
+        <w:rPr>
+          <w:lang w:val="hi_IN" w:bidi="hi_IN"/>
+        </w:rPr>
+      </w:r>
+      <w:r>
+        <w:rPr>
           <w:b/>
           <w:lang w:val="hi_IN" w:bidi="hi_IN"/>
         </w:rPr>
@@ -22823,6 +25506,20 @@
       </w:r>
       <w:r>
         <w:rPr>
+          <w:lang w:val="hi_IN" w:bidi="hi_IN"/>
+        </w:rPr>
+        <w:t>הַ⁠גּ֖וֹי כֻּלּֽ⁠וֹ</w:t>
+      </w:r>
+    </w:p>
+    <w:p>
+      <w:pPr/>
+      <w:r>
+        <w:rPr>
+          <w:lang w:val="hi_IN" w:bidi="hi_IN"/>
+        </w:rPr>
+      </w:r>
+      <w:r>
+        <w:rPr>
           <w:b/>
           <w:lang w:val="hi_IN" w:bidi="hi_IN"/>
         </w:rPr>
@@ -22946,6 +25643,20 @@
       </w:r>
       <w:r>
         <w:rPr>
+          <w:lang w:val="hi_IN" w:bidi="hi_IN"/>
+        </w:rPr>
+        <w:t>בֵּ֣ית הָ⁠אוֹצָ֗ר</w:t>
+      </w:r>
+    </w:p>
+    <w:p>
+      <w:pPr/>
+      <w:r>
+        <w:rPr>
+          <w:lang w:val="hi_IN" w:bidi="hi_IN"/>
+        </w:rPr>
+      </w:r>
+      <w:r>
+        <w:rPr>
           <w:b/>
           <w:lang w:val="hi_IN" w:bidi="hi_IN"/>
         </w:rPr>
@@ -23056,6 +25767,20 @@
       </w:r>
       <w:r>
         <w:rPr>
+          <w:lang w:val="hi_IN" w:bidi="hi_IN"/>
+        </w:rPr>
+        <w:t>טֶ֨רֶף֙ בְּ⁠בֵיתִ֔⁠י</w:t>
+      </w:r>
+    </w:p>
+    <w:p>
+      <w:pPr/>
+      <w:r>
+        <w:rPr>
+          <w:lang w:val="hi_IN" w:bidi="hi_IN"/>
+        </w:rPr>
+      </w:r>
+      <w:r>
+        <w:rPr>
           <w:b/>
           <w:lang w:val="hi_IN" w:bidi="hi_IN"/>
         </w:rPr>
@@ -23179,6 +25904,20 @@
       </w:r>
       <w:r>
         <w:rPr>
+          <w:lang w:val="hi_IN" w:bidi="hi_IN"/>
+        </w:rPr>
+        <w:t>אִם־לֹ֧א אֶפְתַּ֣ח לָ⁠כֶ֗ם אֵ֚ת אֲרֻבּ֣וֹת הַ⁠שָּׁמַ֔יִם וַ⁠הֲרִיקֹתִ֥י לָ⁠כֶ֛ם בְּרָכָ֖ה</w:t>
+      </w:r>
+    </w:p>
+    <w:p>
+      <w:pPr/>
+      <w:r>
+        <w:rPr>
+          <w:lang w:val="hi_IN" w:bidi="hi_IN"/>
+        </w:rPr>
+      </w:r>
+      <w:r>
+        <w:rPr>
           <w:b/>
           <w:lang w:val="hi_IN" w:bidi="hi_IN"/>
         </w:rPr>
@@ -23300,6 +26039,20 @@
       </w:r>
       <w:r>
         <w:rPr>
+          <w:lang w:val="hi_IN" w:bidi="hi_IN"/>
+        </w:rPr>
+        <w:t>בְּרָכָ֖ה</w:t>
+      </w:r>
+    </w:p>
+    <w:p>
+      <w:pPr/>
+      <w:r>
+        <w:rPr>
+          <w:lang w:val="hi_IN" w:bidi="hi_IN"/>
+        </w:rPr>
+      </w:r>
+      <w:r>
+        <w:rPr>
           <w:b/>
           <w:lang w:val="hi_IN" w:bidi="hi_IN"/>
         </w:rPr>
@@ -23396,6 +26149,20 @@
       </w:r>
       <w:r>
         <w:rPr>
+          <w:lang w:val="hi_IN" w:bidi="hi_IN"/>
+        </w:rPr>
+        <w:t>עַד־בְּלִי־דָֽי</w:t>
+      </w:r>
+    </w:p>
+    <w:p>
+      <w:pPr/>
+      <w:r>
+        <w:rPr>
+          <w:lang w:val="hi_IN" w:bidi="hi_IN"/>
+        </w:rPr>
+      </w:r>
+      <w:r>
+        <w:rPr>
           <w:b/>
           <w:lang w:val="hi_IN" w:bidi="hi_IN"/>
         </w:rPr>
@@ -23518,6 +26285,20 @@
       </w:r>
       <w:r>
         <w:rPr>
+          <w:lang w:val="hi_IN" w:bidi="hi_IN"/>
+        </w:rPr>
+        <w:t>וְ⁠גָעַרְתִּ֤י לָ⁠כֶם֙ בָּֽ⁠אֹכֵ֔ל</w:t>
+      </w:r>
+    </w:p>
+    <w:p>
+      <w:pPr/>
+      <w:r>
+        <w:rPr>
+          <w:lang w:val="hi_IN" w:bidi="hi_IN"/>
+        </w:rPr>
+      </w:r>
+      <w:r>
+        <w:rPr>
           <w:b/>
           <w:lang w:val="hi_IN" w:bidi="hi_IN"/>
         </w:rPr>
@@ -23646,6 +26427,20 @@
       </w:r>
       <w:r>
         <w:rPr>
+          <w:lang w:val="hi_IN" w:bidi="hi_IN"/>
+        </w:rPr>
+        <w:t>וְ⁠גָעַרְתִּ֤י לָ⁠כֶם֙ בָּֽ⁠אֹכֵ֔ל</w:t>
+      </w:r>
+    </w:p>
+    <w:p>
+      <w:pPr/>
+      <w:r>
+        <w:rPr>
+          <w:lang w:val="hi_IN" w:bidi="hi_IN"/>
+        </w:rPr>
+      </w:r>
+      <w:r>
+        <w:rPr>
           <w:b/>
           <w:lang w:val="hi_IN" w:bidi="hi_IN"/>
         </w:rPr>
@@ -23756,6 +26551,20 @@
       </w:r>
       <w:r>
         <w:rPr>
+          <w:lang w:val="hi_IN" w:bidi="hi_IN"/>
+        </w:rPr>
+        <w:t>אֶת־פְּרִ֣י הָ⁠אֲדָמָ֑ה</w:t>
+      </w:r>
+    </w:p>
+    <w:p>
+      <w:pPr/>
+      <w:r>
+        <w:rPr>
+          <w:lang w:val="hi_IN" w:bidi="hi_IN"/>
+        </w:rPr>
+      </w:r>
+      <w:r>
+        <w:rPr>
           <w:b/>
           <w:lang w:val="hi_IN" w:bidi="hi_IN"/>
         </w:rPr>
@@ -23879,6 +26688,20 @@
       </w:r>
       <w:r>
         <w:rPr>
+          <w:lang w:val="hi_IN" w:bidi="hi_IN"/>
+        </w:rPr>
+        <w:t>וְ⁠לֹא־תְשַׁכֵּ֨ל לָ⁠כֶ֤ם הַ⁠גֶּ֨פֶן֙ בַּ⁠שָּׂדֶ֔ה</w:t>
+      </w:r>
+    </w:p>
+    <w:p>
+      <w:pPr/>
+      <w:r>
+        <w:rPr>
+          <w:lang w:val="hi_IN" w:bidi="hi_IN"/>
+        </w:rPr>
+      </w:r>
+      <w:r>
+        <w:rPr>
           <w:b/>
           <w:lang w:val="hi_IN" w:bidi="hi_IN"/>
         </w:rPr>
@@ -24002,6 +26825,20 @@
       </w:r>
       <w:r>
         <w:rPr>
+          <w:lang w:val="hi_IN" w:bidi="hi_IN"/>
+        </w:rPr>
+        <w:t>אֶ֣רֶץ חֵ֔פֶץ</w:t>
+      </w:r>
+    </w:p>
+    <w:p>
+      <w:pPr/>
+      <w:r>
+        <w:rPr>
+          <w:lang w:val="hi_IN" w:bidi="hi_IN"/>
+        </w:rPr>
+      </w:r>
+      <w:r>
+        <w:rPr>
           <w:b/>
           <w:lang w:val="hi_IN" w:bidi="hi_IN"/>
         </w:rPr>
@@ -24112,6 +26949,20 @@
       </w:r>
       <w:r>
         <w:rPr>
+          <w:lang w:val="hi_IN" w:bidi="hi_IN"/>
+        </w:rPr>
+        <w:t>חָזְק֥וּ עָלַ֛⁠י דִּבְרֵי⁠כֶ֖ם</w:t>
+      </w:r>
+    </w:p>
+    <w:p>
+      <w:pPr/>
+      <w:r>
+        <w:rPr>
+          <w:lang w:val="hi_IN" w:bidi="hi_IN"/>
+        </w:rPr>
+      </w:r>
+      <w:r>
+        <w:rPr>
           <w:b/>
           <w:lang w:val="hi_IN" w:bidi="hi_IN"/>
         </w:rPr>
@@ -24234,6 +27085,20 @@
       </w:r>
       <w:r>
         <w:rPr>
+          <w:lang w:val="hi_IN" w:bidi="hi_IN"/>
+        </w:rPr>
+        <w:t>וַ⁠אֲמַרְתֶּ֕ם מַה־נִּדְבַּ֖רְנוּ עָלֶֽי⁠ךָ</w:t>
+      </w:r>
+    </w:p>
+    <w:p>
+      <w:pPr/>
+      <w:r>
+        <w:rPr>
+          <w:lang w:val="hi_IN" w:bidi="hi_IN"/>
+        </w:rPr>
+      </w:r>
+      <w:r>
+        <w:rPr>
           <w:b/>
           <w:lang w:val="hi_IN" w:bidi="hi_IN"/>
         </w:rPr>
@@ -24331,6 +27196,20 @@
       </w:r>
       <w:r>
         <w:rPr>
+          <w:lang w:val="hi_IN" w:bidi="hi_IN"/>
+        </w:rPr>
+        <w:t>אֲמַרְתֶּ֕ם שָׁ֖וְא עֲבֹ֣ד אֱלֹהִ֑ים וּ⁠מַה־בֶּ֗צַע כִּ֤י שָׁמַ֨רְנוּ֙ מִשְׁמַרְתּ֔⁠וֹ וְ⁠כִ֤י הָלַ֨כְנוּ֙ קְדֹ֣רַנִּ֔ית מִ⁠פְּנֵ֖י יְהוָ֥ה צְבָאֽוֹת</w:t>
+      </w:r>
+    </w:p>
+    <w:p>
+      <w:pPr/>
+      <w:r>
+        <w:rPr>
+          <w:lang w:val="hi_IN" w:bidi="hi_IN"/>
+        </w:rPr>
+      </w:r>
+      <w:r>
+        <w:rPr>
           <w:b/>
           <w:lang w:val="hi_IN" w:bidi="hi_IN"/>
         </w:rPr>
@@ -24440,6 +27319,20 @@
       </w:r>
       <w:r>
         <w:rPr>
+          <w:lang w:val="hi_IN" w:bidi="hi_IN"/>
+        </w:rPr>
+        <w:t>הָלַ֨כְנוּ֙</w:t>
+      </w:r>
+    </w:p>
+    <w:p>
+      <w:pPr/>
+      <w:r>
+        <w:rPr>
+          <w:lang w:val="hi_IN" w:bidi="hi_IN"/>
+        </w:rPr>
+      </w:r>
+      <w:r>
+        <w:rPr>
           <w:b/>
           <w:lang w:val="hi_IN" w:bidi="hi_IN"/>
         </w:rPr>
@@ -24550,6 +27443,20 @@
       </w:r>
       <w:r>
         <w:rPr>
+          <w:lang w:val="hi_IN" w:bidi="hi_IN"/>
+        </w:rPr>
+        <w:t>מִ⁠פְּנֵ֖י יְהוָ֥ה צְבָאֽוֹת</w:t>
+      </w:r>
+    </w:p>
+    <w:p>
+      <w:pPr/>
+      <w:r>
+        <w:rPr>
+          <w:lang w:val="hi_IN" w:bidi="hi_IN"/>
+        </w:rPr>
+      </w:r>
+      <w:r>
+        <w:rPr>
           <w:b/>
           <w:lang w:val="hi_IN" w:bidi="hi_IN"/>
         </w:rPr>
@@ -24673,6 +27580,20 @@
       </w:r>
       <w:r>
         <w:rPr>
+          <w:lang w:val="hi_IN" w:bidi="hi_IN"/>
+        </w:rPr>
+        <w:t>וְ⁠עַתָּ֕ה אֲנַ֖חְנוּ מְאַשְּׁרִ֣ים זֵדִ֑ים גַּם־נִבְנוּ֙ עֹשֵׂ֣י רִשְׁעָ֔ה גַּ֧ם בָּחֲנ֛וּ אֱלֹהִ֖ים וַ⁠יִּמָּלֵֽטוּ</w:t>
+      </w:r>
+    </w:p>
+    <w:p>
+      <w:pPr/>
+      <w:r>
+        <w:rPr>
+          <w:lang w:val="hi_IN" w:bidi="hi_IN"/>
+        </w:rPr>
+      </w:r>
+      <w:r>
+        <w:rPr>
           <w:b/>
           <w:lang w:val="hi_IN" w:bidi="hi_IN"/>
         </w:rPr>
@@ -24770,6 +27691,20 @@
       </w:r>
       <w:r>
         <w:rPr>
+          <w:lang w:val="hi_IN" w:bidi="hi_IN"/>
+        </w:rPr>
+        <w:t>נִבְנוּ֙ עֹשֵׂ֣י רִשְׁעָ֔ה</w:t>
+      </w:r>
+    </w:p>
+    <w:p>
+      <w:pPr/>
+      <w:r>
+        <w:rPr>
+          <w:lang w:val="hi_IN" w:bidi="hi_IN"/>
+        </w:rPr>
+      </w:r>
+      <w:r>
+        <w:rPr>
           <w:b/>
           <w:lang w:val="hi_IN" w:bidi="hi_IN"/>
         </w:rPr>
@@ -24867,6 +27802,20 @@
       </w:r>
       <w:r>
         <w:rPr>
+          <w:lang w:val="hi_IN" w:bidi="hi_IN"/>
+        </w:rPr>
+        <w:t>עֹשֵׂ֣י רִשְׁעָ֔ה</w:t>
+      </w:r>
+    </w:p>
+    <w:p>
+      <w:pPr/>
+      <w:r>
+        <w:rPr>
+          <w:lang w:val="hi_IN" w:bidi="hi_IN"/>
+        </w:rPr>
+      </w:r>
+      <w:r>
+        <w:rPr>
           <w:b/>
           <w:lang w:val="hi_IN" w:bidi="hi_IN"/>
         </w:rPr>
@@ -24977,6 +27926,20 @@
       </w:r>
       <w:r>
         <w:rPr>
+          <w:lang w:val="hi_IN" w:bidi="hi_IN"/>
+        </w:rPr>
+        <w:t>אִ֣ישׁ אֶת־רֵעֵ֑⁠הוּ</w:t>
+      </w:r>
+    </w:p>
+    <w:p>
+      <w:pPr/>
+      <w:r>
+        <w:rPr>
+          <w:lang w:val="hi_IN" w:bidi="hi_IN"/>
+        </w:rPr>
+      </w:r>
+      <w:r>
+        <w:rPr>
           <w:b/>
           <w:lang w:val="hi_IN" w:bidi="hi_IN"/>
         </w:rPr>
@@ -25087,6 +28050,20 @@
       </w:r>
       <w:r>
         <w:rPr>
+          <w:lang w:val="hi_IN" w:bidi="hi_IN"/>
+        </w:rPr>
+        <w:t>וַ⁠יַּקְשֵׁ֤ב יְהוָה֙ וַ⁠יִּשְׁמָ֔ע</w:t>
+      </w:r>
+    </w:p>
+    <w:p>
+      <w:pPr/>
+      <w:r>
+        <w:rPr>
+          <w:lang w:val="hi_IN" w:bidi="hi_IN"/>
+        </w:rPr>
+      </w:r>
+      <w:r>
+        <w:rPr>
           <w:b/>
           <w:lang w:val="hi_IN" w:bidi="hi_IN"/>
         </w:rPr>
@@ -25226,6 +28203,20 @@
       </w:r>
       <w:r>
         <w:rPr>
+          <w:lang w:val="hi_IN" w:bidi="hi_IN"/>
+        </w:rPr>
+        <w:t>וַ֠⁠יִּכָּתֵב סֵ֣פֶר זִכָּר֤וֹן</w:t>
+      </w:r>
+    </w:p>
+    <w:p>
+      <w:pPr/>
+      <w:r>
+        <w:rPr>
+          <w:lang w:val="hi_IN" w:bidi="hi_IN"/>
+        </w:rPr>
+      </w:r>
+      <w:r>
+        <w:rPr>
           <w:b/>
           <w:lang w:val="hi_IN" w:bidi="hi_IN"/>
         </w:rPr>
@@ -25335,6 +28326,20 @@
       </w:r>
       <w:r>
         <w:rPr>
+          <w:lang w:val="hi_IN" w:bidi="hi_IN"/>
+        </w:rPr>
+        <w:t>לְ⁠פָנָי⁠ו֙</w:t>
+      </w:r>
+    </w:p>
+    <w:p>
+      <w:pPr/>
+      <w:r>
+        <w:rPr>
+          <w:lang w:val="hi_IN" w:bidi="hi_IN"/>
+        </w:rPr>
+      </w:r>
+      <w:r>
+        <w:rPr>
           <w:b/>
           <w:lang w:val="hi_IN" w:bidi="hi_IN"/>
         </w:rPr>
@@ -25470,6 +28475,20 @@
       </w:r>
       <w:r>
         <w:rPr>
+          <w:lang w:val="hi_IN" w:bidi="hi_IN"/>
+        </w:rPr>
+        <w:t>לְ⁠יִרְאֵ֣י יְהוָ֔ה וּ⁠לְ⁠חֹשְׁבֵ֖י שְׁמֽ⁠וֹ</w:t>
+      </w:r>
+    </w:p>
+    <w:p>
+      <w:pPr/>
+      <w:r>
+        <w:rPr>
+          <w:lang w:val="hi_IN" w:bidi="hi_IN"/>
+        </w:rPr>
+      </w:r>
+      <w:r>
+        <w:rPr>
           <w:b/>
           <w:lang w:val="hi_IN" w:bidi="hi_IN"/>
         </w:rPr>
@@ -25567,6 +28586,20 @@
       </w:r>
       <w:r>
         <w:rPr>
+          <w:lang w:val="hi_IN" w:bidi="hi_IN"/>
+        </w:rPr>
+        <w:t>וּ⁠לְ⁠חֹשְׁבֵ֖י שְׁמֽ⁠וֹ</w:t>
+      </w:r>
+    </w:p>
+    <w:p>
+      <w:pPr/>
+      <w:r>
+        <w:rPr>
+          <w:lang w:val="hi_IN" w:bidi="hi_IN"/>
+        </w:rPr>
+      </w:r>
+      <w:r>
+        <w:rPr>
           <w:b/>
           <w:lang w:val="hi_IN" w:bidi="hi_IN"/>
         </w:rPr>
@@ -25677,6 +28710,20 @@
       </w:r>
       <w:r>
         <w:rPr>
+          <w:lang w:val="hi_IN" w:bidi="hi_IN"/>
+        </w:rPr>
+        <w:t>וְ⁠הָ֣יוּ לִ֗⁠י אָמַר֙ יְהוָ֣ה צְבָא֔וֹת &amp; סְגֻלָּ֑ה</w:t>
+      </w:r>
+    </w:p>
+    <w:p>
+      <w:pPr/>
+      <w:r>
+        <w:rPr>
+          <w:lang w:val="hi_IN" w:bidi="hi_IN"/>
+        </w:rPr>
+      </w:r>
+      <w:r>
+        <w:rPr>
           <w:b/>
           <w:lang w:val="hi_IN" w:bidi="hi_IN"/>
         </w:rPr>
@@ -25799,6 +28846,20 @@
       </w:r>
       <w:r>
         <w:rPr>
+          <w:lang w:val="hi_IN" w:bidi="hi_IN"/>
+        </w:rPr>
+        <w:t>לַ⁠יּ֕וֹם אֲשֶׁ֥ר אֲנִ֖י עֹשֶׂ֣ה</w:t>
+      </w:r>
+    </w:p>
+    <w:p>
+      <w:pPr/>
+      <w:r>
+        <w:rPr>
+          <w:lang w:val="hi_IN" w:bidi="hi_IN"/>
+        </w:rPr>
+      </w:r>
+      <w:r>
+        <w:rPr>
           <w:b/>
           <w:lang w:val="hi_IN" w:bidi="hi_IN"/>
         </w:rPr>
@@ -25922,6 +28983,20 @@
       </w:r>
       <w:r>
         <w:rPr>
+          <w:lang w:val="hi_IN" w:bidi="hi_IN"/>
+        </w:rPr>
+        <w:t>כַּֽ⁠אֲשֶׁר֙</w:t>
+      </w:r>
+    </w:p>
+    <w:p>
+      <w:pPr/>
+      <w:r>
+        <w:rPr>
+          <w:lang w:val="hi_IN" w:bidi="hi_IN"/>
+        </w:rPr>
+      </w:r>
+      <w:r>
+        <w:rPr>
           <w:b/>
           <w:lang w:val="hi_IN" w:bidi="hi_IN"/>
         </w:rPr>
@@ -26032,6 +29107,20 @@
       </w:r>
       <w:r>
         <w:rPr>
+          <w:lang w:val="hi_IN" w:bidi="hi_IN"/>
+        </w:rPr>
+        <w:t>וְ⁠שַׁבְתֶּם֙ וּ⁠רְאִיתֶ֔ם</w:t>
+      </w:r>
+    </w:p>
+    <w:p>
+      <w:pPr/>
+      <w:r>
+        <w:rPr>
+          <w:lang w:val="hi_IN" w:bidi="hi_IN"/>
+        </w:rPr>
+      </w:r>
+      <w:r>
+        <w:rPr>
           <w:b/>
           <w:lang w:val="hi_IN" w:bidi="hi_IN"/>
         </w:rPr>
@@ -26128,6 +29217,20 @@
       </w:r>
       <w:r>
         <w:rPr>
+          <w:lang w:val="hi_IN" w:bidi="hi_IN"/>
+        </w:rPr>
+        <w:t>וְ⁠שַׁבְתֶּם֙ וּ⁠רְאִיתֶ֔ם</w:t>
+      </w:r>
+    </w:p>
+    <w:p>
+      <w:pPr/>
+      <w:r>
+        <w:rPr>
+          <w:lang w:val="hi_IN" w:bidi="hi_IN"/>
+        </w:rPr>
+      </w:r>
+      <w:r>
+        <w:rPr>
           <w:b/>
           <w:lang w:val="hi_IN" w:bidi="hi_IN"/>
         </w:rPr>
@@ -26238,6 +29341,20 @@
       </w:r>
       <w:r>
         <w:rPr>
+          <w:lang w:val="hi_IN" w:bidi="hi_IN"/>
+        </w:rPr>
+        <w:t>בֵּ֥ין צַדִּ֖יק לְ⁠רָשָׁ֑ע</w:t>
+      </w:r>
+    </w:p>
+    <w:p>
+      <w:pPr/>
+      <w:r>
+        <w:rPr>
+          <w:lang w:val="hi_IN" w:bidi="hi_IN"/>
+        </w:rPr>
+      </w:r>
+      <w:r>
+        <w:rPr>
           <w:b/>
           <w:lang w:val="hi_IN" w:bidi="hi_IN"/>
         </w:rPr>
@@ -26335,6 +29452,20 @@
       </w:r>
       <w:r>
         <w:rPr>
+          <w:lang w:val="hi_IN" w:bidi="hi_IN"/>
+        </w:rPr>
+        <w:t>בֵּ֥ין צַדִּ֖יק לְ⁠רָשָׁ֑ע בֵּ֚ין עֹבֵ֣ד אֱלֹהִ֔ים לַ⁠אֲשֶׁ֖ר לֹ֥א עֲבָדֽ⁠וֹ</w:t>
+      </w:r>
+    </w:p>
+    <w:p>
+      <w:pPr/>
+      <w:r>
+        <w:rPr>
+          <w:lang w:val="hi_IN" w:bidi="hi_IN"/>
+        </w:rPr>
+      </w:r>
+      <w:r>
+        <w:rPr>
           <w:b/>
           <w:lang w:val="hi_IN" w:bidi="hi_IN"/>
         </w:rPr>
@@ -26444,6 +29575,20 @@
       </w:r>
       <w:r>
         <w:rPr>
+          <w:lang w:val="hi_IN" w:bidi="hi_IN"/>
+        </w:rPr>
+        <w:t>צַדִּ֖יק לְ⁠רָשָׁ֑ע</w:t>
+      </w:r>
+    </w:p>
+    <w:p>
+      <w:pPr/>
+      <w:r>
+        <w:rPr>
+          <w:lang w:val="hi_IN" w:bidi="hi_IN"/>
+        </w:rPr>
+      </w:r>
+      <w:r>
+        <w:rPr>
           <w:b/>
           <w:lang w:val="hi_IN" w:bidi="hi_IN"/>
         </w:rPr>
@@ -26630,7 +29775,7 @@
         </w:rPr>
         <w:t>हालांकि मलाकी के श्रोताओं और बाद में यहूदीयों की पीढ़ियों को हो सकता है कि यह उम्मीद हो कि यह भविष्यवाणी स्वयं एलिय्याह की वापसी से पूरी होगी, यीशु ने समझाया कि यह यूहन्ना बपतिस्मा देने वाले के जीवन और साक्ष्य के माध्यम से पूरा हुआ (</w:t>
       </w:r>
-      <w:hyperlink r:id="rId28">
+      <w:hyperlink r:id="rId30">
         <w:r>
           <w:rPr>
             <w:lang w:val="hi_IN" w:bidi="hi_IN"/>
@@ -26698,6 +29843,20 @@
       </w:r>
       <w:r>
         <w:rPr>
+          <w:lang w:val="hi_IN" w:bidi="hi_IN"/>
+        </w:rPr>
+        <w:t>הִנֵּ֤ה</w:t>
+      </w:r>
+    </w:p>
+    <w:p>
+      <w:pPr/>
+      <w:r>
+        <w:rPr>
+          <w:lang w:val="hi_IN" w:bidi="hi_IN"/>
+        </w:rPr>
+      </w:r>
+      <w:r>
+        <w:rPr>
           <w:b/>
           <w:lang w:val="hi_IN" w:bidi="hi_IN"/>
         </w:rPr>
@@ -26818,6 +29977,20 @@
       </w:r>
       <w:r>
         <w:rPr>
+          <w:lang w:val="hi_IN" w:bidi="hi_IN"/>
+        </w:rPr>
+        <w:t>בֹּעֵ֖ר כַּ⁠תַּנּ֑וּר וְ⁠הָי֨וּ כָל־זֵדִ֜ים וְ⁠כָל־עֹשֵׂ֤ה רִשְׁעָה֙ קַ֔שׁ</w:t>
+      </w:r>
+    </w:p>
+    <w:p>
+      <w:pPr/>
+      <w:r>
+        <w:rPr>
+          <w:lang w:val="hi_IN" w:bidi="hi_IN"/>
+        </w:rPr>
+      </w:r>
+      <w:r>
+        <w:rPr>
           <w:b/>
           <w:lang w:val="hi_IN" w:bidi="hi_IN"/>
         </w:rPr>
@@ -26964,6 +30137,20 @@
       </w:r>
       <w:r>
         <w:rPr>
+          <w:lang w:val="hi_IN" w:bidi="hi_IN"/>
+        </w:rPr>
+        <w:t>כָל־זֵדִ֜ים</w:t>
+      </w:r>
+    </w:p>
+    <w:p>
+      <w:pPr/>
+      <w:r>
+        <w:rPr>
+          <w:lang w:val="hi_IN" w:bidi="hi_IN"/>
+        </w:rPr>
+      </w:r>
+      <w:r>
+        <w:rPr>
           <w:b/>
           <w:lang w:val="hi_IN" w:bidi="hi_IN"/>
         </w:rPr>
@@ -27060,6 +30247,20 @@
       </w:r>
       <w:r>
         <w:rPr>
+          <w:lang w:val="hi_IN" w:bidi="hi_IN"/>
+        </w:rPr>
+        <w:t>וְ⁠כָל־עֹשֵׂ֤ה רִשְׁעָה֙</w:t>
+      </w:r>
+    </w:p>
+    <w:p>
+      <w:pPr/>
+      <w:r>
+        <w:rPr>
+          <w:lang w:val="hi_IN" w:bidi="hi_IN"/>
+        </w:rPr>
+      </w:r>
+      <w:r>
+        <w:rPr>
           <w:b/>
           <w:lang w:val="hi_IN" w:bidi="hi_IN"/>
         </w:rPr>
@@ -27170,6 +30371,20 @@
       </w:r>
       <w:r>
         <w:rPr>
+          <w:lang w:val="hi_IN" w:bidi="hi_IN"/>
+        </w:rPr>
+        <w:t>וְ⁠הָי֨וּ כָל־זֵדִ֜ים וְ⁠כָל־עֹשֵׂ֤ה רִשְׁעָה֙ קַ֔שׁ</w:t>
+      </w:r>
+    </w:p>
+    <w:p>
+      <w:pPr/>
+      <w:r>
+        <w:rPr>
+          <w:lang w:val="hi_IN" w:bidi="hi_IN"/>
+        </w:rPr>
+      </w:r>
+      <w:r>
+        <w:rPr>
           <w:b/>
           <w:lang w:val="hi_IN" w:bidi="hi_IN"/>
         </w:rPr>
@@ -27305,6 +30520,20 @@
       </w:r>
       <w:r>
         <w:rPr>
+          <w:lang w:val="hi_IN" w:bidi="hi_IN"/>
+        </w:rPr>
+        <w:t>לָ⁠הֶ֖ם שֹׁ֥רֶשׁ וְ⁠עָנָֽף</w:t>
+      </w:r>
+    </w:p>
+    <w:p>
+      <w:pPr/>
+      <w:r>
+        <w:rPr>
+          <w:lang w:val="hi_IN" w:bidi="hi_IN"/>
+        </w:rPr>
+      </w:r>
+      <w:r>
+        <w:rPr>
           <w:b/>
           <w:lang w:val="hi_IN" w:bidi="hi_IN"/>
         </w:rPr>
@@ -27426,6 +30655,20 @@
       </w:r>
       <w:r>
         <w:rPr>
+          <w:lang w:val="hi_IN" w:bidi="hi_IN"/>
+        </w:rPr>
+        <w:t>וְ⁠זָרְחָ֨ה לָ⁠כֶ֜ם יִרְאֵ֤י שְׁמִ⁠י֙ שֶׁ֣מֶשׁ צְדָקָ֔ה</w:t>
+      </w:r>
+    </w:p>
+    <w:p>
+      <w:pPr/>
+      <w:r>
+        <w:rPr>
+          <w:lang w:val="hi_IN" w:bidi="hi_IN"/>
+        </w:rPr>
+      </w:r>
+      <w:r>
+        <w:rPr>
           <w:b/>
           <w:lang w:val="hi_IN" w:bidi="hi_IN"/>
         </w:rPr>
@@ -27600,6 +30843,20 @@
       </w:r>
       <w:r>
         <w:rPr>
+          <w:lang w:val="hi_IN" w:bidi="hi_IN"/>
+        </w:rPr>
+        <w:t>יִרְאֵ֤י שְׁמִ⁠י֙</w:t>
+      </w:r>
+    </w:p>
+    <w:p>
+      <w:pPr/>
+      <w:r>
+        <w:rPr>
+          <w:lang w:val="hi_IN" w:bidi="hi_IN"/>
+        </w:rPr>
+      </w:r>
+      <w:r>
+        <w:rPr>
           <w:b/>
           <w:lang w:val="hi_IN" w:bidi="hi_IN"/>
         </w:rPr>
@@ -27710,6 +30967,20 @@
       </w:r>
       <w:r>
         <w:rPr>
+          <w:lang w:val="hi_IN" w:bidi="hi_IN"/>
+        </w:rPr>
+        <w:t>וּ⁠מַרְפֵּ֖א בִּ⁠כְנָפֶ֑י⁠הָ</w:t>
+      </w:r>
+    </w:p>
+    <w:p>
+      <w:pPr/>
+      <w:r>
+        <w:rPr>
+          <w:lang w:val="hi_IN" w:bidi="hi_IN"/>
+        </w:rPr>
+      </w:r>
+      <w:r>
+        <w:rPr>
           <w:b/>
           <w:lang w:val="hi_IN" w:bidi="hi_IN"/>
         </w:rPr>
@@ -27846,6 +31117,20 @@
       </w:r>
       <w:r>
         <w:rPr>
+          <w:lang w:val="hi_IN" w:bidi="hi_IN"/>
+        </w:rPr>
+        <w:t>וִֽ⁠יצָאתֶ֥ם וּ⁠פִשְׁתֶּ֖ם</w:t>
+      </w:r>
+    </w:p>
+    <w:p>
+      <w:pPr/>
+      <w:r>
+        <w:rPr>
+          <w:lang w:val="hi_IN" w:bidi="hi_IN"/>
+        </w:rPr>
+      </w:r>
+      <w:r>
+        <w:rPr>
           <w:b/>
           <w:lang w:val="hi_IN" w:bidi="hi_IN"/>
         </w:rPr>
@@ -27969,6 +31254,20 @@
       </w:r>
       <w:r>
         <w:rPr>
+          <w:lang w:val="hi_IN" w:bidi="hi_IN"/>
+        </w:rPr>
+        <w:t>כְּ⁠עֶגְלֵ֥י מַרְבֵּֽק</w:t>
+      </w:r>
+    </w:p>
+    <w:p>
+      <w:pPr/>
+      <w:r>
+        <w:rPr>
+          <w:lang w:val="hi_IN" w:bidi="hi_IN"/>
+        </w:rPr>
+      </w:r>
+      <w:r>
+        <w:rPr>
           <w:b/>
           <w:lang w:val="hi_IN" w:bidi="hi_IN"/>
         </w:rPr>
@@ -28078,6 +31377,20 @@
       </w:r>
       <w:r>
         <w:rPr>
+          <w:lang w:val="hi_IN" w:bidi="hi_IN"/>
+        </w:rPr>
+        <w:t>וְ⁠עַסּוֹתֶ֣ם רְשָׁעִ֔ים כִּֽי־יִהְי֣וּ אֵ֔פֶר תַּ֖חַת כַּפּ֣וֹת רַגְלֵי⁠כֶ֑ם</w:t>
+      </w:r>
+    </w:p>
+    <w:p>
+      <w:pPr/>
+      <w:r>
+        <w:rPr>
+          <w:lang w:val="hi_IN" w:bidi="hi_IN"/>
+        </w:rPr>
+      </w:r>
+      <w:r>
+        <w:rPr>
           <w:b/>
           <w:lang w:val="hi_IN" w:bidi="hi_IN"/>
         </w:rPr>
@@ -28187,6 +31500,20 @@
       </w:r>
       <w:r>
         <w:rPr>
+          <w:lang w:val="hi_IN" w:bidi="hi_IN"/>
+        </w:rPr>
+        <w:t>וְ⁠עַסּוֹתֶ֣ם רְשָׁעִ֔ים</w:t>
+      </w:r>
+    </w:p>
+    <w:p>
+      <w:pPr/>
+      <w:r>
+        <w:rPr>
+          <w:lang w:val="hi_IN" w:bidi="hi_IN"/>
+        </w:rPr>
+      </w:r>
+      <w:r>
+        <w:rPr>
           <w:b/>
           <w:lang w:val="hi_IN" w:bidi="hi_IN"/>
         </w:rPr>
@@ -28297,6 +31624,20 @@
       </w:r>
       <w:r>
         <w:rPr>
+          <w:lang w:val="hi_IN" w:bidi="hi_IN"/>
+        </w:rPr>
+        <w:t>רְשָׁעִ֔ים</w:t>
+      </w:r>
+    </w:p>
+    <w:p>
+      <w:pPr/>
+      <w:r>
+        <w:rPr>
+          <w:lang w:val="hi_IN" w:bidi="hi_IN"/>
+        </w:rPr>
+      </w:r>
+      <w:r>
+        <w:rPr>
           <w:b/>
           <w:lang w:val="hi_IN" w:bidi="hi_IN"/>
         </w:rPr>
@@ -28407,6 +31748,20 @@
       </w:r>
       <w:r>
         <w:rPr>
+          <w:lang w:val="hi_IN" w:bidi="hi_IN"/>
+        </w:rPr>
+        <w:t>כִּֽי־יִהְי֣וּ אֵ֔פֶר תַּ֖חַת כַּפּ֣וֹת רַגְלֵי⁠כֶ֑ם</w:t>
+      </w:r>
+    </w:p>
+    <w:p>
+      <w:pPr/>
+      <w:r>
+        <w:rPr>
+          <w:lang w:val="hi_IN" w:bidi="hi_IN"/>
+        </w:rPr>
+      </w:r>
+      <w:r>
+        <w:rPr>
           <w:b/>
           <w:lang w:val="hi_IN" w:bidi="hi_IN"/>
         </w:rPr>
@@ -28529,6 +31884,20 @@
       </w:r>
       <w:r>
         <w:rPr>
+          <w:lang w:val="hi_IN" w:bidi="hi_IN"/>
+        </w:rPr>
+        <w:t>בַּ⁠יּוֹם֙ אֲשֶׁ֣ר אֲנִ֣י עֹשֶׂ֔ה</w:t>
+      </w:r>
+    </w:p>
+    <w:p>
+      <w:pPr/>
+      <w:r>
+        <w:rPr>
+          <w:lang w:val="hi_IN" w:bidi="hi_IN"/>
+        </w:rPr>
+      </w:r>
+      <w:r>
+        <w:rPr>
           <w:b/>
           <w:lang w:val="hi_IN" w:bidi="hi_IN"/>
         </w:rPr>
@@ -28556,7 +31925,7 @@
           <w:lang w:val="hi_IN" w:bidi="hi_IN"/>
         </w:rPr>
       </w:r>
-      <w:hyperlink r:id="rId29">
+      <w:hyperlink r:id="rId31">
         <w:r>
           <w:rPr>
             <w:lang w:val="hi_IN" w:bidi="hi_IN"/>
@@ -28650,6 +32019,20 @@
       </w:r>
       <w:r>
         <w:rPr>
+          <w:lang w:val="hi_IN" w:bidi="hi_IN"/>
+        </w:rPr>
+        <w:t>זִכְר֕וּ</w:t>
+      </w:r>
+    </w:p>
+    <w:p>
+      <w:pPr/>
+      <w:r>
+        <w:rPr>
+          <w:lang w:val="hi_IN" w:bidi="hi_IN"/>
+        </w:rPr>
+      </w:r>
+      <w:r>
+        <w:rPr>
           <w:b/>
           <w:lang w:val="hi_IN" w:bidi="hi_IN"/>
         </w:rPr>
@@ -28770,6 +32153,20 @@
       </w:r>
       <w:r>
         <w:rPr>
+          <w:lang w:val="hi_IN" w:bidi="hi_IN"/>
+        </w:rPr>
+        <w:t>חֻקִּ֖ים וּ⁠מִשְׁפָּטִֽים</w:t>
+      </w:r>
+    </w:p>
+    <w:p>
+      <w:pPr/>
+      <w:r>
+        <w:rPr>
+          <w:lang w:val="hi_IN" w:bidi="hi_IN"/>
+        </w:rPr>
+      </w:r>
+      <w:r>
+        <w:rPr>
           <w:b/>
           <w:lang w:val="hi_IN" w:bidi="hi_IN"/>
         </w:rPr>
@@ -28865,6 +32262,20 @@
       </w:r>
       <w:r>
         <w:rPr>
+          <w:lang w:val="hi_IN" w:bidi="hi_IN"/>
+        </w:rPr>
+        <w:t>הִנֵּ֤ה</w:t>
+      </w:r>
+    </w:p>
+    <w:p>
+      <w:pPr/>
+      <w:r>
+        <w:rPr>
+          <w:lang w:val="hi_IN" w:bidi="hi_IN"/>
+        </w:rPr>
+      </w:r>
+      <w:r>
+        <w:rPr>
           <w:b/>
           <w:lang w:val="hi_IN" w:bidi="hi_IN"/>
         </w:rPr>
@@ -28878,7 +32289,7 @@
           <w:lang w:val="hi_IN" w:bidi="hi_IN"/>
         </w:rPr>
       </w:r>
-      <w:hyperlink r:id="rId30">
+      <w:hyperlink r:id="rId32">
         <w:r>
           <w:rPr>
             <w:lang w:val="hi_IN" w:bidi="hi_IN"/>
@@ -28972,6 +32383,20 @@
       </w:r>
       <w:r>
         <w:rPr>
+          <w:lang w:val="hi_IN" w:bidi="hi_IN"/>
+        </w:rPr>
+        <w:t>לִ⁠פְנֵ֗י בּ֚וֹא</w:t>
+      </w:r>
+    </w:p>
+    <w:p>
+      <w:pPr/>
+      <w:r>
+        <w:rPr>
+          <w:lang w:val="hi_IN" w:bidi="hi_IN"/>
+        </w:rPr>
+      </w:r>
+      <w:r>
+        <w:rPr>
           <w:b/>
           <w:lang w:val="hi_IN" w:bidi="hi_IN"/>
         </w:rPr>
@@ -29146,6 +32571,20 @@
       </w:r>
       <w:r>
         <w:rPr>
+          <w:lang w:val="hi_IN" w:bidi="hi_IN"/>
+        </w:rPr>
+        <w:t>י֣וֹם יְהוָ֔ה הַ⁠גָּד֖וֹל וְ⁠הַ⁠נּוֹרָֽא</w:t>
+      </w:r>
+    </w:p>
+    <w:p>
+      <w:pPr/>
+      <w:r>
+        <w:rPr>
+          <w:lang w:val="hi_IN" w:bidi="hi_IN"/>
+        </w:rPr>
+      </w:r>
+      <w:r>
+        <w:rPr>
           <w:b/>
           <w:lang w:val="hi_IN" w:bidi="hi_IN"/>
         </w:rPr>
@@ -29243,6 +32682,20 @@
       </w:r>
       <w:r>
         <w:rPr>
+          <w:lang w:val="hi_IN" w:bidi="hi_IN"/>
+        </w:rPr>
+        <w:t>וְ⁠הֵשִׁ֤יב לֵב־אָבוֹת֙ עַל־בָּנִ֔ים וְ⁠לֵ֥ב בָּנִ֖ים עַל־אֲבוֹתָ֑⁠ם</w:t>
+      </w:r>
+    </w:p>
+    <w:p>
+      <w:pPr/>
+      <w:r>
+        <w:rPr>
+          <w:lang w:val="hi_IN" w:bidi="hi_IN"/>
+        </w:rPr>
+      </w:r>
+      <w:r>
+        <w:rPr>
           <w:b/>
           <w:lang w:val="hi_IN" w:bidi="hi_IN"/>
         </w:rPr>
@@ -29366,6 +32819,20 @@
       </w:r>
       <w:r>
         <w:rPr>
+          <w:lang w:val="hi_IN" w:bidi="hi_IN"/>
+        </w:rPr>
+        <w:t>וְ⁠הֵשִׁ֤יב לֵב־אָבוֹת֙ עַל־בָּנִ֔ים וְ⁠לֵ֥ב בָּנִ֖ים עַל־אֲבוֹתָ֑⁠ם</w:t>
+      </w:r>
+    </w:p>
+    <w:p>
+      <w:pPr/>
+      <w:r>
+        <w:rPr>
+          <w:lang w:val="hi_IN" w:bidi="hi_IN"/>
+        </w:rPr>
+      </w:r>
+      <w:r>
+        <w:rPr>
           <w:b/>
           <w:lang w:val="hi_IN" w:bidi="hi_IN"/>
         </w:rPr>
@@ -29481,6 +32948,20 @@
       </w:r>
       <w:r>
         <w:rPr>
+          <w:lang w:val="hi_IN" w:bidi="hi_IN"/>
+        </w:rPr>
+        <w:t>וְ⁠לֵ֥ב בָּנִ֖ים עַל־אֲבוֹתָ֑⁠ם</w:t>
+      </w:r>
+    </w:p>
+    <w:p>
+      <w:pPr/>
+      <w:r>
+        <w:rPr>
+          <w:lang w:val="hi_IN" w:bidi="hi_IN"/>
+        </w:rPr>
+      </w:r>
+      <w:r>
+        <w:rPr>
           <w:b/>
           <w:lang w:val="hi_IN" w:bidi="hi_IN"/>
         </w:rPr>
@@ -29567,6 +33048,20 @@
         <w:rPr>
           <w:lang w:val="hi_IN" w:bidi="hi_IN"/>
         </w:rPr>
+      </w:r>
+    </w:p>
+    <w:p>
+      <w:pPr/>
+      <w:r>
+        <w:rPr>
+          <w:lang w:val="hi_IN" w:bidi="hi_IN"/>
+        </w:rPr>
+      </w:r>
+      <w:r>
+        <w:rPr>
+          <w:lang w:val="hi_IN" w:bidi="hi_IN"/>
+        </w:rPr>
+        <w:t>לֵב &amp; וְ⁠לֵ֥ב</w:t>
       </w:r>
     </w:p>
     <w:p>

--- a/hin/docx/39.content.docx
+++ b/hin/docx/39.content.docx
@@ -642,6 +642,20 @@
       </w:r>
       <w:r>
         <w:rPr>
+          <w:lang w:val="hi_IN" w:bidi="hi_IN"/>
+        </w:rPr>
+        <w:t>מַשָּׂ֥א דְבַר־יְהוָ֖ה</w:t>
+      </w:r>
+    </w:p>
+    <w:p>
+      <w:pPr/>
+      <w:r>
+        <w:rPr>
+          <w:lang w:val="hi_IN" w:bidi="hi_IN"/>
+        </w:rPr>
+      </w:r>
+      <w:r>
+        <w:rPr>
           <w:b/>
           <w:lang w:val="hi_IN" w:bidi="hi_IN"/>
         </w:rPr>
@@ -778,6 +792,20 @@
       </w:r>
       <w:r>
         <w:rPr>
+          <w:lang w:val="hi_IN" w:bidi="hi_IN"/>
+        </w:rPr>
+        <w:t>דְבַר־יְהוָ֖ה</w:t>
+      </w:r>
+    </w:p>
+    <w:p>
+      <w:pPr/>
+      <w:r>
+        <w:rPr>
+          <w:lang w:val="hi_IN" w:bidi="hi_IN"/>
+        </w:rPr>
+      </w:r>
+      <w:r>
+        <w:rPr>
           <w:b/>
           <w:lang w:val="hi_IN" w:bidi="hi_IN"/>
         </w:rPr>
@@ -900,6 +928,20 @@
       </w:r>
       <w:r>
         <w:rPr>
+          <w:lang w:val="hi_IN" w:bidi="hi_IN"/>
+        </w:rPr>
+        <w:t>אֶל־יִשְׂרָאֵ֑ל</w:t>
+      </w:r>
+    </w:p>
+    <w:p>
+      <w:pPr/>
+      <w:r>
+        <w:rPr>
+          <w:lang w:val="hi_IN" w:bidi="hi_IN"/>
+        </w:rPr>
+      </w:r>
+      <w:r>
+        <w:rPr>
           <w:b/>
           <w:lang w:val="hi_IN" w:bidi="hi_IN"/>
         </w:rPr>
@@ -996,6 +1038,20 @@
       </w:r>
       <w:r>
         <w:rPr>
+          <w:lang w:val="hi_IN" w:bidi="hi_IN"/>
+        </w:rPr>
+        <w:t>בְּ⁠יַ֖ד</w:t>
+      </w:r>
+    </w:p>
+    <w:p>
+      <w:pPr/>
+      <w:r>
+        <w:rPr>
+          <w:lang w:val="hi_IN" w:bidi="hi_IN"/>
+        </w:rPr>
+      </w:r>
+      <w:r>
+        <w:rPr>
           <w:b/>
           <w:lang w:val="hi_IN" w:bidi="hi_IN"/>
         </w:rPr>
@@ -1119,6 +1175,20 @@
       </w:r>
       <w:r>
         <w:rPr>
+          <w:lang w:val="hi_IN" w:bidi="hi_IN"/>
+        </w:rPr>
+        <w:t>מַלְאָכִֽי</w:t>
+      </w:r>
+    </w:p>
+    <w:p>
+      <w:pPr/>
+      <w:r>
+        <w:rPr>
+          <w:lang w:val="hi_IN" w:bidi="hi_IN"/>
+        </w:rPr>
+      </w:r>
+      <w:r>
+        <w:rPr>
           <w:b/>
           <w:lang w:val="hi_IN" w:bidi="hi_IN"/>
         </w:rPr>
@@ -1215,6 +1285,20 @@
       </w:r>
       <w:r>
         <w:rPr>
+          <w:lang w:val="hi_IN" w:bidi="hi_IN"/>
+        </w:rPr>
+        <w:t>אָהַ֤בְתִּי אֶתְ⁠כֶם֙ אָמַ֣ר יְהוָ֔ה</w:t>
+      </w:r>
+    </w:p>
+    <w:p>
+      <w:pPr/>
+      <w:r>
+        <w:rPr>
+          <w:lang w:val="hi_IN" w:bidi="hi_IN"/>
+        </w:rPr>
+      </w:r>
+      <w:r>
+        <w:rPr>
           <w:b/>
           <w:lang w:val="hi_IN" w:bidi="hi_IN"/>
         </w:rPr>
@@ -1312,6 +1396,20 @@
       </w:r>
       <w:r>
         <w:rPr>
+          <w:lang w:val="hi_IN" w:bidi="hi_IN"/>
+        </w:rPr>
+        <w:t>אֶתְ⁠כֶם֙</w:t>
+      </w:r>
+    </w:p>
+    <w:p>
+      <w:pPr/>
+      <w:r>
+        <w:rPr>
+          <w:lang w:val="hi_IN" w:bidi="hi_IN"/>
+        </w:rPr>
+      </w:r>
+      <w:r>
+        <w:rPr>
           <w:b/>
           <w:lang w:val="hi_IN" w:bidi="hi_IN"/>
         </w:rPr>
@@ -1420,6 +1518,20 @@
       </w:r>
       <w:r>
         <w:rPr>
+          <w:lang w:val="hi_IN" w:bidi="hi_IN"/>
+        </w:rPr>
+        <w:t>וַ⁠אֲמַרְתֶּ֖ם</w:t>
+      </w:r>
+    </w:p>
+    <w:p>
+      <w:pPr/>
+      <w:r>
+        <w:rPr>
+          <w:lang w:val="hi_IN" w:bidi="hi_IN"/>
+        </w:rPr>
+      </w:r>
+      <w:r>
+        <w:rPr>
           <w:b/>
           <w:lang w:val="hi_IN" w:bidi="hi_IN"/>
         </w:rPr>
@@ -1517,6 +1629,20 @@
       </w:r>
       <w:r>
         <w:rPr>
+          <w:lang w:val="hi_IN" w:bidi="hi_IN"/>
+        </w:rPr>
+        <w:t>הֲ⁠לוֹא־אָ֨ח עֵשָׂ֤ו לְ⁠יַֽעֲקֹב֙ נְאֻם־יְהוָ֔ה וָ⁠אֹהַ֖ב אֶֽת־יַעֲקֹֽב</w:t>
+      </w:r>
+    </w:p>
+    <w:p>
+      <w:pPr/>
+      <w:r>
+        <w:rPr>
+          <w:lang w:val="hi_IN" w:bidi="hi_IN"/>
+        </w:rPr>
+      </w:r>
+      <w:r>
+        <w:rPr>
           <w:b/>
           <w:lang w:val="hi_IN" w:bidi="hi_IN"/>
         </w:rPr>
@@ -1627,6 +1753,20 @@
       </w:r>
       <w:r>
         <w:rPr>
+          <w:lang w:val="hi_IN" w:bidi="hi_IN"/>
+        </w:rPr>
+        <w:t>הֲ⁠לוֹא־אָ֨ח עֵשָׂ֤ו לְ⁠יַֽעֲקֹב֙</w:t>
+      </w:r>
+    </w:p>
+    <w:p>
+      <w:pPr/>
+      <w:r>
+        <w:rPr>
+          <w:lang w:val="hi_IN" w:bidi="hi_IN"/>
+        </w:rPr>
+      </w:r>
+      <w:r>
+        <w:rPr>
           <w:b/>
           <w:lang w:val="hi_IN" w:bidi="hi_IN"/>
         </w:rPr>
@@ -1724,6 +1864,20 @@
       </w:r>
       <w:r>
         <w:rPr>
+          <w:lang w:val="hi_IN" w:bidi="hi_IN"/>
+        </w:rPr>
+        <w:t>הֲ⁠לוֹא־אָ֨ח עֵשָׂ֤ו לְ⁠יַֽעֲקֹב֙</w:t>
+      </w:r>
+    </w:p>
+    <w:p>
+      <w:pPr/>
+      <w:r>
+        <w:rPr>
+          <w:lang w:val="hi_IN" w:bidi="hi_IN"/>
+        </w:rPr>
+      </w:r>
+      <w:r>
+        <w:rPr>
           <w:b/>
           <w:lang w:val="hi_IN" w:bidi="hi_IN"/>
         </w:rPr>
@@ -1847,6 +2001,20 @@
       </w:r>
       <w:r>
         <w:rPr>
+          <w:lang w:val="hi_IN" w:bidi="hi_IN"/>
+        </w:rPr>
+        <w:t>נְאֻם־יְהוָ֔ה</w:t>
+      </w:r>
+    </w:p>
+    <w:p>
+      <w:pPr/>
+      <w:r>
+        <w:rPr>
+          <w:lang w:val="hi_IN" w:bidi="hi_IN"/>
+        </w:rPr>
+      </w:r>
+      <w:r>
+        <w:rPr>
           <w:b/>
           <w:lang w:val="hi_IN" w:bidi="hi_IN"/>
         </w:rPr>
@@ -1944,6 +2112,20 @@
       </w:r>
       <w:r>
         <w:rPr>
+          <w:lang w:val="hi_IN" w:bidi="hi_IN"/>
+        </w:rPr>
+        <w:t>וָ⁠אֹהַ֖ב אֶֽת־יַעֲקֹֽב</w:t>
+      </w:r>
+    </w:p>
+    <w:p>
+      <w:pPr/>
+      <w:r>
+        <w:rPr>
+          <w:lang w:val="hi_IN" w:bidi="hi_IN"/>
+        </w:rPr>
+      </w:r>
+      <w:r>
+        <w:rPr>
           <w:b/>
           <w:lang w:val="hi_IN" w:bidi="hi_IN"/>
         </w:rPr>
@@ -2054,6 +2236,20 @@
       </w:r>
       <w:r>
         <w:rPr>
+          <w:lang w:val="hi_IN" w:bidi="hi_IN"/>
+        </w:rPr>
+        <w:t>וָ⁠אֹהַ֖ב אֶֽת־יַעֲקֹֽב׃ וְ⁠אֶת־עֵשָׂ֖ו שָׂנֵ֑אתִי</w:t>
+      </w:r>
+    </w:p>
+    <w:p>
+      <w:pPr/>
+      <w:r>
+        <w:rPr>
+          <w:lang w:val="hi_IN" w:bidi="hi_IN"/>
+        </w:rPr>
+      </w:r>
+      <w:r>
+        <w:rPr>
           <w:b/>
           <w:lang w:val="hi_IN" w:bidi="hi_IN"/>
         </w:rPr>
@@ -2203,6 +2399,20 @@
       </w:r>
       <w:r>
         <w:rPr>
+          <w:lang w:val="hi_IN" w:bidi="hi_IN"/>
+        </w:rPr>
+        <w:t>וְ⁠אֶת־עֵשָׂ֖ו שָׂנֵ֑אתִי</w:t>
+      </w:r>
+    </w:p>
+    <w:p>
+      <w:pPr/>
+      <w:r>
+        <w:rPr>
+          <w:lang w:val="hi_IN" w:bidi="hi_IN"/>
+        </w:rPr>
+      </w:r>
+      <w:r>
+        <w:rPr>
           <w:b/>
           <w:lang w:val="hi_IN" w:bidi="hi_IN"/>
         </w:rPr>
@@ -2313,6 +2523,20 @@
       </w:r>
       <w:r>
         <w:rPr>
+          <w:lang w:val="hi_IN" w:bidi="hi_IN"/>
+        </w:rPr>
+        <w:t>שְׁמָמָ֔ה</w:t>
+      </w:r>
+    </w:p>
+    <w:p>
+      <w:pPr/>
+      <w:r>
+        <w:rPr>
+          <w:lang w:val="hi_IN" w:bidi="hi_IN"/>
+        </w:rPr>
+      </w:r>
+      <w:r>
+        <w:rPr>
           <w:b/>
           <w:lang w:val="hi_IN" w:bidi="hi_IN"/>
         </w:rPr>
@@ -2423,6 +2647,20 @@
       </w:r>
       <w:r>
         <w:rPr>
+          <w:lang w:val="hi_IN" w:bidi="hi_IN"/>
+        </w:rPr>
+        <w:t>לְ⁠תַנּ֥וֹת</w:t>
+      </w:r>
+    </w:p>
+    <w:p>
+      <w:pPr/>
+      <w:r>
+        <w:rPr>
+          <w:lang w:val="hi_IN" w:bidi="hi_IN"/>
+        </w:rPr>
+      </w:r>
+      <w:r>
+        <w:rPr>
           <w:b/>
           <w:lang w:val="hi_IN" w:bidi="hi_IN"/>
         </w:rPr>
@@ -2539,6 +2777,20 @@
       </w:r>
       <w:r>
         <w:rPr>
+          <w:lang w:val="hi_IN" w:bidi="hi_IN"/>
+        </w:rPr>
+        <w:t>כִּֽי־תֹאמַ֨ר אֱד֜וֹם</w:t>
+      </w:r>
+    </w:p>
+    <w:p>
+      <w:pPr/>
+      <w:r>
+        <w:rPr>
+          <w:lang w:val="hi_IN" w:bidi="hi_IN"/>
+        </w:rPr>
+      </w:r>
+      <w:r>
+        <w:rPr>
           <w:b/>
           <w:lang w:val="hi_IN" w:bidi="hi_IN"/>
         </w:rPr>
@@ -2648,6 +2900,20 @@
       </w:r>
       <w:r>
         <w:rPr>
+          <w:lang w:val="hi_IN" w:bidi="hi_IN"/>
+        </w:rPr>
+        <w:t>רֻשַּׁ֗שְׁנוּ</w:t>
+      </w:r>
+    </w:p>
+    <w:p>
+      <w:pPr/>
+      <w:r>
+        <w:rPr>
+          <w:lang w:val="hi_IN" w:bidi="hi_IN"/>
+        </w:rPr>
+      </w:r>
+      <w:r>
+        <w:rPr>
           <w:b/>
           <w:lang w:val="hi_IN" w:bidi="hi_IN"/>
         </w:rPr>
@@ -2771,6 +3037,20 @@
       </w:r>
       <w:r>
         <w:rPr>
+          <w:lang w:val="hi_IN" w:bidi="hi_IN"/>
+        </w:rPr>
+        <w:t>וְ⁠קָרְא֤וּ לָ⁠הֶם֙ גְּב֣וּל רִשְׁעָ֔ה וְ⁠הָ⁠עָ֛ם אֲשֶׁר־זָעַ֥ם יְהוָ֖ה עַד־עוֹלָֽם</w:t>
+      </w:r>
+    </w:p>
+    <w:p>
+      <w:pPr/>
+      <w:r>
+        <w:rPr>
+          <w:lang w:val="hi_IN" w:bidi="hi_IN"/>
+        </w:rPr>
+      </w:r>
+      <w:r>
+        <w:rPr>
           <w:b/>
           <w:lang w:val="hi_IN" w:bidi="hi_IN"/>
         </w:rPr>
@@ -2868,6 +3148,20 @@
       </w:r>
       <w:r>
         <w:rPr>
+          <w:lang w:val="hi_IN" w:bidi="hi_IN"/>
+        </w:rPr>
+        <w:t>וְ⁠קָרְא֤וּ לָ⁠הֶם֙</w:t>
+      </w:r>
+    </w:p>
+    <w:p>
+      <w:pPr/>
+      <w:r>
+        <w:rPr>
+          <w:lang w:val="hi_IN" w:bidi="hi_IN"/>
+        </w:rPr>
+      </w:r>
+      <w:r>
+        <w:rPr>
           <w:b/>
           <w:lang w:val="hi_IN" w:bidi="hi_IN"/>
         </w:rPr>
@@ -3002,6 +3296,20 @@
       </w:r>
       <w:r>
         <w:rPr>
+          <w:lang w:val="hi_IN" w:bidi="hi_IN"/>
+        </w:rPr>
+        <w:t>גְּב֣וּל רִשְׁעָ֔ה</w:t>
+      </w:r>
+    </w:p>
+    <w:p>
+      <w:pPr/>
+      <w:r>
+        <w:rPr>
+          <w:lang w:val="hi_IN" w:bidi="hi_IN"/>
+        </w:rPr>
+      </w:r>
+      <w:r>
+        <w:rPr>
           <w:b/>
           <w:lang w:val="hi_IN" w:bidi="hi_IN"/>
         </w:rPr>
@@ -3125,6 +3433,20 @@
       </w:r>
       <w:r>
         <w:rPr>
+          <w:lang w:val="hi_IN" w:bidi="hi_IN"/>
+        </w:rPr>
+        <w:t>וְ⁠עֵינֵי⁠כֶ֖ם תִּרְאֶ֑ינָה וְ⁠אַתֶּ֤ם תֹּֽאמְרוּ֙ יִגְדַּ֣ל יְהוָ֔ה מֵ⁠עַ֖ל לִ⁠גְב֥וּל יִשְׂרָאֵֽל</w:t>
+      </w:r>
+    </w:p>
+    <w:p>
+      <w:pPr/>
+      <w:r>
+        <w:rPr>
+          <w:lang w:val="hi_IN" w:bidi="hi_IN"/>
+        </w:rPr>
+      </w:r>
+      <w:r>
+        <w:rPr>
           <w:b/>
           <w:lang w:val="hi_IN" w:bidi="hi_IN"/>
         </w:rPr>
@@ -3270,6 +3592,20 @@
       </w:r>
       <w:r>
         <w:rPr>
+          <w:lang w:val="hi_IN" w:bidi="hi_IN"/>
+        </w:rPr>
+        <w:t>וְ⁠עֵינֵי⁠כֶ֖ם תִּרְאֶ֑ינָה</w:t>
+      </w:r>
+    </w:p>
+    <w:p>
+      <w:pPr/>
+      <w:r>
+        <w:rPr>
+          <w:lang w:val="hi_IN" w:bidi="hi_IN"/>
+        </w:rPr>
+      </w:r>
+      <w:r>
+        <w:rPr>
           <w:b/>
           <w:lang w:val="hi_IN" w:bidi="hi_IN"/>
         </w:rPr>
@@ -3392,6 +3728,20 @@
       </w:r>
       <w:r>
         <w:rPr>
+          <w:lang w:val="hi_IN" w:bidi="hi_IN"/>
+        </w:rPr>
+        <w:t>וְ⁠עֵינֵי⁠כֶ֖ם תִּרְאֶ֑ינָה וְ⁠אַתֶּ֤ם תֹּֽאמְרוּ֙ יִגְדַּ֣ל יְהוָ֔ה מֵ⁠עַ֖ל לִ⁠גְב֥וּל יִשְׂרָאֵֽל</w:t>
+      </w:r>
+    </w:p>
+    <w:p>
+      <w:pPr/>
+      <w:r>
+        <w:rPr>
+          <w:lang w:val="hi_IN" w:bidi="hi_IN"/>
+        </w:rPr>
+      </w:r>
+      <w:r>
+        <w:rPr>
           <w:b/>
           <w:lang w:val="hi_IN" w:bidi="hi_IN"/>
         </w:rPr>
@@ -3489,6 +3839,20 @@
       </w:r>
       <w:r>
         <w:rPr>
+          <w:lang w:val="hi_IN" w:bidi="hi_IN"/>
+        </w:rPr>
+        <w:t>וְ⁠אִם־אָ֣ב אָ֣נִי אַיֵּ֣ה כְבוֹדִ֡⁠י וְ⁠אִם־אֲדוֹנִ֣ים אָנִי֩ אַיֵּ֨ה מוֹרָאִ֜⁠י</w:t>
+      </w:r>
+    </w:p>
+    <w:p>
+      <w:pPr/>
+      <w:r>
+        <w:rPr>
+          <w:lang w:val="hi_IN" w:bidi="hi_IN"/>
+        </w:rPr>
+      </w:r>
+      <w:r>
+        <w:rPr>
           <w:b/>
           <w:lang w:val="hi_IN" w:bidi="hi_IN"/>
         </w:rPr>
@@ -3586,6 +3950,20 @@
       </w:r>
       <w:r>
         <w:rPr>
+          <w:lang w:val="hi_IN" w:bidi="hi_IN"/>
+        </w:rPr>
+        <w:t>שְׁמִ֔⁠י &amp; אֶת־שְׁמֶֽ⁠ךָ</w:t>
+      </w:r>
+    </w:p>
+    <w:p>
+      <w:pPr/>
+      <w:r>
+        <w:rPr>
+          <w:lang w:val="hi_IN" w:bidi="hi_IN"/>
+        </w:rPr>
+      </w:r>
+      <w:r>
+        <w:rPr>
           <w:b/>
           <w:lang w:val="hi_IN" w:bidi="hi_IN"/>
         </w:rPr>
@@ -3695,6 +4073,20 @@
       </w:r>
       <w:r>
         <w:rPr>
+          <w:lang w:val="hi_IN" w:bidi="hi_IN"/>
+        </w:rPr>
+        <w:t>לֶ֣חֶם מְגֹאָ֔ל</w:t>
+      </w:r>
+    </w:p>
+    <w:p>
+      <w:pPr/>
+      <w:r>
+        <w:rPr>
+          <w:lang w:val="hi_IN" w:bidi="hi_IN"/>
+        </w:rPr>
+      </w:r>
+      <w:r>
+        <w:rPr>
           <w:b/>
           <w:lang w:val="hi_IN" w:bidi="hi_IN"/>
         </w:rPr>
@@ -3790,6 +4182,20 @@
       </w:r>
       <w:r>
         <w:rPr>
+          <w:lang w:val="hi_IN" w:bidi="hi_IN"/>
+        </w:rPr>
+        <w:t>וַ⁠אֲמַרְתֶּ֖ם בַּ⁠מֶּ֣ה גֵֽאַלְנ֑וּ⁠ךָ בֶּ⁠אֱמָרְ⁠כֶ֕ם שֻׁלְחַ֥ן יְהוָ֖ה נִבְזֶ֥ה הֽוּא</w:t>
+      </w:r>
+    </w:p>
+    <w:p>
+      <w:pPr/>
+      <w:r>
+        <w:rPr>
+          <w:lang w:val="hi_IN" w:bidi="hi_IN"/>
+        </w:rPr>
+      </w:r>
+      <w:r>
+        <w:rPr>
           <w:b/>
           <w:lang w:val="hi_IN" w:bidi="hi_IN"/>
         </w:rPr>
@@ -3887,6 +4293,20 @@
       </w:r>
       <w:r>
         <w:rPr>
+          <w:lang w:val="hi_IN" w:bidi="hi_IN"/>
+        </w:rPr>
+        <w:t>שֻׁלְחַ֥ן יְהוָ֖ה נִבְזֶ֥ה הֽוּא</w:t>
+      </w:r>
+    </w:p>
+    <w:p>
+      <w:pPr/>
+      <w:r>
+        <w:rPr>
+          <w:lang w:val="hi_IN" w:bidi="hi_IN"/>
+        </w:rPr>
+      </w:r>
+      <w:r>
+        <w:rPr>
           <w:b/>
           <w:lang w:val="hi_IN" w:bidi="hi_IN"/>
         </w:rPr>
@@ -3984,6 +4404,20 @@
       </w:r>
       <w:r>
         <w:rPr>
+          <w:lang w:val="hi_IN" w:bidi="hi_IN"/>
+        </w:rPr>
+        <w:t>שֻׁלְחַ֥ן יְהוָ֖ה</w:t>
+      </w:r>
+    </w:p>
+    <w:p>
+      <w:pPr/>
+      <w:r>
+        <w:rPr>
+          <w:lang w:val="hi_IN" w:bidi="hi_IN"/>
+        </w:rPr>
+      </w:r>
+      <w:r>
+        <w:rPr>
           <w:b/>
           <w:lang w:val="hi_IN" w:bidi="hi_IN"/>
         </w:rPr>
@@ -4080,6 +4514,20 @@
       </w:r>
       <w:r>
         <w:rPr>
+          <w:lang w:val="hi_IN" w:bidi="hi_IN"/>
+        </w:rPr>
+        <w:t>וְ⁠כִֽי־תַגִּשׁ֨וּ⁠ן עִוֵּ֤ר לִ⁠זְבֹּ֨חַ֙ אֵ֣ין רָ֔ע וְ⁠כִ֥י תַגִּ֛ישׁוּ פִּסֵּ֥חַ וְ⁠חֹלֶ֖ה אֵ֣ין רָ֑ע</w:t>
+      </w:r>
+    </w:p>
+    <w:p>
+      <w:pPr/>
+      <w:r>
+        <w:rPr>
+          <w:lang w:val="hi_IN" w:bidi="hi_IN"/>
+        </w:rPr>
+      </w:r>
+      <w:r>
+        <w:rPr>
           <w:b/>
           <w:lang w:val="hi_IN" w:bidi="hi_IN"/>
         </w:rPr>
@@ -4189,6 +4637,20 @@
       </w:r>
       <w:r>
         <w:rPr>
+          <w:lang w:val="hi_IN" w:bidi="hi_IN"/>
+        </w:rPr>
+        <w:t>עִוֵּ֤ר &amp; פִּסֵּ֥חַ וְ⁠חֹלֶ֖ה</w:t>
+      </w:r>
+    </w:p>
+    <w:p>
+      <w:pPr/>
+      <w:r>
+        <w:rPr>
+          <w:lang w:val="hi_IN" w:bidi="hi_IN"/>
+        </w:rPr>
+      </w:r>
+      <w:r>
+        <w:rPr>
           <w:b/>
           <w:lang w:val="hi_IN" w:bidi="hi_IN"/>
         </w:rPr>
@@ -4299,6 +4761,20 @@
       </w:r>
       <w:r>
         <w:rPr>
+          <w:lang w:val="hi_IN" w:bidi="hi_IN"/>
+        </w:rPr>
+        <w:t>הַקְרִיבֵ֨⁠הוּ</w:t>
+      </w:r>
+    </w:p>
+    <w:p>
+      <w:pPr/>
+      <w:r>
+        <w:rPr>
+          <w:lang w:val="hi_IN" w:bidi="hi_IN"/>
+        </w:rPr>
+      </w:r>
+      <w:r>
+        <w:rPr>
           <w:b/>
           <w:lang w:val="hi_IN" w:bidi="hi_IN"/>
         </w:rPr>
@@ -4422,6 +4898,20 @@
       </w:r>
       <w:r>
         <w:rPr>
+          <w:lang w:val="hi_IN" w:bidi="hi_IN"/>
+        </w:rPr>
+        <w:t>לְ⁠פֶחָתֶ֗⁠ךָ הֲ⁠יִּרְצְ⁠ךָ֙ &amp; פָנֶ֔י⁠ךָ</w:t>
+      </w:r>
+    </w:p>
+    <w:p>
+      <w:pPr/>
+      <w:r>
+        <w:rPr>
+          <w:lang w:val="hi_IN" w:bidi="hi_IN"/>
+        </w:rPr>
+      </w:r>
+      <w:r>
+        <w:rPr>
           <w:b/>
           <w:lang w:val="hi_IN" w:bidi="hi_IN"/>
         </w:rPr>
@@ -4552,6 +5042,20 @@
       </w:r>
       <w:r>
         <w:rPr>
+          <w:lang w:val="hi_IN" w:bidi="hi_IN"/>
+        </w:rPr>
+        <w:t>הֲ⁠יִּרְצְ⁠ךָ֙ א֚וֹ הֲ⁠יִשָּׂ֣א פָנֶ֔י⁠ךָ</w:t>
+      </w:r>
+    </w:p>
+    <w:p>
+      <w:pPr/>
+      <w:r>
+        <w:rPr>
+          <w:lang w:val="hi_IN" w:bidi="hi_IN"/>
+        </w:rPr>
+      </w:r>
+      <w:r>
+        <w:rPr>
           <w:b/>
           <w:lang w:val="hi_IN" w:bidi="hi_IN"/>
         </w:rPr>
@@ -4649,6 +5153,20 @@
       </w:r>
       <w:r>
         <w:rPr>
+          <w:lang w:val="hi_IN" w:bidi="hi_IN"/>
+        </w:rPr>
+        <w:t>הֲ⁠יִּרְצְ⁠ךָ֙ א֚וֹ הֲ⁠יִשָּׂ֣א פָנֶ֔י⁠ךָ</w:t>
+      </w:r>
+    </w:p>
+    <w:p>
+      <w:pPr/>
+      <w:r>
+        <w:rPr>
+          <w:lang w:val="hi_IN" w:bidi="hi_IN"/>
+        </w:rPr>
+      </w:r>
+      <w:r>
+        <w:rPr>
           <w:b/>
           <w:lang w:val="hi_IN" w:bidi="hi_IN"/>
         </w:rPr>
@@ -4810,6 +5328,20 @@
       </w:r>
       <w:r>
         <w:rPr>
+          <w:lang w:val="hi_IN" w:bidi="hi_IN"/>
+        </w:rPr>
+        <w:t>א֚וֹ הֲ⁠יִשָּׂ֣א פָנֶ֔י⁠ךָ</w:t>
+      </w:r>
+    </w:p>
+    <w:p>
+      <w:pPr/>
+      <w:r>
+        <w:rPr>
+          <w:lang w:val="hi_IN" w:bidi="hi_IN"/>
+        </w:rPr>
+      </w:r>
+      <w:r>
+        <w:rPr>
           <w:b/>
           <w:lang w:val="hi_IN" w:bidi="hi_IN"/>
         </w:rPr>
@@ -4932,6 +5464,20 @@
       </w:r>
       <w:r>
         <w:rPr>
+          <w:lang w:val="hi_IN" w:bidi="hi_IN"/>
+        </w:rPr>
+        <w:t>וְ⁠עַתָּ֛ה</w:t>
+      </w:r>
+    </w:p>
+    <w:p>
+      <w:pPr/>
+      <w:r>
+        <w:rPr>
+          <w:lang w:val="hi_IN" w:bidi="hi_IN"/>
+        </w:rPr>
+      </w:r>
+      <w:r>
+        <w:rPr>
           <w:b/>
           <w:lang w:val="hi_IN" w:bidi="hi_IN"/>
         </w:rPr>
@@ -5041,6 +5587,20 @@
       </w:r>
       <w:r>
         <w:rPr>
+          <w:lang w:val="hi_IN" w:bidi="hi_IN"/>
+        </w:rPr>
+        <w:t>פְנֵי־אֵ֖ל וִֽ⁠יחָנֵ֑⁠נוּ</w:t>
+      </w:r>
+    </w:p>
+    <w:p>
+      <w:pPr/>
+      <w:r>
+        <w:rPr>
+          <w:lang w:val="hi_IN" w:bidi="hi_IN"/>
+        </w:rPr>
+      </w:r>
+      <w:r>
+        <w:rPr>
           <w:b/>
           <w:lang w:val="hi_IN" w:bidi="hi_IN"/>
         </w:rPr>
@@ -5138,6 +5698,20 @@
       </w:r>
       <w:r>
         <w:rPr>
+          <w:lang w:val="hi_IN" w:bidi="hi_IN"/>
+        </w:rPr>
+        <w:t>פְנֵי־אֵ֖ל</w:t>
+      </w:r>
+    </w:p>
+    <w:p>
+      <w:pPr/>
+      <w:r>
+        <w:rPr>
+          <w:lang w:val="hi_IN" w:bidi="hi_IN"/>
+        </w:rPr>
+      </w:r>
+      <w:r>
+        <w:rPr>
           <w:b/>
           <w:lang w:val="hi_IN" w:bidi="hi_IN"/>
         </w:rPr>
@@ -5273,6 +5847,20 @@
       </w:r>
       <w:r>
         <w:rPr>
+          <w:lang w:val="hi_IN" w:bidi="hi_IN"/>
+        </w:rPr>
+        <w:t>פְנֵי־אֵ֖ל</w:t>
+      </w:r>
+    </w:p>
+    <w:p>
+      <w:pPr/>
+      <w:r>
+        <w:rPr>
+          <w:lang w:val="hi_IN" w:bidi="hi_IN"/>
+        </w:rPr>
+      </w:r>
+      <w:r>
+        <w:rPr>
           <w:b/>
           <w:lang w:val="hi_IN" w:bidi="hi_IN"/>
         </w:rPr>
@@ -5382,6 +5970,20 @@
       </w:r>
       <w:r>
         <w:rPr>
+          <w:lang w:val="hi_IN" w:bidi="hi_IN"/>
+        </w:rPr>
+        <w:t>וִֽ⁠יחָנֵ֑⁠נוּ</w:t>
+      </w:r>
+    </w:p>
+    <w:p>
+      <w:pPr/>
+      <w:r>
+        <w:rPr>
+          <w:lang w:val="hi_IN" w:bidi="hi_IN"/>
+        </w:rPr>
+      </w:r>
+      <w:r>
+        <w:rPr>
           <w:b/>
           <w:lang w:val="hi_IN" w:bidi="hi_IN"/>
         </w:rPr>
@@ -5492,6 +6094,20 @@
       </w:r>
       <w:r>
         <w:rPr>
+          <w:lang w:val="hi_IN" w:bidi="hi_IN"/>
+        </w:rPr>
+        <w:t>מִ⁠יֶּדְ⁠כֶם֙ הָ֣יְתָה זֹּ֔את</w:t>
+      </w:r>
+    </w:p>
+    <w:p>
+      <w:pPr/>
+      <w:r>
+        <w:rPr>
+          <w:lang w:val="hi_IN" w:bidi="hi_IN"/>
+        </w:rPr>
+      </w:r>
+      <w:r>
+        <w:rPr>
           <w:b/>
           <w:lang w:val="hi_IN" w:bidi="hi_IN"/>
         </w:rPr>
@@ -5602,6 +6218,20 @@
       </w:r>
       <w:r>
         <w:rPr>
+          <w:lang w:val="hi_IN" w:bidi="hi_IN"/>
+        </w:rPr>
+        <w:t>מִ⁠יֶּדְ⁠כֶם֙</w:t>
+      </w:r>
+    </w:p>
+    <w:p>
+      <w:pPr/>
+      <w:r>
+        <w:rPr>
+          <w:lang w:val="hi_IN" w:bidi="hi_IN"/>
+        </w:rPr>
+      </w:r>
+      <w:r>
+        <w:rPr>
           <w:b/>
           <w:lang w:val="hi_IN" w:bidi="hi_IN"/>
         </w:rPr>
@@ -5701,6 +6331,20 @@
         <w:rPr>
           <w:lang w:val="hi_IN" w:bidi="hi_IN"/>
         </w:rPr>
+      </w:r>
+    </w:p>
+    <w:p>
+      <w:pPr/>
+      <w:r>
+        <w:rPr>
+          <w:lang w:val="hi_IN" w:bidi="hi_IN"/>
+        </w:rPr>
+      </w:r>
+      <w:r>
+        <w:rPr>
+          <w:lang w:val="hi_IN" w:bidi="hi_IN"/>
+        </w:rPr>
+        <w:t>מִ⁠יֶּדְ⁠כֶם֙</w:t>
       </w:r>
     </w:p>
     <w:p>
@@ -5917,6 +6561,20 @@
       </w:r>
       <w:r>
         <w:rPr>
+          <w:lang w:val="hi_IN" w:bidi="hi_IN"/>
+        </w:rPr>
+        <w:t>הֲ⁠יִשָּׂ֤א מִ⁠כֶּם֙ פָּנִ֔ים</w:t>
+      </w:r>
+    </w:p>
+    <w:p>
+      <w:pPr/>
+      <w:r>
+        <w:rPr>
+          <w:lang w:val="hi_IN" w:bidi="hi_IN"/>
+        </w:rPr>
+      </w:r>
+      <w:r>
+        <w:rPr>
           <w:b/>
           <w:lang w:val="hi_IN" w:bidi="hi_IN"/>
         </w:rPr>
@@ -6038,6 +6696,20 @@
       </w:r>
       <w:r>
         <w:rPr>
+          <w:lang w:val="hi_IN" w:bidi="hi_IN"/>
+        </w:rPr>
+        <w:t>מִ֤י גַם־בָּ⁠כֶם֙ וְ⁠יִסְגֹּ֣ר דְּלָתַ֔יִם וְ⁠לֹֽא־תָאִ֥ירוּ מִזְבְּחִ֖⁠י חִנָּ֑ם</w:t>
+      </w:r>
+    </w:p>
+    <w:p>
+      <w:pPr/>
+      <w:r>
+        <w:rPr>
+          <w:lang w:val="hi_IN" w:bidi="hi_IN"/>
+        </w:rPr>
+      </w:r>
+      <w:r>
+        <w:rPr>
           <w:b/>
           <w:lang w:val="hi_IN" w:bidi="hi_IN"/>
         </w:rPr>
@@ -6135,6 +6807,20 @@
       </w:r>
       <w:r>
         <w:rPr>
+          <w:lang w:val="hi_IN" w:bidi="hi_IN"/>
+        </w:rPr>
+        <w:t>דְּלָתַ֔יִם</w:t>
+      </w:r>
+    </w:p>
+    <w:p>
+      <w:pPr/>
+      <w:r>
+        <w:rPr>
+          <w:lang w:val="hi_IN" w:bidi="hi_IN"/>
+        </w:rPr>
+      </w:r>
+      <w:r>
+        <w:rPr>
           <w:b/>
           <w:lang w:val="hi_IN" w:bidi="hi_IN"/>
         </w:rPr>
@@ -6245,6 +6931,20 @@
       </w:r>
       <w:r>
         <w:rPr>
+          <w:lang w:val="hi_IN" w:bidi="hi_IN"/>
+        </w:rPr>
+        <w:t>אֶרְצֶ֥ה מִ⁠יֶּדְ⁠כֶֽם</w:t>
+      </w:r>
+    </w:p>
+    <w:p>
+      <w:pPr/>
+      <w:r>
+        <w:rPr>
+          <w:lang w:val="hi_IN" w:bidi="hi_IN"/>
+        </w:rPr>
+      </w:r>
+      <w:r>
+        <w:rPr>
           <w:b/>
           <w:lang w:val="hi_IN" w:bidi="hi_IN"/>
         </w:rPr>
@@ -6355,6 +7055,20 @@
       </w:r>
       <w:r>
         <w:rPr>
+          <w:lang w:val="hi_IN" w:bidi="hi_IN"/>
+        </w:rPr>
+        <w:t>מִ⁠יֶּדְ⁠כֶֽם</w:t>
+      </w:r>
+    </w:p>
+    <w:p>
+      <w:pPr/>
+      <w:r>
+        <w:rPr>
+          <w:lang w:val="hi_IN" w:bidi="hi_IN"/>
+        </w:rPr>
+      </w:r>
+      <w:r>
+        <w:rPr>
           <w:b/>
           <w:lang w:val="hi_IN" w:bidi="hi_IN"/>
         </w:rPr>
@@ -6465,6 +7179,20 @@
       </w:r>
       <w:r>
         <w:rPr>
+          <w:lang w:val="hi_IN" w:bidi="hi_IN"/>
+        </w:rPr>
+        <w:t>מִ⁠מִּזְרַח־שֶׁ֜מֶשׁ וְ⁠עַד־מְבוֹא֗⁠וֹ</w:t>
+      </w:r>
+    </w:p>
+    <w:p>
+      <w:pPr/>
+      <w:r>
+        <w:rPr>
+          <w:lang w:val="hi_IN" w:bidi="hi_IN"/>
+        </w:rPr>
+      </w:r>
+      <w:r>
+        <w:rPr>
           <w:b/>
           <w:lang w:val="hi_IN" w:bidi="hi_IN"/>
         </w:rPr>
@@ -6588,6 +7316,20 @@
       </w:r>
       <w:r>
         <w:rPr>
+          <w:lang w:val="hi_IN" w:bidi="hi_IN"/>
+        </w:rPr>
+        <w:t>מִ⁠מִּזְרַח־שֶׁ֜מֶשׁ וְ⁠עַד־מְבוֹא֗⁠וֹ</w:t>
+      </w:r>
+    </w:p>
+    <w:p>
+      <w:pPr/>
+      <w:r>
+        <w:rPr>
+          <w:lang w:val="hi_IN" w:bidi="hi_IN"/>
+        </w:rPr>
+      </w:r>
+      <w:r>
+        <w:rPr>
           <w:b/>
           <w:lang w:val="hi_IN" w:bidi="hi_IN"/>
         </w:rPr>
@@ -6674,6 +7416,20 @@
         <w:rPr>
           <w:lang w:val="hi_IN" w:bidi="hi_IN"/>
         </w:rPr>
+      </w:r>
+    </w:p>
+    <w:p>
+      <w:pPr/>
+      <w:r>
+        <w:rPr>
+          <w:lang w:val="hi_IN" w:bidi="hi_IN"/>
+        </w:rPr>
+      </w:r>
+      <w:r>
+        <w:rPr>
+          <w:lang w:val="hi_IN" w:bidi="hi_IN"/>
+        </w:rPr>
+        <w:t>גָּד֤וֹל שְׁמִ⁠י֙ &amp; גָד֤וֹל שְׁמִ⁠י֙</w:t>
       </w:r>
     </w:p>
     <w:p>
@@ -6812,6 +7568,20 @@
       </w:r>
       <w:r>
         <w:rPr>
+          <w:lang w:val="hi_IN" w:bidi="hi_IN"/>
+        </w:rPr>
+        <w:t>גָּד֤וֹל שְׁמִ⁠י֙</w:t>
+      </w:r>
+    </w:p>
+    <w:p>
+      <w:pPr/>
+      <w:r>
+        <w:rPr>
+          <w:lang w:val="hi_IN" w:bidi="hi_IN"/>
+        </w:rPr>
+      </w:r>
+      <w:r>
+        <w:rPr>
           <w:b/>
           <w:lang w:val="hi_IN" w:bidi="hi_IN"/>
         </w:rPr>
@@ -6895,6 +7665,20 @@
       </w:r>
       <w:r>
         <w:rPr>
+          <w:lang w:val="hi_IN" w:bidi="hi_IN"/>
+        </w:rPr>
+        <w:t>לִ⁠שְׁמִ֖⁠י</w:t>
+      </w:r>
+    </w:p>
+    <w:p>
+      <w:pPr/>
+      <w:r>
+        <w:rPr>
+          <w:lang w:val="hi_IN" w:bidi="hi_IN"/>
+        </w:rPr>
+      </w:r>
+      <w:r>
+        <w:rPr>
           <w:b/>
           <w:lang w:val="hi_IN" w:bidi="hi_IN"/>
         </w:rPr>
@@ -7017,6 +7801,20 @@
       </w:r>
       <w:r>
         <w:rPr>
+          <w:lang w:val="hi_IN" w:bidi="hi_IN"/>
+        </w:rPr>
+        <w:t>וְ⁠אַתֶּ֖ם מְחַלְּלִ֣ים אוֹת֑⁠וֹ</w:t>
+      </w:r>
+    </w:p>
+    <w:p>
+      <w:pPr/>
+      <w:r>
+        <w:rPr>
+          <w:lang w:val="hi_IN" w:bidi="hi_IN"/>
+        </w:rPr>
+      </w:r>
+      <w:r>
+        <w:rPr>
           <w:b/>
           <w:lang w:val="hi_IN" w:bidi="hi_IN"/>
         </w:rPr>
@@ -7139,6 +7937,20 @@
       </w:r>
       <w:r>
         <w:rPr>
+          <w:lang w:val="hi_IN" w:bidi="hi_IN"/>
+        </w:rPr>
+        <w:t>וְ⁠אַתֶּ֖ם מְחַלְּלִ֣ים אוֹת֑⁠וֹ בֶּ⁠אֱמָרְ⁠כֶ֗ם שֻׁלְחַ֤ן אֲדֹנָ⁠י֙ מְגֹאָ֣ל ה֔וּא וְ⁠נִיב֖⁠וֹ נִבְזֶ֥ה אָכְלֽ⁠וֹ</w:t>
+      </w:r>
+    </w:p>
+    <w:p>
+      <w:pPr/>
+      <w:r>
+        <w:rPr>
+          <w:lang w:val="hi_IN" w:bidi="hi_IN"/>
+        </w:rPr>
+      </w:r>
+      <w:r>
+        <w:rPr>
           <w:b/>
           <w:lang w:val="hi_IN" w:bidi="hi_IN"/>
         </w:rPr>
@@ -7237,6 +8049,20 @@
         <w:rPr>
           <w:lang w:val="hi_IN" w:bidi="hi_IN"/>
         </w:rPr>
+      </w:r>
+    </w:p>
+    <w:p>
+      <w:pPr/>
+      <w:r>
+        <w:rPr>
+          <w:lang w:val="hi_IN" w:bidi="hi_IN"/>
+        </w:rPr>
+      </w:r>
+      <w:r>
+        <w:rPr>
+          <w:lang w:val="hi_IN" w:bidi="hi_IN"/>
+        </w:rPr>
+        <w:t>שֻׁלְחַ֤ן אֲדֹנָ⁠י֙</w:t>
       </w:r>
     </w:p>
     <w:p>
@@ -7355,6 +8181,20 @@
       </w:r>
       <w:r>
         <w:rPr>
+          <w:lang w:val="hi_IN" w:bidi="hi_IN"/>
+        </w:rPr>
+        <w:t>אֲדֹנָ⁠י֙</w:t>
+      </w:r>
+    </w:p>
+    <w:p>
+      <w:pPr/>
+      <w:r>
+        <w:rPr>
+          <w:lang w:val="hi_IN" w:bidi="hi_IN"/>
+        </w:rPr>
+      </w:r>
+      <w:r>
+        <w:rPr>
           <w:b/>
           <w:lang w:val="hi_IN" w:bidi="hi_IN"/>
         </w:rPr>
@@ -7509,6 +8349,20 @@
       </w:r>
       <w:r>
         <w:rPr>
+          <w:lang w:val="hi_IN" w:bidi="hi_IN"/>
+        </w:rPr>
+        <w:t>מְגֹאָ֣ל ה֔וּא</w:t>
+      </w:r>
+    </w:p>
+    <w:p>
+      <w:pPr/>
+      <w:r>
+        <w:rPr>
+          <w:lang w:val="hi_IN" w:bidi="hi_IN"/>
+        </w:rPr>
+      </w:r>
+      <w:r>
+        <w:rPr>
           <w:b/>
           <w:lang w:val="hi_IN" w:bidi="hi_IN"/>
         </w:rPr>
@@ -7606,6 +8460,20 @@
       </w:r>
       <w:r>
         <w:rPr>
+          <w:lang w:val="hi_IN" w:bidi="hi_IN"/>
+        </w:rPr>
+        <w:t>וְ⁠נִיב֖⁠וֹ</w:t>
+      </w:r>
+    </w:p>
+    <w:p>
+      <w:pPr/>
+      <w:r>
+        <w:rPr>
+          <w:lang w:val="hi_IN" w:bidi="hi_IN"/>
+        </w:rPr>
+      </w:r>
+      <w:r>
+        <w:rPr>
           <w:b/>
           <w:lang w:val="hi_IN" w:bidi="hi_IN"/>
         </w:rPr>
@@ -7729,6 +8597,20 @@
       </w:r>
       <w:r>
         <w:rPr>
+          <w:lang w:val="hi_IN" w:bidi="hi_IN"/>
+        </w:rPr>
+        <w:t>אָכְלֽ⁠וֹ</w:t>
+      </w:r>
+    </w:p>
+    <w:p>
+      <w:pPr/>
+      <w:r>
+        <w:rPr>
+          <w:lang w:val="hi_IN" w:bidi="hi_IN"/>
+        </w:rPr>
+      </w:r>
+      <w:r>
+        <w:rPr>
           <w:b/>
           <w:lang w:val="hi_IN" w:bidi="hi_IN"/>
         </w:rPr>
@@ -7839,6 +8721,20 @@
       </w:r>
       <w:r>
         <w:rPr>
+          <w:lang w:val="hi_IN" w:bidi="hi_IN"/>
+        </w:rPr>
+        <w:t>נִבְזֶ֥ה</w:t>
+      </w:r>
+    </w:p>
+    <w:p>
+      <w:pPr/>
+      <w:r>
+        <w:rPr>
+          <w:lang w:val="hi_IN" w:bidi="hi_IN"/>
+        </w:rPr>
+      </w:r>
+      <w:r>
+        <w:rPr>
           <w:b/>
           <w:lang w:val="hi_IN" w:bidi="hi_IN"/>
         </w:rPr>
@@ -7934,6 +8830,20 @@
       </w:r>
       <w:r>
         <w:rPr>
+          <w:lang w:val="hi_IN" w:bidi="hi_IN"/>
+        </w:rPr>
+        <w:t>וַ⁠אֲמַרְתֶּם֩ הִנֵּ֨ה מַ⁠תְּלָאָ֜ה</w:t>
+      </w:r>
+    </w:p>
+    <w:p>
+      <w:pPr/>
+      <w:r>
+        <w:rPr>
+          <w:lang w:val="hi_IN" w:bidi="hi_IN"/>
+        </w:rPr>
+      </w:r>
+      <w:r>
+        <w:rPr>
           <w:b/>
           <w:lang w:val="hi_IN" w:bidi="hi_IN"/>
         </w:rPr>
@@ -8043,6 +8953,20 @@
       </w:r>
       <w:r>
         <w:rPr>
+          <w:lang w:val="hi_IN" w:bidi="hi_IN"/>
+        </w:rPr>
+        <w:t>הִנֵּ֨ה</w:t>
+      </w:r>
+    </w:p>
+    <w:p>
+      <w:pPr/>
+      <w:r>
+        <w:rPr>
+          <w:lang w:val="hi_IN" w:bidi="hi_IN"/>
+        </w:rPr>
+      </w:r>
+      <w:r>
+        <w:rPr>
           <w:b/>
           <w:lang w:val="hi_IN" w:bidi="hi_IN"/>
         </w:rPr>
@@ -8138,6 +9062,20 @@
       </w:r>
       <w:r>
         <w:rPr>
+          <w:lang w:val="hi_IN" w:bidi="hi_IN"/>
+        </w:rPr>
+        <w:t>מַ⁠תְּלָאָ֜ה</w:t>
+      </w:r>
+    </w:p>
+    <w:p>
+      <w:pPr/>
+      <w:r>
+        <w:rPr>
+          <w:lang w:val="hi_IN" w:bidi="hi_IN"/>
+        </w:rPr>
+      </w:r>
+      <w:r>
+        <w:rPr>
           <w:b/>
           <w:lang w:val="hi_IN" w:bidi="hi_IN"/>
         </w:rPr>
@@ -8235,6 +9173,20 @@
       </w:r>
       <w:r>
         <w:rPr>
+          <w:lang w:val="hi_IN" w:bidi="hi_IN"/>
+        </w:rPr>
+        <w:t>וְ⁠הִפַּחְתֶּ֣ם אוֹת֗⁠וֹ</w:t>
+      </w:r>
+    </w:p>
+    <w:p>
+      <w:pPr/>
+      <w:r>
+        <w:rPr>
+          <w:lang w:val="hi_IN" w:bidi="hi_IN"/>
+        </w:rPr>
+      </w:r>
+      <w:r>
+        <w:rPr>
           <w:b/>
           <w:lang w:val="hi_IN" w:bidi="hi_IN"/>
         </w:rPr>
@@ -8358,6 +9310,20 @@
       </w:r>
       <w:r>
         <w:rPr>
+          <w:lang w:val="hi_IN" w:bidi="hi_IN"/>
+        </w:rPr>
+        <w:t>גָּז֗וּל וְ⁠אֶת־הַ⁠פִּסֵּ֨חַ֙ וְ⁠אֶת־הַ֣⁠חוֹלֶ֔ה</w:t>
+      </w:r>
+    </w:p>
+    <w:p>
+      <w:pPr/>
+      <w:r>
+        <w:rPr>
+          <w:lang w:val="hi_IN" w:bidi="hi_IN"/>
+        </w:rPr>
+      </w:r>
+      <w:r>
+        <w:rPr>
           <w:b/>
           <w:lang w:val="hi_IN" w:bidi="hi_IN"/>
         </w:rPr>
@@ -8558,6 +9524,20 @@
       </w:r>
       <w:r>
         <w:rPr>
+          <w:lang w:val="hi_IN" w:bidi="hi_IN"/>
+        </w:rPr>
+        <w:t>גָּז֗וּל</w:t>
+      </w:r>
+    </w:p>
+    <w:p>
+      <w:pPr/>
+      <w:r>
+        <w:rPr>
+          <w:lang w:val="hi_IN" w:bidi="hi_IN"/>
+        </w:rPr>
+      </w:r>
+      <w:r>
+        <w:rPr>
           <w:b/>
           <w:lang w:val="hi_IN" w:bidi="hi_IN"/>
         </w:rPr>
@@ -8685,6 +9665,20 @@
       </w:r>
       <w:r>
         <w:rPr>
+          <w:lang w:val="hi_IN" w:bidi="hi_IN"/>
+        </w:rPr>
+        <w:t>גָּז֗וּל</w:t>
+      </w:r>
+    </w:p>
+    <w:p>
+      <w:pPr/>
+      <w:r>
+        <w:rPr>
+          <w:lang w:val="hi_IN" w:bidi="hi_IN"/>
+        </w:rPr>
+      </w:r>
+      <w:r>
+        <w:rPr>
           <w:b/>
           <w:lang w:val="hi_IN" w:bidi="hi_IN"/>
         </w:rPr>
@@ -8795,6 +9789,20 @@
       </w:r>
       <w:r>
         <w:rPr>
+          <w:lang w:val="hi_IN" w:bidi="hi_IN"/>
+        </w:rPr>
+        <w:t>הַ⁠אֶרְצֶ֥ה אוֹתָ֛⁠הּ מִ⁠יֶּדְ⁠כֶ֖ם</w:t>
+      </w:r>
+    </w:p>
+    <w:p>
+      <w:pPr/>
+      <w:r>
+        <w:rPr>
+          <w:lang w:val="hi_IN" w:bidi="hi_IN"/>
+        </w:rPr>
+      </w:r>
+      <w:r>
+        <w:rPr>
           <w:b/>
           <w:lang w:val="hi_IN" w:bidi="hi_IN"/>
         </w:rPr>
@@ -8892,6 +9900,20 @@
       </w:r>
       <w:r>
         <w:rPr>
+          <w:lang w:val="hi_IN" w:bidi="hi_IN"/>
+        </w:rPr>
+        <w:t>וְ⁠אָר֣וּר נוֹכֵ֗ל וְ⁠יֵ֤שׁ בְּ⁠עֶדְר⁠וֹ֙ זָכָ֔ר וְ⁠נֹדֵ֛ר וְ⁠זֹבֵ֥חַ מָשְׁחָ֖ת לַֽ⁠אדֹנָ֑⁠י</w:t>
+      </w:r>
+    </w:p>
+    <w:p>
+      <w:pPr/>
+      <w:r>
+        <w:rPr>
+          <w:lang w:val="hi_IN" w:bidi="hi_IN"/>
+        </w:rPr>
+      </w:r>
+      <w:r>
+        <w:rPr>
           <w:b/>
           <w:lang w:val="hi_IN" w:bidi="hi_IN"/>
         </w:rPr>
@@ -9007,6 +10029,20 @@
       </w:r>
       <w:r>
         <w:rPr>
+          <w:lang w:val="hi_IN" w:bidi="hi_IN"/>
+        </w:rPr>
+        <w:t>וְ⁠אָר֣וּר</w:t>
+      </w:r>
+    </w:p>
+    <w:p>
+      <w:pPr/>
+      <w:r>
+        <w:rPr>
+          <w:lang w:val="hi_IN" w:bidi="hi_IN"/>
+        </w:rPr>
+      </w:r>
+      <w:r>
+        <w:rPr>
           <w:b/>
           <w:lang w:val="hi_IN" w:bidi="hi_IN"/>
         </w:rPr>
@@ -9104,6 +10140,20 @@
       </w:r>
       <w:r>
         <w:rPr>
+          <w:lang w:val="hi_IN" w:bidi="hi_IN"/>
+        </w:rPr>
+        <w:t>וְ⁠יֵ֤שׁ בְּ⁠עֶדְר⁠וֹ֙ זָכָ֔ר</w:t>
+      </w:r>
+    </w:p>
+    <w:p>
+      <w:pPr/>
+      <w:r>
+        <w:rPr>
+          <w:lang w:val="hi_IN" w:bidi="hi_IN"/>
+        </w:rPr>
+      </w:r>
+      <w:r>
+        <w:rPr>
           <w:b/>
           <w:lang w:val="hi_IN" w:bidi="hi_IN"/>
         </w:rPr>
@@ -9214,6 +10264,20 @@
       </w:r>
       <w:r>
         <w:rPr>
+          <w:lang w:val="hi_IN" w:bidi="hi_IN"/>
+        </w:rPr>
+        <w:t>מָשְׁחָ֖ת</w:t>
+      </w:r>
+    </w:p>
+    <w:p>
+      <w:pPr/>
+      <w:r>
+        <w:rPr>
+          <w:lang w:val="hi_IN" w:bidi="hi_IN"/>
+        </w:rPr>
+      </w:r>
+      <w:r>
+        <w:rPr>
           <w:b/>
           <w:lang w:val="hi_IN" w:bidi="hi_IN"/>
         </w:rPr>
@@ -9348,6 +10412,20 @@
       </w:r>
       <w:r>
         <w:rPr>
+          <w:lang w:val="hi_IN" w:bidi="hi_IN"/>
+        </w:rPr>
+        <w:t>לַֽ⁠אדֹנָ֑⁠י &amp; אָמַר֙ יְהוָ֣ה צְבָא֔וֹת</w:t>
+      </w:r>
+    </w:p>
+    <w:p>
+      <w:pPr/>
+      <w:r>
+        <w:rPr>
+          <w:lang w:val="hi_IN" w:bidi="hi_IN"/>
+        </w:rPr>
+      </w:r>
+      <w:r>
+        <w:rPr>
           <w:b/>
           <w:lang w:val="hi_IN" w:bidi="hi_IN"/>
         </w:rPr>
@@ -9447,6 +10525,20 @@
         <w:rPr>
           <w:lang w:val="hi_IN" w:bidi="hi_IN"/>
         </w:rPr>
+      </w:r>
+    </w:p>
+    <w:p>
+      <w:pPr/>
+      <w:r>
+        <w:rPr>
+          <w:lang w:val="hi_IN" w:bidi="hi_IN"/>
+        </w:rPr>
+      </w:r>
+      <w:r>
+        <w:rPr>
+          <w:lang w:val="hi_IN" w:bidi="hi_IN"/>
+        </w:rPr>
+        <w:t>וּ⁠שְׁמִ֖⁠י נוֹרָ֥א בַ⁠גּוֹיִֽם</w:t>
       </w:r>
     </w:p>
     <w:p>
@@ -10093,6 +11185,20 @@
       </w:r>
       <w:r>
         <w:rPr>
+          <w:lang w:val="hi_IN" w:bidi="hi_IN"/>
+        </w:rPr>
+        <w:t>לֹ֣א תִשְׁמְע֡וּ</w:t>
+      </w:r>
+    </w:p>
+    <w:p>
+      <w:pPr/>
+      <w:r>
+        <w:rPr>
+          <w:lang w:val="hi_IN" w:bidi="hi_IN"/>
+        </w:rPr>
+      </w:r>
+      <w:r>
+        <w:rPr>
           <w:b/>
           <w:lang w:val="hi_IN" w:bidi="hi_IN"/>
         </w:rPr>
@@ -10203,6 +11309,20 @@
       </w:r>
       <w:r>
         <w:rPr>
+          <w:lang w:val="hi_IN" w:bidi="hi_IN"/>
+        </w:rPr>
+        <w:t>לֹא֩ תָשִׂ֨ימוּ עַל־לֵ֜ב &amp; אֵינְ⁠כֶ֖ם שָׂמִ֥ים עַל־לֵֽב</w:t>
+      </w:r>
+    </w:p>
+    <w:p>
+      <w:pPr/>
+      <w:r>
+        <w:rPr>
+          <w:lang w:val="hi_IN" w:bidi="hi_IN"/>
+        </w:rPr>
+      </w:r>
+      <w:r>
+        <w:rPr>
           <w:b/>
           <w:lang w:val="hi_IN" w:bidi="hi_IN"/>
         </w:rPr>
@@ -10300,6 +11420,20 @@
       </w:r>
       <w:r>
         <w:rPr>
+          <w:lang w:val="hi_IN" w:bidi="hi_IN"/>
+        </w:rPr>
+        <w:t>לָ⁠תֵ֧ת כָּב֣וֹד לִ⁠שְׁמִ֗⁠י</w:t>
+      </w:r>
+    </w:p>
+    <w:p>
+      <w:pPr/>
+      <w:r>
+        <w:rPr>
+          <w:lang w:val="hi_IN" w:bidi="hi_IN"/>
+        </w:rPr>
+      </w:r>
+      <w:r>
+        <w:rPr>
           <w:b/>
           <w:lang w:val="hi_IN" w:bidi="hi_IN"/>
         </w:rPr>
@@ -10423,6 +11557,20 @@
       </w:r>
       <w:r>
         <w:rPr>
+          <w:lang w:val="hi_IN" w:bidi="hi_IN"/>
+        </w:rPr>
+        <w:t>לִ⁠שְׁמִ֗⁠י</w:t>
+      </w:r>
+    </w:p>
+    <w:p>
+      <w:pPr/>
+      <w:r>
+        <w:rPr>
+          <w:lang w:val="hi_IN" w:bidi="hi_IN"/>
+        </w:rPr>
+      </w:r>
+      <w:r>
+        <w:rPr>
           <w:b/>
           <w:lang w:val="hi_IN" w:bidi="hi_IN"/>
         </w:rPr>
@@ -10533,6 +11681,20 @@
       </w:r>
       <w:r>
         <w:rPr>
+          <w:lang w:val="hi_IN" w:bidi="hi_IN"/>
+        </w:rPr>
+        <w:t>וְ⁠שִׁלַּחְתִּ֤י בָ⁠כֶם֙ אֶת־הַ⁠מְּאֵרָ֔ה</w:t>
+      </w:r>
+    </w:p>
+    <w:p>
+      <w:pPr/>
+      <w:r>
+        <w:rPr>
+          <w:lang w:val="hi_IN" w:bidi="hi_IN"/>
+        </w:rPr>
+      </w:r>
+      <w:r>
+        <w:rPr>
           <w:b/>
           <w:lang w:val="hi_IN" w:bidi="hi_IN"/>
         </w:rPr>
@@ -10669,6 +11831,20 @@
       </w:r>
       <w:r>
         <w:rPr>
+          <w:lang w:val="hi_IN" w:bidi="hi_IN"/>
+        </w:rPr>
+        <w:t>וְ⁠אָרוֹתִ֖י אֶת־בִּרְכֽוֹתֵי⁠כֶ֑ם</w:t>
+      </w:r>
+    </w:p>
+    <w:p>
+      <w:pPr/>
+      <w:r>
+        <w:rPr>
+          <w:lang w:val="hi_IN" w:bidi="hi_IN"/>
+        </w:rPr>
+      </w:r>
+      <w:r>
+        <w:rPr>
           <w:b/>
           <w:lang w:val="hi_IN" w:bidi="hi_IN"/>
         </w:rPr>
@@ -10803,6 +11979,20 @@
       </w:r>
       <w:r>
         <w:rPr>
+          <w:lang w:val="hi_IN" w:bidi="hi_IN"/>
+        </w:rPr>
+        <w:t>אָרוֹתִ֔י⁠הָ</w:t>
+      </w:r>
+    </w:p>
+    <w:p>
+      <w:pPr/>
+      <w:r>
+        <w:rPr>
+          <w:lang w:val="hi_IN" w:bidi="hi_IN"/>
+        </w:rPr>
+      </w:r>
+      <w:r>
+        <w:rPr>
           <w:b/>
           <w:lang w:val="hi_IN" w:bidi="hi_IN"/>
         </w:rPr>
@@ -10926,6 +12116,20 @@
       </w:r>
       <w:r>
         <w:rPr>
+          <w:lang w:val="hi_IN" w:bidi="hi_IN"/>
+        </w:rPr>
+        <w:t>הִנְ⁠נִ֨י גֹעֵ֤ר</w:t>
+      </w:r>
+    </w:p>
+    <w:p>
+      <w:pPr/>
+      <w:r>
+        <w:rPr>
+          <w:lang w:val="hi_IN" w:bidi="hi_IN"/>
+        </w:rPr>
+      </w:r>
+      <w:r>
+        <w:rPr>
           <w:b/>
           <w:lang w:val="hi_IN" w:bidi="hi_IN"/>
         </w:rPr>
@@ -11036,6 +12240,20 @@
       </w:r>
       <w:r>
         <w:rPr>
+          <w:lang w:val="hi_IN" w:bidi="hi_IN"/>
+        </w:rPr>
+        <w:t>גֹעֵ֤ר לָ⁠כֶם֙ אֶת־הַ⁠זֶּ֔רַע</w:t>
+      </w:r>
+    </w:p>
+    <w:p>
+      <w:pPr/>
+      <w:r>
+        <w:rPr>
+          <w:lang w:val="hi_IN" w:bidi="hi_IN"/>
+        </w:rPr>
+      </w:r>
+      <w:r>
+        <w:rPr>
           <w:b/>
           <w:lang w:val="hi_IN" w:bidi="hi_IN"/>
         </w:rPr>
@@ -11171,6 +12389,20 @@
       </w:r>
       <w:r>
         <w:rPr>
+          <w:lang w:val="hi_IN" w:bidi="hi_IN"/>
+        </w:rPr>
+        <w:t>וְ⁠זֵרִ֤יתִי פֶ֨רֶשׁ֙ עַל־פְּנֵי⁠כֶ֔ם</w:t>
+      </w:r>
+    </w:p>
+    <w:p>
+      <w:pPr/>
+      <w:r>
+        <w:rPr>
+          <w:lang w:val="hi_IN" w:bidi="hi_IN"/>
+        </w:rPr>
+      </w:r>
+      <w:r>
+        <w:rPr>
           <w:b/>
           <w:lang w:val="hi_IN" w:bidi="hi_IN"/>
         </w:rPr>
@@ -11294,6 +12526,20 @@
       </w:r>
       <w:r>
         <w:rPr>
+          <w:lang w:val="hi_IN" w:bidi="hi_IN"/>
+        </w:rPr>
+        <w:t>פֶּ֖רֶשׁ חַגֵּי⁠כֶ֑ם</w:t>
+      </w:r>
+    </w:p>
+    <w:p>
+      <w:pPr/>
+      <w:r>
+        <w:rPr>
+          <w:lang w:val="hi_IN" w:bidi="hi_IN"/>
+        </w:rPr>
+      </w:r>
+      <w:r>
+        <w:rPr>
           <w:b/>
           <w:lang w:val="hi_IN" w:bidi="hi_IN"/>
         </w:rPr>
@@ -11404,6 +12650,20 @@
       </w:r>
       <w:r>
         <w:rPr>
+          <w:lang w:val="hi_IN" w:bidi="hi_IN"/>
+        </w:rPr>
+        <w:t>וְ⁠נָשָׂ֥א אֶתְ⁠כֶ֖ם אֵלָֽי⁠ו</w:t>
+      </w:r>
+    </w:p>
+    <w:p>
+      <w:pPr/>
+      <w:r>
+        <w:rPr>
+          <w:lang w:val="hi_IN" w:bidi="hi_IN"/>
+        </w:rPr>
+      </w:r>
+      <w:r>
+        <w:rPr>
           <w:b/>
           <w:lang w:val="hi_IN" w:bidi="hi_IN"/>
         </w:rPr>
@@ -11527,6 +12787,20 @@
       </w:r>
       <w:r>
         <w:rPr>
+          <w:lang w:val="hi_IN" w:bidi="hi_IN"/>
+        </w:rPr>
+        <w:t>שִׁלַּ֣חְתִּי אֲלֵי⁠כֶ֔ם אֵ֖ת הַ⁠מִּצְוָ֣ה הַ⁠זֹּ֑את</w:t>
+      </w:r>
+    </w:p>
+    <w:p>
+      <w:pPr/>
+      <w:r>
+        <w:rPr>
+          <w:lang w:val="hi_IN" w:bidi="hi_IN"/>
+        </w:rPr>
+      </w:r>
+      <w:r>
+        <w:rPr>
           <w:b/>
           <w:lang w:val="hi_IN" w:bidi="hi_IN"/>
         </w:rPr>
@@ -11639,6 +12913,20 @@
         <w:rPr>
           <w:lang w:val="hi_IN" w:bidi="hi_IN"/>
         </w:rPr>
+      </w:r>
+    </w:p>
+    <w:p>
+      <w:pPr/>
+      <w:r>
+        <w:rPr>
+          <w:lang w:val="hi_IN" w:bidi="hi_IN"/>
+        </w:rPr>
+      </w:r>
+      <w:r>
+        <w:rPr>
+          <w:lang w:val="hi_IN" w:bidi="hi_IN"/>
+        </w:rPr>
+        <w:t>לִֽ⁠הְי֤וֹת בְּרִיתִ⁠י֙ אֶת־לֵוִ֔י</w:t>
       </w:r>
     </w:p>
     <w:p>
@@ -11803,6 +13091,20 @@
       </w:r>
       <w:r>
         <w:rPr>
+          <w:lang w:val="hi_IN" w:bidi="hi_IN"/>
+        </w:rPr>
+        <w:t>לֵוִ֔י</w:t>
+      </w:r>
+    </w:p>
+    <w:p>
+      <w:pPr/>
+      <w:r>
+        <w:rPr>
+          <w:lang w:val="hi_IN" w:bidi="hi_IN"/>
+        </w:rPr>
+      </w:r>
+      <w:r>
+        <w:rPr>
           <w:b/>
           <w:lang w:val="hi_IN" w:bidi="hi_IN"/>
         </w:rPr>
@@ -11899,6 +13201,20 @@
       </w:r>
       <w:r>
         <w:rPr>
+          <w:lang w:val="hi_IN" w:bidi="hi_IN"/>
+        </w:rPr>
+        <w:t>בְּרִיתִ֣⁠י ׀ הָיְתָ֣ה אִתּ֗⁠וֹ הַֽ⁠חַיִּים֙ וְ⁠הַ֨⁠שָּׁל֔וֹם</w:t>
+      </w:r>
+    </w:p>
+    <w:p>
+      <w:pPr/>
+      <w:r>
+        <w:rPr>
+          <w:lang w:val="hi_IN" w:bidi="hi_IN"/>
+        </w:rPr>
+      </w:r>
+      <w:r>
+        <w:rPr>
           <w:b/>
           <w:lang w:val="hi_IN" w:bidi="hi_IN"/>
         </w:rPr>
@@ -12022,6 +13338,20 @@
       </w:r>
       <w:r>
         <w:rPr>
+          <w:lang w:val="hi_IN" w:bidi="hi_IN"/>
+        </w:rPr>
+        <w:t>הָיְתָ֣ה אִתּ֗⁠וֹ &amp; ל֥⁠וֹ &amp; וַ⁠יִּֽירָאֵ֑⁠נִי &amp; נִחַ֥ת הֽוּא</w:t>
+      </w:r>
+    </w:p>
+    <w:p>
+      <w:pPr/>
+      <w:r>
+        <w:rPr>
+          <w:lang w:val="hi_IN" w:bidi="hi_IN"/>
+        </w:rPr>
+      </w:r>
+      <w:r>
+        <w:rPr>
           <w:b/>
           <w:lang w:val="hi_IN" w:bidi="hi_IN"/>
         </w:rPr>
@@ -12131,6 +13461,20 @@
       </w:r>
       <w:r>
         <w:rPr>
+          <w:lang w:val="hi_IN" w:bidi="hi_IN"/>
+        </w:rPr>
+        <w:t>וַ⁠יִּֽירָאֵ֑⁠נִי וּ⁠מִ⁠פְּנֵ֥י שְׁמִ֖⁠י נִחַ֥ת הֽוּא</w:t>
+      </w:r>
+    </w:p>
+    <w:p>
+      <w:pPr/>
+      <w:r>
+        <w:rPr>
+          <w:lang w:val="hi_IN" w:bidi="hi_IN"/>
+        </w:rPr>
+      </w:r>
+      <w:r>
+        <w:rPr>
           <w:b/>
           <w:lang w:val="hi_IN" w:bidi="hi_IN"/>
         </w:rPr>
@@ -12240,6 +13584,20 @@
       </w:r>
       <w:r>
         <w:rPr>
+          <w:lang w:val="hi_IN" w:bidi="hi_IN"/>
+        </w:rPr>
+        <w:t>שְׁמִ֖⁠י</w:t>
+      </w:r>
+    </w:p>
+    <w:p>
+      <w:pPr/>
+      <w:r>
+        <w:rPr>
+          <w:lang w:val="hi_IN" w:bidi="hi_IN"/>
+        </w:rPr>
+      </w:r>
+      <w:r>
+        <w:rPr>
           <w:b/>
           <w:lang w:val="hi_IN" w:bidi="hi_IN"/>
         </w:rPr>
@@ -12336,6 +13694,20 @@
       </w:r>
       <w:r>
         <w:rPr>
+          <w:lang w:val="hi_IN" w:bidi="hi_IN"/>
+        </w:rPr>
+        <w:t>בְּ⁠פִ֔י⁠הוּ &amp; בִ⁠שְׂפָתָ֑י⁠ו &amp; הָלַ֣ךְ &amp; הֵשִׁ֥יב</w:t>
+      </w:r>
+    </w:p>
+    <w:p>
+      <w:pPr/>
+      <w:r>
+        <w:rPr>
+          <w:lang w:val="hi_IN" w:bidi="hi_IN"/>
+        </w:rPr>
+      </w:r>
+      <w:r>
+        <w:rPr>
           <w:b/>
           <w:lang w:val="hi_IN" w:bidi="hi_IN"/>
         </w:rPr>
@@ -12457,6 +13829,20 @@
       </w:r>
       <w:r>
         <w:rPr>
+          <w:lang w:val="hi_IN" w:bidi="hi_IN"/>
+        </w:rPr>
+        <w:t>תּוֹרַ֤ת אֱמֶת֙ הָיְתָ֣ה בְּ⁠פִ֔י⁠הוּ</w:t>
+      </w:r>
+    </w:p>
+    <w:p>
+      <w:pPr/>
+      <w:r>
+        <w:rPr>
+          <w:lang w:val="hi_IN" w:bidi="hi_IN"/>
+        </w:rPr>
+      </w:r>
+      <w:r>
+        <w:rPr>
           <w:b/>
           <w:lang w:val="hi_IN" w:bidi="hi_IN"/>
         </w:rPr>
@@ -12593,6 +13979,20 @@
       </w:r>
       <w:r>
         <w:rPr>
+          <w:lang w:val="hi_IN" w:bidi="hi_IN"/>
+        </w:rPr>
+        <w:t>תּוֹרַ֤ת אֱמֶת֙ הָיְתָ֣ה בְּ⁠פִ֔י⁠הוּ</w:t>
+      </w:r>
+    </w:p>
+    <w:p>
+      <w:pPr/>
+      <w:r>
+        <w:rPr>
+          <w:lang w:val="hi_IN" w:bidi="hi_IN"/>
+        </w:rPr>
+      </w:r>
+      <w:r>
+        <w:rPr>
           <w:b/>
           <w:lang w:val="hi_IN" w:bidi="hi_IN"/>
         </w:rPr>
@@ -12703,6 +14103,20 @@
       </w:r>
       <w:r>
         <w:rPr>
+          <w:lang w:val="hi_IN" w:bidi="hi_IN"/>
+        </w:rPr>
+        <w:t>וְ⁠עַוְלָ֖ה לֹא־נִמְצָ֣א בִ⁠שְׂפָתָ֑י⁠ו</w:t>
+      </w:r>
+    </w:p>
+    <w:p>
+      <w:pPr/>
+      <w:r>
+        <w:rPr>
+          <w:lang w:val="hi_IN" w:bidi="hi_IN"/>
+        </w:rPr>
+      </w:r>
+      <w:r>
+        <w:rPr>
           <w:b/>
           <w:lang w:val="hi_IN" w:bidi="hi_IN"/>
         </w:rPr>
@@ -12813,6 +14227,20 @@
       </w:r>
       <w:r>
         <w:rPr>
+          <w:lang w:val="hi_IN" w:bidi="hi_IN"/>
+        </w:rPr>
+        <w:t>וְ⁠עַוְלָ֖ה לֹא־נִמְצָ֣א בִ⁠שְׂפָתָ֑י⁠ו</w:t>
+      </w:r>
+    </w:p>
+    <w:p>
+      <w:pPr/>
+      <w:r>
+        <w:rPr>
+          <w:lang w:val="hi_IN" w:bidi="hi_IN"/>
+        </w:rPr>
+      </w:r>
+      <w:r>
+        <w:rPr>
           <w:b/>
           <w:lang w:val="hi_IN" w:bidi="hi_IN"/>
         </w:rPr>
@@ -12923,6 +14351,20 @@
       </w:r>
       <w:r>
         <w:rPr>
+          <w:lang w:val="hi_IN" w:bidi="hi_IN"/>
+        </w:rPr>
+        <w:t>וְ⁠עַוְלָ֖ה לֹא־נִמְצָ֣א בִ⁠שְׂפָתָ֑י⁠ו</w:t>
+      </w:r>
+    </w:p>
+    <w:p>
+      <w:pPr/>
+      <w:r>
+        <w:rPr>
+          <w:lang w:val="hi_IN" w:bidi="hi_IN"/>
+        </w:rPr>
+      </w:r>
+      <w:r>
+        <w:rPr>
           <w:b/>
           <w:lang w:val="hi_IN" w:bidi="hi_IN"/>
         </w:rPr>
@@ -13019,6 +14461,20 @@
       </w:r>
       <w:r>
         <w:rPr>
+          <w:lang w:val="hi_IN" w:bidi="hi_IN"/>
+        </w:rPr>
+        <w:t>בְּ⁠שָׁל֤וֹם וּ⁠בְ⁠מִישׁוֹר֙</w:t>
+      </w:r>
+    </w:p>
+    <w:p>
+      <w:pPr/>
+      <w:r>
+        <w:rPr>
+          <w:lang w:val="hi_IN" w:bidi="hi_IN"/>
+        </w:rPr>
+      </w:r>
+      <w:r>
+        <w:rPr>
           <w:b/>
           <w:lang w:val="hi_IN" w:bidi="hi_IN"/>
         </w:rPr>
@@ -13128,6 +14584,20 @@
       </w:r>
       <w:r>
         <w:rPr>
+          <w:lang w:val="hi_IN" w:bidi="hi_IN"/>
+        </w:rPr>
+        <w:t>הָלַ֣ךְ אִתִּ֔⁠י</w:t>
+      </w:r>
+    </w:p>
+    <w:p>
+      <w:pPr/>
+      <w:r>
+        <w:rPr>
+          <w:lang w:val="hi_IN" w:bidi="hi_IN"/>
+        </w:rPr>
+      </w:r>
+      <w:r>
+        <w:rPr>
           <w:b/>
           <w:lang w:val="hi_IN" w:bidi="hi_IN"/>
         </w:rPr>
@@ -13250,6 +14720,20 @@
       </w:r>
       <w:r>
         <w:rPr>
+          <w:lang w:val="hi_IN" w:bidi="hi_IN"/>
+        </w:rPr>
+        <w:t>וְ⁠רַבִּ֖ים הֵשִׁ֥יב מֵ⁠עָוֺֽן</w:t>
+      </w:r>
+    </w:p>
+    <w:p>
+      <w:pPr/>
+      <w:r>
+        <w:rPr>
+          <w:lang w:val="hi_IN" w:bidi="hi_IN"/>
+        </w:rPr>
+      </w:r>
+      <w:r>
+        <w:rPr>
           <w:b/>
           <w:lang w:val="hi_IN" w:bidi="hi_IN"/>
         </w:rPr>
@@ -13385,6 +14869,20 @@
       </w:r>
       <w:r>
         <w:rPr>
+          <w:lang w:val="hi_IN" w:bidi="hi_IN"/>
+        </w:rPr>
+        <w:t>מֵ⁠עָוֺֽן</w:t>
+      </w:r>
+    </w:p>
+    <w:p>
+      <w:pPr/>
+      <w:r>
+        <w:rPr>
+          <w:lang w:val="hi_IN" w:bidi="hi_IN"/>
+        </w:rPr>
+      </w:r>
+      <w:r>
+        <w:rPr>
           <w:b/>
           <w:lang w:val="hi_IN" w:bidi="hi_IN"/>
         </w:rPr>
@@ -13481,6 +14979,20 @@
       </w:r>
       <w:r>
         <w:rPr>
+          <w:lang w:val="hi_IN" w:bidi="hi_IN"/>
+        </w:rPr>
+        <w:t>שִׂפְתֵ֤י כֹהֵן֙ יִשְׁמְרוּ־דַ֔עַת</w:t>
+      </w:r>
+    </w:p>
+    <w:p>
+      <w:pPr/>
+      <w:r>
+        <w:rPr>
+          <w:lang w:val="hi_IN" w:bidi="hi_IN"/>
+        </w:rPr>
+      </w:r>
+      <w:r>
+        <w:rPr>
           <w:b/>
           <w:lang w:val="hi_IN" w:bidi="hi_IN"/>
         </w:rPr>
@@ -13591,6 +15103,20 @@
       </w:r>
       <w:r>
         <w:rPr>
+          <w:lang w:val="hi_IN" w:bidi="hi_IN"/>
+        </w:rPr>
+        <w:t>יִשְׁמְרוּ־דַ֔עַת</w:t>
+      </w:r>
+    </w:p>
+    <w:p>
+      <w:pPr/>
+      <w:r>
+        <w:rPr>
+          <w:lang w:val="hi_IN" w:bidi="hi_IN"/>
+        </w:rPr>
+      </w:r>
+      <w:r>
+        <w:rPr>
           <w:b/>
           <w:lang w:val="hi_IN" w:bidi="hi_IN"/>
         </w:rPr>
@@ -13701,6 +15227,20 @@
       </w:r>
       <w:r>
         <w:rPr>
+          <w:lang w:val="hi_IN" w:bidi="hi_IN"/>
+        </w:rPr>
+        <w:t>יִשְׁמְרוּ־דַ֔עַת</w:t>
+      </w:r>
+    </w:p>
+    <w:p>
+      <w:pPr/>
+      <w:r>
+        <w:rPr>
+          <w:lang w:val="hi_IN" w:bidi="hi_IN"/>
+        </w:rPr>
+      </w:r>
+      <w:r>
+        <w:rPr>
           <w:b/>
           <w:lang w:val="hi_IN" w:bidi="hi_IN"/>
         </w:rPr>
@@ -13797,6 +15337,20 @@
       </w:r>
       <w:r>
         <w:rPr>
+          <w:lang w:val="hi_IN" w:bidi="hi_IN"/>
+        </w:rPr>
+        <w:t>יְבַקְשׁ֣וּ</w:t>
+      </w:r>
+    </w:p>
+    <w:p>
+      <w:pPr/>
+      <w:r>
+        <w:rPr>
+          <w:lang w:val="hi_IN" w:bidi="hi_IN"/>
+        </w:rPr>
+      </w:r>
+      <w:r>
+        <w:rPr>
           <w:b/>
           <w:lang w:val="hi_IN" w:bidi="hi_IN"/>
         </w:rPr>
@@ -13940,6 +15494,20 @@
       </w:r>
       <w:r>
         <w:rPr>
+          <w:lang w:val="hi_IN" w:bidi="hi_IN"/>
+        </w:rPr>
+        <w:t>וְ⁠תוֹרָ֖ה יְבַקְשׁ֣וּ</w:t>
+      </w:r>
+    </w:p>
+    <w:p>
+      <w:pPr/>
+      <w:r>
+        <w:rPr>
+          <w:lang w:val="hi_IN" w:bidi="hi_IN"/>
+        </w:rPr>
+      </w:r>
+      <w:r>
+        <w:rPr>
           <w:b/>
           <w:lang w:val="hi_IN" w:bidi="hi_IN"/>
         </w:rPr>
@@ -14063,6 +15631,20 @@
       </w:r>
       <w:r>
         <w:rPr>
+          <w:lang w:val="hi_IN" w:bidi="hi_IN"/>
+        </w:rPr>
+        <w:t>מִ⁠פִּ֑י⁠הוּ</w:t>
+      </w:r>
+    </w:p>
+    <w:p>
+      <w:pPr/>
+      <w:r>
+        <w:rPr>
+          <w:lang w:val="hi_IN" w:bidi="hi_IN"/>
+        </w:rPr>
+      </w:r>
+      <w:r>
+        <w:rPr>
           <w:b/>
           <w:lang w:val="hi_IN" w:bidi="hi_IN"/>
         </w:rPr>
@@ -14173,6 +15755,20 @@
       </w:r>
       <w:r>
         <w:rPr>
+          <w:lang w:val="hi_IN" w:bidi="hi_IN"/>
+        </w:rPr>
+        <w:t>מַלְאַ֥ךְ יְהוָֽה־צְבָא֖וֹת</w:t>
+      </w:r>
+    </w:p>
+    <w:p>
+      <w:pPr/>
+      <w:r>
+        <w:rPr>
+          <w:lang w:val="hi_IN" w:bidi="hi_IN"/>
+        </w:rPr>
+      </w:r>
+      <w:r>
+        <w:rPr>
           <w:b/>
           <w:lang w:val="hi_IN" w:bidi="hi_IN"/>
         </w:rPr>
@@ -14259,6 +15855,20 @@
         <w:rPr>
           <w:lang w:val="hi_IN" w:bidi="hi_IN"/>
         </w:rPr>
+      </w:r>
+    </w:p>
+    <w:p>
+      <w:pPr/>
+      <w:r>
+        <w:rPr>
+          <w:lang w:val="hi_IN" w:bidi="hi_IN"/>
+        </w:rPr>
+      </w:r>
+      <w:r>
+        <w:rPr>
+          <w:lang w:val="hi_IN" w:bidi="hi_IN"/>
+        </w:rPr>
+        <w:t>וְ⁠אַתֶּם֙ סַרְתֶּ֣ם מִן־הַ⁠דֶּ֔רֶךְ</w:t>
       </w:r>
     </w:p>
     <w:p>
@@ -14365,6 +15975,20 @@
       </w:r>
       <w:r>
         <w:rPr>
+          <w:lang w:val="hi_IN" w:bidi="hi_IN"/>
+        </w:rPr>
+        <w:t>הִכְשַׁלְתֶּ֥ם רַבִּ֖ים</w:t>
+      </w:r>
+    </w:p>
+    <w:p>
+      <w:pPr/>
+      <w:r>
+        <w:rPr>
+          <w:lang w:val="hi_IN" w:bidi="hi_IN"/>
+        </w:rPr>
+      </w:r>
+      <w:r>
+        <w:rPr>
           <w:b/>
           <w:lang w:val="hi_IN" w:bidi="hi_IN"/>
         </w:rPr>
@@ -14487,6 +16111,20 @@
       </w:r>
       <w:r>
         <w:rPr>
+          <w:lang w:val="hi_IN" w:bidi="hi_IN"/>
+        </w:rPr>
+        <w:t>בַּ⁠תּוֹרָ֑ה</w:t>
+      </w:r>
+    </w:p>
+    <w:p>
+      <w:pPr/>
+      <w:r>
+        <w:rPr>
+          <w:lang w:val="hi_IN" w:bidi="hi_IN"/>
+        </w:rPr>
+      </w:r>
+      <w:r>
+        <w:rPr>
           <w:b/>
           <w:lang w:val="hi_IN" w:bidi="hi_IN"/>
         </w:rPr>
@@ -14599,6 +16237,20 @@
         <w:rPr>
           <w:lang w:val="hi_IN" w:bidi="hi_IN"/>
         </w:rPr>
+      </w:r>
+    </w:p>
+    <w:p>
+      <w:pPr/>
+      <w:r>
+        <w:rPr>
+          <w:lang w:val="hi_IN" w:bidi="hi_IN"/>
+        </w:rPr>
+      </w:r>
+      <w:r>
+        <w:rPr>
+          <w:lang w:val="hi_IN" w:bidi="hi_IN"/>
+        </w:rPr>
+        <w:t>שִֽׁחַתֶּם֙</w:t>
       </w:r>
     </w:p>
     <w:p>
@@ -14776,6 +16428,20 @@
       </w:r>
       <w:r>
         <w:rPr>
+          <w:lang w:val="hi_IN" w:bidi="hi_IN"/>
+        </w:rPr>
+        <w:t>הַ⁠לֵּוִ֔י</w:t>
+      </w:r>
+    </w:p>
+    <w:p>
+      <w:pPr/>
+      <w:r>
+        <w:rPr>
+          <w:lang w:val="hi_IN" w:bidi="hi_IN"/>
+        </w:rPr>
+      </w:r>
+      <w:r>
+        <w:rPr>
           <w:b/>
           <w:lang w:val="hi_IN" w:bidi="hi_IN"/>
         </w:rPr>
@@ -14871,6 +16537,20 @@
       </w:r>
       <w:r>
         <w:rPr>
+          <w:lang w:val="hi_IN" w:bidi="hi_IN"/>
+        </w:rPr>
+        <w:t>וְ⁠נֹשְׂאִ֥ים פָּנִ֖ים</w:t>
+      </w:r>
+    </w:p>
+    <w:p>
+      <w:pPr/>
+      <w:r>
+        <w:rPr>
+          <w:lang w:val="hi_IN" w:bidi="hi_IN"/>
+        </w:rPr>
+      </w:r>
+      <w:r>
+        <w:rPr>
           <w:b/>
           <w:lang w:val="hi_IN" w:bidi="hi_IN"/>
         </w:rPr>
@@ -14980,6 +16660,20 @@
       </w:r>
       <w:r>
         <w:rPr>
+          <w:lang w:val="hi_IN" w:bidi="hi_IN"/>
+        </w:rPr>
+        <w:t>בַּ⁠תּוֹרָֽה</w:t>
+      </w:r>
+    </w:p>
+    <w:p>
+      <w:pPr/>
+      <w:r>
+        <w:rPr>
+          <w:lang w:val="hi_IN" w:bidi="hi_IN"/>
+        </w:rPr>
+      </w:r>
+      <w:r>
+        <w:rPr>
           <w:b/>
           <w:lang w:val="hi_IN" w:bidi="hi_IN"/>
         </w:rPr>
@@ -15103,6 +16797,20 @@
       </w:r>
       <w:r>
         <w:rPr>
+          <w:lang w:val="hi_IN" w:bidi="hi_IN"/>
+        </w:rPr>
+        <w:t>הֲ⁠ל֨וֹא אָ֤ב אֶחָד֙ לְ⁠כֻלָּ֔⁠נוּ הֲ⁠ל֛וֹא אֵ֥ל אֶֽחָ֖ד בְּרָאָ֑⁠נוּ</w:t>
+      </w:r>
+    </w:p>
+    <w:p>
+      <w:pPr/>
+      <w:r>
+        <w:rPr>
+          <w:lang w:val="hi_IN" w:bidi="hi_IN"/>
+        </w:rPr>
+      </w:r>
+      <w:r>
+        <w:rPr>
           <w:b/>
           <w:lang w:val="hi_IN" w:bidi="hi_IN"/>
         </w:rPr>
@@ -15200,6 +16908,20 @@
       </w:r>
       <w:r>
         <w:rPr>
+          <w:lang w:val="hi_IN" w:bidi="hi_IN"/>
+        </w:rPr>
+        <w:t>הֲ⁠ל֨וֹא אָ֤ב אֶחָד֙ לְ⁠כֻלָּ֔⁠נוּ הֲ⁠ל֛וֹא אֵ֥ל אֶֽחָ֖ד בְּרָאָ֑⁠נוּ</w:t>
+      </w:r>
+    </w:p>
+    <w:p>
+      <w:pPr/>
+      <w:r>
+        <w:rPr>
+          <w:lang w:val="hi_IN" w:bidi="hi_IN"/>
+        </w:rPr>
+      </w:r>
+      <w:r>
+        <w:rPr>
           <w:b/>
           <w:lang w:val="hi_IN" w:bidi="hi_IN"/>
         </w:rPr>
@@ -15297,6 +17019,20 @@
       </w:r>
       <w:r>
         <w:rPr>
+          <w:lang w:val="hi_IN" w:bidi="hi_IN"/>
+        </w:rPr>
+        <w:t>מַדּ֗וּעַ נִבְגַּד֙ אִ֣ישׁ בְּ⁠אָחִ֔י⁠ו לְ⁠חַלֵּ֖ל בְּרִ֥ית אֲבֹתֵֽי⁠נוּ</w:t>
+      </w:r>
+    </w:p>
+    <w:p>
+      <w:pPr/>
+      <w:r>
+        <w:rPr>
+          <w:lang w:val="hi_IN" w:bidi="hi_IN"/>
+        </w:rPr>
+      </w:r>
+      <w:r>
+        <w:rPr>
           <w:b/>
           <w:lang w:val="hi_IN" w:bidi="hi_IN"/>
         </w:rPr>
@@ -15394,6 +17130,20 @@
       </w:r>
       <w:r>
         <w:rPr>
+          <w:lang w:val="hi_IN" w:bidi="hi_IN"/>
+        </w:rPr>
+        <w:t>אִ֣ישׁ בְּ⁠אָחִ֔י⁠ו</w:t>
+      </w:r>
+    </w:p>
+    <w:p>
+      <w:pPr/>
+      <w:r>
+        <w:rPr>
+          <w:lang w:val="hi_IN" w:bidi="hi_IN"/>
+        </w:rPr>
+      </w:r>
+      <w:r>
+        <w:rPr>
           <w:b/>
           <w:lang w:val="hi_IN" w:bidi="hi_IN"/>
         </w:rPr>
@@ -15491,6 +17241,20 @@
       </w:r>
       <w:r>
         <w:rPr>
+          <w:lang w:val="hi_IN" w:bidi="hi_IN"/>
+        </w:rPr>
+        <w:t>אֲבֹתֵֽי⁠נוּ</w:t>
+      </w:r>
+    </w:p>
+    <w:p>
+      <w:pPr/>
+      <w:r>
+        <w:rPr>
+          <w:lang w:val="hi_IN" w:bidi="hi_IN"/>
+        </w:rPr>
+      </w:r>
+      <w:r>
+        <w:rPr>
           <w:b/>
           <w:lang w:val="hi_IN" w:bidi="hi_IN"/>
         </w:rPr>
@@ -15600,6 +17364,20 @@
       </w:r>
       <w:r>
         <w:rPr>
+          <w:lang w:val="hi_IN" w:bidi="hi_IN"/>
+        </w:rPr>
+        <w:t>בָּגְדָ֣ה יְהוּדָ֔ה וְ⁠תוֹעֵבָ֛ה נֶעֶשְׂתָ֥ה בְ⁠יִשְׂרָאֵ֖ל וּ⁠בִ⁠ירֽוּשָׁלִָ֑ם</w:t>
+      </w:r>
+    </w:p>
+    <w:p>
+      <w:pPr/>
+      <w:r>
+        <w:rPr>
+          <w:lang w:val="hi_IN" w:bidi="hi_IN"/>
+        </w:rPr>
+      </w:r>
+      <w:r>
+        <w:rPr>
           <w:b/>
           <w:lang w:val="hi_IN" w:bidi="hi_IN"/>
         </w:rPr>
@@ -15697,6 +17475,20 @@
       </w:r>
       <w:r>
         <w:rPr>
+          <w:lang w:val="hi_IN" w:bidi="hi_IN"/>
+        </w:rPr>
+        <w:t>בָּגְדָ֣ה יְהוּדָ֔ה &amp; חִלֵּ֣ל יְהוּדָ֗ה</w:t>
+      </w:r>
+    </w:p>
+    <w:p>
+      <w:pPr/>
+      <w:r>
+        <w:rPr>
+          <w:lang w:val="hi_IN" w:bidi="hi_IN"/>
+        </w:rPr>
+      </w:r>
+      <w:r>
+        <w:rPr>
           <w:b/>
           <w:lang w:val="hi_IN" w:bidi="hi_IN"/>
         </w:rPr>
@@ -15819,6 +17611,20 @@
       </w:r>
       <w:r>
         <w:rPr>
+          <w:lang w:val="hi_IN" w:bidi="hi_IN"/>
+        </w:rPr>
+        <w:t>וְ⁠תוֹעֵבָ֛ה נֶעֶשְׂתָ֥ה בְ⁠יִשְׂרָאֵ֖ל וּ⁠בִ⁠ירֽוּשָׁלִָ֑ם</w:t>
+      </w:r>
+    </w:p>
+    <w:p>
+      <w:pPr/>
+      <w:r>
+        <w:rPr>
+          <w:lang w:val="hi_IN" w:bidi="hi_IN"/>
+        </w:rPr>
+      </w:r>
+      <w:r>
+        <w:rPr>
           <w:b/>
           <w:lang w:val="hi_IN" w:bidi="hi_IN"/>
         </w:rPr>
@@ -15940,6 +17746,20 @@
       </w:r>
       <w:r>
         <w:rPr>
+          <w:lang w:val="hi_IN" w:bidi="hi_IN"/>
+        </w:rPr>
+        <w:t>וּ⁠בָעַ֖ל בַּת־אֵ֥ל נֵכָֽר</w:t>
+      </w:r>
+    </w:p>
+    <w:p>
+      <w:pPr/>
+      <w:r>
+        <w:rPr>
+          <w:lang w:val="hi_IN" w:bidi="hi_IN"/>
+        </w:rPr>
+      </w:r>
+      <w:r>
+        <w:rPr>
           <w:b/>
           <w:lang w:val="hi_IN" w:bidi="hi_IN"/>
         </w:rPr>
@@ -16075,6 +17895,20 @@
       </w:r>
       <w:r>
         <w:rPr>
+          <w:lang w:val="hi_IN" w:bidi="hi_IN"/>
+        </w:rPr>
+        <w:t>יַכְרֵ֨ת יְהוָ֜ה &amp; מֵ⁠אָהֳלֵ֖י יַֽעֲקֹ֑ב</w:t>
+      </w:r>
+    </w:p>
+    <w:p>
+      <w:pPr/>
+      <w:r>
+        <w:rPr>
+          <w:lang w:val="hi_IN" w:bidi="hi_IN"/>
+        </w:rPr>
+      </w:r>
+      <w:r>
+        <w:rPr>
           <w:b/>
           <w:lang w:val="hi_IN" w:bidi="hi_IN"/>
         </w:rPr>
@@ -16185,6 +18019,20 @@
       </w:r>
       <w:r>
         <w:rPr>
+          <w:lang w:val="hi_IN" w:bidi="hi_IN"/>
+        </w:rPr>
+        <w:t>יַכְרֵ֨ת יְהוָ֜ה</w:t>
+      </w:r>
+    </w:p>
+    <w:p>
+      <w:pPr/>
+      <w:r>
+        <w:rPr>
+          <w:lang w:val="hi_IN" w:bidi="hi_IN"/>
+        </w:rPr>
+      </w:r>
+      <w:r>
+        <w:rPr>
           <w:b/>
           <w:lang w:val="hi_IN" w:bidi="hi_IN"/>
         </w:rPr>
@@ -16295,6 +18143,20 @@
       </w:r>
       <w:r>
         <w:rPr>
+          <w:lang w:val="hi_IN" w:bidi="hi_IN"/>
+        </w:rPr>
+        <w:t>מֵ⁠אָהֳלֵ֖י יַֽעֲקֹ֑ב</w:t>
+      </w:r>
+    </w:p>
+    <w:p>
+      <w:pPr/>
+      <w:r>
+        <w:rPr>
+          <w:lang w:val="hi_IN" w:bidi="hi_IN"/>
+        </w:rPr>
+      </w:r>
+      <w:r>
+        <w:rPr>
           <w:b/>
           <w:lang w:val="hi_IN" w:bidi="hi_IN"/>
         </w:rPr>
@@ -16418,6 +18280,20 @@
       </w:r>
       <w:r>
         <w:rPr>
+          <w:lang w:val="hi_IN" w:bidi="hi_IN"/>
+        </w:rPr>
+        <w:t>לָ⁠אִ֨ישׁ</w:t>
+      </w:r>
+    </w:p>
+    <w:p>
+      <w:pPr/>
+      <w:r>
+        <w:rPr>
+          <w:lang w:val="hi_IN" w:bidi="hi_IN"/>
+        </w:rPr>
+      </w:r>
+      <w:r>
+        <w:rPr>
           <w:b/>
           <w:lang w:val="hi_IN" w:bidi="hi_IN"/>
         </w:rPr>
@@ -16514,6 +18390,20 @@
       </w:r>
       <w:r>
         <w:rPr>
+          <w:lang w:val="hi_IN" w:bidi="hi_IN"/>
+        </w:rPr>
+        <w:t>עֵ֣ר וְ⁠עֹנֶ֔ה</w:t>
+      </w:r>
+    </w:p>
+    <w:p>
+      <w:pPr/>
+      <w:r>
+        <w:rPr>
+          <w:lang w:val="hi_IN" w:bidi="hi_IN"/>
+        </w:rPr>
+      </w:r>
+      <w:r>
+        <w:rPr>
           <w:b/>
           <w:lang w:val="hi_IN" w:bidi="hi_IN"/>
         </w:rPr>
@@ -16650,6 +18540,20 @@
       </w:r>
       <w:r>
         <w:rPr>
+          <w:lang w:val="hi_IN" w:bidi="hi_IN"/>
+        </w:rPr>
+        <w:t>כַּסּ֤וֹת דִּמְעָה֙ אֶת־מִזְבַּ֣ח יְהוָ֔ה</w:t>
+      </w:r>
+    </w:p>
+    <w:p>
+      <w:pPr/>
+      <w:r>
+        <w:rPr>
+          <w:lang w:val="hi_IN" w:bidi="hi_IN"/>
+        </w:rPr>
+      </w:r>
+      <w:r>
+        <w:rPr>
           <w:b/>
           <w:lang w:val="hi_IN" w:bidi="hi_IN"/>
         </w:rPr>
@@ -16747,6 +18651,20 @@
       </w:r>
       <w:r>
         <w:rPr>
+          <w:lang w:val="hi_IN" w:bidi="hi_IN"/>
+        </w:rPr>
+        <w:t>פְּנוֹת֙ אֶל־הַ⁠מִּנְחָ֔ה וְ⁠לָ⁠קַ֥חַת רָצ֖וֹן מִ⁠יֶּדְ⁠כֶֽם</w:t>
+      </w:r>
+    </w:p>
+    <w:p>
+      <w:pPr/>
+      <w:r>
+        <w:rPr>
+          <w:lang w:val="hi_IN" w:bidi="hi_IN"/>
+        </w:rPr>
+      </w:r>
+      <w:r>
+        <w:rPr>
           <w:b/>
           <w:lang w:val="hi_IN" w:bidi="hi_IN"/>
         </w:rPr>
@@ -16844,6 +18762,20 @@
       </w:r>
       <w:r>
         <w:rPr>
+          <w:lang w:val="hi_IN" w:bidi="hi_IN"/>
+        </w:rPr>
+        <w:t>פְּנוֹת֙ אֶל־הַ⁠מִּנְחָ֔ה</w:t>
+      </w:r>
+    </w:p>
+    <w:p>
+      <w:pPr/>
+      <w:r>
+        <w:rPr>
+          <w:lang w:val="hi_IN" w:bidi="hi_IN"/>
+        </w:rPr>
+      </w:r>
+      <w:r>
+        <w:rPr>
           <w:b/>
           <w:lang w:val="hi_IN" w:bidi="hi_IN"/>
         </w:rPr>
@@ -16948,6 +18880,20 @@
       </w:r>
       <w:r>
         <w:rPr>
+          <w:lang w:val="hi_IN" w:bidi="hi_IN"/>
+        </w:rPr>
+        <w:t>מִ⁠יֶּדְ⁠כֶֽם</w:t>
+      </w:r>
+    </w:p>
+    <w:p>
+      <w:pPr/>
+      <w:r>
+        <w:rPr>
+          <w:lang w:val="hi_IN" w:bidi="hi_IN"/>
+        </w:rPr>
+      </w:r>
+      <w:r>
+        <w:rPr>
           <w:b/>
           <w:lang w:val="hi_IN" w:bidi="hi_IN"/>
         </w:rPr>
@@ -17044,6 +18990,20 @@
       </w:r>
       <w:r>
         <w:rPr>
+          <w:lang w:val="hi_IN" w:bidi="hi_IN"/>
+        </w:rPr>
+        <w:t>יְהוָה֩ הֵעִ֨יד בֵּינְ⁠ךָ֜ וּ⁠בֵ֣ין ׀ אֵ֣שֶׁת נְעוּרֶ֗י⁠ךָ</w:t>
+      </w:r>
+    </w:p>
+    <w:p>
+      <w:pPr/>
+      <w:r>
+        <w:rPr>
+          <w:lang w:val="hi_IN" w:bidi="hi_IN"/>
+        </w:rPr>
+      </w:r>
+      <w:r>
+        <w:rPr>
           <w:b/>
           <w:lang w:val="hi_IN" w:bidi="hi_IN"/>
         </w:rPr>
@@ -17154,6 +19114,20 @@
       </w:r>
       <w:r>
         <w:rPr>
+          <w:lang w:val="hi_IN" w:bidi="hi_IN"/>
+        </w:rPr>
+        <w:t>בֵּינְ⁠ךָ֜ &amp; נְעוּרֶ֗י⁠ךָ &amp; אַתָּה֙ בָּגַ֣דְתָּה &amp; חֲבֶרְתְּ⁠ךָ֖ &amp; בְּרִיתֶֽ⁠ךָ</w:t>
+      </w:r>
+    </w:p>
+    <w:p>
+      <w:pPr/>
+      <w:r>
+        <w:rPr>
+          <w:lang w:val="hi_IN" w:bidi="hi_IN"/>
+        </w:rPr>
+      </w:r>
+      <w:r>
+        <w:rPr>
           <w:b/>
           <w:lang w:val="hi_IN" w:bidi="hi_IN"/>
         </w:rPr>
@@ -17321,6 +19295,20 @@
       </w:r>
       <w:r>
         <w:rPr>
+          <w:lang w:val="hi_IN" w:bidi="hi_IN"/>
+        </w:rPr>
+        <w:t>אֵ֣שֶׁת נְעוּרֶ֗י⁠ךָ</w:t>
+      </w:r>
+    </w:p>
+    <w:p>
+      <w:pPr/>
+      <w:r>
+        <w:rPr>
+          <w:lang w:val="hi_IN" w:bidi="hi_IN"/>
+        </w:rPr>
+      </w:r>
+      <w:r>
+        <w:rPr>
           <w:b/>
           <w:lang w:val="hi_IN" w:bidi="hi_IN"/>
         </w:rPr>
@@ -17431,6 +19419,20 @@
       </w:r>
       <w:r>
         <w:rPr>
+          <w:lang w:val="hi_IN" w:bidi="hi_IN"/>
+        </w:rPr>
+        <w:t>וְ⁠לֹא־אֶחָ֣ד עָשָׂ֗ה וּ⁠שְׁאָ֥ר ר֨וּחַ֙ ל֔⁠וֹ</w:t>
+      </w:r>
+    </w:p>
+    <w:p>
+      <w:pPr/>
+      <w:r>
+        <w:rPr>
+          <w:lang w:val="hi_IN" w:bidi="hi_IN"/>
+        </w:rPr>
+      </w:r>
+      <w:r>
+        <w:rPr>
           <w:b/>
           <w:lang w:val="hi_IN" w:bidi="hi_IN"/>
         </w:rPr>
@@ -17528,6 +19530,20 @@
       </w:r>
       <w:r>
         <w:rPr>
+          <w:lang w:val="hi_IN" w:bidi="hi_IN"/>
+        </w:rPr>
+        <w:t>וּ⁠שְׁאָ֥ר ר֨וּחַ֙ ל֔⁠וֹ</w:t>
+      </w:r>
+    </w:p>
+    <w:p>
+      <w:pPr/>
+      <w:r>
+        <w:rPr>
+          <w:lang w:val="hi_IN" w:bidi="hi_IN"/>
+        </w:rPr>
+      </w:r>
+      <w:r>
+        <w:rPr>
           <w:b/>
           <w:lang w:val="hi_IN" w:bidi="hi_IN"/>
         </w:rPr>
@@ -17651,6 +19667,20 @@
       </w:r>
       <w:r>
         <w:rPr>
+          <w:lang w:val="hi_IN" w:bidi="hi_IN"/>
+        </w:rPr>
+        <w:t>וּ⁠מָה֙ הָֽ⁠אֶחָ֔ד מְבַקֵּ֖שׁ זֶ֣רַע אֱלֹהִ֑ים</w:t>
+      </w:r>
+    </w:p>
+    <w:p>
+      <w:pPr/>
+      <w:r>
+        <w:rPr>
+          <w:lang w:val="hi_IN" w:bidi="hi_IN"/>
+        </w:rPr>
+      </w:r>
+      <w:r>
+        <w:rPr>
           <w:b/>
           <w:lang w:val="hi_IN" w:bidi="hi_IN"/>
         </w:rPr>
@@ -17773,6 +19803,20 @@
       </w:r>
       <w:r>
         <w:rPr>
+          <w:lang w:val="hi_IN" w:bidi="hi_IN"/>
+        </w:rPr>
+        <w:t>זֶ֣רַע אֱלֹהִ֑ים</w:t>
+      </w:r>
+    </w:p>
+    <w:p>
+      <w:pPr/>
+      <w:r>
+        <w:rPr>
+          <w:lang w:val="hi_IN" w:bidi="hi_IN"/>
+        </w:rPr>
+      </w:r>
+      <w:r>
+        <w:rPr>
           <w:b/>
           <w:lang w:val="hi_IN" w:bidi="hi_IN"/>
         </w:rPr>
@@ -17883,6 +19927,20 @@
       </w:r>
       <w:r>
         <w:rPr>
+          <w:lang w:val="hi_IN" w:bidi="hi_IN"/>
+        </w:rPr>
+        <w:t>וְ⁠נִשְׁמַרְתֶּם֙ בְּ⁠ר֣וּחֲ⁠כֶ֔ם</w:t>
+      </w:r>
+    </w:p>
+    <w:p>
+      <w:pPr/>
+      <w:r>
+        <w:rPr>
+          <w:lang w:val="hi_IN" w:bidi="hi_IN"/>
+        </w:rPr>
+      </w:r>
+      <w:r>
+        <w:rPr>
           <w:b/>
           <w:lang w:val="hi_IN" w:bidi="hi_IN"/>
         </w:rPr>
@@ -18018,6 +20076,20 @@
       </w:r>
       <w:r>
         <w:rPr>
+          <w:lang w:val="hi_IN" w:bidi="hi_IN"/>
+        </w:rPr>
+        <w:t>וְ⁠כִסָּ֤ה חָמָס֙ עַל־לְבוּשׁ֔⁠וֹ</w:t>
+      </w:r>
+    </w:p>
+    <w:p>
+      <w:pPr/>
+      <w:r>
+        <w:rPr>
+          <w:lang w:val="hi_IN" w:bidi="hi_IN"/>
+        </w:rPr>
+      </w:r>
+      <w:r>
+        <w:rPr>
           <w:b/>
           <w:lang w:val="hi_IN" w:bidi="hi_IN"/>
         </w:rPr>
@@ -18128,6 +20200,20 @@
       </w:r>
       <w:r>
         <w:rPr>
+          <w:lang w:val="hi_IN" w:bidi="hi_IN"/>
+        </w:rPr>
+        <w:t>וְ⁠נִשְׁמַרְתֶּ֥ם בְּ⁠רוּחֲ⁠כֶ֖ם</w:t>
+      </w:r>
+    </w:p>
+    <w:p>
+      <w:pPr/>
+      <w:r>
+        <w:rPr>
+          <w:lang w:val="hi_IN" w:bidi="hi_IN"/>
+        </w:rPr>
+      </w:r>
+      <w:r>
+        <w:rPr>
           <w:b/>
           <w:lang w:val="hi_IN" w:bidi="hi_IN"/>
         </w:rPr>
@@ -18225,6 +20311,20 @@
       </w:r>
       <w:r>
         <w:rPr>
+          <w:lang w:val="hi_IN" w:bidi="hi_IN"/>
+        </w:rPr>
+        <w:t>בְּ⁠דִבְרֵי⁠כֶ֔ם</w:t>
+      </w:r>
+    </w:p>
+    <w:p>
+      <w:pPr/>
+      <w:r>
+        <w:rPr>
+          <w:lang w:val="hi_IN" w:bidi="hi_IN"/>
+        </w:rPr>
+      </w:r>
+      <w:r>
+        <w:rPr>
           <w:b/>
           <w:lang w:val="hi_IN" w:bidi="hi_IN"/>
         </w:rPr>
@@ -18333,6 +20433,20 @@
       </w:r>
       <w:r>
         <w:rPr>
+          <w:lang w:val="hi_IN" w:bidi="hi_IN"/>
+        </w:rPr>
+        <w:t>עֹ֨שֵׂה רָ֜ע</w:t>
+      </w:r>
+    </w:p>
+    <w:p>
+      <w:pPr/>
+      <w:r>
+        <w:rPr>
+          <w:lang w:val="hi_IN" w:bidi="hi_IN"/>
+        </w:rPr>
+      </w:r>
+      <w:r>
+        <w:rPr>
           <w:b/>
           <w:lang w:val="hi_IN" w:bidi="hi_IN"/>
         </w:rPr>
@@ -18443,6 +20557,20 @@
       </w:r>
       <w:r>
         <w:rPr>
+          <w:lang w:val="hi_IN" w:bidi="hi_IN"/>
+        </w:rPr>
+        <w:t>בְּ⁠עֵינֵ֣י יְהוָ֗ה</w:t>
+      </w:r>
+    </w:p>
+    <w:p>
+      <w:pPr/>
+      <w:r>
+        <w:rPr>
+          <w:lang w:val="hi_IN" w:bidi="hi_IN"/>
+        </w:rPr>
+      </w:r>
+      <w:r>
+        <w:rPr>
           <w:b/>
           <w:lang w:val="hi_IN" w:bidi="hi_IN"/>
         </w:rPr>
@@ -18576,6 +20704,20 @@
       </w:r>
       <w:r>
         <w:rPr>
+          <w:lang w:val="hi_IN" w:bidi="hi_IN"/>
+        </w:rPr>
+        <w:t>אַיֵּ֖ה אֱלֹהֵ֥י הַ⁠מִּשְׁפָּֽט</w:t>
+      </w:r>
+    </w:p>
+    <w:p>
+      <w:pPr/>
+      <w:r>
+        <w:rPr>
+          <w:lang w:val="hi_IN" w:bidi="hi_IN"/>
+        </w:rPr>
+      </w:r>
+      <w:r>
+        <w:rPr>
           <w:b/>
           <w:lang w:val="hi_IN" w:bidi="hi_IN"/>
         </w:rPr>
@@ -18686,6 +20828,20 @@
       </w:r>
       <w:r>
         <w:rPr>
+          <w:lang w:val="hi_IN" w:bidi="hi_IN"/>
+        </w:rPr>
+        <w:t>אַיֵּ֖ה אֱלֹהֵ֥י הַ⁠מִּשְׁפָּֽט</w:t>
+      </w:r>
+    </w:p>
+    <w:p>
+      <w:pPr/>
+      <w:r>
+        <w:rPr>
+          <w:lang w:val="hi_IN" w:bidi="hi_IN"/>
+        </w:rPr>
+      </w:r>
+      <w:r>
+        <w:rPr>
           <w:b/>
           <w:lang w:val="hi_IN" w:bidi="hi_IN"/>
         </w:rPr>
@@ -18885,6 +21041,20 @@
         <w:rPr>
           <w:lang w:val="hi_IN" w:bidi="hi_IN"/>
         </w:rPr>
+      </w:r>
+    </w:p>
+    <w:p>
+      <w:pPr/>
+      <w:r>
+        <w:rPr>
+          <w:lang w:val="hi_IN" w:bidi="hi_IN"/>
+        </w:rPr>
+      </w:r>
+      <w:r>
+        <w:rPr>
+          <w:lang w:val="hi_IN" w:bidi="hi_IN"/>
+        </w:rPr>
+        <w:t>הִנְ⁠נִ֤י שֹׁלֵחַ֙</w:t>
       </w:r>
     </w:p>
     <w:p>
@@ -19031,6 +21201,20 @@
       </w:r>
       <w:r>
         <w:rPr>
+          <w:lang w:val="hi_IN" w:bidi="hi_IN"/>
+        </w:rPr>
+        <w:t>וּ⁠פִנָּה־דֶ֖רֶךְ לְ⁠פָנָ֑⁠י</w:t>
+      </w:r>
+    </w:p>
+    <w:p>
+      <w:pPr/>
+      <w:r>
+        <w:rPr>
+          <w:lang w:val="hi_IN" w:bidi="hi_IN"/>
+        </w:rPr>
+      </w:r>
+      <w:r>
+        <w:rPr>
           <w:b/>
           <w:lang w:val="hi_IN" w:bidi="hi_IN"/>
         </w:rPr>
@@ -19154,6 +21338,20 @@
       </w:r>
       <w:r>
         <w:rPr>
+          <w:lang w:val="hi_IN" w:bidi="hi_IN"/>
+        </w:rPr>
+        <w:t>וּ⁠פִנָּה־דֶ֖רֶךְ לְ⁠פָנָ֑⁠י</w:t>
+      </w:r>
+    </w:p>
+    <w:p>
+      <w:pPr/>
+      <w:r>
+        <w:rPr>
+          <w:lang w:val="hi_IN" w:bidi="hi_IN"/>
+        </w:rPr>
+      </w:r>
+      <w:r>
+        <w:rPr>
           <w:b/>
           <w:lang w:val="hi_IN" w:bidi="hi_IN"/>
         </w:rPr>
@@ -19265,6 +21463,20 @@
         <w:rPr>
           <w:lang w:val="hi_IN" w:bidi="hi_IN"/>
         </w:rPr>
+      </w:r>
+    </w:p>
+    <w:p>
+      <w:pPr/>
+      <w:r>
+        <w:rPr>
+          <w:lang w:val="hi_IN" w:bidi="hi_IN"/>
+        </w:rPr>
+      </w:r>
+      <w:r>
+        <w:rPr>
+          <w:lang w:val="hi_IN" w:bidi="hi_IN"/>
+        </w:rPr>
+        <w:t>הִנֵּה</w:t>
       </w:r>
     </w:p>
     <w:p>
@@ -19377,6 +21589,20 @@
       </w:r>
       <w:r>
         <w:rPr>
+          <w:lang w:val="hi_IN" w:bidi="hi_IN"/>
+        </w:rPr>
+        <w:t>וּ⁠מִ֤י מְכַלְכֵּל֙ אֶת־י֣וֹם בּוֹא֔⁠וֹ וּ⁠מִ֥י הָ⁠עֹמֵ֖ד בְּ⁠הֵרָֽאוֹת֑⁠וֹ כִּֽי־הוּא֙ כְּ⁠אֵ֣שׁ מְצָרֵ֔ף וּ⁠כְ⁠בֹרִ֖ית מְכַבְּסִֽים</w:t>
+      </w:r>
+    </w:p>
+    <w:p>
+      <w:pPr/>
+      <w:r>
+        <w:rPr>
+          <w:lang w:val="hi_IN" w:bidi="hi_IN"/>
+        </w:rPr>
+      </w:r>
+      <w:r>
+        <w:rPr>
           <w:b/>
           <w:lang w:val="hi_IN" w:bidi="hi_IN"/>
         </w:rPr>
@@ -19474,6 +21700,20 @@
       </w:r>
       <w:r>
         <w:rPr>
+          <w:lang w:val="hi_IN" w:bidi="hi_IN"/>
+        </w:rPr>
+        <w:t>וּ⁠מִ֤י מְכַלְכֵּל֙ אֶת־י֣וֹם בּוֹא֔⁠וֹ וּ⁠מִ֥י הָ⁠עֹמֵ֖ד בְּ⁠הֵרָֽאוֹת֑⁠וֹ</w:t>
+      </w:r>
+    </w:p>
+    <w:p>
+      <w:pPr/>
+      <w:r>
+        <w:rPr>
+          <w:lang w:val="hi_IN" w:bidi="hi_IN"/>
+        </w:rPr>
+      </w:r>
+      <w:r>
+        <w:rPr>
           <w:b/>
           <w:lang w:val="hi_IN" w:bidi="hi_IN"/>
         </w:rPr>
@@ -19571,6 +21811,20 @@
       </w:r>
       <w:r>
         <w:rPr>
+          <w:lang w:val="hi_IN" w:bidi="hi_IN"/>
+        </w:rPr>
+        <w:t>וּ⁠מִ֤י מְכַלְכֵּל֙ אֶת־י֣וֹם בּוֹא֔⁠וֹ וּ⁠מִ֥י הָ⁠עֹמֵ֖ד בְּ⁠הֵרָֽאוֹת֑⁠וֹ</w:t>
+      </w:r>
+    </w:p>
+    <w:p>
+      <w:pPr/>
+      <w:r>
+        <w:rPr>
+          <w:lang w:val="hi_IN" w:bidi="hi_IN"/>
+        </w:rPr>
+      </w:r>
+      <w:r>
+        <w:rPr>
           <w:b/>
           <w:lang w:val="hi_IN" w:bidi="hi_IN"/>
         </w:rPr>
@@ -19674,6 +21928,20 @@
       </w:r>
       <w:r>
         <w:rPr>
+          <w:lang w:val="hi_IN" w:bidi="hi_IN"/>
+        </w:rPr>
+        <w:t>הָ⁠עֹמֵ֖ד</w:t>
+      </w:r>
+    </w:p>
+    <w:p>
+      <w:pPr/>
+      <w:r>
+        <w:rPr>
+          <w:lang w:val="hi_IN" w:bidi="hi_IN"/>
+        </w:rPr>
+      </w:r>
+      <w:r>
+        <w:rPr>
           <w:b/>
           <w:lang w:val="hi_IN" w:bidi="hi_IN"/>
         </w:rPr>
@@ -19790,6 +22058,20 @@
       </w:r>
       <w:r>
         <w:rPr>
+          <w:lang w:val="hi_IN" w:bidi="hi_IN"/>
+        </w:rPr>
+        <w:t>הוּא֙ כְּ⁠אֵ֣שׁ מְצָרֵ֔ף וּ⁠כְ⁠בֹרִ֖ית מְכַבְּסִֽים</w:t>
+      </w:r>
+    </w:p>
+    <w:p>
+      <w:pPr/>
+      <w:r>
+        <w:rPr>
+          <w:lang w:val="hi_IN" w:bidi="hi_IN"/>
+        </w:rPr>
+      </w:r>
+      <w:r>
+        <w:rPr>
           <w:b/>
           <w:lang w:val="hi_IN" w:bidi="hi_IN"/>
         </w:rPr>
@@ -19887,6 +22169,20 @@
       </w:r>
       <w:r>
         <w:rPr>
+          <w:lang w:val="hi_IN" w:bidi="hi_IN"/>
+        </w:rPr>
+        <w:t>וְ⁠יָשַׁ֨ב מְצָרֵ֤ף וּ⁠מְטַהֵר֙ כֶּ֔סֶף</w:t>
+      </w:r>
+    </w:p>
+    <w:p>
+      <w:pPr/>
+      <w:r>
+        <w:rPr>
+          <w:lang w:val="hi_IN" w:bidi="hi_IN"/>
+        </w:rPr>
+      </w:r>
+      <w:r>
+        <w:rPr>
           <w:b/>
           <w:lang w:val="hi_IN" w:bidi="hi_IN"/>
         </w:rPr>
@@ -20023,6 +22319,20 @@
       </w:r>
       <w:r>
         <w:rPr>
+          <w:lang w:val="hi_IN" w:bidi="hi_IN"/>
+        </w:rPr>
+        <w:t>אֶת־בְּנֵֽי־לֵוִי֙</w:t>
+      </w:r>
+    </w:p>
+    <w:p>
+      <w:pPr/>
+      <w:r>
+        <w:rPr>
+          <w:lang w:val="hi_IN" w:bidi="hi_IN"/>
+        </w:rPr>
+      </w:r>
+      <w:r>
+        <w:rPr>
           <w:b/>
           <w:lang w:val="hi_IN" w:bidi="hi_IN"/>
         </w:rPr>
@@ -20159,6 +22469,20 @@
       </w:r>
       <w:r>
         <w:rPr>
+          <w:lang w:val="hi_IN" w:bidi="hi_IN"/>
+        </w:rPr>
+        <w:t>וְ⁠זִקַּ֣ק אֹתָ֔⁠ם כַּ⁠זָּהָ֖ב וְ⁠כַ⁠כָּ֑סֶף</w:t>
+      </w:r>
+    </w:p>
+    <w:p>
+      <w:pPr/>
+      <w:r>
+        <w:rPr>
+          <w:lang w:val="hi_IN" w:bidi="hi_IN"/>
+        </w:rPr>
+      </w:r>
+      <w:r>
+        <w:rPr>
           <w:b/>
           <w:lang w:val="hi_IN" w:bidi="hi_IN"/>
         </w:rPr>
@@ -20256,6 +22580,20 @@
       </w:r>
       <w:r>
         <w:rPr>
+          <w:lang w:val="hi_IN" w:bidi="hi_IN"/>
+        </w:rPr>
+        <w:t>מִנְחַ֥ת יְהוּדָ֖ה וִ⁠ירֽוּשָׁלִָ֑ם</w:t>
+      </w:r>
+    </w:p>
+    <w:p>
+      <w:pPr/>
+      <w:r>
+        <w:rPr>
+          <w:lang w:val="hi_IN" w:bidi="hi_IN"/>
+        </w:rPr>
+      </w:r>
+      <w:r>
+        <w:rPr>
           <w:b/>
           <w:lang w:val="hi_IN" w:bidi="hi_IN"/>
         </w:rPr>
@@ -20339,6 +22677,20 @@
       </w:r>
       <w:r>
         <w:rPr>
+          <w:lang w:val="hi_IN" w:bidi="hi_IN"/>
+        </w:rPr>
+        <w:t>כִּ⁠ימֵ֣י עוֹלָ֔ם וּ⁠כְ⁠שָׁנִ֖ים קַדְמֹנִיּֽוֹת</w:t>
+      </w:r>
+    </w:p>
+    <w:p>
+      <w:pPr/>
+      <w:r>
+        <w:rPr>
+          <w:lang w:val="hi_IN" w:bidi="hi_IN"/>
+        </w:rPr>
+      </w:r>
+      <w:r>
+        <w:rPr>
           <w:b/>
           <w:lang w:val="hi_IN" w:bidi="hi_IN"/>
         </w:rPr>
@@ -20436,6 +22788,20 @@
       </w:r>
       <w:r>
         <w:rPr>
+          <w:lang w:val="hi_IN" w:bidi="hi_IN"/>
+        </w:rPr>
+        <w:t>בַּֽ⁠מְכַשְּׁפִים֙ וּ⁠בַ⁠מְנָ֣אֲפִ֔ים וּ⁠בַ⁠נִּשְׁבָּעִ֖ים לַ⁠שָּׁ֑קֶר וּ⁠בְ⁠עֹשְׁקֵ֣י שְׂכַר־שָׂ֠כִיר אַלְמָנָ֨ה וְ⁠יָת֤וֹם וּ⁠מַטֵּי־גֵר֙ וְ⁠לֹ֣א יְרֵא֔וּ⁠נִי</w:t>
+      </w:r>
+    </w:p>
+    <w:p>
+      <w:pPr/>
+      <w:r>
+        <w:rPr>
+          <w:lang w:val="hi_IN" w:bidi="hi_IN"/>
+        </w:rPr>
+      </w:r>
+      <w:r>
+        <w:rPr>
           <w:b/>
           <w:lang w:val="hi_IN" w:bidi="hi_IN"/>
         </w:rPr>
@@ -20545,6 +22911,20 @@
       </w:r>
       <w:r>
         <w:rPr>
+          <w:lang w:val="hi_IN" w:bidi="hi_IN"/>
+        </w:rPr>
+        <w:t>לַ⁠מִּשְׁפָּט֒</w:t>
+      </w:r>
+    </w:p>
+    <w:p>
+      <w:pPr/>
+      <w:r>
+        <w:rPr>
+          <w:lang w:val="hi_IN" w:bidi="hi_IN"/>
+        </w:rPr>
+      </w:r>
+      <w:r>
+        <w:rPr>
           <w:b/>
           <w:lang w:val="hi_IN" w:bidi="hi_IN"/>
         </w:rPr>
@@ -20655,6 +23035,20 @@
       </w:r>
       <w:r>
         <w:rPr>
+          <w:lang w:val="hi_IN" w:bidi="hi_IN"/>
+        </w:rPr>
+        <w:t>וְ⁠הָיִ֣יתִי ׀ עֵ֣ד מְמַהֵ֗ר בַּֽ⁠מְכַשְּׁפִים֙ וּ⁠בַ⁠מְנָ֣אֲפִ֔ים וּ⁠בַ⁠נִּשְׁבָּעִ֖ים לַ⁠שָּׁ֑קֶר וּ⁠בְ⁠עֹשְׁקֵ֣י שְׂכַר־שָׂ֠כִיר אַלְמָנָ֨ה וְ⁠יָת֤וֹם וּ⁠מַטֵּי־גֵר֙</w:t>
+      </w:r>
+    </w:p>
+    <w:p>
+      <w:pPr/>
+      <w:r>
+        <w:rPr>
+          <w:lang w:val="hi_IN" w:bidi="hi_IN"/>
+        </w:rPr>
+      </w:r>
+      <w:r>
+        <w:rPr>
           <w:b/>
           <w:lang w:val="hi_IN" w:bidi="hi_IN"/>
         </w:rPr>
@@ -20777,6 +23171,20 @@
       </w:r>
       <w:r>
         <w:rPr>
+          <w:lang w:val="hi_IN" w:bidi="hi_IN"/>
+        </w:rPr>
+        <w:t>וּ⁠בְ⁠עֹשְׁקֵ֣י שְׂכַר</w:t>
+      </w:r>
+    </w:p>
+    <w:p>
+      <w:pPr/>
+      <w:r>
+        <w:rPr>
+          <w:lang w:val="hi_IN" w:bidi="hi_IN"/>
+        </w:rPr>
+      </w:r>
+      <w:r>
+        <w:rPr>
           <w:b/>
           <w:lang w:val="hi_IN" w:bidi="hi_IN"/>
         </w:rPr>
@@ -20911,6 +23319,20 @@
       </w:r>
       <w:r>
         <w:rPr>
+          <w:lang w:val="hi_IN" w:bidi="hi_IN"/>
+        </w:rPr>
+        <w:t>שָׂ֠כִיר אַלְמָנָ֨ה וְ⁠יָת֤וֹם &amp; גֵר֙</w:t>
+      </w:r>
+    </w:p>
+    <w:p>
+      <w:pPr/>
+      <w:r>
+        <w:rPr>
+          <w:lang w:val="hi_IN" w:bidi="hi_IN"/>
+        </w:rPr>
+      </w:r>
+      <w:r>
+        <w:rPr>
           <w:b/>
           <w:lang w:val="hi_IN" w:bidi="hi_IN"/>
         </w:rPr>
@@ -21148,6 +23570,20 @@
       </w:r>
       <w:r>
         <w:rPr>
+          <w:lang w:val="hi_IN" w:bidi="hi_IN"/>
+        </w:rPr>
+        <w:t>וּ⁠מַטֵּי־גֵר֙</w:t>
+      </w:r>
+    </w:p>
+    <w:p>
+      <w:pPr/>
+      <w:r>
+        <w:rPr>
+          <w:lang w:val="hi_IN" w:bidi="hi_IN"/>
+        </w:rPr>
+      </w:r>
+      <w:r>
+        <w:rPr>
           <w:b/>
           <w:lang w:val="hi_IN" w:bidi="hi_IN"/>
         </w:rPr>
@@ -21283,6 +23719,20 @@
       </w:r>
       <w:r>
         <w:rPr>
+          <w:lang w:val="hi_IN" w:bidi="hi_IN"/>
+        </w:rPr>
+        <w:t>כִּ֛י אֲנִ֥י יְהוָ֖ה לֹ֣א שָׁנִ֑יתִי וְ⁠אַתֶּ֥ם בְּנֵֽי־יַעֲקֹ֖ב לֹ֥א כְלִיתֶֽם</w:t>
+      </w:r>
+    </w:p>
+    <w:p>
+      <w:pPr/>
+      <w:r>
+        <w:rPr>
+          <w:lang w:val="hi_IN" w:bidi="hi_IN"/>
+        </w:rPr>
+      </w:r>
+      <w:r>
+        <w:rPr>
           <w:b/>
           <w:lang w:val="hi_IN" w:bidi="hi_IN"/>
         </w:rPr>
@@ -21430,6 +23880,20 @@
       </w:r>
       <w:r>
         <w:rPr>
+          <w:lang w:val="hi_IN" w:bidi="hi_IN"/>
+        </w:rPr>
+        <w:t>לֹ֣א שָׁנִ֑יתִי</w:t>
+      </w:r>
+    </w:p>
+    <w:p>
+      <w:pPr/>
+      <w:r>
+        <w:rPr>
+          <w:lang w:val="hi_IN" w:bidi="hi_IN"/>
+        </w:rPr>
+      </w:r>
+      <w:r>
+        <w:rPr>
           <w:b/>
           <w:lang w:val="hi_IN" w:bidi="hi_IN"/>
         </w:rPr>
@@ -21577,6 +24041,20 @@
         <w:rPr>
           <w:lang w:val="hi_IN" w:bidi="hi_IN"/>
         </w:rPr>
+      </w:r>
+    </w:p>
+    <w:p>
+      <w:pPr/>
+      <w:r>
+        <w:rPr>
+          <w:lang w:val="hi_IN" w:bidi="hi_IN"/>
+        </w:rPr>
+      </w:r>
+      <w:r>
+        <w:rPr>
+          <w:lang w:val="hi_IN" w:bidi="hi_IN"/>
+        </w:rPr>
+        <w:t>בְּנֵֽי־יַעֲקֹ֖ב</w:t>
       </w:r>
     </w:p>
     <w:p>
@@ -21728,6 +24206,20 @@
       </w:r>
       <w:r>
         <w:rPr>
+          <w:lang w:val="hi_IN" w:bidi="hi_IN"/>
+        </w:rPr>
+        <w:t>אֲבֹתֵי⁠כֶ֜ם</w:t>
+      </w:r>
+    </w:p>
+    <w:p>
+      <w:pPr/>
+      <w:r>
+        <w:rPr>
+          <w:lang w:val="hi_IN" w:bidi="hi_IN"/>
+        </w:rPr>
+      </w:r>
+      <w:r>
+        <w:rPr>
           <w:b/>
           <w:lang w:val="hi_IN" w:bidi="hi_IN"/>
         </w:rPr>
@@ -21863,6 +24355,20 @@
       </w:r>
       <w:r>
         <w:rPr>
+          <w:lang w:val="hi_IN" w:bidi="hi_IN"/>
+        </w:rPr>
+        <w:t>סַרְתֶּ֤ם מֵֽ⁠חֻקַּ⁠י֙ וְ⁠לֹ֣א שְׁמַרְתֶּ֔ם</w:t>
+      </w:r>
+    </w:p>
+    <w:p>
+      <w:pPr/>
+      <w:r>
+        <w:rPr>
+          <w:lang w:val="hi_IN" w:bidi="hi_IN"/>
+        </w:rPr>
+      </w:r>
+      <w:r>
+        <w:rPr>
           <w:b/>
           <w:lang w:val="hi_IN" w:bidi="hi_IN"/>
         </w:rPr>
@@ -21960,6 +24466,20 @@
       </w:r>
       <w:r>
         <w:rPr>
+          <w:lang w:val="hi_IN" w:bidi="hi_IN"/>
+        </w:rPr>
+        <w:t>סַרְתֶּ֤ם מֵֽ⁠חֻקַּ⁠י֙</w:t>
+      </w:r>
+    </w:p>
+    <w:p>
+      <w:pPr/>
+      <w:r>
+        <w:rPr>
+          <w:lang w:val="hi_IN" w:bidi="hi_IN"/>
+        </w:rPr>
+      </w:r>
+      <w:r>
+        <w:rPr>
           <w:b/>
           <w:lang w:val="hi_IN" w:bidi="hi_IN"/>
         </w:rPr>
@@ -22095,6 +24615,20 @@
       </w:r>
       <w:r>
         <w:rPr>
+          <w:lang w:val="hi_IN" w:bidi="hi_IN"/>
+        </w:rPr>
+        <w:t>וַ⁠אֲמַרְתֶּ֖ם בַּ⁠מֶּ֥ה נָשֽׁוּב</w:t>
+      </w:r>
+    </w:p>
+    <w:p>
+      <w:pPr/>
+      <w:r>
+        <w:rPr>
+          <w:lang w:val="hi_IN" w:bidi="hi_IN"/>
+        </w:rPr>
+      </w:r>
+      <w:r>
+        <w:rPr>
           <w:b/>
           <w:lang w:val="hi_IN" w:bidi="hi_IN"/>
         </w:rPr>
@@ -22181,6 +24715,20 @@
         <w:rPr>
           <w:lang w:val="hi_IN" w:bidi="hi_IN"/>
         </w:rPr>
+      </w:r>
+    </w:p>
+    <w:p>
+      <w:pPr/>
+      <w:r>
+        <w:rPr>
+          <w:lang w:val="hi_IN" w:bidi="hi_IN"/>
+        </w:rPr>
+      </w:r>
+      <w:r>
+        <w:rPr>
+          <w:lang w:val="hi_IN" w:bidi="hi_IN"/>
+        </w:rPr>
+        <w:t>הֲ⁠יִקְבַּ֨ע אָדָ֜ם אֱלֹהִ֗ים כִּ֤י אַתֶּם֙ קֹבְעִ֣ים אֹתִ֔⁠י</w:t>
       </w:r>
     </w:p>
     <w:p>
@@ -22326,6 +24874,20 @@
       </w:r>
       <w:r>
         <w:rPr>
+          <w:lang w:val="hi_IN" w:bidi="hi_IN"/>
+        </w:rPr>
+        <w:t>וַ⁠אֲמַרְתֶּ֖ם בַּ⁠מֶּ֣ה קְבַעֲנ֑וּ⁠ךָ</w:t>
+      </w:r>
+    </w:p>
+    <w:p>
+      <w:pPr/>
+      <w:r>
+        <w:rPr>
+          <w:lang w:val="hi_IN" w:bidi="hi_IN"/>
+        </w:rPr>
+      </w:r>
+      <w:r>
+        <w:rPr>
           <w:b/>
           <w:lang w:val="hi_IN" w:bidi="hi_IN"/>
         </w:rPr>
@@ -22423,6 +24985,20 @@
       </w:r>
       <w:r>
         <w:rPr>
+          <w:lang w:val="hi_IN" w:bidi="hi_IN"/>
+        </w:rPr>
+        <w:t>הַֽ⁠מַּעֲשֵׂ֖ר וְ⁠הַ⁠תְּרוּמָֽה</w:t>
+      </w:r>
+    </w:p>
+    <w:p>
+      <w:pPr/>
+      <w:r>
+        <w:rPr>
+          <w:lang w:val="hi_IN" w:bidi="hi_IN"/>
+        </w:rPr>
+      </w:r>
+      <w:r>
+        <w:rPr>
           <w:b/>
           <w:lang w:val="hi_IN" w:bidi="hi_IN"/>
         </w:rPr>
@@ -22532,6 +25108,20 @@
       </w:r>
       <w:r>
         <w:rPr>
+          <w:lang w:val="hi_IN" w:bidi="hi_IN"/>
+        </w:rPr>
+        <w:t>בַּ⁠מְּאֵרָה֙ אַתֶּ֣ם נֵֽאָרִ֔ים וְ⁠אֹתִ֖⁠י אַתֶּ֣ם קֹבְעִ֑ים</w:t>
+      </w:r>
+    </w:p>
+    <w:p>
+      <w:pPr/>
+      <w:r>
+        <w:rPr>
+          <w:lang w:val="hi_IN" w:bidi="hi_IN"/>
+        </w:rPr>
+      </w:r>
+      <w:r>
+        <w:rPr>
           <w:b/>
           <w:lang w:val="hi_IN" w:bidi="hi_IN"/>
         </w:rPr>
@@ -22629,6 +25219,20 @@
       </w:r>
       <w:r>
         <w:rPr>
+          <w:lang w:val="hi_IN" w:bidi="hi_IN"/>
+        </w:rPr>
+        <w:t>בַּ⁠מְּאֵרָה֙ אַתֶּ֣ם נֵֽאָרִ֔ים</w:t>
+      </w:r>
+    </w:p>
+    <w:p>
+      <w:pPr/>
+      <w:r>
+        <w:rPr>
+          <w:lang w:val="hi_IN" w:bidi="hi_IN"/>
+        </w:rPr>
+      </w:r>
+      <w:r>
+        <w:rPr>
           <w:b/>
           <w:lang w:val="hi_IN" w:bidi="hi_IN"/>
         </w:rPr>
@@ -22726,6 +25330,20 @@
       </w:r>
       <w:r>
         <w:rPr>
+          <w:lang w:val="hi_IN" w:bidi="hi_IN"/>
+        </w:rPr>
+        <w:t>בַּ⁠מְּאֵרָה֙ אַתֶּ֣ם נֵֽאָרִ֔ים</w:t>
+      </w:r>
+    </w:p>
+    <w:p>
+      <w:pPr/>
+      <w:r>
+        <w:rPr>
+          <w:lang w:val="hi_IN" w:bidi="hi_IN"/>
+        </w:rPr>
+      </w:r>
+      <w:r>
+        <w:rPr>
           <w:b/>
           <w:lang w:val="hi_IN" w:bidi="hi_IN"/>
         </w:rPr>
@@ -22823,6 +25441,20 @@
       </w:r>
       <w:r>
         <w:rPr>
+          <w:lang w:val="hi_IN" w:bidi="hi_IN"/>
+        </w:rPr>
+        <w:t>הַ⁠גּ֖וֹי כֻּלּֽ⁠וֹ</w:t>
+      </w:r>
+    </w:p>
+    <w:p>
+      <w:pPr/>
+      <w:r>
+        <w:rPr>
+          <w:lang w:val="hi_IN" w:bidi="hi_IN"/>
+        </w:rPr>
+      </w:r>
+      <w:r>
+        <w:rPr>
           <w:b/>
           <w:lang w:val="hi_IN" w:bidi="hi_IN"/>
         </w:rPr>
@@ -22946,6 +25578,20 @@
       </w:r>
       <w:r>
         <w:rPr>
+          <w:lang w:val="hi_IN" w:bidi="hi_IN"/>
+        </w:rPr>
+        <w:t>בֵּ֣ית הָ⁠אוֹצָ֗ר</w:t>
+      </w:r>
+    </w:p>
+    <w:p>
+      <w:pPr/>
+      <w:r>
+        <w:rPr>
+          <w:lang w:val="hi_IN" w:bidi="hi_IN"/>
+        </w:rPr>
+      </w:r>
+      <w:r>
+        <w:rPr>
           <w:b/>
           <w:lang w:val="hi_IN" w:bidi="hi_IN"/>
         </w:rPr>
@@ -23056,6 +25702,20 @@
       </w:r>
       <w:r>
         <w:rPr>
+          <w:lang w:val="hi_IN" w:bidi="hi_IN"/>
+        </w:rPr>
+        <w:t>טֶ֨רֶף֙ בְּ⁠בֵיתִ֔⁠י</w:t>
+      </w:r>
+    </w:p>
+    <w:p>
+      <w:pPr/>
+      <w:r>
+        <w:rPr>
+          <w:lang w:val="hi_IN" w:bidi="hi_IN"/>
+        </w:rPr>
+      </w:r>
+      <w:r>
+        <w:rPr>
           <w:b/>
           <w:lang w:val="hi_IN" w:bidi="hi_IN"/>
         </w:rPr>
@@ -23179,6 +25839,20 @@
       </w:r>
       <w:r>
         <w:rPr>
+          <w:lang w:val="hi_IN" w:bidi="hi_IN"/>
+        </w:rPr>
+        <w:t>אִם־לֹ֧א אֶפְתַּ֣ח לָ⁠כֶ֗ם אֵ֚ת אֲרֻבּ֣וֹת הַ⁠שָּׁמַ֔יִם וַ⁠הֲרִיקֹתִ֥י לָ⁠כֶ֛ם בְּרָכָ֖ה</w:t>
+      </w:r>
+    </w:p>
+    <w:p>
+      <w:pPr/>
+      <w:r>
+        <w:rPr>
+          <w:lang w:val="hi_IN" w:bidi="hi_IN"/>
+        </w:rPr>
+      </w:r>
+      <w:r>
+        <w:rPr>
           <w:b/>
           <w:lang w:val="hi_IN" w:bidi="hi_IN"/>
         </w:rPr>
@@ -23300,6 +25974,20 @@
       </w:r>
       <w:r>
         <w:rPr>
+          <w:lang w:val="hi_IN" w:bidi="hi_IN"/>
+        </w:rPr>
+        <w:t>בְּרָכָ֖ה</w:t>
+      </w:r>
+    </w:p>
+    <w:p>
+      <w:pPr/>
+      <w:r>
+        <w:rPr>
+          <w:lang w:val="hi_IN" w:bidi="hi_IN"/>
+        </w:rPr>
+      </w:r>
+      <w:r>
+        <w:rPr>
           <w:b/>
           <w:lang w:val="hi_IN" w:bidi="hi_IN"/>
         </w:rPr>
@@ -23396,6 +26084,20 @@
       </w:r>
       <w:r>
         <w:rPr>
+          <w:lang w:val="hi_IN" w:bidi="hi_IN"/>
+        </w:rPr>
+        <w:t>עַד־בְּלִי־דָֽי</w:t>
+      </w:r>
+    </w:p>
+    <w:p>
+      <w:pPr/>
+      <w:r>
+        <w:rPr>
+          <w:lang w:val="hi_IN" w:bidi="hi_IN"/>
+        </w:rPr>
+      </w:r>
+      <w:r>
+        <w:rPr>
           <w:b/>
           <w:lang w:val="hi_IN" w:bidi="hi_IN"/>
         </w:rPr>
@@ -23518,6 +26220,20 @@
       </w:r>
       <w:r>
         <w:rPr>
+          <w:lang w:val="hi_IN" w:bidi="hi_IN"/>
+        </w:rPr>
+        <w:t>וְ⁠גָעַרְתִּ֤י לָ⁠כֶם֙ בָּֽ⁠אֹכֵ֔ל</w:t>
+      </w:r>
+    </w:p>
+    <w:p>
+      <w:pPr/>
+      <w:r>
+        <w:rPr>
+          <w:lang w:val="hi_IN" w:bidi="hi_IN"/>
+        </w:rPr>
+      </w:r>
+      <w:r>
+        <w:rPr>
           <w:b/>
           <w:lang w:val="hi_IN" w:bidi="hi_IN"/>
         </w:rPr>
@@ -23646,6 +26362,20 @@
       </w:r>
       <w:r>
         <w:rPr>
+          <w:lang w:val="hi_IN" w:bidi="hi_IN"/>
+        </w:rPr>
+        <w:t>וְ⁠גָעַרְתִּ֤י לָ⁠כֶם֙ בָּֽ⁠אֹכֵ֔ל</w:t>
+      </w:r>
+    </w:p>
+    <w:p>
+      <w:pPr/>
+      <w:r>
+        <w:rPr>
+          <w:lang w:val="hi_IN" w:bidi="hi_IN"/>
+        </w:rPr>
+      </w:r>
+      <w:r>
+        <w:rPr>
           <w:b/>
           <w:lang w:val="hi_IN" w:bidi="hi_IN"/>
         </w:rPr>
@@ -23756,6 +26486,20 @@
       </w:r>
       <w:r>
         <w:rPr>
+          <w:lang w:val="hi_IN" w:bidi="hi_IN"/>
+        </w:rPr>
+        <w:t>אֶת־פְּרִ֣י הָ⁠אֲדָמָ֑ה</w:t>
+      </w:r>
+    </w:p>
+    <w:p>
+      <w:pPr/>
+      <w:r>
+        <w:rPr>
+          <w:lang w:val="hi_IN" w:bidi="hi_IN"/>
+        </w:rPr>
+      </w:r>
+      <w:r>
+        <w:rPr>
           <w:b/>
           <w:lang w:val="hi_IN" w:bidi="hi_IN"/>
         </w:rPr>
@@ -23879,6 +26623,20 @@
       </w:r>
       <w:r>
         <w:rPr>
+          <w:lang w:val="hi_IN" w:bidi="hi_IN"/>
+        </w:rPr>
+        <w:t>וְ⁠לֹא־תְשַׁכֵּ֨ל לָ⁠כֶ֤ם הַ⁠גֶּ֨פֶן֙ בַּ⁠שָּׂדֶ֔ה</w:t>
+      </w:r>
+    </w:p>
+    <w:p>
+      <w:pPr/>
+      <w:r>
+        <w:rPr>
+          <w:lang w:val="hi_IN" w:bidi="hi_IN"/>
+        </w:rPr>
+      </w:r>
+      <w:r>
+        <w:rPr>
           <w:b/>
           <w:lang w:val="hi_IN" w:bidi="hi_IN"/>
         </w:rPr>
@@ -24002,6 +26760,20 @@
       </w:r>
       <w:r>
         <w:rPr>
+          <w:lang w:val="hi_IN" w:bidi="hi_IN"/>
+        </w:rPr>
+        <w:t>אֶ֣רֶץ חֵ֔פֶץ</w:t>
+      </w:r>
+    </w:p>
+    <w:p>
+      <w:pPr/>
+      <w:r>
+        <w:rPr>
+          <w:lang w:val="hi_IN" w:bidi="hi_IN"/>
+        </w:rPr>
+      </w:r>
+      <w:r>
+        <w:rPr>
           <w:b/>
           <w:lang w:val="hi_IN" w:bidi="hi_IN"/>
         </w:rPr>
@@ -24112,6 +26884,20 @@
       </w:r>
       <w:r>
         <w:rPr>
+          <w:lang w:val="hi_IN" w:bidi="hi_IN"/>
+        </w:rPr>
+        <w:t>חָזְק֥וּ עָלַ֛⁠י דִּבְרֵי⁠כֶ֖ם</w:t>
+      </w:r>
+    </w:p>
+    <w:p>
+      <w:pPr/>
+      <w:r>
+        <w:rPr>
+          <w:lang w:val="hi_IN" w:bidi="hi_IN"/>
+        </w:rPr>
+      </w:r>
+      <w:r>
+        <w:rPr>
           <w:b/>
           <w:lang w:val="hi_IN" w:bidi="hi_IN"/>
         </w:rPr>
@@ -24234,6 +27020,20 @@
       </w:r>
       <w:r>
         <w:rPr>
+          <w:lang w:val="hi_IN" w:bidi="hi_IN"/>
+        </w:rPr>
+        <w:t>וַ⁠אֲמַרְתֶּ֕ם מַה־נִּדְבַּ֖רְנוּ עָלֶֽי⁠ךָ</w:t>
+      </w:r>
+    </w:p>
+    <w:p>
+      <w:pPr/>
+      <w:r>
+        <w:rPr>
+          <w:lang w:val="hi_IN" w:bidi="hi_IN"/>
+        </w:rPr>
+      </w:r>
+      <w:r>
+        <w:rPr>
           <w:b/>
           <w:lang w:val="hi_IN" w:bidi="hi_IN"/>
         </w:rPr>
@@ -24331,6 +27131,20 @@
       </w:r>
       <w:r>
         <w:rPr>
+          <w:lang w:val="hi_IN" w:bidi="hi_IN"/>
+        </w:rPr>
+        <w:t>אֲמַרְתֶּ֕ם שָׁ֖וְא עֲבֹ֣ד אֱלֹהִ֑ים וּ⁠מַה־בֶּ֗צַע כִּ֤י שָׁמַ֨רְנוּ֙ מִשְׁמַרְתּ֔⁠וֹ וְ⁠כִ֤י הָלַ֨כְנוּ֙ קְדֹ֣רַנִּ֔ית מִ⁠פְּנֵ֖י יְהוָ֥ה צְבָאֽוֹת</w:t>
+      </w:r>
+    </w:p>
+    <w:p>
+      <w:pPr/>
+      <w:r>
+        <w:rPr>
+          <w:lang w:val="hi_IN" w:bidi="hi_IN"/>
+        </w:rPr>
+      </w:r>
+      <w:r>
+        <w:rPr>
           <w:b/>
           <w:lang w:val="hi_IN" w:bidi="hi_IN"/>
         </w:rPr>
@@ -24440,6 +27254,20 @@
       </w:r>
       <w:r>
         <w:rPr>
+          <w:lang w:val="hi_IN" w:bidi="hi_IN"/>
+        </w:rPr>
+        <w:t>הָלַ֨כְנוּ֙</w:t>
+      </w:r>
+    </w:p>
+    <w:p>
+      <w:pPr/>
+      <w:r>
+        <w:rPr>
+          <w:lang w:val="hi_IN" w:bidi="hi_IN"/>
+        </w:rPr>
+      </w:r>
+      <w:r>
+        <w:rPr>
           <w:b/>
           <w:lang w:val="hi_IN" w:bidi="hi_IN"/>
         </w:rPr>
@@ -24550,6 +27378,20 @@
       </w:r>
       <w:r>
         <w:rPr>
+          <w:lang w:val="hi_IN" w:bidi="hi_IN"/>
+        </w:rPr>
+        <w:t>מִ⁠פְּנֵ֖י יְהוָ֥ה צְבָאֽוֹת</w:t>
+      </w:r>
+    </w:p>
+    <w:p>
+      <w:pPr/>
+      <w:r>
+        <w:rPr>
+          <w:lang w:val="hi_IN" w:bidi="hi_IN"/>
+        </w:rPr>
+      </w:r>
+      <w:r>
+        <w:rPr>
           <w:b/>
           <w:lang w:val="hi_IN" w:bidi="hi_IN"/>
         </w:rPr>
@@ -24673,6 +27515,20 @@
       </w:r>
       <w:r>
         <w:rPr>
+          <w:lang w:val="hi_IN" w:bidi="hi_IN"/>
+        </w:rPr>
+        <w:t>וְ⁠עַתָּ֕ה אֲנַ֖חְנוּ מְאַשְּׁרִ֣ים זֵדִ֑ים גַּם־נִבְנוּ֙ עֹשֵׂ֣י רִשְׁעָ֔ה גַּ֧ם בָּחֲנ֛וּ אֱלֹהִ֖ים וַ⁠יִּמָּלֵֽטוּ</w:t>
+      </w:r>
+    </w:p>
+    <w:p>
+      <w:pPr/>
+      <w:r>
+        <w:rPr>
+          <w:lang w:val="hi_IN" w:bidi="hi_IN"/>
+        </w:rPr>
+      </w:r>
+      <w:r>
+        <w:rPr>
           <w:b/>
           <w:lang w:val="hi_IN" w:bidi="hi_IN"/>
         </w:rPr>
@@ -24770,6 +27626,20 @@
       </w:r>
       <w:r>
         <w:rPr>
+          <w:lang w:val="hi_IN" w:bidi="hi_IN"/>
+        </w:rPr>
+        <w:t>נִבְנוּ֙ עֹשֵׂ֣י רִשְׁעָ֔ה</w:t>
+      </w:r>
+    </w:p>
+    <w:p>
+      <w:pPr/>
+      <w:r>
+        <w:rPr>
+          <w:lang w:val="hi_IN" w:bidi="hi_IN"/>
+        </w:rPr>
+      </w:r>
+      <w:r>
+        <w:rPr>
           <w:b/>
           <w:lang w:val="hi_IN" w:bidi="hi_IN"/>
         </w:rPr>
@@ -24867,6 +27737,20 @@
       </w:r>
       <w:r>
         <w:rPr>
+          <w:lang w:val="hi_IN" w:bidi="hi_IN"/>
+        </w:rPr>
+        <w:t>עֹשֵׂ֣י רִשְׁעָ֔ה</w:t>
+      </w:r>
+    </w:p>
+    <w:p>
+      <w:pPr/>
+      <w:r>
+        <w:rPr>
+          <w:lang w:val="hi_IN" w:bidi="hi_IN"/>
+        </w:rPr>
+      </w:r>
+      <w:r>
+        <w:rPr>
           <w:b/>
           <w:lang w:val="hi_IN" w:bidi="hi_IN"/>
         </w:rPr>
@@ -24977,6 +27861,20 @@
       </w:r>
       <w:r>
         <w:rPr>
+          <w:lang w:val="hi_IN" w:bidi="hi_IN"/>
+        </w:rPr>
+        <w:t>אִ֣ישׁ אֶת־רֵעֵ֑⁠הוּ</w:t>
+      </w:r>
+    </w:p>
+    <w:p>
+      <w:pPr/>
+      <w:r>
+        <w:rPr>
+          <w:lang w:val="hi_IN" w:bidi="hi_IN"/>
+        </w:rPr>
+      </w:r>
+      <w:r>
+        <w:rPr>
           <w:b/>
           <w:lang w:val="hi_IN" w:bidi="hi_IN"/>
         </w:rPr>
@@ -25087,6 +27985,20 @@
       </w:r>
       <w:r>
         <w:rPr>
+          <w:lang w:val="hi_IN" w:bidi="hi_IN"/>
+        </w:rPr>
+        <w:t>וַ⁠יַּקְשֵׁ֤ב יְהוָה֙ וַ⁠יִּשְׁמָ֔ע</w:t>
+      </w:r>
+    </w:p>
+    <w:p>
+      <w:pPr/>
+      <w:r>
+        <w:rPr>
+          <w:lang w:val="hi_IN" w:bidi="hi_IN"/>
+        </w:rPr>
+      </w:r>
+      <w:r>
+        <w:rPr>
           <w:b/>
           <w:lang w:val="hi_IN" w:bidi="hi_IN"/>
         </w:rPr>
@@ -25226,6 +28138,20 @@
       </w:r>
       <w:r>
         <w:rPr>
+          <w:lang w:val="hi_IN" w:bidi="hi_IN"/>
+        </w:rPr>
+        <w:t>וַ֠⁠יִּכָּתֵב סֵ֣פֶר זִכָּר֤וֹן</w:t>
+      </w:r>
+    </w:p>
+    <w:p>
+      <w:pPr/>
+      <w:r>
+        <w:rPr>
+          <w:lang w:val="hi_IN" w:bidi="hi_IN"/>
+        </w:rPr>
+      </w:r>
+      <w:r>
+        <w:rPr>
           <w:b/>
           <w:lang w:val="hi_IN" w:bidi="hi_IN"/>
         </w:rPr>
@@ -25335,6 +28261,20 @@
       </w:r>
       <w:r>
         <w:rPr>
+          <w:lang w:val="hi_IN" w:bidi="hi_IN"/>
+        </w:rPr>
+        <w:t>לְ⁠פָנָי⁠ו֙</w:t>
+      </w:r>
+    </w:p>
+    <w:p>
+      <w:pPr/>
+      <w:r>
+        <w:rPr>
+          <w:lang w:val="hi_IN" w:bidi="hi_IN"/>
+        </w:rPr>
+      </w:r>
+      <w:r>
+        <w:rPr>
           <w:b/>
           <w:lang w:val="hi_IN" w:bidi="hi_IN"/>
         </w:rPr>
@@ -25470,6 +28410,20 @@
       </w:r>
       <w:r>
         <w:rPr>
+          <w:lang w:val="hi_IN" w:bidi="hi_IN"/>
+        </w:rPr>
+        <w:t>לְ⁠יִרְאֵ֣י יְהוָ֔ה וּ⁠לְ⁠חֹשְׁבֵ֖י שְׁמֽ⁠וֹ</w:t>
+      </w:r>
+    </w:p>
+    <w:p>
+      <w:pPr/>
+      <w:r>
+        <w:rPr>
+          <w:lang w:val="hi_IN" w:bidi="hi_IN"/>
+        </w:rPr>
+      </w:r>
+      <w:r>
+        <w:rPr>
           <w:b/>
           <w:lang w:val="hi_IN" w:bidi="hi_IN"/>
         </w:rPr>
@@ -25567,6 +28521,20 @@
       </w:r>
       <w:r>
         <w:rPr>
+          <w:lang w:val="hi_IN" w:bidi="hi_IN"/>
+        </w:rPr>
+        <w:t>וּ⁠לְ⁠חֹשְׁבֵ֖י שְׁמֽ⁠וֹ</w:t>
+      </w:r>
+    </w:p>
+    <w:p>
+      <w:pPr/>
+      <w:r>
+        <w:rPr>
+          <w:lang w:val="hi_IN" w:bidi="hi_IN"/>
+        </w:rPr>
+      </w:r>
+      <w:r>
+        <w:rPr>
           <w:b/>
           <w:lang w:val="hi_IN" w:bidi="hi_IN"/>
         </w:rPr>
@@ -25677,6 +28645,20 @@
       </w:r>
       <w:r>
         <w:rPr>
+          <w:lang w:val="hi_IN" w:bidi="hi_IN"/>
+        </w:rPr>
+        <w:t>וְ⁠הָ֣יוּ לִ֗⁠י אָמַר֙ יְהוָ֣ה צְבָא֔וֹת &amp; סְגֻלָּ֑ה</w:t>
+      </w:r>
+    </w:p>
+    <w:p>
+      <w:pPr/>
+      <w:r>
+        <w:rPr>
+          <w:lang w:val="hi_IN" w:bidi="hi_IN"/>
+        </w:rPr>
+      </w:r>
+      <w:r>
+        <w:rPr>
           <w:b/>
           <w:lang w:val="hi_IN" w:bidi="hi_IN"/>
         </w:rPr>
@@ -25799,6 +28781,20 @@
       </w:r>
       <w:r>
         <w:rPr>
+          <w:lang w:val="hi_IN" w:bidi="hi_IN"/>
+        </w:rPr>
+        <w:t>לַ⁠יּ֕וֹם אֲשֶׁ֥ר אֲנִ֖י עֹשֶׂ֣ה</w:t>
+      </w:r>
+    </w:p>
+    <w:p>
+      <w:pPr/>
+      <w:r>
+        <w:rPr>
+          <w:lang w:val="hi_IN" w:bidi="hi_IN"/>
+        </w:rPr>
+      </w:r>
+      <w:r>
+        <w:rPr>
           <w:b/>
           <w:lang w:val="hi_IN" w:bidi="hi_IN"/>
         </w:rPr>
@@ -25922,6 +28918,20 @@
       </w:r>
       <w:r>
         <w:rPr>
+          <w:lang w:val="hi_IN" w:bidi="hi_IN"/>
+        </w:rPr>
+        <w:t>כַּֽ⁠אֲשֶׁר֙</w:t>
+      </w:r>
+    </w:p>
+    <w:p>
+      <w:pPr/>
+      <w:r>
+        <w:rPr>
+          <w:lang w:val="hi_IN" w:bidi="hi_IN"/>
+        </w:rPr>
+      </w:r>
+      <w:r>
+        <w:rPr>
           <w:b/>
           <w:lang w:val="hi_IN" w:bidi="hi_IN"/>
         </w:rPr>
@@ -26032,6 +29042,20 @@
       </w:r>
       <w:r>
         <w:rPr>
+          <w:lang w:val="hi_IN" w:bidi="hi_IN"/>
+        </w:rPr>
+        <w:t>וְ⁠שַׁבְתֶּם֙ וּ⁠רְאִיתֶ֔ם</w:t>
+      </w:r>
+    </w:p>
+    <w:p>
+      <w:pPr/>
+      <w:r>
+        <w:rPr>
+          <w:lang w:val="hi_IN" w:bidi="hi_IN"/>
+        </w:rPr>
+      </w:r>
+      <w:r>
+        <w:rPr>
           <w:b/>
           <w:lang w:val="hi_IN" w:bidi="hi_IN"/>
         </w:rPr>
@@ -26128,6 +29152,20 @@
       </w:r>
       <w:r>
         <w:rPr>
+          <w:lang w:val="hi_IN" w:bidi="hi_IN"/>
+        </w:rPr>
+        <w:t>וְ⁠שַׁבְתֶּם֙ וּ⁠רְאִיתֶ֔ם</w:t>
+      </w:r>
+    </w:p>
+    <w:p>
+      <w:pPr/>
+      <w:r>
+        <w:rPr>
+          <w:lang w:val="hi_IN" w:bidi="hi_IN"/>
+        </w:rPr>
+      </w:r>
+      <w:r>
+        <w:rPr>
           <w:b/>
           <w:lang w:val="hi_IN" w:bidi="hi_IN"/>
         </w:rPr>
@@ -26238,6 +29276,20 @@
       </w:r>
       <w:r>
         <w:rPr>
+          <w:lang w:val="hi_IN" w:bidi="hi_IN"/>
+        </w:rPr>
+        <w:t>בֵּ֥ין צַדִּ֖יק לְ⁠רָשָׁ֑ע</w:t>
+      </w:r>
+    </w:p>
+    <w:p>
+      <w:pPr/>
+      <w:r>
+        <w:rPr>
+          <w:lang w:val="hi_IN" w:bidi="hi_IN"/>
+        </w:rPr>
+      </w:r>
+      <w:r>
+        <w:rPr>
           <w:b/>
           <w:lang w:val="hi_IN" w:bidi="hi_IN"/>
         </w:rPr>
@@ -26335,6 +29387,20 @@
       </w:r>
       <w:r>
         <w:rPr>
+          <w:lang w:val="hi_IN" w:bidi="hi_IN"/>
+        </w:rPr>
+        <w:t>בֵּ֥ין צַדִּ֖יק לְ⁠רָשָׁ֑ע בֵּ֚ין עֹבֵ֣ד אֱלֹהִ֔ים לַ⁠אֲשֶׁ֖ר לֹ֥א עֲבָדֽ⁠וֹ</w:t>
+      </w:r>
+    </w:p>
+    <w:p>
+      <w:pPr/>
+      <w:r>
+        <w:rPr>
+          <w:lang w:val="hi_IN" w:bidi="hi_IN"/>
+        </w:rPr>
+      </w:r>
+      <w:r>
+        <w:rPr>
           <w:b/>
           <w:lang w:val="hi_IN" w:bidi="hi_IN"/>
         </w:rPr>
@@ -26433,6 +29499,20 @@
         <w:rPr>
           <w:lang w:val="hi_IN" w:bidi="hi_IN"/>
         </w:rPr>
+      </w:r>
+    </w:p>
+    <w:p>
+      <w:pPr/>
+      <w:r>
+        <w:rPr>
+          <w:lang w:val="hi_IN" w:bidi="hi_IN"/>
+        </w:rPr>
+      </w:r>
+      <w:r>
+        <w:rPr>
+          <w:lang w:val="hi_IN" w:bidi="hi_IN"/>
+        </w:rPr>
+        <w:t>צַדִּ֖יק לְ⁠רָשָׁ֑ע</w:t>
       </w:r>
     </w:p>
     <w:p>
@@ -26698,6 +29778,20 @@
       </w:r>
       <w:r>
         <w:rPr>
+          <w:lang w:val="hi_IN" w:bidi="hi_IN"/>
+        </w:rPr>
+        <w:t>הִנֵּ֤ה</w:t>
+      </w:r>
+    </w:p>
+    <w:p>
+      <w:pPr/>
+      <w:r>
+        <w:rPr>
+          <w:lang w:val="hi_IN" w:bidi="hi_IN"/>
+        </w:rPr>
+      </w:r>
+      <w:r>
+        <w:rPr>
           <w:b/>
           <w:lang w:val="hi_IN" w:bidi="hi_IN"/>
         </w:rPr>
@@ -26818,6 +29912,20 @@
       </w:r>
       <w:r>
         <w:rPr>
+          <w:lang w:val="hi_IN" w:bidi="hi_IN"/>
+        </w:rPr>
+        <w:t>בֹּעֵ֖ר כַּ⁠תַּנּ֑וּר וְ⁠הָי֨וּ כָל־זֵדִ֜ים וְ⁠כָל־עֹשֵׂ֤ה רִשְׁעָה֙ קַ֔שׁ</w:t>
+      </w:r>
+    </w:p>
+    <w:p>
+      <w:pPr/>
+      <w:r>
+        <w:rPr>
+          <w:lang w:val="hi_IN" w:bidi="hi_IN"/>
+        </w:rPr>
+      </w:r>
+      <w:r>
+        <w:rPr>
           <w:b/>
           <w:lang w:val="hi_IN" w:bidi="hi_IN"/>
         </w:rPr>
@@ -26964,6 +30072,20 @@
       </w:r>
       <w:r>
         <w:rPr>
+          <w:lang w:val="hi_IN" w:bidi="hi_IN"/>
+        </w:rPr>
+        <w:t>כָל־זֵדִ֜ים</w:t>
+      </w:r>
+    </w:p>
+    <w:p>
+      <w:pPr/>
+      <w:r>
+        <w:rPr>
+          <w:lang w:val="hi_IN" w:bidi="hi_IN"/>
+        </w:rPr>
+      </w:r>
+      <w:r>
+        <w:rPr>
           <w:b/>
           <w:lang w:val="hi_IN" w:bidi="hi_IN"/>
         </w:rPr>
@@ -27060,6 +30182,20 @@
       </w:r>
       <w:r>
         <w:rPr>
+          <w:lang w:val="hi_IN" w:bidi="hi_IN"/>
+        </w:rPr>
+        <w:t>וְ⁠כָל־עֹשֵׂ֤ה רִשְׁעָה֙</w:t>
+      </w:r>
+    </w:p>
+    <w:p>
+      <w:pPr/>
+      <w:r>
+        <w:rPr>
+          <w:lang w:val="hi_IN" w:bidi="hi_IN"/>
+        </w:rPr>
+      </w:r>
+      <w:r>
+        <w:rPr>
           <w:b/>
           <w:lang w:val="hi_IN" w:bidi="hi_IN"/>
         </w:rPr>
@@ -27170,6 +30306,20 @@
       </w:r>
       <w:r>
         <w:rPr>
+          <w:lang w:val="hi_IN" w:bidi="hi_IN"/>
+        </w:rPr>
+        <w:t>וְ⁠הָי֨וּ כָל־זֵדִ֜ים וְ⁠כָל־עֹשֵׂ֤ה רִשְׁעָה֙ קַ֔שׁ</w:t>
+      </w:r>
+    </w:p>
+    <w:p>
+      <w:pPr/>
+      <w:r>
+        <w:rPr>
+          <w:lang w:val="hi_IN" w:bidi="hi_IN"/>
+        </w:rPr>
+      </w:r>
+      <w:r>
+        <w:rPr>
           <w:b/>
           <w:lang w:val="hi_IN" w:bidi="hi_IN"/>
         </w:rPr>
@@ -27305,6 +30455,20 @@
       </w:r>
       <w:r>
         <w:rPr>
+          <w:lang w:val="hi_IN" w:bidi="hi_IN"/>
+        </w:rPr>
+        <w:t>לָ⁠הֶ֖ם שֹׁ֥רֶשׁ וְ⁠עָנָֽף</w:t>
+      </w:r>
+    </w:p>
+    <w:p>
+      <w:pPr/>
+      <w:r>
+        <w:rPr>
+          <w:lang w:val="hi_IN" w:bidi="hi_IN"/>
+        </w:rPr>
+      </w:r>
+      <w:r>
+        <w:rPr>
           <w:b/>
           <w:lang w:val="hi_IN" w:bidi="hi_IN"/>
         </w:rPr>
@@ -27426,6 +30590,20 @@
       </w:r>
       <w:r>
         <w:rPr>
+          <w:lang w:val="hi_IN" w:bidi="hi_IN"/>
+        </w:rPr>
+        <w:t>וְ⁠זָרְחָ֨ה לָ⁠כֶ֜ם יִרְאֵ֤י שְׁמִ⁠י֙ שֶׁ֣מֶשׁ צְדָקָ֔ה</w:t>
+      </w:r>
+    </w:p>
+    <w:p>
+      <w:pPr/>
+      <w:r>
+        <w:rPr>
+          <w:lang w:val="hi_IN" w:bidi="hi_IN"/>
+        </w:rPr>
+      </w:r>
+      <w:r>
+        <w:rPr>
           <w:b/>
           <w:lang w:val="hi_IN" w:bidi="hi_IN"/>
         </w:rPr>
@@ -27600,6 +30778,20 @@
       </w:r>
       <w:r>
         <w:rPr>
+          <w:lang w:val="hi_IN" w:bidi="hi_IN"/>
+        </w:rPr>
+        <w:t>יִרְאֵ֤י שְׁמִ⁠י֙</w:t>
+      </w:r>
+    </w:p>
+    <w:p>
+      <w:pPr/>
+      <w:r>
+        <w:rPr>
+          <w:lang w:val="hi_IN" w:bidi="hi_IN"/>
+        </w:rPr>
+      </w:r>
+      <w:r>
+        <w:rPr>
           <w:b/>
           <w:lang w:val="hi_IN" w:bidi="hi_IN"/>
         </w:rPr>
@@ -27710,6 +30902,20 @@
       </w:r>
       <w:r>
         <w:rPr>
+          <w:lang w:val="hi_IN" w:bidi="hi_IN"/>
+        </w:rPr>
+        <w:t>וּ⁠מַרְפֵּ֖א בִּ⁠כְנָפֶ֑י⁠הָ</w:t>
+      </w:r>
+    </w:p>
+    <w:p>
+      <w:pPr/>
+      <w:r>
+        <w:rPr>
+          <w:lang w:val="hi_IN" w:bidi="hi_IN"/>
+        </w:rPr>
+      </w:r>
+      <w:r>
+        <w:rPr>
           <w:b/>
           <w:lang w:val="hi_IN" w:bidi="hi_IN"/>
         </w:rPr>
@@ -27846,6 +31052,20 @@
       </w:r>
       <w:r>
         <w:rPr>
+          <w:lang w:val="hi_IN" w:bidi="hi_IN"/>
+        </w:rPr>
+        <w:t>וִֽ⁠יצָאתֶ֥ם וּ⁠פִשְׁתֶּ֖ם</w:t>
+      </w:r>
+    </w:p>
+    <w:p>
+      <w:pPr/>
+      <w:r>
+        <w:rPr>
+          <w:lang w:val="hi_IN" w:bidi="hi_IN"/>
+        </w:rPr>
+      </w:r>
+      <w:r>
+        <w:rPr>
           <w:b/>
           <w:lang w:val="hi_IN" w:bidi="hi_IN"/>
         </w:rPr>
@@ -27969,6 +31189,20 @@
       </w:r>
       <w:r>
         <w:rPr>
+          <w:lang w:val="hi_IN" w:bidi="hi_IN"/>
+        </w:rPr>
+        <w:t>כְּ⁠עֶגְלֵ֥י מַרְבֵּֽק</w:t>
+      </w:r>
+    </w:p>
+    <w:p>
+      <w:pPr/>
+      <w:r>
+        <w:rPr>
+          <w:lang w:val="hi_IN" w:bidi="hi_IN"/>
+        </w:rPr>
+      </w:r>
+      <w:r>
+        <w:rPr>
           <w:b/>
           <w:lang w:val="hi_IN" w:bidi="hi_IN"/>
         </w:rPr>
@@ -28078,6 +31312,20 @@
       </w:r>
       <w:r>
         <w:rPr>
+          <w:lang w:val="hi_IN" w:bidi="hi_IN"/>
+        </w:rPr>
+        <w:t>וְ⁠עַסּוֹתֶ֣ם רְשָׁעִ֔ים כִּֽי־יִהְי֣וּ אֵ֔פֶר תַּ֖חַת כַּפּ֣וֹת רַגְלֵי⁠כֶ֑ם</w:t>
+      </w:r>
+    </w:p>
+    <w:p>
+      <w:pPr/>
+      <w:r>
+        <w:rPr>
+          <w:lang w:val="hi_IN" w:bidi="hi_IN"/>
+        </w:rPr>
+      </w:r>
+      <w:r>
+        <w:rPr>
           <w:b/>
           <w:lang w:val="hi_IN" w:bidi="hi_IN"/>
         </w:rPr>
@@ -28187,6 +31435,20 @@
       </w:r>
       <w:r>
         <w:rPr>
+          <w:lang w:val="hi_IN" w:bidi="hi_IN"/>
+        </w:rPr>
+        <w:t>וְ⁠עַסּוֹתֶ֣ם רְשָׁעִ֔ים</w:t>
+      </w:r>
+    </w:p>
+    <w:p>
+      <w:pPr/>
+      <w:r>
+        <w:rPr>
+          <w:lang w:val="hi_IN" w:bidi="hi_IN"/>
+        </w:rPr>
+      </w:r>
+      <w:r>
+        <w:rPr>
           <w:b/>
           <w:lang w:val="hi_IN" w:bidi="hi_IN"/>
         </w:rPr>
@@ -28297,6 +31559,20 @@
       </w:r>
       <w:r>
         <w:rPr>
+          <w:lang w:val="hi_IN" w:bidi="hi_IN"/>
+        </w:rPr>
+        <w:t>רְשָׁעִ֔ים</w:t>
+      </w:r>
+    </w:p>
+    <w:p>
+      <w:pPr/>
+      <w:r>
+        <w:rPr>
+          <w:lang w:val="hi_IN" w:bidi="hi_IN"/>
+        </w:rPr>
+      </w:r>
+      <w:r>
+        <w:rPr>
           <w:b/>
           <w:lang w:val="hi_IN" w:bidi="hi_IN"/>
         </w:rPr>
@@ -28407,6 +31683,20 @@
       </w:r>
       <w:r>
         <w:rPr>
+          <w:lang w:val="hi_IN" w:bidi="hi_IN"/>
+        </w:rPr>
+        <w:t>כִּֽי־יִהְי֣וּ אֵ֔פֶר תַּ֖חַת כַּפּ֣וֹת רַגְלֵי⁠כֶ֑ם</w:t>
+      </w:r>
+    </w:p>
+    <w:p>
+      <w:pPr/>
+      <w:r>
+        <w:rPr>
+          <w:lang w:val="hi_IN" w:bidi="hi_IN"/>
+        </w:rPr>
+      </w:r>
+      <w:r>
+        <w:rPr>
           <w:b/>
           <w:lang w:val="hi_IN" w:bidi="hi_IN"/>
         </w:rPr>
@@ -28518,6 +31808,20 @@
         <w:rPr>
           <w:lang w:val="hi_IN" w:bidi="hi_IN"/>
         </w:rPr>
+      </w:r>
+    </w:p>
+    <w:p>
+      <w:pPr/>
+      <w:r>
+        <w:rPr>
+          <w:lang w:val="hi_IN" w:bidi="hi_IN"/>
+        </w:rPr>
+      </w:r>
+      <w:r>
+        <w:rPr>
+          <w:lang w:val="hi_IN" w:bidi="hi_IN"/>
+        </w:rPr>
+        <w:t>בַּ⁠יּוֹם֙ אֲשֶׁ֣ר אֲנִ֣י עֹשֶׂ֔ה</w:t>
       </w:r>
     </w:p>
     <w:p>
@@ -28650,6 +31954,20 @@
       </w:r>
       <w:r>
         <w:rPr>
+          <w:lang w:val="hi_IN" w:bidi="hi_IN"/>
+        </w:rPr>
+        <w:t>זִכְר֕וּ</w:t>
+      </w:r>
+    </w:p>
+    <w:p>
+      <w:pPr/>
+      <w:r>
+        <w:rPr>
+          <w:lang w:val="hi_IN" w:bidi="hi_IN"/>
+        </w:rPr>
+      </w:r>
+      <w:r>
+        <w:rPr>
           <w:b/>
           <w:lang w:val="hi_IN" w:bidi="hi_IN"/>
         </w:rPr>
@@ -28770,6 +32088,20 @@
       </w:r>
       <w:r>
         <w:rPr>
+          <w:lang w:val="hi_IN" w:bidi="hi_IN"/>
+        </w:rPr>
+        <w:t>חֻקִּ֖ים וּ⁠מִשְׁפָּטִֽים</w:t>
+      </w:r>
+    </w:p>
+    <w:p>
+      <w:pPr/>
+      <w:r>
+        <w:rPr>
+          <w:lang w:val="hi_IN" w:bidi="hi_IN"/>
+        </w:rPr>
+      </w:r>
+      <w:r>
+        <w:rPr>
           <w:b/>
           <w:lang w:val="hi_IN" w:bidi="hi_IN"/>
         </w:rPr>
@@ -28854,6 +32186,20 @@
         <w:rPr>
           <w:lang w:val="hi_IN" w:bidi="hi_IN"/>
         </w:rPr>
+      </w:r>
+    </w:p>
+    <w:p>
+      <w:pPr/>
+      <w:r>
+        <w:rPr>
+          <w:lang w:val="hi_IN" w:bidi="hi_IN"/>
+        </w:rPr>
+      </w:r>
+      <w:r>
+        <w:rPr>
+          <w:lang w:val="hi_IN" w:bidi="hi_IN"/>
+        </w:rPr>
+        <w:t>הִנֵּ֤ה</w:t>
       </w:r>
     </w:p>
     <w:p>
@@ -28972,6 +32318,20 @@
       </w:r>
       <w:r>
         <w:rPr>
+          <w:lang w:val="hi_IN" w:bidi="hi_IN"/>
+        </w:rPr>
+        <w:t>לִ⁠פְנֵ֗י בּ֚וֹא</w:t>
+      </w:r>
+    </w:p>
+    <w:p>
+      <w:pPr/>
+      <w:r>
+        <w:rPr>
+          <w:lang w:val="hi_IN" w:bidi="hi_IN"/>
+        </w:rPr>
+      </w:r>
+      <w:r>
+        <w:rPr>
           <w:b/>
           <w:lang w:val="hi_IN" w:bidi="hi_IN"/>
         </w:rPr>
@@ -29146,6 +32506,20 @@
       </w:r>
       <w:r>
         <w:rPr>
+          <w:lang w:val="hi_IN" w:bidi="hi_IN"/>
+        </w:rPr>
+        <w:t>י֣וֹם יְהוָ֔ה הַ⁠גָּד֖וֹל וְ⁠הַ⁠נּוֹרָֽא</w:t>
+      </w:r>
+    </w:p>
+    <w:p>
+      <w:pPr/>
+      <w:r>
+        <w:rPr>
+          <w:lang w:val="hi_IN" w:bidi="hi_IN"/>
+        </w:rPr>
+      </w:r>
+      <w:r>
+        <w:rPr>
           <w:b/>
           <w:lang w:val="hi_IN" w:bidi="hi_IN"/>
         </w:rPr>
@@ -29243,6 +32617,20 @@
       </w:r>
       <w:r>
         <w:rPr>
+          <w:lang w:val="hi_IN" w:bidi="hi_IN"/>
+        </w:rPr>
+        <w:t>וְ⁠הֵשִׁ֤יב לֵב־אָבוֹת֙ עַל־בָּנִ֔ים וְ⁠לֵ֥ב בָּנִ֖ים עַל־אֲבוֹתָ֑⁠ם</w:t>
+      </w:r>
+    </w:p>
+    <w:p>
+      <w:pPr/>
+      <w:r>
+        <w:rPr>
+          <w:lang w:val="hi_IN" w:bidi="hi_IN"/>
+        </w:rPr>
+      </w:r>
+      <w:r>
+        <w:rPr>
           <w:b/>
           <w:lang w:val="hi_IN" w:bidi="hi_IN"/>
         </w:rPr>
@@ -29366,6 +32754,20 @@
       </w:r>
       <w:r>
         <w:rPr>
+          <w:lang w:val="hi_IN" w:bidi="hi_IN"/>
+        </w:rPr>
+        <w:t>וְ⁠הֵשִׁ֤יב לֵב־אָבוֹת֙ עַל־בָּנִ֔ים וְ⁠לֵ֥ב בָּנִ֖ים עַל־אֲבוֹתָ֑⁠ם</w:t>
+      </w:r>
+    </w:p>
+    <w:p>
+      <w:pPr/>
+      <w:r>
+        <w:rPr>
+          <w:lang w:val="hi_IN" w:bidi="hi_IN"/>
+        </w:rPr>
+      </w:r>
+      <w:r>
+        <w:rPr>
           <w:b/>
           <w:lang w:val="hi_IN" w:bidi="hi_IN"/>
         </w:rPr>
@@ -29481,6 +32883,20 @@
       </w:r>
       <w:r>
         <w:rPr>
+          <w:lang w:val="hi_IN" w:bidi="hi_IN"/>
+        </w:rPr>
+        <w:t>וְ⁠לֵ֥ב בָּנִ֖ים עַל־אֲבוֹתָ֑⁠ם</w:t>
+      </w:r>
+    </w:p>
+    <w:p>
+      <w:pPr/>
+      <w:r>
+        <w:rPr>
+          <w:lang w:val="hi_IN" w:bidi="hi_IN"/>
+        </w:rPr>
+      </w:r>
+      <w:r>
+        <w:rPr>
           <w:b/>
           <w:lang w:val="hi_IN" w:bidi="hi_IN"/>
         </w:rPr>
@@ -29567,6 +32983,20 @@
         <w:rPr>
           <w:lang w:val="hi_IN" w:bidi="hi_IN"/>
         </w:rPr>
+      </w:r>
+    </w:p>
+    <w:p>
+      <w:pPr/>
+      <w:r>
+        <w:rPr>
+          <w:lang w:val="hi_IN" w:bidi="hi_IN"/>
+        </w:rPr>
+      </w:r>
+      <w:r>
+        <w:rPr>
+          <w:lang w:val="hi_IN" w:bidi="hi_IN"/>
+        </w:rPr>
+        <w:t>לֵב &amp; וְ⁠לֵ֥ב</w:t>
       </w:r>
     </w:p>
     <w:p>

--- a/hin/docx/39.content.docx
+++ b/hin/docx/39.content.docx
@@ -28,49 +28,15 @@
       </w:r>
     </w:p>
     <w:p>
-      <w:pPr>
-        <w:pStyle w:val="Heading2"/>
-      </w:pPr>
-      <w:r>
-        <w:rPr>
-          <w:lang w:val="hi_IN" w:bidi="hi_IN"/>
-        </w:rPr>
-        <w:t>License Information</w:t>
-      </w:r>
-      <w:r>
-        <w:rPr>
-          <w:lang w:val="hi_IN" w:bidi="hi_IN"/>
-        </w:rPr>
-      </w:r>
-    </w:p>
-    <w:p>
-      <w:pPr/>
-      <w:r>
-        <w:rPr>
-          <w:lang w:val="hi_IN" w:bidi="hi_IN"/>
-        </w:rPr>
-      </w:r>
-      <w:r>
-        <w:rPr>
-          <w:b/>
-          <w:lang w:val="hi_IN" w:bidi="hi_IN"/>
-        </w:rPr>
-        <w:t>अनुवाद नोट्स (अनफोल्डिंग वर्ड)</w:t>
-      </w:r>
-      <w:r>
-        <w:rPr>
-          <w:lang w:val="hi_IN" w:bidi="hi_IN"/>
-        </w:rPr>
-        <w:t xml:space="preserve"> (Hindi) is based on</w:t>
-      </w:r>
-      <w:r>
-        <w:rPr>
-          <w:lang w:val="hi_IN" w:bidi="hi_IN"/>
-        </w:rPr>
-        <w:t xml:space="preserve">: </w:t>
-      </w:r>
-      <w:r>
-        <w:rPr>
+      <w:pPr/>
+      <w:r>
+        <w:rPr>
+          <w:lang w:val="hi_IN" w:bidi="hi_IN"/>
+        </w:rPr>
+      </w:r>
+      <w:r>
+        <w:rPr>
+          <w:b/>
           <w:lang w:val="hi_IN" w:bidi="hi_IN"/>
         </w:rPr>
         <w:t>unfoldingWord® Translation Notes</w:t>
@@ -79,62 +45,31 @@
         <w:rPr>
           <w:lang w:val="hi_IN" w:bidi="hi_IN"/>
         </w:rPr>
-        <w:t xml:space="preserve">, </w:t>
-      </w:r>
-      <w:hyperlink r:id="rId13">
-        <w:r>
-          <w:rPr>
-            <w:lang w:val="hi_IN" w:bidi="hi_IN"/>
-          </w:rPr>
-          <w:rPr>
-            <w:color w:val="0000EE"/>
-            <w:u w:val="single"/>
-          </w:rPr>
-          <w:t>unfoldingWord</w:t>
-        </w:r>
-      </w:hyperlink>
-      <w:r>
-        <w:rPr>
-          <w:lang w:val="hi_IN" w:bidi="hi_IN"/>
-        </w:rPr>
-        <w:t xml:space="preserve">, 2022, which is licensed under a </w:t>
-      </w:r>
-      <w:hyperlink r:id="rId14">
-        <w:r>
-          <w:rPr>
-            <w:lang w:val="hi_IN" w:bidi="hi_IN"/>
-          </w:rPr>
-          <w:rPr>
-            <w:color w:val="0000EE"/>
-            <w:u w:val="single"/>
-          </w:rPr>
-          <w:t>CC BY-SA 4.0 license</w:t>
-        </w:r>
-      </w:hyperlink>
-      <w:r>
-        <w:rPr>
-          <w:lang w:val="hi_IN" w:bidi="hi_IN"/>
-        </w:rPr>
-        <w:t>.</w:t>
-      </w:r>
-      <w:r>
-        <w:rPr>
-          <w:lang w:val="hi_IN" w:bidi="hi_IN"/>
-        </w:rPr>
-      </w:r>
-    </w:p>
-    <w:p>
-      <w:pPr/>
-      <w:r>
-        <w:rPr>
-          <w:lang w:val="hi_IN" w:bidi="hi_IN"/>
-        </w:rPr>
-      </w:r>
-      <w:r>
-        <w:rPr>
-          <w:lang w:val="hi_IN" w:bidi="hi_IN"/>
-        </w:rPr>
-        <w:t>This PDF version is provided under the same license.</w:t>
+        <w:t xml:space="preserve"> © 2022 unfoldingWord. Released under CC BY-SA 4.0 license. </w:t>
+      </w:r>
+      <w:r>
+        <w:rPr>
+          <w:lang w:val="hi_IN" w:bidi="hi_IN"/>
+        </w:rPr>
+        <w:t>unfoldingWord® Translation Notes</w:t>
+      </w:r>
+      <w:r>
+        <w:rPr>
+          <w:lang w:val="hi_IN" w:bidi="hi_IN"/>
+        </w:rPr>
+        <w:t xml:space="preserve"> has been adapted in the following languages: Tok Pisin, Arabic (عربي), French (Français), Hindi (हिंदी), Indonesian (Bahasa Indonesia), Portuguese (Português), Russian (Русский), Spanish (Español), Swahili (Kiswahili), and Simplified Chinese (简体中文) from </w:t>
+      </w:r>
+      <w:r>
+        <w:rPr>
+          <w:lang w:val="hi_IN" w:bidi="hi_IN"/>
+        </w:rPr>
+        <w:t>unfoldingWord® Translation Notes</w:t>
+      </w:r>
+      <w:r>
+        <w:rPr>
+          <w:lang w:val="hi_IN" w:bidi="hi_IN"/>
+        </w:rPr>
+        <w:t xml:space="preserve"> © 2022 unfoldingWord. Released under CC BY-SA 4.0 license by Mission Mutual</w:t>
       </w:r>
       <w:r>
         <w:rPr>
@@ -382,7 +317,7 @@
         </w:rPr>
         <w:t>पुस्तक के शीर्षक में वर्णन (</w:t>
       </w:r>
-      <w:hyperlink r:id="rId15">
+      <w:hyperlink r:id="rId13">
         <w:r>
           <w:rPr>
             <w:lang w:val="hi_IN" w:bidi="hi_IN"/>
@@ -412,7 +347,7 @@
         </w:rPr>
         <w:t xml:space="preserve">" या "मेरे दूत के द्वारा इस्राएल के लिए कहा हुआ यहोवा का भारी वचन" किया जा सकता है। उस वाक्य में अंतिम अभिव्यक्ति </w:t>
       </w:r>
-      <w:hyperlink r:id="rId16">
+      <w:hyperlink r:id="rId14">
         <w:r>
           <w:rPr>
             <w:lang w:val="hi_IN" w:bidi="hi_IN"/>
@@ -6544,7 +6479,7 @@
           <w:lang w:val="hi_IN" w:bidi="hi_IN"/>
         </w:rPr>
       </w:r>
-      <w:hyperlink r:id="rId17">
+      <w:hyperlink r:id="rId15">
         <w:r>
           <w:rPr>
             <w:lang w:val="hi_IN" w:bidi="hi_IN"/>
@@ -7551,7 +7486,7 @@
         </w:rPr>
         <w:t xml:space="preserve"> शब्द का उपयोग अपनी प्रतिष्ठा के संदर्भ में कर रहे हैं। </w:t>
       </w:r>
-      <w:hyperlink r:id="rId18">
+      <w:hyperlink r:id="rId16">
         <w:r>
           <w:rPr>
             <w:lang w:val="hi_IN" w:bidi="hi_IN"/>
@@ -8152,7 +8087,7 @@
           <w:lang w:val="hi_IN" w:bidi="hi_IN"/>
         </w:rPr>
       </w:r>
-      <w:hyperlink r:id="rId19">
+      <w:hyperlink r:id="rId17">
         <w:r>
           <w:rPr>
             <w:lang w:val="hi_IN" w:bidi="hi_IN"/>
@@ -8306,7 +8241,7 @@
         </w:rPr>
         <w:t xml:space="preserve"> शब्द उपयोग किया गया है। </w:t>
       </w:r>
-      <w:hyperlink r:id="rId19">
+      <w:hyperlink r:id="rId17">
         <w:r>
           <w:rPr>
             <w:lang w:val="hi_IN" w:bidi="hi_IN"/>
@@ -10816,7 +10751,7 @@
         </w:rPr>
         <w:t xml:space="preserve">यहाँ ऐसा प्रतीत होता है कि यहोवा </w:t>
       </w:r>
-      <w:hyperlink r:id="rId20">
+      <w:hyperlink r:id="rId18">
         <w:r>
           <w:rPr>
             <w:lang w:val="hi_IN" w:bidi="hi_IN"/>
@@ -10911,7 +10846,7 @@
         </w:rPr>
         <w:t xml:space="preserve"> यह भी दर्शा सकता है कि यह एक स्थायी वाचा थी जो समाप्त नहीं होगी। </w:t>
       </w:r>
-      <w:hyperlink r:id="rId21">
+      <w:hyperlink r:id="rId19">
         <w:r>
           <w:rPr>
             <w:lang w:val="hi_IN" w:bidi="hi_IN"/>
@@ -11168,7 +11103,7 @@
           <w:lang w:val="hi_IN" w:bidi="hi_IN"/>
         </w:rPr>
       </w:r>
-      <w:hyperlink r:id="rId22">
+      <w:hyperlink r:id="rId20">
         <w:r>
           <w:rPr>
             <w:lang w:val="hi_IN" w:bidi="hi_IN"/>
@@ -13062,7 +12997,7 @@
         </w:rPr>
         <w:t xml:space="preserve"> बनी रहे। वह </w:t>
       </w:r>
-      <w:hyperlink r:id="rId23">
+      <w:hyperlink r:id="rId21">
         <w:r>
           <w:rPr>
             <w:lang w:val="hi_IN" w:bidi="hi_IN"/>
@@ -15958,7 +15893,7 @@
           <w:lang w:val="hi_IN" w:bidi="hi_IN"/>
         </w:rPr>
       </w:r>
-      <w:hyperlink r:id="rId24">
+      <w:hyperlink r:id="rId22">
         <w:r>
           <w:rPr>
             <w:lang w:val="hi_IN" w:bidi="hi_IN"/>
@@ -16411,7 +16346,7 @@
         </w:rPr>
         <w:t xml:space="preserve"> और अनुपयोगी कर दिया हो, जैसे कीटों द्वारा खायी गयी फसलें, जिनका वर्णन </w:t>
       </w:r>
-      <w:hyperlink r:id="rId25">
+      <w:hyperlink r:id="rId23">
         <w:r>
           <w:rPr>
             <w:lang w:val="hi_IN" w:bidi="hi_IN"/>
@@ -16520,7 +16455,7 @@
           <w:lang w:val="hi_IN" w:bidi="hi_IN"/>
         </w:rPr>
       </w:r>
-      <w:hyperlink r:id="rId26">
+      <w:hyperlink r:id="rId24">
         <w:r>
           <w:rPr>
             <w:lang w:val="hi_IN" w:bidi="hi_IN"/>
@@ -16643,7 +16578,7 @@
           <w:lang w:val="hi_IN" w:bidi="hi_IN"/>
         </w:rPr>
       </w:r>
-      <w:hyperlink r:id="rId17">
+      <w:hyperlink r:id="rId15">
         <w:r>
           <w:rPr>
             <w:lang w:val="hi_IN" w:bidi="hi_IN"/>
@@ -21184,7 +21119,7 @@
         </w:rPr>
         <w:t xml:space="preserve">एक ऐसा मुहावरा है जिसका इस्तेमाल इस संस्कृति के लोग आमतौर पर यह बताने के लिए करते थे कि वे कुछ करने वाले हैं। </w:t>
       </w:r>
-      <w:hyperlink r:id="rId27">
+      <w:hyperlink r:id="rId25">
         <w:r>
           <w:rPr>
             <w:lang w:val="hi_IN" w:bidi="hi_IN"/>
@@ -21572,7 +21507,7 @@
         </w:rPr>
         <w:t xml:space="preserve">यहोवा इस शब्द का उपयोग लोगों का ध्यान आकर्षित करने के लिए करते हैं। </w:t>
       </w:r>
-      <w:hyperlink r:id="rId28">
+      <w:hyperlink r:id="rId26">
         <w:r>
           <w:rPr>
             <w:lang w:val="hi_IN" w:bidi="hi_IN"/>
@@ -24189,7 +24124,7 @@
         </w:rPr>
         <w:t xml:space="preserve">। </w:t>
       </w:r>
-      <w:hyperlink r:id="rId23">
+      <w:hyperlink r:id="rId21">
         <w:r>
           <w:rPr>
             <w:lang w:val="hi_IN" w:bidi="hi_IN"/>
@@ -24857,7 +24792,7 @@
         </w:rPr>
         <w:t xml:space="preserve">। </w:t>
       </w:r>
-      <w:hyperlink r:id="rId29">
+      <w:hyperlink r:id="rId27">
         <w:r>
           <w:rPr>
             <w:lang w:val="hi_IN" w:bidi="hi_IN"/>
@@ -29775,7 +29710,7 @@
         </w:rPr>
         <w:t>हालांकि मलाकी के श्रोताओं और बाद में यहूदीयों की पीढ़ियों को हो सकता है कि यह उम्मीद हो कि यह भविष्यवाणी स्वयं एलिय्याह की वापसी से पूरी होगी, यीशु ने समझाया कि यह यूहन्ना बपतिस्मा देने वाले के जीवन और साक्ष्य के माध्यम से पूरा हुआ (</w:t>
       </w:r>
-      <w:hyperlink r:id="rId30">
+      <w:hyperlink r:id="rId28">
         <w:r>
           <w:rPr>
             <w:lang w:val="hi_IN" w:bidi="hi_IN"/>
@@ -31925,7 +31860,7 @@
           <w:lang w:val="hi_IN" w:bidi="hi_IN"/>
         </w:rPr>
       </w:r>
-      <w:hyperlink r:id="rId31">
+      <w:hyperlink r:id="rId29">
         <w:r>
           <w:rPr>
             <w:lang w:val="hi_IN" w:bidi="hi_IN"/>
@@ -32289,7 +32224,7 @@
           <w:lang w:val="hi_IN" w:bidi="hi_IN"/>
         </w:rPr>
       </w:r>
-      <w:hyperlink r:id="rId32">
+      <w:hyperlink r:id="rId30">
         <w:r>
           <w:rPr>
             <w:lang w:val="hi_IN" w:bidi="hi_IN"/>

--- a/hin/docx/39.content.docx
+++ b/hin/docx/39.content.docx
@@ -141,13 +141,6 @@
         <w:rPr>
           <w:lang w:val="hi_IN" w:bidi="hi_IN"/>
         </w:rPr>
-      </w:r>
-      <w:r>
-        <w:rPr>
-          <w:i/>
-          <w:lang w:val="hi_IN" w:bidi="hi_IN"/>
-        </w:rPr>
-        <w:t>मलाकी - परिचय, मलाकी - अध्याय 1 परिचय, मलाकी 1:1 (#1), मलाकी 1:1 (#2), मलाकी 1:1 (#3), मलाकी 1:1 (#4), मलाकी 1:1 (#5), मलाकी 1:2 (#1), मलाकी 1:2 (#2), मलाकी 1:2 (#3), मलाकी 1:2 (#4), मलाकी 1:2 (#5), मलाकी 1:2 (#6), मलाकी 1:2 (#7), मलाकी 1:2 (#8), मलाकी 1:2–3 (#1), मलाकी 1:3 (#1), मलाकी 1:3 (#2), मलाकी 1:3 (#3), मलाकी 1:4 (#1), मलाकी 1:4 (#2), मलाकी 1:4 (#3), मलाकी 1:4 (#4), मलाकी 1:4 (#5), मलाकी 1:5 (#1), मलाकी 1:5 (#2), मलाकी 1:5 (#3), मलाकी 1:6 (#1), मलाकी 1:6 (#2), मलाकी 1:7 (#1), मलाकी 1:7 (#2), मलाकी 1:7 (#3), मलाकी 1:7 (#4), मलाकी 1:8 (#1), मलाकी 1:8 (#2), मलाकी 1:8 (#3), मलाकी 1:8 (#4), मलाकी 1:8 (#5), मलाकी 1:8 (#6), मलाकी 1:8 (#7), मलाकी 1:9 (#1), मलाकी 1:9 (#2), मलाकी 1:9 (#3), मलाकी 1:9 (#4), मलाकी 1:9 (#5), मलाकी 1:9 (#6), मलाकी 1:9 (#7), मलाकी 1:9 (#8), मलाकी 1:9 (#9), मलाकी 1:9 (#10), मलाकी 1:10 (#1), मलाकी 1:10 (#2), मलाकी 1:10 (#3), मलाकी 1:10 (#4), मलाकी 1:11 (#1), मलाकी 1:11 (#2), मलाकी 1:11 (#3), मलाकी 1:11 (#4), मलाकी 1:11 (#5), मलाकी 1:12 (#1), मलाकी 1:12 (#2), मलाकी 1:12 (#3), मलाकी 1:12 (#4), मलाकी 1:12 (#5), मलाकी 1:12 (#6), मलाकी 1:12 (#7), मलाकी 1:12 (#8), मलाकी 1:13 (#1), मलाकी 1:13 (#2), मलाकी 1:13 (#3), मलाकी 1:13 (#4), मलाकी 1:13 (#5), मलाकी 1:13 (#6), मलाकी 1:13 (#7), मलाकी 1:13 (#8), मलाकी 1:14 (#1), मलाकी 1:14 (#2), मलाकी 1:14 (#3), मलाकी 1:14 (#4), मलाकी 1:14 (#5), मलाकी 1:14 (#6), मलाकी - अध्याय 2 परिचय, मलाकी 2:1 (#1), मलाकी 2:2 (#1), मलाकी 2:2 (#2), मलाकी 2:2 (#3), मलाकी 2:2 (#4), मलाकी 2:2 (#5), मलाकी 2:2 (#6), मलाकी 2:2 (#7), मलाकी 2:3 (#1), मलाकी 2:3 (#2), मलाकी 2:3 (#3), मलाकी 2:3 (#4), मलाकी 2:3 (#5), मलाकी 2:4 (#1), मलाकी 2:4 (#2), मलाकी 2:4 (#3), मलाकी 2:5 (#1), मलाकी 2:5 (#2), मलाकी 2:5 (#3), मलाकी 2:5 (#4), मलाकी 2:6 (#1), मलाकी 2:6 (#2), मलाकी 2:6 (#3), मलाकी 2:6 (#4), मलाकी 2:6 (#5), मलाकी 2:6 (#6), मलाकी 2:6 (#7), मलाकी 2:6 (#8), मलाकी 2:6 (#9), मलाकी 2:6 (#10), मलाकी 2:7 (#1), मलाकी 2:7 (#2), मलाकी 2:7 (#3), मलाकी 2:7 (#4), मलाकी 2:7 (#5), मलाकी 2:7 (#6), मलाकी 2:7 (#7), मलाकी 2:8 (#1), मलाकी 2:8 (#2), मलाकी 2:8 (#3), मलाकी 2:8 (#4), मलाकी 2:8 (#5), मलाकी 2:9 (#1), मलाकी 2:9 (#2), मलाकी 2:10 (#1), मलाकी 2:10 (#2), मलाकी 2:10 (#3), मलाकी 2:10 (#4), मलाकी 2:10 (#5), मलाकी 2:11 (#1), मलाकी 2:11 (#2), मलाकी 2:11 (#3), मलाकी 2:11 (#4), मलाकी 2:12 (#1), मलाकी 2:12 (#2), मलाकी 2:12 (#3), मलाकी 2:12 (#4), मलाकी 2:12 (#5), मलाकी 2:13 (#1), मलाकी 2:13 (#2), मलाकी 2:13 (#3), मलाकी 2:13 (#4), मलाकी 2:14 (#1), मलाकी 2:14 (#2), मलाकी 2:14 (#3), मलाकी 2:15 (#1), मलाकी 2:15 (#2), मलाकी 2:15 (#3), मलाकी 2:15 (#4), मलाकी 2:15 (#5), मलाकी 2:16 (#1), मलाकी 2:16 (#2), मलाकी 2:17 (#1), मलाकी 2:17 (#2), मलाकी 2:17 (#3), मलाकी 2:17 (#4), मलाकी 2:17 (#5), मलाकी - अध्याय 3 परिचय, मलाकी 3:1 (#1), मलाकी 3:1 (#2), मलाकी 3:1 (#3), मलाकी 3:1 (#4), मलाकी 3:2 (#1), मलाकी 3:2 (#2), मलाकी 3:2 (#3), मलाकी 3:2 (#4), मलाकी 3:2 (#5), मलाकी 3:3 (#1), मलाकी 3:3 (#2), मलाकी 3:3 (#3), मलाकी 3:4 (#1), मलाकी 3:4 (#2), मलाकी 3:5 (#1), मलाकी 3:5 (#2), मलाकी 3:5 (#3), मलाकी 3:5 (#4), मलाकी 3:5 (#5), मलाकी 3:5 (#6), मलाकी 3:6 (#1), मलाकी 3:6 (#2), मलाकी 3:6 (#3), मलाकी 3:7 (#1), मलाकी 3:7 (#2), मलाकी 3:7 (#3), मलाकी 3:7 (#4), मलाकी 3:8 (#1), मलाकी 3:8 (#2), मलाकी 3:8 (#3), मलाकी 3:9 (#1), मलाकी 3:9 (#2), मलाकी 3:9 (#3), मलाकी 3:9 (#4), मलाकी 3:10 (#1), मलाकी 3:10 (#2), मलाकी 3:10 (#3), मलाकी 3:10 (#4), मलाकी 3:10 (#5), मलाकी 3:11 (#1), मलाकी 3:11 (#2), मलाकी 3:11 (#3), मलाकी 3:11 (#4), मलाकी 3:12 (#1), मलाकी 3:13 (#1), मलाकी 3:13 (#2), मलाकी 3:14 (#1), मलाकी 3:14 (#2), मलाकी 3:14 (#3), मलाकी 3:15 (#1), मलाकी 3:15 (#2), मलाकी 3:15 (#3), मलाकी 3:16 (#1), मलाकी 3:16 (#2), मलाकी 3:16 (#3), मलाकी 3:16 (#4), मलाकी 3:16 (#5), मलाकी 3:16 (#6), मलाकी 3:17 (#1), मलाकी 3:17 (#2), मलाकी 3:17 (#3), मलाकी 3:18 (#1), मलाकी 3:18 (#2), मलाकी 3:18 (#3), मलाकी 3:18 (#4), मलाकी 3:18 (#5), मलाकी - अध्याय 4 परिचय, मलाकी 4:1 (#1), मलाकी 4:1 (#2), मलाकी 4:1 (#3), मलाकी 4:1 (#4), मलाकी 4:1 (#5), मलाकी 4:1 (#6), मलाकी 4:2 (#1), मलाकी 4:2 (#2), मलाकी 4:2 (#3), मलाकी 4:2 (#4), मलाकी 4:2 (#5), मलाकी 4:3 (#1), मलाकी 4:3 (#2), मलाकी 4:3 (#3), मलाकी 4:3 (#4), मलाकी 4:3 (#5), मलाकी 4:4 (#1), मलाकी 4:4 (#2), मलाकी 4:5 (#1), मलाकी 4:5 (#2), मलाकी 4:5 (#3), मलाकी 4:6 (#1), मलाकी 4:6 (#2), मलाकी 4:6 (#3), मलाकी 4:6 (#4)</w:t>
       </w:r>
       <w:r>
         <w:rPr>

--- a/hin/docx/39.content.docx
+++ b/hin/docx/39.content.docx
@@ -19,7 +19,7 @@
         <w:rPr>
           <w:lang w:val="hi_IN" w:bidi="hi_IN"/>
         </w:rPr>
-        <w:t>Resource: अनुवाद नोट्स (अनफोल्डिंग वर्ड)</w:t>
+        <w:t>Resource: unfoldingWord® Translation Notes</w:t>
       </w:r>
       <w:r>
         <w:rPr>
@@ -90,7 +90,7 @@
         <w:rPr>
           <w:lang w:val="hi_IN" w:bidi="hi_IN"/>
         </w:rPr>
-        <w:t>अनुवाद नोट्स (अनफोल्डिंग वर्ड)</w:t>
+        <w:t>unfoldingWord® Translation Notes</w:t>
       </w:r>
     </w:p>
     <w:p>

--- a/hin/docx/39.content.docx
+++ b/hin/docx/39.content.docx
@@ -535,6 +535,20 @@
       </w:r>
       <w:r>
         <w:rPr>
+          <w:lang w:val="hi_IN" w:bidi="hi_IN"/>
+        </w:rPr>
+        <w:t>מַשָּׂ֥א דְבַר־יְהוָ֖ה</w:t>
+      </w:r>
+    </w:p>
+    <w:p>
+      <w:pPr/>
+      <w:r>
+        <w:rPr>
+          <w:lang w:val="hi_IN" w:bidi="hi_IN"/>
+        </w:rPr>
+      </w:r>
+      <w:r>
+        <w:rPr>
           <w:b/>
           <w:lang w:val="hi_IN" w:bidi="hi_IN"/>
         </w:rPr>
@@ -671,6 +685,20 @@
       </w:r>
       <w:r>
         <w:rPr>
+          <w:lang w:val="hi_IN" w:bidi="hi_IN"/>
+        </w:rPr>
+        <w:t>דְבַר־יְהוָ֖ה</w:t>
+      </w:r>
+    </w:p>
+    <w:p>
+      <w:pPr/>
+      <w:r>
+        <w:rPr>
+          <w:lang w:val="hi_IN" w:bidi="hi_IN"/>
+        </w:rPr>
+      </w:r>
+      <w:r>
+        <w:rPr>
           <w:b/>
           <w:lang w:val="hi_IN" w:bidi="hi_IN"/>
         </w:rPr>
@@ -793,6 +821,20 @@
       </w:r>
       <w:r>
         <w:rPr>
+          <w:lang w:val="hi_IN" w:bidi="hi_IN"/>
+        </w:rPr>
+        <w:t>אֶל־יִשְׂרָאֵ֑ל</w:t>
+      </w:r>
+    </w:p>
+    <w:p>
+      <w:pPr/>
+      <w:r>
+        <w:rPr>
+          <w:lang w:val="hi_IN" w:bidi="hi_IN"/>
+        </w:rPr>
+      </w:r>
+      <w:r>
+        <w:rPr>
           <w:b/>
           <w:lang w:val="hi_IN" w:bidi="hi_IN"/>
         </w:rPr>
@@ -889,6 +931,20 @@
       </w:r>
       <w:r>
         <w:rPr>
+          <w:lang w:val="hi_IN" w:bidi="hi_IN"/>
+        </w:rPr>
+        <w:t>בְּ⁠יַ֖ד</w:t>
+      </w:r>
+    </w:p>
+    <w:p>
+      <w:pPr/>
+      <w:r>
+        <w:rPr>
+          <w:lang w:val="hi_IN" w:bidi="hi_IN"/>
+        </w:rPr>
+      </w:r>
+      <w:r>
+        <w:rPr>
           <w:b/>
           <w:lang w:val="hi_IN" w:bidi="hi_IN"/>
         </w:rPr>
@@ -1012,6 +1068,20 @@
       </w:r>
       <w:r>
         <w:rPr>
+          <w:lang w:val="hi_IN" w:bidi="hi_IN"/>
+        </w:rPr>
+        <w:t>מַלְאָכִֽי</w:t>
+      </w:r>
+    </w:p>
+    <w:p>
+      <w:pPr/>
+      <w:r>
+        <w:rPr>
+          <w:lang w:val="hi_IN" w:bidi="hi_IN"/>
+        </w:rPr>
+      </w:r>
+      <w:r>
+        <w:rPr>
           <w:b/>
           <w:lang w:val="hi_IN" w:bidi="hi_IN"/>
         </w:rPr>
@@ -1108,6 +1178,20 @@
       </w:r>
       <w:r>
         <w:rPr>
+          <w:lang w:val="hi_IN" w:bidi="hi_IN"/>
+        </w:rPr>
+        <w:t>אָהַ֤בְתִּי אֶתְ⁠כֶם֙ אָמַ֣ר יְהוָ֔ה</w:t>
+      </w:r>
+    </w:p>
+    <w:p>
+      <w:pPr/>
+      <w:r>
+        <w:rPr>
+          <w:lang w:val="hi_IN" w:bidi="hi_IN"/>
+        </w:rPr>
+      </w:r>
+      <w:r>
+        <w:rPr>
           <w:b/>
           <w:lang w:val="hi_IN" w:bidi="hi_IN"/>
         </w:rPr>
@@ -1205,6 +1289,20 @@
       </w:r>
       <w:r>
         <w:rPr>
+          <w:lang w:val="hi_IN" w:bidi="hi_IN"/>
+        </w:rPr>
+        <w:t>אֶתְ⁠כֶם֙</w:t>
+      </w:r>
+    </w:p>
+    <w:p>
+      <w:pPr/>
+      <w:r>
+        <w:rPr>
+          <w:lang w:val="hi_IN" w:bidi="hi_IN"/>
+        </w:rPr>
+      </w:r>
+      <w:r>
+        <w:rPr>
           <w:b/>
           <w:lang w:val="hi_IN" w:bidi="hi_IN"/>
         </w:rPr>
@@ -1313,6 +1411,20 @@
       </w:r>
       <w:r>
         <w:rPr>
+          <w:lang w:val="hi_IN" w:bidi="hi_IN"/>
+        </w:rPr>
+        <w:t>וַ⁠אֲמַרְתֶּ֖ם</w:t>
+      </w:r>
+    </w:p>
+    <w:p>
+      <w:pPr/>
+      <w:r>
+        <w:rPr>
+          <w:lang w:val="hi_IN" w:bidi="hi_IN"/>
+        </w:rPr>
+      </w:r>
+      <w:r>
+        <w:rPr>
           <w:b/>
           <w:lang w:val="hi_IN" w:bidi="hi_IN"/>
         </w:rPr>
@@ -1410,6 +1522,20 @@
       </w:r>
       <w:r>
         <w:rPr>
+          <w:lang w:val="hi_IN" w:bidi="hi_IN"/>
+        </w:rPr>
+        <w:t>הֲ⁠לוֹא־אָ֨ח עֵשָׂ֤ו לְ⁠יַֽעֲקֹב֙ נְאֻם־יְהוָ֔ה וָ⁠אֹהַ֖ב אֶֽת־יַעֲקֹֽב</w:t>
+      </w:r>
+    </w:p>
+    <w:p>
+      <w:pPr/>
+      <w:r>
+        <w:rPr>
+          <w:lang w:val="hi_IN" w:bidi="hi_IN"/>
+        </w:rPr>
+      </w:r>
+      <w:r>
+        <w:rPr>
           <w:b/>
           <w:lang w:val="hi_IN" w:bidi="hi_IN"/>
         </w:rPr>
@@ -1520,6 +1646,20 @@
       </w:r>
       <w:r>
         <w:rPr>
+          <w:lang w:val="hi_IN" w:bidi="hi_IN"/>
+        </w:rPr>
+        <w:t>הֲ⁠לוֹא־אָ֨ח עֵשָׂ֤ו לְ⁠יַֽעֲקֹב֙</w:t>
+      </w:r>
+    </w:p>
+    <w:p>
+      <w:pPr/>
+      <w:r>
+        <w:rPr>
+          <w:lang w:val="hi_IN" w:bidi="hi_IN"/>
+        </w:rPr>
+      </w:r>
+      <w:r>
+        <w:rPr>
           <w:b/>
           <w:lang w:val="hi_IN" w:bidi="hi_IN"/>
         </w:rPr>
@@ -1617,6 +1757,20 @@
       </w:r>
       <w:r>
         <w:rPr>
+          <w:lang w:val="hi_IN" w:bidi="hi_IN"/>
+        </w:rPr>
+        <w:t>הֲ⁠לוֹא־אָ֨ח עֵשָׂ֤ו לְ⁠יַֽעֲקֹב֙</w:t>
+      </w:r>
+    </w:p>
+    <w:p>
+      <w:pPr/>
+      <w:r>
+        <w:rPr>
+          <w:lang w:val="hi_IN" w:bidi="hi_IN"/>
+        </w:rPr>
+      </w:r>
+      <w:r>
+        <w:rPr>
           <w:b/>
           <w:lang w:val="hi_IN" w:bidi="hi_IN"/>
         </w:rPr>
@@ -1740,6 +1894,20 @@
       </w:r>
       <w:r>
         <w:rPr>
+          <w:lang w:val="hi_IN" w:bidi="hi_IN"/>
+        </w:rPr>
+        <w:t>נְאֻם־יְהוָ֔ה</w:t>
+      </w:r>
+    </w:p>
+    <w:p>
+      <w:pPr/>
+      <w:r>
+        <w:rPr>
+          <w:lang w:val="hi_IN" w:bidi="hi_IN"/>
+        </w:rPr>
+      </w:r>
+      <w:r>
+        <w:rPr>
           <w:b/>
           <w:lang w:val="hi_IN" w:bidi="hi_IN"/>
         </w:rPr>
@@ -1837,6 +2005,20 @@
       </w:r>
       <w:r>
         <w:rPr>
+          <w:lang w:val="hi_IN" w:bidi="hi_IN"/>
+        </w:rPr>
+        <w:t>וָ⁠אֹהַ֖ב אֶֽת־יַעֲקֹֽב</w:t>
+      </w:r>
+    </w:p>
+    <w:p>
+      <w:pPr/>
+      <w:r>
+        <w:rPr>
+          <w:lang w:val="hi_IN" w:bidi="hi_IN"/>
+        </w:rPr>
+      </w:r>
+      <w:r>
+        <w:rPr>
           <w:b/>
           <w:lang w:val="hi_IN" w:bidi="hi_IN"/>
         </w:rPr>
@@ -1947,6 +2129,20 @@
       </w:r>
       <w:r>
         <w:rPr>
+          <w:lang w:val="hi_IN" w:bidi="hi_IN"/>
+        </w:rPr>
+        <w:t>וָ⁠אֹהַ֖ב אֶֽת־יַעֲקֹֽב׃ וְ⁠אֶת־עֵשָׂ֖ו שָׂנֵ֑אתִי</w:t>
+      </w:r>
+    </w:p>
+    <w:p>
+      <w:pPr/>
+      <w:r>
+        <w:rPr>
+          <w:lang w:val="hi_IN" w:bidi="hi_IN"/>
+        </w:rPr>
+      </w:r>
+      <w:r>
+        <w:rPr>
           <w:b/>
           <w:lang w:val="hi_IN" w:bidi="hi_IN"/>
         </w:rPr>
@@ -2096,6 +2292,20 @@
       </w:r>
       <w:r>
         <w:rPr>
+          <w:lang w:val="hi_IN" w:bidi="hi_IN"/>
+        </w:rPr>
+        <w:t>וְ⁠אֶת־עֵשָׂ֖ו שָׂנֵ֑אתִי</w:t>
+      </w:r>
+    </w:p>
+    <w:p>
+      <w:pPr/>
+      <w:r>
+        <w:rPr>
+          <w:lang w:val="hi_IN" w:bidi="hi_IN"/>
+        </w:rPr>
+      </w:r>
+      <w:r>
+        <w:rPr>
           <w:b/>
           <w:lang w:val="hi_IN" w:bidi="hi_IN"/>
         </w:rPr>
@@ -2206,6 +2416,20 @@
       </w:r>
       <w:r>
         <w:rPr>
+          <w:lang w:val="hi_IN" w:bidi="hi_IN"/>
+        </w:rPr>
+        <w:t>שְׁמָמָ֔ה</w:t>
+      </w:r>
+    </w:p>
+    <w:p>
+      <w:pPr/>
+      <w:r>
+        <w:rPr>
+          <w:lang w:val="hi_IN" w:bidi="hi_IN"/>
+        </w:rPr>
+      </w:r>
+      <w:r>
+        <w:rPr>
           <w:b/>
           <w:lang w:val="hi_IN" w:bidi="hi_IN"/>
         </w:rPr>
@@ -2316,6 +2540,20 @@
       </w:r>
       <w:r>
         <w:rPr>
+          <w:lang w:val="hi_IN" w:bidi="hi_IN"/>
+        </w:rPr>
+        <w:t>לְ⁠תַנּ֥וֹת</w:t>
+      </w:r>
+    </w:p>
+    <w:p>
+      <w:pPr/>
+      <w:r>
+        <w:rPr>
+          <w:lang w:val="hi_IN" w:bidi="hi_IN"/>
+        </w:rPr>
+      </w:r>
+      <w:r>
+        <w:rPr>
           <w:b/>
           <w:lang w:val="hi_IN" w:bidi="hi_IN"/>
         </w:rPr>
@@ -2432,6 +2670,20 @@
       </w:r>
       <w:r>
         <w:rPr>
+          <w:lang w:val="hi_IN" w:bidi="hi_IN"/>
+        </w:rPr>
+        <w:t>כִּֽי־תֹאמַ֨ר אֱד֜וֹם</w:t>
+      </w:r>
+    </w:p>
+    <w:p>
+      <w:pPr/>
+      <w:r>
+        <w:rPr>
+          <w:lang w:val="hi_IN" w:bidi="hi_IN"/>
+        </w:rPr>
+      </w:r>
+      <w:r>
+        <w:rPr>
           <w:b/>
           <w:lang w:val="hi_IN" w:bidi="hi_IN"/>
         </w:rPr>
@@ -2541,6 +2793,20 @@
       </w:r>
       <w:r>
         <w:rPr>
+          <w:lang w:val="hi_IN" w:bidi="hi_IN"/>
+        </w:rPr>
+        <w:t>רֻשַּׁ֗שְׁנוּ</w:t>
+      </w:r>
+    </w:p>
+    <w:p>
+      <w:pPr/>
+      <w:r>
+        <w:rPr>
+          <w:lang w:val="hi_IN" w:bidi="hi_IN"/>
+        </w:rPr>
+      </w:r>
+      <w:r>
+        <w:rPr>
           <w:b/>
           <w:lang w:val="hi_IN" w:bidi="hi_IN"/>
         </w:rPr>
@@ -2664,6 +2930,20 @@
       </w:r>
       <w:r>
         <w:rPr>
+          <w:lang w:val="hi_IN" w:bidi="hi_IN"/>
+        </w:rPr>
+        <w:t>וְ⁠קָרְא֤וּ לָ⁠הֶם֙ גְּב֣וּל רִשְׁעָ֔ה וְ⁠הָ⁠עָ֛ם אֲשֶׁר־זָעַ֥ם יְהוָ֖ה עַד־עוֹלָֽם</w:t>
+      </w:r>
+    </w:p>
+    <w:p>
+      <w:pPr/>
+      <w:r>
+        <w:rPr>
+          <w:lang w:val="hi_IN" w:bidi="hi_IN"/>
+        </w:rPr>
+      </w:r>
+      <w:r>
+        <w:rPr>
           <w:b/>
           <w:lang w:val="hi_IN" w:bidi="hi_IN"/>
         </w:rPr>
@@ -2761,6 +3041,20 @@
       </w:r>
       <w:r>
         <w:rPr>
+          <w:lang w:val="hi_IN" w:bidi="hi_IN"/>
+        </w:rPr>
+        <w:t>וְ⁠קָרְא֤וּ לָ⁠הֶם֙</w:t>
+      </w:r>
+    </w:p>
+    <w:p>
+      <w:pPr/>
+      <w:r>
+        <w:rPr>
+          <w:lang w:val="hi_IN" w:bidi="hi_IN"/>
+        </w:rPr>
+      </w:r>
+      <w:r>
+        <w:rPr>
           <w:b/>
           <w:lang w:val="hi_IN" w:bidi="hi_IN"/>
         </w:rPr>
@@ -2895,6 +3189,20 @@
       </w:r>
       <w:r>
         <w:rPr>
+          <w:lang w:val="hi_IN" w:bidi="hi_IN"/>
+        </w:rPr>
+        <w:t>גְּב֣וּל רִשְׁעָ֔ה</w:t>
+      </w:r>
+    </w:p>
+    <w:p>
+      <w:pPr/>
+      <w:r>
+        <w:rPr>
+          <w:lang w:val="hi_IN" w:bidi="hi_IN"/>
+        </w:rPr>
+      </w:r>
+      <w:r>
+        <w:rPr>
           <w:b/>
           <w:lang w:val="hi_IN" w:bidi="hi_IN"/>
         </w:rPr>
@@ -3018,6 +3326,20 @@
       </w:r>
       <w:r>
         <w:rPr>
+          <w:lang w:val="hi_IN" w:bidi="hi_IN"/>
+        </w:rPr>
+        <w:t>וְ⁠עֵינֵי⁠כֶ֖ם תִּרְאֶ֑ינָה וְ⁠אַתֶּ֤ם תֹּֽאמְרוּ֙ יִגְדַּ֣ל יְהוָ֔ה מֵ⁠עַ֖ל לִ⁠גְב֥וּל יִשְׂרָאֵֽל</w:t>
+      </w:r>
+    </w:p>
+    <w:p>
+      <w:pPr/>
+      <w:r>
+        <w:rPr>
+          <w:lang w:val="hi_IN" w:bidi="hi_IN"/>
+        </w:rPr>
+      </w:r>
+      <w:r>
+        <w:rPr>
           <w:b/>
           <w:lang w:val="hi_IN" w:bidi="hi_IN"/>
         </w:rPr>
@@ -3163,6 +3485,20 @@
       </w:r>
       <w:r>
         <w:rPr>
+          <w:lang w:val="hi_IN" w:bidi="hi_IN"/>
+        </w:rPr>
+        <w:t>וְ⁠עֵינֵי⁠כֶ֖ם תִּרְאֶ֑ינָה</w:t>
+      </w:r>
+    </w:p>
+    <w:p>
+      <w:pPr/>
+      <w:r>
+        <w:rPr>
+          <w:lang w:val="hi_IN" w:bidi="hi_IN"/>
+        </w:rPr>
+      </w:r>
+      <w:r>
+        <w:rPr>
           <w:b/>
           <w:lang w:val="hi_IN" w:bidi="hi_IN"/>
         </w:rPr>
@@ -3285,6 +3621,20 @@
       </w:r>
       <w:r>
         <w:rPr>
+          <w:lang w:val="hi_IN" w:bidi="hi_IN"/>
+        </w:rPr>
+        <w:t>וְ⁠עֵינֵי⁠כֶ֖ם תִּרְאֶ֑ינָה וְ⁠אַתֶּ֤ם תֹּֽאמְרוּ֙ יִגְדַּ֣ל יְהוָ֔ה מֵ⁠עַ֖ל לִ⁠גְב֥וּל יִשְׂרָאֵֽל</w:t>
+      </w:r>
+    </w:p>
+    <w:p>
+      <w:pPr/>
+      <w:r>
+        <w:rPr>
+          <w:lang w:val="hi_IN" w:bidi="hi_IN"/>
+        </w:rPr>
+      </w:r>
+      <w:r>
+        <w:rPr>
           <w:b/>
           <w:lang w:val="hi_IN" w:bidi="hi_IN"/>
         </w:rPr>
@@ -3382,6 +3732,20 @@
       </w:r>
       <w:r>
         <w:rPr>
+          <w:lang w:val="hi_IN" w:bidi="hi_IN"/>
+        </w:rPr>
+        <w:t>וְ⁠אִם־אָ֣ב אָ֣נִי אַיֵּ֣ה כְבוֹדִ֡⁠י וְ⁠אִם־אֲדוֹנִ֣ים אָנִי֩ אַיֵּ֨ה מוֹרָאִ֜⁠י</w:t>
+      </w:r>
+    </w:p>
+    <w:p>
+      <w:pPr/>
+      <w:r>
+        <w:rPr>
+          <w:lang w:val="hi_IN" w:bidi="hi_IN"/>
+        </w:rPr>
+      </w:r>
+      <w:r>
+        <w:rPr>
           <w:b/>
           <w:lang w:val="hi_IN" w:bidi="hi_IN"/>
         </w:rPr>
@@ -3479,6 +3843,20 @@
       </w:r>
       <w:r>
         <w:rPr>
+          <w:lang w:val="hi_IN" w:bidi="hi_IN"/>
+        </w:rPr>
+        <w:t>שְׁמִ֔⁠י &amp; אֶת־שְׁמֶֽ⁠ךָ</w:t>
+      </w:r>
+    </w:p>
+    <w:p>
+      <w:pPr/>
+      <w:r>
+        <w:rPr>
+          <w:lang w:val="hi_IN" w:bidi="hi_IN"/>
+        </w:rPr>
+      </w:r>
+      <w:r>
+        <w:rPr>
           <w:b/>
           <w:lang w:val="hi_IN" w:bidi="hi_IN"/>
         </w:rPr>
@@ -3588,6 +3966,20 @@
       </w:r>
       <w:r>
         <w:rPr>
+          <w:lang w:val="hi_IN" w:bidi="hi_IN"/>
+        </w:rPr>
+        <w:t>לֶ֣חֶם מְגֹאָ֔ל</w:t>
+      </w:r>
+    </w:p>
+    <w:p>
+      <w:pPr/>
+      <w:r>
+        <w:rPr>
+          <w:lang w:val="hi_IN" w:bidi="hi_IN"/>
+        </w:rPr>
+      </w:r>
+      <w:r>
+        <w:rPr>
           <w:b/>
           <w:lang w:val="hi_IN" w:bidi="hi_IN"/>
         </w:rPr>
@@ -3683,6 +4075,20 @@
       </w:r>
       <w:r>
         <w:rPr>
+          <w:lang w:val="hi_IN" w:bidi="hi_IN"/>
+        </w:rPr>
+        <w:t>וַ⁠אֲמַרְתֶּ֖ם בַּ⁠מֶּ֣ה גֵֽאַלְנ֑וּ⁠ךָ בֶּ⁠אֱמָרְ⁠כֶ֕ם שֻׁלְחַ֥ן יְהוָ֖ה נִבְזֶ֥ה הֽוּא</w:t>
+      </w:r>
+    </w:p>
+    <w:p>
+      <w:pPr/>
+      <w:r>
+        <w:rPr>
+          <w:lang w:val="hi_IN" w:bidi="hi_IN"/>
+        </w:rPr>
+      </w:r>
+      <w:r>
+        <w:rPr>
           <w:b/>
           <w:lang w:val="hi_IN" w:bidi="hi_IN"/>
         </w:rPr>
@@ -3780,6 +4186,20 @@
       </w:r>
       <w:r>
         <w:rPr>
+          <w:lang w:val="hi_IN" w:bidi="hi_IN"/>
+        </w:rPr>
+        <w:t>שֻׁלְחַ֥ן יְהוָ֖ה נִבְזֶ֥ה הֽוּא</w:t>
+      </w:r>
+    </w:p>
+    <w:p>
+      <w:pPr/>
+      <w:r>
+        <w:rPr>
+          <w:lang w:val="hi_IN" w:bidi="hi_IN"/>
+        </w:rPr>
+      </w:r>
+      <w:r>
+        <w:rPr>
           <w:b/>
           <w:lang w:val="hi_IN" w:bidi="hi_IN"/>
         </w:rPr>
@@ -3877,6 +4297,20 @@
       </w:r>
       <w:r>
         <w:rPr>
+          <w:lang w:val="hi_IN" w:bidi="hi_IN"/>
+        </w:rPr>
+        <w:t>שֻׁלְחַ֥ן יְהוָ֖ה</w:t>
+      </w:r>
+    </w:p>
+    <w:p>
+      <w:pPr/>
+      <w:r>
+        <w:rPr>
+          <w:lang w:val="hi_IN" w:bidi="hi_IN"/>
+        </w:rPr>
+      </w:r>
+      <w:r>
+        <w:rPr>
           <w:b/>
           <w:lang w:val="hi_IN" w:bidi="hi_IN"/>
         </w:rPr>
@@ -3973,6 +4407,20 @@
       </w:r>
       <w:r>
         <w:rPr>
+          <w:lang w:val="hi_IN" w:bidi="hi_IN"/>
+        </w:rPr>
+        <w:t>וְ⁠כִֽי־תַגִּשׁ֨וּ⁠ן עִוֵּ֤ר לִ⁠זְבֹּ֨חַ֙ אֵ֣ין רָ֔ע וְ⁠כִ֥י תַגִּ֛ישׁוּ פִּסֵּ֥חַ וְ⁠חֹלֶ֖ה אֵ֣ין רָ֑ע</w:t>
+      </w:r>
+    </w:p>
+    <w:p>
+      <w:pPr/>
+      <w:r>
+        <w:rPr>
+          <w:lang w:val="hi_IN" w:bidi="hi_IN"/>
+        </w:rPr>
+      </w:r>
+      <w:r>
+        <w:rPr>
           <w:b/>
           <w:lang w:val="hi_IN" w:bidi="hi_IN"/>
         </w:rPr>
@@ -4082,6 +4530,20 @@
       </w:r>
       <w:r>
         <w:rPr>
+          <w:lang w:val="hi_IN" w:bidi="hi_IN"/>
+        </w:rPr>
+        <w:t>עִוֵּ֤ר &amp; פִּסֵּ֥חַ וְ⁠חֹלֶ֖ה</w:t>
+      </w:r>
+    </w:p>
+    <w:p>
+      <w:pPr/>
+      <w:r>
+        <w:rPr>
+          <w:lang w:val="hi_IN" w:bidi="hi_IN"/>
+        </w:rPr>
+      </w:r>
+      <w:r>
+        <w:rPr>
           <w:b/>
           <w:lang w:val="hi_IN" w:bidi="hi_IN"/>
         </w:rPr>
@@ -4192,6 +4654,20 @@
       </w:r>
       <w:r>
         <w:rPr>
+          <w:lang w:val="hi_IN" w:bidi="hi_IN"/>
+        </w:rPr>
+        <w:t>הַקְרִיבֵ֨⁠הוּ</w:t>
+      </w:r>
+    </w:p>
+    <w:p>
+      <w:pPr/>
+      <w:r>
+        <w:rPr>
+          <w:lang w:val="hi_IN" w:bidi="hi_IN"/>
+        </w:rPr>
+      </w:r>
+      <w:r>
+        <w:rPr>
           <w:b/>
           <w:lang w:val="hi_IN" w:bidi="hi_IN"/>
         </w:rPr>
@@ -4315,6 +4791,20 @@
       </w:r>
       <w:r>
         <w:rPr>
+          <w:lang w:val="hi_IN" w:bidi="hi_IN"/>
+        </w:rPr>
+        <w:t>לְ⁠פֶחָתֶ֗⁠ךָ הֲ⁠יִּרְצְ⁠ךָ֙ &amp; פָנֶ֔י⁠ךָ</w:t>
+      </w:r>
+    </w:p>
+    <w:p>
+      <w:pPr/>
+      <w:r>
+        <w:rPr>
+          <w:lang w:val="hi_IN" w:bidi="hi_IN"/>
+        </w:rPr>
+      </w:r>
+      <w:r>
+        <w:rPr>
           <w:b/>
           <w:lang w:val="hi_IN" w:bidi="hi_IN"/>
         </w:rPr>
@@ -4445,6 +4935,20 @@
       </w:r>
       <w:r>
         <w:rPr>
+          <w:lang w:val="hi_IN" w:bidi="hi_IN"/>
+        </w:rPr>
+        <w:t>הֲ⁠יִּרְצְ⁠ךָ֙ א֚וֹ הֲ⁠יִשָּׂ֣א פָנֶ֔י⁠ךָ</w:t>
+      </w:r>
+    </w:p>
+    <w:p>
+      <w:pPr/>
+      <w:r>
+        <w:rPr>
+          <w:lang w:val="hi_IN" w:bidi="hi_IN"/>
+        </w:rPr>
+      </w:r>
+      <w:r>
+        <w:rPr>
           <w:b/>
           <w:lang w:val="hi_IN" w:bidi="hi_IN"/>
         </w:rPr>
@@ -4542,6 +5046,20 @@
       </w:r>
       <w:r>
         <w:rPr>
+          <w:lang w:val="hi_IN" w:bidi="hi_IN"/>
+        </w:rPr>
+        <w:t>הֲ⁠יִּרְצְ⁠ךָ֙ א֚וֹ הֲ⁠יִשָּׂ֣א פָנֶ֔י⁠ךָ</w:t>
+      </w:r>
+    </w:p>
+    <w:p>
+      <w:pPr/>
+      <w:r>
+        <w:rPr>
+          <w:lang w:val="hi_IN" w:bidi="hi_IN"/>
+        </w:rPr>
+      </w:r>
+      <w:r>
+        <w:rPr>
           <w:b/>
           <w:lang w:val="hi_IN" w:bidi="hi_IN"/>
         </w:rPr>
@@ -4703,6 +5221,20 @@
       </w:r>
       <w:r>
         <w:rPr>
+          <w:lang w:val="hi_IN" w:bidi="hi_IN"/>
+        </w:rPr>
+        <w:t>א֚וֹ הֲ⁠יִשָּׂ֣א פָנֶ֔י⁠ךָ</w:t>
+      </w:r>
+    </w:p>
+    <w:p>
+      <w:pPr/>
+      <w:r>
+        <w:rPr>
+          <w:lang w:val="hi_IN" w:bidi="hi_IN"/>
+        </w:rPr>
+      </w:r>
+      <w:r>
+        <w:rPr>
           <w:b/>
           <w:lang w:val="hi_IN" w:bidi="hi_IN"/>
         </w:rPr>
@@ -4825,6 +5357,20 @@
       </w:r>
       <w:r>
         <w:rPr>
+          <w:lang w:val="hi_IN" w:bidi="hi_IN"/>
+        </w:rPr>
+        <w:t>וְ⁠עַתָּ֛ה</w:t>
+      </w:r>
+    </w:p>
+    <w:p>
+      <w:pPr/>
+      <w:r>
+        <w:rPr>
+          <w:lang w:val="hi_IN" w:bidi="hi_IN"/>
+        </w:rPr>
+      </w:r>
+      <w:r>
+        <w:rPr>
           <w:b/>
           <w:lang w:val="hi_IN" w:bidi="hi_IN"/>
         </w:rPr>
@@ -4934,6 +5480,20 @@
       </w:r>
       <w:r>
         <w:rPr>
+          <w:lang w:val="hi_IN" w:bidi="hi_IN"/>
+        </w:rPr>
+        <w:t>פְנֵי־אֵ֖ל וִֽ⁠יחָנֵ֑⁠נוּ</w:t>
+      </w:r>
+    </w:p>
+    <w:p>
+      <w:pPr/>
+      <w:r>
+        <w:rPr>
+          <w:lang w:val="hi_IN" w:bidi="hi_IN"/>
+        </w:rPr>
+      </w:r>
+      <w:r>
+        <w:rPr>
           <w:b/>
           <w:lang w:val="hi_IN" w:bidi="hi_IN"/>
         </w:rPr>
@@ -5031,6 +5591,20 @@
       </w:r>
       <w:r>
         <w:rPr>
+          <w:lang w:val="hi_IN" w:bidi="hi_IN"/>
+        </w:rPr>
+        <w:t>פְנֵי־אֵ֖ל</w:t>
+      </w:r>
+    </w:p>
+    <w:p>
+      <w:pPr/>
+      <w:r>
+        <w:rPr>
+          <w:lang w:val="hi_IN" w:bidi="hi_IN"/>
+        </w:rPr>
+      </w:r>
+      <w:r>
+        <w:rPr>
           <w:b/>
           <w:lang w:val="hi_IN" w:bidi="hi_IN"/>
         </w:rPr>
@@ -5166,6 +5740,20 @@
       </w:r>
       <w:r>
         <w:rPr>
+          <w:lang w:val="hi_IN" w:bidi="hi_IN"/>
+        </w:rPr>
+        <w:t>פְנֵי־אֵ֖ל</w:t>
+      </w:r>
+    </w:p>
+    <w:p>
+      <w:pPr/>
+      <w:r>
+        <w:rPr>
+          <w:lang w:val="hi_IN" w:bidi="hi_IN"/>
+        </w:rPr>
+      </w:r>
+      <w:r>
+        <w:rPr>
           <w:b/>
           <w:lang w:val="hi_IN" w:bidi="hi_IN"/>
         </w:rPr>
@@ -5275,6 +5863,20 @@
       </w:r>
       <w:r>
         <w:rPr>
+          <w:lang w:val="hi_IN" w:bidi="hi_IN"/>
+        </w:rPr>
+        <w:t>וִֽ⁠יחָנֵ֑⁠נוּ</w:t>
+      </w:r>
+    </w:p>
+    <w:p>
+      <w:pPr/>
+      <w:r>
+        <w:rPr>
+          <w:lang w:val="hi_IN" w:bidi="hi_IN"/>
+        </w:rPr>
+      </w:r>
+      <w:r>
+        <w:rPr>
           <w:b/>
           <w:lang w:val="hi_IN" w:bidi="hi_IN"/>
         </w:rPr>
@@ -5385,6 +5987,20 @@
       </w:r>
       <w:r>
         <w:rPr>
+          <w:lang w:val="hi_IN" w:bidi="hi_IN"/>
+        </w:rPr>
+        <w:t>מִ⁠יֶּדְ⁠כֶם֙ הָ֣יְתָה זֹּ֔את</w:t>
+      </w:r>
+    </w:p>
+    <w:p>
+      <w:pPr/>
+      <w:r>
+        <w:rPr>
+          <w:lang w:val="hi_IN" w:bidi="hi_IN"/>
+        </w:rPr>
+      </w:r>
+      <w:r>
+        <w:rPr>
           <w:b/>
           <w:lang w:val="hi_IN" w:bidi="hi_IN"/>
         </w:rPr>
@@ -5495,6 +6111,20 @@
       </w:r>
       <w:r>
         <w:rPr>
+          <w:lang w:val="hi_IN" w:bidi="hi_IN"/>
+        </w:rPr>
+        <w:t>מִ⁠יֶּדְ⁠כֶם֙</w:t>
+      </w:r>
+    </w:p>
+    <w:p>
+      <w:pPr/>
+      <w:r>
+        <w:rPr>
+          <w:lang w:val="hi_IN" w:bidi="hi_IN"/>
+        </w:rPr>
+      </w:r>
+      <w:r>
+        <w:rPr>
           <w:b/>
           <w:lang w:val="hi_IN" w:bidi="hi_IN"/>
         </w:rPr>
@@ -5594,6 +6224,20 @@
         <w:rPr>
           <w:lang w:val="hi_IN" w:bidi="hi_IN"/>
         </w:rPr>
+      </w:r>
+    </w:p>
+    <w:p>
+      <w:pPr/>
+      <w:r>
+        <w:rPr>
+          <w:lang w:val="hi_IN" w:bidi="hi_IN"/>
+        </w:rPr>
+      </w:r>
+      <w:r>
+        <w:rPr>
+          <w:lang w:val="hi_IN" w:bidi="hi_IN"/>
+        </w:rPr>
+        <w:t>מִ⁠יֶּדְ⁠כֶם֙</w:t>
       </w:r>
     </w:p>
     <w:p>
@@ -5810,6 +6454,20 @@
       </w:r>
       <w:r>
         <w:rPr>
+          <w:lang w:val="hi_IN" w:bidi="hi_IN"/>
+        </w:rPr>
+        <w:t>הֲ⁠יִשָּׂ֤א מִ⁠כֶּם֙ פָּנִ֔ים</w:t>
+      </w:r>
+    </w:p>
+    <w:p>
+      <w:pPr/>
+      <w:r>
+        <w:rPr>
+          <w:lang w:val="hi_IN" w:bidi="hi_IN"/>
+        </w:rPr>
+      </w:r>
+      <w:r>
+        <w:rPr>
           <w:b/>
           <w:lang w:val="hi_IN" w:bidi="hi_IN"/>
         </w:rPr>
@@ -5931,6 +6589,20 @@
       </w:r>
       <w:r>
         <w:rPr>
+          <w:lang w:val="hi_IN" w:bidi="hi_IN"/>
+        </w:rPr>
+        <w:t>מִ֤י גַם־בָּ⁠כֶם֙ וְ⁠יִסְגֹּ֣ר דְּלָתַ֔יִם וְ⁠לֹֽא־תָאִ֥ירוּ מִזְבְּחִ֖⁠י חִנָּ֑ם</w:t>
+      </w:r>
+    </w:p>
+    <w:p>
+      <w:pPr/>
+      <w:r>
+        <w:rPr>
+          <w:lang w:val="hi_IN" w:bidi="hi_IN"/>
+        </w:rPr>
+      </w:r>
+      <w:r>
+        <w:rPr>
           <w:b/>
           <w:lang w:val="hi_IN" w:bidi="hi_IN"/>
         </w:rPr>
@@ -6028,6 +6700,20 @@
       </w:r>
       <w:r>
         <w:rPr>
+          <w:lang w:val="hi_IN" w:bidi="hi_IN"/>
+        </w:rPr>
+        <w:t>דְּלָתַ֔יִם</w:t>
+      </w:r>
+    </w:p>
+    <w:p>
+      <w:pPr/>
+      <w:r>
+        <w:rPr>
+          <w:lang w:val="hi_IN" w:bidi="hi_IN"/>
+        </w:rPr>
+      </w:r>
+      <w:r>
+        <w:rPr>
           <w:b/>
           <w:lang w:val="hi_IN" w:bidi="hi_IN"/>
         </w:rPr>
@@ -6138,6 +6824,20 @@
       </w:r>
       <w:r>
         <w:rPr>
+          <w:lang w:val="hi_IN" w:bidi="hi_IN"/>
+        </w:rPr>
+        <w:t>אֶרְצֶ֥ה מִ⁠יֶּדְ⁠כֶֽם</w:t>
+      </w:r>
+    </w:p>
+    <w:p>
+      <w:pPr/>
+      <w:r>
+        <w:rPr>
+          <w:lang w:val="hi_IN" w:bidi="hi_IN"/>
+        </w:rPr>
+      </w:r>
+      <w:r>
+        <w:rPr>
           <w:b/>
           <w:lang w:val="hi_IN" w:bidi="hi_IN"/>
         </w:rPr>
@@ -6248,6 +6948,20 @@
       </w:r>
       <w:r>
         <w:rPr>
+          <w:lang w:val="hi_IN" w:bidi="hi_IN"/>
+        </w:rPr>
+        <w:t>מִ⁠יֶּדְ⁠כֶֽם</w:t>
+      </w:r>
+    </w:p>
+    <w:p>
+      <w:pPr/>
+      <w:r>
+        <w:rPr>
+          <w:lang w:val="hi_IN" w:bidi="hi_IN"/>
+        </w:rPr>
+      </w:r>
+      <w:r>
+        <w:rPr>
           <w:b/>
           <w:lang w:val="hi_IN" w:bidi="hi_IN"/>
         </w:rPr>
@@ -6358,6 +7072,20 @@
       </w:r>
       <w:r>
         <w:rPr>
+          <w:lang w:val="hi_IN" w:bidi="hi_IN"/>
+        </w:rPr>
+        <w:t>מִ⁠מִּזְרַח־שֶׁ֜מֶשׁ וְ⁠עַד־מְבוֹא֗⁠וֹ</w:t>
+      </w:r>
+    </w:p>
+    <w:p>
+      <w:pPr/>
+      <w:r>
+        <w:rPr>
+          <w:lang w:val="hi_IN" w:bidi="hi_IN"/>
+        </w:rPr>
+      </w:r>
+      <w:r>
+        <w:rPr>
           <w:b/>
           <w:lang w:val="hi_IN" w:bidi="hi_IN"/>
         </w:rPr>
@@ -6481,6 +7209,20 @@
       </w:r>
       <w:r>
         <w:rPr>
+          <w:lang w:val="hi_IN" w:bidi="hi_IN"/>
+        </w:rPr>
+        <w:t>מִ⁠מִּזְרַח־שֶׁ֜מֶשׁ וְ⁠עַד־מְבוֹא֗⁠וֹ</w:t>
+      </w:r>
+    </w:p>
+    <w:p>
+      <w:pPr/>
+      <w:r>
+        <w:rPr>
+          <w:lang w:val="hi_IN" w:bidi="hi_IN"/>
+        </w:rPr>
+      </w:r>
+      <w:r>
+        <w:rPr>
           <w:b/>
           <w:lang w:val="hi_IN" w:bidi="hi_IN"/>
         </w:rPr>
@@ -6567,6 +7309,20 @@
         <w:rPr>
           <w:lang w:val="hi_IN" w:bidi="hi_IN"/>
         </w:rPr>
+      </w:r>
+    </w:p>
+    <w:p>
+      <w:pPr/>
+      <w:r>
+        <w:rPr>
+          <w:lang w:val="hi_IN" w:bidi="hi_IN"/>
+        </w:rPr>
+      </w:r>
+      <w:r>
+        <w:rPr>
+          <w:lang w:val="hi_IN" w:bidi="hi_IN"/>
+        </w:rPr>
+        <w:t>גָּד֤וֹל שְׁמִ⁠י֙ &amp; גָד֤וֹל שְׁמִ⁠י֙</w:t>
       </w:r>
     </w:p>
     <w:p>
@@ -6705,6 +7461,20 @@
       </w:r>
       <w:r>
         <w:rPr>
+          <w:lang w:val="hi_IN" w:bidi="hi_IN"/>
+        </w:rPr>
+        <w:t>גָּד֤וֹל שְׁמִ⁠י֙</w:t>
+      </w:r>
+    </w:p>
+    <w:p>
+      <w:pPr/>
+      <w:r>
+        <w:rPr>
+          <w:lang w:val="hi_IN" w:bidi="hi_IN"/>
+        </w:rPr>
+      </w:r>
+      <w:r>
+        <w:rPr>
           <w:b/>
           <w:lang w:val="hi_IN" w:bidi="hi_IN"/>
         </w:rPr>
@@ -6788,6 +7558,20 @@
       </w:r>
       <w:r>
         <w:rPr>
+          <w:lang w:val="hi_IN" w:bidi="hi_IN"/>
+        </w:rPr>
+        <w:t>לִ⁠שְׁמִ֖⁠י</w:t>
+      </w:r>
+    </w:p>
+    <w:p>
+      <w:pPr/>
+      <w:r>
+        <w:rPr>
+          <w:lang w:val="hi_IN" w:bidi="hi_IN"/>
+        </w:rPr>
+      </w:r>
+      <w:r>
+        <w:rPr>
           <w:b/>
           <w:lang w:val="hi_IN" w:bidi="hi_IN"/>
         </w:rPr>
@@ -6910,6 +7694,20 @@
       </w:r>
       <w:r>
         <w:rPr>
+          <w:lang w:val="hi_IN" w:bidi="hi_IN"/>
+        </w:rPr>
+        <w:t>וְ⁠אַתֶּ֖ם מְחַלְּלִ֣ים אוֹת֑⁠וֹ</w:t>
+      </w:r>
+    </w:p>
+    <w:p>
+      <w:pPr/>
+      <w:r>
+        <w:rPr>
+          <w:lang w:val="hi_IN" w:bidi="hi_IN"/>
+        </w:rPr>
+      </w:r>
+      <w:r>
+        <w:rPr>
           <w:b/>
           <w:lang w:val="hi_IN" w:bidi="hi_IN"/>
         </w:rPr>
@@ -7032,6 +7830,20 @@
       </w:r>
       <w:r>
         <w:rPr>
+          <w:lang w:val="hi_IN" w:bidi="hi_IN"/>
+        </w:rPr>
+        <w:t>וְ⁠אַתֶּ֖ם מְחַלְּלִ֣ים אוֹת֑⁠וֹ בֶּ⁠אֱמָרְ⁠כֶ֗ם שֻׁלְחַ֤ן אֲדֹנָ⁠י֙ מְגֹאָ֣ל ה֔וּא וְ⁠נִיב֖⁠וֹ נִבְזֶ֥ה אָכְלֽ⁠וֹ</w:t>
+      </w:r>
+    </w:p>
+    <w:p>
+      <w:pPr/>
+      <w:r>
+        <w:rPr>
+          <w:lang w:val="hi_IN" w:bidi="hi_IN"/>
+        </w:rPr>
+      </w:r>
+      <w:r>
+        <w:rPr>
           <w:b/>
           <w:lang w:val="hi_IN" w:bidi="hi_IN"/>
         </w:rPr>
@@ -7130,6 +7942,20 @@
         <w:rPr>
           <w:lang w:val="hi_IN" w:bidi="hi_IN"/>
         </w:rPr>
+      </w:r>
+    </w:p>
+    <w:p>
+      <w:pPr/>
+      <w:r>
+        <w:rPr>
+          <w:lang w:val="hi_IN" w:bidi="hi_IN"/>
+        </w:rPr>
+      </w:r>
+      <w:r>
+        <w:rPr>
+          <w:lang w:val="hi_IN" w:bidi="hi_IN"/>
+        </w:rPr>
+        <w:t>שֻׁלְחַ֤ן אֲדֹנָ⁠י֙</w:t>
       </w:r>
     </w:p>
     <w:p>
@@ -7248,6 +8074,20 @@
       </w:r>
       <w:r>
         <w:rPr>
+          <w:lang w:val="hi_IN" w:bidi="hi_IN"/>
+        </w:rPr>
+        <w:t>אֲדֹנָ⁠י֙</w:t>
+      </w:r>
+    </w:p>
+    <w:p>
+      <w:pPr/>
+      <w:r>
+        <w:rPr>
+          <w:lang w:val="hi_IN" w:bidi="hi_IN"/>
+        </w:rPr>
+      </w:r>
+      <w:r>
+        <w:rPr>
           <w:b/>
           <w:lang w:val="hi_IN" w:bidi="hi_IN"/>
         </w:rPr>
@@ -7402,6 +8242,20 @@
       </w:r>
       <w:r>
         <w:rPr>
+          <w:lang w:val="hi_IN" w:bidi="hi_IN"/>
+        </w:rPr>
+        <w:t>מְגֹאָ֣ל ה֔וּא</w:t>
+      </w:r>
+    </w:p>
+    <w:p>
+      <w:pPr/>
+      <w:r>
+        <w:rPr>
+          <w:lang w:val="hi_IN" w:bidi="hi_IN"/>
+        </w:rPr>
+      </w:r>
+      <w:r>
+        <w:rPr>
           <w:b/>
           <w:lang w:val="hi_IN" w:bidi="hi_IN"/>
         </w:rPr>
@@ -7499,6 +8353,20 @@
       </w:r>
       <w:r>
         <w:rPr>
+          <w:lang w:val="hi_IN" w:bidi="hi_IN"/>
+        </w:rPr>
+        <w:t>וְ⁠נִיב֖⁠וֹ</w:t>
+      </w:r>
+    </w:p>
+    <w:p>
+      <w:pPr/>
+      <w:r>
+        <w:rPr>
+          <w:lang w:val="hi_IN" w:bidi="hi_IN"/>
+        </w:rPr>
+      </w:r>
+      <w:r>
+        <w:rPr>
           <w:b/>
           <w:lang w:val="hi_IN" w:bidi="hi_IN"/>
         </w:rPr>
@@ -7622,6 +8490,20 @@
       </w:r>
       <w:r>
         <w:rPr>
+          <w:lang w:val="hi_IN" w:bidi="hi_IN"/>
+        </w:rPr>
+        <w:t>אָכְלֽ⁠וֹ</w:t>
+      </w:r>
+    </w:p>
+    <w:p>
+      <w:pPr/>
+      <w:r>
+        <w:rPr>
+          <w:lang w:val="hi_IN" w:bidi="hi_IN"/>
+        </w:rPr>
+      </w:r>
+      <w:r>
+        <w:rPr>
           <w:b/>
           <w:lang w:val="hi_IN" w:bidi="hi_IN"/>
         </w:rPr>
@@ -7732,6 +8614,20 @@
       </w:r>
       <w:r>
         <w:rPr>
+          <w:lang w:val="hi_IN" w:bidi="hi_IN"/>
+        </w:rPr>
+        <w:t>נִבְזֶ֥ה</w:t>
+      </w:r>
+    </w:p>
+    <w:p>
+      <w:pPr/>
+      <w:r>
+        <w:rPr>
+          <w:lang w:val="hi_IN" w:bidi="hi_IN"/>
+        </w:rPr>
+      </w:r>
+      <w:r>
+        <w:rPr>
           <w:b/>
           <w:lang w:val="hi_IN" w:bidi="hi_IN"/>
         </w:rPr>
@@ -7827,6 +8723,20 @@
       </w:r>
       <w:r>
         <w:rPr>
+          <w:lang w:val="hi_IN" w:bidi="hi_IN"/>
+        </w:rPr>
+        <w:t>וַ⁠אֲמַרְתֶּם֩ הִנֵּ֨ה מַ⁠תְּלָאָ֜ה</w:t>
+      </w:r>
+    </w:p>
+    <w:p>
+      <w:pPr/>
+      <w:r>
+        <w:rPr>
+          <w:lang w:val="hi_IN" w:bidi="hi_IN"/>
+        </w:rPr>
+      </w:r>
+      <w:r>
+        <w:rPr>
           <w:b/>
           <w:lang w:val="hi_IN" w:bidi="hi_IN"/>
         </w:rPr>
@@ -7936,6 +8846,20 @@
       </w:r>
       <w:r>
         <w:rPr>
+          <w:lang w:val="hi_IN" w:bidi="hi_IN"/>
+        </w:rPr>
+        <w:t>הִנֵּ֨ה</w:t>
+      </w:r>
+    </w:p>
+    <w:p>
+      <w:pPr/>
+      <w:r>
+        <w:rPr>
+          <w:lang w:val="hi_IN" w:bidi="hi_IN"/>
+        </w:rPr>
+      </w:r>
+      <w:r>
+        <w:rPr>
           <w:b/>
           <w:lang w:val="hi_IN" w:bidi="hi_IN"/>
         </w:rPr>
@@ -8031,6 +8955,20 @@
       </w:r>
       <w:r>
         <w:rPr>
+          <w:lang w:val="hi_IN" w:bidi="hi_IN"/>
+        </w:rPr>
+        <w:t>מַ⁠תְּלָאָ֜ה</w:t>
+      </w:r>
+    </w:p>
+    <w:p>
+      <w:pPr/>
+      <w:r>
+        <w:rPr>
+          <w:lang w:val="hi_IN" w:bidi="hi_IN"/>
+        </w:rPr>
+      </w:r>
+      <w:r>
+        <w:rPr>
           <w:b/>
           <w:lang w:val="hi_IN" w:bidi="hi_IN"/>
         </w:rPr>
@@ -8128,6 +9066,20 @@
       </w:r>
       <w:r>
         <w:rPr>
+          <w:lang w:val="hi_IN" w:bidi="hi_IN"/>
+        </w:rPr>
+        <w:t>וְ⁠הִפַּחְתֶּ֣ם אוֹת֗⁠וֹ</w:t>
+      </w:r>
+    </w:p>
+    <w:p>
+      <w:pPr/>
+      <w:r>
+        <w:rPr>
+          <w:lang w:val="hi_IN" w:bidi="hi_IN"/>
+        </w:rPr>
+      </w:r>
+      <w:r>
+        <w:rPr>
           <w:b/>
           <w:lang w:val="hi_IN" w:bidi="hi_IN"/>
         </w:rPr>
@@ -8251,6 +9203,20 @@
       </w:r>
       <w:r>
         <w:rPr>
+          <w:lang w:val="hi_IN" w:bidi="hi_IN"/>
+        </w:rPr>
+        <w:t>גָּז֗וּל וְ⁠אֶת־הַ⁠פִּסֵּ֨חַ֙ וְ⁠אֶת־הַ֣⁠חוֹלֶ֔ה</w:t>
+      </w:r>
+    </w:p>
+    <w:p>
+      <w:pPr/>
+      <w:r>
+        <w:rPr>
+          <w:lang w:val="hi_IN" w:bidi="hi_IN"/>
+        </w:rPr>
+      </w:r>
+      <w:r>
+        <w:rPr>
           <w:b/>
           <w:lang w:val="hi_IN" w:bidi="hi_IN"/>
         </w:rPr>
@@ -8451,6 +9417,20 @@
       </w:r>
       <w:r>
         <w:rPr>
+          <w:lang w:val="hi_IN" w:bidi="hi_IN"/>
+        </w:rPr>
+        <w:t>גָּז֗וּל</w:t>
+      </w:r>
+    </w:p>
+    <w:p>
+      <w:pPr/>
+      <w:r>
+        <w:rPr>
+          <w:lang w:val="hi_IN" w:bidi="hi_IN"/>
+        </w:rPr>
+      </w:r>
+      <w:r>
+        <w:rPr>
           <w:b/>
           <w:lang w:val="hi_IN" w:bidi="hi_IN"/>
         </w:rPr>
@@ -8578,6 +9558,20 @@
       </w:r>
       <w:r>
         <w:rPr>
+          <w:lang w:val="hi_IN" w:bidi="hi_IN"/>
+        </w:rPr>
+        <w:t>גָּז֗וּל</w:t>
+      </w:r>
+    </w:p>
+    <w:p>
+      <w:pPr/>
+      <w:r>
+        <w:rPr>
+          <w:lang w:val="hi_IN" w:bidi="hi_IN"/>
+        </w:rPr>
+      </w:r>
+      <w:r>
+        <w:rPr>
           <w:b/>
           <w:lang w:val="hi_IN" w:bidi="hi_IN"/>
         </w:rPr>
@@ -8688,6 +9682,20 @@
       </w:r>
       <w:r>
         <w:rPr>
+          <w:lang w:val="hi_IN" w:bidi="hi_IN"/>
+        </w:rPr>
+        <w:t>הַ⁠אֶרְצֶ֥ה אוֹתָ֛⁠הּ מִ⁠יֶּדְ⁠כֶ֖ם</w:t>
+      </w:r>
+    </w:p>
+    <w:p>
+      <w:pPr/>
+      <w:r>
+        <w:rPr>
+          <w:lang w:val="hi_IN" w:bidi="hi_IN"/>
+        </w:rPr>
+      </w:r>
+      <w:r>
+        <w:rPr>
           <w:b/>
           <w:lang w:val="hi_IN" w:bidi="hi_IN"/>
         </w:rPr>
@@ -8785,6 +9793,20 @@
       </w:r>
       <w:r>
         <w:rPr>
+          <w:lang w:val="hi_IN" w:bidi="hi_IN"/>
+        </w:rPr>
+        <w:t>וְ⁠אָר֣וּר נוֹכֵ֗ל וְ⁠יֵ֤שׁ בְּ⁠עֶדְר⁠וֹ֙ זָכָ֔ר וְ⁠נֹדֵ֛ר וְ⁠זֹבֵ֥חַ מָשְׁחָ֖ת לַֽ⁠אדֹנָ֑⁠י</w:t>
+      </w:r>
+    </w:p>
+    <w:p>
+      <w:pPr/>
+      <w:r>
+        <w:rPr>
+          <w:lang w:val="hi_IN" w:bidi="hi_IN"/>
+        </w:rPr>
+      </w:r>
+      <w:r>
+        <w:rPr>
           <w:b/>
           <w:lang w:val="hi_IN" w:bidi="hi_IN"/>
         </w:rPr>
@@ -8900,6 +9922,20 @@
       </w:r>
       <w:r>
         <w:rPr>
+          <w:lang w:val="hi_IN" w:bidi="hi_IN"/>
+        </w:rPr>
+        <w:t>וְ⁠אָר֣וּר</w:t>
+      </w:r>
+    </w:p>
+    <w:p>
+      <w:pPr/>
+      <w:r>
+        <w:rPr>
+          <w:lang w:val="hi_IN" w:bidi="hi_IN"/>
+        </w:rPr>
+      </w:r>
+      <w:r>
+        <w:rPr>
           <w:b/>
           <w:lang w:val="hi_IN" w:bidi="hi_IN"/>
         </w:rPr>
@@ -8997,6 +10033,20 @@
       </w:r>
       <w:r>
         <w:rPr>
+          <w:lang w:val="hi_IN" w:bidi="hi_IN"/>
+        </w:rPr>
+        <w:t>וְ⁠יֵ֤שׁ בְּ⁠עֶדְר⁠וֹ֙ זָכָ֔ר</w:t>
+      </w:r>
+    </w:p>
+    <w:p>
+      <w:pPr/>
+      <w:r>
+        <w:rPr>
+          <w:lang w:val="hi_IN" w:bidi="hi_IN"/>
+        </w:rPr>
+      </w:r>
+      <w:r>
+        <w:rPr>
           <w:b/>
           <w:lang w:val="hi_IN" w:bidi="hi_IN"/>
         </w:rPr>
@@ -9107,6 +10157,20 @@
       </w:r>
       <w:r>
         <w:rPr>
+          <w:lang w:val="hi_IN" w:bidi="hi_IN"/>
+        </w:rPr>
+        <w:t>מָשְׁחָ֖ת</w:t>
+      </w:r>
+    </w:p>
+    <w:p>
+      <w:pPr/>
+      <w:r>
+        <w:rPr>
+          <w:lang w:val="hi_IN" w:bidi="hi_IN"/>
+        </w:rPr>
+      </w:r>
+      <w:r>
+        <w:rPr>
           <w:b/>
           <w:lang w:val="hi_IN" w:bidi="hi_IN"/>
         </w:rPr>
@@ -9241,6 +10305,20 @@
       </w:r>
       <w:r>
         <w:rPr>
+          <w:lang w:val="hi_IN" w:bidi="hi_IN"/>
+        </w:rPr>
+        <w:t>לַֽ⁠אדֹנָ֑⁠י &amp; אָמַר֙ יְהוָ֣ה צְבָא֔וֹת</w:t>
+      </w:r>
+    </w:p>
+    <w:p>
+      <w:pPr/>
+      <w:r>
+        <w:rPr>
+          <w:lang w:val="hi_IN" w:bidi="hi_IN"/>
+        </w:rPr>
+      </w:r>
+      <w:r>
+        <w:rPr>
           <w:b/>
           <w:lang w:val="hi_IN" w:bidi="hi_IN"/>
         </w:rPr>
@@ -9340,6 +10418,20 @@
         <w:rPr>
           <w:lang w:val="hi_IN" w:bidi="hi_IN"/>
         </w:rPr>
+      </w:r>
+    </w:p>
+    <w:p>
+      <w:pPr/>
+      <w:r>
+        <w:rPr>
+          <w:lang w:val="hi_IN" w:bidi="hi_IN"/>
+        </w:rPr>
+      </w:r>
+      <w:r>
+        <w:rPr>
+          <w:lang w:val="hi_IN" w:bidi="hi_IN"/>
+        </w:rPr>
+        <w:t>וּ⁠שְׁמִ֖⁠י נוֹרָ֥א בַ⁠גּוֹיִֽם</w:t>
       </w:r>
     </w:p>
     <w:p>
@@ -9568,6 +10660,20 @@
       </w:r>
       <w:r>
         <w:rPr>
+          <w:lang w:val="hi_IN" w:bidi="hi_IN"/>
+        </w:rPr>
+        <w:t>לֹ֣א תִשְׁמְע֡וּ</w:t>
+      </w:r>
+    </w:p>
+    <w:p>
+      <w:pPr/>
+      <w:r>
+        <w:rPr>
+          <w:lang w:val="hi_IN" w:bidi="hi_IN"/>
+        </w:rPr>
+      </w:r>
+      <w:r>
+        <w:rPr>
           <w:b/>
           <w:lang w:val="hi_IN" w:bidi="hi_IN"/>
         </w:rPr>
@@ -9678,6 +10784,20 @@
       </w:r>
       <w:r>
         <w:rPr>
+          <w:lang w:val="hi_IN" w:bidi="hi_IN"/>
+        </w:rPr>
+        <w:t>לֹא֩ תָשִׂ֨ימוּ עַל־לֵ֜ב &amp; אֵינְ⁠כֶ֖ם שָׂמִ֥ים עַל־לֵֽב</w:t>
+      </w:r>
+    </w:p>
+    <w:p>
+      <w:pPr/>
+      <w:r>
+        <w:rPr>
+          <w:lang w:val="hi_IN" w:bidi="hi_IN"/>
+        </w:rPr>
+      </w:r>
+      <w:r>
+        <w:rPr>
           <w:b/>
           <w:lang w:val="hi_IN" w:bidi="hi_IN"/>
         </w:rPr>
@@ -9775,6 +10895,20 @@
       </w:r>
       <w:r>
         <w:rPr>
+          <w:lang w:val="hi_IN" w:bidi="hi_IN"/>
+        </w:rPr>
+        <w:t>לָ⁠תֵ֧ת כָּב֣וֹד לִ⁠שְׁמִ֗⁠י</w:t>
+      </w:r>
+    </w:p>
+    <w:p>
+      <w:pPr/>
+      <w:r>
+        <w:rPr>
+          <w:lang w:val="hi_IN" w:bidi="hi_IN"/>
+        </w:rPr>
+      </w:r>
+      <w:r>
+        <w:rPr>
           <w:b/>
           <w:lang w:val="hi_IN" w:bidi="hi_IN"/>
         </w:rPr>
@@ -9898,6 +11032,20 @@
       </w:r>
       <w:r>
         <w:rPr>
+          <w:lang w:val="hi_IN" w:bidi="hi_IN"/>
+        </w:rPr>
+        <w:t>לִ⁠שְׁמִ֗⁠י</w:t>
+      </w:r>
+    </w:p>
+    <w:p>
+      <w:pPr/>
+      <w:r>
+        <w:rPr>
+          <w:lang w:val="hi_IN" w:bidi="hi_IN"/>
+        </w:rPr>
+      </w:r>
+      <w:r>
+        <w:rPr>
           <w:b/>
           <w:lang w:val="hi_IN" w:bidi="hi_IN"/>
         </w:rPr>
@@ -10008,6 +11156,20 @@
       </w:r>
       <w:r>
         <w:rPr>
+          <w:lang w:val="hi_IN" w:bidi="hi_IN"/>
+        </w:rPr>
+        <w:t>וְ⁠שִׁלַּחְתִּ֤י בָ⁠כֶם֙ אֶת־הַ⁠מְּאֵרָ֔ה</w:t>
+      </w:r>
+    </w:p>
+    <w:p>
+      <w:pPr/>
+      <w:r>
+        <w:rPr>
+          <w:lang w:val="hi_IN" w:bidi="hi_IN"/>
+        </w:rPr>
+      </w:r>
+      <w:r>
+        <w:rPr>
           <w:b/>
           <w:lang w:val="hi_IN" w:bidi="hi_IN"/>
         </w:rPr>
@@ -10144,6 +11306,20 @@
       </w:r>
       <w:r>
         <w:rPr>
+          <w:lang w:val="hi_IN" w:bidi="hi_IN"/>
+        </w:rPr>
+        <w:t>וְ⁠אָרוֹתִ֖י אֶת־בִּרְכֽוֹתֵי⁠כֶ֑ם</w:t>
+      </w:r>
+    </w:p>
+    <w:p>
+      <w:pPr/>
+      <w:r>
+        <w:rPr>
+          <w:lang w:val="hi_IN" w:bidi="hi_IN"/>
+        </w:rPr>
+      </w:r>
+      <w:r>
+        <w:rPr>
           <w:b/>
           <w:lang w:val="hi_IN" w:bidi="hi_IN"/>
         </w:rPr>
@@ -10278,6 +11454,20 @@
       </w:r>
       <w:r>
         <w:rPr>
+          <w:lang w:val="hi_IN" w:bidi="hi_IN"/>
+        </w:rPr>
+        <w:t>אָרוֹתִ֔י⁠הָ</w:t>
+      </w:r>
+    </w:p>
+    <w:p>
+      <w:pPr/>
+      <w:r>
+        <w:rPr>
+          <w:lang w:val="hi_IN" w:bidi="hi_IN"/>
+        </w:rPr>
+      </w:r>
+      <w:r>
+        <w:rPr>
           <w:b/>
           <w:lang w:val="hi_IN" w:bidi="hi_IN"/>
         </w:rPr>
@@ -10401,6 +11591,20 @@
       </w:r>
       <w:r>
         <w:rPr>
+          <w:lang w:val="hi_IN" w:bidi="hi_IN"/>
+        </w:rPr>
+        <w:t>הִנְ⁠נִ֨י גֹעֵ֤ר</w:t>
+      </w:r>
+    </w:p>
+    <w:p>
+      <w:pPr/>
+      <w:r>
+        <w:rPr>
+          <w:lang w:val="hi_IN" w:bidi="hi_IN"/>
+        </w:rPr>
+      </w:r>
+      <w:r>
+        <w:rPr>
           <w:b/>
           <w:lang w:val="hi_IN" w:bidi="hi_IN"/>
         </w:rPr>
@@ -10511,6 +11715,20 @@
       </w:r>
       <w:r>
         <w:rPr>
+          <w:lang w:val="hi_IN" w:bidi="hi_IN"/>
+        </w:rPr>
+        <w:t>גֹעֵ֤ר לָ⁠כֶם֙ אֶת־הַ⁠זֶּ֔רַע</w:t>
+      </w:r>
+    </w:p>
+    <w:p>
+      <w:pPr/>
+      <w:r>
+        <w:rPr>
+          <w:lang w:val="hi_IN" w:bidi="hi_IN"/>
+        </w:rPr>
+      </w:r>
+      <w:r>
+        <w:rPr>
           <w:b/>
           <w:lang w:val="hi_IN" w:bidi="hi_IN"/>
         </w:rPr>
@@ -10646,6 +11864,20 @@
       </w:r>
       <w:r>
         <w:rPr>
+          <w:lang w:val="hi_IN" w:bidi="hi_IN"/>
+        </w:rPr>
+        <w:t>וְ⁠זֵרִ֤יתִי פֶ֨רֶשׁ֙ עַל־פְּנֵי⁠כֶ֔ם</w:t>
+      </w:r>
+    </w:p>
+    <w:p>
+      <w:pPr/>
+      <w:r>
+        <w:rPr>
+          <w:lang w:val="hi_IN" w:bidi="hi_IN"/>
+        </w:rPr>
+      </w:r>
+      <w:r>
+        <w:rPr>
           <w:b/>
           <w:lang w:val="hi_IN" w:bidi="hi_IN"/>
         </w:rPr>
@@ -10769,6 +12001,20 @@
       </w:r>
       <w:r>
         <w:rPr>
+          <w:lang w:val="hi_IN" w:bidi="hi_IN"/>
+        </w:rPr>
+        <w:t>פֶּ֖רֶשׁ חַגֵּי⁠כֶ֑ם</w:t>
+      </w:r>
+    </w:p>
+    <w:p>
+      <w:pPr/>
+      <w:r>
+        <w:rPr>
+          <w:lang w:val="hi_IN" w:bidi="hi_IN"/>
+        </w:rPr>
+      </w:r>
+      <w:r>
+        <w:rPr>
           <w:b/>
           <w:lang w:val="hi_IN" w:bidi="hi_IN"/>
         </w:rPr>
@@ -10879,6 +12125,20 @@
       </w:r>
       <w:r>
         <w:rPr>
+          <w:lang w:val="hi_IN" w:bidi="hi_IN"/>
+        </w:rPr>
+        <w:t>וְ⁠נָשָׂ֥א אֶתְ⁠כֶ֖ם אֵלָֽי⁠ו</w:t>
+      </w:r>
+    </w:p>
+    <w:p>
+      <w:pPr/>
+      <w:r>
+        <w:rPr>
+          <w:lang w:val="hi_IN" w:bidi="hi_IN"/>
+        </w:rPr>
+      </w:r>
+      <w:r>
+        <w:rPr>
           <w:b/>
           <w:lang w:val="hi_IN" w:bidi="hi_IN"/>
         </w:rPr>
@@ -11002,6 +12262,20 @@
       </w:r>
       <w:r>
         <w:rPr>
+          <w:lang w:val="hi_IN" w:bidi="hi_IN"/>
+        </w:rPr>
+        <w:t>שִׁלַּ֣חְתִּי אֲלֵי⁠כֶ֔ם אֵ֖ת הַ⁠מִּצְוָ֣ה הַ⁠זֹּ֑את</w:t>
+      </w:r>
+    </w:p>
+    <w:p>
+      <w:pPr/>
+      <w:r>
+        <w:rPr>
+          <w:lang w:val="hi_IN" w:bidi="hi_IN"/>
+        </w:rPr>
+      </w:r>
+      <w:r>
+        <w:rPr>
           <w:b/>
           <w:lang w:val="hi_IN" w:bidi="hi_IN"/>
         </w:rPr>
@@ -11114,6 +12388,20 @@
         <w:rPr>
           <w:lang w:val="hi_IN" w:bidi="hi_IN"/>
         </w:rPr>
+      </w:r>
+    </w:p>
+    <w:p>
+      <w:pPr/>
+      <w:r>
+        <w:rPr>
+          <w:lang w:val="hi_IN" w:bidi="hi_IN"/>
+        </w:rPr>
+      </w:r>
+      <w:r>
+        <w:rPr>
+          <w:lang w:val="hi_IN" w:bidi="hi_IN"/>
+        </w:rPr>
+        <w:t>לִֽ⁠הְי֤וֹת בְּרִיתִ⁠י֙ אֶת־לֵוִ֔י</w:t>
       </w:r>
     </w:p>
     <w:p>
@@ -11278,6 +12566,20 @@
       </w:r>
       <w:r>
         <w:rPr>
+          <w:lang w:val="hi_IN" w:bidi="hi_IN"/>
+        </w:rPr>
+        <w:t>לֵוִ֔י</w:t>
+      </w:r>
+    </w:p>
+    <w:p>
+      <w:pPr/>
+      <w:r>
+        <w:rPr>
+          <w:lang w:val="hi_IN" w:bidi="hi_IN"/>
+        </w:rPr>
+      </w:r>
+      <w:r>
+        <w:rPr>
           <w:b/>
           <w:lang w:val="hi_IN" w:bidi="hi_IN"/>
         </w:rPr>
@@ -11374,6 +12676,20 @@
       </w:r>
       <w:r>
         <w:rPr>
+          <w:lang w:val="hi_IN" w:bidi="hi_IN"/>
+        </w:rPr>
+        <w:t>בְּרִיתִ֣⁠י ׀ הָיְתָ֣ה אִתּ֗⁠וֹ הַֽ⁠חַיִּים֙ וְ⁠הַ֨⁠שָּׁל֔וֹם</w:t>
+      </w:r>
+    </w:p>
+    <w:p>
+      <w:pPr/>
+      <w:r>
+        <w:rPr>
+          <w:lang w:val="hi_IN" w:bidi="hi_IN"/>
+        </w:rPr>
+      </w:r>
+      <w:r>
+        <w:rPr>
           <w:b/>
           <w:lang w:val="hi_IN" w:bidi="hi_IN"/>
         </w:rPr>
@@ -11497,6 +12813,20 @@
       </w:r>
       <w:r>
         <w:rPr>
+          <w:lang w:val="hi_IN" w:bidi="hi_IN"/>
+        </w:rPr>
+        <w:t>הָיְתָ֣ה אִתּ֗⁠וֹ &amp; ל֥⁠וֹ &amp; וַ⁠יִּֽירָאֵ֑⁠נִי &amp; נִחַ֥ת הֽוּא</w:t>
+      </w:r>
+    </w:p>
+    <w:p>
+      <w:pPr/>
+      <w:r>
+        <w:rPr>
+          <w:lang w:val="hi_IN" w:bidi="hi_IN"/>
+        </w:rPr>
+      </w:r>
+      <w:r>
+        <w:rPr>
           <w:b/>
           <w:lang w:val="hi_IN" w:bidi="hi_IN"/>
         </w:rPr>
@@ -11606,6 +12936,20 @@
       </w:r>
       <w:r>
         <w:rPr>
+          <w:lang w:val="hi_IN" w:bidi="hi_IN"/>
+        </w:rPr>
+        <w:t>וַ⁠יִּֽירָאֵ֑⁠נִי וּ⁠מִ⁠פְּנֵ֥י שְׁמִ֖⁠י נִחַ֥ת הֽוּא</w:t>
+      </w:r>
+    </w:p>
+    <w:p>
+      <w:pPr/>
+      <w:r>
+        <w:rPr>
+          <w:lang w:val="hi_IN" w:bidi="hi_IN"/>
+        </w:rPr>
+      </w:r>
+      <w:r>
+        <w:rPr>
           <w:b/>
           <w:lang w:val="hi_IN" w:bidi="hi_IN"/>
         </w:rPr>
@@ -11715,6 +13059,20 @@
       </w:r>
       <w:r>
         <w:rPr>
+          <w:lang w:val="hi_IN" w:bidi="hi_IN"/>
+        </w:rPr>
+        <w:t>שְׁמִ֖⁠י</w:t>
+      </w:r>
+    </w:p>
+    <w:p>
+      <w:pPr/>
+      <w:r>
+        <w:rPr>
+          <w:lang w:val="hi_IN" w:bidi="hi_IN"/>
+        </w:rPr>
+      </w:r>
+      <w:r>
+        <w:rPr>
           <w:b/>
           <w:lang w:val="hi_IN" w:bidi="hi_IN"/>
         </w:rPr>
@@ -11811,6 +13169,20 @@
       </w:r>
       <w:r>
         <w:rPr>
+          <w:lang w:val="hi_IN" w:bidi="hi_IN"/>
+        </w:rPr>
+        <w:t>בְּ⁠פִ֔י⁠הוּ &amp; בִ⁠שְׂפָתָ֑י⁠ו &amp; הָלַ֣ךְ &amp; הֵשִׁ֥יב</w:t>
+      </w:r>
+    </w:p>
+    <w:p>
+      <w:pPr/>
+      <w:r>
+        <w:rPr>
+          <w:lang w:val="hi_IN" w:bidi="hi_IN"/>
+        </w:rPr>
+      </w:r>
+      <w:r>
+        <w:rPr>
           <w:b/>
           <w:lang w:val="hi_IN" w:bidi="hi_IN"/>
         </w:rPr>
@@ -11932,6 +13304,20 @@
       </w:r>
       <w:r>
         <w:rPr>
+          <w:lang w:val="hi_IN" w:bidi="hi_IN"/>
+        </w:rPr>
+        <w:t>תּוֹרַ֤ת אֱמֶת֙ הָיְתָ֣ה בְּ⁠פִ֔י⁠הוּ</w:t>
+      </w:r>
+    </w:p>
+    <w:p>
+      <w:pPr/>
+      <w:r>
+        <w:rPr>
+          <w:lang w:val="hi_IN" w:bidi="hi_IN"/>
+        </w:rPr>
+      </w:r>
+      <w:r>
+        <w:rPr>
           <w:b/>
           <w:lang w:val="hi_IN" w:bidi="hi_IN"/>
         </w:rPr>
@@ -12068,6 +13454,20 @@
       </w:r>
       <w:r>
         <w:rPr>
+          <w:lang w:val="hi_IN" w:bidi="hi_IN"/>
+        </w:rPr>
+        <w:t>תּוֹרַ֤ת אֱמֶת֙ הָיְתָ֣ה בְּ⁠פִ֔י⁠הוּ</w:t>
+      </w:r>
+    </w:p>
+    <w:p>
+      <w:pPr/>
+      <w:r>
+        <w:rPr>
+          <w:lang w:val="hi_IN" w:bidi="hi_IN"/>
+        </w:rPr>
+      </w:r>
+      <w:r>
+        <w:rPr>
           <w:b/>
           <w:lang w:val="hi_IN" w:bidi="hi_IN"/>
         </w:rPr>
@@ -12178,6 +13578,20 @@
       </w:r>
       <w:r>
         <w:rPr>
+          <w:lang w:val="hi_IN" w:bidi="hi_IN"/>
+        </w:rPr>
+        <w:t>וְ⁠עַוְלָ֖ה לֹא־נִמְצָ֣א בִ⁠שְׂפָתָ֑י⁠ו</w:t>
+      </w:r>
+    </w:p>
+    <w:p>
+      <w:pPr/>
+      <w:r>
+        <w:rPr>
+          <w:lang w:val="hi_IN" w:bidi="hi_IN"/>
+        </w:rPr>
+      </w:r>
+      <w:r>
+        <w:rPr>
           <w:b/>
           <w:lang w:val="hi_IN" w:bidi="hi_IN"/>
         </w:rPr>
@@ -12288,6 +13702,20 @@
       </w:r>
       <w:r>
         <w:rPr>
+          <w:lang w:val="hi_IN" w:bidi="hi_IN"/>
+        </w:rPr>
+        <w:t>וְ⁠עַוְלָ֖ה לֹא־נִמְצָ֣א בִ⁠שְׂפָתָ֑י⁠ו</w:t>
+      </w:r>
+    </w:p>
+    <w:p>
+      <w:pPr/>
+      <w:r>
+        <w:rPr>
+          <w:lang w:val="hi_IN" w:bidi="hi_IN"/>
+        </w:rPr>
+      </w:r>
+      <w:r>
+        <w:rPr>
           <w:b/>
           <w:lang w:val="hi_IN" w:bidi="hi_IN"/>
         </w:rPr>
@@ -12398,6 +13826,20 @@
       </w:r>
       <w:r>
         <w:rPr>
+          <w:lang w:val="hi_IN" w:bidi="hi_IN"/>
+        </w:rPr>
+        <w:t>וְ⁠עַוְלָ֖ה לֹא־נִמְצָ֣א בִ⁠שְׂפָתָ֑י⁠ו</w:t>
+      </w:r>
+    </w:p>
+    <w:p>
+      <w:pPr/>
+      <w:r>
+        <w:rPr>
+          <w:lang w:val="hi_IN" w:bidi="hi_IN"/>
+        </w:rPr>
+      </w:r>
+      <w:r>
+        <w:rPr>
           <w:b/>
           <w:lang w:val="hi_IN" w:bidi="hi_IN"/>
         </w:rPr>
@@ -12494,6 +13936,20 @@
       </w:r>
       <w:r>
         <w:rPr>
+          <w:lang w:val="hi_IN" w:bidi="hi_IN"/>
+        </w:rPr>
+        <w:t>בְּ⁠שָׁל֤וֹם וּ⁠בְ⁠מִישׁוֹר֙</w:t>
+      </w:r>
+    </w:p>
+    <w:p>
+      <w:pPr/>
+      <w:r>
+        <w:rPr>
+          <w:lang w:val="hi_IN" w:bidi="hi_IN"/>
+        </w:rPr>
+      </w:r>
+      <w:r>
+        <w:rPr>
           <w:b/>
           <w:lang w:val="hi_IN" w:bidi="hi_IN"/>
         </w:rPr>
@@ -12603,6 +14059,20 @@
       </w:r>
       <w:r>
         <w:rPr>
+          <w:lang w:val="hi_IN" w:bidi="hi_IN"/>
+        </w:rPr>
+        <w:t>הָלַ֣ךְ אִתִּ֔⁠י</w:t>
+      </w:r>
+    </w:p>
+    <w:p>
+      <w:pPr/>
+      <w:r>
+        <w:rPr>
+          <w:lang w:val="hi_IN" w:bidi="hi_IN"/>
+        </w:rPr>
+      </w:r>
+      <w:r>
+        <w:rPr>
           <w:b/>
           <w:lang w:val="hi_IN" w:bidi="hi_IN"/>
         </w:rPr>
@@ -12725,6 +14195,20 @@
       </w:r>
       <w:r>
         <w:rPr>
+          <w:lang w:val="hi_IN" w:bidi="hi_IN"/>
+        </w:rPr>
+        <w:t>וְ⁠רַבִּ֖ים הֵשִׁ֥יב מֵ⁠עָוֺֽן</w:t>
+      </w:r>
+    </w:p>
+    <w:p>
+      <w:pPr/>
+      <w:r>
+        <w:rPr>
+          <w:lang w:val="hi_IN" w:bidi="hi_IN"/>
+        </w:rPr>
+      </w:r>
+      <w:r>
+        <w:rPr>
           <w:b/>
           <w:lang w:val="hi_IN" w:bidi="hi_IN"/>
         </w:rPr>
@@ -12860,6 +14344,20 @@
       </w:r>
       <w:r>
         <w:rPr>
+          <w:lang w:val="hi_IN" w:bidi="hi_IN"/>
+        </w:rPr>
+        <w:t>מֵ⁠עָוֺֽן</w:t>
+      </w:r>
+    </w:p>
+    <w:p>
+      <w:pPr/>
+      <w:r>
+        <w:rPr>
+          <w:lang w:val="hi_IN" w:bidi="hi_IN"/>
+        </w:rPr>
+      </w:r>
+      <w:r>
+        <w:rPr>
           <w:b/>
           <w:lang w:val="hi_IN" w:bidi="hi_IN"/>
         </w:rPr>
@@ -12956,6 +14454,20 @@
       </w:r>
       <w:r>
         <w:rPr>
+          <w:lang w:val="hi_IN" w:bidi="hi_IN"/>
+        </w:rPr>
+        <w:t>שִׂפְתֵ֤י כֹהֵן֙ יִשְׁמְרוּ־דַ֔עַת</w:t>
+      </w:r>
+    </w:p>
+    <w:p>
+      <w:pPr/>
+      <w:r>
+        <w:rPr>
+          <w:lang w:val="hi_IN" w:bidi="hi_IN"/>
+        </w:rPr>
+      </w:r>
+      <w:r>
+        <w:rPr>
           <w:b/>
           <w:lang w:val="hi_IN" w:bidi="hi_IN"/>
         </w:rPr>
@@ -13066,6 +14578,20 @@
       </w:r>
       <w:r>
         <w:rPr>
+          <w:lang w:val="hi_IN" w:bidi="hi_IN"/>
+        </w:rPr>
+        <w:t>יִשְׁמְרוּ־דַ֔עַת</w:t>
+      </w:r>
+    </w:p>
+    <w:p>
+      <w:pPr/>
+      <w:r>
+        <w:rPr>
+          <w:lang w:val="hi_IN" w:bidi="hi_IN"/>
+        </w:rPr>
+      </w:r>
+      <w:r>
+        <w:rPr>
           <w:b/>
           <w:lang w:val="hi_IN" w:bidi="hi_IN"/>
         </w:rPr>
@@ -13176,6 +14702,20 @@
       </w:r>
       <w:r>
         <w:rPr>
+          <w:lang w:val="hi_IN" w:bidi="hi_IN"/>
+        </w:rPr>
+        <w:t>יִשְׁמְרוּ־דַ֔עַת</w:t>
+      </w:r>
+    </w:p>
+    <w:p>
+      <w:pPr/>
+      <w:r>
+        <w:rPr>
+          <w:lang w:val="hi_IN" w:bidi="hi_IN"/>
+        </w:rPr>
+      </w:r>
+      <w:r>
+        <w:rPr>
           <w:b/>
           <w:lang w:val="hi_IN" w:bidi="hi_IN"/>
         </w:rPr>
@@ -13272,6 +14812,20 @@
       </w:r>
       <w:r>
         <w:rPr>
+          <w:lang w:val="hi_IN" w:bidi="hi_IN"/>
+        </w:rPr>
+        <w:t>יְבַקְשׁ֣וּ</w:t>
+      </w:r>
+    </w:p>
+    <w:p>
+      <w:pPr/>
+      <w:r>
+        <w:rPr>
+          <w:lang w:val="hi_IN" w:bidi="hi_IN"/>
+        </w:rPr>
+      </w:r>
+      <w:r>
+        <w:rPr>
           <w:b/>
           <w:lang w:val="hi_IN" w:bidi="hi_IN"/>
         </w:rPr>
@@ -13415,6 +14969,20 @@
       </w:r>
       <w:r>
         <w:rPr>
+          <w:lang w:val="hi_IN" w:bidi="hi_IN"/>
+        </w:rPr>
+        <w:t>וְ⁠תוֹרָ֖ה יְבַקְשׁ֣וּ</w:t>
+      </w:r>
+    </w:p>
+    <w:p>
+      <w:pPr/>
+      <w:r>
+        <w:rPr>
+          <w:lang w:val="hi_IN" w:bidi="hi_IN"/>
+        </w:rPr>
+      </w:r>
+      <w:r>
+        <w:rPr>
           <w:b/>
           <w:lang w:val="hi_IN" w:bidi="hi_IN"/>
         </w:rPr>
@@ -13538,6 +15106,20 @@
       </w:r>
       <w:r>
         <w:rPr>
+          <w:lang w:val="hi_IN" w:bidi="hi_IN"/>
+        </w:rPr>
+        <w:t>מִ⁠פִּ֑י⁠הוּ</w:t>
+      </w:r>
+    </w:p>
+    <w:p>
+      <w:pPr/>
+      <w:r>
+        <w:rPr>
+          <w:lang w:val="hi_IN" w:bidi="hi_IN"/>
+        </w:rPr>
+      </w:r>
+      <w:r>
+        <w:rPr>
           <w:b/>
           <w:lang w:val="hi_IN" w:bidi="hi_IN"/>
         </w:rPr>
@@ -13648,6 +15230,20 @@
       </w:r>
       <w:r>
         <w:rPr>
+          <w:lang w:val="hi_IN" w:bidi="hi_IN"/>
+        </w:rPr>
+        <w:t>מַלְאַ֥ךְ יְהוָֽה־צְבָא֖וֹת</w:t>
+      </w:r>
+    </w:p>
+    <w:p>
+      <w:pPr/>
+      <w:r>
+        <w:rPr>
+          <w:lang w:val="hi_IN" w:bidi="hi_IN"/>
+        </w:rPr>
+      </w:r>
+      <w:r>
+        <w:rPr>
           <w:b/>
           <w:lang w:val="hi_IN" w:bidi="hi_IN"/>
         </w:rPr>
@@ -13734,6 +15330,20 @@
         <w:rPr>
           <w:lang w:val="hi_IN" w:bidi="hi_IN"/>
         </w:rPr>
+      </w:r>
+    </w:p>
+    <w:p>
+      <w:pPr/>
+      <w:r>
+        <w:rPr>
+          <w:lang w:val="hi_IN" w:bidi="hi_IN"/>
+        </w:rPr>
+      </w:r>
+      <w:r>
+        <w:rPr>
+          <w:lang w:val="hi_IN" w:bidi="hi_IN"/>
+        </w:rPr>
+        <w:t>וְ⁠אַתֶּם֙ סַרְתֶּ֣ם מִן־הַ⁠דֶּ֔רֶךְ</w:t>
       </w:r>
     </w:p>
     <w:p>
@@ -13840,6 +15450,20 @@
       </w:r>
       <w:r>
         <w:rPr>
+          <w:lang w:val="hi_IN" w:bidi="hi_IN"/>
+        </w:rPr>
+        <w:t>הִכְשַׁלְתֶּ֥ם רַבִּ֖ים</w:t>
+      </w:r>
+    </w:p>
+    <w:p>
+      <w:pPr/>
+      <w:r>
+        <w:rPr>
+          <w:lang w:val="hi_IN" w:bidi="hi_IN"/>
+        </w:rPr>
+      </w:r>
+      <w:r>
+        <w:rPr>
           <w:b/>
           <w:lang w:val="hi_IN" w:bidi="hi_IN"/>
         </w:rPr>
@@ -13962,6 +15586,20 @@
       </w:r>
       <w:r>
         <w:rPr>
+          <w:lang w:val="hi_IN" w:bidi="hi_IN"/>
+        </w:rPr>
+        <w:t>בַּ⁠תּוֹרָ֑ה</w:t>
+      </w:r>
+    </w:p>
+    <w:p>
+      <w:pPr/>
+      <w:r>
+        <w:rPr>
+          <w:lang w:val="hi_IN" w:bidi="hi_IN"/>
+        </w:rPr>
+      </w:r>
+      <w:r>
+        <w:rPr>
           <w:b/>
           <w:lang w:val="hi_IN" w:bidi="hi_IN"/>
         </w:rPr>
@@ -14074,6 +15712,20 @@
         <w:rPr>
           <w:lang w:val="hi_IN" w:bidi="hi_IN"/>
         </w:rPr>
+      </w:r>
+    </w:p>
+    <w:p>
+      <w:pPr/>
+      <w:r>
+        <w:rPr>
+          <w:lang w:val="hi_IN" w:bidi="hi_IN"/>
+        </w:rPr>
+      </w:r>
+      <w:r>
+        <w:rPr>
+          <w:lang w:val="hi_IN" w:bidi="hi_IN"/>
+        </w:rPr>
+        <w:t>שִֽׁחַתֶּם֙</w:t>
       </w:r>
     </w:p>
     <w:p>
@@ -14251,6 +15903,20 @@
       </w:r>
       <w:r>
         <w:rPr>
+          <w:lang w:val="hi_IN" w:bidi="hi_IN"/>
+        </w:rPr>
+        <w:t>הַ⁠לֵּוִ֔י</w:t>
+      </w:r>
+    </w:p>
+    <w:p>
+      <w:pPr/>
+      <w:r>
+        <w:rPr>
+          <w:lang w:val="hi_IN" w:bidi="hi_IN"/>
+        </w:rPr>
+      </w:r>
+      <w:r>
+        <w:rPr>
           <w:b/>
           <w:lang w:val="hi_IN" w:bidi="hi_IN"/>
         </w:rPr>
@@ -14346,6 +16012,20 @@
       </w:r>
       <w:r>
         <w:rPr>
+          <w:lang w:val="hi_IN" w:bidi="hi_IN"/>
+        </w:rPr>
+        <w:t>וְ⁠נֹשְׂאִ֥ים פָּנִ֖ים</w:t>
+      </w:r>
+    </w:p>
+    <w:p>
+      <w:pPr/>
+      <w:r>
+        <w:rPr>
+          <w:lang w:val="hi_IN" w:bidi="hi_IN"/>
+        </w:rPr>
+      </w:r>
+      <w:r>
+        <w:rPr>
           <w:b/>
           <w:lang w:val="hi_IN" w:bidi="hi_IN"/>
         </w:rPr>
@@ -14455,6 +16135,20 @@
       </w:r>
       <w:r>
         <w:rPr>
+          <w:lang w:val="hi_IN" w:bidi="hi_IN"/>
+        </w:rPr>
+        <w:t>בַּ⁠תּוֹרָֽה</w:t>
+      </w:r>
+    </w:p>
+    <w:p>
+      <w:pPr/>
+      <w:r>
+        <w:rPr>
+          <w:lang w:val="hi_IN" w:bidi="hi_IN"/>
+        </w:rPr>
+      </w:r>
+      <w:r>
+        <w:rPr>
           <w:b/>
           <w:lang w:val="hi_IN" w:bidi="hi_IN"/>
         </w:rPr>
@@ -14578,6 +16272,20 @@
       </w:r>
       <w:r>
         <w:rPr>
+          <w:lang w:val="hi_IN" w:bidi="hi_IN"/>
+        </w:rPr>
+        <w:t>הֲ⁠ל֨וֹא אָ֤ב אֶחָד֙ לְ⁠כֻלָּ֔⁠נוּ הֲ⁠ל֛וֹא אֵ֥ל אֶֽחָ֖ד בְּרָאָ֑⁠נוּ</w:t>
+      </w:r>
+    </w:p>
+    <w:p>
+      <w:pPr/>
+      <w:r>
+        <w:rPr>
+          <w:lang w:val="hi_IN" w:bidi="hi_IN"/>
+        </w:rPr>
+      </w:r>
+      <w:r>
+        <w:rPr>
           <w:b/>
           <w:lang w:val="hi_IN" w:bidi="hi_IN"/>
         </w:rPr>
@@ -14675,6 +16383,20 @@
       </w:r>
       <w:r>
         <w:rPr>
+          <w:lang w:val="hi_IN" w:bidi="hi_IN"/>
+        </w:rPr>
+        <w:t>הֲ⁠ל֨וֹא אָ֤ב אֶחָד֙ לְ⁠כֻלָּ֔⁠נוּ הֲ⁠ל֛וֹא אֵ֥ל אֶֽחָ֖ד בְּרָאָ֑⁠נוּ</w:t>
+      </w:r>
+    </w:p>
+    <w:p>
+      <w:pPr/>
+      <w:r>
+        <w:rPr>
+          <w:lang w:val="hi_IN" w:bidi="hi_IN"/>
+        </w:rPr>
+      </w:r>
+      <w:r>
+        <w:rPr>
           <w:b/>
           <w:lang w:val="hi_IN" w:bidi="hi_IN"/>
         </w:rPr>
@@ -14772,6 +16494,20 @@
       </w:r>
       <w:r>
         <w:rPr>
+          <w:lang w:val="hi_IN" w:bidi="hi_IN"/>
+        </w:rPr>
+        <w:t>מַדּ֗וּעַ נִבְגַּד֙ אִ֣ישׁ בְּ⁠אָחִ֔י⁠ו לְ⁠חַלֵּ֖ל בְּרִ֥ית אֲבֹתֵֽי⁠נוּ</w:t>
+      </w:r>
+    </w:p>
+    <w:p>
+      <w:pPr/>
+      <w:r>
+        <w:rPr>
+          <w:lang w:val="hi_IN" w:bidi="hi_IN"/>
+        </w:rPr>
+      </w:r>
+      <w:r>
+        <w:rPr>
           <w:b/>
           <w:lang w:val="hi_IN" w:bidi="hi_IN"/>
         </w:rPr>
@@ -14869,6 +16605,20 @@
       </w:r>
       <w:r>
         <w:rPr>
+          <w:lang w:val="hi_IN" w:bidi="hi_IN"/>
+        </w:rPr>
+        <w:t>אִ֣ישׁ בְּ⁠אָחִ֔י⁠ו</w:t>
+      </w:r>
+    </w:p>
+    <w:p>
+      <w:pPr/>
+      <w:r>
+        <w:rPr>
+          <w:lang w:val="hi_IN" w:bidi="hi_IN"/>
+        </w:rPr>
+      </w:r>
+      <w:r>
+        <w:rPr>
           <w:b/>
           <w:lang w:val="hi_IN" w:bidi="hi_IN"/>
         </w:rPr>
@@ -14966,6 +16716,20 @@
       </w:r>
       <w:r>
         <w:rPr>
+          <w:lang w:val="hi_IN" w:bidi="hi_IN"/>
+        </w:rPr>
+        <w:t>אֲבֹתֵֽי⁠נוּ</w:t>
+      </w:r>
+    </w:p>
+    <w:p>
+      <w:pPr/>
+      <w:r>
+        <w:rPr>
+          <w:lang w:val="hi_IN" w:bidi="hi_IN"/>
+        </w:rPr>
+      </w:r>
+      <w:r>
+        <w:rPr>
           <w:b/>
           <w:lang w:val="hi_IN" w:bidi="hi_IN"/>
         </w:rPr>
@@ -15075,6 +16839,20 @@
       </w:r>
       <w:r>
         <w:rPr>
+          <w:lang w:val="hi_IN" w:bidi="hi_IN"/>
+        </w:rPr>
+        <w:t>בָּגְדָ֣ה יְהוּדָ֔ה וְ⁠תוֹעֵבָ֛ה נֶעֶשְׂתָ֥ה בְ⁠יִשְׂרָאֵ֖ל וּ⁠בִ⁠ירֽוּשָׁלִָ֑ם</w:t>
+      </w:r>
+    </w:p>
+    <w:p>
+      <w:pPr/>
+      <w:r>
+        <w:rPr>
+          <w:lang w:val="hi_IN" w:bidi="hi_IN"/>
+        </w:rPr>
+      </w:r>
+      <w:r>
+        <w:rPr>
           <w:b/>
           <w:lang w:val="hi_IN" w:bidi="hi_IN"/>
         </w:rPr>
@@ -15172,6 +16950,20 @@
       </w:r>
       <w:r>
         <w:rPr>
+          <w:lang w:val="hi_IN" w:bidi="hi_IN"/>
+        </w:rPr>
+        <w:t>בָּגְדָ֣ה יְהוּדָ֔ה &amp; חִלֵּ֣ל יְהוּדָ֗ה</w:t>
+      </w:r>
+    </w:p>
+    <w:p>
+      <w:pPr/>
+      <w:r>
+        <w:rPr>
+          <w:lang w:val="hi_IN" w:bidi="hi_IN"/>
+        </w:rPr>
+      </w:r>
+      <w:r>
+        <w:rPr>
           <w:b/>
           <w:lang w:val="hi_IN" w:bidi="hi_IN"/>
         </w:rPr>
@@ -15294,6 +17086,20 @@
       </w:r>
       <w:r>
         <w:rPr>
+          <w:lang w:val="hi_IN" w:bidi="hi_IN"/>
+        </w:rPr>
+        <w:t>וְ⁠תוֹעֵבָ֛ה נֶעֶשְׂתָ֥ה בְ⁠יִשְׂרָאֵ֖ל וּ⁠בִ⁠ירֽוּשָׁלִָ֑ם</w:t>
+      </w:r>
+    </w:p>
+    <w:p>
+      <w:pPr/>
+      <w:r>
+        <w:rPr>
+          <w:lang w:val="hi_IN" w:bidi="hi_IN"/>
+        </w:rPr>
+      </w:r>
+      <w:r>
+        <w:rPr>
           <w:b/>
           <w:lang w:val="hi_IN" w:bidi="hi_IN"/>
         </w:rPr>
@@ -15415,6 +17221,20 @@
       </w:r>
       <w:r>
         <w:rPr>
+          <w:lang w:val="hi_IN" w:bidi="hi_IN"/>
+        </w:rPr>
+        <w:t>וּ⁠בָעַ֖ל בַּת־אֵ֥ל נֵכָֽר</w:t>
+      </w:r>
+    </w:p>
+    <w:p>
+      <w:pPr/>
+      <w:r>
+        <w:rPr>
+          <w:lang w:val="hi_IN" w:bidi="hi_IN"/>
+        </w:rPr>
+      </w:r>
+      <w:r>
+        <w:rPr>
           <w:b/>
           <w:lang w:val="hi_IN" w:bidi="hi_IN"/>
         </w:rPr>
@@ -15550,6 +17370,20 @@
       </w:r>
       <w:r>
         <w:rPr>
+          <w:lang w:val="hi_IN" w:bidi="hi_IN"/>
+        </w:rPr>
+        <w:t>יַכְרֵ֨ת יְהוָ֜ה &amp; מֵ⁠אָהֳלֵ֖י יַֽעֲקֹ֑ב</w:t>
+      </w:r>
+    </w:p>
+    <w:p>
+      <w:pPr/>
+      <w:r>
+        <w:rPr>
+          <w:lang w:val="hi_IN" w:bidi="hi_IN"/>
+        </w:rPr>
+      </w:r>
+      <w:r>
+        <w:rPr>
           <w:b/>
           <w:lang w:val="hi_IN" w:bidi="hi_IN"/>
         </w:rPr>
@@ -15660,6 +17494,20 @@
       </w:r>
       <w:r>
         <w:rPr>
+          <w:lang w:val="hi_IN" w:bidi="hi_IN"/>
+        </w:rPr>
+        <w:t>יַכְרֵ֨ת יְהוָ֜ה</w:t>
+      </w:r>
+    </w:p>
+    <w:p>
+      <w:pPr/>
+      <w:r>
+        <w:rPr>
+          <w:lang w:val="hi_IN" w:bidi="hi_IN"/>
+        </w:rPr>
+      </w:r>
+      <w:r>
+        <w:rPr>
           <w:b/>
           <w:lang w:val="hi_IN" w:bidi="hi_IN"/>
         </w:rPr>
@@ -15770,6 +17618,20 @@
       </w:r>
       <w:r>
         <w:rPr>
+          <w:lang w:val="hi_IN" w:bidi="hi_IN"/>
+        </w:rPr>
+        <w:t>מֵ⁠אָהֳלֵ֖י יַֽעֲקֹ֑ב</w:t>
+      </w:r>
+    </w:p>
+    <w:p>
+      <w:pPr/>
+      <w:r>
+        <w:rPr>
+          <w:lang w:val="hi_IN" w:bidi="hi_IN"/>
+        </w:rPr>
+      </w:r>
+      <w:r>
+        <w:rPr>
           <w:b/>
           <w:lang w:val="hi_IN" w:bidi="hi_IN"/>
         </w:rPr>
@@ -15893,6 +17755,20 @@
       </w:r>
       <w:r>
         <w:rPr>
+          <w:lang w:val="hi_IN" w:bidi="hi_IN"/>
+        </w:rPr>
+        <w:t>לָ⁠אִ֨ישׁ</w:t>
+      </w:r>
+    </w:p>
+    <w:p>
+      <w:pPr/>
+      <w:r>
+        <w:rPr>
+          <w:lang w:val="hi_IN" w:bidi="hi_IN"/>
+        </w:rPr>
+      </w:r>
+      <w:r>
+        <w:rPr>
           <w:b/>
           <w:lang w:val="hi_IN" w:bidi="hi_IN"/>
         </w:rPr>
@@ -15989,6 +17865,20 @@
       </w:r>
       <w:r>
         <w:rPr>
+          <w:lang w:val="hi_IN" w:bidi="hi_IN"/>
+        </w:rPr>
+        <w:t>עֵ֣ר וְ⁠עֹנֶ֔ה</w:t>
+      </w:r>
+    </w:p>
+    <w:p>
+      <w:pPr/>
+      <w:r>
+        <w:rPr>
+          <w:lang w:val="hi_IN" w:bidi="hi_IN"/>
+        </w:rPr>
+      </w:r>
+      <w:r>
+        <w:rPr>
           <w:b/>
           <w:lang w:val="hi_IN" w:bidi="hi_IN"/>
         </w:rPr>
@@ -16125,6 +18015,20 @@
       </w:r>
       <w:r>
         <w:rPr>
+          <w:lang w:val="hi_IN" w:bidi="hi_IN"/>
+        </w:rPr>
+        <w:t>כַּסּ֤וֹת דִּמְעָה֙ אֶת־מִזְבַּ֣ח יְהוָ֔ה</w:t>
+      </w:r>
+    </w:p>
+    <w:p>
+      <w:pPr/>
+      <w:r>
+        <w:rPr>
+          <w:lang w:val="hi_IN" w:bidi="hi_IN"/>
+        </w:rPr>
+      </w:r>
+      <w:r>
+        <w:rPr>
           <w:b/>
           <w:lang w:val="hi_IN" w:bidi="hi_IN"/>
         </w:rPr>
@@ -16222,6 +18126,20 @@
       </w:r>
       <w:r>
         <w:rPr>
+          <w:lang w:val="hi_IN" w:bidi="hi_IN"/>
+        </w:rPr>
+        <w:t>פְּנוֹת֙ אֶל־הַ⁠מִּנְחָ֔ה וְ⁠לָ⁠קַ֥חַת רָצ֖וֹן מִ⁠יֶּדְ⁠כֶֽם</w:t>
+      </w:r>
+    </w:p>
+    <w:p>
+      <w:pPr/>
+      <w:r>
+        <w:rPr>
+          <w:lang w:val="hi_IN" w:bidi="hi_IN"/>
+        </w:rPr>
+      </w:r>
+      <w:r>
+        <w:rPr>
           <w:b/>
           <w:lang w:val="hi_IN" w:bidi="hi_IN"/>
         </w:rPr>
@@ -16319,6 +18237,20 @@
       </w:r>
       <w:r>
         <w:rPr>
+          <w:lang w:val="hi_IN" w:bidi="hi_IN"/>
+        </w:rPr>
+        <w:t>פְּנוֹת֙ אֶל־הַ⁠מִּנְחָ֔ה</w:t>
+      </w:r>
+    </w:p>
+    <w:p>
+      <w:pPr/>
+      <w:r>
+        <w:rPr>
+          <w:lang w:val="hi_IN" w:bidi="hi_IN"/>
+        </w:rPr>
+      </w:r>
+      <w:r>
+        <w:rPr>
           <w:b/>
           <w:lang w:val="hi_IN" w:bidi="hi_IN"/>
         </w:rPr>
@@ -16423,6 +18355,20 @@
       </w:r>
       <w:r>
         <w:rPr>
+          <w:lang w:val="hi_IN" w:bidi="hi_IN"/>
+        </w:rPr>
+        <w:t>מִ⁠יֶּדְ⁠כֶֽם</w:t>
+      </w:r>
+    </w:p>
+    <w:p>
+      <w:pPr/>
+      <w:r>
+        <w:rPr>
+          <w:lang w:val="hi_IN" w:bidi="hi_IN"/>
+        </w:rPr>
+      </w:r>
+      <w:r>
+        <w:rPr>
           <w:b/>
           <w:lang w:val="hi_IN" w:bidi="hi_IN"/>
         </w:rPr>
@@ -16519,6 +18465,20 @@
       </w:r>
       <w:r>
         <w:rPr>
+          <w:lang w:val="hi_IN" w:bidi="hi_IN"/>
+        </w:rPr>
+        <w:t>יְהוָה֩ הֵעִ֨יד בֵּינְ⁠ךָ֜ וּ⁠בֵ֣ין ׀ אֵ֣שֶׁת נְעוּרֶ֗י⁠ךָ</w:t>
+      </w:r>
+    </w:p>
+    <w:p>
+      <w:pPr/>
+      <w:r>
+        <w:rPr>
+          <w:lang w:val="hi_IN" w:bidi="hi_IN"/>
+        </w:rPr>
+      </w:r>
+      <w:r>
+        <w:rPr>
           <w:b/>
           <w:lang w:val="hi_IN" w:bidi="hi_IN"/>
         </w:rPr>
@@ -16629,6 +18589,20 @@
       </w:r>
       <w:r>
         <w:rPr>
+          <w:lang w:val="hi_IN" w:bidi="hi_IN"/>
+        </w:rPr>
+        <w:t>בֵּינְ⁠ךָ֜ &amp; נְעוּרֶ֗י⁠ךָ &amp; אַתָּה֙ בָּגַ֣דְתָּה &amp; חֲבֶרְתְּ⁠ךָ֖ &amp; בְּרִיתֶֽ⁠ךָ</w:t>
+      </w:r>
+    </w:p>
+    <w:p>
+      <w:pPr/>
+      <w:r>
+        <w:rPr>
+          <w:lang w:val="hi_IN" w:bidi="hi_IN"/>
+        </w:rPr>
+      </w:r>
+      <w:r>
+        <w:rPr>
           <w:b/>
           <w:lang w:val="hi_IN" w:bidi="hi_IN"/>
         </w:rPr>
@@ -16796,6 +18770,20 @@
       </w:r>
       <w:r>
         <w:rPr>
+          <w:lang w:val="hi_IN" w:bidi="hi_IN"/>
+        </w:rPr>
+        <w:t>אֵ֣שֶׁת נְעוּרֶ֗י⁠ךָ</w:t>
+      </w:r>
+    </w:p>
+    <w:p>
+      <w:pPr/>
+      <w:r>
+        <w:rPr>
+          <w:lang w:val="hi_IN" w:bidi="hi_IN"/>
+        </w:rPr>
+      </w:r>
+      <w:r>
+        <w:rPr>
           <w:b/>
           <w:lang w:val="hi_IN" w:bidi="hi_IN"/>
         </w:rPr>
@@ -16906,6 +18894,20 @@
       </w:r>
       <w:r>
         <w:rPr>
+          <w:lang w:val="hi_IN" w:bidi="hi_IN"/>
+        </w:rPr>
+        <w:t>וְ⁠לֹא־אֶחָ֣ד עָשָׂ֗ה וּ⁠שְׁאָ֥ר ר֨וּחַ֙ ל֔⁠וֹ</w:t>
+      </w:r>
+    </w:p>
+    <w:p>
+      <w:pPr/>
+      <w:r>
+        <w:rPr>
+          <w:lang w:val="hi_IN" w:bidi="hi_IN"/>
+        </w:rPr>
+      </w:r>
+      <w:r>
+        <w:rPr>
           <w:b/>
           <w:lang w:val="hi_IN" w:bidi="hi_IN"/>
         </w:rPr>
@@ -17003,6 +19005,20 @@
       </w:r>
       <w:r>
         <w:rPr>
+          <w:lang w:val="hi_IN" w:bidi="hi_IN"/>
+        </w:rPr>
+        <w:t>וּ⁠שְׁאָ֥ר ר֨וּחַ֙ ל֔⁠וֹ</w:t>
+      </w:r>
+    </w:p>
+    <w:p>
+      <w:pPr/>
+      <w:r>
+        <w:rPr>
+          <w:lang w:val="hi_IN" w:bidi="hi_IN"/>
+        </w:rPr>
+      </w:r>
+      <w:r>
+        <w:rPr>
           <w:b/>
           <w:lang w:val="hi_IN" w:bidi="hi_IN"/>
         </w:rPr>
@@ -17126,6 +19142,20 @@
       </w:r>
       <w:r>
         <w:rPr>
+          <w:lang w:val="hi_IN" w:bidi="hi_IN"/>
+        </w:rPr>
+        <w:t>וּ⁠מָה֙ הָֽ⁠אֶחָ֔ד מְבַקֵּ֖שׁ זֶ֣רַע אֱלֹהִ֑ים</w:t>
+      </w:r>
+    </w:p>
+    <w:p>
+      <w:pPr/>
+      <w:r>
+        <w:rPr>
+          <w:lang w:val="hi_IN" w:bidi="hi_IN"/>
+        </w:rPr>
+      </w:r>
+      <w:r>
+        <w:rPr>
           <w:b/>
           <w:lang w:val="hi_IN" w:bidi="hi_IN"/>
         </w:rPr>
@@ -17248,6 +19278,20 @@
       </w:r>
       <w:r>
         <w:rPr>
+          <w:lang w:val="hi_IN" w:bidi="hi_IN"/>
+        </w:rPr>
+        <w:t>זֶ֣רַע אֱלֹהִ֑ים</w:t>
+      </w:r>
+    </w:p>
+    <w:p>
+      <w:pPr/>
+      <w:r>
+        <w:rPr>
+          <w:lang w:val="hi_IN" w:bidi="hi_IN"/>
+        </w:rPr>
+      </w:r>
+      <w:r>
+        <w:rPr>
           <w:b/>
           <w:lang w:val="hi_IN" w:bidi="hi_IN"/>
         </w:rPr>
@@ -17358,6 +19402,20 @@
       </w:r>
       <w:r>
         <w:rPr>
+          <w:lang w:val="hi_IN" w:bidi="hi_IN"/>
+        </w:rPr>
+        <w:t>וְ⁠נִשְׁמַרְתֶּם֙ בְּ⁠ר֣וּחֲ⁠כֶ֔ם</w:t>
+      </w:r>
+    </w:p>
+    <w:p>
+      <w:pPr/>
+      <w:r>
+        <w:rPr>
+          <w:lang w:val="hi_IN" w:bidi="hi_IN"/>
+        </w:rPr>
+      </w:r>
+      <w:r>
+        <w:rPr>
           <w:b/>
           <w:lang w:val="hi_IN" w:bidi="hi_IN"/>
         </w:rPr>
@@ -17493,6 +19551,20 @@
       </w:r>
       <w:r>
         <w:rPr>
+          <w:lang w:val="hi_IN" w:bidi="hi_IN"/>
+        </w:rPr>
+        <w:t>וְ⁠כִסָּ֤ה חָמָס֙ עַל־לְבוּשׁ֔⁠וֹ</w:t>
+      </w:r>
+    </w:p>
+    <w:p>
+      <w:pPr/>
+      <w:r>
+        <w:rPr>
+          <w:lang w:val="hi_IN" w:bidi="hi_IN"/>
+        </w:rPr>
+      </w:r>
+      <w:r>
+        <w:rPr>
           <w:b/>
           <w:lang w:val="hi_IN" w:bidi="hi_IN"/>
         </w:rPr>
@@ -17603,6 +19675,20 @@
       </w:r>
       <w:r>
         <w:rPr>
+          <w:lang w:val="hi_IN" w:bidi="hi_IN"/>
+        </w:rPr>
+        <w:t>וְ⁠נִשְׁמַרְתֶּ֥ם בְּ⁠רוּחֲ⁠כֶ֖ם</w:t>
+      </w:r>
+    </w:p>
+    <w:p>
+      <w:pPr/>
+      <w:r>
+        <w:rPr>
+          <w:lang w:val="hi_IN" w:bidi="hi_IN"/>
+        </w:rPr>
+      </w:r>
+      <w:r>
+        <w:rPr>
           <w:b/>
           <w:lang w:val="hi_IN" w:bidi="hi_IN"/>
         </w:rPr>
@@ -17700,6 +19786,20 @@
       </w:r>
       <w:r>
         <w:rPr>
+          <w:lang w:val="hi_IN" w:bidi="hi_IN"/>
+        </w:rPr>
+        <w:t>בְּ⁠דִבְרֵי⁠כֶ֔ם</w:t>
+      </w:r>
+    </w:p>
+    <w:p>
+      <w:pPr/>
+      <w:r>
+        <w:rPr>
+          <w:lang w:val="hi_IN" w:bidi="hi_IN"/>
+        </w:rPr>
+      </w:r>
+      <w:r>
+        <w:rPr>
           <w:b/>
           <w:lang w:val="hi_IN" w:bidi="hi_IN"/>
         </w:rPr>
@@ -17808,6 +19908,20 @@
       </w:r>
       <w:r>
         <w:rPr>
+          <w:lang w:val="hi_IN" w:bidi="hi_IN"/>
+        </w:rPr>
+        <w:t>עֹ֨שֵׂה רָ֜ע</w:t>
+      </w:r>
+    </w:p>
+    <w:p>
+      <w:pPr/>
+      <w:r>
+        <w:rPr>
+          <w:lang w:val="hi_IN" w:bidi="hi_IN"/>
+        </w:rPr>
+      </w:r>
+      <w:r>
+        <w:rPr>
           <w:b/>
           <w:lang w:val="hi_IN" w:bidi="hi_IN"/>
         </w:rPr>
@@ -17918,6 +20032,20 @@
       </w:r>
       <w:r>
         <w:rPr>
+          <w:lang w:val="hi_IN" w:bidi="hi_IN"/>
+        </w:rPr>
+        <w:t>בְּ⁠עֵינֵ֣י יְהוָ֗ה</w:t>
+      </w:r>
+    </w:p>
+    <w:p>
+      <w:pPr/>
+      <w:r>
+        <w:rPr>
+          <w:lang w:val="hi_IN" w:bidi="hi_IN"/>
+        </w:rPr>
+      </w:r>
+      <w:r>
+        <w:rPr>
           <w:b/>
           <w:lang w:val="hi_IN" w:bidi="hi_IN"/>
         </w:rPr>
@@ -18051,6 +20179,20 @@
       </w:r>
       <w:r>
         <w:rPr>
+          <w:lang w:val="hi_IN" w:bidi="hi_IN"/>
+        </w:rPr>
+        <w:t>אַיֵּ֖ה אֱלֹהֵ֥י הַ⁠מִּשְׁפָּֽט</w:t>
+      </w:r>
+    </w:p>
+    <w:p>
+      <w:pPr/>
+      <w:r>
+        <w:rPr>
+          <w:lang w:val="hi_IN" w:bidi="hi_IN"/>
+        </w:rPr>
+      </w:r>
+      <w:r>
+        <w:rPr>
           <w:b/>
           <w:lang w:val="hi_IN" w:bidi="hi_IN"/>
         </w:rPr>
@@ -18161,6 +20303,20 @@
       </w:r>
       <w:r>
         <w:rPr>
+          <w:lang w:val="hi_IN" w:bidi="hi_IN"/>
+        </w:rPr>
+        <w:t>אַיֵּ֖ה אֱלֹהֵ֥י הַ⁠מִּשְׁפָּֽט</w:t>
+      </w:r>
+    </w:p>
+    <w:p>
+      <w:pPr/>
+      <w:r>
+        <w:rPr>
+          <w:lang w:val="hi_IN" w:bidi="hi_IN"/>
+        </w:rPr>
+      </w:r>
+      <w:r>
+        <w:rPr>
           <w:b/>
           <w:lang w:val="hi_IN" w:bidi="hi_IN"/>
         </w:rPr>
@@ -18259,6 +20415,20 @@
         <w:rPr>
           <w:lang w:val="hi_IN" w:bidi="hi_IN"/>
         </w:rPr>
+      </w:r>
+    </w:p>
+    <w:p>
+      <w:pPr/>
+      <w:r>
+        <w:rPr>
+          <w:lang w:val="hi_IN" w:bidi="hi_IN"/>
+        </w:rPr>
+      </w:r>
+      <w:r>
+        <w:rPr>
+          <w:lang w:val="hi_IN" w:bidi="hi_IN"/>
+        </w:rPr>
+        <w:t>הִנְ⁠נִ֤י שֹׁלֵחַ֙</w:t>
       </w:r>
     </w:p>
     <w:p>
@@ -18405,6 +20575,20 @@
       </w:r>
       <w:r>
         <w:rPr>
+          <w:lang w:val="hi_IN" w:bidi="hi_IN"/>
+        </w:rPr>
+        <w:t>וּ⁠פִנָּה־דֶ֖רֶךְ לְ⁠פָנָ֑⁠י</w:t>
+      </w:r>
+    </w:p>
+    <w:p>
+      <w:pPr/>
+      <w:r>
+        <w:rPr>
+          <w:lang w:val="hi_IN" w:bidi="hi_IN"/>
+        </w:rPr>
+      </w:r>
+      <w:r>
+        <w:rPr>
           <w:b/>
           <w:lang w:val="hi_IN" w:bidi="hi_IN"/>
         </w:rPr>
@@ -18528,6 +20712,20 @@
       </w:r>
       <w:r>
         <w:rPr>
+          <w:lang w:val="hi_IN" w:bidi="hi_IN"/>
+        </w:rPr>
+        <w:t>וּ⁠פִנָּה־דֶ֖רֶךְ לְ⁠פָנָ֑⁠י</w:t>
+      </w:r>
+    </w:p>
+    <w:p>
+      <w:pPr/>
+      <w:r>
+        <w:rPr>
+          <w:lang w:val="hi_IN" w:bidi="hi_IN"/>
+        </w:rPr>
+      </w:r>
+      <w:r>
+        <w:rPr>
           <w:b/>
           <w:lang w:val="hi_IN" w:bidi="hi_IN"/>
         </w:rPr>
@@ -18639,6 +20837,20 @@
         <w:rPr>
           <w:lang w:val="hi_IN" w:bidi="hi_IN"/>
         </w:rPr>
+      </w:r>
+    </w:p>
+    <w:p>
+      <w:pPr/>
+      <w:r>
+        <w:rPr>
+          <w:lang w:val="hi_IN" w:bidi="hi_IN"/>
+        </w:rPr>
+      </w:r>
+      <w:r>
+        <w:rPr>
+          <w:lang w:val="hi_IN" w:bidi="hi_IN"/>
+        </w:rPr>
+        <w:t>הִנֵּה</w:t>
       </w:r>
     </w:p>
     <w:p>
@@ -18751,6 +20963,20 @@
       </w:r>
       <w:r>
         <w:rPr>
+          <w:lang w:val="hi_IN" w:bidi="hi_IN"/>
+        </w:rPr>
+        <w:t>וּ⁠מִ֤י מְכַלְכֵּל֙ אֶת־י֣וֹם בּוֹא֔⁠וֹ וּ⁠מִ֥י הָ⁠עֹמֵ֖ד בְּ⁠הֵרָֽאוֹת֑⁠וֹ כִּֽי־הוּא֙ כְּ⁠אֵ֣שׁ מְצָרֵ֔ף וּ⁠כְ⁠בֹרִ֖ית מְכַבְּסִֽים</w:t>
+      </w:r>
+    </w:p>
+    <w:p>
+      <w:pPr/>
+      <w:r>
+        <w:rPr>
+          <w:lang w:val="hi_IN" w:bidi="hi_IN"/>
+        </w:rPr>
+      </w:r>
+      <w:r>
+        <w:rPr>
           <w:b/>
           <w:lang w:val="hi_IN" w:bidi="hi_IN"/>
         </w:rPr>
@@ -18848,6 +21074,20 @@
       </w:r>
       <w:r>
         <w:rPr>
+          <w:lang w:val="hi_IN" w:bidi="hi_IN"/>
+        </w:rPr>
+        <w:t>וּ⁠מִ֤י מְכַלְכֵּל֙ אֶת־י֣וֹם בּוֹא֔⁠וֹ וּ⁠מִ֥י הָ⁠עֹמֵ֖ד בְּ⁠הֵרָֽאוֹת֑⁠וֹ</w:t>
+      </w:r>
+    </w:p>
+    <w:p>
+      <w:pPr/>
+      <w:r>
+        <w:rPr>
+          <w:lang w:val="hi_IN" w:bidi="hi_IN"/>
+        </w:rPr>
+      </w:r>
+      <w:r>
+        <w:rPr>
           <w:b/>
           <w:lang w:val="hi_IN" w:bidi="hi_IN"/>
         </w:rPr>
@@ -18945,6 +21185,20 @@
       </w:r>
       <w:r>
         <w:rPr>
+          <w:lang w:val="hi_IN" w:bidi="hi_IN"/>
+        </w:rPr>
+        <w:t>וּ⁠מִ֤י מְכַלְכֵּל֙ אֶת־י֣וֹם בּוֹא֔⁠וֹ וּ⁠מִ֥י הָ⁠עֹמֵ֖ד בְּ⁠הֵרָֽאוֹת֑⁠וֹ</w:t>
+      </w:r>
+    </w:p>
+    <w:p>
+      <w:pPr/>
+      <w:r>
+        <w:rPr>
+          <w:lang w:val="hi_IN" w:bidi="hi_IN"/>
+        </w:rPr>
+      </w:r>
+      <w:r>
+        <w:rPr>
           <w:b/>
           <w:lang w:val="hi_IN" w:bidi="hi_IN"/>
         </w:rPr>
@@ -19048,6 +21302,20 @@
       </w:r>
       <w:r>
         <w:rPr>
+          <w:lang w:val="hi_IN" w:bidi="hi_IN"/>
+        </w:rPr>
+        <w:t>הָ⁠עֹמֵ֖ד</w:t>
+      </w:r>
+    </w:p>
+    <w:p>
+      <w:pPr/>
+      <w:r>
+        <w:rPr>
+          <w:lang w:val="hi_IN" w:bidi="hi_IN"/>
+        </w:rPr>
+      </w:r>
+      <w:r>
+        <w:rPr>
           <w:b/>
           <w:lang w:val="hi_IN" w:bidi="hi_IN"/>
         </w:rPr>
@@ -19164,6 +21432,20 @@
       </w:r>
       <w:r>
         <w:rPr>
+          <w:lang w:val="hi_IN" w:bidi="hi_IN"/>
+        </w:rPr>
+        <w:t>הוּא֙ כְּ⁠אֵ֣שׁ מְצָרֵ֔ף וּ⁠כְ⁠בֹרִ֖ית מְכַבְּסִֽים</w:t>
+      </w:r>
+    </w:p>
+    <w:p>
+      <w:pPr/>
+      <w:r>
+        <w:rPr>
+          <w:lang w:val="hi_IN" w:bidi="hi_IN"/>
+        </w:rPr>
+      </w:r>
+      <w:r>
+        <w:rPr>
           <w:b/>
           <w:lang w:val="hi_IN" w:bidi="hi_IN"/>
         </w:rPr>
@@ -19261,6 +21543,20 @@
       </w:r>
       <w:r>
         <w:rPr>
+          <w:lang w:val="hi_IN" w:bidi="hi_IN"/>
+        </w:rPr>
+        <w:t>וְ⁠יָשַׁ֨ב מְצָרֵ֤ף וּ⁠מְטַהֵר֙ כֶּ֔סֶף</w:t>
+      </w:r>
+    </w:p>
+    <w:p>
+      <w:pPr/>
+      <w:r>
+        <w:rPr>
+          <w:lang w:val="hi_IN" w:bidi="hi_IN"/>
+        </w:rPr>
+      </w:r>
+      <w:r>
+        <w:rPr>
           <w:b/>
           <w:lang w:val="hi_IN" w:bidi="hi_IN"/>
         </w:rPr>
@@ -19397,6 +21693,20 @@
       </w:r>
       <w:r>
         <w:rPr>
+          <w:lang w:val="hi_IN" w:bidi="hi_IN"/>
+        </w:rPr>
+        <w:t>אֶת־בְּנֵֽי־לֵוִי֙</w:t>
+      </w:r>
+    </w:p>
+    <w:p>
+      <w:pPr/>
+      <w:r>
+        <w:rPr>
+          <w:lang w:val="hi_IN" w:bidi="hi_IN"/>
+        </w:rPr>
+      </w:r>
+      <w:r>
+        <w:rPr>
           <w:b/>
           <w:lang w:val="hi_IN" w:bidi="hi_IN"/>
         </w:rPr>
@@ -19533,6 +21843,20 @@
       </w:r>
       <w:r>
         <w:rPr>
+          <w:lang w:val="hi_IN" w:bidi="hi_IN"/>
+        </w:rPr>
+        <w:t>וְ⁠זִקַּ֣ק אֹתָ֔⁠ם כַּ⁠זָּהָ֖ב וְ⁠כַ⁠כָּ֑סֶף</w:t>
+      </w:r>
+    </w:p>
+    <w:p>
+      <w:pPr/>
+      <w:r>
+        <w:rPr>
+          <w:lang w:val="hi_IN" w:bidi="hi_IN"/>
+        </w:rPr>
+      </w:r>
+      <w:r>
+        <w:rPr>
           <w:b/>
           <w:lang w:val="hi_IN" w:bidi="hi_IN"/>
         </w:rPr>
@@ -19630,6 +21954,20 @@
       </w:r>
       <w:r>
         <w:rPr>
+          <w:lang w:val="hi_IN" w:bidi="hi_IN"/>
+        </w:rPr>
+        <w:t>מִנְחַ֥ת יְהוּדָ֖ה וִ⁠ירֽוּשָׁלִָ֑ם</w:t>
+      </w:r>
+    </w:p>
+    <w:p>
+      <w:pPr/>
+      <w:r>
+        <w:rPr>
+          <w:lang w:val="hi_IN" w:bidi="hi_IN"/>
+        </w:rPr>
+      </w:r>
+      <w:r>
+        <w:rPr>
           <w:b/>
           <w:lang w:val="hi_IN" w:bidi="hi_IN"/>
         </w:rPr>
@@ -19713,6 +22051,20 @@
       </w:r>
       <w:r>
         <w:rPr>
+          <w:lang w:val="hi_IN" w:bidi="hi_IN"/>
+        </w:rPr>
+        <w:t>כִּ⁠ימֵ֣י עוֹלָ֔ם וּ⁠כְ⁠שָׁנִ֖ים קַדְמֹנִיּֽוֹת</w:t>
+      </w:r>
+    </w:p>
+    <w:p>
+      <w:pPr/>
+      <w:r>
+        <w:rPr>
+          <w:lang w:val="hi_IN" w:bidi="hi_IN"/>
+        </w:rPr>
+      </w:r>
+      <w:r>
+        <w:rPr>
           <w:b/>
           <w:lang w:val="hi_IN" w:bidi="hi_IN"/>
         </w:rPr>
@@ -19810,6 +22162,20 @@
       </w:r>
       <w:r>
         <w:rPr>
+          <w:lang w:val="hi_IN" w:bidi="hi_IN"/>
+        </w:rPr>
+        <w:t>בַּֽ⁠מְכַשְּׁפִים֙ וּ⁠בַ⁠מְנָ֣אֲפִ֔ים וּ⁠בַ⁠נִּשְׁבָּעִ֖ים לַ⁠שָּׁ֑קֶר וּ⁠בְ⁠עֹשְׁקֵ֣י שְׂכַר־שָׂ֠כִיר אַלְמָנָ֨ה וְ⁠יָת֤וֹם וּ⁠מַטֵּי־גֵר֙ וְ⁠לֹ֣א יְרֵא֔וּ⁠נִי</w:t>
+      </w:r>
+    </w:p>
+    <w:p>
+      <w:pPr/>
+      <w:r>
+        <w:rPr>
+          <w:lang w:val="hi_IN" w:bidi="hi_IN"/>
+        </w:rPr>
+      </w:r>
+      <w:r>
+        <w:rPr>
           <w:b/>
           <w:lang w:val="hi_IN" w:bidi="hi_IN"/>
         </w:rPr>
@@ -19919,6 +22285,20 @@
       </w:r>
       <w:r>
         <w:rPr>
+          <w:lang w:val="hi_IN" w:bidi="hi_IN"/>
+        </w:rPr>
+        <w:t>לַ⁠מִּשְׁפָּט֒</w:t>
+      </w:r>
+    </w:p>
+    <w:p>
+      <w:pPr/>
+      <w:r>
+        <w:rPr>
+          <w:lang w:val="hi_IN" w:bidi="hi_IN"/>
+        </w:rPr>
+      </w:r>
+      <w:r>
+        <w:rPr>
           <w:b/>
           <w:lang w:val="hi_IN" w:bidi="hi_IN"/>
         </w:rPr>
@@ -20029,6 +22409,20 @@
       </w:r>
       <w:r>
         <w:rPr>
+          <w:lang w:val="hi_IN" w:bidi="hi_IN"/>
+        </w:rPr>
+        <w:t>וְ⁠הָיִ֣יתִי ׀ עֵ֣ד מְמַהֵ֗ר בַּֽ⁠מְכַשְּׁפִים֙ וּ⁠בַ⁠מְנָ֣אֲפִ֔ים וּ⁠בַ⁠נִּשְׁבָּעִ֖ים לַ⁠שָּׁ֑קֶר וּ⁠בְ⁠עֹשְׁקֵ֣י שְׂכַר־שָׂ֠כִיר אַלְמָנָ֨ה וְ⁠יָת֤וֹם וּ⁠מַטֵּי־גֵר֙</w:t>
+      </w:r>
+    </w:p>
+    <w:p>
+      <w:pPr/>
+      <w:r>
+        <w:rPr>
+          <w:lang w:val="hi_IN" w:bidi="hi_IN"/>
+        </w:rPr>
+      </w:r>
+      <w:r>
+        <w:rPr>
           <w:b/>
           <w:lang w:val="hi_IN" w:bidi="hi_IN"/>
         </w:rPr>
@@ -20151,6 +22545,20 @@
       </w:r>
       <w:r>
         <w:rPr>
+          <w:lang w:val="hi_IN" w:bidi="hi_IN"/>
+        </w:rPr>
+        <w:t>וּ⁠בְ⁠עֹשְׁקֵ֣י שְׂכַר</w:t>
+      </w:r>
+    </w:p>
+    <w:p>
+      <w:pPr/>
+      <w:r>
+        <w:rPr>
+          <w:lang w:val="hi_IN" w:bidi="hi_IN"/>
+        </w:rPr>
+      </w:r>
+      <w:r>
+        <w:rPr>
           <w:b/>
           <w:lang w:val="hi_IN" w:bidi="hi_IN"/>
         </w:rPr>
@@ -20285,6 +22693,20 @@
       </w:r>
       <w:r>
         <w:rPr>
+          <w:lang w:val="hi_IN" w:bidi="hi_IN"/>
+        </w:rPr>
+        <w:t>שָׂ֠כִיר אַלְמָנָ֨ה וְ⁠יָת֤וֹם &amp; גֵר֙</w:t>
+      </w:r>
+    </w:p>
+    <w:p>
+      <w:pPr/>
+      <w:r>
+        <w:rPr>
+          <w:lang w:val="hi_IN" w:bidi="hi_IN"/>
+        </w:rPr>
+      </w:r>
+      <w:r>
+        <w:rPr>
           <w:b/>
           <w:lang w:val="hi_IN" w:bidi="hi_IN"/>
         </w:rPr>
@@ -20522,6 +22944,20 @@
       </w:r>
       <w:r>
         <w:rPr>
+          <w:lang w:val="hi_IN" w:bidi="hi_IN"/>
+        </w:rPr>
+        <w:t>וּ⁠מַטֵּי־גֵר֙</w:t>
+      </w:r>
+    </w:p>
+    <w:p>
+      <w:pPr/>
+      <w:r>
+        <w:rPr>
+          <w:lang w:val="hi_IN" w:bidi="hi_IN"/>
+        </w:rPr>
+      </w:r>
+      <w:r>
+        <w:rPr>
           <w:b/>
           <w:lang w:val="hi_IN" w:bidi="hi_IN"/>
         </w:rPr>
@@ -20657,6 +23093,20 @@
       </w:r>
       <w:r>
         <w:rPr>
+          <w:lang w:val="hi_IN" w:bidi="hi_IN"/>
+        </w:rPr>
+        <w:t>כִּ֛י אֲנִ֥י יְהוָ֖ה לֹ֣א שָׁנִ֑יתִי וְ⁠אַתֶּ֥ם בְּנֵֽי־יַעֲקֹ֖ב לֹ֥א כְלִיתֶֽם</w:t>
+      </w:r>
+    </w:p>
+    <w:p>
+      <w:pPr/>
+      <w:r>
+        <w:rPr>
+          <w:lang w:val="hi_IN" w:bidi="hi_IN"/>
+        </w:rPr>
+      </w:r>
+      <w:r>
+        <w:rPr>
           <w:b/>
           <w:lang w:val="hi_IN" w:bidi="hi_IN"/>
         </w:rPr>
@@ -20804,6 +23254,20 @@
       </w:r>
       <w:r>
         <w:rPr>
+          <w:lang w:val="hi_IN" w:bidi="hi_IN"/>
+        </w:rPr>
+        <w:t>לֹ֣א שָׁנִ֑יתִי</w:t>
+      </w:r>
+    </w:p>
+    <w:p>
+      <w:pPr/>
+      <w:r>
+        <w:rPr>
+          <w:lang w:val="hi_IN" w:bidi="hi_IN"/>
+        </w:rPr>
+      </w:r>
+      <w:r>
+        <w:rPr>
           <w:b/>
           <w:lang w:val="hi_IN" w:bidi="hi_IN"/>
         </w:rPr>
@@ -20951,6 +23415,20 @@
         <w:rPr>
           <w:lang w:val="hi_IN" w:bidi="hi_IN"/>
         </w:rPr>
+      </w:r>
+    </w:p>
+    <w:p>
+      <w:pPr/>
+      <w:r>
+        <w:rPr>
+          <w:lang w:val="hi_IN" w:bidi="hi_IN"/>
+        </w:rPr>
+      </w:r>
+      <w:r>
+        <w:rPr>
+          <w:lang w:val="hi_IN" w:bidi="hi_IN"/>
+        </w:rPr>
+        <w:t>בְּנֵֽי־יַעֲקֹ֖ב</w:t>
       </w:r>
     </w:p>
     <w:p>
@@ -21102,6 +23580,20 @@
       </w:r>
       <w:r>
         <w:rPr>
+          <w:lang w:val="hi_IN" w:bidi="hi_IN"/>
+        </w:rPr>
+        <w:t>אֲבֹתֵי⁠כֶ֜ם</w:t>
+      </w:r>
+    </w:p>
+    <w:p>
+      <w:pPr/>
+      <w:r>
+        <w:rPr>
+          <w:lang w:val="hi_IN" w:bidi="hi_IN"/>
+        </w:rPr>
+      </w:r>
+      <w:r>
+        <w:rPr>
           <w:b/>
           <w:lang w:val="hi_IN" w:bidi="hi_IN"/>
         </w:rPr>
@@ -21237,6 +23729,20 @@
       </w:r>
       <w:r>
         <w:rPr>
+          <w:lang w:val="hi_IN" w:bidi="hi_IN"/>
+        </w:rPr>
+        <w:t>סַרְתֶּ֤ם מֵֽ⁠חֻקַּ⁠י֙ וְ⁠לֹ֣א שְׁמַרְתֶּ֔ם</w:t>
+      </w:r>
+    </w:p>
+    <w:p>
+      <w:pPr/>
+      <w:r>
+        <w:rPr>
+          <w:lang w:val="hi_IN" w:bidi="hi_IN"/>
+        </w:rPr>
+      </w:r>
+      <w:r>
+        <w:rPr>
           <w:b/>
           <w:lang w:val="hi_IN" w:bidi="hi_IN"/>
         </w:rPr>
@@ -21334,6 +23840,20 @@
       </w:r>
       <w:r>
         <w:rPr>
+          <w:lang w:val="hi_IN" w:bidi="hi_IN"/>
+        </w:rPr>
+        <w:t>סַרְתֶּ֤ם מֵֽ⁠חֻקַּ⁠י֙</w:t>
+      </w:r>
+    </w:p>
+    <w:p>
+      <w:pPr/>
+      <w:r>
+        <w:rPr>
+          <w:lang w:val="hi_IN" w:bidi="hi_IN"/>
+        </w:rPr>
+      </w:r>
+      <w:r>
+        <w:rPr>
           <w:b/>
           <w:lang w:val="hi_IN" w:bidi="hi_IN"/>
         </w:rPr>
@@ -21469,6 +23989,20 @@
       </w:r>
       <w:r>
         <w:rPr>
+          <w:lang w:val="hi_IN" w:bidi="hi_IN"/>
+        </w:rPr>
+        <w:t>וַ⁠אֲמַרְתֶּ֖ם בַּ⁠מֶּ֥ה נָשֽׁוּב</w:t>
+      </w:r>
+    </w:p>
+    <w:p>
+      <w:pPr/>
+      <w:r>
+        <w:rPr>
+          <w:lang w:val="hi_IN" w:bidi="hi_IN"/>
+        </w:rPr>
+      </w:r>
+      <w:r>
+        <w:rPr>
           <w:b/>
           <w:lang w:val="hi_IN" w:bidi="hi_IN"/>
         </w:rPr>
@@ -21555,6 +24089,20 @@
         <w:rPr>
           <w:lang w:val="hi_IN" w:bidi="hi_IN"/>
         </w:rPr>
+      </w:r>
+    </w:p>
+    <w:p>
+      <w:pPr/>
+      <w:r>
+        <w:rPr>
+          <w:lang w:val="hi_IN" w:bidi="hi_IN"/>
+        </w:rPr>
+      </w:r>
+      <w:r>
+        <w:rPr>
+          <w:lang w:val="hi_IN" w:bidi="hi_IN"/>
+        </w:rPr>
+        <w:t>הֲ⁠יִקְבַּ֨ע אָדָ֜ם אֱלֹהִ֗ים כִּ֤י אַתֶּם֙ קֹבְעִ֣ים אֹתִ֔⁠י</w:t>
       </w:r>
     </w:p>
     <w:p>
@@ -21700,6 +24248,20 @@
       </w:r>
       <w:r>
         <w:rPr>
+          <w:lang w:val="hi_IN" w:bidi="hi_IN"/>
+        </w:rPr>
+        <w:t>וַ⁠אֲמַרְתֶּ֖ם בַּ⁠מֶּ֣ה קְבַעֲנ֑וּ⁠ךָ</w:t>
+      </w:r>
+    </w:p>
+    <w:p>
+      <w:pPr/>
+      <w:r>
+        <w:rPr>
+          <w:lang w:val="hi_IN" w:bidi="hi_IN"/>
+        </w:rPr>
+      </w:r>
+      <w:r>
+        <w:rPr>
           <w:b/>
           <w:lang w:val="hi_IN" w:bidi="hi_IN"/>
         </w:rPr>
@@ -21797,6 +24359,20 @@
       </w:r>
       <w:r>
         <w:rPr>
+          <w:lang w:val="hi_IN" w:bidi="hi_IN"/>
+        </w:rPr>
+        <w:t>הַֽ⁠מַּעֲשֵׂ֖ר וְ⁠הַ⁠תְּרוּמָֽה</w:t>
+      </w:r>
+    </w:p>
+    <w:p>
+      <w:pPr/>
+      <w:r>
+        <w:rPr>
+          <w:lang w:val="hi_IN" w:bidi="hi_IN"/>
+        </w:rPr>
+      </w:r>
+      <w:r>
+        <w:rPr>
           <w:b/>
           <w:lang w:val="hi_IN" w:bidi="hi_IN"/>
         </w:rPr>
@@ -21906,6 +24482,20 @@
       </w:r>
       <w:r>
         <w:rPr>
+          <w:lang w:val="hi_IN" w:bidi="hi_IN"/>
+        </w:rPr>
+        <w:t>בַּ⁠מְּאֵרָה֙ אַתֶּ֣ם נֵֽאָרִ֔ים וְ⁠אֹתִ֖⁠י אַתֶּ֣ם קֹבְעִ֑ים</w:t>
+      </w:r>
+    </w:p>
+    <w:p>
+      <w:pPr/>
+      <w:r>
+        <w:rPr>
+          <w:lang w:val="hi_IN" w:bidi="hi_IN"/>
+        </w:rPr>
+      </w:r>
+      <w:r>
+        <w:rPr>
           <w:b/>
           <w:lang w:val="hi_IN" w:bidi="hi_IN"/>
         </w:rPr>
@@ -22003,6 +24593,20 @@
       </w:r>
       <w:r>
         <w:rPr>
+          <w:lang w:val="hi_IN" w:bidi="hi_IN"/>
+        </w:rPr>
+        <w:t>בַּ⁠מְּאֵרָה֙ אַתֶּ֣ם נֵֽאָרִ֔ים</w:t>
+      </w:r>
+    </w:p>
+    <w:p>
+      <w:pPr/>
+      <w:r>
+        <w:rPr>
+          <w:lang w:val="hi_IN" w:bidi="hi_IN"/>
+        </w:rPr>
+      </w:r>
+      <w:r>
+        <w:rPr>
           <w:b/>
           <w:lang w:val="hi_IN" w:bidi="hi_IN"/>
         </w:rPr>
@@ -22100,6 +24704,20 @@
       </w:r>
       <w:r>
         <w:rPr>
+          <w:lang w:val="hi_IN" w:bidi="hi_IN"/>
+        </w:rPr>
+        <w:t>בַּ⁠מְּאֵרָה֙ אַתֶּ֣ם נֵֽאָרִ֔ים</w:t>
+      </w:r>
+    </w:p>
+    <w:p>
+      <w:pPr/>
+      <w:r>
+        <w:rPr>
+          <w:lang w:val="hi_IN" w:bidi="hi_IN"/>
+        </w:rPr>
+      </w:r>
+      <w:r>
+        <w:rPr>
           <w:b/>
           <w:lang w:val="hi_IN" w:bidi="hi_IN"/>
         </w:rPr>
@@ -22197,6 +24815,20 @@
       </w:r>
       <w:r>
         <w:rPr>
+          <w:lang w:val="hi_IN" w:bidi="hi_IN"/>
+        </w:rPr>
+        <w:t>הַ⁠גּ֖וֹי כֻּלּֽ⁠וֹ</w:t>
+      </w:r>
+    </w:p>
+    <w:p>
+      <w:pPr/>
+      <w:r>
+        <w:rPr>
+          <w:lang w:val="hi_IN" w:bidi="hi_IN"/>
+        </w:rPr>
+      </w:r>
+      <w:r>
+        <w:rPr>
           <w:b/>
           <w:lang w:val="hi_IN" w:bidi="hi_IN"/>
         </w:rPr>
@@ -22320,6 +24952,20 @@
       </w:r>
       <w:r>
         <w:rPr>
+          <w:lang w:val="hi_IN" w:bidi="hi_IN"/>
+        </w:rPr>
+        <w:t>בֵּ֣ית הָ⁠אוֹצָ֗ר</w:t>
+      </w:r>
+    </w:p>
+    <w:p>
+      <w:pPr/>
+      <w:r>
+        <w:rPr>
+          <w:lang w:val="hi_IN" w:bidi="hi_IN"/>
+        </w:rPr>
+      </w:r>
+      <w:r>
+        <w:rPr>
           <w:b/>
           <w:lang w:val="hi_IN" w:bidi="hi_IN"/>
         </w:rPr>
@@ -22430,6 +25076,20 @@
       </w:r>
       <w:r>
         <w:rPr>
+          <w:lang w:val="hi_IN" w:bidi="hi_IN"/>
+        </w:rPr>
+        <w:t>טֶ֨רֶף֙ בְּ⁠בֵיתִ֔⁠י</w:t>
+      </w:r>
+    </w:p>
+    <w:p>
+      <w:pPr/>
+      <w:r>
+        <w:rPr>
+          <w:lang w:val="hi_IN" w:bidi="hi_IN"/>
+        </w:rPr>
+      </w:r>
+      <w:r>
+        <w:rPr>
           <w:b/>
           <w:lang w:val="hi_IN" w:bidi="hi_IN"/>
         </w:rPr>
@@ -22553,6 +25213,20 @@
       </w:r>
       <w:r>
         <w:rPr>
+          <w:lang w:val="hi_IN" w:bidi="hi_IN"/>
+        </w:rPr>
+        <w:t>אִם־לֹ֧א אֶפְתַּ֣ח לָ⁠כֶ֗ם אֵ֚ת אֲרֻבּ֣וֹת הַ⁠שָּׁמַ֔יִם וַ⁠הֲרִיקֹתִ֥י לָ⁠כֶ֛ם בְּרָכָ֖ה</w:t>
+      </w:r>
+    </w:p>
+    <w:p>
+      <w:pPr/>
+      <w:r>
+        <w:rPr>
+          <w:lang w:val="hi_IN" w:bidi="hi_IN"/>
+        </w:rPr>
+      </w:r>
+      <w:r>
+        <w:rPr>
           <w:b/>
           <w:lang w:val="hi_IN" w:bidi="hi_IN"/>
         </w:rPr>
@@ -22674,6 +25348,20 @@
       </w:r>
       <w:r>
         <w:rPr>
+          <w:lang w:val="hi_IN" w:bidi="hi_IN"/>
+        </w:rPr>
+        <w:t>בְּרָכָ֖ה</w:t>
+      </w:r>
+    </w:p>
+    <w:p>
+      <w:pPr/>
+      <w:r>
+        <w:rPr>
+          <w:lang w:val="hi_IN" w:bidi="hi_IN"/>
+        </w:rPr>
+      </w:r>
+      <w:r>
+        <w:rPr>
           <w:b/>
           <w:lang w:val="hi_IN" w:bidi="hi_IN"/>
         </w:rPr>
@@ -22770,6 +25458,20 @@
       </w:r>
       <w:r>
         <w:rPr>
+          <w:lang w:val="hi_IN" w:bidi="hi_IN"/>
+        </w:rPr>
+        <w:t>עַד־בְּלִי־דָֽי</w:t>
+      </w:r>
+    </w:p>
+    <w:p>
+      <w:pPr/>
+      <w:r>
+        <w:rPr>
+          <w:lang w:val="hi_IN" w:bidi="hi_IN"/>
+        </w:rPr>
+      </w:r>
+      <w:r>
+        <w:rPr>
           <w:b/>
           <w:lang w:val="hi_IN" w:bidi="hi_IN"/>
         </w:rPr>
@@ -22892,6 +25594,20 @@
       </w:r>
       <w:r>
         <w:rPr>
+          <w:lang w:val="hi_IN" w:bidi="hi_IN"/>
+        </w:rPr>
+        <w:t>וְ⁠גָעַרְתִּ֤י לָ⁠כֶם֙ בָּֽ⁠אֹכֵ֔ל</w:t>
+      </w:r>
+    </w:p>
+    <w:p>
+      <w:pPr/>
+      <w:r>
+        <w:rPr>
+          <w:lang w:val="hi_IN" w:bidi="hi_IN"/>
+        </w:rPr>
+      </w:r>
+      <w:r>
+        <w:rPr>
           <w:b/>
           <w:lang w:val="hi_IN" w:bidi="hi_IN"/>
         </w:rPr>
@@ -23020,6 +25736,20 @@
       </w:r>
       <w:r>
         <w:rPr>
+          <w:lang w:val="hi_IN" w:bidi="hi_IN"/>
+        </w:rPr>
+        <w:t>וְ⁠גָעַרְתִּ֤י לָ⁠כֶם֙ בָּֽ⁠אֹכֵ֔ל</w:t>
+      </w:r>
+    </w:p>
+    <w:p>
+      <w:pPr/>
+      <w:r>
+        <w:rPr>
+          <w:lang w:val="hi_IN" w:bidi="hi_IN"/>
+        </w:rPr>
+      </w:r>
+      <w:r>
+        <w:rPr>
           <w:b/>
           <w:lang w:val="hi_IN" w:bidi="hi_IN"/>
         </w:rPr>
@@ -23130,6 +25860,20 @@
       </w:r>
       <w:r>
         <w:rPr>
+          <w:lang w:val="hi_IN" w:bidi="hi_IN"/>
+        </w:rPr>
+        <w:t>אֶת־פְּרִ֣י הָ⁠אֲדָמָ֑ה</w:t>
+      </w:r>
+    </w:p>
+    <w:p>
+      <w:pPr/>
+      <w:r>
+        <w:rPr>
+          <w:lang w:val="hi_IN" w:bidi="hi_IN"/>
+        </w:rPr>
+      </w:r>
+      <w:r>
+        <w:rPr>
           <w:b/>
           <w:lang w:val="hi_IN" w:bidi="hi_IN"/>
         </w:rPr>
@@ -23253,6 +25997,20 @@
       </w:r>
       <w:r>
         <w:rPr>
+          <w:lang w:val="hi_IN" w:bidi="hi_IN"/>
+        </w:rPr>
+        <w:t>וְ⁠לֹא־תְשַׁכֵּ֨ל לָ⁠כֶ֤ם הַ⁠גֶּ֨פֶן֙ בַּ⁠שָּׂדֶ֔ה</w:t>
+      </w:r>
+    </w:p>
+    <w:p>
+      <w:pPr/>
+      <w:r>
+        <w:rPr>
+          <w:lang w:val="hi_IN" w:bidi="hi_IN"/>
+        </w:rPr>
+      </w:r>
+      <w:r>
+        <w:rPr>
           <w:b/>
           <w:lang w:val="hi_IN" w:bidi="hi_IN"/>
         </w:rPr>
@@ -23376,6 +26134,20 @@
       </w:r>
       <w:r>
         <w:rPr>
+          <w:lang w:val="hi_IN" w:bidi="hi_IN"/>
+        </w:rPr>
+        <w:t>אֶ֣רֶץ חֵ֔פֶץ</w:t>
+      </w:r>
+    </w:p>
+    <w:p>
+      <w:pPr/>
+      <w:r>
+        <w:rPr>
+          <w:lang w:val="hi_IN" w:bidi="hi_IN"/>
+        </w:rPr>
+      </w:r>
+      <w:r>
+        <w:rPr>
           <w:b/>
           <w:lang w:val="hi_IN" w:bidi="hi_IN"/>
         </w:rPr>
@@ -23486,6 +26258,20 @@
       </w:r>
       <w:r>
         <w:rPr>
+          <w:lang w:val="hi_IN" w:bidi="hi_IN"/>
+        </w:rPr>
+        <w:t>חָזְק֥וּ עָלַ֛⁠י דִּבְרֵי⁠כֶ֖ם</w:t>
+      </w:r>
+    </w:p>
+    <w:p>
+      <w:pPr/>
+      <w:r>
+        <w:rPr>
+          <w:lang w:val="hi_IN" w:bidi="hi_IN"/>
+        </w:rPr>
+      </w:r>
+      <w:r>
+        <w:rPr>
           <w:b/>
           <w:lang w:val="hi_IN" w:bidi="hi_IN"/>
         </w:rPr>
@@ -23608,6 +26394,20 @@
       </w:r>
       <w:r>
         <w:rPr>
+          <w:lang w:val="hi_IN" w:bidi="hi_IN"/>
+        </w:rPr>
+        <w:t>וַ⁠אֲמַרְתֶּ֕ם מַה־נִּדְבַּ֖רְנוּ עָלֶֽי⁠ךָ</w:t>
+      </w:r>
+    </w:p>
+    <w:p>
+      <w:pPr/>
+      <w:r>
+        <w:rPr>
+          <w:lang w:val="hi_IN" w:bidi="hi_IN"/>
+        </w:rPr>
+      </w:r>
+      <w:r>
+        <w:rPr>
           <w:b/>
           <w:lang w:val="hi_IN" w:bidi="hi_IN"/>
         </w:rPr>
@@ -23705,6 +26505,20 @@
       </w:r>
       <w:r>
         <w:rPr>
+          <w:lang w:val="hi_IN" w:bidi="hi_IN"/>
+        </w:rPr>
+        <w:t>אֲמַרְתֶּ֕ם שָׁ֖וְא עֲבֹ֣ד אֱלֹהִ֑ים וּ⁠מַה־בֶּ֗צַע כִּ֤י שָׁמַ֨רְנוּ֙ מִשְׁמַרְתּ֔⁠וֹ וְ⁠כִ֤י הָלַ֨כְנוּ֙ קְדֹ֣רַנִּ֔ית מִ⁠פְּנֵ֖י יְהוָ֥ה צְבָאֽוֹת</w:t>
+      </w:r>
+    </w:p>
+    <w:p>
+      <w:pPr/>
+      <w:r>
+        <w:rPr>
+          <w:lang w:val="hi_IN" w:bidi="hi_IN"/>
+        </w:rPr>
+      </w:r>
+      <w:r>
+        <w:rPr>
           <w:b/>
           <w:lang w:val="hi_IN" w:bidi="hi_IN"/>
         </w:rPr>
@@ -23814,6 +26628,20 @@
       </w:r>
       <w:r>
         <w:rPr>
+          <w:lang w:val="hi_IN" w:bidi="hi_IN"/>
+        </w:rPr>
+        <w:t>הָלַ֨כְנוּ֙</w:t>
+      </w:r>
+    </w:p>
+    <w:p>
+      <w:pPr/>
+      <w:r>
+        <w:rPr>
+          <w:lang w:val="hi_IN" w:bidi="hi_IN"/>
+        </w:rPr>
+      </w:r>
+      <w:r>
+        <w:rPr>
           <w:b/>
           <w:lang w:val="hi_IN" w:bidi="hi_IN"/>
         </w:rPr>
@@ -23924,6 +26752,20 @@
       </w:r>
       <w:r>
         <w:rPr>
+          <w:lang w:val="hi_IN" w:bidi="hi_IN"/>
+        </w:rPr>
+        <w:t>מִ⁠פְּנֵ֖י יְהוָ֥ה צְבָאֽוֹת</w:t>
+      </w:r>
+    </w:p>
+    <w:p>
+      <w:pPr/>
+      <w:r>
+        <w:rPr>
+          <w:lang w:val="hi_IN" w:bidi="hi_IN"/>
+        </w:rPr>
+      </w:r>
+      <w:r>
+        <w:rPr>
           <w:b/>
           <w:lang w:val="hi_IN" w:bidi="hi_IN"/>
         </w:rPr>
@@ -24047,6 +26889,20 @@
       </w:r>
       <w:r>
         <w:rPr>
+          <w:lang w:val="hi_IN" w:bidi="hi_IN"/>
+        </w:rPr>
+        <w:t>וְ⁠עַתָּ֕ה אֲנַ֖חְנוּ מְאַשְּׁרִ֣ים זֵדִ֑ים גַּם־נִבְנוּ֙ עֹשֵׂ֣י רִשְׁעָ֔ה גַּ֧ם בָּחֲנ֛וּ אֱלֹהִ֖ים וַ⁠יִּמָּלֵֽטוּ</w:t>
+      </w:r>
+    </w:p>
+    <w:p>
+      <w:pPr/>
+      <w:r>
+        <w:rPr>
+          <w:lang w:val="hi_IN" w:bidi="hi_IN"/>
+        </w:rPr>
+      </w:r>
+      <w:r>
+        <w:rPr>
           <w:b/>
           <w:lang w:val="hi_IN" w:bidi="hi_IN"/>
         </w:rPr>
@@ -24144,6 +27000,20 @@
       </w:r>
       <w:r>
         <w:rPr>
+          <w:lang w:val="hi_IN" w:bidi="hi_IN"/>
+        </w:rPr>
+        <w:t>נִבְנוּ֙ עֹשֵׂ֣י רִשְׁעָ֔ה</w:t>
+      </w:r>
+    </w:p>
+    <w:p>
+      <w:pPr/>
+      <w:r>
+        <w:rPr>
+          <w:lang w:val="hi_IN" w:bidi="hi_IN"/>
+        </w:rPr>
+      </w:r>
+      <w:r>
+        <w:rPr>
           <w:b/>
           <w:lang w:val="hi_IN" w:bidi="hi_IN"/>
         </w:rPr>
@@ -24241,6 +27111,20 @@
       </w:r>
       <w:r>
         <w:rPr>
+          <w:lang w:val="hi_IN" w:bidi="hi_IN"/>
+        </w:rPr>
+        <w:t>עֹשֵׂ֣י רִשְׁעָ֔ה</w:t>
+      </w:r>
+    </w:p>
+    <w:p>
+      <w:pPr/>
+      <w:r>
+        <w:rPr>
+          <w:lang w:val="hi_IN" w:bidi="hi_IN"/>
+        </w:rPr>
+      </w:r>
+      <w:r>
+        <w:rPr>
           <w:b/>
           <w:lang w:val="hi_IN" w:bidi="hi_IN"/>
         </w:rPr>
@@ -24351,6 +27235,20 @@
       </w:r>
       <w:r>
         <w:rPr>
+          <w:lang w:val="hi_IN" w:bidi="hi_IN"/>
+        </w:rPr>
+        <w:t>אִ֣ישׁ אֶת־רֵעֵ֑⁠הוּ</w:t>
+      </w:r>
+    </w:p>
+    <w:p>
+      <w:pPr/>
+      <w:r>
+        <w:rPr>
+          <w:lang w:val="hi_IN" w:bidi="hi_IN"/>
+        </w:rPr>
+      </w:r>
+      <w:r>
+        <w:rPr>
           <w:b/>
           <w:lang w:val="hi_IN" w:bidi="hi_IN"/>
         </w:rPr>
@@ -24461,6 +27359,20 @@
       </w:r>
       <w:r>
         <w:rPr>
+          <w:lang w:val="hi_IN" w:bidi="hi_IN"/>
+        </w:rPr>
+        <w:t>וַ⁠יַּקְשֵׁ֤ב יְהוָה֙ וַ⁠יִּשְׁמָ֔ע</w:t>
+      </w:r>
+    </w:p>
+    <w:p>
+      <w:pPr/>
+      <w:r>
+        <w:rPr>
+          <w:lang w:val="hi_IN" w:bidi="hi_IN"/>
+        </w:rPr>
+      </w:r>
+      <w:r>
+        <w:rPr>
           <w:b/>
           <w:lang w:val="hi_IN" w:bidi="hi_IN"/>
         </w:rPr>
@@ -24600,6 +27512,20 @@
       </w:r>
       <w:r>
         <w:rPr>
+          <w:lang w:val="hi_IN" w:bidi="hi_IN"/>
+        </w:rPr>
+        <w:t>וַ֠⁠יִּכָּתֵב סֵ֣פֶר זִכָּר֤וֹן</w:t>
+      </w:r>
+    </w:p>
+    <w:p>
+      <w:pPr/>
+      <w:r>
+        <w:rPr>
+          <w:lang w:val="hi_IN" w:bidi="hi_IN"/>
+        </w:rPr>
+      </w:r>
+      <w:r>
+        <w:rPr>
           <w:b/>
           <w:lang w:val="hi_IN" w:bidi="hi_IN"/>
         </w:rPr>
@@ -24709,6 +27635,20 @@
       </w:r>
       <w:r>
         <w:rPr>
+          <w:lang w:val="hi_IN" w:bidi="hi_IN"/>
+        </w:rPr>
+        <w:t>לְ⁠פָנָי⁠ו֙</w:t>
+      </w:r>
+    </w:p>
+    <w:p>
+      <w:pPr/>
+      <w:r>
+        <w:rPr>
+          <w:lang w:val="hi_IN" w:bidi="hi_IN"/>
+        </w:rPr>
+      </w:r>
+      <w:r>
+        <w:rPr>
           <w:b/>
           <w:lang w:val="hi_IN" w:bidi="hi_IN"/>
         </w:rPr>
@@ -24844,6 +27784,20 @@
       </w:r>
       <w:r>
         <w:rPr>
+          <w:lang w:val="hi_IN" w:bidi="hi_IN"/>
+        </w:rPr>
+        <w:t>לְ⁠יִרְאֵ֣י יְהוָ֔ה וּ⁠לְ⁠חֹשְׁבֵ֖י שְׁמֽ⁠וֹ</w:t>
+      </w:r>
+    </w:p>
+    <w:p>
+      <w:pPr/>
+      <w:r>
+        <w:rPr>
+          <w:lang w:val="hi_IN" w:bidi="hi_IN"/>
+        </w:rPr>
+      </w:r>
+      <w:r>
+        <w:rPr>
           <w:b/>
           <w:lang w:val="hi_IN" w:bidi="hi_IN"/>
         </w:rPr>
@@ -24941,6 +27895,20 @@
       </w:r>
       <w:r>
         <w:rPr>
+          <w:lang w:val="hi_IN" w:bidi="hi_IN"/>
+        </w:rPr>
+        <w:t>וּ⁠לְ⁠חֹשְׁבֵ֖י שְׁמֽ⁠וֹ</w:t>
+      </w:r>
+    </w:p>
+    <w:p>
+      <w:pPr/>
+      <w:r>
+        <w:rPr>
+          <w:lang w:val="hi_IN" w:bidi="hi_IN"/>
+        </w:rPr>
+      </w:r>
+      <w:r>
+        <w:rPr>
           <w:b/>
           <w:lang w:val="hi_IN" w:bidi="hi_IN"/>
         </w:rPr>
@@ -25051,6 +28019,20 @@
       </w:r>
       <w:r>
         <w:rPr>
+          <w:lang w:val="hi_IN" w:bidi="hi_IN"/>
+        </w:rPr>
+        <w:t>וְ⁠הָ֣יוּ לִ֗⁠י אָמַר֙ יְהוָ֣ה צְבָא֔וֹת &amp; סְגֻלָּ֑ה</w:t>
+      </w:r>
+    </w:p>
+    <w:p>
+      <w:pPr/>
+      <w:r>
+        <w:rPr>
+          <w:lang w:val="hi_IN" w:bidi="hi_IN"/>
+        </w:rPr>
+      </w:r>
+      <w:r>
+        <w:rPr>
           <w:b/>
           <w:lang w:val="hi_IN" w:bidi="hi_IN"/>
         </w:rPr>
@@ -25173,6 +28155,20 @@
       </w:r>
       <w:r>
         <w:rPr>
+          <w:lang w:val="hi_IN" w:bidi="hi_IN"/>
+        </w:rPr>
+        <w:t>לַ⁠יּ֕וֹם אֲשֶׁ֥ר אֲנִ֖י עֹשֶׂ֣ה</w:t>
+      </w:r>
+    </w:p>
+    <w:p>
+      <w:pPr/>
+      <w:r>
+        <w:rPr>
+          <w:lang w:val="hi_IN" w:bidi="hi_IN"/>
+        </w:rPr>
+      </w:r>
+      <w:r>
+        <w:rPr>
           <w:b/>
           <w:lang w:val="hi_IN" w:bidi="hi_IN"/>
         </w:rPr>
@@ -25296,6 +28292,20 @@
       </w:r>
       <w:r>
         <w:rPr>
+          <w:lang w:val="hi_IN" w:bidi="hi_IN"/>
+        </w:rPr>
+        <w:t>כַּֽ⁠אֲשֶׁר֙</w:t>
+      </w:r>
+    </w:p>
+    <w:p>
+      <w:pPr/>
+      <w:r>
+        <w:rPr>
+          <w:lang w:val="hi_IN" w:bidi="hi_IN"/>
+        </w:rPr>
+      </w:r>
+      <w:r>
+        <w:rPr>
           <w:b/>
           <w:lang w:val="hi_IN" w:bidi="hi_IN"/>
         </w:rPr>
@@ -25406,6 +28416,20 @@
       </w:r>
       <w:r>
         <w:rPr>
+          <w:lang w:val="hi_IN" w:bidi="hi_IN"/>
+        </w:rPr>
+        <w:t>וְ⁠שַׁבְתֶּם֙ וּ⁠רְאִיתֶ֔ם</w:t>
+      </w:r>
+    </w:p>
+    <w:p>
+      <w:pPr/>
+      <w:r>
+        <w:rPr>
+          <w:lang w:val="hi_IN" w:bidi="hi_IN"/>
+        </w:rPr>
+      </w:r>
+      <w:r>
+        <w:rPr>
           <w:b/>
           <w:lang w:val="hi_IN" w:bidi="hi_IN"/>
         </w:rPr>
@@ -25502,6 +28526,20 @@
       </w:r>
       <w:r>
         <w:rPr>
+          <w:lang w:val="hi_IN" w:bidi="hi_IN"/>
+        </w:rPr>
+        <w:t>וְ⁠שַׁבְתֶּם֙ וּ⁠רְאִיתֶ֔ם</w:t>
+      </w:r>
+    </w:p>
+    <w:p>
+      <w:pPr/>
+      <w:r>
+        <w:rPr>
+          <w:lang w:val="hi_IN" w:bidi="hi_IN"/>
+        </w:rPr>
+      </w:r>
+      <w:r>
+        <w:rPr>
           <w:b/>
           <w:lang w:val="hi_IN" w:bidi="hi_IN"/>
         </w:rPr>
@@ -25612,6 +28650,20 @@
       </w:r>
       <w:r>
         <w:rPr>
+          <w:lang w:val="hi_IN" w:bidi="hi_IN"/>
+        </w:rPr>
+        <w:t>בֵּ֥ין צַדִּ֖יק לְ⁠רָשָׁ֑ע</w:t>
+      </w:r>
+    </w:p>
+    <w:p>
+      <w:pPr/>
+      <w:r>
+        <w:rPr>
+          <w:lang w:val="hi_IN" w:bidi="hi_IN"/>
+        </w:rPr>
+      </w:r>
+      <w:r>
+        <w:rPr>
           <w:b/>
           <w:lang w:val="hi_IN" w:bidi="hi_IN"/>
         </w:rPr>
@@ -25709,6 +28761,20 @@
       </w:r>
       <w:r>
         <w:rPr>
+          <w:lang w:val="hi_IN" w:bidi="hi_IN"/>
+        </w:rPr>
+        <w:t>בֵּ֥ין צַדִּ֖יק לְ⁠רָשָׁ֑ע בֵּ֚ין עֹבֵ֣ד אֱלֹהִ֔ים לַ⁠אֲשֶׁ֖ר לֹ֥א עֲבָדֽ⁠וֹ</w:t>
+      </w:r>
+    </w:p>
+    <w:p>
+      <w:pPr/>
+      <w:r>
+        <w:rPr>
+          <w:lang w:val="hi_IN" w:bidi="hi_IN"/>
+        </w:rPr>
+      </w:r>
+      <w:r>
+        <w:rPr>
           <w:b/>
           <w:lang w:val="hi_IN" w:bidi="hi_IN"/>
         </w:rPr>
@@ -25818,6 +28884,20 @@
       </w:r>
       <w:r>
         <w:rPr>
+          <w:lang w:val="hi_IN" w:bidi="hi_IN"/>
+        </w:rPr>
+        <w:t>צַדִּ֖יק לְ⁠רָשָׁ֑ע</w:t>
+      </w:r>
+    </w:p>
+    <w:p>
+      <w:pPr/>
+      <w:r>
+        <w:rPr>
+          <w:lang w:val="hi_IN" w:bidi="hi_IN"/>
+        </w:rPr>
+      </w:r>
+      <w:r>
+        <w:rPr>
           <w:b/>
           <w:lang w:val="hi_IN" w:bidi="hi_IN"/>
         </w:rPr>
@@ -25941,6 +29021,20 @@
       </w:r>
       <w:r>
         <w:rPr>
+          <w:lang w:val="hi_IN" w:bidi="hi_IN"/>
+        </w:rPr>
+        <w:t>הִנֵּ֤ה</w:t>
+      </w:r>
+    </w:p>
+    <w:p>
+      <w:pPr/>
+      <w:r>
+        <w:rPr>
+          <w:lang w:val="hi_IN" w:bidi="hi_IN"/>
+        </w:rPr>
+      </w:r>
+      <w:r>
+        <w:rPr>
           <w:b/>
           <w:lang w:val="hi_IN" w:bidi="hi_IN"/>
         </w:rPr>
@@ -26061,6 +29155,20 @@
       </w:r>
       <w:r>
         <w:rPr>
+          <w:lang w:val="hi_IN" w:bidi="hi_IN"/>
+        </w:rPr>
+        <w:t>בֹּעֵ֖ר כַּ⁠תַּנּ֑וּר וְ⁠הָי֨וּ כָל־זֵדִ֜ים וְ⁠כָל־עֹשֵׂ֤ה רִשְׁעָה֙ קַ֔שׁ</w:t>
+      </w:r>
+    </w:p>
+    <w:p>
+      <w:pPr/>
+      <w:r>
+        <w:rPr>
+          <w:lang w:val="hi_IN" w:bidi="hi_IN"/>
+        </w:rPr>
+      </w:r>
+      <w:r>
+        <w:rPr>
           <w:b/>
           <w:lang w:val="hi_IN" w:bidi="hi_IN"/>
         </w:rPr>
@@ -26207,6 +29315,20 @@
       </w:r>
       <w:r>
         <w:rPr>
+          <w:lang w:val="hi_IN" w:bidi="hi_IN"/>
+        </w:rPr>
+        <w:t>כָל־זֵדִ֜ים</w:t>
+      </w:r>
+    </w:p>
+    <w:p>
+      <w:pPr/>
+      <w:r>
+        <w:rPr>
+          <w:lang w:val="hi_IN" w:bidi="hi_IN"/>
+        </w:rPr>
+      </w:r>
+      <w:r>
+        <w:rPr>
           <w:b/>
           <w:lang w:val="hi_IN" w:bidi="hi_IN"/>
         </w:rPr>
@@ -26303,6 +29425,20 @@
       </w:r>
       <w:r>
         <w:rPr>
+          <w:lang w:val="hi_IN" w:bidi="hi_IN"/>
+        </w:rPr>
+        <w:t>וְ⁠כָל־עֹשֵׂ֤ה רִשְׁעָה֙</w:t>
+      </w:r>
+    </w:p>
+    <w:p>
+      <w:pPr/>
+      <w:r>
+        <w:rPr>
+          <w:lang w:val="hi_IN" w:bidi="hi_IN"/>
+        </w:rPr>
+      </w:r>
+      <w:r>
+        <w:rPr>
           <w:b/>
           <w:lang w:val="hi_IN" w:bidi="hi_IN"/>
         </w:rPr>
@@ -26413,6 +29549,20 @@
       </w:r>
       <w:r>
         <w:rPr>
+          <w:lang w:val="hi_IN" w:bidi="hi_IN"/>
+        </w:rPr>
+        <w:t>וְ⁠הָי֨וּ כָל־זֵדִ֜ים וְ⁠כָל־עֹשֵׂ֤ה רִשְׁעָה֙ קַ֔שׁ</w:t>
+      </w:r>
+    </w:p>
+    <w:p>
+      <w:pPr/>
+      <w:r>
+        <w:rPr>
+          <w:lang w:val="hi_IN" w:bidi="hi_IN"/>
+        </w:rPr>
+      </w:r>
+      <w:r>
+        <w:rPr>
           <w:b/>
           <w:lang w:val="hi_IN" w:bidi="hi_IN"/>
         </w:rPr>
@@ -26548,6 +29698,20 @@
       </w:r>
       <w:r>
         <w:rPr>
+          <w:lang w:val="hi_IN" w:bidi="hi_IN"/>
+        </w:rPr>
+        <w:t>לָ⁠הֶ֖ם שֹׁ֥רֶשׁ וְ⁠עָנָֽף</w:t>
+      </w:r>
+    </w:p>
+    <w:p>
+      <w:pPr/>
+      <w:r>
+        <w:rPr>
+          <w:lang w:val="hi_IN" w:bidi="hi_IN"/>
+        </w:rPr>
+      </w:r>
+      <w:r>
+        <w:rPr>
           <w:b/>
           <w:lang w:val="hi_IN" w:bidi="hi_IN"/>
         </w:rPr>
@@ -26669,6 +29833,20 @@
       </w:r>
       <w:r>
         <w:rPr>
+          <w:lang w:val="hi_IN" w:bidi="hi_IN"/>
+        </w:rPr>
+        <w:t>וְ⁠זָרְחָ֨ה לָ⁠כֶ֜ם יִרְאֵ֤י שְׁמִ⁠י֙ שֶׁ֣מֶשׁ צְדָקָ֔ה</w:t>
+      </w:r>
+    </w:p>
+    <w:p>
+      <w:pPr/>
+      <w:r>
+        <w:rPr>
+          <w:lang w:val="hi_IN" w:bidi="hi_IN"/>
+        </w:rPr>
+      </w:r>
+      <w:r>
+        <w:rPr>
           <w:b/>
           <w:lang w:val="hi_IN" w:bidi="hi_IN"/>
         </w:rPr>
@@ -26843,6 +30021,20 @@
       </w:r>
       <w:r>
         <w:rPr>
+          <w:lang w:val="hi_IN" w:bidi="hi_IN"/>
+        </w:rPr>
+        <w:t>יִרְאֵ֤י שְׁמִ⁠י֙</w:t>
+      </w:r>
+    </w:p>
+    <w:p>
+      <w:pPr/>
+      <w:r>
+        <w:rPr>
+          <w:lang w:val="hi_IN" w:bidi="hi_IN"/>
+        </w:rPr>
+      </w:r>
+      <w:r>
+        <w:rPr>
           <w:b/>
           <w:lang w:val="hi_IN" w:bidi="hi_IN"/>
         </w:rPr>
@@ -26953,6 +30145,20 @@
       </w:r>
       <w:r>
         <w:rPr>
+          <w:lang w:val="hi_IN" w:bidi="hi_IN"/>
+        </w:rPr>
+        <w:t>וּ⁠מַרְפֵּ֖א בִּ⁠כְנָפֶ֑י⁠הָ</w:t>
+      </w:r>
+    </w:p>
+    <w:p>
+      <w:pPr/>
+      <w:r>
+        <w:rPr>
+          <w:lang w:val="hi_IN" w:bidi="hi_IN"/>
+        </w:rPr>
+      </w:r>
+      <w:r>
+        <w:rPr>
           <w:b/>
           <w:lang w:val="hi_IN" w:bidi="hi_IN"/>
         </w:rPr>
@@ -27089,6 +30295,20 @@
       </w:r>
       <w:r>
         <w:rPr>
+          <w:lang w:val="hi_IN" w:bidi="hi_IN"/>
+        </w:rPr>
+        <w:t>וִֽ⁠יצָאתֶ֥ם וּ⁠פִשְׁתֶּ֖ם</w:t>
+      </w:r>
+    </w:p>
+    <w:p>
+      <w:pPr/>
+      <w:r>
+        <w:rPr>
+          <w:lang w:val="hi_IN" w:bidi="hi_IN"/>
+        </w:rPr>
+      </w:r>
+      <w:r>
+        <w:rPr>
           <w:b/>
           <w:lang w:val="hi_IN" w:bidi="hi_IN"/>
         </w:rPr>
@@ -27212,6 +30432,20 @@
       </w:r>
       <w:r>
         <w:rPr>
+          <w:lang w:val="hi_IN" w:bidi="hi_IN"/>
+        </w:rPr>
+        <w:t>כְּ⁠עֶגְלֵ֥י מַרְבֵּֽק</w:t>
+      </w:r>
+    </w:p>
+    <w:p>
+      <w:pPr/>
+      <w:r>
+        <w:rPr>
+          <w:lang w:val="hi_IN" w:bidi="hi_IN"/>
+        </w:rPr>
+      </w:r>
+      <w:r>
+        <w:rPr>
           <w:b/>
           <w:lang w:val="hi_IN" w:bidi="hi_IN"/>
         </w:rPr>
@@ -27321,6 +30555,20 @@
       </w:r>
       <w:r>
         <w:rPr>
+          <w:lang w:val="hi_IN" w:bidi="hi_IN"/>
+        </w:rPr>
+        <w:t>וְ⁠עַסּוֹתֶ֣ם רְשָׁעִ֔ים כִּֽי־יִהְי֣וּ אֵ֔פֶר תַּ֖חַת כַּפּ֣וֹת רַגְלֵי⁠כֶ֑ם</w:t>
+      </w:r>
+    </w:p>
+    <w:p>
+      <w:pPr/>
+      <w:r>
+        <w:rPr>
+          <w:lang w:val="hi_IN" w:bidi="hi_IN"/>
+        </w:rPr>
+      </w:r>
+      <w:r>
+        <w:rPr>
           <w:b/>
           <w:lang w:val="hi_IN" w:bidi="hi_IN"/>
         </w:rPr>
@@ -27430,6 +30678,20 @@
       </w:r>
       <w:r>
         <w:rPr>
+          <w:lang w:val="hi_IN" w:bidi="hi_IN"/>
+        </w:rPr>
+        <w:t>וְ⁠עַסּוֹתֶ֣ם רְשָׁעִ֔ים</w:t>
+      </w:r>
+    </w:p>
+    <w:p>
+      <w:pPr/>
+      <w:r>
+        <w:rPr>
+          <w:lang w:val="hi_IN" w:bidi="hi_IN"/>
+        </w:rPr>
+      </w:r>
+      <w:r>
+        <w:rPr>
           <w:b/>
           <w:lang w:val="hi_IN" w:bidi="hi_IN"/>
         </w:rPr>
@@ -27540,6 +30802,20 @@
       </w:r>
       <w:r>
         <w:rPr>
+          <w:lang w:val="hi_IN" w:bidi="hi_IN"/>
+        </w:rPr>
+        <w:t>רְשָׁעִ֔ים</w:t>
+      </w:r>
+    </w:p>
+    <w:p>
+      <w:pPr/>
+      <w:r>
+        <w:rPr>
+          <w:lang w:val="hi_IN" w:bidi="hi_IN"/>
+        </w:rPr>
+      </w:r>
+      <w:r>
+        <w:rPr>
           <w:b/>
           <w:lang w:val="hi_IN" w:bidi="hi_IN"/>
         </w:rPr>
@@ -27650,6 +30926,20 @@
       </w:r>
       <w:r>
         <w:rPr>
+          <w:lang w:val="hi_IN" w:bidi="hi_IN"/>
+        </w:rPr>
+        <w:t>כִּֽי־יִהְי֣וּ אֵ֔פֶר תַּ֖חַת כַּפּ֣וֹת רַגְלֵי⁠כֶ֑ם</w:t>
+      </w:r>
+    </w:p>
+    <w:p>
+      <w:pPr/>
+      <w:r>
+        <w:rPr>
+          <w:lang w:val="hi_IN" w:bidi="hi_IN"/>
+        </w:rPr>
+      </w:r>
+      <w:r>
+        <w:rPr>
           <w:b/>
           <w:lang w:val="hi_IN" w:bidi="hi_IN"/>
         </w:rPr>
@@ -27761,6 +31051,20 @@
         <w:rPr>
           <w:lang w:val="hi_IN" w:bidi="hi_IN"/>
         </w:rPr>
+      </w:r>
+    </w:p>
+    <w:p>
+      <w:pPr/>
+      <w:r>
+        <w:rPr>
+          <w:lang w:val="hi_IN" w:bidi="hi_IN"/>
+        </w:rPr>
+      </w:r>
+      <w:r>
+        <w:rPr>
+          <w:lang w:val="hi_IN" w:bidi="hi_IN"/>
+        </w:rPr>
+        <w:t>בַּ⁠יּוֹם֙ אֲשֶׁ֣ר אֲנִ֣י עֹשֶׂ֔ה</w:t>
       </w:r>
     </w:p>
     <w:p>
@@ -27893,6 +31197,20 @@
       </w:r>
       <w:r>
         <w:rPr>
+          <w:lang w:val="hi_IN" w:bidi="hi_IN"/>
+        </w:rPr>
+        <w:t>זִכְר֕וּ</w:t>
+      </w:r>
+    </w:p>
+    <w:p>
+      <w:pPr/>
+      <w:r>
+        <w:rPr>
+          <w:lang w:val="hi_IN" w:bidi="hi_IN"/>
+        </w:rPr>
+      </w:r>
+      <w:r>
+        <w:rPr>
           <w:b/>
           <w:lang w:val="hi_IN" w:bidi="hi_IN"/>
         </w:rPr>
@@ -28013,6 +31331,20 @@
       </w:r>
       <w:r>
         <w:rPr>
+          <w:lang w:val="hi_IN" w:bidi="hi_IN"/>
+        </w:rPr>
+        <w:t>חֻקִּ֖ים וּ⁠מִשְׁפָּטִֽים</w:t>
+      </w:r>
+    </w:p>
+    <w:p>
+      <w:pPr/>
+      <w:r>
+        <w:rPr>
+          <w:lang w:val="hi_IN" w:bidi="hi_IN"/>
+        </w:rPr>
+      </w:r>
+      <w:r>
+        <w:rPr>
           <w:b/>
           <w:lang w:val="hi_IN" w:bidi="hi_IN"/>
         </w:rPr>
@@ -28097,6 +31429,20 @@
         <w:rPr>
           <w:lang w:val="hi_IN" w:bidi="hi_IN"/>
         </w:rPr>
+      </w:r>
+    </w:p>
+    <w:p>
+      <w:pPr/>
+      <w:r>
+        <w:rPr>
+          <w:lang w:val="hi_IN" w:bidi="hi_IN"/>
+        </w:rPr>
+      </w:r>
+      <w:r>
+        <w:rPr>
+          <w:lang w:val="hi_IN" w:bidi="hi_IN"/>
+        </w:rPr>
+        <w:t>הִנֵּ֤ה</w:t>
       </w:r>
     </w:p>
     <w:p>
@@ -28215,6 +31561,20 @@
       </w:r>
       <w:r>
         <w:rPr>
+          <w:lang w:val="hi_IN" w:bidi="hi_IN"/>
+        </w:rPr>
+        <w:t>לִ⁠פְנֵ֗י בּ֚וֹא</w:t>
+      </w:r>
+    </w:p>
+    <w:p>
+      <w:pPr/>
+      <w:r>
+        <w:rPr>
+          <w:lang w:val="hi_IN" w:bidi="hi_IN"/>
+        </w:rPr>
+      </w:r>
+      <w:r>
+        <w:rPr>
           <w:b/>
           <w:lang w:val="hi_IN" w:bidi="hi_IN"/>
         </w:rPr>
@@ -28389,6 +31749,20 @@
       </w:r>
       <w:r>
         <w:rPr>
+          <w:lang w:val="hi_IN" w:bidi="hi_IN"/>
+        </w:rPr>
+        <w:t>י֣וֹם יְהוָ֔ה הַ⁠גָּד֖וֹל וְ⁠הַ⁠נּוֹרָֽא</w:t>
+      </w:r>
+    </w:p>
+    <w:p>
+      <w:pPr/>
+      <w:r>
+        <w:rPr>
+          <w:lang w:val="hi_IN" w:bidi="hi_IN"/>
+        </w:rPr>
+      </w:r>
+      <w:r>
+        <w:rPr>
           <w:b/>
           <w:lang w:val="hi_IN" w:bidi="hi_IN"/>
         </w:rPr>
@@ -28486,6 +31860,20 @@
       </w:r>
       <w:r>
         <w:rPr>
+          <w:lang w:val="hi_IN" w:bidi="hi_IN"/>
+        </w:rPr>
+        <w:t>וְ⁠הֵשִׁ֤יב לֵב־אָבוֹת֙ עַל־בָּנִ֔ים וְ⁠לֵ֥ב בָּנִ֖ים עַל־אֲבוֹתָ֑⁠ם</w:t>
+      </w:r>
+    </w:p>
+    <w:p>
+      <w:pPr/>
+      <w:r>
+        <w:rPr>
+          <w:lang w:val="hi_IN" w:bidi="hi_IN"/>
+        </w:rPr>
+      </w:r>
+      <w:r>
+        <w:rPr>
           <w:b/>
           <w:lang w:val="hi_IN" w:bidi="hi_IN"/>
         </w:rPr>
@@ -28609,6 +31997,20 @@
       </w:r>
       <w:r>
         <w:rPr>
+          <w:lang w:val="hi_IN" w:bidi="hi_IN"/>
+        </w:rPr>
+        <w:t>וְ⁠הֵשִׁ֤יב לֵב־אָבוֹת֙ עַל־בָּנִ֔ים וְ⁠לֵ֥ב בָּנִ֖ים עַל־אֲבוֹתָ֑⁠ם</w:t>
+      </w:r>
+    </w:p>
+    <w:p>
+      <w:pPr/>
+      <w:r>
+        <w:rPr>
+          <w:lang w:val="hi_IN" w:bidi="hi_IN"/>
+        </w:rPr>
+      </w:r>
+      <w:r>
+        <w:rPr>
           <w:b/>
           <w:lang w:val="hi_IN" w:bidi="hi_IN"/>
         </w:rPr>
@@ -28724,6 +32126,20 @@
       </w:r>
       <w:r>
         <w:rPr>
+          <w:lang w:val="hi_IN" w:bidi="hi_IN"/>
+        </w:rPr>
+        <w:t>וְ⁠לֵ֥ב בָּנִ֖ים עַל־אֲבוֹתָ֑⁠ם</w:t>
+      </w:r>
+    </w:p>
+    <w:p>
+      <w:pPr/>
+      <w:r>
+        <w:rPr>
+          <w:lang w:val="hi_IN" w:bidi="hi_IN"/>
+        </w:rPr>
+      </w:r>
+      <w:r>
+        <w:rPr>
           <w:b/>
           <w:lang w:val="hi_IN" w:bidi="hi_IN"/>
         </w:rPr>
@@ -28810,6 +32226,20 @@
         <w:rPr>
           <w:lang w:val="hi_IN" w:bidi="hi_IN"/>
         </w:rPr>
+      </w:r>
+    </w:p>
+    <w:p>
+      <w:pPr/>
+      <w:r>
+        <w:rPr>
+          <w:lang w:val="hi_IN" w:bidi="hi_IN"/>
+        </w:rPr>
+      </w:r>
+      <w:r>
+        <w:rPr>
+          <w:lang w:val="hi_IN" w:bidi="hi_IN"/>
+        </w:rPr>
+        <w:t>לֵב &amp; וְ⁠לֵ֥ב</w:t>
       </w:r>
     </w:p>
     <w:p>

--- a/hin/docx/39.content.docx
+++ b/hin/docx/39.content.docx
@@ -537,7 +537,7 @@
         <w:rPr>
           <w:lang w:val="hi_IN" w:bidi="hi_IN"/>
         </w:rPr>
-        <w:t>מַשָּׂ֥א דְבַר־יְהוָ֖ה</w:t>
+        <w:t>מַשָּׂ֥א דְבַר־יְהוָ֖ה</w:t>
       </w:r>
     </w:p>
     <w:p>
@@ -823,7 +823,7 @@
         <w:rPr>
           <w:lang w:val="hi_IN" w:bidi="hi_IN"/>
         </w:rPr>
-        <w:t>אֶל־יִשְׂרָאֵ֑ל</w:t>
+        <w:t>אֶל־יִשְׂרָאֵ֑ל</w:t>
       </w:r>
     </w:p>
     <w:p>
@@ -933,7 +933,7 @@
         <w:rPr>
           <w:lang w:val="hi_IN" w:bidi="hi_IN"/>
         </w:rPr>
-        <w:t>בְּ⁠יַ֖ד</w:t>
+        <w:t>בְּ⁠יַ֖ד</w:t>
       </w:r>
     </w:p>
     <w:p>
@@ -1180,7 +1180,7 @@
         <w:rPr>
           <w:lang w:val="hi_IN" w:bidi="hi_IN"/>
         </w:rPr>
-        <w:t>אָהַ֤בְתִּי אֶתְ⁠כֶם֙ אָמַ֣ר יְהוָ֔ה</w:t>
+        <w:t>אָהַ֤בְתִּי אֶתְ⁠כֶם֙ אָמַ֣ר יְהוָ֔ה</w:t>
       </w:r>
     </w:p>
     <w:p>
@@ -1413,7 +1413,7 @@
         <w:rPr>
           <w:lang w:val="hi_IN" w:bidi="hi_IN"/>
         </w:rPr>
-        <w:t>וַ⁠אֲמַרְתֶּ֖ם</w:t>
+        <w:t>וַ⁠אֲמַרְתֶּ֖ם</w:t>
       </w:r>
     </w:p>
     <w:p>
@@ -1524,7 +1524,7 @@
         <w:rPr>
           <w:lang w:val="hi_IN" w:bidi="hi_IN"/>
         </w:rPr>
-        <w:t>הֲ⁠לוֹא־אָ֨ח עֵשָׂ֤ו לְ⁠יַֽעֲקֹב֙ נְאֻם־יְהוָ֔ה וָ⁠אֹהַ֖ב אֶֽת־יַעֲקֹֽב</w:t>
+        <w:t>הֲ⁠לוֹא־אָ֨ח עֵשָׂ֤ו לְ⁠יַֽעֲקֹב֙ נְאֻם־יְהוָ֔ה וָ⁠אֹהַ֖ב אֶֽת־יַעֲקֹֽב</w:t>
       </w:r>
     </w:p>
     <w:p>
@@ -1648,7 +1648,7 @@
         <w:rPr>
           <w:lang w:val="hi_IN" w:bidi="hi_IN"/>
         </w:rPr>
-        <w:t>הֲ⁠לוֹא־אָ֨ח עֵשָׂ֤ו לְ⁠יַֽעֲקֹב֙</w:t>
+        <w:t>הֲ⁠לוֹא־אָ֨ח עֵשָׂ֤ו לְ⁠יַֽעֲקֹב֙</w:t>
       </w:r>
     </w:p>
     <w:p>
@@ -1759,7 +1759,7 @@
         <w:rPr>
           <w:lang w:val="hi_IN" w:bidi="hi_IN"/>
         </w:rPr>
-        <w:t>הֲ⁠לוֹא־אָ֨ח עֵשָׂ֤ו לְ⁠יַֽעֲקֹב֙</w:t>
+        <w:t>הֲ⁠לוֹא־אָ֨ח עֵשָׂ֤ו לְ⁠יַֽעֲקֹב֙</w:t>
       </w:r>
     </w:p>
     <w:p>
@@ -2131,7 +2131,7 @@
         <w:rPr>
           <w:lang w:val="hi_IN" w:bidi="hi_IN"/>
         </w:rPr>
-        <w:t>וָ⁠אֹהַ֖ב אֶֽת־יַעֲקֹֽב׃ וְ⁠אֶת־עֵשָׂ֖ו שָׂנֵ֑אתִי</w:t>
+        <w:t>וָ⁠אֹהַ֖ב אֶֽת־יַעֲקֹֽב׃ וְ⁠אֶת־עֵשָׂ֖ו שָׂנֵ֑אתִי</w:t>
       </w:r>
     </w:p>
     <w:p>
@@ -2294,7 +2294,7 @@
         <w:rPr>
           <w:lang w:val="hi_IN" w:bidi="hi_IN"/>
         </w:rPr>
-        <w:t>וְ⁠אֶת־עֵשָׂ֖ו שָׂנֵ֑אתִי</w:t>
+        <w:t>וְ⁠אֶת־עֵשָׂ֖ו שָׂנֵ֑אתִי</w:t>
       </w:r>
     </w:p>
     <w:p>
@@ -2418,7 +2418,7 @@
         <w:rPr>
           <w:lang w:val="hi_IN" w:bidi="hi_IN"/>
         </w:rPr>
-        <w:t>שְׁמָמָ֔ה</w:t>
+        <w:t>שְׁמָמָ֔ה</w:t>
       </w:r>
     </w:p>
     <w:p>
@@ -2672,7 +2672,7 @@
         <w:rPr>
           <w:lang w:val="hi_IN" w:bidi="hi_IN"/>
         </w:rPr>
-        <w:t>כִּֽי־תֹאמַ֨ר אֱד֜וֹם</w:t>
+        <w:t>כִּֽי־תֹאמַ֨ר אֱד֜וֹם</w:t>
       </w:r>
     </w:p>
     <w:p>
@@ -2795,7 +2795,7 @@
         <w:rPr>
           <w:lang w:val="hi_IN" w:bidi="hi_IN"/>
         </w:rPr>
-        <w:t>רֻשַּׁ֗שְׁנוּ</w:t>
+        <w:t>רֻשַּׁ֗שְׁנוּ</w:t>
       </w:r>
     </w:p>
     <w:p>
@@ -2932,7 +2932,7 @@
         <w:rPr>
           <w:lang w:val="hi_IN" w:bidi="hi_IN"/>
         </w:rPr>
-        <w:t>וְ⁠קָרְא֤וּ לָ⁠הֶם֙ גְּב֣וּל רִשְׁעָ֔ה וְ⁠הָ⁠עָ֛ם אֲשֶׁר־זָעַ֥ם יְהוָ֖ה עַד־עוֹלָֽם</w:t>
+        <w:t>וְ⁠קָרְא֤וּ לָ⁠הֶם֙ גְּב֣וּל רִשְׁעָ֔ה וְ⁠הָ⁠עָ֛ם אֲשֶׁר־זָעַ֥ם יְהוָ֖ה עַד־עוֹלָֽם</w:t>
       </w:r>
     </w:p>
     <w:p>
@@ -3191,7 +3191,7 @@
         <w:rPr>
           <w:lang w:val="hi_IN" w:bidi="hi_IN"/>
         </w:rPr>
-        <w:t>גְּב֣וּל רִשְׁעָ֔ה</w:t>
+        <w:t>גְּב֣וּל רִשְׁעָ֔ה</w:t>
       </w:r>
     </w:p>
     <w:p>
@@ -3328,7 +3328,7 @@
         <w:rPr>
           <w:lang w:val="hi_IN" w:bidi="hi_IN"/>
         </w:rPr>
-        <w:t>וְ⁠עֵינֵי⁠כֶ֖ם תִּרְאֶ֑ינָה וְ⁠אַתֶּ֤ם תֹּֽאמְרוּ֙ יִגְדַּ֣ל יְהוָ֔ה מֵ⁠עַ֖ל לִ⁠גְב֥וּל יִשְׂרָאֵֽל</w:t>
+        <w:t>וְ⁠עֵינֵי⁠כֶ֖ם תִּרְאֶ֑ינָה וְ⁠אַתֶּ֤ם תֹּֽאמְרוּ֙ יִגְדַּ֣ל יְהוָ֔ה מֵ⁠עַ֖ל לִ⁠גְב֥וּל יִשְׂרָאֵֽל</w:t>
       </w:r>
     </w:p>
     <w:p>
@@ -3487,7 +3487,7 @@
         <w:rPr>
           <w:lang w:val="hi_IN" w:bidi="hi_IN"/>
         </w:rPr>
-        <w:t>וְ⁠עֵינֵי⁠כֶ֖ם תִּרְאֶ֑ינָה</w:t>
+        <w:t>וְ⁠עֵינֵי⁠כֶ֖ם תִּרְאֶ֑ינָה</w:t>
       </w:r>
     </w:p>
     <w:p>
@@ -3623,7 +3623,7 @@
         <w:rPr>
           <w:lang w:val="hi_IN" w:bidi="hi_IN"/>
         </w:rPr>
-        <w:t>וְ⁠עֵינֵי⁠כֶ֖ם תִּרְאֶ֑ינָה וְ⁠אַתֶּ֤ם תֹּֽאמְרוּ֙ יִגְדַּ֣ל יְהוָ֔ה מֵ⁠עַ֖ל לִ⁠גְב֥וּל יִשְׂרָאֵֽל</w:t>
+        <w:t>וְ⁠עֵינֵי⁠כֶ֖ם תִּרְאֶ֑ינָה וְ⁠אַתֶּ֤ם תֹּֽאמְרוּ֙ יִגְדַּ֣ל יְהוָ֔ה מֵ⁠עַ֖ל לִ⁠גְב֥וּל יִשְׂרָאֵֽל</w:t>
       </w:r>
     </w:p>
     <w:p>
@@ -3734,7 +3734,7 @@
         <w:rPr>
           <w:lang w:val="hi_IN" w:bidi="hi_IN"/>
         </w:rPr>
-        <w:t>וְ⁠אִם־אָ֣ב אָ֣נִי אַיֵּ֣ה כְבוֹדִ֡⁠י וְ⁠אִם־אֲדוֹנִ֣ים אָנִי֩ אַיֵּ֨ה מוֹרָאִ֜⁠י</w:t>
+        <w:t>וְ⁠אִם־אָ֣ב אָ֣נִי אַיֵּ֣ה כְבוֹדִ֡⁠י וְ⁠אִם־אֲדוֹנִ֣ים אָנִי֩ אַיֵּ֨ה מוֹרָאִ֜⁠י</w:t>
       </w:r>
     </w:p>
     <w:p>
@@ -3845,7 +3845,7 @@
         <w:rPr>
           <w:lang w:val="hi_IN" w:bidi="hi_IN"/>
         </w:rPr>
-        <w:t>שְׁמִ֔⁠י &amp; אֶת־שְׁמֶֽ⁠ךָ</w:t>
+        <w:t>שְׁמִ֔⁠י &amp; אֶת־שְׁמֶֽ⁠ךָ</w:t>
       </w:r>
     </w:p>
     <w:p>
@@ -4077,7 +4077,7 @@
         <w:rPr>
           <w:lang w:val="hi_IN" w:bidi="hi_IN"/>
         </w:rPr>
-        <w:t>וַ⁠אֲמַרְתֶּ֖ם בַּ⁠מֶּ֣ה גֵֽאַלְנ֑וּ⁠ךָ בֶּ⁠אֱמָרְ⁠כֶ֕ם שֻׁלְחַ֥ן יְהוָ֖ה נִבְזֶ֥ה הֽוּא</w:t>
+        <w:t>וַ⁠אֲמַרְתֶּ֖ם בַּ⁠מֶּ֣ה גֵֽאַלְנ֑וּ⁠ךָ בֶּ⁠אֱמָרְ⁠כֶ֕ם שֻׁלְחַ֥ן יְהוָ֖ה נִבְזֶ֥ה הֽוּא</w:t>
       </w:r>
     </w:p>
     <w:p>
@@ -4188,7 +4188,7 @@
         <w:rPr>
           <w:lang w:val="hi_IN" w:bidi="hi_IN"/>
         </w:rPr>
-        <w:t>שֻׁלְחַ֥ן יְהוָ֖ה נִבְזֶ֥ה הֽוּא</w:t>
+        <w:t>שֻׁלְחַ֥ן יְהוָ֖ה נִבְזֶ֥ה הֽוּא</w:t>
       </w:r>
     </w:p>
     <w:p>
@@ -4299,7 +4299,7 @@
         <w:rPr>
           <w:lang w:val="hi_IN" w:bidi="hi_IN"/>
         </w:rPr>
-        <w:t>שֻׁלְחַ֥ן יְהוָ֖ה</w:t>
+        <w:t>שֻׁלְחַ֥ן יְהוָ֖ה</w:t>
       </w:r>
     </w:p>
     <w:p>
@@ -4409,7 +4409,7 @@
         <w:rPr>
           <w:lang w:val="hi_IN" w:bidi="hi_IN"/>
         </w:rPr>
-        <w:t>וְ⁠כִֽי־תַגִּשׁ֨וּ⁠ן עִוֵּ֤ר לִ⁠זְבֹּ֨חַ֙ אֵ֣ין רָ֔ע וְ⁠כִ֥י תַגִּ֛ישׁוּ פִּסֵּ֥חַ וְ⁠חֹלֶ֖ה אֵ֣ין רָ֑ע</w:t>
+        <w:t>וְ⁠כִֽי־תַגִּשׁ֨וּ⁠ן עִוֵּ֤ר לִ⁠זְבֹּ֨חַ֙ אֵ֣ין רָ֔ע וְ⁠כִ֥י תַגִּ֛ישׁוּ פִּסֵּ֥חַ וְ⁠חֹלֶ֖ה אֵ֣ין רָ֑ע</w:t>
       </w:r>
     </w:p>
     <w:p>
@@ -4532,7 +4532,7 @@
         <w:rPr>
           <w:lang w:val="hi_IN" w:bidi="hi_IN"/>
         </w:rPr>
-        <w:t>עִוֵּ֤ר &amp; פִּסֵּ֥חַ וְ⁠חֹלֶ֖ה</w:t>
+        <w:t>עִוֵּ֤ר &amp; פִּסֵּ֥חַ וְ⁠חֹלֶ֖ה</w:t>
       </w:r>
     </w:p>
     <w:p>
@@ -4793,7 +4793,7 @@
         <w:rPr>
           <w:lang w:val="hi_IN" w:bidi="hi_IN"/>
         </w:rPr>
-        <w:t>לְ⁠פֶחָתֶ֗⁠ךָ הֲ⁠יִּרְצְ⁠ךָ֙ &amp; פָנֶ֔י⁠ךָ</w:t>
+        <w:t>לְ⁠פֶחָתֶ֗⁠ךָ הֲ⁠יִּרְצְ⁠ךָ֙ &amp; פָנֶ֔י⁠ךָ</w:t>
       </w:r>
     </w:p>
     <w:p>
@@ -4937,7 +4937,7 @@
         <w:rPr>
           <w:lang w:val="hi_IN" w:bidi="hi_IN"/>
         </w:rPr>
-        <w:t>הֲ⁠יִּרְצְ⁠ךָ֙ א֚וֹ הֲ⁠יִשָּׂ֣א פָנֶ֔י⁠ךָ</w:t>
+        <w:t>הֲ⁠יִּרְצְ⁠ךָ֙ א֚וֹ הֲ⁠יִשָּׂ֣א פָנֶ֔י⁠ךָ</w:t>
       </w:r>
     </w:p>
     <w:p>
@@ -5048,7 +5048,7 @@
         <w:rPr>
           <w:lang w:val="hi_IN" w:bidi="hi_IN"/>
         </w:rPr>
-        <w:t>הֲ⁠יִּרְצְ⁠ךָ֙ א֚וֹ הֲ⁠יִשָּׂ֣א פָנֶ֔י⁠ךָ</w:t>
+        <w:t>הֲ⁠יִּרְצְ⁠ךָ֙ א֚וֹ הֲ⁠יִשָּׂ֣א פָנֶ֔י⁠ךָ</w:t>
       </w:r>
     </w:p>
     <w:p>
@@ -5223,7 +5223,7 @@
         <w:rPr>
           <w:lang w:val="hi_IN" w:bidi="hi_IN"/>
         </w:rPr>
-        <w:t>א֚וֹ הֲ⁠יִשָּׂ֣א פָנֶ֔י⁠ךָ</w:t>
+        <w:t>א֚וֹ הֲ⁠יִשָּׂ֣א פָנֶ֔י⁠ךָ</w:t>
       </w:r>
     </w:p>
     <w:p>
@@ -5359,7 +5359,7 @@
         <w:rPr>
           <w:lang w:val="hi_IN" w:bidi="hi_IN"/>
         </w:rPr>
-        <w:t>וְ⁠עַתָּ֛ה</w:t>
+        <w:t>וְ⁠עַתָּ֛ה</w:t>
       </w:r>
     </w:p>
     <w:p>
@@ -5989,7 +5989,7 @@
         <w:rPr>
           <w:lang w:val="hi_IN" w:bidi="hi_IN"/>
         </w:rPr>
-        <w:t>מִ⁠יֶּדְ⁠כֶם֙ הָ֣יְתָה זֹּ֔את</w:t>
+        <w:t>מִ⁠יֶּדְ⁠כֶם֙ הָ֣יְתָה זֹּ֔את</w:t>
       </w:r>
     </w:p>
     <w:p>
@@ -6113,7 +6113,7 @@
         <w:rPr>
           <w:lang w:val="hi_IN" w:bidi="hi_IN"/>
         </w:rPr>
-        <w:t>מִ⁠יֶּדְ⁠כֶם֙</w:t>
+        <w:t>מִ⁠יֶּדְ⁠כֶם֙</w:t>
       </w:r>
     </w:p>
     <w:p>
@@ -6237,7 +6237,7 @@
         <w:rPr>
           <w:lang w:val="hi_IN" w:bidi="hi_IN"/>
         </w:rPr>
-        <w:t>מִ⁠יֶּדְ⁠כֶם֙</w:t>
+        <w:t>מִ⁠יֶּדְ⁠כֶם֙</w:t>
       </w:r>
     </w:p>
     <w:p>
@@ -6456,7 +6456,7 @@
         <w:rPr>
           <w:lang w:val="hi_IN" w:bidi="hi_IN"/>
         </w:rPr>
-        <w:t>הֲ⁠יִשָּׂ֤א מִ⁠כֶּם֙ פָּנִ֔ים</w:t>
+        <w:t>הֲ⁠יִשָּׂ֤א מִ⁠כֶּם֙ פָּנִ֔ים</w:t>
       </w:r>
     </w:p>
     <w:p>
@@ -6591,7 +6591,7 @@
         <w:rPr>
           <w:lang w:val="hi_IN" w:bidi="hi_IN"/>
         </w:rPr>
-        <w:t>מִ֤י גַם־בָּ⁠כֶם֙ וְ⁠יִסְגֹּ֣ר דְּלָתַ֔יִם וְ⁠לֹֽא־תָאִ֥ירוּ מִזְבְּחִ֖⁠י חִנָּ֑ם</w:t>
+        <w:t>מִ֤י גַם־בָּ⁠כֶם֙ וְ⁠יִסְגֹּ֣ר דְּלָתַ֔יִם וְ⁠לֹֽא־תָאִ֥ירוּ מִזְבְּחִ֖⁠י חִנָּ֑ם</w:t>
       </w:r>
     </w:p>
     <w:p>
@@ -6702,7 +6702,7 @@
         <w:rPr>
           <w:lang w:val="hi_IN" w:bidi="hi_IN"/>
         </w:rPr>
-        <w:t>דְּלָתַ֔יִם</w:t>
+        <w:t>דְּלָתַ֔יִם</w:t>
       </w:r>
     </w:p>
     <w:p>
@@ -6826,7 +6826,7 @@
         <w:rPr>
           <w:lang w:val="hi_IN" w:bidi="hi_IN"/>
         </w:rPr>
-        <w:t>אֶרְצֶ֥ה מִ⁠יֶּדְ⁠כֶֽם</w:t>
+        <w:t>אֶרְצֶ֥ה מִ⁠יֶּדְ⁠כֶֽם</w:t>
       </w:r>
     </w:p>
     <w:p>
@@ -6950,7 +6950,7 @@
         <w:rPr>
           <w:lang w:val="hi_IN" w:bidi="hi_IN"/>
         </w:rPr>
-        <w:t>מִ⁠יֶּדְ⁠כֶֽם</w:t>
+        <w:t>מִ⁠יֶּדְ⁠כֶֽם</w:t>
       </w:r>
     </w:p>
     <w:p>
@@ -7074,7 +7074,7 @@
         <w:rPr>
           <w:lang w:val="hi_IN" w:bidi="hi_IN"/>
         </w:rPr>
-        <w:t>מִ⁠מִּזְרַח־שֶׁ֜מֶשׁ וְ⁠עַד־מְבוֹא֗⁠וֹ</w:t>
+        <w:t>מִ⁠מִּזְרַח־שֶׁ֜מֶשׁ וְ⁠עַד־מְבוֹא֗⁠וֹ</w:t>
       </w:r>
     </w:p>
     <w:p>
@@ -7211,7 +7211,7 @@
         <w:rPr>
           <w:lang w:val="hi_IN" w:bidi="hi_IN"/>
         </w:rPr>
-        <w:t>מִ⁠מִּזְרַח־שֶׁ֜מֶשׁ וְ⁠עַד־מְבוֹא֗⁠וֹ</w:t>
+        <w:t>מִ⁠מִּזְרַח־שֶׁ֜מֶשׁ וְ⁠עַד־מְבוֹא֗⁠וֹ</w:t>
       </w:r>
     </w:p>
     <w:p>
@@ -7322,7 +7322,7 @@
         <w:rPr>
           <w:lang w:val="hi_IN" w:bidi="hi_IN"/>
         </w:rPr>
-        <w:t>גָּד֤וֹל שְׁמִ⁠י֙ &amp; גָד֤וֹל שְׁמִ⁠י֙</w:t>
+        <w:t>גָּד֤וֹל שְׁמִ⁠י֙ &amp; גָד֤וֹל שְׁמִ⁠י֙</w:t>
       </w:r>
     </w:p>
     <w:p>
@@ -7463,7 +7463,7 @@
         <w:rPr>
           <w:lang w:val="hi_IN" w:bidi="hi_IN"/>
         </w:rPr>
-        <w:t>גָּד֤וֹל שְׁמִ⁠י֙</w:t>
+        <w:t>גָּד֤וֹל שְׁמִ⁠י֙</w:t>
       </w:r>
     </w:p>
     <w:p>
@@ -7560,7 +7560,7 @@
         <w:rPr>
           <w:lang w:val="hi_IN" w:bidi="hi_IN"/>
         </w:rPr>
-        <w:t>לִ⁠שְׁמִ֖⁠י</w:t>
+        <w:t>לִ⁠שְׁמִ֖⁠י</w:t>
       </w:r>
     </w:p>
     <w:p>
@@ -7696,7 +7696,7 @@
         <w:rPr>
           <w:lang w:val="hi_IN" w:bidi="hi_IN"/>
         </w:rPr>
-        <w:t>וְ⁠אַתֶּ֖ם מְחַלְּלִ֣ים אוֹת֑⁠וֹ</w:t>
+        <w:t>וְ⁠אַתֶּ֖ם מְחַלְּלִ֣ים אוֹת֑⁠וֹ</w:t>
       </w:r>
     </w:p>
     <w:p>
@@ -7832,7 +7832,7 @@
         <w:rPr>
           <w:lang w:val="hi_IN" w:bidi="hi_IN"/>
         </w:rPr>
-        <w:t>וְ⁠אַתֶּ֖ם מְחַלְּלִ֣ים אוֹת֑⁠וֹ בֶּ⁠אֱמָרְ⁠כֶ֗ם שֻׁלְחַ֤ן אֲדֹנָ⁠י֙ מְגֹאָ֣ל ה֔וּא וְ⁠נִיב֖⁠וֹ נִבְזֶ֥ה אָכְלֽ⁠וֹ</w:t>
+        <w:t>וְ⁠אַתֶּ֖ם מְחַלְּלִ֣ים אוֹת֑⁠וֹ בֶּ⁠אֱמָרְ⁠כֶ֗ם שֻׁלְחַ֤ן אֲדֹנָ⁠י֙ מְגֹאָ֣ל ה֔וּא וְ⁠נִיב֖⁠וֹ נִבְזֶ֥ה אָכְלֽ⁠וֹ</w:t>
       </w:r>
     </w:p>
     <w:p>
@@ -7955,7 +7955,7 @@
         <w:rPr>
           <w:lang w:val="hi_IN" w:bidi="hi_IN"/>
         </w:rPr>
-        <w:t>שֻׁלְחַ֤ן אֲדֹנָ⁠י֙</w:t>
+        <w:t>שֻׁלְחַ֤ן אֲדֹנָ⁠י֙</w:t>
       </w:r>
     </w:p>
     <w:p>
@@ -8725,7 +8725,7 @@
         <w:rPr>
           <w:lang w:val="hi_IN" w:bidi="hi_IN"/>
         </w:rPr>
-        <w:t>וַ⁠אֲמַרְתֶּם֩ הִנֵּ֨ה מַ⁠תְּלָאָ֜ה</w:t>
+        <w:t>וַ⁠אֲמַרְתֶּם֩ הִנֵּ֨ה מַ⁠תְּלָאָ֜ה</w:t>
       </w:r>
     </w:p>
     <w:p>
@@ -8848,7 +8848,7 @@
         <w:rPr>
           <w:lang w:val="hi_IN" w:bidi="hi_IN"/>
         </w:rPr>
-        <w:t>הִנֵּ֨ה</w:t>
+        <w:t>הִנֵּ֨ה</w:t>
       </w:r>
     </w:p>
     <w:p>
@@ -8957,7 +8957,7 @@
         <w:rPr>
           <w:lang w:val="hi_IN" w:bidi="hi_IN"/>
         </w:rPr>
-        <w:t>מַ⁠תְּלָאָ֜ה</w:t>
+        <w:t>מַ⁠תְּלָאָ֜ה</w:t>
       </w:r>
     </w:p>
     <w:p>
@@ -9068,7 +9068,7 @@
         <w:rPr>
           <w:lang w:val="hi_IN" w:bidi="hi_IN"/>
         </w:rPr>
-        <w:t>וְ⁠הִפַּחְתֶּ֣ם אוֹת֗⁠וֹ</w:t>
+        <w:t>וְ⁠הִפַּחְתֶּ֣ם אוֹת֗⁠וֹ</w:t>
       </w:r>
     </w:p>
     <w:p>
@@ -9205,7 +9205,7 @@
         <w:rPr>
           <w:lang w:val="hi_IN" w:bidi="hi_IN"/>
         </w:rPr>
-        <w:t>גָּז֗וּל וְ⁠אֶת־הַ⁠פִּסֵּ֨חַ֙ וְ⁠אֶת־הַ֣⁠חוֹלֶ֔ה</w:t>
+        <w:t>גָּז֗וּל וְ⁠אֶת־הַ⁠פִּסֵּ֨חַ֙ וְ⁠אֶת־הַ֣⁠חוֹלֶ֔ה</w:t>
       </w:r>
     </w:p>
     <w:p>
@@ -9419,7 +9419,7 @@
         <w:rPr>
           <w:lang w:val="hi_IN" w:bidi="hi_IN"/>
         </w:rPr>
-        <w:t>גָּז֗וּל</w:t>
+        <w:t>גָּז֗וּל</w:t>
       </w:r>
     </w:p>
     <w:p>
@@ -9560,7 +9560,7 @@
         <w:rPr>
           <w:lang w:val="hi_IN" w:bidi="hi_IN"/>
         </w:rPr>
-        <w:t>גָּז֗וּל</w:t>
+        <w:t>גָּז֗וּל</w:t>
       </w:r>
     </w:p>
     <w:p>
@@ -9684,7 +9684,7 @@
         <w:rPr>
           <w:lang w:val="hi_IN" w:bidi="hi_IN"/>
         </w:rPr>
-        <w:t>הַ⁠אֶרְצֶ֥ה אוֹתָ֛⁠הּ מִ⁠יֶּדְ⁠כֶ֖ם</w:t>
+        <w:t>הַ⁠אֶרְצֶ֥ה אוֹתָ֛⁠הּ מִ⁠יֶּדְ⁠כֶ֖ם</w:t>
       </w:r>
     </w:p>
     <w:p>
@@ -9795,7 +9795,7 @@
         <w:rPr>
           <w:lang w:val="hi_IN" w:bidi="hi_IN"/>
         </w:rPr>
-        <w:t>וְ⁠אָר֣וּר נוֹכֵ֗ל וְ⁠יֵ֤שׁ בְּ⁠עֶדְר⁠וֹ֙ זָכָ֔ר וְ⁠נֹדֵ֛ר וְ⁠זֹבֵ֥חַ מָשְׁחָ֖ת לַֽ⁠אדֹנָ֑⁠י</w:t>
+        <w:t>וְ⁠אָר֣וּר נוֹכֵ֗ל וְ⁠יֵ֤שׁ בְּ⁠עֶדְר⁠וֹ֙ זָכָ֔ר וְ⁠נֹדֵ֛ר וְ⁠זֹבֵ֥חַ מָשְׁחָ֖ת לַֽ⁠אדֹנָ֑⁠י</w:t>
       </w:r>
     </w:p>
     <w:p>
@@ -10035,7 +10035,7 @@
         <w:rPr>
           <w:lang w:val="hi_IN" w:bidi="hi_IN"/>
         </w:rPr>
-        <w:t>וְ⁠יֵ֤שׁ בְּ⁠עֶדְר⁠וֹ֙ זָכָ֔ר</w:t>
+        <w:t>וְ⁠יֵ֤שׁ בְּ⁠עֶדְר⁠וֹ֙ זָכָ֔ר</w:t>
       </w:r>
     </w:p>
     <w:p>
@@ -10159,7 +10159,7 @@
         <w:rPr>
           <w:lang w:val="hi_IN" w:bidi="hi_IN"/>
         </w:rPr>
-        <w:t>מָשְׁחָ֖ת</w:t>
+        <w:t>מָשְׁחָ֖ת</w:t>
       </w:r>
     </w:p>
     <w:p>
@@ -10431,7 +10431,7 @@
         <w:rPr>
           <w:lang w:val="hi_IN" w:bidi="hi_IN"/>
         </w:rPr>
-        <w:t>וּ⁠שְׁמִ֖⁠י נוֹרָ֥א בַ⁠גּוֹיִֽם</w:t>
+        <w:t>וּ⁠שְׁמִ֖⁠י נוֹרָ֥א בַ⁠גּוֹיִֽם</w:t>
       </w:r>
     </w:p>
     <w:p>
@@ -10662,7 +10662,7 @@
         <w:rPr>
           <w:lang w:val="hi_IN" w:bidi="hi_IN"/>
         </w:rPr>
-        <w:t>לֹ֣א תִשְׁמְע֡וּ</w:t>
+        <w:t>לֹ֣א תִשְׁמְע֡וּ</w:t>
       </w:r>
     </w:p>
     <w:p>
@@ -10786,7 +10786,7 @@
         <w:rPr>
           <w:lang w:val="hi_IN" w:bidi="hi_IN"/>
         </w:rPr>
-        <w:t>לֹא֩ תָשִׂ֨ימוּ עַל־לֵ֜ב &amp; אֵינְ⁠כֶ֖ם שָׂמִ֥ים עַל־לֵֽב</w:t>
+        <w:t>לֹא֩ תָשִׂ֨ימוּ עַל־לֵ֜ב &amp; אֵינְ⁠כֶ֖ם שָׂמִ֥ים עַל־לֵֽב</w:t>
       </w:r>
     </w:p>
     <w:p>
@@ -10897,7 +10897,7 @@
         <w:rPr>
           <w:lang w:val="hi_IN" w:bidi="hi_IN"/>
         </w:rPr>
-        <w:t>לָ⁠תֵ֧ת כָּב֣וֹד לִ⁠שְׁמִ֗⁠י</w:t>
+        <w:t>לָ⁠תֵ֧ת כָּב֣וֹד לִ⁠שְׁמִ֗⁠י</w:t>
       </w:r>
     </w:p>
     <w:p>
@@ -11034,7 +11034,7 @@
         <w:rPr>
           <w:lang w:val="hi_IN" w:bidi="hi_IN"/>
         </w:rPr>
-        <w:t>לִ⁠שְׁמִ֗⁠י</w:t>
+        <w:t>לִ⁠שְׁמִ֗⁠י</w:t>
       </w:r>
     </w:p>
     <w:p>
@@ -11158,7 +11158,7 @@
         <w:rPr>
           <w:lang w:val="hi_IN" w:bidi="hi_IN"/>
         </w:rPr>
-        <w:t>וְ⁠שִׁלַּחְתִּ֤י בָ⁠כֶם֙ אֶת־הַ⁠מְּאֵרָ֔ה</w:t>
+        <w:t>וְ⁠שִׁלַּחְתִּ֤י בָ⁠כֶם֙ אֶת־הַ⁠מְּאֵרָ֔ה</w:t>
       </w:r>
     </w:p>
     <w:p>
@@ -11308,7 +11308,7 @@
         <w:rPr>
           <w:lang w:val="hi_IN" w:bidi="hi_IN"/>
         </w:rPr>
-        <w:t>וְ⁠אָרוֹתִ֖י אֶת־בִּרְכֽוֹתֵי⁠כֶ֑ם</w:t>
+        <w:t>וְ⁠אָרוֹתִ֖י אֶת־בִּרְכֽוֹתֵי⁠כֶ֑ם</w:t>
       </w:r>
     </w:p>
     <w:p>
@@ -11717,7 +11717,7 @@
         <w:rPr>
           <w:lang w:val="hi_IN" w:bidi="hi_IN"/>
         </w:rPr>
-        <w:t>גֹעֵ֤ר לָ⁠כֶם֙ אֶת־הַ⁠זֶּ֔רַע</w:t>
+        <w:t>גֹעֵ֤ר לָ⁠כֶם֙ אֶת־הַ⁠זֶּ֔רַע</w:t>
       </w:r>
     </w:p>
     <w:p>
@@ -11866,7 +11866,7 @@
         <w:rPr>
           <w:lang w:val="hi_IN" w:bidi="hi_IN"/>
         </w:rPr>
-        <w:t>וְ⁠זֵרִ֤יתִי פֶ֨רֶשׁ֙ עַל־פְּנֵי⁠כֶ֔ם</w:t>
+        <w:t>וְ⁠זֵרִ֤יתִי פֶ֨רֶשׁ֙ עַל־פְּנֵי⁠כֶ֔ם</w:t>
       </w:r>
     </w:p>
     <w:p>
@@ -12003,7 +12003,7 @@
         <w:rPr>
           <w:lang w:val="hi_IN" w:bidi="hi_IN"/>
         </w:rPr>
-        <w:t>פֶּ֖רֶשׁ חַגֵּי⁠כֶ֑ם</w:t>
+        <w:t>פֶּ֖רֶשׁ חַגֵּי⁠כֶ֑ם</w:t>
       </w:r>
     </w:p>
     <w:p>
@@ -12127,7 +12127,7 @@
         <w:rPr>
           <w:lang w:val="hi_IN" w:bidi="hi_IN"/>
         </w:rPr>
-        <w:t>וְ⁠נָשָׂ֥א אֶתְ⁠כֶ֖ם אֵלָֽי⁠ו</w:t>
+        <w:t>וְ⁠נָשָׂ֥א אֶתְ⁠כֶ֖ם אֵלָֽי⁠ו</w:t>
       </w:r>
     </w:p>
     <w:p>
@@ -12264,7 +12264,7 @@
         <w:rPr>
           <w:lang w:val="hi_IN" w:bidi="hi_IN"/>
         </w:rPr>
-        <w:t>שִׁלַּ֣חְתִּי אֲלֵי⁠כֶ֔ם אֵ֖ת הַ⁠מִּצְוָ֣ה הַ⁠זֹּ֑את</w:t>
+        <w:t>שִׁלַּ֣חְתִּי אֲלֵי⁠כֶ֔ם אֵ֖ת הַ⁠מִּצְוָ֣ה הַ⁠זֹּ֑את</w:t>
       </w:r>
     </w:p>
     <w:p>
@@ -12401,7 +12401,7 @@
         <w:rPr>
           <w:lang w:val="hi_IN" w:bidi="hi_IN"/>
         </w:rPr>
-        <w:t>לִֽ⁠הְי֤וֹת בְּרִיתִ⁠י֙ אֶת־לֵוִ֔י</w:t>
+        <w:t>לִֽ⁠הְי֤וֹת בְּרִיתִ⁠י֙ אֶת־לֵוִ֔י</w:t>
       </w:r>
     </w:p>
     <w:p>
@@ -12678,7 +12678,7 @@
         <w:rPr>
           <w:lang w:val="hi_IN" w:bidi="hi_IN"/>
         </w:rPr>
-        <w:t>בְּרִיתִ֣⁠י ׀ הָיְתָ֣ה אִתּ֗⁠וֹ הַֽ⁠חַיִּים֙ וְ⁠הַ֨⁠שָּׁל֔וֹם</w:t>
+        <w:t>בְּרִיתִ֣⁠י ׀ הָיְתָ֣ה אִתּ֗⁠וֹ הַֽ⁠חַיִּים֙ וְ⁠הַ֨⁠שָּׁל֔וֹם</w:t>
       </w:r>
     </w:p>
     <w:p>
@@ -12815,7 +12815,7 @@
         <w:rPr>
           <w:lang w:val="hi_IN" w:bidi="hi_IN"/>
         </w:rPr>
-        <w:t>הָיְתָ֣ה אִתּ֗⁠וֹ &amp; ל֥⁠וֹ &amp; וַ⁠יִּֽירָאֵ֑⁠נִי &amp; נִחַ֥ת הֽוּא</w:t>
+        <w:t>הָיְתָ֣ה אִתּ֗⁠וֹ &amp; ל֥⁠וֹ &amp; וַ⁠יִּֽירָאֵ֑⁠נִי &amp; נִחַ֥ת הֽוּא</w:t>
       </w:r>
     </w:p>
     <w:p>
@@ -12938,7 +12938,7 @@
         <w:rPr>
           <w:lang w:val="hi_IN" w:bidi="hi_IN"/>
         </w:rPr>
-        <w:t>וַ⁠יִּֽירָאֵ֑⁠נִי וּ⁠מִ⁠פְּנֵ֥י שְׁמִ֖⁠י נִחַ֥ת הֽוּא</w:t>
+        <w:t>וַ⁠יִּֽירָאֵ֑⁠נִי וּ⁠מִ⁠פְּנֵ֥י שְׁמִ֖⁠י נִחַ֥ת הֽוּא</w:t>
       </w:r>
     </w:p>
     <w:p>
@@ -13061,7 +13061,7 @@
         <w:rPr>
           <w:lang w:val="hi_IN" w:bidi="hi_IN"/>
         </w:rPr>
-        <w:t>שְׁמִ֖⁠י</w:t>
+        <w:t>שְׁמִ֖⁠י</w:t>
       </w:r>
     </w:p>
     <w:p>
@@ -13171,7 +13171,7 @@
         <w:rPr>
           <w:lang w:val="hi_IN" w:bidi="hi_IN"/>
         </w:rPr>
-        <w:t>בְּ⁠פִ֔י⁠הוּ &amp; בִ⁠שְׂפָתָ֑י⁠ו &amp; הָלַ֣ךְ &amp; הֵשִׁ֥יב</w:t>
+        <w:t>בְּ⁠פִ֔י⁠הוּ &amp; בִ⁠שְׂפָתָ֑י⁠ו &amp; הָלַ֣ךְ &amp; הֵשִׁ֥יב</w:t>
       </w:r>
     </w:p>
     <w:p>
@@ -13306,7 +13306,7 @@
         <w:rPr>
           <w:lang w:val="hi_IN" w:bidi="hi_IN"/>
         </w:rPr>
-        <w:t>תּוֹרַ֤ת אֱמֶת֙ הָיְתָ֣ה בְּ⁠פִ֔י⁠הוּ</w:t>
+        <w:t>תּוֹרַ֤ת אֱמֶת֙ הָיְתָ֣ה בְּ⁠פִ֔י⁠הוּ</w:t>
       </w:r>
     </w:p>
     <w:p>
@@ -13456,7 +13456,7 @@
         <w:rPr>
           <w:lang w:val="hi_IN" w:bidi="hi_IN"/>
         </w:rPr>
-        <w:t>תּוֹרַ֤ת אֱמֶת֙ הָיְתָ֣ה בְּ⁠פִ֔י⁠הוּ</w:t>
+        <w:t>תּוֹרַ֤ת אֱמֶת֙ הָיְתָ֣ה בְּ⁠פִ֔י⁠הוּ</w:t>
       </w:r>
     </w:p>
     <w:p>
@@ -13580,7 +13580,7 @@
         <w:rPr>
           <w:lang w:val="hi_IN" w:bidi="hi_IN"/>
         </w:rPr>
-        <w:t>וְ⁠עַוְלָ֖ה לֹא־נִמְצָ֣א בִ⁠שְׂפָתָ֑י⁠ו</w:t>
+        <w:t>וְ⁠עַוְלָ֖ה לֹא־נִמְצָ֣א בִ⁠שְׂפָתָ֑י⁠ו</w:t>
       </w:r>
     </w:p>
     <w:p>
@@ -13704,7 +13704,7 @@
         <w:rPr>
           <w:lang w:val="hi_IN" w:bidi="hi_IN"/>
         </w:rPr>
-        <w:t>וְ⁠עַוְלָ֖ה לֹא־נִמְצָ֣א בִ⁠שְׂפָתָ֑י⁠ו</w:t>
+        <w:t>וְ⁠עַוְלָ֖ה לֹא־נִמְצָ֣א בִ⁠שְׂפָתָ֑י⁠ו</w:t>
       </w:r>
     </w:p>
     <w:p>
@@ -13828,7 +13828,7 @@
         <w:rPr>
           <w:lang w:val="hi_IN" w:bidi="hi_IN"/>
         </w:rPr>
-        <w:t>וְ⁠עַוְלָ֖ה לֹא־נִמְצָ֣א בִ⁠שְׂפָתָ֑י⁠ו</w:t>
+        <w:t>וְ⁠עַוְלָ֖ה לֹא־נִמְצָ֣א בִ⁠שְׂפָתָ֑י⁠ו</w:t>
       </w:r>
     </w:p>
     <w:p>
@@ -13938,7 +13938,7 @@
         <w:rPr>
           <w:lang w:val="hi_IN" w:bidi="hi_IN"/>
         </w:rPr>
-        <w:t>בְּ⁠שָׁל֤וֹם וּ⁠בְ⁠מִישׁוֹר֙</w:t>
+        <w:t>בְּ⁠שָׁל֤וֹם וּ⁠בְ⁠מִישׁוֹר֙</w:t>
       </w:r>
     </w:p>
     <w:p>
@@ -14061,7 +14061,7 @@
         <w:rPr>
           <w:lang w:val="hi_IN" w:bidi="hi_IN"/>
         </w:rPr>
-        <w:t>הָלַ֣ךְ אִתִּ֔⁠י</w:t>
+        <w:t>הָלַ֣ךְ אִתִּ֔⁠י</w:t>
       </w:r>
     </w:p>
     <w:p>
@@ -14197,7 +14197,7 @@
         <w:rPr>
           <w:lang w:val="hi_IN" w:bidi="hi_IN"/>
         </w:rPr>
-        <w:t>וְ⁠רַבִּ֖ים הֵשִׁ֥יב מֵ⁠עָוֺֽן</w:t>
+        <w:t>וְ⁠רַבִּ֖ים הֵשִׁ֥יב מֵ⁠עָוֺֽן</w:t>
       </w:r>
     </w:p>
     <w:p>
@@ -14456,7 +14456,7 @@
         <w:rPr>
           <w:lang w:val="hi_IN" w:bidi="hi_IN"/>
         </w:rPr>
-        <w:t>שִׂפְתֵ֤י כֹהֵן֙ יִשְׁמְרוּ־דַ֔עַת</w:t>
+        <w:t>שִׂפְתֵ֤י כֹהֵן֙ יִשְׁמְרוּ־דַ֔עַת</w:t>
       </w:r>
     </w:p>
     <w:p>
@@ -14580,7 +14580,7 @@
         <w:rPr>
           <w:lang w:val="hi_IN" w:bidi="hi_IN"/>
         </w:rPr>
-        <w:t>יִשְׁמְרוּ־דַ֔עַת</w:t>
+        <w:t>יִשְׁמְרוּ־דַ֔עַת</w:t>
       </w:r>
     </w:p>
     <w:p>
@@ -14704,7 +14704,7 @@
         <w:rPr>
           <w:lang w:val="hi_IN" w:bidi="hi_IN"/>
         </w:rPr>
-        <w:t>יִשְׁמְרוּ־דַ֔עַת</w:t>
+        <w:t>יִשְׁמְרוּ־דַ֔עַת</w:t>
       </w:r>
     </w:p>
     <w:p>
@@ -15108,7 +15108,7 @@
         <w:rPr>
           <w:lang w:val="hi_IN" w:bidi="hi_IN"/>
         </w:rPr>
-        <w:t>מִ⁠פִּ֑י⁠הוּ</w:t>
+        <w:t>מִ⁠פִּ֑י⁠הוּ</w:t>
       </w:r>
     </w:p>
     <w:p>
@@ -15343,7 +15343,7 @@
         <w:rPr>
           <w:lang w:val="hi_IN" w:bidi="hi_IN"/>
         </w:rPr>
-        <w:t>וְ⁠אַתֶּם֙ סַרְתֶּ֣ם מִן־הַ⁠דֶּ֔רֶךְ</w:t>
+        <w:t>וְ⁠אַתֶּם֙ סַרְתֶּ֣ם מִן־הַ⁠דֶּ֔רֶךְ</w:t>
       </w:r>
     </w:p>
     <w:p>
@@ -15452,7 +15452,7 @@
         <w:rPr>
           <w:lang w:val="hi_IN" w:bidi="hi_IN"/>
         </w:rPr>
-        <w:t>הִכְשַׁלְתֶּ֥ם רַבִּ֖ים</w:t>
+        <w:t>הִכְשַׁלְתֶּ֥ם רַבִּ֖ים</w:t>
       </w:r>
     </w:p>
     <w:p>
@@ -15588,7 +15588,7 @@
         <w:rPr>
           <w:lang w:val="hi_IN" w:bidi="hi_IN"/>
         </w:rPr>
-        <w:t>בַּ⁠תּוֹרָ֑ה</w:t>
+        <w:t>בַּ⁠תּוֹרָ֑ה</w:t>
       </w:r>
     </w:p>
     <w:p>
@@ -15725,7 +15725,7 @@
         <w:rPr>
           <w:lang w:val="hi_IN" w:bidi="hi_IN"/>
         </w:rPr>
-        <w:t>שִֽׁחַתֶּם֙</w:t>
+        <w:t>שִֽׁחַתֶּם֙</w:t>
       </w:r>
     </w:p>
     <w:p>
@@ -15905,7 +15905,7 @@
         <w:rPr>
           <w:lang w:val="hi_IN" w:bidi="hi_IN"/>
         </w:rPr>
-        <w:t>הַ⁠לֵּוִ֔י</w:t>
+        <w:t>הַ⁠לֵּוִ֔י</w:t>
       </w:r>
     </w:p>
     <w:p>
@@ -16014,7 +16014,7 @@
         <w:rPr>
           <w:lang w:val="hi_IN" w:bidi="hi_IN"/>
         </w:rPr>
-        <w:t>וְ⁠נֹשְׂאִ֥ים פָּנִ֖ים</w:t>
+        <w:t>וְ⁠נֹשְׂאִ֥ים פָּנִ֖ים</w:t>
       </w:r>
     </w:p>
     <w:p>
@@ -16137,7 +16137,7 @@
         <w:rPr>
           <w:lang w:val="hi_IN" w:bidi="hi_IN"/>
         </w:rPr>
-        <w:t>בַּ⁠תּוֹרָֽה</w:t>
+        <w:t>בַּ⁠תּוֹרָֽה</w:t>
       </w:r>
     </w:p>
     <w:p>
@@ -16274,7 +16274,7 @@
         <w:rPr>
           <w:lang w:val="hi_IN" w:bidi="hi_IN"/>
         </w:rPr>
-        <w:t>הֲ⁠ל֨וֹא אָ֤ב אֶחָד֙ לְ⁠כֻלָּ֔⁠נוּ הֲ⁠ל֛וֹא אֵ֥ל אֶֽחָ֖ד בְּרָאָ֑⁠נוּ</w:t>
+        <w:t>הֲ⁠ל֨וֹא אָ֤ב אֶחָד֙ לְ⁠כֻלָּ֔⁠נוּ הֲ⁠ל֛וֹא אֵ֥ל אֶֽחָ֖ד בְּרָאָ֑⁠נוּ</w:t>
       </w:r>
     </w:p>
     <w:p>
@@ -16385,7 +16385,7 @@
         <w:rPr>
           <w:lang w:val="hi_IN" w:bidi="hi_IN"/>
         </w:rPr>
-        <w:t>הֲ⁠ל֨וֹא אָ֤ב אֶחָד֙ לְ⁠כֻלָּ֔⁠נוּ הֲ⁠ל֛וֹא אֵ֥ל אֶֽחָ֖ד בְּרָאָ֑⁠נוּ</w:t>
+        <w:t>הֲ⁠ל֨וֹא אָ֤ב אֶחָד֙ לְ⁠כֻלָּ֔⁠נוּ הֲ⁠ל֛וֹא אֵ֥ל אֶֽחָ֖ד בְּרָאָ֑⁠נוּ</w:t>
       </w:r>
     </w:p>
     <w:p>
@@ -16496,7 +16496,7 @@
         <w:rPr>
           <w:lang w:val="hi_IN" w:bidi="hi_IN"/>
         </w:rPr>
-        <w:t>מַדּ֗וּעַ נִבְגַּד֙ אִ֣ישׁ בְּ⁠אָחִ֔י⁠ו לְ⁠חַלֵּ֖ל בְּרִ֥ית אֲבֹתֵֽי⁠נוּ</w:t>
+        <w:t>מַדּ֗וּעַ נִבְגַּד֙ אִ֣ישׁ בְּ⁠אָחִ֔י⁠ו לְ⁠חַלֵּ֖ל בְּרִ֥ית אֲבֹתֵֽי⁠נוּ</w:t>
       </w:r>
     </w:p>
     <w:p>
@@ -16607,7 +16607,7 @@
         <w:rPr>
           <w:lang w:val="hi_IN" w:bidi="hi_IN"/>
         </w:rPr>
-        <w:t>אִ֣ישׁ בְּ⁠אָחִ֔י⁠ו</w:t>
+        <w:t>אִ֣ישׁ בְּ⁠אָחִ֔י⁠ו</w:t>
       </w:r>
     </w:p>
     <w:p>
@@ -16841,7 +16841,7 @@
         <w:rPr>
           <w:lang w:val="hi_IN" w:bidi="hi_IN"/>
         </w:rPr>
-        <w:t>בָּגְדָ֣ה יְהוּדָ֔ה וְ⁠תוֹעֵבָ֛ה נֶעֶשְׂתָ֥ה בְ⁠יִשְׂרָאֵ֖ל וּ⁠בִ⁠ירֽוּשָׁלִָ֑ם</w:t>
+        <w:t>בָּגְדָ֣ה יְהוּדָ֔ה וְ⁠תוֹעֵבָ֛ה נֶעֶשְׂתָ֥ה בְ⁠יִשְׂרָאֵ֖ל וּ⁠בִ⁠ירֽוּשָׁלִָ֑ם</w:t>
       </w:r>
     </w:p>
     <w:p>
@@ -16952,7 +16952,7 @@
         <w:rPr>
           <w:lang w:val="hi_IN" w:bidi="hi_IN"/>
         </w:rPr>
-        <w:t>בָּגְדָ֣ה יְהוּדָ֔ה &amp; חִלֵּ֣ל יְהוּדָ֗ה</w:t>
+        <w:t>בָּגְדָ֣ה יְהוּדָ֔ה &amp; חִלֵּ֣ל יְהוּדָ֗ה</w:t>
       </w:r>
     </w:p>
     <w:p>
@@ -17088,7 +17088,7 @@
         <w:rPr>
           <w:lang w:val="hi_IN" w:bidi="hi_IN"/>
         </w:rPr>
-        <w:t>וְ⁠תוֹעֵבָ֛ה נֶעֶשְׂתָ֥ה בְ⁠יִשְׂרָאֵ֖ל וּ⁠בִ⁠ירֽוּשָׁלִָ֑ם</w:t>
+        <w:t>וְ⁠תוֹעֵבָ֛ה נֶעֶשְׂתָ֥ה בְ⁠יִשְׂרָאֵ֖ל וּ⁠בִ⁠ירֽוּשָׁלִָ֑ם</w:t>
       </w:r>
     </w:p>
     <w:p>
@@ -17223,7 +17223,7 @@
         <w:rPr>
           <w:lang w:val="hi_IN" w:bidi="hi_IN"/>
         </w:rPr>
-        <w:t>וּ⁠בָעַ֖ל בַּת־אֵ֥ל נֵכָֽר</w:t>
+        <w:t>וּ⁠בָעַ֖ל בַּת־אֵ֥ל נֵכָֽר</w:t>
       </w:r>
     </w:p>
     <w:p>
@@ -18017,7 +18017,7 @@
         <w:rPr>
           <w:lang w:val="hi_IN" w:bidi="hi_IN"/>
         </w:rPr>
-        <w:t>כַּסּ֤וֹת דִּמְעָה֙ אֶת־מִזְבַּ֣ח יְהוָ֔ה</w:t>
+        <w:t>כַּסּ֤וֹת דִּמְעָה֙ אֶת־מִזְבַּ֣ח יְהוָ֔ה</w:t>
       </w:r>
     </w:p>
     <w:p>
@@ -18128,7 +18128,7 @@
         <w:rPr>
           <w:lang w:val="hi_IN" w:bidi="hi_IN"/>
         </w:rPr>
-        <w:t>פְּנוֹת֙ אֶל־הַ⁠מִּנְחָ֔ה וְ⁠לָ⁠קַ֥חַת רָצ֖וֹן מִ⁠יֶּדְ⁠כֶֽם</w:t>
+        <w:t>פְּנוֹת֙ אֶל־הַ⁠מִּנְחָ֔ה וְ⁠לָ⁠קַ֥חַת רָצ֖וֹן מִ⁠יֶּדְ⁠כֶֽם</w:t>
       </w:r>
     </w:p>
     <w:p>
@@ -18239,7 +18239,7 @@
         <w:rPr>
           <w:lang w:val="hi_IN" w:bidi="hi_IN"/>
         </w:rPr>
-        <w:t>פְּנוֹת֙ אֶל־הַ⁠מִּנְחָ֔ה</w:t>
+        <w:t>פְּנוֹת֙ אֶל־הַ⁠מִּנְחָ֔ה</w:t>
       </w:r>
     </w:p>
     <w:p>
@@ -18357,7 +18357,7 @@
         <w:rPr>
           <w:lang w:val="hi_IN" w:bidi="hi_IN"/>
         </w:rPr>
-        <w:t>מִ⁠יֶּדְ⁠כֶֽם</w:t>
+        <w:t>מִ⁠יֶּדְ⁠כֶֽם</w:t>
       </w:r>
     </w:p>
     <w:p>
@@ -18467,7 +18467,7 @@
         <w:rPr>
           <w:lang w:val="hi_IN" w:bidi="hi_IN"/>
         </w:rPr>
-        <w:t>יְהוָה֩ הֵעִ֨יד בֵּינְ⁠ךָ֜ וּ⁠בֵ֣ין ׀ אֵ֣שֶׁת נְעוּרֶ֗י⁠ךָ</w:t>
+        <w:t>יְהוָה֩ הֵעִ֨יד בֵּינְ⁠ךָ֜ וּ⁠בֵ֣ין ׀ אֵ֣שֶׁת נְעוּרֶ֗י⁠ךָ</w:t>
       </w:r>
     </w:p>
     <w:p>
@@ -18591,7 +18591,7 @@
         <w:rPr>
           <w:lang w:val="hi_IN" w:bidi="hi_IN"/>
         </w:rPr>
-        <w:t>בֵּינְ⁠ךָ֜ &amp; נְעוּרֶ֗י⁠ךָ &amp; אַתָּה֙ בָּגַ֣דְתָּה &amp; חֲבֶרְתְּ⁠ךָ֖ &amp; בְּרִיתֶֽ⁠ךָ</w:t>
+        <w:t>בֵּינְ⁠ךָ֜ &amp; נְעוּרֶ֗י⁠ךָ &amp; אַתָּה֙ בָּגַ֣דְתָּה &amp; חֲבֶרְתְּ⁠ךָ֖ &amp; בְּרִיתֶֽ⁠ךָ</w:t>
       </w:r>
     </w:p>
     <w:p>
@@ -18772,7 +18772,7 @@
         <w:rPr>
           <w:lang w:val="hi_IN" w:bidi="hi_IN"/>
         </w:rPr>
-        <w:t>אֵ֣שֶׁת נְעוּרֶ֗י⁠ךָ</w:t>
+        <w:t>אֵ֣שֶׁת נְעוּרֶ֗י⁠ךָ</w:t>
       </w:r>
     </w:p>
     <w:p>
@@ -18896,7 +18896,7 @@
         <w:rPr>
           <w:lang w:val="hi_IN" w:bidi="hi_IN"/>
         </w:rPr>
-        <w:t>וְ⁠לֹא־אֶחָ֣ד עָשָׂ֗ה וּ⁠שְׁאָ֥ר ר֨וּחַ֙ ל֔⁠וֹ</w:t>
+        <w:t>וְ⁠לֹא־אֶחָ֣ד עָשָׂ֗ה וּ⁠שְׁאָ֥ר ר֨וּחַ֙ ל֔⁠וֹ</w:t>
       </w:r>
     </w:p>
     <w:p>
@@ -19007,7 +19007,7 @@
         <w:rPr>
           <w:lang w:val="hi_IN" w:bidi="hi_IN"/>
         </w:rPr>
-        <w:t>וּ⁠שְׁאָ֥ר ר֨וּחַ֙ ל֔⁠וֹ</w:t>
+        <w:t>וּ⁠שְׁאָ֥ר ר֨וּחַ֙ ל֔⁠וֹ</w:t>
       </w:r>
     </w:p>
     <w:p>
@@ -19144,7 +19144,7 @@
         <w:rPr>
           <w:lang w:val="hi_IN" w:bidi="hi_IN"/>
         </w:rPr>
-        <w:t>וּ⁠מָה֙ הָֽ⁠אֶחָ֔ד מְבַקֵּ֖שׁ זֶ֣רַע אֱלֹהִ֑ים</w:t>
+        <w:t>וּ⁠מָה֙ הָֽ⁠אֶחָ֔ד מְבַקֵּ֖שׁ זֶ֣רַע אֱלֹהִ֑ים</w:t>
       </w:r>
     </w:p>
     <w:p>
@@ -19404,7 +19404,7 @@
         <w:rPr>
           <w:lang w:val="hi_IN" w:bidi="hi_IN"/>
         </w:rPr>
-        <w:t>וְ⁠נִשְׁמַרְתֶּם֙ בְּ⁠ר֣וּחֲ⁠כֶ֔ם</w:t>
+        <w:t>וְ⁠נִשְׁמַרְתֶּם֙ בְּ⁠ר֣וּחֲ⁠כֶ֔ם</w:t>
       </w:r>
     </w:p>
     <w:p>
@@ -19553,7 +19553,7 @@
         <w:rPr>
           <w:lang w:val="hi_IN" w:bidi="hi_IN"/>
         </w:rPr>
-        <w:t>וְ⁠כִסָּ֤ה חָמָס֙ עַל־לְבוּשׁ֔⁠וֹ</w:t>
+        <w:t>וְ⁠כִסָּ֤ה חָמָס֙ עַל־לְבוּשׁ֔⁠וֹ</w:t>
       </w:r>
     </w:p>
     <w:p>
@@ -19677,7 +19677,7 @@
         <w:rPr>
           <w:lang w:val="hi_IN" w:bidi="hi_IN"/>
         </w:rPr>
-        <w:t>וְ⁠נִשְׁמַרְתֶּ֥ם בְּ⁠רוּחֲ⁠כֶ֖ם</w:t>
+        <w:t>וְ⁠נִשְׁמַרְתֶּ֥ם בְּ⁠רוּחֲ⁠כֶ֖ם</w:t>
       </w:r>
     </w:p>
     <w:p>
@@ -19788,7 +19788,7 @@
         <w:rPr>
           <w:lang w:val="hi_IN" w:bidi="hi_IN"/>
         </w:rPr>
-        <w:t>בְּ⁠דִבְרֵי⁠כֶ֔ם</w:t>
+        <w:t>בְּ⁠דִבְרֵי⁠כֶ֔ם</w:t>
       </w:r>
     </w:p>
     <w:p>
@@ -19910,7 +19910,7 @@
         <w:rPr>
           <w:lang w:val="hi_IN" w:bidi="hi_IN"/>
         </w:rPr>
-        <w:t>עֹ֨שֵׂה רָ֜ע</w:t>
+        <w:t>עֹ֨שֵׂה רָ֜ע</w:t>
       </w:r>
     </w:p>
     <w:p>
@@ -20034,7 +20034,7 @@
         <w:rPr>
           <w:lang w:val="hi_IN" w:bidi="hi_IN"/>
         </w:rPr>
-        <w:t>בְּ⁠עֵינֵ֣י יְהוָ֗ה</w:t>
+        <w:t>בְּ⁠עֵינֵ֣י יְהוָ֗ה</w:t>
       </w:r>
     </w:p>
     <w:p>
@@ -20181,7 +20181,7 @@
         <w:rPr>
           <w:lang w:val="hi_IN" w:bidi="hi_IN"/>
         </w:rPr>
-        <w:t>אַיֵּ֖ה אֱלֹהֵ֥י הַ⁠מִּשְׁפָּֽט</w:t>
+        <w:t>אַיֵּ֖ה אֱלֹהֵ֥י הַ⁠מִּשְׁפָּֽט</w:t>
       </w:r>
     </w:p>
     <w:p>
@@ -20305,7 +20305,7 @@
         <w:rPr>
           <w:lang w:val="hi_IN" w:bidi="hi_IN"/>
         </w:rPr>
-        <w:t>אַיֵּ֖ה אֱלֹהֵ֥י הַ⁠מִּשְׁפָּֽט</w:t>
+        <w:t>אַיֵּ֖ה אֱלֹהֵ֥י הַ⁠מִּשְׁפָּֽט</w:t>
       </w:r>
     </w:p>
     <w:p>
@@ -20428,7 +20428,7 @@
         <w:rPr>
           <w:lang w:val="hi_IN" w:bidi="hi_IN"/>
         </w:rPr>
-        <w:t>הִנְ⁠נִ֤י שֹׁלֵחַ֙</w:t>
+        <w:t>הִנְ⁠נִ֤י שֹׁלֵחַ֙</w:t>
       </w:r>
     </w:p>
     <w:p>
@@ -20577,7 +20577,7 @@
         <w:rPr>
           <w:lang w:val="hi_IN" w:bidi="hi_IN"/>
         </w:rPr>
-        <w:t>וּ⁠פִנָּה־דֶ֖רֶךְ לְ⁠פָנָ֑⁠י</w:t>
+        <w:t>וּ⁠פִנָּה־דֶ֖רֶךְ לְ⁠פָנָ֑⁠י</w:t>
       </w:r>
     </w:p>
     <w:p>
@@ -20714,7 +20714,7 @@
         <w:rPr>
           <w:lang w:val="hi_IN" w:bidi="hi_IN"/>
         </w:rPr>
-        <w:t>וּ⁠פִנָּה־דֶ֖רֶךְ לְ⁠פָנָ֑⁠י</w:t>
+        <w:t>וּ⁠פִנָּה־דֶ֖רֶךְ לְ⁠פָנָ֑⁠י</w:t>
       </w:r>
     </w:p>
     <w:p>
@@ -20850,7 +20850,7 @@
         <w:rPr>
           <w:lang w:val="hi_IN" w:bidi="hi_IN"/>
         </w:rPr>
-        <w:t>הִנֵּה</w:t>
+        <w:t>הִנֵּה</w:t>
       </w:r>
     </w:p>
     <w:p>
@@ -20965,7 +20965,7 @@
         <w:rPr>
           <w:lang w:val="hi_IN" w:bidi="hi_IN"/>
         </w:rPr>
-        <w:t>וּ⁠מִ֤י מְכַלְכֵּל֙ אֶת־י֣וֹם בּוֹא֔⁠וֹ וּ⁠מִ֥י הָ⁠עֹמֵ֖ד בְּ⁠הֵרָֽאוֹת֑⁠וֹ כִּֽי־הוּא֙ כְּ⁠אֵ֣שׁ מְצָרֵ֔ף וּ⁠כְ⁠בֹרִ֖ית מְכַבְּסִֽים</w:t>
+        <w:t>וּ⁠מִ֤י מְכַלְכֵּל֙ אֶת־י֣וֹם בּוֹא֔⁠וֹ וּ⁠מִ֥י הָ⁠עֹמֵ֖ד בְּ⁠הֵרָֽאוֹת֑⁠וֹ כִּֽי־הוּא֙ כְּ⁠אֵ֣שׁ מְצָרֵ֔ף וּ⁠כְ⁠בֹרִ֖ית מְכַבְּסִֽים</w:t>
       </w:r>
     </w:p>
     <w:p>
@@ -21076,7 +21076,7 @@
         <w:rPr>
           <w:lang w:val="hi_IN" w:bidi="hi_IN"/>
         </w:rPr>
-        <w:t>וּ⁠מִ֤י מְכַלְכֵּל֙ אֶת־י֣וֹם בּוֹא֔⁠וֹ וּ⁠מִ֥י הָ⁠עֹמֵ֖ד בְּ⁠הֵרָֽאוֹת֑⁠וֹ</w:t>
+        <w:t>וּ⁠מִ֤י מְכַלְכֵּל֙ אֶת־י֣וֹם בּוֹא֔⁠וֹ וּ⁠מִ֥י הָ⁠עֹמֵ֖ד בְּ⁠הֵרָֽאוֹת֑⁠וֹ</w:t>
       </w:r>
     </w:p>
     <w:p>
@@ -21187,7 +21187,7 @@
         <w:rPr>
           <w:lang w:val="hi_IN" w:bidi="hi_IN"/>
         </w:rPr>
-        <w:t>וּ⁠מִ֤י מְכַלְכֵּל֙ אֶת־י֣וֹם בּוֹא֔⁠וֹ וּ⁠מִ֥י הָ⁠עֹמֵ֖ד בְּ⁠הֵרָֽאוֹת֑⁠וֹ</w:t>
+        <w:t>וּ⁠מִ֤י מְכַלְכֵּל֙ אֶת־י֣וֹם בּוֹא֔⁠וֹ וּ⁠מִ֥י הָ⁠עֹמֵ֖ד בְּ⁠הֵרָֽאוֹת֑⁠וֹ</w:t>
       </w:r>
     </w:p>
     <w:p>
@@ -21434,7 +21434,7 @@
         <w:rPr>
           <w:lang w:val="hi_IN" w:bidi="hi_IN"/>
         </w:rPr>
-        <w:t>הוּא֙ כְּ⁠אֵ֣שׁ מְצָרֵ֔ף וּ⁠כְ⁠בֹרִ֖ית מְכַבְּסִֽים</w:t>
+        <w:t>הוּא֙ כְּ⁠אֵ֣שׁ מְצָרֵ֔ף וּ⁠כְ⁠בֹרִ֖ית מְכַבְּסִֽים</w:t>
       </w:r>
     </w:p>
     <w:p>
@@ -21545,7 +21545,7 @@
         <w:rPr>
           <w:lang w:val="hi_IN" w:bidi="hi_IN"/>
         </w:rPr>
-        <w:t>וְ⁠יָשַׁ֨ב מְצָרֵ֤ף וּ⁠מְטַהֵר֙ כֶּ֔סֶף</w:t>
+        <w:t>וְ⁠יָשַׁ֨ב מְצָרֵ֤ף וּ⁠מְטַהֵר֙ כֶּ֔סֶף</w:t>
       </w:r>
     </w:p>
     <w:p>
@@ -21695,7 +21695,7 @@
         <w:rPr>
           <w:lang w:val="hi_IN" w:bidi="hi_IN"/>
         </w:rPr>
-        <w:t>אֶת־בְּנֵֽי־לֵוִי֙</w:t>
+        <w:t>אֶת־בְּנֵֽי־לֵוִי֙</w:t>
       </w:r>
     </w:p>
     <w:p>
@@ -21845,7 +21845,7 @@
         <w:rPr>
           <w:lang w:val="hi_IN" w:bidi="hi_IN"/>
         </w:rPr>
-        <w:t>וְ⁠זִקַּ֣ק אֹתָ֔⁠ם כַּ⁠זָּהָ֖ב וְ⁠כַ⁠כָּ֑סֶף</w:t>
+        <w:t>וְ⁠זִקַּ֣ק אֹתָ֔⁠ם כַּ⁠זָּהָ֖ב וְ⁠כַ⁠כָּ֑סֶף</w:t>
       </w:r>
     </w:p>
     <w:p>
@@ -21956,7 +21956,7 @@
         <w:rPr>
           <w:lang w:val="hi_IN" w:bidi="hi_IN"/>
         </w:rPr>
-        <w:t>מִנְחַ֥ת יְהוּדָ֖ה וִ⁠ירֽוּשָׁלִָ֑ם</w:t>
+        <w:t>מִנְחַ֥ת יְהוּדָ֖ה וִ⁠ירֽוּשָׁלִָ֑ם</w:t>
       </w:r>
     </w:p>
     <w:p>
@@ -22053,7 +22053,7 @@
         <w:rPr>
           <w:lang w:val="hi_IN" w:bidi="hi_IN"/>
         </w:rPr>
-        <w:t>כִּ⁠ימֵ֣י עוֹלָ֔ם וּ⁠כְ⁠שָׁנִ֖ים קַדְמֹנִיּֽוֹת</w:t>
+        <w:t>כִּ⁠ימֵ֣י עוֹלָ֔ם וּ⁠כְ⁠שָׁנִ֖ים קַדְמֹנִיּֽוֹת</w:t>
       </w:r>
     </w:p>
     <w:p>
@@ -22164,7 +22164,7 @@
         <w:rPr>
           <w:lang w:val="hi_IN" w:bidi="hi_IN"/>
         </w:rPr>
-        <w:t>בַּֽ⁠מְכַשְּׁפִים֙ וּ⁠בַ⁠מְנָ֣אֲפִ֔ים וּ⁠בַ⁠נִּשְׁבָּעִ֖ים לַ⁠שָּׁ֑קֶר וּ⁠בְ⁠עֹשְׁקֵ֣י שְׂכַר־שָׂ֠כִיר אַלְמָנָ֨ה וְ⁠יָת֤וֹם וּ⁠מַטֵּי־גֵר֙ וְ⁠לֹ֣א יְרֵא֔וּ⁠נִי</w:t>
+        <w:t>בַּֽ⁠מְכַשְּׁפִים֙ וּ⁠בַ⁠מְנָ֣אֲפִ֔ים וּ⁠בַ⁠נִּשְׁבָּעִ֖ים לַ⁠שָּׁ֑קֶר וּ⁠בְ⁠עֹשְׁקֵ֣י שְׂכַר־שָׂ֠כִיר אַלְמָנָ֨ה וְ⁠יָת֤וֹם וּ⁠מַטֵּי־גֵר֙ וְ⁠לֹ֣א יְרֵא֔וּ⁠נִי</w:t>
       </w:r>
     </w:p>
     <w:p>
@@ -22287,7 +22287,7 @@
         <w:rPr>
           <w:lang w:val="hi_IN" w:bidi="hi_IN"/>
         </w:rPr>
-        <w:t>לַ⁠מִּשְׁפָּט֒</w:t>
+        <w:t>לַ⁠מִּשְׁפָּט֒</w:t>
       </w:r>
     </w:p>
     <w:p>
@@ -22411,7 +22411,7 @@
         <w:rPr>
           <w:lang w:val="hi_IN" w:bidi="hi_IN"/>
         </w:rPr>
-        <w:t>וְ⁠הָיִ֣יתִי ׀ עֵ֣ד מְמַהֵ֗ר בַּֽ⁠מְכַשְּׁפִים֙ וּ⁠בַ⁠מְנָ֣אֲפִ֔ים וּ⁠בַ⁠נִּשְׁבָּעִ֖ים לַ⁠שָּׁ֑קֶר וּ⁠בְ⁠עֹשְׁקֵ֣י שְׂכַר־שָׂ֠כִיר אַלְמָנָ֨ה וְ⁠יָת֤וֹם וּ⁠מַטֵּי־גֵר֙</w:t>
+        <w:t>וְ⁠הָיִ֣יתִי ׀ עֵ֣ד מְמַהֵ֗ר בַּֽ⁠מְכַשְּׁפִים֙ וּ⁠בַ⁠מְנָ֣אֲפִ֔ים וּ⁠בַ⁠נִּשְׁבָּעִ֖ים לַ⁠שָּׁ֑קֶר וּ⁠בְ⁠עֹשְׁקֵ֣י שְׂכַר־שָׂ֠כִיר אַלְמָנָ֨ה וְ⁠יָת֤וֹם וּ⁠מַטֵּי־גֵר֙</w:t>
       </w:r>
     </w:p>
     <w:p>
@@ -22547,7 +22547,7 @@
         <w:rPr>
           <w:lang w:val="hi_IN" w:bidi="hi_IN"/>
         </w:rPr>
-        <w:t>וּ⁠בְ⁠עֹשְׁקֵ֣י שְׂכַר</w:t>
+        <w:t>וּ⁠בְ⁠עֹשְׁקֵ֣י שְׂכַר</w:t>
       </w:r>
     </w:p>
     <w:p>
@@ -22695,7 +22695,7 @@
         <w:rPr>
           <w:lang w:val="hi_IN" w:bidi="hi_IN"/>
         </w:rPr>
-        <w:t>שָׂ֠כִיר אַלְמָנָ֨ה וְ⁠יָת֤וֹם &amp; גֵר֙</w:t>
+        <w:t>שָׂ֠כִיר אַלְמָנָ֨ה וְ⁠יָת֤וֹם &amp; גֵר֙</w:t>
       </w:r>
     </w:p>
     <w:p>
@@ -22946,7 +22946,7 @@
         <w:rPr>
           <w:lang w:val="hi_IN" w:bidi="hi_IN"/>
         </w:rPr>
-        <w:t>וּ⁠מַטֵּי־גֵר֙</w:t>
+        <w:t>וּ⁠מַטֵּי־גֵר֙</w:t>
       </w:r>
     </w:p>
     <w:p>
@@ -23095,7 +23095,7 @@
         <w:rPr>
           <w:lang w:val="hi_IN" w:bidi="hi_IN"/>
         </w:rPr>
-        <w:t>כִּ֛י אֲנִ֥י יְהוָ֖ה לֹ֣א שָׁנִ֑יתִי וְ⁠אַתֶּ֥ם בְּנֵֽי־יַעֲקֹ֖ב לֹ֥א כְלִיתֶֽם</w:t>
+        <w:t>כִּ֛י אֲנִ֥י יְהוָ֖ה לֹ֣א שָׁנִ֑יתִי וְ⁠אַתֶּ֥ם בְּנֵֽי־יַעֲקֹ֖ב לֹ֥א כְלִיתֶֽם</w:t>
       </w:r>
     </w:p>
     <w:p>
@@ -23256,7 +23256,7 @@
         <w:rPr>
           <w:lang w:val="hi_IN" w:bidi="hi_IN"/>
         </w:rPr>
-        <w:t>לֹ֣א שָׁנִ֑יתִי</w:t>
+        <w:t>לֹ֣א שָׁנִ֑יתִי</w:t>
       </w:r>
     </w:p>
     <w:p>
@@ -23428,7 +23428,7 @@
         <w:rPr>
           <w:lang w:val="hi_IN" w:bidi="hi_IN"/>
         </w:rPr>
-        <w:t>בְּנֵֽי־יַעֲקֹ֖ב</w:t>
+        <w:t>בְּנֵֽי־יַעֲקֹ֖ב</w:t>
       </w:r>
     </w:p>
     <w:p>
@@ -23731,7 +23731,7 @@
         <w:rPr>
           <w:lang w:val="hi_IN" w:bidi="hi_IN"/>
         </w:rPr>
-        <w:t>סַרְתֶּ֤ם מֵֽ⁠חֻקַּ⁠י֙ וְ⁠לֹ֣א שְׁמַרְתֶּ֔ם</w:t>
+        <w:t>סַרְתֶּ֤ם מֵֽ⁠חֻקַּ⁠י֙ וְ⁠לֹ֣א שְׁמַרְתֶּ֔ם</w:t>
       </w:r>
     </w:p>
     <w:p>
@@ -23842,7 +23842,7 @@
         <w:rPr>
           <w:lang w:val="hi_IN" w:bidi="hi_IN"/>
         </w:rPr>
-        <w:t>סַרְתֶּ֤ם מֵֽ⁠חֻקַּ⁠י֙</w:t>
+        <w:t>סַרְתֶּ֤ם מֵֽ⁠חֻקַּ⁠י֙</w:t>
       </w:r>
     </w:p>
     <w:p>
@@ -23991,7 +23991,7 @@
         <w:rPr>
           <w:lang w:val="hi_IN" w:bidi="hi_IN"/>
         </w:rPr>
-        <w:t>וַ⁠אֲמַרְתֶּ֖ם בַּ⁠מֶּ֥ה נָשֽׁוּב</w:t>
+        <w:t>וַ⁠אֲמַרְתֶּ֖ם בַּ⁠מֶּ֥ה נָשֽׁוּב</w:t>
       </w:r>
     </w:p>
     <w:p>
@@ -24102,7 +24102,7 @@
         <w:rPr>
           <w:lang w:val="hi_IN" w:bidi="hi_IN"/>
         </w:rPr>
-        <w:t>הֲ⁠יִקְבַּ֨ע אָדָ֜ם אֱלֹהִ֗ים כִּ֤י אַתֶּם֙ קֹבְעִ֣ים אֹתִ֔⁠י</w:t>
+        <w:t>הֲ⁠יִקְבַּ֨ע אָדָ֜ם אֱלֹהִ֗ים כִּ֤י אַתֶּם֙ קֹבְעִ֣ים אֹתִ֔⁠י</w:t>
       </w:r>
     </w:p>
     <w:p>
@@ -24250,7 +24250,7 @@
         <w:rPr>
           <w:lang w:val="hi_IN" w:bidi="hi_IN"/>
         </w:rPr>
-        <w:t>וַ⁠אֲמַרְתֶּ֖ם בַּ⁠מֶּ֣ה קְבַעֲנ֑וּ⁠ךָ</w:t>
+        <w:t>וַ⁠אֲמַרְתֶּ֖ם בַּ⁠מֶּ֣ה קְבַעֲנ֑וּ⁠ךָ</w:t>
       </w:r>
     </w:p>
     <w:p>
@@ -24361,7 +24361,7 @@
         <w:rPr>
           <w:lang w:val="hi_IN" w:bidi="hi_IN"/>
         </w:rPr>
-        <w:t>הַֽ⁠מַּעֲשֵׂ֖ר וְ⁠הַ⁠תְּרוּמָֽה</w:t>
+        <w:t>הַֽ⁠מַּעֲשֵׂ֖ר וְ⁠הַ⁠תְּרוּמָֽה</w:t>
       </w:r>
     </w:p>
     <w:p>
@@ -24484,7 +24484,7 @@
         <w:rPr>
           <w:lang w:val="hi_IN" w:bidi="hi_IN"/>
         </w:rPr>
-        <w:t>בַּ⁠מְּאֵרָה֙ אַתֶּ֣ם נֵֽאָרִ֔ים וְ⁠אֹתִ֖⁠י אַתֶּ֣ם קֹבְעִ֑ים</w:t>
+        <w:t>בַּ⁠מְּאֵרָה֙ אַתֶּ֣ם נֵֽאָרִ֔ים וְ⁠אֹתִ֖⁠י אַתֶּ֣ם קֹבְעִ֑ים</w:t>
       </w:r>
     </w:p>
     <w:p>
@@ -24595,7 +24595,7 @@
         <w:rPr>
           <w:lang w:val="hi_IN" w:bidi="hi_IN"/>
         </w:rPr>
-        <w:t>בַּ⁠מְּאֵרָה֙ אַתֶּ֣ם נֵֽאָרִ֔ים</w:t>
+        <w:t>בַּ⁠מְּאֵרָה֙ אַתֶּ֣ם נֵֽאָרִ֔ים</w:t>
       </w:r>
     </w:p>
     <w:p>
@@ -24706,7 +24706,7 @@
         <w:rPr>
           <w:lang w:val="hi_IN" w:bidi="hi_IN"/>
         </w:rPr>
-        <w:t>בַּ⁠מְּאֵרָה֙ אַתֶּ֣ם נֵֽאָרִ֔ים</w:t>
+        <w:t>בַּ⁠מְּאֵרָה֙ אַתֶּ֣ם נֵֽאָרִ֔ים</w:t>
       </w:r>
     </w:p>
     <w:p>
@@ -24817,7 +24817,7 @@
         <w:rPr>
           <w:lang w:val="hi_IN" w:bidi="hi_IN"/>
         </w:rPr>
-        <w:t>הַ⁠גּ֖וֹי כֻּלּֽ⁠וֹ</w:t>
+        <w:t>הַ⁠גּ֖וֹי כֻּלּֽ⁠וֹ</w:t>
       </w:r>
     </w:p>
     <w:p>
@@ -24954,7 +24954,7 @@
         <w:rPr>
           <w:lang w:val="hi_IN" w:bidi="hi_IN"/>
         </w:rPr>
-        <w:t>בֵּ֣ית הָ⁠אוֹצָ֗ר</w:t>
+        <w:t>בֵּ֣ית הָ⁠אוֹצָ֗ר</w:t>
       </w:r>
     </w:p>
     <w:p>
@@ -25078,7 +25078,7 @@
         <w:rPr>
           <w:lang w:val="hi_IN" w:bidi="hi_IN"/>
         </w:rPr>
-        <w:t>טֶ֨רֶף֙ בְּ⁠בֵיתִ֔⁠י</w:t>
+        <w:t>טֶ֨רֶף֙ בְּ⁠בֵיתִ֔⁠י</w:t>
       </w:r>
     </w:p>
     <w:p>
@@ -25215,7 +25215,7 @@
         <w:rPr>
           <w:lang w:val="hi_IN" w:bidi="hi_IN"/>
         </w:rPr>
-        <w:t>אִם־לֹ֧א אֶפְתַּ֣ח לָ⁠כֶ֗ם אֵ֚ת אֲרֻבּ֣וֹת הַ⁠שָּׁמַ֔יִם וַ⁠הֲרִיקֹתִ֥י לָ⁠כֶ֛ם בְּרָכָ֖ה</w:t>
+        <w:t>אִם־לֹ֧א אֶפְתַּ֣ח לָ⁠כֶ֗ם אֵ֚ת אֲרֻבּ֣וֹת הַ⁠שָּׁמַ֔יִם וַ⁠הֲרִיקֹתִ֥י לָ⁠כֶ֛ם בְּרָכָ֖ה</w:t>
       </w:r>
     </w:p>
     <w:p>
@@ -25350,7 +25350,7 @@
         <w:rPr>
           <w:lang w:val="hi_IN" w:bidi="hi_IN"/>
         </w:rPr>
-        <w:t>בְּרָכָ֖ה</w:t>
+        <w:t>בְּרָכָ֖ה</w:t>
       </w:r>
     </w:p>
     <w:p>
@@ -25460,7 +25460,7 @@
         <w:rPr>
           <w:lang w:val="hi_IN" w:bidi="hi_IN"/>
         </w:rPr>
-        <w:t>עַד־בְּלִי־דָֽי</w:t>
+        <w:t>עַד־בְּלִי־דָֽי</w:t>
       </w:r>
     </w:p>
     <w:p>
@@ -25596,7 +25596,7 @@
         <w:rPr>
           <w:lang w:val="hi_IN" w:bidi="hi_IN"/>
         </w:rPr>
-        <w:t>וְ⁠גָעַרְתִּ֤י לָ⁠כֶם֙ בָּֽ⁠אֹכֵ֔ל</w:t>
+        <w:t>וְ⁠גָעַרְתִּ֤י לָ⁠כֶם֙ בָּֽ⁠אֹכֵ֔ל</w:t>
       </w:r>
     </w:p>
     <w:p>
@@ -25738,7 +25738,7 @@
         <w:rPr>
           <w:lang w:val="hi_IN" w:bidi="hi_IN"/>
         </w:rPr>
-        <w:t>וְ⁠גָעַרְתִּ֤י לָ⁠כֶם֙ בָּֽ⁠אֹכֵ֔ל</w:t>
+        <w:t>וְ⁠גָעַרְתִּ֤י לָ⁠כֶם֙ בָּֽ⁠אֹכֵ֔ל</w:t>
       </w:r>
     </w:p>
     <w:p>
@@ -25862,7 +25862,7 @@
         <w:rPr>
           <w:lang w:val="hi_IN" w:bidi="hi_IN"/>
         </w:rPr>
-        <w:t>אֶת־פְּרִ֣י הָ⁠אֲדָמָ֑ה</w:t>
+        <w:t>אֶת־פְּרִ֣י הָ⁠אֲדָמָ֑ה</w:t>
       </w:r>
     </w:p>
     <w:p>
@@ -25999,7 +25999,7 @@
         <w:rPr>
           <w:lang w:val="hi_IN" w:bidi="hi_IN"/>
         </w:rPr>
-        <w:t>וְ⁠לֹא־תְשַׁכֵּ֨ל לָ⁠כֶ֤ם הַ⁠גֶּ֨פֶן֙ בַּ⁠שָּׂדֶ֔ה</w:t>
+        <w:t>וְ⁠לֹא־תְשַׁכֵּ֨ל לָ⁠כֶ֤ם הַ⁠גֶּ֨פֶן֙ בַּ⁠שָּׂדֶ֔ה</w:t>
       </w:r>
     </w:p>
     <w:p>
@@ -26260,7 +26260,7 @@
         <w:rPr>
           <w:lang w:val="hi_IN" w:bidi="hi_IN"/>
         </w:rPr>
-        <w:t>חָזְק֥וּ עָלַ֛⁠י דִּבְרֵי⁠כֶ֖ם</w:t>
+        <w:t>חָזְק֥וּ עָלַ֛⁠י דִּבְרֵי⁠כֶ֖ם</w:t>
       </w:r>
     </w:p>
     <w:p>
@@ -26396,7 +26396,7 @@
         <w:rPr>
           <w:lang w:val="hi_IN" w:bidi="hi_IN"/>
         </w:rPr>
-        <w:t>וַ⁠אֲמַרְתֶּ֕ם מַה־נִּדְבַּ֖רְנוּ עָלֶֽי⁠ךָ</w:t>
+        <w:t>וַ⁠אֲמַרְתֶּ֕ם מַה־נִּדְבַּ֖רְנוּ עָלֶֽי⁠ךָ</w:t>
       </w:r>
     </w:p>
     <w:p>
@@ -26507,7 +26507,7 @@
         <w:rPr>
           <w:lang w:val="hi_IN" w:bidi="hi_IN"/>
         </w:rPr>
-        <w:t>אֲמַרְתֶּ֕ם שָׁ֖וְא עֲבֹ֣ד אֱלֹהִ֑ים וּ⁠מַה־בֶּ֗צַע כִּ֤י שָׁמַ֨רְנוּ֙ מִשְׁמַרְתּ֔⁠וֹ וְ⁠כִ֤י הָלַ֨כְנוּ֙ קְדֹ֣רַנִּ֔ית מִ⁠פְּנֵ֖י יְהוָ֥ה צְבָאֽוֹת</w:t>
+        <w:t>אֲמַרְתֶּ֕ם שָׁ֖וְא עֲבֹ֣ד אֱלֹהִ֑ים וּ⁠מַה־בֶּ֗צַע כִּ֤י שָׁמַ֨רְנוּ֙ מִשְׁמַרְתּ֔⁠וֹ וְ⁠כִ֤י הָלַ֨כְנוּ֙ קְדֹ֣רַנִּ֔ית מִ⁠פְּנֵ֖י יְהוָ֥ה צְבָאֽוֹת</w:t>
       </w:r>
     </w:p>
     <w:p>
@@ -26754,7 +26754,7 @@
         <w:rPr>
           <w:lang w:val="hi_IN" w:bidi="hi_IN"/>
         </w:rPr>
-        <w:t>מִ⁠פְּנֵ֖י יְהוָ֥ה צְבָאֽוֹת</w:t>
+        <w:t>מִ⁠פְּנֵ֖י יְהוָ֥ה צְבָאֽוֹת</w:t>
       </w:r>
     </w:p>
     <w:p>
@@ -26891,7 +26891,7 @@
         <w:rPr>
           <w:lang w:val="hi_IN" w:bidi="hi_IN"/>
         </w:rPr>
-        <w:t>וְ⁠עַתָּ֕ה אֲנַ֖חְנוּ מְאַשְּׁרִ֣ים זֵדִ֑ים גַּם־נִבְנוּ֙ עֹשֵׂ֣י רִשְׁעָ֔ה גַּ֧ם בָּחֲנ֛וּ אֱלֹהִ֖ים וַ⁠יִּמָּלֵֽטוּ</w:t>
+        <w:t>וְ⁠עַתָּ֕ה אֲנַ֖חְנוּ מְאַשְּׁרִ֣ים זֵדִ֑ים גַּם־נִבְנוּ֙ עֹשֵׂ֣י רִשְׁעָ֔ה גַּ֧ם בָּחֲנ֛וּ אֱלֹהִ֖ים וַ⁠יִּמָּלֵֽטוּ</w:t>
       </w:r>
     </w:p>
     <w:p>
@@ -27002,7 +27002,7 @@
         <w:rPr>
           <w:lang w:val="hi_IN" w:bidi="hi_IN"/>
         </w:rPr>
-        <w:t>נִבְנוּ֙ עֹשֵׂ֣י רִשְׁעָ֔ה</w:t>
+        <w:t>נִבְנוּ֙ עֹשֵׂ֣י רִשְׁעָ֔ה</w:t>
       </w:r>
     </w:p>
     <w:p>
@@ -27113,7 +27113,7 @@
         <w:rPr>
           <w:lang w:val="hi_IN" w:bidi="hi_IN"/>
         </w:rPr>
-        <w:t>עֹשֵׂ֣י רִשְׁעָ֔ה</w:t>
+        <w:t>עֹשֵׂ֣י רִשְׁעָ֔ה</w:t>
       </w:r>
     </w:p>
     <w:p>
@@ -27361,7 +27361,7 @@
         <w:rPr>
           <w:lang w:val="hi_IN" w:bidi="hi_IN"/>
         </w:rPr>
-        <w:t>וַ⁠יַּקְשֵׁ֤ב יְהוָה֙ וַ⁠יִּשְׁמָ֔ע</w:t>
+        <w:t>וַ⁠יַּקְשֵׁ֤ב יְהוָה֙ וַ⁠יִּשְׁמָ֔ע</w:t>
       </w:r>
     </w:p>
     <w:p>
@@ -27514,7 +27514,7 @@
         <w:rPr>
           <w:lang w:val="hi_IN" w:bidi="hi_IN"/>
         </w:rPr>
-        <w:t>וַ֠⁠יִּכָּתֵב סֵ֣פֶר זִכָּר֤וֹן</w:t>
+        <w:t>וַ֠⁠יִּכָּתֵב סֵ֣פֶר זִכָּר֤וֹן</w:t>
       </w:r>
     </w:p>
     <w:p>
@@ -27786,7 +27786,7 @@
         <w:rPr>
           <w:lang w:val="hi_IN" w:bidi="hi_IN"/>
         </w:rPr>
-        <w:t>לְ⁠יִרְאֵ֣י יְהוָ֔ה וּ⁠לְ⁠חֹשְׁבֵ֖י שְׁמֽ⁠וֹ</w:t>
+        <w:t>לְ⁠יִרְאֵ֣י יְהוָ֔ה וּ⁠לְ⁠חֹשְׁבֵ֖י שְׁמֽ⁠וֹ</w:t>
       </w:r>
     </w:p>
     <w:p>
@@ -27897,7 +27897,7 @@
         <w:rPr>
           <w:lang w:val="hi_IN" w:bidi="hi_IN"/>
         </w:rPr>
-        <w:t>וּ⁠לְ⁠חֹשְׁבֵ֖י שְׁמֽ⁠וֹ</w:t>
+        <w:t>וּ⁠לְ⁠חֹשְׁבֵ֖י שְׁמֽ⁠וֹ</w:t>
       </w:r>
     </w:p>
     <w:p>
@@ -28021,7 +28021,7 @@
         <w:rPr>
           <w:lang w:val="hi_IN" w:bidi="hi_IN"/>
         </w:rPr>
-        <w:t>וְ⁠הָ֣יוּ לִ֗⁠י אָמַר֙ יְהוָ֣ה צְבָא֔וֹת &amp; סְגֻלָּ֑ה</w:t>
+        <w:t>וְ⁠הָ֣יוּ לִ֗⁠י אָמַר֙ יְהוָ֣ה צְבָא֔וֹת &amp; סְגֻלָּ֑ה</w:t>
       </w:r>
     </w:p>
     <w:p>
@@ -28157,7 +28157,7 @@
         <w:rPr>
           <w:lang w:val="hi_IN" w:bidi="hi_IN"/>
         </w:rPr>
-        <w:t>לַ⁠יּ֕וֹם אֲשֶׁ֥ר אֲנִ֖י עֹשֶׂ֣ה</w:t>
+        <w:t>לַ⁠יּ֕וֹם אֲשֶׁ֥ר אֲנִ֖י עֹשֶׂ֣ה</w:t>
       </w:r>
     </w:p>
     <w:p>
@@ -28294,7 +28294,7 @@
         <w:rPr>
           <w:lang w:val="hi_IN" w:bidi="hi_IN"/>
         </w:rPr>
-        <w:t>כַּֽ⁠אֲשֶׁר֙</w:t>
+        <w:t>כַּֽ⁠אֲשֶׁר֙</w:t>
       </w:r>
     </w:p>
     <w:p>
@@ -28418,7 +28418,7 @@
         <w:rPr>
           <w:lang w:val="hi_IN" w:bidi="hi_IN"/>
         </w:rPr>
-        <w:t>וְ⁠שַׁבְתֶּם֙ וּ⁠רְאִיתֶ֔ם</w:t>
+        <w:t>וְ⁠שַׁבְתֶּם֙ וּ⁠רְאִיתֶ֔ם</w:t>
       </w:r>
     </w:p>
     <w:p>
@@ -28528,7 +28528,7 @@
         <w:rPr>
           <w:lang w:val="hi_IN" w:bidi="hi_IN"/>
         </w:rPr>
-        <w:t>וְ⁠שַׁבְתֶּם֙ וּ⁠רְאִיתֶ֔ם</w:t>
+        <w:t>וְ⁠שַׁבְתֶּם֙ וּ⁠רְאִיתֶ֔ם</w:t>
       </w:r>
     </w:p>
     <w:p>
@@ -28652,7 +28652,7 @@
         <w:rPr>
           <w:lang w:val="hi_IN" w:bidi="hi_IN"/>
         </w:rPr>
-        <w:t>בֵּ֥ין צַדִּ֖יק לְ⁠רָשָׁ֑ע</w:t>
+        <w:t>בֵּ֥ין צַדִּ֖יק לְ⁠רָשָׁ֑ע</w:t>
       </w:r>
     </w:p>
     <w:p>
@@ -28763,7 +28763,7 @@
         <w:rPr>
           <w:lang w:val="hi_IN" w:bidi="hi_IN"/>
         </w:rPr>
-        <w:t>בֵּ֥ין צַדִּ֖יק לְ⁠רָשָׁ֑ע בֵּ֚ין עֹבֵ֣ד אֱלֹהִ֔ים לַ⁠אֲשֶׁ֖ר לֹ֥א עֲבָדֽ⁠וֹ</w:t>
+        <w:t>בֵּ֥ין צַדִּ֖יק לְ⁠רָשָׁ֑ע בֵּ֚ין עֹבֵ֣ד אֱלֹהִ֔ים לַ⁠אֲשֶׁ֖ר לֹ֥א עֲבָדֽ⁠וֹ</w:t>
       </w:r>
     </w:p>
     <w:p>
@@ -28886,7 +28886,7 @@
         <w:rPr>
           <w:lang w:val="hi_IN" w:bidi="hi_IN"/>
         </w:rPr>
-        <w:t>צַדִּ֖יק לְ⁠רָשָׁ֑ע</w:t>
+        <w:t>צַדִּ֖יק לְ⁠רָשָׁ֑ע</w:t>
       </w:r>
     </w:p>
     <w:p>
@@ -29023,7 +29023,7 @@
         <w:rPr>
           <w:lang w:val="hi_IN" w:bidi="hi_IN"/>
         </w:rPr>
-        <w:t>הִנֵּ֤ה</w:t>
+        <w:t>הִנֵּ֤ה</w:t>
       </w:r>
     </w:p>
     <w:p>
@@ -29157,7 +29157,7 @@
         <w:rPr>
           <w:lang w:val="hi_IN" w:bidi="hi_IN"/>
         </w:rPr>
-        <w:t>בֹּעֵ֖ר כַּ⁠תַּנּ֑וּר וְ⁠הָי֨וּ כָל־זֵדִ֜ים וְ⁠כָל־עֹשֵׂ֤ה רִשְׁעָה֙ קַ֔שׁ</w:t>
+        <w:t>בֹּעֵ֖ר כַּ⁠תַּנּ֑וּר וְ⁠הָי֨וּ כָל־זֵדִ֜ים וְ⁠כָל־עֹשֵׂ֤ה רִשְׁעָה֙ קַ֔שׁ</w:t>
       </w:r>
     </w:p>
     <w:p>
@@ -29427,7 +29427,7 @@
         <w:rPr>
           <w:lang w:val="hi_IN" w:bidi="hi_IN"/>
         </w:rPr>
-        <w:t>וְ⁠כָל־עֹשֵׂ֤ה רִשְׁעָה֙</w:t>
+        <w:t>וְ⁠כָל־עֹשֵׂ֤ה רִשְׁעָה֙</w:t>
       </w:r>
     </w:p>
     <w:p>
@@ -29551,7 +29551,7 @@
         <w:rPr>
           <w:lang w:val="hi_IN" w:bidi="hi_IN"/>
         </w:rPr>
-        <w:t>וְ⁠הָי֨וּ כָל־זֵדִ֜ים וְ⁠כָל־עֹשֵׂ֤ה רִשְׁעָה֙ קַ֔שׁ</w:t>
+        <w:t>וְ⁠הָי֨וּ כָל־זֵדִ֜ים וְ⁠כָל־עֹשֵׂ֤ה רִשְׁעָה֙ קַ֔שׁ</w:t>
       </w:r>
     </w:p>
     <w:p>
@@ -29700,7 +29700,7 @@
         <w:rPr>
           <w:lang w:val="hi_IN" w:bidi="hi_IN"/>
         </w:rPr>
-        <w:t>לָ⁠הֶ֖ם שֹׁ֥רֶשׁ וְ⁠עָנָֽף</w:t>
+        <w:t>לָ⁠הֶ֖ם שֹׁ֥רֶשׁ וְ⁠עָנָֽף</w:t>
       </w:r>
     </w:p>
     <w:p>
@@ -29835,7 +29835,7 @@
         <w:rPr>
           <w:lang w:val="hi_IN" w:bidi="hi_IN"/>
         </w:rPr>
-        <w:t>וְ⁠זָרְחָ֨ה לָ⁠כֶ֜ם יִרְאֵ֤י שְׁמִ⁠י֙ שֶׁ֣מֶשׁ צְדָקָ֔ה</w:t>
+        <w:t>וְ⁠זָרְחָ֨ה לָ⁠כֶ֜ם יִרְאֵ֤י שְׁמִ⁠י֙ שֶׁ֣מֶשׁ צְדָקָ֔ה</w:t>
       </w:r>
     </w:p>
     <w:p>
@@ -30023,7 +30023,7 @@
         <w:rPr>
           <w:lang w:val="hi_IN" w:bidi="hi_IN"/>
         </w:rPr>
-        <w:t>יִרְאֵ֤י שְׁמִ⁠י֙</w:t>
+        <w:t>יִרְאֵ֤י שְׁמִ⁠י֙</w:t>
       </w:r>
     </w:p>
     <w:p>
@@ -30147,7 +30147,7 @@
         <w:rPr>
           <w:lang w:val="hi_IN" w:bidi="hi_IN"/>
         </w:rPr>
-        <w:t>וּ⁠מַרְפֵּ֖א בִּ⁠כְנָפֶ֑י⁠הָ</w:t>
+        <w:t>וּ⁠מַרְפֵּ֖א בִּ⁠כְנָפֶ֑י⁠הָ</w:t>
       </w:r>
     </w:p>
     <w:p>
@@ -30297,7 +30297,7 @@
         <w:rPr>
           <w:lang w:val="hi_IN" w:bidi="hi_IN"/>
         </w:rPr>
-        <w:t>וִֽ⁠יצָאתֶ֥ם וּ⁠פִשְׁתֶּ֖ם</w:t>
+        <w:t>וִֽ⁠יצָאתֶ֥ם וּ⁠פִשְׁתֶּ֖ם</w:t>
       </w:r>
     </w:p>
     <w:p>
@@ -30434,7 +30434,7 @@
         <w:rPr>
           <w:lang w:val="hi_IN" w:bidi="hi_IN"/>
         </w:rPr>
-        <w:t>כְּ⁠עֶגְלֵ֥י מַרְבֵּֽק</w:t>
+        <w:t>כְּ⁠עֶגְלֵ֥י מַרְבֵּֽק</w:t>
       </w:r>
     </w:p>
     <w:p>
@@ -30557,7 +30557,7 @@
         <w:rPr>
           <w:lang w:val="hi_IN" w:bidi="hi_IN"/>
         </w:rPr>
-        <w:t>וְ⁠עַסּוֹתֶ֣ם רְשָׁעִ֔ים כִּֽי־יִהְי֣וּ אֵ֔פֶר תַּ֖חַת כַּפּ֣וֹת רַגְלֵי⁠כֶ֑ם</w:t>
+        <w:t>וְ⁠עַסּוֹתֶ֣ם רְשָׁעִ֔ים כִּֽי־יִהְי֣וּ אֵ֔פֶר תַּ֖חַת כַּפּ֣וֹת רַגְלֵי⁠כֶ֑ם</w:t>
       </w:r>
     </w:p>
     <w:p>
@@ -30680,7 +30680,7 @@
         <w:rPr>
           <w:lang w:val="hi_IN" w:bidi="hi_IN"/>
         </w:rPr>
-        <w:t>וְ⁠עַסּוֹתֶ֣ם רְשָׁעִ֔ים</w:t>
+        <w:t>וְ⁠עַסּוֹתֶ֣ם רְשָׁעִ֔ים</w:t>
       </w:r>
     </w:p>
     <w:p>
@@ -30804,7 +30804,7 @@
         <w:rPr>
           <w:lang w:val="hi_IN" w:bidi="hi_IN"/>
         </w:rPr>
-        <w:t>רְשָׁעִ֔ים</w:t>
+        <w:t>רְשָׁעִ֔ים</w:t>
       </w:r>
     </w:p>
     <w:p>
@@ -30928,7 +30928,7 @@
         <w:rPr>
           <w:lang w:val="hi_IN" w:bidi="hi_IN"/>
         </w:rPr>
-        <w:t>כִּֽי־יִהְי֣וּ אֵ֔פֶר תַּ֖חַת כַּפּ֣וֹת רַגְלֵי⁠כֶ֑ם</w:t>
+        <w:t>כִּֽי־יִהְי֣וּ אֵ֔פֶר תַּ֖חַת כַּפּ֣וֹת רַגְלֵי⁠כֶ֑ם</w:t>
       </w:r>
     </w:p>
     <w:p>
@@ -31064,7 +31064,7 @@
         <w:rPr>
           <w:lang w:val="hi_IN" w:bidi="hi_IN"/>
         </w:rPr>
-        <w:t>בַּ⁠יּוֹם֙ אֲשֶׁ֣ר אֲנִ֣י עֹשֶׂ֔ה</w:t>
+        <w:t>בַּ⁠יּוֹם֙ אֲשֶׁ֣ר אֲנִ֣י עֹשֶׂ֔ה</w:t>
       </w:r>
     </w:p>
     <w:p>
@@ -31333,7 +31333,7 @@
         <w:rPr>
           <w:lang w:val="hi_IN" w:bidi="hi_IN"/>
         </w:rPr>
-        <w:t>חֻקִּ֖ים וּ⁠מִשְׁפָּטִֽים</w:t>
+        <w:t>חֻקִּ֖ים וּ⁠מִשְׁפָּטִֽים</w:t>
       </w:r>
     </w:p>
     <w:p>
@@ -31442,7 +31442,7 @@
         <w:rPr>
           <w:lang w:val="hi_IN" w:bidi="hi_IN"/>
         </w:rPr>
-        <w:t>הִנֵּ֤ה</w:t>
+        <w:t>הִנֵּ֤ה</w:t>
       </w:r>
     </w:p>
     <w:p>
@@ -31751,7 +31751,7 @@
         <w:rPr>
           <w:lang w:val="hi_IN" w:bidi="hi_IN"/>
         </w:rPr>
-        <w:t>י֣וֹם יְהוָ֔ה הַ⁠גָּד֖וֹל וְ⁠הַ⁠נּוֹרָֽא</w:t>
+        <w:t>י֣וֹם יְהוָ֔ה הַ⁠גָּד֖וֹל וְ⁠הַ⁠נּוֹרָֽא</w:t>
       </w:r>
     </w:p>
     <w:p>
@@ -31862,7 +31862,7 @@
         <w:rPr>
           <w:lang w:val="hi_IN" w:bidi="hi_IN"/>
         </w:rPr>
-        <w:t>וְ⁠הֵשִׁ֤יב לֵב־אָבוֹת֙ עַל־בָּנִ֔ים וְ⁠לֵ֥ב בָּנִ֖ים עַל־אֲבוֹתָ֑⁠ם</w:t>
+        <w:t>וְ⁠הֵשִׁ֤יב לֵב־אָבוֹת֙ עַל־בָּנִ֔ים וְ⁠לֵ֥ב בָּנִ֖ים עַל־אֲבוֹתָ֑⁠ם</w:t>
       </w:r>
     </w:p>
     <w:p>
@@ -31999,7 +31999,7 @@
         <w:rPr>
           <w:lang w:val="hi_IN" w:bidi="hi_IN"/>
         </w:rPr>
-        <w:t>וְ⁠הֵשִׁ֤יב לֵב־אָבוֹת֙ עַל־בָּנִ֔ים וְ⁠לֵ֥ב בָּנִ֖ים עַל־אֲבוֹתָ֑⁠ם</w:t>
+        <w:t>וְ⁠הֵשִׁ֤יב לֵב־אָבוֹת֙ עַל־בָּנִ֔ים וְ⁠לֵ֥ב בָּנִ֖ים עַל־אֲבוֹתָ֑⁠ם</w:t>
       </w:r>
     </w:p>
     <w:p>
@@ -32128,7 +32128,7 @@
         <w:rPr>
           <w:lang w:val="hi_IN" w:bidi="hi_IN"/>
         </w:rPr>
-        <w:t>וְ⁠לֵ֥ב בָּנִ֖ים עַל־אֲבוֹתָ֑⁠ם</w:t>
+        <w:t>וְ⁠לֵ֥ב בָּנִ֖ים עַל־אֲבוֹתָ֑⁠ם</w:t>
       </w:r>
     </w:p>
     <w:p>

--- a/hin/docx/39.content.docx
+++ b/hin/docx/39.content.docx
@@ -518,6 +518,93 @@
         <w:rPr>
           <w:lang w:val="hi_IN" w:bidi="hi_IN"/>
         </w:rPr>
+        <w:t>मलाकी - अध्याय 1 परिचय</w:t>
+      </w:r>
+      <w:r>
+        <w:rPr>
+          <w:lang w:val="hi_IN" w:bidi="hi_IN"/>
+        </w:rPr>
+      </w:r>
+    </w:p>
+    <w:p>
+      <w:pPr>
+        <w:pStyle w:val="Heading3"/>
+      </w:pPr>
+      <w:r>
+        <w:rPr>
+          <w:lang w:val="hi_IN" w:bidi="hi_IN"/>
+        </w:rPr>
+        <w:t xml:space="preserve">संरचना और स्वरूपण </w:t>
+      </w:r>
+    </w:p>
+    <w:p>
+      <w:pPr/>
+      <w:r>
+        <w:rPr>
+          <w:lang w:val="hi_IN" w:bidi="hi_IN"/>
+        </w:rPr>
+      </w:r>
+      <w:r>
+        <w:rPr>
+          <w:lang w:val="hi_IN" w:bidi="hi_IN"/>
+        </w:rPr>
+        <w:t>1:1 शीर्षक</w:t>
+      </w:r>
+    </w:p>
+    <w:p>
+      <w:pPr/>
+      <w:r>
+        <w:rPr>
+          <w:lang w:val="hi_IN" w:bidi="hi_IN"/>
+        </w:rPr>
+      </w:r>
+      <w:r>
+        <w:rPr>
+          <w:lang w:val="hi_IN" w:bidi="hi_IN"/>
+        </w:rPr>
+        <w:t>1:2–5 यहोवा दुष्टों को दण्ड देंगे: एदोम</w:t>
+      </w:r>
+    </w:p>
+    <w:p>
+      <w:pPr/>
+      <w:r>
+        <w:rPr>
+          <w:lang w:val="hi_IN" w:bidi="hi_IN"/>
+        </w:rPr>
+      </w:r>
+      <w:r>
+        <w:rPr>
+          <w:lang w:val="hi_IN" w:bidi="hi_IN"/>
+        </w:rPr>
+        <w:t>1:6–14 यहूदी ग्रहणयोग्य बलिदान नहीं ला रहे हैं</w:t>
+      </w:r>
+      <w:r>
+        <w:rPr>
+          <w:lang w:val="hi_IN" w:bidi="hi_IN"/>
+        </w:rPr>
+      </w:r>
+      <w:r>
+        <w:rPr>
+          <w:lang w:val="hi_IN" w:bidi="hi_IN"/>
+        </w:rPr>
+      </w:r>
+    </w:p>
+    <w:p>
+      <w:pPr/>
+      <w:r>
+        <w:rPr>
+          <w:lang w:val="hi_IN" w:bidi="hi_IN"/>
+        </w:rPr>
+      </w:r>
+    </w:p>
+    <w:p>
+      <w:pPr>
+        <w:pStyle w:val="Heading2"/>
+      </w:pPr>
+      <w:r>
+        <w:rPr>
+          <w:lang w:val="hi_IN" w:bidi="hi_IN"/>
+        </w:rPr>
         <w:t>मलाकी 1:1 (#1)</w:t>
       </w:r>
       <w:r>
@@ -10548,6 +10635,424 @@
         <w:rPr>
           <w:lang w:val="hi_IN" w:bidi="hi_IN"/>
         </w:rPr>
+        <w:t>मलाकी - अध्याय 2 परिचय</w:t>
+      </w:r>
+      <w:r>
+        <w:rPr>
+          <w:lang w:val="hi_IN" w:bidi="hi_IN"/>
+        </w:rPr>
+      </w:r>
+    </w:p>
+    <w:p>
+      <w:pPr>
+        <w:pStyle w:val="Heading3"/>
+      </w:pPr>
+      <w:r>
+        <w:rPr>
+          <w:lang w:val="hi_IN" w:bidi="hi_IN"/>
+        </w:rPr>
+        <w:t xml:space="preserve">संरचना और स्वरूपण </w:t>
+      </w:r>
+    </w:p>
+    <w:p>
+      <w:pPr/>
+      <w:r>
+        <w:rPr>
+          <w:lang w:val="hi_IN" w:bidi="hi_IN"/>
+        </w:rPr>
+      </w:r>
+      <w:r>
+        <w:rPr>
+          <w:lang w:val="hi_IN" w:bidi="hi_IN"/>
+        </w:rPr>
+        <w:t>2:1–9 याजकों को व्यवस्था को ईमानदारी से सिखाना और उसका पालन करना चाहिए।</w:t>
+      </w:r>
+    </w:p>
+    <w:p>
+      <w:pPr/>
+      <w:r>
+        <w:rPr>
+          <w:lang w:val="hi_IN" w:bidi="hi_IN"/>
+        </w:rPr>
+      </w:r>
+      <w:r>
+        <w:rPr>
+          <w:lang w:val="hi_IN" w:bidi="hi_IN"/>
+        </w:rPr>
+        <w:t>2:10–16 यहोवा न्याय के प्रति चिंतित है: तलाक नहीं</w:t>
+      </w:r>
+    </w:p>
+    <w:p>
+      <w:pPr/>
+      <w:r>
+        <w:rPr>
+          <w:lang w:val="hi_IN" w:bidi="hi_IN"/>
+        </w:rPr>
+      </w:r>
+      <w:r>
+        <w:rPr>
+          <w:lang w:val="hi_IN" w:bidi="hi_IN"/>
+        </w:rPr>
+        <w:t>2:17–3:5 यहोवा न्याय के प्रति चिंतित है और दुष्टों को दण्डित करेंगे</w:t>
+      </w:r>
+    </w:p>
+    <w:p>
+      <w:pPr>
+        <w:pStyle w:val="Heading3"/>
+      </w:pPr>
+      <w:r>
+        <w:rPr>
+          <w:lang w:val="hi_IN" w:bidi="hi_IN"/>
+        </w:rPr>
+        <w:t>इस अध्याय में धार्मिक और सांस्कृतिक अवधारणाएँ</w:t>
+      </w:r>
+    </w:p>
+    <w:p>
+      <w:pPr>
+        <w:pStyle w:val="Heading4"/>
+      </w:pPr>
+      <w:r>
+        <w:rPr>
+          <w:lang w:val="hi_IN" w:bidi="hi_IN"/>
+        </w:rPr>
+        <w:t>“मेरी जो वाचा उसके साथ बंधी थी वह जीवन और शान्ति की थी, और मैंने यह इसलिए उसको दिया कि वह भय मानता रहे” (2:5)</w:t>
+      </w:r>
+    </w:p>
+    <w:p>
+      <w:pPr/>
+      <w:r>
+        <w:rPr>
+          <w:lang w:val="hi_IN" w:bidi="hi_IN"/>
+        </w:rPr>
+      </w:r>
+      <w:r>
+        <w:rPr>
+          <w:lang w:val="hi_IN" w:bidi="hi_IN"/>
+        </w:rPr>
+        <w:t xml:space="preserve">यहाँ ऐसा प्रतीत होता है कि यहोवा </w:t>
+      </w:r>
+      <w:hyperlink r:id="rId18">
+        <w:r>
+          <w:rPr>
+            <w:lang w:val="hi_IN" w:bidi="hi_IN"/>
+          </w:rPr>
+          <w:rPr>
+            <w:color w:val="0000EE"/>
+            <w:u w:val="single"/>
+          </w:rPr>
+          <w:t>गिनती 25:12–13</w:t>
+        </w:r>
+      </w:hyperlink>
+      <w:r>
+        <w:rPr>
+          <w:lang w:val="hi_IN" w:bidi="hi_IN"/>
+        </w:rPr>
+        <w:t xml:space="preserve"> में कही गई बात की ओर अप्रत्यक्ष रूप से संकेत कर रहे हैं, कि वह एक </w:t>
+      </w:r>
+      <w:r>
+        <w:rPr>
+          <w:b/>
+          <w:lang w:val="hi_IN" w:bidi="hi_IN"/>
+        </w:rPr>
+        <w:t>शान्ति</w:t>
+      </w:r>
+      <w:r>
+        <w:rPr>
+          <w:lang w:val="hi_IN" w:bidi="hi_IN"/>
+        </w:rPr>
+        <w:t xml:space="preserve"> का </w:t>
+      </w:r>
+      <w:r>
+        <w:rPr>
+          <w:b/>
+          <w:lang w:val="hi_IN" w:bidi="hi_IN"/>
+        </w:rPr>
+        <w:t>वाचा</w:t>
+      </w:r>
+      <w:r>
+        <w:rPr>
+          <w:lang w:val="hi_IN" w:bidi="hi_IN"/>
+        </w:rPr>
+        <w:t xml:space="preserve"> बना रहे थे, फिनहास (पहला महायाजक, हारून के पुत्र) और उनके वंशजों का याजक पद में स्थायी रूप से स्थापित कर रहे थे। यहोवा ने यह इसलिए किया क्योंकि फिनहास ने विदेशी देवताओं की आराधना का सरगर्मी से विरोध किया। यहोवा का यही अर्थ है की जब वह कहते हैं “</w:t>
+      </w:r>
+      <w:r>
+        <w:rPr>
+          <w:lang w:val="hi_IN" w:bidi="hi_IN"/>
+        </w:rPr>
+        <w:t>मैंने यह इसलिए उसको दिया कि वह भय मानता रहे</w:t>
+      </w:r>
+      <w:r>
+        <w:rPr>
+          <w:lang w:val="hi_IN" w:bidi="hi_IN"/>
+        </w:rPr>
+        <w:t xml:space="preserve">”, दूसरे शब्दों में वह कह रहे हैं, “क्योंकि उन्होंने केवल मेरी आराधना की और पूर्ण रूप से समर्पित रहे।” यहोवा इस मूर्ति-आराधना के लिए इस्राएलियों को एक मरी से दंडित कर रहे थे जो उनमें से कई को मार रही थी, लेकिन उन्होंने मरी को फिनहास के कार्य के कारण समाप्त कर दिया। इसलिए यह एक </w:t>
+      </w:r>
+      <w:r>
+        <w:rPr>
+          <w:b/>
+          <w:lang w:val="hi_IN" w:bidi="hi_IN"/>
+        </w:rPr>
+        <w:t>शान्ति</w:t>
+      </w:r>
+      <w:r>
+        <w:rPr>
+          <w:lang w:val="hi_IN" w:bidi="hi_IN"/>
+        </w:rPr>
+        <w:t xml:space="preserve"> की वाचा थी (यहोवा अब इस्राएलियों के प्रति शत्रुतापूर्ण नहीं थे)। यह एक </w:t>
+      </w:r>
+      <w:r>
+        <w:rPr>
+          <w:b/>
+          <w:lang w:val="hi_IN" w:bidi="hi_IN"/>
+        </w:rPr>
+        <w:t>जीवन</w:t>
+      </w:r>
+      <w:r>
+        <w:rPr>
+          <w:lang w:val="hi_IN" w:bidi="hi_IN"/>
+        </w:rPr>
+        <w:t xml:space="preserve"> की वाचा भी थी (यहोवा अब इस्राएलियों को मृत्यु से दण्डित नहीं कर रहे थे)। शब्द </w:t>
+      </w:r>
+      <w:r>
+        <w:rPr>
+          <w:b/>
+          <w:lang w:val="hi_IN" w:bidi="hi_IN"/>
+        </w:rPr>
+        <w:t>जीवन</w:t>
+      </w:r>
+      <w:r>
+        <w:rPr>
+          <w:lang w:val="hi_IN" w:bidi="hi_IN"/>
+        </w:rPr>
+        <w:t xml:space="preserve"> यह भी दर्शा सकता है कि यह एक स्थायी वाचा थी जो समाप्त नहीं होगी। </w:t>
+      </w:r>
+      <w:hyperlink r:id="rId19">
+        <w:r>
+          <w:rPr>
+            <w:lang w:val="hi_IN" w:bidi="hi_IN"/>
+          </w:rPr>
+          <w:rPr>
+            <w:color w:val="0000EE"/>
+            <w:u w:val="single"/>
+          </w:rPr>
+          <w:t>2:5</w:t>
+        </w:r>
+      </w:hyperlink>
+      <w:r>
+        <w:rPr>
+          <w:lang w:val="hi_IN" w:bidi="hi_IN"/>
+        </w:rPr>
+        <w:t xml:space="preserve"> के टिप्पणियाँ इन बयानों का अनुवाद करने के तरीके सुझाते हैं।</w:t>
+      </w:r>
+    </w:p>
+    <w:p>
+      <w:pPr>
+        <w:pStyle w:val="Heading3"/>
+      </w:pPr>
+      <w:r>
+        <w:rPr>
+          <w:lang w:val="hi_IN" w:bidi="hi_IN"/>
+        </w:rPr>
+        <w:t xml:space="preserve">अनुवाद के मुद्दे </w:t>
+      </w:r>
+    </w:p>
+    <w:p>
+      <w:pPr>
+        <w:pStyle w:val="Heading4"/>
+      </w:pPr>
+      <w:r>
+        <w:rPr>
+          <w:lang w:val="hi_IN" w:bidi="hi_IN"/>
+        </w:rPr>
+        <w:t>और क्या उन्होंने एक नहीं बनाया (2:15a)</w:t>
+      </w:r>
+    </w:p>
+    <w:p>
+      <w:pPr/>
+      <w:r>
+        <w:rPr>
+          <w:lang w:val="hi_IN" w:bidi="hi_IN"/>
+        </w:rPr>
+      </w:r>
+      <w:r>
+        <w:rPr>
+          <w:lang w:val="hi_IN" w:bidi="hi_IN"/>
+        </w:rPr>
+        <w:t xml:space="preserve">यहाँ बाइबल विद्वानों के दो दृष्टिकोण हैं कि इन शब्दों की सही व्याख्या कैसे की जाए। (1) शब्द </w:t>
+      </w:r>
+      <w:r>
+        <w:rPr>
+          <w:b/>
+          <w:lang w:val="hi_IN" w:bidi="hi_IN"/>
+        </w:rPr>
+        <w:t>एक</w:t>
+      </w:r>
+      <w:r>
+        <w:rPr>
+          <w:lang w:val="hi_IN" w:bidi="hi_IN"/>
+        </w:rPr>
+        <w:t xml:space="preserve"> पति और पत्नी के निकट सम्बन्ध को संदर्भित करता है। वैकल्पिक अनुवाद: [और क्या परमेश्वर ने तुमको तुम्हारी पत्नी के साथ एक नहीं बनाया] (2) शब्द </w:t>
+      </w:r>
+      <w:r>
+        <w:rPr>
+          <w:b/>
+          <w:lang w:val="hi_IN" w:bidi="hi_IN"/>
+        </w:rPr>
+        <w:t>एक</w:t>
+      </w:r>
+      <w:r>
+        <w:rPr>
+          <w:lang w:val="hi_IN" w:bidi="hi_IN"/>
+        </w:rPr>
+        <w:t xml:space="preserve"> परमेश्वर को संदर्भित करता है। वैकल्पिक अनुवाद: [और क्या एक परमेश्वर ने तुमको नहीं बनाया]</w:t>
+      </w:r>
+    </w:p>
+    <w:p>
+      <w:pPr>
+        <w:pStyle w:val="Heading4"/>
+      </w:pPr>
+      <w:r>
+        <w:rPr>
+          <w:lang w:val="hi_IN" w:bidi="hi_IN"/>
+        </w:rPr>
+        <w:t>और आत्माएँ उसके पास थीं</w:t>
+      </w:r>
+      <w:r>
+        <w:rPr>
+          <w:lang w:val="hi_IN" w:bidi="hi_IN"/>
+        </w:rPr>
+        <w:t xml:space="preserve"> (2:15b)</w:t>
+      </w:r>
+    </w:p>
+    <w:p>
+      <w:pPr/>
+      <w:r>
+        <w:rPr>
+          <w:lang w:val="hi_IN" w:bidi="hi_IN"/>
+        </w:rPr>
+      </w:r>
+      <w:r>
+        <w:rPr>
+          <w:lang w:val="hi_IN" w:bidi="hi_IN"/>
+        </w:rPr>
+        <w:t>यहाँ कई विचारों में से दो विचार हैं, जो बाइबल विद्वानों द्वारा इन शब्दों की सही व्याख्या के बारे में हैं। (1) इन शब्दों का अर्थ है कि पति और पत्नी शरीर और आत्मा में एकजुट हैं। वैकल्पिक अनुवाद: [परमेश्वर ने तुमको तुम्हारी पत्नी के साथ शरीर और आत्मा में एकजुट होने के लिए बनाया है] (2) इन शब्दों का अर्थ है कि पति और पत्नी के शरीर और आत्मा परमेश्वर के हैं। वैकल्पिक अनुवाद: [और तुम और तुम्हारी पत्नी परमेश्वर के हैं]</w:t>
+      </w:r>
+    </w:p>
+    <w:p>
+      <w:pPr>
+        <w:pStyle w:val="Heading4"/>
+      </w:pPr>
+      <w:r>
+        <w:rPr>
+          <w:lang w:val="hi_IN" w:bidi="hi_IN"/>
+        </w:rPr>
+        <w:t xml:space="preserve">“और </w:t>
+      </w:r>
+      <w:r>
+        <w:rPr>
+          <w:lang w:val="hi_IN" w:bidi="hi_IN"/>
+        </w:rPr>
+        <w:t>अपने वस्त्र को उपद्रव से ढाँपता है</w:t>
+      </w:r>
+      <w:r>
+        <w:rPr>
+          <w:lang w:val="hi_IN" w:bidi="hi_IN"/>
+        </w:rPr>
+        <w:t>” (2:16)</w:t>
+      </w:r>
+    </w:p>
+    <w:p>
+      <w:pPr/>
+      <w:r>
+        <w:rPr>
+          <w:lang w:val="hi_IN" w:bidi="hi_IN"/>
+        </w:rPr>
+      </w:r>
+      <w:r>
+        <w:rPr>
+          <w:lang w:val="hi_IN" w:bidi="hi_IN"/>
+        </w:rPr>
+        <w:t xml:space="preserve">यहाँ बाइबल विद्वानों के तीन दृष्टिकोण हैं जो इन शब्दों की सही व्याख्या के सम्बन्ध में कहते हैं। (1) इसका अर्थ है कि पति और पत्नी मलाकी ऐसे बोल रहे हैं जैसे </w:t>
+      </w:r>
+      <w:r>
+        <w:rPr>
+          <w:b/>
+          <w:lang w:val="hi_IN" w:bidi="hi_IN"/>
+        </w:rPr>
+        <w:t xml:space="preserve">उपद्रव </w:t>
+      </w:r>
+      <w:r>
+        <w:rPr>
+          <w:lang w:val="hi_IN" w:bidi="hi_IN"/>
+        </w:rPr>
+        <w:t xml:space="preserve">एक पदार्थ हो जिससे कोई व्यक्ति एक </w:t>
+      </w:r>
+      <w:r>
+        <w:rPr>
+          <w:b/>
+          <w:lang w:val="hi_IN" w:bidi="hi_IN"/>
+        </w:rPr>
+        <w:t>वस्त्र</w:t>
+      </w:r>
+      <w:r>
+        <w:rPr>
+          <w:lang w:val="hi_IN" w:bidi="hi_IN"/>
+        </w:rPr>
+        <w:t xml:space="preserve"> से ढक सकता है। यदि आपकी भाषा में यह अधिक स्पष्ट होगा, तो आप इसके अर्थ को सीधे बता सकते हैं। पूरी तरह से ढकने का विचार जोर देता है। वैकल्पिक अनुवाद: [और जो बहुत हिंसक व्यवहार करता है] (2) शब्द </w:t>
+      </w:r>
+      <w:r>
+        <w:rPr>
+          <w:b/>
+          <w:lang w:val="hi_IN" w:bidi="hi_IN"/>
+        </w:rPr>
+        <w:t xml:space="preserve">उपद्रव </w:t>
+      </w:r>
+      <w:r>
+        <w:rPr>
+          <w:lang w:val="hi_IN" w:bidi="hi_IN"/>
+        </w:rPr>
+        <w:t xml:space="preserve">कठोर कार्यों को संदर्भित करता है जिसमें तलाक के अलावा अन्य कार्य शामिल हो सकते हैं। वैकल्पिक अनुवाद: [और जो हिंसक कार्य करता है] (3) शब्द </w:t>
+      </w:r>
+      <w:r>
+        <w:rPr>
+          <w:b/>
+          <w:lang w:val="hi_IN" w:bidi="hi_IN"/>
+        </w:rPr>
+        <w:t xml:space="preserve">उपद्रव </w:t>
+      </w:r>
+      <w:r>
+        <w:rPr>
+          <w:lang w:val="hi_IN" w:bidi="hi_IN"/>
+        </w:rPr>
+        <w:t>हिंसक या क्रूर कार्यों को संदर्भित करता है जिसे कोई व्यक्ति छुपाता है। वैकल्पिक अनुवाद: [और जो अपना उपद्रव छुपाता है]</w:t>
+      </w:r>
+      <w:r>
+        <w:rPr>
+          <w:lang w:val="hi_IN" w:bidi="hi_IN"/>
+        </w:rPr>
+      </w:r>
+      <w:r>
+        <w:rPr>
+          <w:lang w:val="hi_IN" w:bidi="hi_IN"/>
+        </w:rPr>
+      </w:r>
+    </w:p>
+    <w:p>
+      <w:pPr/>
+      <w:r>
+        <w:rPr>
+          <w:lang w:val="hi_IN" w:bidi="hi_IN"/>
+        </w:rPr>
+      </w:r>
+    </w:p>
+    <w:p>
+      <w:pPr>
+        <w:pStyle w:val="Heading2"/>
+      </w:pPr>
+      <w:r>
+        <w:rPr>
+          <w:lang w:val="hi_IN" w:bidi="hi_IN"/>
+        </w:rPr>
         <w:t>मलाकी 2:1 (#1)</w:t>
       </w:r>
       <w:r>
@@ -10578,7 +11083,7 @@
           <w:lang w:val="hi_IN" w:bidi="hi_IN"/>
         </w:rPr>
       </w:r>
-      <w:hyperlink r:id="rId18">
+      <w:hyperlink r:id="rId20">
         <w:r>
           <w:rPr>
             <w:lang w:val="hi_IN" w:bidi="hi_IN"/>
@@ -12472,7 +12977,7 @@
         </w:rPr>
         <w:t xml:space="preserve"> बनी रहे। वह </w:t>
       </w:r>
-      <w:hyperlink r:id="rId19">
+      <w:hyperlink r:id="rId21">
         <w:r>
           <w:rPr>
             <w:lang w:val="hi_IN" w:bidi="hi_IN"/>
@@ -15368,7 +15873,7 @@
           <w:lang w:val="hi_IN" w:bidi="hi_IN"/>
         </w:rPr>
       </w:r>
-      <w:hyperlink r:id="rId20">
+      <w:hyperlink r:id="rId22">
         <w:r>
           <w:rPr>
             <w:lang w:val="hi_IN" w:bidi="hi_IN"/>
@@ -15821,7 +16326,7 @@
         </w:rPr>
         <w:t xml:space="preserve"> और अनुपयोगी कर दिया हो, जैसे कीटों द्वारा खायी गयी फसलें, जिनका वर्णन </w:t>
       </w:r>
-      <w:hyperlink r:id="rId21">
+      <w:hyperlink r:id="rId23">
         <w:r>
           <w:rPr>
             <w:lang w:val="hi_IN" w:bidi="hi_IN"/>
@@ -15930,7 +16435,7 @@
           <w:lang w:val="hi_IN" w:bidi="hi_IN"/>
         </w:rPr>
       </w:r>
-      <w:hyperlink r:id="rId22">
+      <w:hyperlink r:id="rId24">
         <w:r>
           <w:rPr>
             <w:lang w:val="hi_IN" w:bidi="hi_IN"/>
@@ -20409,6 +20914,107 @@
         <w:rPr>
           <w:lang w:val="hi_IN" w:bidi="hi_IN"/>
         </w:rPr>
+        <w:t>मलाकी - अध्याय 3 परिचय</w:t>
+      </w:r>
+      <w:r>
+        <w:rPr>
+          <w:lang w:val="hi_IN" w:bidi="hi_IN"/>
+        </w:rPr>
+      </w:r>
+    </w:p>
+    <w:p>
+      <w:pPr>
+        <w:pStyle w:val="Heading3"/>
+      </w:pPr>
+      <w:r>
+        <w:rPr>
+          <w:lang w:val="hi_IN" w:bidi="hi_IN"/>
+        </w:rPr>
+        <w:t xml:space="preserve">संरचना और स्वरूपण </w:t>
+      </w:r>
+    </w:p>
+    <w:p>
+      <w:pPr/>
+      <w:r>
+        <w:rPr>
+          <w:lang w:val="hi_IN" w:bidi="hi_IN"/>
+        </w:rPr>
+      </w:r>
+      <w:r>
+        <w:rPr>
+          <w:lang w:val="hi_IN" w:bidi="hi_IN"/>
+        </w:rPr>
+        <w:t>2:17–3:5 यहोवा न्याय के लिए चिंतित हैं और दुष्टों को दण्डित करेंगे</w:t>
+      </w:r>
+    </w:p>
+    <w:p>
+      <w:pPr/>
+      <w:r>
+        <w:rPr>
+          <w:lang w:val="hi_IN" w:bidi="hi_IN"/>
+        </w:rPr>
+      </w:r>
+      <w:r>
+        <w:rPr>
+          <w:lang w:val="hi_IN" w:bidi="hi_IN"/>
+        </w:rPr>
+        <w:t>3:6–12 यहूदी लोग उचित दशमांश नहीं ला रहे हैं</w:t>
+      </w:r>
+    </w:p>
+    <w:p>
+      <w:pPr/>
+      <w:r>
+        <w:rPr>
+          <w:lang w:val="hi_IN" w:bidi="hi_IN"/>
+        </w:rPr>
+      </w:r>
+      <w:r>
+        <w:rPr>
+          <w:lang w:val="hi_IN" w:bidi="hi_IN"/>
+        </w:rPr>
+        <w:t>3:13–15 चाहे यहूदी कुछ भी कह रहे हों यहोवा दुष्टों को दण्ड देंगे</w:t>
+      </w:r>
+    </w:p>
+    <w:p>
+      <w:pPr/>
+      <w:r>
+        <w:rPr>
+          <w:lang w:val="hi_IN" w:bidi="hi_IN"/>
+        </w:rPr>
+      </w:r>
+      <w:r>
+        <w:rPr>
+          <w:lang w:val="hi_IN" w:bidi="hi_IN"/>
+        </w:rPr>
+        <w:t>3:16–4:6 यहोवा उन लोगों को आशीष देंगे और उनकी रक्षा करेंगे जो उनका भय मानते हैं</w:t>
+      </w:r>
+      <w:r>
+        <w:rPr>
+          <w:lang w:val="hi_IN" w:bidi="hi_IN"/>
+        </w:rPr>
+      </w:r>
+      <w:r>
+        <w:rPr>
+          <w:lang w:val="hi_IN" w:bidi="hi_IN"/>
+        </w:rPr>
+      </w:r>
+    </w:p>
+    <w:p>
+      <w:pPr/>
+      <w:r>
+        <w:rPr>
+          <w:lang w:val="hi_IN" w:bidi="hi_IN"/>
+        </w:rPr>
+      </w:r>
+    </w:p>
+    <w:p>
+      <w:pPr>
+        <w:pStyle w:val="Heading2"/>
+      </w:pPr>
+      <w:r>
+        <w:rPr>
+          <w:lang w:val="hi_IN" w:bidi="hi_IN"/>
+        </w:rPr>
         <w:t>मलाकी 3:1 (#1)</w:t>
       </w:r>
       <w:r>
@@ -20493,7 +21099,7 @@
         </w:rPr>
         <w:t xml:space="preserve">एक ऐसा मुहावरा है जिसका इस्तेमाल इस संस्कृति के लोग आमतौर पर यह बताने के लिए करते थे कि वे कुछ करने वाले हैं। </w:t>
       </w:r>
-      <w:hyperlink r:id="rId23">
+      <w:hyperlink r:id="rId25">
         <w:r>
           <w:rPr>
             <w:lang w:val="hi_IN" w:bidi="hi_IN"/>
@@ -20881,7 +21487,7 @@
         </w:rPr>
         <w:t xml:space="preserve">यहोवा इस शब्द का उपयोग लोगों का ध्यान आकर्षित करने के लिए करते हैं। </w:t>
       </w:r>
-      <w:hyperlink r:id="rId24">
+      <w:hyperlink r:id="rId26">
         <w:r>
           <w:rPr>
             <w:lang w:val="hi_IN" w:bidi="hi_IN"/>
@@ -23498,7 +24104,7 @@
         </w:rPr>
         <w:t xml:space="preserve">। </w:t>
       </w:r>
-      <w:hyperlink r:id="rId19">
+      <w:hyperlink r:id="rId21">
         <w:r>
           <w:rPr>
             <w:lang w:val="hi_IN" w:bidi="hi_IN"/>
@@ -24166,7 +24772,7 @@
         </w:rPr>
         <w:t xml:space="preserve">। </w:t>
       </w:r>
-      <w:hyperlink r:id="rId25">
+      <w:hyperlink r:id="rId27">
         <w:r>
           <w:rPr>
             <w:lang w:val="hi_IN" w:bidi="hi_IN"/>
@@ -29004,6 +29610,137 @@
         <w:rPr>
           <w:lang w:val="hi_IN" w:bidi="hi_IN"/>
         </w:rPr>
+        <w:t>मलाकी - अध्याय 4 परिचय</w:t>
+      </w:r>
+      <w:r>
+        <w:rPr>
+          <w:lang w:val="hi_IN" w:bidi="hi_IN"/>
+        </w:rPr>
+      </w:r>
+    </w:p>
+    <w:p>
+      <w:pPr>
+        <w:pStyle w:val="Heading3"/>
+      </w:pPr>
+      <w:r>
+        <w:rPr>
+          <w:lang w:val="hi_IN" w:bidi="hi_IN"/>
+        </w:rPr>
+        <w:t xml:space="preserve">संरचना और स्वरूपण </w:t>
+      </w:r>
+    </w:p>
+    <w:p>
+      <w:pPr/>
+      <w:r>
+        <w:rPr>
+          <w:lang w:val="hi_IN" w:bidi="hi_IN"/>
+        </w:rPr>
+      </w:r>
+      <w:r>
+        <w:rPr>
+          <w:lang w:val="hi_IN" w:bidi="hi_IN"/>
+        </w:rPr>
+        <w:t>3:16–4:6 यहोवा उन लोगों को आशीष देंगे और उनकी रक्षा करेंगे जो उनका भय मानते हैं</w:t>
+      </w:r>
+    </w:p>
+    <w:p>
+      <w:pPr>
+        <w:pStyle w:val="Heading3"/>
+      </w:pPr>
+      <w:r>
+        <w:rPr>
+          <w:lang w:val="hi_IN" w:bidi="hi_IN"/>
+        </w:rPr>
+        <w:t>इस अध्याय में धार्मिक और सांस्कृतिक अवधारणाएँ</w:t>
+      </w:r>
+    </w:p>
+    <w:p>
+      <w:pPr>
+        <w:pStyle w:val="Heading4"/>
+      </w:pPr>
+      <w:r>
+        <w:rPr>
+          <w:lang w:val="hi_IN" w:bidi="hi_IN"/>
+        </w:rPr>
+        <w:t>“</w:t>
+      </w:r>
+      <w:r>
+        <w:rPr>
+          <w:lang w:val="hi_IN" w:bidi="hi_IN"/>
+        </w:rPr>
+        <w:t>मैं तुम्हारे पास एलिय्याह नबी को भेजूँगा</w:t>
+      </w:r>
+      <w:r>
+        <w:rPr>
+          <w:lang w:val="hi_IN" w:bidi="hi_IN"/>
+        </w:rPr>
+        <w:t>” (4:5)</w:t>
+      </w:r>
+    </w:p>
+    <w:p>
+      <w:pPr/>
+      <w:r>
+        <w:rPr>
+          <w:lang w:val="hi_IN" w:bidi="hi_IN"/>
+        </w:rPr>
+      </w:r>
+      <w:r>
+        <w:rPr>
+          <w:lang w:val="hi_IN" w:bidi="hi_IN"/>
+        </w:rPr>
+        <w:t>हालांकि मलाकी के श्रोताओं और बाद में यहूदीयों की पीढ़ियों को हो सकता है कि यह उम्मीद हो कि यह भविष्यवाणी स्वयं एलिय्याह की वापसी से पूरी होगी, यीशु ने समझाया कि यह यूहन्ना बपतिस्मा देने वाले के जीवन और साक्ष्य के माध्यम से पूरा हुआ (</w:t>
+      </w:r>
+      <w:hyperlink r:id="rId28">
+        <w:r>
+          <w:rPr>
+            <w:lang w:val="hi_IN" w:bidi="hi_IN"/>
+          </w:rPr>
+          <w:rPr>
+            <w:color w:val="0000EE"/>
+            <w:u w:val="single"/>
+          </w:rPr>
+          <w:t>मत्ती 17:10–13</w:t>
+        </w:r>
+      </w:hyperlink>
+      <w:r>
+        <w:rPr>
+          <w:lang w:val="hi_IN" w:bidi="hi_IN"/>
+        </w:rPr>
+        <w:t>)</w:t>
+      </w:r>
+      <w:r>
+        <w:rPr>
+          <w:lang w:val="hi_IN" w:bidi="hi_IN"/>
+        </w:rPr>
+        <w:t>।</w:t>
+      </w:r>
+      <w:r>
+        <w:rPr>
+          <w:lang w:val="hi_IN" w:bidi="hi_IN"/>
+        </w:rPr>
+      </w:r>
+      <w:r>
+        <w:rPr>
+          <w:lang w:val="hi_IN" w:bidi="hi_IN"/>
+        </w:rPr>
+      </w:r>
+    </w:p>
+    <w:p>
+      <w:pPr/>
+      <w:r>
+        <w:rPr>
+          <w:lang w:val="hi_IN" w:bidi="hi_IN"/>
+        </w:rPr>
+      </w:r>
+    </w:p>
+    <w:p>
+      <w:pPr>
+        <w:pStyle w:val="Heading2"/>
+      </w:pPr>
+      <w:r>
+        <w:rPr>
+          <w:lang w:val="hi_IN" w:bidi="hi_IN"/>
+        </w:rPr>
         <w:t>मलाकी 4:1 (#1)</w:t>
       </w:r>
       <w:r>
@@ -31103,7 +31840,7 @@
           <w:lang w:val="hi_IN" w:bidi="hi_IN"/>
         </w:rPr>
       </w:r>
-      <w:hyperlink r:id="rId26">
+      <w:hyperlink r:id="rId29">
         <w:r>
           <w:rPr>
             <w:lang w:val="hi_IN" w:bidi="hi_IN"/>
@@ -31467,7 +32204,7 @@
           <w:lang w:val="hi_IN" w:bidi="hi_IN"/>
         </w:rPr>
       </w:r>
-      <w:hyperlink r:id="rId27">
+      <w:hyperlink r:id="rId30">
         <w:r>
           <w:rPr>
             <w:lang w:val="hi_IN" w:bidi="hi_IN"/>
@@ -32328,743 +33065,6 @@
           <w:lang w:val="hi_IN" w:bidi="hi_IN"/>
         </w:rPr>
         <w:t>समूहवाचक संज्ञाएँ</w:t>
-      </w:r>
-      <w:r>
-        <w:rPr>
-          <w:lang w:val="hi_IN" w:bidi="hi_IN"/>
-        </w:rPr>
-      </w:r>
-      <w:r>
-        <w:rPr>
-          <w:lang w:val="hi_IN" w:bidi="hi_IN"/>
-        </w:rPr>
-      </w:r>
-    </w:p>
-    <w:p>
-      <w:pPr/>
-      <w:r>
-        <w:rPr>
-          <w:lang w:val="hi_IN" w:bidi="hi_IN"/>
-        </w:rPr>
-      </w:r>
-    </w:p>
-    <w:p>
-      <w:pPr>
-        <w:pStyle w:val="Heading2"/>
-      </w:pPr>
-      <w:r>
-        <w:rPr>
-          <w:lang w:val="hi_IN" w:bidi="hi_IN"/>
-        </w:rPr>
-        <w:t>मलाकी - अध्याय 1 परिचय</w:t>
-      </w:r>
-      <w:r>
-        <w:rPr>
-          <w:lang w:val="hi_IN" w:bidi="hi_IN"/>
-        </w:rPr>
-      </w:r>
-    </w:p>
-    <w:p>
-      <w:pPr>
-        <w:pStyle w:val="Heading3"/>
-      </w:pPr>
-      <w:r>
-        <w:rPr>
-          <w:lang w:val="hi_IN" w:bidi="hi_IN"/>
-        </w:rPr>
-        <w:t xml:space="preserve">संरचना और स्वरूपण </w:t>
-      </w:r>
-    </w:p>
-    <w:p>
-      <w:pPr/>
-      <w:r>
-        <w:rPr>
-          <w:lang w:val="hi_IN" w:bidi="hi_IN"/>
-        </w:rPr>
-      </w:r>
-      <w:r>
-        <w:rPr>
-          <w:lang w:val="hi_IN" w:bidi="hi_IN"/>
-        </w:rPr>
-        <w:t>1:1 शीर्षक</w:t>
-      </w:r>
-    </w:p>
-    <w:p>
-      <w:pPr/>
-      <w:r>
-        <w:rPr>
-          <w:lang w:val="hi_IN" w:bidi="hi_IN"/>
-        </w:rPr>
-      </w:r>
-      <w:r>
-        <w:rPr>
-          <w:lang w:val="hi_IN" w:bidi="hi_IN"/>
-        </w:rPr>
-        <w:t>1:2–5 यहोवा दुष्टों को दण्ड देंगे: एदोम</w:t>
-      </w:r>
-    </w:p>
-    <w:p>
-      <w:pPr/>
-      <w:r>
-        <w:rPr>
-          <w:lang w:val="hi_IN" w:bidi="hi_IN"/>
-        </w:rPr>
-      </w:r>
-      <w:r>
-        <w:rPr>
-          <w:lang w:val="hi_IN" w:bidi="hi_IN"/>
-        </w:rPr>
-        <w:t>1:6–14 यहूदी ग्रहणयोग्य बलिदान नहीं ला रहे हैं</w:t>
-      </w:r>
-      <w:r>
-        <w:rPr>
-          <w:lang w:val="hi_IN" w:bidi="hi_IN"/>
-        </w:rPr>
-      </w:r>
-      <w:r>
-        <w:rPr>
-          <w:lang w:val="hi_IN" w:bidi="hi_IN"/>
-        </w:rPr>
-      </w:r>
-    </w:p>
-    <w:p>
-      <w:pPr/>
-      <w:r>
-        <w:rPr>
-          <w:lang w:val="hi_IN" w:bidi="hi_IN"/>
-        </w:rPr>
-      </w:r>
-    </w:p>
-    <w:p>
-      <w:pPr>
-        <w:pStyle w:val="Heading2"/>
-      </w:pPr>
-      <w:r>
-        <w:rPr>
-          <w:lang w:val="hi_IN" w:bidi="hi_IN"/>
-        </w:rPr>
-        <w:t>मलाकी - अध्याय 2 परिचय</w:t>
-      </w:r>
-      <w:r>
-        <w:rPr>
-          <w:lang w:val="hi_IN" w:bidi="hi_IN"/>
-        </w:rPr>
-      </w:r>
-    </w:p>
-    <w:p>
-      <w:pPr>
-        <w:pStyle w:val="Heading3"/>
-      </w:pPr>
-      <w:r>
-        <w:rPr>
-          <w:lang w:val="hi_IN" w:bidi="hi_IN"/>
-        </w:rPr>
-        <w:t xml:space="preserve">संरचना और स्वरूपण </w:t>
-      </w:r>
-    </w:p>
-    <w:p>
-      <w:pPr/>
-      <w:r>
-        <w:rPr>
-          <w:lang w:val="hi_IN" w:bidi="hi_IN"/>
-        </w:rPr>
-      </w:r>
-      <w:r>
-        <w:rPr>
-          <w:lang w:val="hi_IN" w:bidi="hi_IN"/>
-        </w:rPr>
-        <w:t>2:1–9 याजकों को व्यवस्था को ईमानदारी से सिखाना और उसका पालन करना चाहिए।</w:t>
-      </w:r>
-    </w:p>
-    <w:p>
-      <w:pPr/>
-      <w:r>
-        <w:rPr>
-          <w:lang w:val="hi_IN" w:bidi="hi_IN"/>
-        </w:rPr>
-      </w:r>
-      <w:r>
-        <w:rPr>
-          <w:lang w:val="hi_IN" w:bidi="hi_IN"/>
-        </w:rPr>
-        <w:t>2:10–16 यहोवा न्याय के प्रति चिंतित है: तलाक नहीं</w:t>
-      </w:r>
-    </w:p>
-    <w:p>
-      <w:pPr/>
-      <w:r>
-        <w:rPr>
-          <w:lang w:val="hi_IN" w:bidi="hi_IN"/>
-        </w:rPr>
-      </w:r>
-      <w:r>
-        <w:rPr>
-          <w:lang w:val="hi_IN" w:bidi="hi_IN"/>
-        </w:rPr>
-        <w:t>2:17–3:5 यहोवा न्याय के प्रति चिंतित है और दुष्टों को दण्डित करेंगे</w:t>
-      </w:r>
-    </w:p>
-    <w:p>
-      <w:pPr>
-        <w:pStyle w:val="Heading3"/>
-      </w:pPr>
-      <w:r>
-        <w:rPr>
-          <w:lang w:val="hi_IN" w:bidi="hi_IN"/>
-        </w:rPr>
-        <w:t>इस अध्याय में धार्मिक और सांस्कृतिक अवधारणाएँ</w:t>
-      </w:r>
-    </w:p>
-    <w:p>
-      <w:pPr>
-        <w:pStyle w:val="Heading4"/>
-      </w:pPr>
-      <w:r>
-        <w:rPr>
-          <w:lang w:val="hi_IN" w:bidi="hi_IN"/>
-        </w:rPr>
-        <w:t>“मेरी जो वाचा उसके साथ बंधी थी वह जीवन और शान्ति की थी, और मैंने यह इसलिए उसको दिया कि वह भय मानता रहे” (2:5)</w:t>
-      </w:r>
-    </w:p>
-    <w:p>
-      <w:pPr/>
-      <w:r>
-        <w:rPr>
-          <w:lang w:val="hi_IN" w:bidi="hi_IN"/>
-        </w:rPr>
-      </w:r>
-      <w:r>
-        <w:rPr>
-          <w:lang w:val="hi_IN" w:bidi="hi_IN"/>
-        </w:rPr>
-        <w:t xml:space="preserve">यहाँ ऐसा प्रतीत होता है कि यहोवा </w:t>
-      </w:r>
-      <w:hyperlink r:id="rId28">
-        <w:r>
-          <w:rPr>
-            <w:lang w:val="hi_IN" w:bidi="hi_IN"/>
-          </w:rPr>
-          <w:rPr>
-            <w:color w:val="0000EE"/>
-            <w:u w:val="single"/>
-          </w:rPr>
-          <w:t>गिनती 25:12–13</w:t>
-        </w:r>
-      </w:hyperlink>
-      <w:r>
-        <w:rPr>
-          <w:lang w:val="hi_IN" w:bidi="hi_IN"/>
-        </w:rPr>
-        <w:t xml:space="preserve"> में कही गई बात की ओर अप्रत्यक्ष रूप से संकेत कर रहे हैं, कि वह एक </w:t>
-      </w:r>
-      <w:r>
-        <w:rPr>
-          <w:b/>
-          <w:lang w:val="hi_IN" w:bidi="hi_IN"/>
-        </w:rPr>
-        <w:t>शान्ति</w:t>
-      </w:r>
-      <w:r>
-        <w:rPr>
-          <w:lang w:val="hi_IN" w:bidi="hi_IN"/>
-        </w:rPr>
-        <w:t xml:space="preserve"> का </w:t>
-      </w:r>
-      <w:r>
-        <w:rPr>
-          <w:b/>
-          <w:lang w:val="hi_IN" w:bidi="hi_IN"/>
-        </w:rPr>
-        <w:t>वाचा</w:t>
-      </w:r>
-      <w:r>
-        <w:rPr>
-          <w:lang w:val="hi_IN" w:bidi="hi_IN"/>
-        </w:rPr>
-        <w:t xml:space="preserve"> बना रहे थे, फिनहास (पहला महायाजक, हारून के पुत्र) और उनके वंशजों का याजक पद में स्थायी रूप से स्थापित कर रहे थे। यहोवा ने यह इसलिए किया क्योंकि फिनहास ने विदेशी देवताओं की आराधना का सरगर्मी से विरोध किया। यहोवा का यही अर्थ है की जब वह कहते हैं “</w:t>
-      </w:r>
-      <w:r>
-        <w:rPr>
-          <w:lang w:val="hi_IN" w:bidi="hi_IN"/>
-        </w:rPr>
-        <w:t>मैंने यह इसलिए उसको दिया कि वह भय मानता रहे</w:t>
-      </w:r>
-      <w:r>
-        <w:rPr>
-          <w:lang w:val="hi_IN" w:bidi="hi_IN"/>
-        </w:rPr>
-        <w:t xml:space="preserve">”, दूसरे शब्दों में वह कह रहे हैं, “क्योंकि उन्होंने केवल मेरी आराधना की और पूर्ण रूप से समर्पित रहे।” यहोवा इस मूर्ति-आराधना के लिए इस्राएलियों को एक मरी से दंडित कर रहे थे जो उनमें से कई को मार रही थी, लेकिन उन्होंने मरी को फिनहास के कार्य के कारण समाप्त कर दिया। इसलिए यह एक </w:t>
-      </w:r>
-      <w:r>
-        <w:rPr>
-          <w:b/>
-          <w:lang w:val="hi_IN" w:bidi="hi_IN"/>
-        </w:rPr>
-        <w:t>शान्ति</w:t>
-      </w:r>
-      <w:r>
-        <w:rPr>
-          <w:lang w:val="hi_IN" w:bidi="hi_IN"/>
-        </w:rPr>
-        <w:t xml:space="preserve"> की वाचा थी (यहोवा अब इस्राएलियों के प्रति शत्रुतापूर्ण नहीं थे)। यह एक </w:t>
-      </w:r>
-      <w:r>
-        <w:rPr>
-          <w:b/>
-          <w:lang w:val="hi_IN" w:bidi="hi_IN"/>
-        </w:rPr>
-        <w:t>जीवन</w:t>
-      </w:r>
-      <w:r>
-        <w:rPr>
-          <w:lang w:val="hi_IN" w:bidi="hi_IN"/>
-        </w:rPr>
-        <w:t xml:space="preserve"> की वाचा भी थी (यहोवा अब इस्राएलियों को मृत्यु से दण्डित नहीं कर रहे थे)। शब्द </w:t>
-      </w:r>
-      <w:r>
-        <w:rPr>
-          <w:b/>
-          <w:lang w:val="hi_IN" w:bidi="hi_IN"/>
-        </w:rPr>
-        <w:t>जीवन</w:t>
-      </w:r>
-      <w:r>
-        <w:rPr>
-          <w:lang w:val="hi_IN" w:bidi="hi_IN"/>
-        </w:rPr>
-        <w:t xml:space="preserve"> यह भी दर्शा सकता है कि यह एक स्थायी वाचा थी जो समाप्त नहीं होगी। </w:t>
-      </w:r>
-      <w:hyperlink r:id="rId29">
-        <w:r>
-          <w:rPr>
-            <w:lang w:val="hi_IN" w:bidi="hi_IN"/>
-          </w:rPr>
-          <w:rPr>
-            <w:color w:val="0000EE"/>
-            <w:u w:val="single"/>
-          </w:rPr>
-          <w:t>2:5</w:t>
-        </w:r>
-      </w:hyperlink>
-      <w:r>
-        <w:rPr>
-          <w:lang w:val="hi_IN" w:bidi="hi_IN"/>
-        </w:rPr>
-        <w:t xml:space="preserve"> के टिप्पणियाँ इन बयानों का अनुवाद करने के तरीके सुझाते हैं।</w:t>
-      </w:r>
-    </w:p>
-    <w:p>
-      <w:pPr>
-        <w:pStyle w:val="Heading3"/>
-      </w:pPr>
-      <w:r>
-        <w:rPr>
-          <w:lang w:val="hi_IN" w:bidi="hi_IN"/>
-        </w:rPr>
-        <w:t xml:space="preserve">अनुवाद के मुद्दे </w:t>
-      </w:r>
-    </w:p>
-    <w:p>
-      <w:pPr>
-        <w:pStyle w:val="Heading4"/>
-      </w:pPr>
-      <w:r>
-        <w:rPr>
-          <w:lang w:val="hi_IN" w:bidi="hi_IN"/>
-        </w:rPr>
-        <w:t>और क्या उन्होंने एक नहीं बनाया (2:15a)</w:t>
-      </w:r>
-    </w:p>
-    <w:p>
-      <w:pPr/>
-      <w:r>
-        <w:rPr>
-          <w:lang w:val="hi_IN" w:bidi="hi_IN"/>
-        </w:rPr>
-      </w:r>
-      <w:r>
-        <w:rPr>
-          <w:lang w:val="hi_IN" w:bidi="hi_IN"/>
-        </w:rPr>
-        <w:t xml:space="preserve">यहाँ बाइबल विद्वानों के दो दृष्टिकोण हैं कि इन शब्दों की सही व्याख्या कैसे की जाए। (1) शब्द </w:t>
-      </w:r>
-      <w:r>
-        <w:rPr>
-          <w:b/>
-          <w:lang w:val="hi_IN" w:bidi="hi_IN"/>
-        </w:rPr>
-        <w:t>एक</w:t>
-      </w:r>
-      <w:r>
-        <w:rPr>
-          <w:lang w:val="hi_IN" w:bidi="hi_IN"/>
-        </w:rPr>
-        <w:t xml:space="preserve"> पति और पत्नी के निकट सम्बन्ध को संदर्भित करता है। वैकल्पिक अनुवाद: [और क्या परमेश्वर ने तुमको तुम्हारी पत्नी के साथ एक नहीं बनाया] (2) शब्द </w:t>
-      </w:r>
-      <w:r>
-        <w:rPr>
-          <w:b/>
-          <w:lang w:val="hi_IN" w:bidi="hi_IN"/>
-        </w:rPr>
-        <w:t>एक</w:t>
-      </w:r>
-      <w:r>
-        <w:rPr>
-          <w:lang w:val="hi_IN" w:bidi="hi_IN"/>
-        </w:rPr>
-        <w:t xml:space="preserve"> परमेश्वर को संदर्भित करता है। वैकल्पिक अनुवाद: [और क्या एक परमेश्वर ने तुमको नहीं बनाया]</w:t>
-      </w:r>
-    </w:p>
-    <w:p>
-      <w:pPr>
-        <w:pStyle w:val="Heading4"/>
-      </w:pPr>
-      <w:r>
-        <w:rPr>
-          <w:lang w:val="hi_IN" w:bidi="hi_IN"/>
-        </w:rPr>
-        <w:t>और आत्माएँ उसके पास थीं</w:t>
-      </w:r>
-      <w:r>
-        <w:rPr>
-          <w:lang w:val="hi_IN" w:bidi="hi_IN"/>
-        </w:rPr>
-        <w:t xml:space="preserve"> (2:15b)</w:t>
-      </w:r>
-    </w:p>
-    <w:p>
-      <w:pPr/>
-      <w:r>
-        <w:rPr>
-          <w:lang w:val="hi_IN" w:bidi="hi_IN"/>
-        </w:rPr>
-      </w:r>
-      <w:r>
-        <w:rPr>
-          <w:lang w:val="hi_IN" w:bidi="hi_IN"/>
-        </w:rPr>
-        <w:t>यहाँ कई विचारों में से दो विचार हैं, जो बाइबल विद्वानों द्वारा इन शब्दों की सही व्याख्या के बारे में हैं। (1) इन शब्दों का अर्थ है कि पति और पत्नी शरीर और आत्मा में एकजुट हैं। वैकल्पिक अनुवाद: [परमेश्वर ने तुमको तुम्हारी पत्नी के साथ शरीर और आत्मा में एकजुट होने के लिए बनाया है] (2) इन शब्दों का अर्थ है कि पति और पत्नी के शरीर और आत्मा परमेश्वर के हैं। वैकल्पिक अनुवाद: [और तुम और तुम्हारी पत्नी परमेश्वर के हैं]</w:t>
-      </w:r>
-    </w:p>
-    <w:p>
-      <w:pPr>
-        <w:pStyle w:val="Heading4"/>
-      </w:pPr>
-      <w:r>
-        <w:rPr>
-          <w:lang w:val="hi_IN" w:bidi="hi_IN"/>
-        </w:rPr>
-        <w:t xml:space="preserve">“और </w:t>
-      </w:r>
-      <w:r>
-        <w:rPr>
-          <w:lang w:val="hi_IN" w:bidi="hi_IN"/>
-        </w:rPr>
-        <w:t>अपने वस्त्र को उपद्रव से ढाँपता है</w:t>
-      </w:r>
-      <w:r>
-        <w:rPr>
-          <w:lang w:val="hi_IN" w:bidi="hi_IN"/>
-        </w:rPr>
-        <w:t>” (2:16)</w:t>
-      </w:r>
-    </w:p>
-    <w:p>
-      <w:pPr/>
-      <w:r>
-        <w:rPr>
-          <w:lang w:val="hi_IN" w:bidi="hi_IN"/>
-        </w:rPr>
-      </w:r>
-      <w:r>
-        <w:rPr>
-          <w:lang w:val="hi_IN" w:bidi="hi_IN"/>
-        </w:rPr>
-        <w:t xml:space="preserve">यहाँ बाइबल विद्वानों के तीन दृष्टिकोण हैं जो इन शब्दों की सही व्याख्या के सम्बन्ध में कहते हैं। (1) इसका अर्थ है कि पति और पत्नी मलाकी ऐसे बोल रहे हैं जैसे </w:t>
-      </w:r>
-      <w:r>
-        <w:rPr>
-          <w:b/>
-          <w:lang w:val="hi_IN" w:bidi="hi_IN"/>
-        </w:rPr>
-        <w:t xml:space="preserve">उपद्रव </w:t>
-      </w:r>
-      <w:r>
-        <w:rPr>
-          <w:lang w:val="hi_IN" w:bidi="hi_IN"/>
-        </w:rPr>
-        <w:t xml:space="preserve">एक पदार्थ हो जिससे कोई व्यक्ति एक </w:t>
-      </w:r>
-      <w:r>
-        <w:rPr>
-          <w:b/>
-          <w:lang w:val="hi_IN" w:bidi="hi_IN"/>
-        </w:rPr>
-        <w:t>वस्त्र</w:t>
-      </w:r>
-      <w:r>
-        <w:rPr>
-          <w:lang w:val="hi_IN" w:bidi="hi_IN"/>
-        </w:rPr>
-        <w:t xml:space="preserve"> से ढक सकता है। यदि आपकी भाषा में यह अधिक स्पष्ट होगा, तो आप इसके अर्थ को सीधे बता सकते हैं। पूरी तरह से ढकने का विचार जोर देता है। वैकल्पिक अनुवाद: [और जो बहुत हिंसक व्यवहार करता है] (2) शब्द </w:t>
-      </w:r>
-      <w:r>
-        <w:rPr>
-          <w:b/>
-          <w:lang w:val="hi_IN" w:bidi="hi_IN"/>
-        </w:rPr>
-        <w:t xml:space="preserve">उपद्रव </w:t>
-      </w:r>
-      <w:r>
-        <w:rPr>
-          <w:lang w:val="hi_IN" w:bidi="hi_IN"/>
-        </w:rPr>
-        <w:t xml:space="preserve">कठोर कार्यों को संदर्भित करता है जिसमें तलाक के अलावा अन्य कार्य शामिल हो सकते हैं। वैकल्पिक अनुवाद: [और जो हिंसक कार्य करता है] (3) शब्द </w:t>
-      </w:r>
-      <w:r>
-        <w:rPr>
-          <w:b/>
-          <w:lang w:val="hi_IN" w:bidi="hi_IN"/>
-        </w:rPr>
-        <w:t xml:space="preserve">उपद्रव </w:t>
-      </w:r>
-      <w:r>
-        <w:rPr>
-          <w:lang w:val="hi_IN" w:bidi="hi_IN"/>
-        </w:rPr>
-        <w:t>हिंसक या क्रूर कार्यों को संदर्भित करता है जिसे कोई व्यक्ति छुपाता है। वैकल्पिक अनुवाद: [और जो अपना उपद्रव छुपाता है]</w:t>
-      </w:r>
-      <w:r>
-        <w:rPr>
-          <w:lang w:val="hi_IN" w:bidi="hi_IN"/>
-        </w:rPr>
-      </w:r>
-      <w:r>
-        <w:rPr>
-          <w:lang w:val="hi_IN" w:bidi="hi_IN"/>
-        </w:rPr>
-      </w:r>
-    </w:p>
-    <w:p>
-      <w:pPr/>
-      <w:r>
-        <w:rPr>
-          <w:lang w:val="hi_IN" w:bidi="hi_IN"/>
-        </w:rPr>
-      </w:r>
-    </w:p>
-    <w:p>
-      <w:pPr>
-        <w:pStyle w:val="Heading2"/>
-      </w:pPr>
-      <w:r>
-        <w:rPr>
-          <w:lang w:val="hi_IN" w:bidi="hi_IN"/>
-        </w:rPr>
-        <w:t>मलाकी - अध्याय 3 परिचय</w:t>
-      </w:r>
-      <w:r>
-        <w:rPr>
-          <w:lang w:val="hi_IN" w:bidi="hi_IN"/>
-        </w:rPr>
-      </w:r>
-    </w:p>
-    <w:p>
-      <w:pPr>
-        <w:pStyle w:val="Heading3"/>
-      </w:pPr>
-      <w:r>
-        <w:rPr>
-          <w:lang w:val="hi_IN" w:bidi="hi_IN"/>
-        </w:rPr>
-        <w:t xml:space="preserve">संरचना और स्वरूपण </w:t>
-      </w:r>
-    </w:p>
-    <w:p>
-      <w:pPr/>
-      <w:r>
-        <w:rPr>
-          <w:lang w:val="hi_IN" w:bidi="hi_IN"/>
-        </w:rPr>
-      </w:r>
-      <w:r>
-        <w:rPr>
-          <w:lang w:val="hi_IN" w:bidi="hi_IN"/>
-        </w:rPr>
-        <w:t>2:17–3:5 यहोवा न्याय के लिए चिंतित हैं और दुष्टों को दण्डित करेंगे</w:t>
-      </w:r>
-    </w:p>
-    <w:p>
-      <w:pPr/>
-      <w:r>
-        <w:rPr>
-          <w:lang w:val="hi_IN" w:bidi="hi_IN"/>
-        </w:rPr>
-      </w:r>
-      <w:r>
-        <w:rPr>
-          <w:lang w:val="hi_IN" w:bidi="hi_IN"/>
-        </w:rPr>
-        <w:t>3:6–12 यहूदी लोग उचित दशमांश नहीं ला रहे हैं</w:t>
-      </w:r>
-    </w:p>
-    <w:p>
-      <w:pPr/>
-      <w:r>
-        <w:rPr>
-          <w:lang w:val="hi_IN" w:bidi="hi_IN"/>
-        </w:rPr>
-      </w:r>
-      <w:r>
-        <w:rPr>
-          <w:lang w:val="hi_IN" w:bidi="hi_IN"/>
-        </w:rPr>
-        <w:t>3:13–15 चाहे यहूदी कुछ भी कह रहे हों यहोवा दुष्टों को दण्ड देंगे</w:t>
-      </w:r>
-    </w:p>
-    <w:p>
-      <w:pPr/>
-      <w:r>
-        <w:rPr>
-          <w:lang w:val="hi_IN" w:bidi="hi_IN"/>
-        </w:rPr>
-      </w:r>
-      <w:r>
-        <w:rPr>
-          <w:lang w:val="hi_IN" w:bidi="hi_IN"/>
-        </w:rPr>
-        <w:t>3:16–4:6 यहोवा उन लोगों को आशीष देंगे और उनकी रक्षा करेंगे जो उनका भय मानते हैं</w:t>
-      </w:r>
-      <w:r>
-        <w:rPr>
-          <w:lang w:val="hi_IN" w:bidi="hi_IN"/>
-        </w:rPr>
-      </w:r>
-      <w:r>
-        <w:rPr>
-          <w:lang w:val="hi_IN" w:bidi="hi_IN"/>
-        </w:rPr>
-      </w:r>
-    </w:p>
-    <w:p>
-      <w:pPr/>
-      <w:r>
-        <w:rPr>
-          <w:lang w:val="hi_IN" w:bidi="hi_IN"/>
-        </w:rPr>
-      </w:r>
-    </w:p>
-    <w:p>
-      <w:pPr>
-        <w:pStyle w:val="Heading2"/>
-      </w:pPr>
-      <w:r>
-        <w:rPr>
-          <w:lang w:val="hi_IN" w:bidi="hi_IN"/>
-        </w:rPr>
-        <w:t>मलाकी - अध्याय 4 परिचय</w:t>
-      </w:r>
-      <w:r>
-        <w:rPr>
-          <w:lang w:val="hi_IN" w:bidi="hi_IN"/>
-        </w:rPr>
-      </w:r>
-    </w:p>
-    <w:p>
-      <w:pPr>
-        <w:pStyle w:val="Heading3"/>
-      </w:pPr>
-      <w:r>
-        <w:rPr>
-          <w:lang w:val="hi_IN" w:bidi="hi_IN"/>
-        </w:rPr>
-        <w:t xml:space="preserve">संरचना और स्वरूपण </w:t>
-      </w:r>
-    </w:p>
-    <w:p>
-      <w:pPr/>
-      <w:r>
-        <w:rPr>
-          <w:lang w:val="hi_IN" w:bidi="hi_IN"/>
-        </w:rPr>
-      </w:r>
-      <w:r>
-        <w:rPr>
-          <w:lang w:val="hi_IN" w:bidi="hi_IN"/>
-        </w:rPr>
-        <w:t>3:16–4:6 यहोवा उन लोगों को आशीष देंगे और उनकी रक्षा करेंगे जो उनका भय मानते हैं</w:t>
-      </w:r>
-    </w:p>
-    <w:p>
-      <w:pPr>
-        <w:pStyle w:val="Heading3"/>
-      </w:pPr>
-      <w:r>
-        <w:rPr>
-          <w:lang w:val="hi_IN" w:bidi="hi_IN"/>
-        </w:rPr>
-        <w:t>इस अध्याय में धार्मिक और सांस्कृतिक अवधारणाएँ</w:t>
-      </w:r>
-    </w:p>
-    <w:p>
-      <w:pPr>
-        <w:pStyle w:val="Heading4"/>
-      </w:pPr>
-      <w:r>
-        <w:rPr>
-          <w:lang w:val="hi_IN" w:bidi="hi_IN"/>
-        </w:rPr>
-        <w:t>“</w:t>
-      </w:r>
-      <w:r>
-        <w:rPr>
-          <w:lang w:val="hi_IN" w:bidi="hi_IN"/>
-        </w:rPr>
-        <w:t>मैं तुम्हारे पास एलिय्याह नबी को भेजूँगा</w:t>
-      </w:r>
-      <w:r>
-        <w:rPr>
-          <w:lang w:val="hi_IN" w:bidi="hi_IN"/>
-        </w:rPr>
-        <w:t>” (4:5)</w:t>
-      </w:r>
-    </w:p>
-    <w:p>
-      <w:pPr/>
-      <w:r>
-        <w:rPr>
-          <w:lang w:val="hi_IN" w:bidi="hi_IN"/>
-        </w:rPr>
-      </w:r>
-      <w:r>
-        <w:rPr>
-          <w:lang w:val="hi_IN" w:bidi="hi_IN"/>
-        </w:rPr>
-        <w:t>हालांकि मलाकी के श्रोताओं और बाद में यहूदीयों की पीढ़ियों को हो सकता है कि यह उम्मीद हो कि यह भविष्यवाणी स्वयं एलिय्याह की वापसी से पूरी होगी, यीशु ने समझाया कि यह यूहन्ना बपतिस्मा देने वाले के जीवन और साक्ष्य के माध्यम से पूरा हुआ (</w:t>
-      </w:r>
-      <w:hyperlink r:id="rId30">
-        <w:r>
-          <w:rPr>
-            <w:lang w:val="hi_IN" w:bidi="hi_IN"/>
-          </w:rPr>
-          <w:rPr>
-            <w:color w:val="0000EE"/>
-            <w:u w:val="single"/>
-          </w:rPr>
-          <w:t>मत्ती 17:10–13</w:t>
-        </w:r>
-      </w:hyperlink>
-      <w:r>
-        <w:rPr>
-          <w:lang w:val="hi_IN" w:bidi="hi_IN"/>
-        </w:rPr>
-        <w:t>)</w:t>
-      </w:r>
-      <w:r>
-        <w:rPr>
-          <w:lang w:val="hi_IN" w:bidi="hi_IN"/>
-        </w:rPr>
-        <w:t>।</w:t>
       </w:r>
       <w:r>
         <w:rPr>

--- a/hin/docx/39.content.docx
+++ b/hin/docx/39.content.docx
@@ -1265,6 +1265,20 @@
       </w:r>
       <w:r>
         <w:rPr>
+          <w:lang w:val="hi_IN" w:bidi="hi_IN"/>
+        </w:rPr>
+        <w:t>אָהַ֤בְתִּי אֶתְ⁠כֶם֙ אָמַ֣ר יְהוָ֔ה</w:t>
+      </w:r>
+    </w:p>
+    <w:p>
+      <w:pPr/>
+      <w:r>
+        <w:rPr>
+          <w:lang w:val="hi_IN" w:bidi="hi_IN"/>
+        </w:rPr>
+      </w:r>
+      <w:r>
+        <w:rPr>
           <w:b/>
           <w:lang w:val="hi_IN" w:bidi="hi_IN"/>
         </w:rPr>
@@ -1595,6 +1609,20 @@
       </w:r>
       <w:r>
         <w:rPr>
+          <w:lang w:val="hi_IN" w:bidi="hi_IN"/>
+        </w:rPr>
+        <w:t>הֲ⁠לוֹא־אָ֨ח עֵשָׂ֤ו לְ⁠יַֽעֲקֹב֙ נְאֻם־יְהוָ֔ה וָ⁠אֹהַ֖ב אֶֽת־יַעֲקֹֽב</w:t>
+      </w:r>
+    </w:p>
+    <w:p>
+      <w:pPr/>
+      <w:r>
+        <w:rPr>
+          <w:lang w:val="hi_IN" w:bidi="hi_IN"/>
+        </w:rPr>
+      </w:r>
+      <w:r>
+        <w:rPr>
           <w:b/>
           <w:lang w:val="hi_IN" w:bidi="hi_IN"/>
         </w:rPr>
@@ -2989,6 +3017,20 @@
       </w:r>
       <w:r>
         <w:rPr>
+          <w:lang w:val="hi_IN" w:bidi="hi_IN"/>
+        </w:rPr>
+        <w:t>וְ⁠קָרְא֤וּ לָ⁠הֶם֙ גְּב֣וּל רִשְׁעָ֔ה וְ⁠הָ⁠עָ֛ם אֲשֶׁר־זָעַ֥ם יְהוָ֖ה עַד־עוֹלָֽם</w:t>
+      </w:r>
+    </w:p>
+    <w:p>
+      <w:pPr/>
+      <w:r>
+        <w:rPr>
+          <w:lang w:val="hi_IN" w:bidi="hi_IN"/>
+        </w:rPr>
+      </w:r>
+      <w:r>
+        <w:rPr>
           <w:b/>
           <w:lang w:val="hi_IN" w:bidi="hi_IN"/>
         </w:rPr>
@@ -3666,6 +3708,20 @@
       </w:r>
       <w:r>
         <w:rPr>
+          <w:lang w:val="hi_IN" w:bidi="hi_IN"/>
+        </w:rPr>
+        <w:t>וְ⁠עֵינֵי⁠כֶ֖ם תִּרְאֶ֑ינָה וְ⁠אַתֶּ֤ם תֹּֽאמְרוּ֙ יִגְדַּ֣ל יְהוָ֔ה מֵ⁠עַ֖ל לִ⁠גְב֥וּל יִשְׂרָאֵֽל</w:t>
+      </w:r>
+    </w:p>
+    <w:p>
+      <w:pPr/>
+      <w:r>
+        <w:rPr>
+          <w:lang w:val="hi_IN" w:bidi="hi_IN"/>
+        </w:rPr>
+      </w:r>
+      <w:r>
+        <w:rPr>
           <w:b/>
           <w:lang w:val="hi_IN" w:bidi="hi_IN"/>
         </w:rPr>
@@ -3763,6 +3819,20 @@
       </w:r>
       <w:r>
         <w:rPr>
+          <w:lang w:val="hi_IN" w:bidi="hi_IN"/>
+        </w:rPr>
+        <w:t>וְ⁠אִם־אָ֣ב אָ֣נִי אַיֵּ֣ה כְבוֹדִ֡⁠י וְ⁠אִם־אֲדוֹנִ֣ים אָנִי֩ אַיֵּ֨ה מוֹרָאִ֜⁠י</w:t>
+      </w:r>
+    </w:p>
+    <w:p>
+      <w:pPr/>
+      <w:r>
+        <w:rPr>
+          <w:lang w:val="hi_IN" w:bidi="hi_IN"/>
+        </w:rPr>
+      </w:r>
+      <w:r>
+        <w:rPr>
           <w:b/>
           <w:lang w:val="hi_IN" w:bidi="hi_IN"/>
         </w:rPr>
@@ -4092,6 +4162,20 @@
       </w:r>
       <w:r>
         <w:rPr>
+          <w:lang w:val="hi_IN" w:bidi="hi_IN"/>
+        </w:rPr>
+        <w:t>וַ⁠אֲמַרְתֶּ֖ם בַּ⁠מֶּ֣ה גֵֽאַלְנ֑וּ⁠ךָ בֶּ⁠אֱמָרְ⁠כֶ֕ם שֻׁלְחַ֥ן יְהוָ֖ה נִבְזֶ֥ה הֽוּא</w:t>
+      </w:r>
+    </w:p>
+    <w:p>
+      <w:pPr/>
+      <w:r>
+        <w:rPr>
+          <w:lang w:val="hi_IN" w:bidi="hi_IN"/>
+        </w:rPr>
+      </w:r>
+      <w:r>
+        <w:rPr>
           <w:b/>
           <w:lang w:val="hi_IN" w:bidi="hi_IN"/>
         </w:rPr>
@@ -4189,6 +4273,20 @@
       </w:r>
       <w:r>
         <w:rPr>
+          <w:lang w:val="hi_IN" w:bidi="hi_IN"/>
+        </w:rPr>
+        <w:t>שֻׁלְחַ֥ן יְהוָ֖ה נִבְזֶ֥ה הֽוּא</w:t>
+      </w:r>
+    </w:p>
+    <w:p>
+      <w:pPr/>
+      <w:r>
+        <w:rPr>
+          <w:lang w:val="hi_IN" w:bidi="hi_IN"/>
+        </w:rPr>
+      </w:r>
+      <w:r>
+        <w:rPr>
           <w:b/>
           <w:lang w:val="hi_IN" w:bidi="hi_IN"/>
         </w:rPr>
@@ -4396,6 +4494,20 @@
       </w:r>
       <w:r>
         <w:rPr>
+          <w:lang w:val="hi_IN" w:bidi="hi_IN"/>
+        </w:rPr>
+        <w:t>וְ⁠כִֽי־תַגִּשׁ֨וּ⁠ן עִוֵּ֤ר לִ⁠זְבֹּ֨חַ֙ אֵ֣ין רָ֔ע וְ⁠כִ֥י תַגִּ֛ישׁוּ פִּסֵּ֥חַ וְ⁠חֹלֶ֖ה אֵ֣ין רָ֑ע</w:t>
+      </w:r>
+    </w:p>
+    <w:p>
+      <w:pPr/>
+      <w:r>
+        <w:rPr>
+          <w:lang w:val="hi_IN" w:bidi="hi_IN"/>
+        </w:rPr>
+      </w:r>
+      <w:r>
+        <w:rPr>
           <w:b/>
           <w:lang w:val="hi_IN" w:bidi="hi_IN"/>
         </w:rPr>
@@ -6309,6 +6421,20 @@
         <w:rPr>
           <w:lang w:val="hi_IN" w:bidi="hi_IN"/>
         </w:rPr>
+      </w:r>
+    </w:p>
+    <w:p>
+      <w:pPr/>
+      <w:r>
+        <w:rPr>
+          <w:lang w:val="hi_IN" w:bidi="hi_IN"/>
+        </w:rPr>
+      </w:r>
+      <w:r>
+        <w:rPr>
+          <w:lang w:val="hi_IN" w:bidi="hi_IN"/>
+        </w:rPr>
+        <w:t>הֲ⁠יִשָּׂ֤א מִ⁠כֶּם֙ פָּנִ֔ים</w:t>
       </w:r>
     </w:p>
     <w:p>
@@ -6564,6 +6690,20 @@
       </w:r>
       <w:r>
         <w:rPr>
+          <w:lang w:val="hi_IN" w:bidi="hi_IN"/>
+        </w:rPr>
+        <w:t>מִ֤י גַם־בָּ⁠כֶם֙ וְ⁠יִסְגֹּ֣ר דְּלָתַ֔יִם וְ⁠לֹֽא־תָאִ֥ירוּ מִזְבְּחִ֖⁠י חִנָּ֑ם</w:t>
+      </w:r>
+    </w:p>
+    <w:p>
+      <w:pPr/>
+      <w:r>
+        <w:rPr>
+          <w:lang w:val="hi_IN" w:bidi="hi_IN"/>
+        </w:rPr>
+      </w:r>
+      <w:r>
+        <w:rPr>
           <w:b/>
           <w:lang w:val="hi_IN" w:bidi="hi_IN"/>
         </w:rPr>
@@ -7033,6 +7173,20 @@
       </w:r>
       <w:r>
         <w:rPr>
+          <w:lang w:val="hi_IN" w:bidi="hi_IN"/>
+        </w:rPr>
+        <w:t>מִ⁠מִּזְרַח־שֶׁ֜מֶשׁ וְ⁠עַד־מְבוֹא֗⁠וֹ</w:t>
+      </w:r>
+    </w:p>
+    <w:p>
+      <w:pPr/>
+      <w:r>
+        <w:rPr>
+          <w:lang w:val="hi_IN" w:bidi="hi_IN"/>
+        </w:rPr>
+      </w:r>
+      <w:r>
+        <w:rPr>
           <w:b/>
           <w:lang w:val="hi_IN" w:bidi="hi_IN"/>
         </w:rPr>
@@ -7156,6 +7310,20 @@
       </w:r>
       <w:r>
         <w:rPr>
+          <w:lang w:val="hi_IN" w:bidi="hi_IN"/>
+        </w:rPr>
+        <w:t>מִ⁠מִּזְרַח־שֶׁ֜מֶשׁ וְ⁠עַד־מְבוֹא֗⁠וֹ</w:t>
+      </w:r>
+    </w:p>
+    <w:p>
+      <w:pPr/>
+      <w:r>
+        <w:rPr>
+          <w:lang w:val="hi_IN" w:bidi="hi_IN"/>
+        </w:rPr>
+      </w:r>
+      <w:r>
+        <w:rPr>
           <w:b/>
           <w:lang w:val="hi_IN" w:bidi="hi_IN"/>
         </w:rPr>
@@ -7242,6 +7410,20 @@
         <w:rPr>
           <w:lang w:val="hi_IN" w:bidi="hi_IN"/>
         </w:rPr>
+      </w:r>
+    </w:p>
+    <w:p>
+      <w:pPr/>
+      <w:r>
+        <w:rPr>
+          <w:lang w:val="hi_IN" w:bidi="hi_IN"/>
+        </w:rPr>
+      </w:r>
+      <w:r>
+        <w:rPr>
+          <w:lang w:val="hi_IN" w:bidi="hi_IN"/>
+        </w:rPr>
+        <w:t>גָּד֤וֹל שְׁמִ⁠י֙ &amp; גָד֤וֹל שְׁמִ⁠י֙</w:t>
       </w:r>
     </w:p>
     <w:p>
@@ -7749,6 +7931,20 @@
       </w:r>
       <w:r>
         <w:rPr>
+          <w:lang w:val="hi_IN" w:bidi="hi_IN"/>
+        </w:rPr>
+        <w:t>וְ⁠אַתֶּ֖ם מְחַלְּלִ֣ים אוֹת֑⁠וֹ בֶּ⁠אֱמָרְ⁠כֶ֗ם שֻׁלְחַ֤ן אֲדֹנָ⁠י֙ מְגֹאָ֣ל ה֔וּא וְ⁠נִיב֖⁠וֹ נִבְזֶ֥ה אָכְלֽ⁠וֹ</w:t>
+      </w:r>
+    </w:p>
+    <w:p>
+      <w:pPr/>
+      <w:r>
+        <w:rPr>
+          <w:lang w:val="hi_IN" w:bidi="hi_IN"/>
+        </w:rPr>
+      </w:r>
+      <w:r>
+        <w:rPr>
           <w:b/>
           <w:lang w:val="hi_IN" w:bidi="hi_IN"/>
         </w:rPr>
@@ -7847,6 +8043,20 @@
         <w:rPr>
           <w:lang w:val="hi_IN" w:bidi="hi_IN"/>
         </w:rPr>
+      </w:r>
+    </w:p>
+    <w:p>
+      <w:pPr/>
+      <w:r>
+        <w:rPr>
+          <w:lang w:val="hi_IN" w:bidi="hi_IN"/>
+        </w:rPr>
+      </w:r>
+      <w:r>
+        <w:rPr>
+          <w:lang w:val="hi_IN" w:bidi="hi_IN"/>
+        </w:rPr>
+        <w:t>שֻׁלְחַ֤ן אֲדֹנָ⁠י֙</w:t>
       </w:r>
     </w:p>
     <w:p>
@@ -8614,6 +8824,20 @@
       </w:r>
       <w:r>
         <w:rPr>
+          <w:lang w:val="hi_IN" w:bidi="hi_IN"/>
+        </w:rPr>
+        <w:t>וַ⁠אֲמַרְתֶּם֩ הִנֵּ֨ה מַ⁠תְּלָאָ֜ה</w:t>
+      </w:r>
+    </w:p>
+    <w:p>
+      <w:pPr/>
+      <w:r>
+        <w:rPr>
+          <w:lang w:val="hi_IN" w:bidi="hi_IN"/>
+        </w:rPr>
+      </w:r>
+      <w:r>
+        <w:rPr>
           <w:b/>
           <w:lang w:val="hi_IN" w:bidi="hi_IN"/>
         </w:rPr>
@@ -9670,6 +9894,20 @@
       </w:r>
       <w:r>
         <w:rPr>
+          <w:lang w:val="hi_IN" w:bidi="hi_IN"/>
+        </w:rPr>
+        <w:t>וְ⁠אָר֣וּר נוֹכֵ֗ל וְ⁠יֵ֤שׁ בְּ⁠עֶדְר⁠וֹ֙ זָכָ֔ר וְ⁠נֹדֵ֛ר וְ⁠זֹבֵ֥חַ מָשְׁחָ֖ת לַֽ⁠אדֹנָ֑⁠י</w:t>
+      </w:r>
+    </w:p>
+    <w:p>
+      <w:pPr/>
+      <w:r>
+        <w:rPr>
+          <w:lang w:val="hi_IN" w:bidi="hi_IN"/>
+        </w:rPr>
+      </w:r>
+      <w:r>
+        <w:rPr>
           <w:b/>
           <w:lang w:val="hi_IN" w:bidi="hi_IN"/>
         </w:rPr>
@@ -10157,6 +10395,20 @@
         <w:rPr>
           <w:lang w:val="hi_IN" w:bidi="hi_IN"/>
         </w:rPr>
+      </w:r>
+    </w:p>
+    <w:p>
+      <w:pPr/>
+      <w:r>
+        <w:rPr>
+          <w:lang w:val="hi_IN" w:bidi="hi_IN"/>
+        </w:rPr>
+      </w:r>
+      <w:r>
+        <w:rPr>
+          <w:lang w:val="hi_IN" w:bidi="hi_IN"/>
+        </w:rPr>
+        <w:t>לַֽ⁠אדֹנָ֑⁠י &amp; אָמַר֙ יְהוָ֣ה צְבָא֔וֹת</w:t>
       </w:r>
     </w:p>
     <w:p>
@@ -10832,6 +11084,20 @@
       </w:r>
       <w:r>
         <w:rPr>
+          <w:lang w:val="hi_IN" w:bidi="hi_IN"/>
+        </w:rPr>
+        <w:t>וְ⁠עַתָּ֗ה</w:t>
+      </w:r>
+    </w:p>
+    <w:p>
+      <w:pPr/>
+      <w:r>
+        <w:rPr>
+          <w:lang w:val="hi_IN" w:bidi="hi_IN"/>
+        </w:rPr>
+      </w:r>
+      <w:r>
+        <w:rPr>
           <w:b/>
           <w:lang w:val="hi_IN" w:bidi="hi_IN"/>
         </w:rPr>
@@ -11051,6 +11317,20 @@
       </w:r>
       <w:r>
         <w:rPr>
+          <w:lang w:val="hi_IN" w:bidi="hi_IN"/>
+        </w:rPr>
+        <w:t>לֹא֩ תָשִׂ֨ימוּ עַל־לֵ֜ב &amp; אֵינְ⁠כֶ֖ם שָׂמִ֥ים עַל־לֵֽב</w:t>
+      </w:r>
+    </w:p>
+    <w:p>
+      <w:pPr/>
+      <w:r>
+        <w:rPr>
+          <w:lang w:val="hi_IN" w:bidi="hi_IN"/>
+        </w:rPr>
+      </w:r>
+      <w:r>
+        <w:rPr>
           <w:b/>
           <w:lang w:val="hi_IN" w:bidi="hi_IN"/>
         </w:rPr>
@@ -11409,6 +11689,20 @@
       </w:r>
       <w:r>
         <w:rPr>
+          <w:lang w:val="hi_IN" w:bidi="hi_IN"/>
+        </w:rPr>
+        <w:t>וְ⁠שִׁלַּחְתִּ֤י בָ⁠כֶם֙ אֶת־הַ⁠מְּאֵרָ֔ה</w:t>
+      </w:r>
+    </w:p>
+    <w:p>
+      <w:pPr/>
+      <w:r>
+        <w:rPr>
+          <w:lang w:val="hi_IN" w:bidi="hi_IN"/>
+        </w:rPr>
+      </w:r>
+      <w:r>
+        <w:rPr>
           <w:b/>
           <w:lang w:val="hi_IN" w:bidi="hi_IN"/>
         </w:rPr>
@@ -11943,6 +12237,20 @@
         <w:rPr>
           <w:lang w:val="hi_IN" w:bidi="hi_IN"/>
         </w:rPr>
+      </w:r>
+    </w:p>
+    <w:p>
+      <w:pPr/>
+      <w:r>
+        <w:rPr>
+          <w:lang w:val="hi_IN" w:bidi="hi_IN"/>
+        </w:rPr>
+      </w:r>
+      <w:r>
+        <w:rPr>
+          <w:lang w:val="hi_IN" w:bidi="hi_IN"/>
+        </w:rPr>
+        <w:t>גֹעֵ֤ר לָ⁠כֶם֙ אֶת־הַ⁠זֶּ֔רַע</w:t>
       </w:r>
     </w:p>
     <w:p>
@@ -13038,6 +13346,20 @@
       </w:r>
       <w:r>
         <w:rPr>
+          <w:lang w:val="hi_IN" w:bidi="hi_IN"/>
+        </w:rPr>
+        <w:t>הָיְתָ֣ה אִתּ֗⁠וֹ &amp; ל֥⁠וֹ &amp; וַ⁠יִּֽירָאֵ֑⁠נִי &amp; נִחַ֥ת הֽוּא</w:t>
+      </w:r>
+    </w:p>
+    <w:p>
+      <w:pPr/>
+      <w:r>
+        <w:rPr>
+          <w:lang w:val="hi_IN" w:bidi="hi_IN"/>
+        </w:rPr>
+      </w:r>
+      <w:r>
+        <w:rPr>
           <w:b/>
           <w:lang w:val="hi_IN" w:bidi="hi_IN"/>
         </w:rPr>
@@ -13147,6 +13469,20 @@
       </w:r>
       <w:r>
         <w:rPr>
+          <w:lang w:val="hi_IN" w:bidi="hi_IN"/>
+        </w:rPr>
+        <w:t>וַ⁠יִּֽירָאֵ֑⁠נִי וּ⁠מִ⁠פְּנֵ֥י שְׁמִ֖⁠י נִחַ֥ת הֽוּא</w:t>
+      </w:r>
+    </w:p>
+    <w:p>
+      <w:pPr/>
+      <w:r>
+        <w:rPr>
+          <w:lang w:val="hi_IN" w:bidi="hi_IN"/>
+        </w:rPr>
+      </w:r>
+      <w:r>
+        <w:rPr>
           <w:b/>
           <w:lang w:val="hi_IN" w:bidi="hi_IN"/>
         </w:rPr>
@@ -13366,6 +13702,20 @@
       </w:r>
       <w:r>
         <w:rPr>
+          <w:lang w:val="hi_IN" w:bidi="hi_IN"/>
+        </w:rPr>
+        <w:t>בְּ⁠פִ֔י⁠הוּ &amp; בִ⁠שְׂפָתָ֑י⁠ו &amp; הָלַ֣ךְ &amp; הֵשִׁ֥יב</w:t>
+      </w:r>
+    </w:p>
+    <w:p>
+      <w:pPr/>
+      <w:r>
+        <w:rPr>
+          <w:lang w:val="hi_IN" w:bidi="hi_IN"/>
+        </w:rPr>
+      </w:r>
+      <w:r>
+        <w:rPr>
           <w:b/>
           <w:lang w:val="hi_IN" w:bidi="hi_IN"/>
         </w:rPr>
@@ -13487,6 +13837,20 @@
       </w:r>
       <w:r>
         <w:rPr>
+          <w:lang w:val="hi_IN" w:bidi="hi_IN"/>
+        </w:rPr>
+        <w:t>תּוֹרַ֤ת אֱמֶת֙ הָיְתָ֣ה בְּ⁠פִ֔י⁠הוּ</w:t>
+      </w:r>
+    </w:p>
+    <w:p>
+      <w:pPr/>
+      <w:r>
+        <w:rPr>
+          <w:lang w:val="hi_IN" w:bidi="hi_IN"/>
+        </w:rPr>
+      </w:r>
+      <w:r>
+        <w:rPr>
           <w:b/>
           <w:lang w:val="hi_IN" w:bidi="hi_IN"/>
         </w:rPr>
@@ -13623,6 +13987,20 @@
       </w:r>
       <w:r>
         <w:rPr>
+          <w:lang w:val="hi_IN" w:bidi="hi_IN"/>
+        </w:rPr>
+        <w:t>תּוֹרַ֤ת אֱמֶת֙ הָיְתָ֣ה בְּ⁠פִ֔י⁠הוּ</w:t>
+      </w:r>
+    </w:p>
+    <w:p>
+      <w:pPr/>
+      <w:r>
+        <w:rPr>
+          <w:lang w:val="hi_IN" w:bidi="hi_IN"/>
+        </w:rPr>
+      </w:r>
+      <w:r>
+        <w:rPr>
           <w:b/>
           <w:lang w:val="hi_IN" w:bidi="hi_IN"/>
         </w:rPr>
@@ -13857,6 +14235,20 @@
       </w:r>
       <w:r>
         <w:rPr>
+          <w:lang w:val="hi_IN" w:bidi="hi_IN"/>
+        </w:rPr>
+        <w:t>וְ⁠עַוְלָ֖ה לֹא־נִמְצָ֣א בִ⁠שְׂפָתָ֑י⁠ו</w:t>
+      </w:r>
+    </w:p>
+    <w:p>
+      <w:pPr/>
+      <w:r>
+        <w:rPr>
+          <w:lang w:val="hi_IN" w:bidi="hi_IN"/>
+        </w:rPr>
+      </w:r>
+      <w:r>
+        <w:rPr>
           <w:b/>
           <w:lang w:val="hi_IN" w:bidi="hi_IN"/>
         </w:rPr>
@@ -13967,6 +14359,20 @@
       </w:r>
       <w:r>
         <w:rPr>
+          <w:lang w:val="hi_IN" w:bidi="hi_IN"/>
+        </w:rPr>
+        <w:t>וְ⁠עַוְלָ֖ה לֹא־נִמְצָ֣א בִ⁠שְׂפָתָ֑י⁠ו</w:t>
+      </w:r>
+    </w:p>
+    <w:p>
+      <w:pPr/>
+      <w:r>
+        <w:rPr>
+          <w:lang w:val="hi_IN" w:bidi="hi_IN"/>
+        </w:rPr>
+      </w:r>
+      <w:r>
+        <w:rPr>
           <w:b/>
           <w:lang w:val="hi_IN" w:bidi="hi_IN"/>
         </w:rPr>
@@ -15096,6 +15502,20 @@
       </w:r>
       <w:r>
         <w:rPr>
+          <w:lang w:val="hi_IN" w:bidi="hi_IN"/>
+        </w:rPr>
+        <w:t>וְ⁠תוֹרָ֖ה יְבַקְשׁ֣וּ</w:t>
+      </w:r>
+    </w:p>
+    <w:p>
+      <w:pPr/>
+      <w:r>
+        <w:rPr>
+          <w:lang w:val="hi_IN" w:bidi="hi_IN"/>
+        </w:rPr>
+      </w:r>
+      <w:r>
+        <w:rPr>
           <w:b/>
           <w:lang w:val="hi_IN" w:bidi="hi_IN"/>
         </w:rPr>
@@ -15343,6 +15763,20 @@
       </w:r>
       <w:r>
         <w:rPr>
+          <w:lang w:val="hi_IN" w:bidi="hi_IN"/>
+        </w:rPr>
+        <w:t>מַלְאַ֥ךְ יְהוָֽה־צְבָא֖וֹת</w:t>
+      </w:r>
+    </w:p>
+    <w:p>
+      <w:pPr/>
+      <w:r>
+        <w:rPr>
+          <w:lang w:val="hi_IN" w:bidi="hi_IN"/>
+        </w:rPr>
+      </w:r>
+      <w:r>
+        <w:rPr>
           <w:b/>
           <w:lang w:val="hi_IN" w:bidi="hi_IN"/>
         </w:rPr>
@@ -15429,6 +15863,20 @@
         <w:rPr>
           <w:lang w:val="hi_IN" w:bidi="hi_IN"/>
         </w:rPr>
+      </w:r>
+    </w:p>
+    <w:p>
+      <w:pPr/>
+      <w:r>
+        <w:rPr>
+          <w:lang w:val="hi_IN" w:bidi="hi_IN"/>
+        </w:rPr>
+      </w:r>
+      <w:r>
+        <w:rPr>
+          <w:lang w:val="hi_IN" w:bidi="hi_IN"/>
+        </w:rPr>
+        <w:t>וְ⁠אַתֶּם֙ סַרְתֶּ֣ם מִן־הַ⁠דֶּ֔רֶךְ</w:t>
       </w:r>
     </w:p>
     <w:p>
@@ -16097,6 +16545,20 @@
       </w:r>
       <w:r>
         <w:rPr>
+          <w:lang w:val="hi_IN" w:bidi="hi_IN"/>
+        </w:rPr>
+        <w:t>וְ⁠נֹשְׂאִ֥ים פָּנִ֖ים</w:t>
+      </w:r>
+    </w:p>
+    <w:p>
+      <w:pPr/>
+      <w:r>
+        <w:rPr>
+          <w:lang w:val="hi_IN" w:bidi="hi_IN"/>
+        </w:rPr>
+      </w:r>
+      <w:r>
+        <w:rPr>
           <w:b/>
           <w:lang w:val="hi_IN" w:bidi="hi_IN"/>
         </w:rPr>
@@ -16343,6 +16805,20 @@
       </w:r>
       <w:r>
         <w:rPr>
+          <w:lang w:val="hi_IN" w:bidi="hi_IN"/>
+        </w:rPr>
+        <w:t>הֲ⁠ל֨וֹא אָ֤ב אֶחָד֙ לְ⁠כֻלָּ֔⁠נוּ הֲ⁠ל֛וֹא אֵ֥ל אֶֽחָ֖ד בְּרָאָ֑⁠נוּ</w:t>
+      </w:r>
+    </w:p>
+    <w:p>
+      <w:pPr/>
+      <w:r>
+        <w:rPr>
+          <w:lang w:val="hi_IN" w:bidi="hi_IN"/>
+        </w:rPr>
+      </w:r>
+      <w:r>
+        <w:rPr>
           <w:b/>
           <w:lang w:val="hi_IN" w:bidi="hi_IN"/>
         </w:rPr>
@@ -16551,6 +17027,20 @@
       </w:r>
       <w:r>
         <w:rPr>
+          <w:lang w:val="hi_IN" w:bidi="hi_IN"/>
+        </w:rPr>
+        <w:t>מַדּ֗וּעַ נִבְגַּד֙ אִ֣ישׁ בְּ⁠אָחִ֔י⁠ו לְ⁠חַלֵּ֖ל בְּרִ֥ית אֲבֹתֵֽי⁠נוּ</w:t>
+      </w:r>
+    </w:p>
+    <w:p>
+      <w:pPr/>
+      <w:r>
+        <w:rPr>
+          <w:lang w:val="hi_IN" w:bidi="hi_IN"/>
+        </w:rPr>
+      </w:r>
+      <w:r>
+        <w:rPr>
           <w:b/>
           <w:lang w:val="hi_IN" w:bidi="hi_IN"/>
         </w:rPr>
@@ -16882,6 +17372,20 @@
       </w:r>
       <w:r>
         <w:rPr>
+          <w:lang w:val="hi_IN" w:bidi="hi_IN"/>
+        </w:rPr>
+        <w:t>בָּגְדָ֣ה יְהוּדָ֔ה וְ⁠תוֹעֵבָ֛ה נֶעֶשְׂתָ֥ה בְ⁠יִשְׂרָאֵ֖ל וּ⁠בִ⁠ירֽוּשָׁלִָ֑ם</w:t>
+      </w:r>
+    </w:p>
+    <w:p>
+      <w:pPr/>
+      <w:r>
+        <w:rPr>
+          <w:lang w:val="hi_IN" w:bidi="hi_IN"/>
+        </w:rPr>
+      </w:r>
+      <w:r>
+        <w:rPr>
           <w:b/>
           <w:lang w:val="hi_IN" w:bidi="hi_IN"/>
         </w:rPr>
@@ -16979,6 +17483,20 @@
       </w:r>
       <w:r>
         <w:rPr>
+          <w:lang w:val="hi_IN" w:bidi="hi_IN"/>
+        </w:rPr>
+        <w:t>בָּגְדָ֣ה יְהוּדָ֔ה &amp; חִלֵּ֣ל יְהוּדָ֗ה</w:t>
+      </w:r>
+    </w:p>
+    <w:p>
+      <w:pPr/>
+      <w:r>
+        <w:rPr>
+          <w:lang w:val="hi_IN" w:bidi="hi_IN"/>
+        </w:rPr>
+      </w:r>
+      <w:r>
+        <w:rPr>
           <w:b/>
           <w:lang w:val="hi_IN" w:bidi="hi_IN"/>
         </w:rPr>
@@ -17101,6 +17619,20 @@
       </w:r>
       <w:r>
         <w:rPr>
+          <w:lang w:val="hi_IN" w:bidi="hi_IN"/>
+        </w:rPr>
+        <w:t>וְ⁠תוֹעֵבָ֛ה נֶעֶשְׂתָ֥ה בְ⁠יִשְׂרָאֵ֖ל וּ⁠בִ⁠ירֽוּשָׁלִָ֑ם</w:t>
+      </w:r>
+    </w:p>
+    <w:p>
+      <w:pPr/>
+      <w:r>
+        <w:rPr>
+          <w:lang w:val="hi_IN" w:bidi="hi_IN"/>
+        </w:rPr>
+      </w:r>
+      <w:r>
+        <w:rPr>
           <w:b/>
           <w:lang w:val="hi_IN" w:bidi="hi_IN"/>
         </w:rPr>
@@ -17371,6 +17903,20 @@
       </w:r>
       <w:r>
         <w:rPr>
+          <w:lang w:val="hi_IN" w:bidi="hi_IN"/>
+        </w:rPr>
+        <w:t>יַכְרֵ֨ת יְהוָ֜ה &amp; מֵ⁠אָהֳלֵ֖י יַֽעֲקֹ֑ב</w:t>
+      </w:r>
+    </w:p>
+    <w:p>
+      <w:pPr/>
+      <w:r>
+        <w:rPr>
+          <w:lang w:val="hi_IN" w:bidi="hi_IN"/>
+        </w:rPr>
+      </w:r>
+      <w:r>
+        <w:rPr>
           <w:b/>
           <w:lang w:val="hi_IN" w:bidi="hi_IN"/>
         </w:rPr>
@@ -17605,6 +18151,20 @@
       </w:r>
       <w:r>
         <w:rPr>
+          <w:lang w:val="hi_IN" w:bidi="hi_IN"/>
+        </w:rPr>
+        <w:t>מֵ⁠אָהֳלֵ֖י יַֽעֲקֹ֑ב</w:t>
+      </w:r>
+    </w:p>
+    <w:p>
+      <w:pPr/>
+      <w:r>
+        <w:rPr>
+          <w:lang w:val="hi_IN" w:bidi="hi_IN"/>
+        </w:rPr>
+      </w:r>
+      <w:r>
+        <w:rPr>
           <w:b/>
           <w:lang w:val="hi_IN" w:bidi="hi_IN"/>
         </w:rPr>
@@ -17988,6 +18548,20 @@
       </w:r>
       <w:r>
         <w:rPr>
+          <w:lang w:val="hi_IN" w:bidi="hi_IN"/>
+        </w:rPr>
+        <w:t>כַּסּ֤וֹת דִּמְעָה֙ אֶת־מִזְבַּ֣ח יְהוָ֔ה</w:t>
+      </w:r>
+    </w:p>
+    <w:p>
+      <w:pPr/>
+      <w:r>
+        <w:rPr>
+          <w:lang w:val="hi_IN" w:bidi="hi_IN"/>
+        </w:rPr>
+      </w:r>
+      <w:r>
+        <w:rPr>
           <w:b/>
           <w:lang w:val="hi_IN" w:bidi="hi_IN"/>
         </w:rPr>
@@ -18085,6 +18659,20 @@
       </w:r>
       <w:r>
         <w:rPr>
+          <w:lang w:val="hi_IN" w:bidi="hi_IN"/>
+        </w:rPr>
+        <w:t>פְּנוֹת֙ אֶל־הַ⁠מִּנְחָ֔ה וְ⁠לָ⁠קַ֥חַת רָצ֖וֹן מִ⁠יֶּדְ⁠כֶֽם</w:t>
+      </w:r>
+    </w:p>
+    <w:p>
+      <w:pPr/>
+      <w:r>
+        <w:rPr>
+          <w:lang w:val="hi_IN" w:bidi="hi_IN"/>
+        </w:rPr>
+      </w:r>
+      <w:r>
+        <w:rPr>
           <w:b/>
           <w:lang w:val="hi_IN" w:bidi="hi_IN"/>
         </w:rPr>
@@ -18534,6 +19122,20 @@
       </w:r>
       <w:r>
         <w:rPr>
+          <w:lang w:val="hi_IN" w:bidi="hi_IN"/>
+        </w:rPr>
+        <w:t>בֵּינְ⁠ךָ֜ &amp; נְעוּרֶ֗י⁠ךָ &amp; אַתָּה֙ בָּגַ֣דְתָּה &amp; חֲבֶרְתְּ⁠ךָ֖ &amp; בְּרִיתֶֽ⁠ךָ</w:t>
+      </w:r>
+    </w:p>
+    <w:p>
+      <w:pPr/>
+      <w:r>
+        <w:rPr>
+          <w:lang w:val="hi_IN" w:bidi="hi_IN"/>
+        </w:rPr>
+      </w:r>
+      <w:r>
+        <w:rPr>
           <w:b/>
           <w:lang w:val="hi_IN" w:bidi="hi_IN"/>
         </w:rPr>
@@ -18825,6 +19427,20 @@
       </w:r>
       <w:r>
         <w:rPr>
+          <w:lang w:val="hi_IN" w:bidi="hi_IN"/>
+        </w:rPr>
+        <w:t>וְ⁠לֹא־אֶחָ֣ד עָשָׂ֗ה וּ⁠שְׁאָ֥ר ר֨וּחַ֙ ל֔⁠וֹ</w:t>
+      </w:r>
+    </w:p>
+    <w:p>
+      <w:pPr/>
+      <w:r>
+        <w:rPr>
+          <w:lang w:val="hi_IN" w:bidi="hi_IN"/>
+        </w:rPr>
+      </w:r>
+      <w:r>
+        <w:rPr>
           <w:b/>
           <w:lang w:val="hi_IN" w:bidi="hi_IN"/>
         </w:rPr>
@@ -19468,6 +20084,20 @@
       </w:r>
       <w:r>
         <w:rPr>
+          <w:lang w:val="hi_IN" w:bidi="hi_IN"/>
+        </w:rPr>
+        <w:t>וְ⁠כִסָּ֤ה חָמָס֙ עַל־לְבוּשׁ֔⁠וֹ</w:t>
+      </w:r>
+    </w:p>
+    <w:p>
+      <w:pPr/>
+      <w:r>
+        <w:rPr>
+          <w:lang w:val="hi_IN" w:bidi="hi_IN"/>
+        </w:rPr>
+      </w:r>
+      <w:r>
+        <w:rPr>
           <w:b/>
           <w:lang w:val="hi_IN" w:bidi="hi_IN"/>
         </w:rPr>
@@ -19578,6 +20208,20 @@
       </w:r>
       <w:r>
         <w:rPr>
+          <w:lang w:val="hi_IN" w:bidi="hi_IN"/>
+        </w:rPr>
+        <w:t>וְ⁠נִשְׁמַרְתֶּ֥ם בְּ⁠רוּחֲ⁠כֶ֖ם</w:t>
+      </w:r>
+    </w:p>
+    <w:p>
+      <w:pPr/>
+      <w:r>
+        <w:rPr>
+          <w:lang w:val="hi_IN" w:bidi="hi_IN"/>
+        </w:rPr>
+      </w:r>
+      <w:r>
+        <w:rPr>
           <w:b/>
           <w:lang w:val="hi_IN" w:bidi="hi_IN"/>
         </w:rPr>
@@ -20057,6 +20701,20 @@
         <w:rPr>
           <w:lang w:val="hi_IN" w:bidi="hi_IN"/>
         </w:rPr>
+      </w:r>
+    </w:p>
+    <w:p>
+      <w:pPr/>
+      <w:r>
+        <w:rPr>
+          <w:lang w:val="hi_IN" w:bidi="hi_IN"/>
+        </w:rPr>
+      </w:r>
+      <w:r>
+        <w:rPr>
+          <w:lang w:val="hi_IN" w:bidi="hi_IN"/>
+        </w:rPr>
+        <w:t>אַיֵּ֖ה אֱלֹהֵ֥י הַ⁠מִּשְׁפָּֽט</w:t>
       </w:r>
     </w:p>
     <w:p>
@@ -20551,6 +21209,20 @@
       </w:r>
       <w:r>
         <w:rPr>
+          <w:lang w:val="hi_IN" w:bidi="hi_IN"/>
+        </w:rPr>
+        <w:t>וּ⁠פִנָּה־דֶ֖רֶךְ לְ⁠פָנָ֑⁠י</w:t>
+      </w:r>
+    </w:p>
+    <w:p>
+      <w:pPr/>
+      <w:r>
+        <w:rPr>
+          <w:lang w:val="hi_IN" w:bidi="hi_IN"/>
+        </w:rPr>
+      </w:r>
+      <w:r>
+        <w:rPr>
           <w:b/>
           <w:lang w:val="hi_IN" w:bidi="hi_IN"/>
         </w:rPr>
@@ -20925,6 +21597,20 @@
       </w:r>
       <w:r>
         <w:rPr>
+          <w:lang w:val="hi_IN" w:bidi="hi_IN"/>
+        </w:rPr>
+        <w:t>וּ⁠מִ֤י מְכַלְכֵּל֙ אֶת־י֣וֹם בּוֹא֔⁠וֹ וּ⁠מִ֥י הָ⁠עֹמֵ֖ד בְּ⁠הֵרָֽאוֹת֑⁠וֹ כִּֽי־הוּא֙ כְּ⁠אֵ֣שׁ מְצָרֵ֔ף וּ⁠כְ⁠בֹרִ֖ית מְכַבְּסִֽים</w:t>
+      </w:r>
+    </w:p>
+    <w:p>
+      <w:pPr/>
+      <w:r>
+        <w:rPr>
+          <w:lang w:val="hi_IN" w:bidi="hi_IN"/>
+        </w:rPr>
+      </w:r>
+      <w:r>
+        <w:rPr>
           <w:b/>
           <w:lang w:val="hi_IN" w:bidi="hi_IN"/>
         </w:rPr>
@@ -21022,6 +21708,20 @@
       </w:r>
       <w:r>
         <w:rPr>
+          <w:lang w:val="hi_IN" w:bidi="hi_IN"/>
+        </w:rPr>
+        <w:t>וּ⁠מִ֤י מְכַלְכֵּל֙ אֶת־י֣וֹם בּוֹא֔⁠וֹ וּ⁠מִ֥י הָ⁠עֹמֵ֖ד בְּ⁠הֵרָֽאוֹת֑⁠וֹ</w:t>
+      </w:r>
+    </w:p>
+    <w:p>
+      <w:pPr/>
+      <w:r>
+        <w:rPr>
+          <w:lang w:val="hi_IN" w:bidi="hi_IN"/>
+        </w:rPr>
+      </w:r>
+      <w:r>
+        <w:rPr>
           <w:b/>
           <w:lang w:val="hi_IN" w:bidi="hi_IN"/>
         </w:rPr>
@@ -21366,6 +22066,20 @@
       </w:r>
       <w:r>
         <w:rPr>
+          <w:lang w:val="hi_IN" w:bidi="hi_IN"/>
+        </w:rPr>
+        <w:t>הוּא֙ כְּ⁠אֵ֣שׁ מְצָרֵ֔ף וּ⁠כְ⁠בֹרִ֖ית מְכַבְּסִֽים</w:t>
+      </w:r>
+    </w:p>
+    <w:p>
+      <w:pPr/>
+      <w:r>
+        <w:rPr>
+          <w:lang w:val="hi_IN" w:bidi="hi_IN"/>
+        </w:rPr>
+      </w:r>
+      <w:r>
+        <w:rPr>
           <w:b/>
           <w:lang w:val="hi_IN" w:bidi="hi_IN"/>
         </w:rPr>
@@ -21874,6 +22588,20 @@
       </w:r>
       <w:r>
         <w:rPr>
+          <w:lang w:val="hi_IN" w:bidi="hi_IN"/>
+        </w:rPr>
+        <w:t>מִנְחַ֥ת יְהוּדָ֖ה וִ⁠ירֽוּשָׁלִָ֑ם</w:t>
+      </w:r>
+    </w:p>
+    <w:p>
+      <w:pPr/>
+      <w:r>
+        <w:rPr>
+          <w:lang w:val="hi_IN" w:bidi="hi_IN"/>
+        </w:rPr>
+      </w:r>
+      <w:r>
+        <w:rPr>
           <w:b/>
           <w:lang w:val="hi_IN" w:bidi="hi_IN"/>
         </w:rPr>
@@ -21957,6 +22685,20 @@
       </w:r>
       <w:r>
         <w:rPr>
+          <w:lang w:val="hi_IN" w:bidi="hi_IN"/>
+        </w:rPr>
+        <w:t>כִּ⁠ימֵ֣י עוֹלָ֔ם וּ⁠כְ⁠שָׁנִ֖ים קַדְמֹנִיּֽוֹת</w:t>
+      </w:r>
+    </w:p>
+    <w:p>
+      <w:pPr/>
+      <w:r>
+        <w:rPr>
+          <w:lang w:val="hi_IN" w:bidi="hi_IN"/>
+        </w:rPr>
+      </w:r>
+      <w:r>
+        <w:rPr>
           <w:b/>
           <w:lang w:val="hi_IN" w:bidi="hi_IN"/>
         </w:rPr>
@@ -22054,6 +22796,20 @@
       </w:r>
       <w:r>
         <w:rPr>
+          <w:lang w:val="hi_IN" w:bidi="hi_IN"/>
+        </w:rPr>
+        <w:t>בַּֽ⁠מְכַשְּׁפִים֙ וּ⁠בַ⁠מְנָ֣אֲפִ֔ים וּ⁠בַ⁠נִּשְׁבָּעִ֖ים לַ⁠שָּׁ֑קֶר וּ⁠בְ⁠עֹשְׁקֵ֣י שְׂכַר־שָׂ֠כִיר אַלְמָנָ֨ה וְ⁠יָת֤וֹם וּ⁠מַטֵּי־גֵר֙ וְ⁠לֹ֣א יְרֵא֔וּ⁠נִי</w:t>
+      </w:r>
+    </w:p>
+    <w:p>
+      <w:pPr/>
+      <w:r>
+        <w:rPr>
+          <w:lang w:val="hi_IN" w:bidi="hi_IN"/>
+        </w:rPr>
+      </w:r>
+      <w:r>
+        <w:rPr>
           <w:b/>
           <w:lang w:val="hi_IN" w:bidi="hi_IN"/>
         </w:rPr>
@@ -22287,6 +23043,20 @@
       </w:r>
       <w:r>
         <w:rPr>
+          <w:lang w:val="hi_IN" w:bidi="hi_IN"/>
+        </w:rPr>
+        <w:t>וְ⁠הָיִ֣יתִי ׀ עֵ֣ד מְמַהֵ֗ר בַּֽ⁠מְכַשְּׁפִים֙ וּ⁠בַ⁠מְנָ֣אֲפִ֔ים וּ⁠בַ⁠נִּשְׁבָּעִ֖ים לַ⁠שָּׁ֑קֶר וּ⁠בְ⁠עֹשְׁקֵ֣י שְׂכַר־שָׂ֠כִיר אַלְמָנָ֨ה וְ⁠יָת֤וֹם וּ⁠מַטֵּי־גֵר֙</w:t>
+      </w:r>
+    </w:p>
+    <w:p>
+      <w:pPr/>
+      <w:r>
+        <w:rPr>
+          <w:lang w:val="hi_IN" w:bidi="hi_IN"/>
+        </w:rPr>
+      </w:r>
+      <w:r>
+        <w:rPr>
           <w:b/>
           <w:lang w:val="hi_IN" w:bidi="hi_IN"/>
         </w:rPr>
@@ -22409,6 +23179,20 @@
       </w:r>
       <w:r>
         <w:rPr>
+          <w:lang w:val="hi_IN" w:bidi="hi_IN"/>
+        </w:rPr>
+        <w:t>וּ⁠בְ⁠עֹשְׁקֵ֣י שְׂכַר</w:t>
+      </w:r>
+    </w:p>
+    <w:p>
+      <w:pPr/>
+      <w:r>
+        <w:rPr>
+          <w:lang w:val="hi_IN" w:bidi="hi_IN"/>
+        </w:rPr>
+      </w:r>
+      <w:r>
+        <w:rPr>
           <w:b/>
           <w:lang w:val="hi_IN" w:bidi="hi_IN"/>
         </w:rPr>
@@ -22543,6 +23327,20 @@
       </w:r>
       <w:r>
         <w:rPr>
+          <w:lang w:val="hi_IN" w:bidi="hi_IN"/>
+        </w:rPr>
+        <w:t>שָׂ֠כִיר אַלְמָנָ֨ה וְ⁠יָת֤וֹם &amp; גֵר֙</w:t>
+      </w:r>
+    </w:p>
+    <w:p>
+      <w:pPr/>
+      <w:r>
+        <w:rPr>
+          <w:lang w:val="hi_IN" w:bidi="hi_IN"/>
+        </w:rPr>
+      </w:r>
+      <w:r>
+        <w:rPr>
           <w:b/>
           <w:lang w:val="hi_IN" w:bidi="hi_IN"/>
         </w:rPr>
@@ -22918,6 +23716,20 @@
         <w:rPr>
           <w:lang w:val="hi_IN" w:bidi="hi_IN"/>
         </w:rPr>
+      </w:r>
+    </w:p>
+    <w:p>
+      <w:pPr/>
+      <w:r>
+        <w:rPr>
+          <w:lang w:val="hi_IN" w:bidi="hi_IN"/>
+        </w:rPr>
+      </w:r>
+      <w:r>
+        <w:rPr>
+          <w:lang w:val="hi_IN" w:bidi="hi_IN"/>
+        </w:rPr>
+        <w:t>כִּ֛י אֲנִ֥י יְהוָ֖ה לֹ֣א שָׁנִ֑יתִי וְ⁠אַתֶּ֥ם בְּנֵֽי־יַעֲקֹ֖ב לֹ֥א כְלִיתֶֽם</w:t>
       </w:r>
     </w:p>
     <w:p>
@@ -23551,6 +24363,20 @@
       </w:r>
       <w:r>
         <w:rPr>
+          <w:lang w:val="hi_IN" w:bidi="hi_IN"/>
+        </w:rPr>
+        <w:t>סַרְתֶּ֤ם מֵֽ⁠חֻקַּ⁠י֙ וְ⁠לֹ֣א שְׁמַרְתֶּ֔ם</w:t>
+      </w:r>
+    </w:p>
+    <w:p>
+      <w:pPr/>
+      <w:r>
+        <w:rPr>
+          <w:lang w:val="hi_IN" w:bidi="hi_IN"/>
+        </w:rPr>
+      </w:r>
+      <w:r>
+        <w:rPr>
           <w:b/>
           <w:lang w:val="hi_IN" w:bidi="hi_IN"/>
         </w:rPr>
@@ -23648,6 +24474,20 @@
       </w:r>
       <w:r>
         <w:rPr>
+          <w:lang w:val="hi_IN" w:bidi="hi_IN"/>
+        </w:rPr>
+        <w:t>סַרְתֶּ֤ם מֵֽ⁠חֻקַּ⁠י֙</w:t>
+      </w:r>
+    </w:p>
+    <w:p>
+      <w:pPr/>
+      <w:r>
+        <w:rPr>
+          <w:lang w:val="hi_IN" w:bidi="hi_IN"/>
+        </w:rPr>
+      </w:r>
+      <w:r>
+        <w:rPr>
           <w:b/>
           <w:lang w:val="hi_IN" w:bidi="hi_IN"/>
         </w:rPr>
@@ -23772,6 +24612,20 @@
         <w:rPr>
           <w:lang w:val="hi_IN" w:bidi="hi_IN"/>
         </w:rPr>
+      </w:r>
+    </w:p>
+    <w:p>
+      <w:pPr/>
+      <w:r>
+        <w:rPr>
+          <w:lang w:val="hi_IN" w:bidi="hi_IN"/>
+        </w:rPr>
+      </w:r>
+      <w:r>
+        <w:rPr>
+          <w:lang w:val="hi_IN" w:bidi="hi_IN"/>
+        </w:rPr>
+        <w:t>וַ⁠אֲמַרְתֶּ֖ם בַּ⁠מֶּ֥ה נָשֽׁוּב</w:t>
       </w:r>
     </w:p>
     <w:p>
@@ -24028,6 +24882,20 @@
       </w:r>
       <w:r>
         <w:rPr>
+          <w:lang w:val="hi_IN" w:bidi="hi_IN"/>
+        </w:rPr>
+        <w:t>וַ⁠אֲמַרְתֶּ֖ם בַּ⁠מֶּ֣ה קְבַעֲנ֑וּ⁠ךָ</w:t>
+      </w:r>
+    </w:p>
+    <w:p>
+      <w:pPr/>
+      <w:r>
+        <w:rPr>
+          <w:lang w:val="hi_IN" w:bidi="hi_IN"/>
+        </w:rPr>
+      </w:r>
+      <w:r>
+        <w:rPr>
           <w:b/>
           <w:lang w:val="hi_IN" w:bidi="hi_IN"/>
         </w:rPr>
@@ -24248,6 +25116,20 @@
       </w:r>
       <w:r>
         <w:rPr>
+          <w:lang w:val="hi_IN" w:bidi="hi_IN"/>
+        </w:rPr>
+        <w:t>בַּ⁠מְּאֵרָה֙ אַתֶּ֣ם נֵֽאָרִ֔ים וְ⁠אֹתִ֖⁠י אַתֶּ֣ם קֹבְעִ֑ים</w:t>
+      </w:r>
+    </w:p>
+    <w:p>
+      <w:pPr/>
+      <w:r>
+        <w:rPr>
+          <w:lang w:val="hi_IN" w:bidi="hi_IN"/>
+        </w:rPr>
+      </w:r>
+      <w:r>
+        <w:rPr>
           <w:b/>
           <w:lang w:val="hi_IN" w:bidi="hi_IN"/>
         </w:rPr>
@@ -24965,6 +25847,20 @@
       </w:r>
       <w:r>
         <w:rPr>
+          <w:lang w:val="hi_IN" w:bidi="hi_IN"/>
+        </w:rPr>
+        <w:t>אִם־לֹ֧א אֶפְתַּ֣ח לָ⁠כֶ֗ם אֵ֚ת אֲרֻבּ֣וֹת הַ⁠שָּׁמַ֔יִם וַ⁠הֲרִיקֹתִ֥י לָ⁠כֶ֛ם בְּרָכָ֖ה</w:t>
+      </w:r>
+    </w:p>
+    <w:p>
+      <w:pPr/>
+      <w:r>
+        <w:rPr>
+          <w:lang w:val="hi_IN" w:bidi="hi_IN"/>
+        </w:rPr>
+      </w:r>
+      <w:r>
+        <w:rPr>
           <w:b/>
           <w:lang w:val="hi_IN" w:bidi="hi_IN"/>
         </w:rPr>
@@ -25474,6 +26370,20 @@
       </w:r>
       <w:r>
         <w:rPr>
+          <w:lang w:val="hi_IN" w:bidi="hi_IN"/>
+        </w:rPr>
+        <w:t>וְ⁠גָעַרְתִּ֤י לָ⁠כֶם֙ בָּֽ⁠אֹכֵ֔ל</w:t>
+      </w:r>
+    </w:p>
+    <w:p>
+      <w:pPr/>
+      <w:r>
+        <w:rPr>
+          <w:lang w:val="hi_IN" w:bidi="hi_IN"/>
+        </w:rPr>
+      </w:r>
+      <w:r>
+        <w:rPr>
           <w:b/>
           <w:lang w:val="hi_IN" w:bidi="hi_IN"/>
         </w:rPr>
@@ -25584,6 +26494,20 @@
       </w:r>
       <w:r>
         <w:rPr>
+          <w:lang w:val="hi_IN" w:bidi="hi_IN"/>
+        </w:rPr>
+        <w:t>אֶת־פְּרִ֣י הָ⁠אֲדָמָ֑ה</w:t>
+      </w:r>
+    </w:p>
+    <w:p>
+      <w:pPr/>
+      <w:r>
+        <w:rPr>
+          <w:lang w:val="hi_IN" w:bidi="hi_IN"/>
+        </w:rPr>
+      </w:r>
+      <w:r>
+        <w:rPr>
           <w:b/>
           <w:lang w:val="hi_IN" w:bidi="hi_IN"/>
         </w:rPr>
@@ -25707,6 +26631,20 @@
       </w:r>
       <w:r>
         <w:rPr>
+          <w:lang w:val="hi_IN" w:bidi="hi_IN"/>
+        </w:rPr>
+        <w:t>וְ⁠לֹא־תְשַׁכֵּ֨ל לָ⁠כֶ֤ם הַ⁠גֶּ֨פֶן֙ בַּ⁠שָּׂדֶ֔ה</w:t>
+      </w:r>
+    </w:p>
+    <w:p>
+      <w:pPr/>
+      <w:r>
+        <w:rPr>
+          <w:lang w:val="hi_IN" w:bidi="hi_IN"/>
+        </w:rPr>
+      </w:r>
+      <w:r>
+        <w:rPr>
           <w:b/>
           <w:lang w:val="hi_IN" w:bidi="hi_IN"/>
         </w:rPr>
@@ -25954,6 +26892,20 @@
       </w:r>
       <w:r>
         <w:rPr>
+          <w:lang w:val="hi_IN" w:bidi="hi_IN"/>
+        </w:rPr>
+        <w:t>חָזְק֥וּ עָלַ֛⁠י דִּבְרֵי⁠כֶ֖ם</w:t>
+      </w:r>
+    </w:p>
+    <w:p>
+      <w:pPr/>
+      <w:r>
+        <w:rPr>
+          <w:lang w:val="hi_IN" w:bidi="hi_IN"/>
+        </w:rPr>
+      </w:r>
+      <w:r>
+        <w:rPr>
           <w:b/>
           <w:lang w:val="hi_IN" w:bidi="hi_IN"/>
         </w:rPr>
@@ -26076,6 +27028,20 @@
       </w:r>
       <w:r>
         <w:rPr>
+          <w:lang w:val="hi_IN" w:bidi="hi_IN"/>
+        </w:rPr>
+        <w:t>וַ⁠אֲמַרְתֶּ֕ם מַה־נִּדְבַּ֖רְנוּ עָלֶֽי⁠ךָ</w:t>
+      </w:r>
+    </w:p>
+    <w:p>
+      <w:pPr/>
+      <w:r>
+        <w:rPr>
+          <w:lang w:val="hi_IN" w:bidi="hi_IN"/>
+        </w:rPr>
+      </w:r>
+      <w:r>
+        <w:rPr>
           <w:b/>
           <w:lang w:val="hi_IN" w:bidi="hi_IN"/>
         </w:rPr>
@@ -26173,6 +27139,20 @@
       </w:r>
       <w:r>
         <w:rPr>
+          <w:lang w:val="hi_IN" w:bidi="hi_IN"/>
+        </w:rPr>
+        <w:t>אֲמַרְתֶּ֕ם שָׁ֖וְא עֲבֹ֣ד אֱלֹהִ֑ים וּ⁠מַה־בֶּ֗צַע כִּ֤י שָׁמַ֨רְנוּ֙ מִשְׁמַרְתּ֔⁠וֹ וְ⁠כִ֤י הָלַ֨כְנוּ֙ קְדֹ֣רַנִּ֔ית מִ⁠פְּנֵ֖י יְהוָ֥ה צְבָאֽוֹת</w:t>
+      </w:r>
+    </w:p>
+    <w:p>
+      <w:pPr/>
+      <w:r>
+        <w:rPr>
+          <w:lang w:val="hi_IN" w:bidi="hi_IN"/>
+        </w:rPr>
+      </w:r>
+      <w:r>
+        <w:rPr>
           <w:b/>
           <w:lang w:val="hi_IN" w:bidi="hi_IN"/>
         </w:rPr>
@@ -26406,6 +27386,20 @@
       </w:r>
       <w:r>
         <w:rPr>
+          <w:lang w:val="hi_IN" w:bidi="hi_IN"/>
+        </w:rPr>
+        <w:t>מִ⁠פְּנֵ֖י יְהוָ֥ה צְבָאֽוֹת</w:t>
+      </w:r>
+    </w:p>
+    <w:p>
+      <w:pPr/>
+      <w:r>
+        <w:rPr>
+          <w:lang w:val="hi_IN" w:bidi="hi_IN"/>
+        </w:rPr>
+      </w:r>
+      <w:r>
+        <w:rPr>
           <w:b/>
           <w:lang w:val="hi_IN" w:bidi="hi_IN"/>
         </w:rPr>
@@ -26529,6 +27523,20 @@
       </w:r>
       <w:r>
         <w:rPr>
+          <w:lang w:val="hi_IN" w:bidi="hi_IN"/>
+        </w:rPr>
+        <w:t>וְ⁠עַתָּ֕ה אֲנַ֖חְנוּ מְאַשְּׁרִ֣ים זֵדִ֑ים גַּם־נִבְנוּ֙ עֹשֵׂ֣י רִשְׁעָ֔ה גַּ֧ם בָּחֲנ֛וּ אֱלֹהִ֖ים וַ⁠יִּמָּלֵֽטוּ</w:t>
+      </w:r>
+    </w:p>
+    <w:p>
+      <w:pPr/>
+      <w:r>
+        <w:rPr>
+          <w:lang w:val="hi_IN" w:bidi="hi_IN"/>
+        </w:rPr>
+      </w:r>
+      <w:r>
+        <w:rPr>
           <w:b/>
           <w:lang w:val="hi_IN" w:bidi="hi_IN"/>
         </w:rPr>
@@ -27138,6 +28146,20 @@
       </w:r>
       <w:r>
         <w:rPr>
+          <w:lang w:val="hi_IN" w:bidi="hi_IN"/>
+        </w:rPr>
+        <w:t>וַ֠⁠יִּכָּתֵב סֵ֣פֶר זִכָּר֤וֹן</w:t>
+      </w:r>
+    </w:p>
+    <w:p>
+      <w:pPr/>
+      <w:r>
+        <w:rPr>
+          <w:lang w:val="hi_IN" w:bidi="hi_IN"/>
+        </w:rPr>
+      </w:r>
+      <w:r>
+        <w:rPr>
           <w:b/>
           <w:lang w:val="hi_IN" w:bidi="hi_IN"/>
         </w:rPr>
@@ -27396,6 +28418,20 @@
       </w:r>
       <w:r>
         <w:rPr>
+          <w:lang w:val="hi_IN" w:bidi="hi_IN"/>
+        </w:rPr>
+        <w:t>לְ⁠יִרְאֵ֣י יְהוָ֔ה וּ⁠לְ⁠חֹשְׁבֵ֖י שְׁמֽ⁠וֹ</w:t>
+      </w:r>
+    </w:p>
+    <w:p>
+      <w:pPr/>
+      <w:r>
+        <w:rPr>
+          <w:lang w:val="hi_IN" w:bidi="hi_IN"/>
+        </w:rPr>
+      </w:r>
+      <w:r>
+        <w:rPr>
           <w:b/>
           <w:lang w:val="hi_IN" w:bidi="hi_IN"/>
         </w:rPr>
@@ -27493,6 +28529,20 @@
       </w:r>
       <w:r>
         <w:rPr>
+          <w:lang w:val="hi_IN" w:bidi="hi_IN"/>
+        </w:rPr>
+        <w:t>וּ⁠לְ⁠חֹשְׁבֵ֖י שְׁמֽ⁠וֹ</w:t>
+      </w:r>
+    </w:p>
+    <w:p>
+      <w:pPr/>
+      <w:r>
+        <w:rPr>
+          <w:lang w:val="hi_IN" w:bidi="hi_IN"/>
+        </w:rPr>
+      </w:r>
+      <w:r>
+        <w:rPr>
           <w:b/>
           <w:lang w:val="hi_IN" w:bidi="hi_IN"/>
         </w:rPr>
@@ -27603,6 +28653,20 @@
       </w:r>
       <w:r>
         <w:rPr>
+          <w:lang w:val="hi_IN" w:bidi="hi_IN"/>
+        </w:rPr>
+        <w:t>וְ⁠הָ֣יוּ לִ֗⁠י אָמַר֙ יְהוָ֣ה צְבָא֔וֹת &amp; סְגֻלָּ֑ה</w:t>
+      </w:r>
+    </w:p>
+    <w:p>
+      <w:pPr/>
+      <w:r>
+        <w:rPr>
+          <w:lang w:val="hi_IN" w:bidi="hi_IN"/>
+        </w:rPr>
+      </w:r>
+      <w:r>
+        <w:rPr>
           <w:b/>
           <w:lang w:val="hi_IN" w:bidi="hi_IN"/>
         </w:rPr>
@@ -27725,6 +28789,20 @@
       </w:r>
       <w:r>
         <w:rPr>
+          <w:lang w:val="hi_IN" w:bidi="hi_IN"/>
+        </w:rPr>
+        <w:t>לַ⁠יּ֕וֹם אֲשֶׁ֥ר אֲנִ֖י עֹשֶׂ֣ה</w:t>
+      </w:r>
+    </w:p>
+    <w:p>
+      <w:pPr/>
+      <w:r>
+        <w:rPr>
+          <w:lang w:val="hi_IN" w:bidi="hi_IN"/>
+        </w:rPr>
+      </w:r>
+      <w:r>
+        <w:rPr>
           <w:b/>
           <w:lang w:val="hi_IN" w:bidi="hi_IN"/>
         </w:rPr>
@@ -28306,6 +29384,20 @@
         <w:rPr>
           <w:lang w:val="hi_IN" w:bidi="hi_IN"/>
         </w:rPr>
+      </w:r>
+    </w:p>
+    <w:p>
+      <w:pPr/>
+      <w:r>
+        <w:rPr>
+          <w:lang w:val="hi_IN" w:bidi="hi_IN"/>
+        </w:rPr>
+      </w:r>
+      <w:r>
+        <w:rPr>
+          <w:lang w:val="hi_IN" w:bidi="hi_IN"/>
+        </w:rPr>
+        <w:t>בֵּ֥ין צַדִּ֖יק לְ⁠רָשָׁ֑ע בֵּ֚ין עֹבֵ֣ד אֱלֹהִ֔ים לַ⁠אֲשֶׁ֖ר לֹ֥א עֲבָדֽ⁠וֹ</w:t>
       </w:r>
     </w:p>
     <w:p>
@@ -28828,6 +29920,20 @@
       </w:r>
       <w:r>
         <w:rPr>
+          <w:lang w:val="hi_IN" w:bidi="hi_IN"/>
+        </w:rPr>
+        <w:t>בֹּעֵ֖ר כַּ⁠תַּנּ֑וּר וְ⁠הָי֨וּ כָל־זֵדִ֜ים וְ⁠כָל־עֹשֵׂ֤ה רִשְׁעָה֙ קַ֔שׁ</w:t>
+      </w:r>
+    </w:p>
+    <w:p>
+      <w:pPr/>
+      <w:r>
+        <w:rPr>
+          <w:lang w:val="hi_IN" w:bidi="hi_IN"/>
+        </w:rPr>
+      </w:r>
+      <w:r>
+        <w:rPr>
           <w:b/>
           <w:lang w:val="hi_IN" w:bidi="hi_IN"/>
         </w:rPr>
@@ -29084,6 +30190,20 @@
       </w:r>
       <w:r>
         <w:rPr>
+          <w:lang w:val="hi_IN" w:bidi="hi_IN"/>
+        </w:rPr>
+        <w:t>וְ⁠כָל־עֹשֵׂ֤ה רִשְׁעָה֙</w:t>
+      </w:r>
+    </w:p>
+    <w:p>
+      <w:pPr/>
+      <w:r>
+        <w:rPr>
+          <w:lang w:val="hi_IN" w:bidi="hi_IN"/>
+        </w:rPr>
+      </w:r>
+      <w:r>
+        <w:rPr>
           <w:b/>
           <w:lang w:val="hi_IN" w:bidi="hi_IN"/>
         </w:rPr>
@@ -29194,6 +30314,20 @@
       </w:r>
       <w:r>
         <w:rPr>
+          <w:lang w:val="hi_IN" w:bidi="hi_IN"/>
+        </w:rPr>
+        <w:t>וְ⁠הָי֨וּ כָל־זֵדִ֜ים וְ⁠כָל־עֹשֵׂ֤ה רִשְׁעָה֙ קַ֔שׁ</w:t>
+      </w:r>
+    </w:p>
+    <w:p>
+      <w:pPr/>
+      <w:r>
+        <w:rPr>
+          <w:lang w:val="hi_IN" w:bidi="hi_IN"/>
+        </w:rPr>
+      </w:r>
+      <w:r>
+        <w:rPr>
           <w:b/>
           <w:lang w:val="hi_IN" w:bidi="hi_IN"/>
         </w:rPr>
@@ -29652,6 +30786,20 @@
       </w:r>
       <w:r>
         <w:rPr>
+          <w:lang w:val="hi_IN" w:bidi="hi_IN"/>
+        </w:rPr>
+        <w:t>יִרְאֵ֤י שְׁמִ⁠י֙</w:t>
+      </w:r>
+    </w:p>
+    <w:p>
+      <w:pPr/>
+      <w:r>
+        <w:rPr>
+          <w:lang w:val="hi_IN" w:bidi="hi_IN"/>
+        </w:rPr>
+      </w:r>
+      <w:r>
+        <w:rPr>
           <w:b/>
           <w:lang w:val="hi_IN" w:bidi="hi_IN"/>
         </w:rPr>
@@ -30172,6 +31320,20 @@
       </w:r>
       <w:r>
         <w:rPr>
+          <w:lang w:val="hi_IN" w:bidi="hi_IN"/>
+        </w:rPr>
+        <w:t>וְ⁠עַסּוֹתֶ֣ם רְשָׁעִ֔ים כִּֽי־יִהְי֣וּ אֵ֔פֶר תַּ֖חַת כַּפּ֣וֹת רַגְלֵי⁠כֶ֑ם</w:t>
+      </w:r>
+    </w:p>
+    <w:p>
+      <w:pPr/>
+      <w:r>
+        <w:rPr>
+          <w:lang w:val="hi_IN" w:bidi="hi_IN"/>
+        </w:rPr>
+      </w:r>
+      <w:r>
+        <w:rPr>
           <w:b/>
           <w:lang w:val="hi_IN" w:bidi="hi_IN"/>
         </w:rPr>
@@ -30529,6 +31691,20 @@
       </w:r>
       <w:r>
         <w:rPr>
+          <w:lang w:val="hi_IN" w:bidi="hi_IN"/>
+        </w:rPr>
+        <w:t>כִּֽי־יִהְי֣וּ אֵ֔פֶר תַּ֖חַת כַּפּ֣וֹת רַגְלֵי⁠כֶ֑ם</w:t>
+      </w:r>
+    </w:p>
+    <w:p>
+      <w:pPr/>
+      <w:r>
+        <w:rPr>
+          <w:lang w:val="hi_IN" w:bidi="hi_IN"/>
+        </w:rPr>
+      </w:r>
+      <w:r>
+        <w:rPr>
           <w:b/>
           <w:lang w:val="hi_IN" w:bidi="hi_IN"/>
         </w:rPr>
@@ -30640,6 +31816,20 @@
         <w:rPr>
           <w:lang w:val="hi_IN" w:bidi="hi_IN"/>
         </w:rPr>
+      </w:r>
+    </w:p>
+    <w:p>
+      <w:pPr/>
+      <w:r>
+        <w:rPr>
+          <w:lang w:val="hi_IN" w:bidi="hi_IN"/>
+        </w:rPr>
+      </w:r>
+      <w:r>
+        <w:rPr>
+          <w:lang w:val="hi_IN" w:bidi="hi_IN"/>
+        </w:rPr>
+        <w:t>בַּ⁠יּוֹם֙ אֲשֶׁ֣ר אֲנִ֣י עֹשֶׂ֔ה</w:t>
       </w:r>
     </w:p>
     <w:p>
@@ -31324,6 +32514,20 @@
       </w:r>
       <w:r>
         <w:rPr>
+          <w:lang w:val="hi_IN" w:bidi="hi_IN"/>
+        </w:rPr>
+        <w:t>י֣וֹם יְהוָ֔ה הַ⁠גָּד֖וֹל וְ⁠הַ⁠נּוֹרָֽא</w:t>
+      </w:r>
+    </w:p>
+    <w:p>
+      <w:pPr/>
+      <w:r>
+        <w:rPr>
+          <w:lang w:val="hi_IN" w:bidi="hi_IN"/>
+        </w:rPr>
+      </w:r>
+      <w:r>
+        <w:rPr>
           <w:b/>
           <w:lang w:val="hi_IN" w:bidi="hi_IN"/>
         </w:rPr>
@@ -31421,6 +32625,20 @@
       </w:r>
       <w:r>
         <w:rPr>
+          <w:lang w:val="hi_IN" w:bidi="hi_IN"/>
+        </w:rPr>
+        <w:t>וְ⁠הֵשִׁ֤יב לֵב־אָבוֹת֙ עַל־בָּנִ֔ים וְ⁠לֵ֥ב בָּנִ֖ים עַל־אֲבוֹתָ֑⁠ם</w:t>
+      </w:r>
+    </w:p>
+    <w:p>
+      <w:pPr/>
+      <w:r>
+        <w:rPr>
+          <w:lang w:val="hi_IN" w:bidi="hi_IN"/>
+        </w:rPr>
+      </w:r>
+      <w:r>
+        <w:rPr>
           <w:b/>
           <w:lang w:val="hi_IN" w:bidi="hi_IN"/>
         </w:rPr>
@@ -31544,6 +32762,20 @@
       </w:r>
       <w:r>
         <w:rPr>
+          <w:lang w:val="hi_IN" w:bidi="hi_IN"/>
+        </w:rPr>
+        <w:t>וְ⁠הֵשִׁ֤יב לֵב־אָבוֹת֙ עַל־בָּנִ֔ים וְ⁠לֵ֥ב בָּנִ֖ים עַל־אֲבוֹתָ֑⁠ם</w:t>
+      </w:r>
+    </w:p>
+    <w:p>
+      <w:pPr/>
+      <w:r>
+        <w:rPr>
+          <w:lang w:val="hi_IN" w:bidi="hi_IN"/>
+        </w:rPr>
+      </w:r>
+      <w:r>
+        <w:rPr>
           <w:b/>
           <w:lang w:val="hi_IN" w:bidi="hi_IN"/>
         </w:rPr>
@@ -31759,6 +32991,20 @@
         <w:rPr>
           <w:lang w:val="hi_IN" w:bidi="hi_IN"/>
         </w:rPr>
+      </w:r>
+    </w:p>
+    <w:p>
+      <w:pPr/>
+      <w:r>
+        <w:rPr>
+          <w:lang w:val="hi_IN" w:bidi="hi_IN"/>
+        </w:rPr>
+      </w:r>
+      <w:r>
+        <w:rPr>
+          <w:lang w:val="hi_IN" w:bidi="hi_IN"/>
+        </w:rPr>
+        <w:t>לֵב &amp; וְ⁠לֵ֥ב</w:t>
       </w:r>
     </w:p>
     <w:p>
